--- a/4.质量管理/2.运行记录类文件/TXHS-04-18-2026年度运维服务质量管理计划.docx
+++ b/4.质量管理/2.运行记录类文件/TXHS-04-18-2026年度运维服务质量管理计划.docx
@@ -1,10 +1,11 @@
 
 <file path=word/document.xml><?xml version="1.0" encoding="utf-8"?>
-<w:document xmlns:wpc="http://schemas.microsoft.com/office/word/2010/wordprocessingCanvas" xmlns:mc="http://schemas.openxmlformats.org/markup-compatibility/2006" xmlns:o="urn:schemas-microsoft-com:office:office" xmlns:r="http://schemas.openxmlformats.org/officeDocument/2006/relationships" xmlns:m="http://schemas.openxmlformats.org/officeDocument/2006/math" xmlns:v="urn:schemas-microsoft-com:vml" xmlns:wp14="http://schemas.microsoft.com/office/word/2010/wordprocessingDrawing" xmlns:wp="http://schemas.openxmlformats.org/drawingml/2006/wordprocessingDrawing" xmlns:w="http://schemas.openxmlformats.org/wordprocessingml/2006/main" xmlns:w14="http://schemas.microsoft.com/office/word/2010/wordml" xmlns:w10="urn:schemas-microsoft-com:office:word" xmlns:w15="http://schemas.microsoft.com/office/word/2012/wordml" xmlns:wpg="http://schemas.microsoft.com/office/word/2010/wordprocessingGroup" xmlns:wpi="http://schemas.microsoft.com/office/word/2010/wordprocessingInk" xmlns:wne="http://schemas.microsoft.com/office/word/2006/wordml" xmlns:wps="http://schemas.microsoft.com/office/word/2010/wordprocessingShape" xmlns:wpsCustomData="http://www.wps.cn/officeDocument/2013/wpsCustomData" mc:Ignorable="w14 w15 wp14">
+<w:document xmlns:wpc="http://schemas.microsoft.com/office/word/2010/wordprocessingCanvas" xmlns:mc="http://schemas.openxmlformats.org/markup-compatibility/2006" xmlns:o="urn:schemas-microsoft-com:office:office" xmlns:r="http://schemas.openxmlformats.org/officeDocument/2006/relationships" xmlns:m="http://schemas.openxmlformats.org/officeDocument/2006/math" xmlns:v="urn:schemas-microsoft-com:vml" xmlns:wp14="http://schemas.microsoft.com/office/word/2010/wordprocessingDrawing" xmlns:wp="http://schemas.openxmlformats.org/drawingml/2006/wordprocessingDrawing" xmlns:w10="urn:schemas-microsoft-com:office:word" xmlns:w="http://schemas.openxmlformats.org/wordprocessingml/2006/main" xmlns:w14="http://schemas.microsoft.com/office/word/2010/wordml" xmlns:w15="http://schemas.microsoft.com/office/word/2012/wordml" xmlns:wne="http://schemas.microsoft.com/office/word/2006/wordml" xmlns:wpg="http://schemas.microsoft.com/office/word/2010/wordprocessingGroup" xmlns:wpi="http://schemas.microsoft.com/office/word/2010/wordprocessingInk" xmlns:wps="http://schemas.microsoft.com/office/word/2010/wordprocessingShape" mc:Ignorable="w14 w15 wp14">
+  <!-- Generated by Aspose.Words for .NET 13.3.0.1 -->
   <w:body>
     <w:p>
       <w:pPr>
-        <w:pStyle w:val="25"/>
+        <w:pStyle w:val="a0"/>
         <w:keepNext w:val="0"/>
         <w:keepLines w:val="0"/>
         <w:pageBreakBefore w:val="0"/>
@@ -24,7 +25,7 @@
       <w:bookmarkStart w:id="0" w:name="_Toc21969"/>
       <w:r>
         <w:drawing>
-          <wp:anchor distT="0" distB="0" distL="114300" distR="114300" simplePos="0" relativeHeight="251660288" behindDoc="1" locked="0" layoutInCell="1" allowOverlap="1">
+          <wp:anchor distT="0" distB="0" distL="114300" distR="114300" simplePos="0" relativeHeight="251659264" behindDoc="1" locked="0" layoutInCell="1" allowOverlap="1">
             <wp:simplePos x="0" y="0"/>
             <wp:positionH relativeFrom="column">
               <wp:posOffset>0</wp:posOffset>
@@ -49,7 +50,7 @@
                     </pic:cNvPicPr>
                   </pic:nvPicPr>
                   <pic:blipFill>
-                    <a:blip r:embed="rId7"/>
+                    <a:blip xmlns:r="http://schemas.openxmlformats.org/officeDocument/2006/relationships" r:embed="rId4"/>
                     <a:stretch>
                       <a:fillRect/>
                     </a:stretch>
@@ -79,7 +80,7 @@
           <w:lang w:val="en-US" w:eastAsia="zh-CN"/>
         </w:rPr>
         <w:drawing>
-          <wp:anchor distT="0" distB="0" distL="114300" distR="114300" simplePos="0" relativeHeight="251659264" behindDoc="1" locked="0" layoutInCell="1" allowOverlap="1">
+          <wp:anchor distT="0" distB="0" distL="114300" distR="114300" simplePos="0" relativeHeight="251658240" behindDoc="1" locked="0" layoutInCell="1" allowOverlap="1">
             <wp:simplePos x="0" y="0"/>
             <wp:positionH relativeFrom="column">
               <wp:posOffset>635</wp:posOffset>
@@ -104,7 +105,7 @@
                     </pic:cNvPicPr>
                   </pic:nvPicPr>
                   <pic:blipFill>
-                    <a:blip r:embed="rId8">
+                    <a:blip xmlns:r="http://schemas.openxmlformats.org/officeDocument/2006/relationships" r:embed="rId5">
                       <a:alphaModFix amt="58000"/>
                       <a:lum contrast="-52000"/>
                     </a:blip>
@@ -136,7 +137,7 @@
       </w:r>
       <w:r>
         <w:drawing>
-          <wp:anchor distT="0" distB="0" distL="114300" distR="114300" simplePos="0" relativeHeight="251661312" behindDoc="1" locked="0" layoutInCell="1" allowOverlap="1">
+          <wp:anchor distT="0" distB="0" distL="114300" distR="114300" simplePos="0" relativeHeight="251660288" behindDoc="1" locked="0" layoutInCell="1" allowOverlap="1">
             <wp:simplePos x="0" y="0"/>
             <wp:positionH relativeFrom="column">
               <wp:posOffset>-19050</wp:posOffset>
@@ -161,7 +162,7 @@
                     </pic:cNvPicPr>
                   </pic:nvPicPr>
                   <pic:blipFill>
-                    <a:blip r:embed="rId9"/>
+                    <a:blip xmlns:r="http://schemas.openxmlformats.org/officeDocument/2006/relationships" r:embed="rId6"/>
                     <a:stretch>
                       <a:fillRect/>
                     </a:stretch>
@@ -189,7 +190,7 @@
     </w:p>
     <w:p>
       <w:pPr>
-        <w:pStyle w:val="26"/>
+        <w:pStyle w:val="a1"/>
         <w:keepNext w:val="0"/>
         <w:keepLines w:val="0"/>
         <w:pageBreakBefore w:val="0"/>
@@ -236,11 +237,11 @@
         <w:adjustRightInd w:val="0"/>
         <w:snapToGrid w:val="0"/>
         <w:spacing w:after="624" w:afterLines="200" w:line="219" w:lineRule="auto"/>
-        <w:ind w:left="0" w:leftChars="0" w:right="0" w:rightChars="0" w:firstLine="0" w:firstLineChars="0"/>
+        <w:ind w:left="0" w:right="0" w:firstLine="0" w:leftChars="0" w:rightChars="0" w:firstLineChars="0"/>
         <w:jc w:val="center"/>
         <w:textAlignment w:val="baseline"/>
         <w:rPr>
-          <w:rFonts w:hint="default" w:ascii="宋体" w:hAnsi="宋体" w:eastAsia="宋体" w:cs="宋体"/>
+          <w:rFonts w:ascii="宋体" w:eastAsia="宋体" w:hAnsi="宋体" w:cs="宋体" w:hint="default"/>
           <w:sz w:val="24"/>
           <w:szCs w:val="24"/>
           <w:lang w:val="en-US" w:eastAsia="zh-CN"/>
@@ -248,7 +249,7 @@
       </w:pPr>
       <w:r>
         <w:rPr>
-          <w:rFonts w:ascii="宋体" w:hAnsi="宋体" w:eastAsia="宋体" w:cs="宋体"/>
+          <w:rFonts w:ascii="宋体" w:eastAsia="宋体" w:hAnsi="宋体" w:cs="宋体"/>
           <w:b/>
           <w:bCs/>
           <w:spacing w:val="-3"/>
@@ -259,7 +260,7 @@
       </w:r>
       <w:r>
         <w:rPr>
-          <w:rFonts w:hint="eastAsia" w:ascii="宋体" w:hAnsi="宋体" w:eastAsia="宋体" w:cs="宋体"/>
+          <w:rFonts w:ascii="宋体" w:eastAsia="宋体" w:hAnsi="宋体" w:cs="宋体" w:hint="eastAsia"/>
           <w:b/>
           <w:bCs/>
           <w:spacing w:val="-3"/>
@@ -271,7 +272,7 @@
       </w:r>
       <w:r>
         <w:rPr>
-          <w:rFonts w:ascii="宋体" w:hAnsi="宋体" w:eastAsia="宋体" w:cs="宋体"/>
+          <w:rFonts w:ascii="宋体" w:eastAsia="宋体" w:hAnsi="宋体" w:cs="宋体"/>
           <w:b/>
           <w:bCs/>
           <w:spacing w:val="-3"/>
@@ -282,7 +283,7 @@
       </w:r>
       <w:r>
         <w:rPr>
-          <w:rFonts w:hint="eastAsia" w:ascii="宋体" w:hAnsi="宋体" w:cs="宋体"/>
+          <w:rFonts w:ascii="宋体" w:hAnsi="宋体" w:cs="宋体" w:hint="eastAsia"/>
           <w:b/>
           <w:bCs/>
           <w:spacing w:val="-3"/>
@@ -294,7 +295,7 @@
       </w:r>
       <w:r>
         <w:rPr>
-          <w:rFonts w:ascii="宋体" w:hAnsi="宋体" w:eastAsia="宋体" w:cs="宋体"/>
+          <w:rFonts w:ascii="宋体" w:eastAsia="宋体" w:hAnsi="宋体" w:cs="宋体"/>
           <w:b/>
           <w:bCs/>
           <w:spacing w:val="-3"/>
@@ -305,7 +306,7 @@
       </w:r>
       <w:r>
         <w:rPr>
-          <w:rFonts w:hint="eastAsia" w:ascii="宋体" w:hAnsi="宋体" w:cs="宋体"/>
+          <w:rFonts w:ascii="宋体" w:hAnsi="宋体" w:cs="宋体" w:hint="eastAsia"/>
           <w:b/>
           <w:bCs/>
           <w:spacing w:val="-3"/>
@@ -318,18 +319,17 @@
     </w:p>
     <w:tbl>
       <w:tblPr>
-        <w:tblStyle w:val="21"/>
+        <w:tblStyle w:val="TableGrid"/>
         <w:tblW w:w="0" w:type="auto"/>
         <w:jc w:val="center"/>
         <w:tblBorders>
-          <w:top w:val="none" w:color="auto" w:sz="0" w:space="0"/>
-          <w:left w:val="none" w:color="auto" w:sz="0" w:space="0"/>
-          <w:bottom w:val="none" w:color="auto" w:sz="0" w:space="0"/>
-          <w:right w:val="none" w:color="auto" w:sz="0" w:space="0"/>
-          <w:insideH w:val="none" w:color="auto" w:sz="0" w:space="0"/>
-          <w:insideV w:val="none" w:color="auto" w:sz="0" w:space="0"/>
+          <w:top w:val="nil"/>
+          <w:left w:val="nil"/>
+          <w:bottom w:val="nil"/>
+          <w:right w:val="nil"/>
+          <w:insideH w:val="nil"/>
+          <w:insideV w:val="nil"/>
         </w:tblBorders>
-        <w:tblLayout w:type="autofit"/>
         <w:tblCellMar>
           <w:top w:w="0" w:type="dxa"/>
           <w:left w:w="108" w:type="dxa"/>
@@ -343,13 +343,15 @@
       </w:tblGrid>
       <w:tr>
         <w:tblPrEx>
+          <w:tblW w:w="0" w:type="auto"/>
+          <w:jc w:val="center"/>
           <w:tblBorders>
-            <w:top w:val="none" w:color="auto" w:sz="0" w:space="0"/>
-            <w:left w:val="none" w:color="auto" w:sz="0" w:space="0"/>
-            <w:bottom w:val="none" w:color="auto" w:sz="0" w:space="0"/>
-            <w:right w:val="none" w:color="auto" w:sz="0" w:space="0"/>
-            <w:insideH w:val="none" w:color="auto" w:sz="0" w:space="0"/>
-            <w:insideV w:val="none" w:color="auto" w:sz="0" w:space="0"/>
+            <w:top w:val="nil"/>
+            <w:left w:val="nil"/>
+            <w:bottom w:val="nil"/>
+            <w:right w:val="nil"/>
+            <w:insideH w:val="nil"/>
+            <w:insideV w:val="nil"/>
           </w:tblBorders>
           <w:tblCellMar>
             <w:top w:w="0" w:type="dxa"/>
@@ -359,7 +361,7 @@
           </w:tblCellMar>
         </w:tblPrEx>
         <w:trPr>
-          <w:trHeight w:val="810" w:hRule="atLeast"/>
+          <w:trHeight w:val="810"/>
           <w:jc w:val="center"/>
         </w:trPr>
         <w:tc>
@@ -398,7 +400,7 @@
             </w:r>
             <w:r>
               <w:rPr>
-                <w:rFonts w:hint="default" w:asciiTheme="minorAscii" w:hAnsiTheme="minorAscii" w:eastAsiaTheme="minorEastAsia"/>
+                <w:rFonts w:asciiTheme="minorAscii" w:eastAsiaTheme="minorEastAsia" w:hAnsiTheme="minorAscii" w:hint="default"/>
                 <w:spacing w:val="227"/>
                 <w:sz w:val="21"/>
                 <w:vertAlign w:val="baseline"/>
@@ -453,7 +455,7 @@
             </w:r>
             <w:r>
               <w:rPr>
-                <w:rFonts w:hint="eastAsia" w:asciiTheme="minorAscii" w:hAnsiTheme="minorAscii" w:eastAsiaTheme="minorEastAsia"/>
+                <w:rFonts w:asciiTheme="minorAscii" w:eastAsiaTheme="minorEastAsia" w:hAnsiTheme="minorAscii" w:hint="eastAsia"/>
                 <w:spacing w:val="227"/>
                 <w:sz w:val="21"/>
                 <w:vertAlign w:val="baseline"/>
@@ -475,14 +477,8 @@
       </w:tr>
       <w:tr>
         <w:tblPrEx>
-          <w:tblBorders>
-            <w:top w:val="none" w:color="auto" w:sz="0" w:space="0"/>
-            <w:left w:val="none" w:color="auto" w:sz="0" w:space="0"/>
-            <w:bottom w:val="none" w:color="auto" w:sz="0" w:space="0"/>
-            <w:right w:val="none" w:color="auto" w:sz="0" w:space="0"/>
-            <w:insideH w:val="none" w:color="auto" w:sz="0" w:space="0"/>
-            <w:insideV w:val="none" w:color="auto" w:sz="0" w:space="0"/>
-          </w:tblBorders>
+          <w:tblW w:w="0" w:type="auto"/>
+          <w:jc w:val="center"/>
           <w:tblCellMar>
             <w:top w:w="0" w:type="dxa"/>
             <w:left w:w="108" w:type="dxa"/>
@@ -491,7 +487,7 @@
           </w:tblCellMar>
         </w:tblPrEx>
         <w:trPr>
-          <w:trHeight w:val="810" w:hRule="atLeast"/>
+          <w:trHeight w:val="810"/>
           <w:jc w:val="center"/>
         </w:trPr>
         <w:tc>
@@ -516,7 +512,7 @@
               <w:snapToGrid w:val="0"/>
               <w:textAlignment w:val="baseline"/>
               <w:rPr>
-                <w:rFonts w:hint="default" w:ascii="Arial" w:hAnsi="Arial" w:eastAsia="Arial" w:cs="Arial"/>
+                <w:rFonts w:ascii="Arial" w:eastAsia="Arial" w:hAnsi="Arial" w:cs="Arial" w:hint="default"/>
                 <w:snapToGrid w:val="0"/>
                 <w:color w:val="000000"/>
                 <w:kern w:val="0"/>
@@ -548,7 +544,7 @@
             </w:r>
             <w:r>
               <w:rPr>
-                <w:rFonts w:hint="default" w:asciiTheme="minorAscii" w:hAnsiTheme="minorAscii" w:eastAsiaTheme="minorEastAsia"/>
+                <w:rFonts w:asciiTheme="minorAscii" w:eastAsiaTheme="minorEastAsia" w:hAnsiTheme="minorAscii" w:hint="default"/>
                 <w:spacing w:val="227"/>
                 <w:sz w:val="21"/>
                 <w:vertAlign w:val="baseline"/>
@@ -602,7 +598,7 @@
               <w:snapToGrid w:val="0"/>
               <w:textAlignment w:val="baseline"/>
               <w:rPr>
-                <w:rFonts w:hint="default" w:ascii="Arial" w:hAnsi="Arial" w:eastAsia="Arial" w:cs="Arial"/>
+                <w:rFonts w:ascii="Arial" w:eastAsia="Arial" w:hAnsi="Arial" w:cs="Arial" w:hint="default"/>
                 <w:snapToGrid w:val="0"/>
                 <w:color w:val="000000"/>
                 <w:kern w:val="0"/>
@@ -622,7 +618,7 @@
             </w:r>
             <w:r>
               <w:rPr>
-                <w:rFonts w:hint="eastAsia" w:asciiTheme="minorAscii" w:hAnsiTheme="minorAscii" w:eastAsiaTheme="minorEastAsia"/>
+                <w:rFonts w:asciiTheme="minorAscii" w:eastAsiaTheme="minorEastAsia" w:hAnsiTheme="minorAscii" w:hint="eastAsia"/>
                 <w:spacing w:val="227"/>
                 <w:sz w:val="21"/>
                 <w:vertAlign w:val="baseline"/>
@@ -644,14 +640,8 @@
       </w:tr>
       <w:tr>
         <w:tblPrEx>
-          <w:tblBorders>
-            <w:top w:val="none" w:color="auto" w:sz="0" w:space="0"/>
-            <w:left w:val="none" w:color="auto" w:sz="0" w:space="0"/>
-            <w:bottom w:val="none" w:color="auto" w:sz="0" w:space="0"/>
-            <w:right w:val="none" w:color="auto" w:sz="0" w:space="0"/>
-            <w:insideH w:val="none" w:color="auto" w:sz="0" w:space="0"/>
-            <w:insideV w:val="none" w:color="auto" w:sz="0" w:space="0"/>
-          </w:tblBorders>
+          <w:tblW w:w="0" w:type="auto"/>
+          <w:jc w:val="center"/>
           <w:tblCellMar>
             <w:top w:w="0" w:type="dxa"/>
             <w:left w:w="108" w:type="dxa"/>
@@ -660,7 +650,7 @@
           </w:tblCellMar>
         </w:tblPrEx>
         <w:trPr>
-          <w:trHeight w:val="635" w:hRule="atLeast"/>
+          <w:trHeight w:val="635"/>
           <w:jc w:val="center"/>
         </w:trPr>
         <w:tc>
@@ -711,7 +701,7 @@
             </w:r>
             <w:r>
               <w:rPr>
-                <w:rFonts w:hint="eastAsia" w:asciiTheme="minorAscii" w:hAnsiTheme="minorAscii" w:eastAsiaTheme="minorEastAsia"/>
+                <w:rFonts w:asciiTheme="minorAscii" w:eastAsiaTheme="minorEastAsia" w:hAnsiTheme="minorAscii" w:hint="eastAsia"/>
                 <w:spacing w:val="227"/>
                 <w:sz w:val="21"/>
                 <w:vertAlign w:val="baseline"/>
@@ -721,7 +711,7 @@
             </w:r>
             <w:r>
               <w:rPr>
-                <w:rFonts w:hint="eastAsia" w:asciiTheme="minorAscii" w:hAnsiTheme="minorAscii" w:eastAsiaTheme="minorEastAsia"/>
+                <w:rFonts w:asciiTheme="minorAscii" w:eastAsiaTheme="minorEastAsia" w:hAnsiTheme="minorAscii" w:hint="eastAsia"/>
                 <w:spacing w:val="0"/>
                 <w:kern w:val="0"/>
                 <w:sz w:val="21"/>
@@ -769,7 +759,7 @@
             </w:r>
             <w:r>
               <w:rPr>
-                <w:rFonts w:hint="eastAsia" w:asciiTheme="minorAscii" w:hAnsiTheme="minorAscii" w:eastAsiaTheme="minorEastAsia"/>
+                <w:rFonts w:asciiTheme="minorAscii" w:eastAsiaTheme="minorEastAsia" w:hAnsiTheme="minorAscii" w:hint="eastAsia"/>
                 <w:spacing w:val="227"/>
                 <w:sz w:val="21"/>
                 <w:vertAlign w:val="baseline"/>
@@ -830,14 +820,14 @@
         <w:ind w:left="3634"/>
         <w:textAlignment w:val="baseline"/>
         <w:rPr>
-          <w:rFonts w:ascii="宋体" w:hAnsi="宋体" w:eastAsia="宋体" w:cs="宋体"/>
+          <w:rFonts w:ascii="宋体" w:eastAsia="宋体" w:hAnsi="宋体" w:cs="宋体"/>
           <w:sz w:val="31"/>
           <w:szCs w:val="31"/>
         </w:rPr>
       </w:pPr>
       <w:r>
         <w:rPr>
-          <w:rFonts w:ascii="宋体" w:hAnsi="宋体" w:eastAsia="宋体" w:cs="宋体"/>
+          <w:rFonts w:ascii="宋体" w:eastAsia="宋体" w:hAnsi="宋体" w:cs="宋体"/>
           <w:b/>
           <w:bCs/>
           <w:spacing w:val="4"/>
@@ -849,16 +839,16 @@
     </w:p>
     <w:tbl>
       <w:tblPr>
-        <w:tblStyle w:val="27"/>
+        <w:tblStyle w:val="TableNormal0"/>
         <w:tblW w:w="8214" w:type="dxa"/>
         <w:jc w:val="center"/>
         <w:tblBorders>
-          <w:top w:val="single" w:color="000000" w:sz="2" w:space="0"/>
-          <w:left w:val="single" w:color="000000" w:sz="2" w:space="0"/>
-          <w:bottom w:val="single" w:color="000000" w:sz="2" w:space="0"/>
-          <w:right w:val="single" w:color="000000" w:sz="2" w:space="0"/>
-          <w:insideH w:val="single" w:color="000000" w:sz="2" w:space="0"/>
-          <w:insideV w:val="single" w:color="000000" w:sz="2" w:space="0"/>
+          <w:top w:val="single" w:sz="2" w:space="0" w:color="000000"/>
+          <w:left w:val="single" w:sz="2" w:space="0" w:color="000000"/>
+          <w:bottom w:val="single" w:sz="2" w:space="0" w:color="000000"/>
+          <w:right w:val="single" w:sz="2" w:space="0" w:color="000000"/>
+          <w:insideH w:val="single" w:sz="2" w:space="0" w:color="000000"/>
+          <w:insideV w:val="single" w:sz="2" w:space="0" w:color="000000"/>
         </w:tblBorders>
         <w:tblLayout w:type="fixed"/>
         <w:tblCellMar>
@@ -878,14 +868,17 @@
       </w:tblGrid>
       <w:tr>
         <w:tblPrEx>
+          <w:tblW w:w="8214" w:type="dxa"/>
+          <w:jc w:val="center"/>
           <w:tblBorders>
-            <w:top w:val="single" w:color="000000" w:sz="2" w:space="0"/>
-            <w:left w:val="single" w:color="000000" w:sz="2" w:space="0"/>
-            <w:bottom w:val="single" w:color="000000" w:sz="2" w:space="0"/>
-            <w:right w:val="single" w:color="000000" w:sz="2" w:space="0"/>
-            <w:insideH w:val="single" w:color="000000" w:sz="2" w:space="0"/>
-            <w:insideV w:val="single" w:color="000000" w:sz="2" w:space="0"/>
+            <w:top w:val="single" w:sz="2" w:space="0" w:color="000000"/>
+            <w:left w:val="single" w:sz="2" w:space="0" w:color="000000"/>
+            <w:bottom w:val="single" w:sz="2" w:space="0" w:color="000000"/>
+            <w:right w:val="single" w:sz="2" w:space="0" w:color="000000"/>
+            <w:insideH w:val="single" w:sz="2" w:space="0" w:color="000000"/>
+            <w:insideV w:val="single" w:sz="2" w:space="0" w:color="000000"/>
           </w:tblBorders>
+          <w:tblLayout w:type="fixed"/>
           <w:tblCellMar>
             <w:top w:w="0" w:type="dxa"/>
             <w:left w:w="0" w:type="dxa"/>
@@ -894,7 +887,7 @@
           </w:tblCellMar>
         </w:tblPrEx>
         <w:trPr>
-          <w:trHeight w:val="593" w:hRule="atLeast"/>
+          <w:trHeight w:val="593"/>
           <w:jc w:val="center"/>
         </w:trPr>
         <w:tc>
@@ -917,18 +910,18 @@
               <w:adjustRightInd w:val="0"/>
               <w:snapToGrid w:val="0"/>
               <w:spacing w:before="176" w:line="228" w:lineRule="auto"/>
-              <w:ind w:left="0" w:leftChars="0" w:right="0" w:rightChars="0" w:firstLine="0" w:firstLineChars="0"/>
+              <w:ind w:left="0" w:right="0" w:firstLine="0" w:leftChars="0" w:rightChars="0" w:firstLineChars="0"/>
               <w:jc w:val="center"/>
               <w:textAlignment w:val="baseline"/>
               <w:rPr>
-                <w:rFonts w:ascii="宋体" w:hAnsi="宋体" w:eastAsia="宋体" w:cs="宋体"/>
+                <w:rFonts w:ascii="宋体" w:eastAsia="宋体" w:hAnsi="宋体" w:cs="宋体"/>
                 <w:sz w:val="20"/>
                 <w:szCs w:val="20"/>
               </w:rPr>
             </w:pPr>
             <w:r>
               <w:rPr>
-                <w:rFonts w:hint="eastAsia" w:ascii="宋体" w:hAnsi="宋体" w:cs="宋体"/>
+                <w:rFonts w:ascii="宋体" w:hAnsi="宋体" w:cs="宋体" w:hint="eastAsia"/>
                 <w:spacing w:val="-14"/>
                 <w:sz w:val="20"/>
                 <w:szCs w:val="20"/>
@@ -938,7 +931,7 @@
             </w:r>
             <w:r>
               <w:rPr>
-                <w:rFonts w:ascii="宋体" w:hAnsi="宋体" w:eastAsia="宋体" w:cs="宋体"/>
+                <w:rFonts w:ascii="宋体" w:eastAsia="宋体" w:hAnsi="宋体" w:cs="宋体"/>
                 <w:spacing w:val="-14"/>
                 <w:sz w:val="20"/>
                 <w:szCs w:val="20"/>
@@ -967,18 +960,18 @@
               <w:adjustRightInd w:val="0"/>
               <w:snapToGrid w:val="0"/>
               <w:spacing w:before="175" w:line="227" w:lineRule="auto"/>
-              <w:ind w:left="0" w:leftChars="0" w:right="0" w:rightChars="0" w:firstLine="0" w:firstLineChars="0"/>
+              <w:ind w:left="0" w:right="0" w:firstLine="0" w:leftChars="0" w:rightChars="0" w:firstLineChars="0"/>
               <w:jc w:val="center"/>
               <w:textAlignment w:val="baseline"/>
               <w:rPr>
-                <w:rFonts w:ascii="宋体" w:hAnsi="宋体" w:eastAsia="宋体" w:cs="宋体"/>
+                <w:rFonts w:ascii="宋体" w:eastAsia="宋体" w:hAnsi="宋体" w:cs="宋体"/>
                 <w:sz w:val="20"/>
                 <w:szCs w:val="20"/>
               </w:rPr>
             </w:pPr>
             <w:r>
               <w:rPr>
-                <w:rFonts w:ascii="宋体" w:hAnsi="宋体" w:eastAsia="宋体" w:cs="宋体"/>
+                <w:rFonts w:ascii="宋体" w:eastAsia="宋体" w:hAnsi="宋体" w:cs="宋体"/>
                 <w:spacing w:val="4"/>
                 <w:sz w:val="20"/>
                 <w:szCs w:val="20"/>
@@ -1007,18 +1000,18 @@
               <w:adjustRightInd w:val="0"/>
               <w:snapToGrid w:val="0"/>
               <w:spacing w:before="175" w:line="228" w:lineRule="auto"/>
-              <w:ind w:left="0" w:leftChars="0" w:right="0" w:rightChars="0" w:firstLine="0" w:firstLineChars="0"/>
+              <w:ind w:left="0" w:right="0" w:firstLine="0" w:leftChars="0" w:rightChars="0" w:firstLineChars="0"/>
               <w:jc w:val="center"/>
               <w:textAlignment w:val="baseline"/>
               <w:rPr>
-                <w:rFonts w:ascii="宋体" w:hAnsi="宋体" w:eastAsia="宋体" w:cs="宋体"/>
+                <w:rFonts w:ascii="宋体" w:eastAsia="宋体" w:hAnsi="宋体" w:cs="宋体"/>
                 <w:sz w:val="20"/>
                 <w:szCs w:val="20"/>
               </w:rPr>
             </w:pPr>
             <w:r>
               <w:rPr>
-                <w:rFonts w:ascii="宋体" w:hAnsi="宋体" w:eastAsia="宋体" w:cs="宋体"/>
+                <w:rFonts w:ascii="宋体" w:eastAsia="宋体" w:hAnsi="宋体" w:cs="宋体"/>
                 <w:spacing w:val="7"/>
                 <w:sz w:val="20"/>
                 <w:szCs w:val="20"/>
@@ -1047,11 +1040,11 @@
               <w:adjustRightInd w:val="0"/>
               <w:snapToGrid w:val="0"/>
               <w:spacing w:before="175" w:line="228" w:lineRule="auto"/>
-              <w:ind w:left="0" w:leftChars="0" w:right="0" w:rightChars="0" w:firstLine="0" w:firstLineChars="0"/>
+              <w:ind w:left="0" w:right="0" w:firstLine="0" w:leftChars="0" w:rightChars="0" w:firstLineChars="0"/>
               <w:jc w:val="center"/>
               <w:textAlignment w:val="baseline"/>
               <w:rPr>
-                <w:rFonts w:hint="eastAsia" w:ascii="宋体" w:hAnsi="宋体" w:eastAsia="宋体" w:cs="宋体"/>
+                <w:rFonts w:ascii="宋体" w:eastAsia="宋体" w:hAnsi="宋体" w:cs="宋体" w:hint="eastAsia"/>
                 <w:spacing w:val="7"/>
                 <w:sz w:val="20"/>
                 <w:szCs w:val="20"/>
@@ -1060,7 +1053,7 @@
             </w:pPr>
             <w:r>
               <w:rPr>
-                <w:rFonts w:hint="eastAsia" w:ascii="宋体" w:hAnsi="宋体" w:cs="宋体"/>
+                <w:rFonts w:ascii="宋体" w:hAnsi="宋体" w:cs="宋体" w:hint="eastAsia"/>
                 <w:spacing w:val="7"/>
                 <w:sz w:val="20"/>
                 <w:szCs w:val="20"/>
@@ -1090,11 +1083,11 @@
               <w:adjustRightInd w:val="0"/>
               <w:snapToGrid w:val="0"/>
               <w:spacing w:before="175" w:line="228" w:lineRule="auto"/>
-              <w:ind w:left="0" w:leftChars="0" w:right="0" w:rightChars="0" w:firstLine="0" w:firstLineChars="0"/>
+              <w:ind w:left="0" w:right="0" w:firstLine="0" w:leftChars="0" w:rightChars="0" w:firstLineChars="0"/>
               <w:jc w:val="center"/>
               <w:textAlignment w:val="baseline"/>
               <w:rPr>
-                <w:rFonts w:hint="default" w:ascii="宋体" w:hAnsi="宋体" w:cs="宋体"/>
+                <w:rFonts w:ascii="宋体" w:hAnsi="宋体" w:cs="宋体" w:hint="default"/>
                 <w:spacing w:val="7"/>
                 <w:sz w:val="20"/>
                 <w:szCs w:val="20"/>
@@ -1103,7 +1096,7 @@
             </w:pPr>
             <w:r>
               <w:rPr>
-                <w:rFonts w:hint="eastAsia" w:ascii="宋体" w:hAnsi="宋体" w:cs="宋体"/>
+                <w:rFonts w:ascii="宋体" w:hAnsi="宋体" w:cs="宋体" w:hint="eastAsia"/>
                 <w:spacing w:val="7"/>
                 <w:sz w:val="20"/>
                 <w:szCs w:val="20"/>
@@ -1133,18 +1126,18 @@
               <w:adjustRightInd w:val="0"/>
               <w:snapToGrid w:val="0"/>
               <w:spacing w:before="176" w:line="229" w:lineRule="auto"/>
-              <w:ind w:left="0" w:leftChars="0" w:right="0" w:rightChars="0" w:firstLine="0" w:firstLineChars="0"/>
+              <w:ind w:left="0" w:right="0" w:firstLine="0" w:leftChars="0" w:rightChars="0" w:firstLineChars="0"/>
               <w:jc w:val="center"/>
               <w:textAlignment w:val="baseline"/>
               <w:rPr>
-                <w:rFonts w:ascii="宋体" w:hAnsi="宋体" w:eastAsia="宋体" w:cs="宋体"/>
+                <w:rFonts w:ascii="宋体" w:eastAsia="宋体" w:hAnsi="宋体" w:cs="宋体"/>
                 <w:sz w:val="20"/>
                 <w:szCs w:val="20"/>
               </w:rPr>
             </w:pPr>
             <w:r>
               <w:rPr>
-                <w:rFonts w:ascii="宋体" w:hAnsi="宋体" w:eastAsia="宋体" w:cs="宋体"/>
+                <w:rFonts w:ascii="宋体" w:eastAsia="宋体" w:hAnsi="宋体" w:cs="宋体"/>
                 <w:spacing w:val="7"/>
                 <w:sz w:val="20"/>
                 <w:szCs w:val="20"/>
@@ -1156,14 +1149,9 @@
       </w:tr>
       <w:tr>
         <w:tblPrEx>
-          <w:tblBorders>
-            <w:top w:val="single" w:color="000000" w:sz="2" w:space="0"/>
-            <w:left w:val="single" w:color="000000" w:sz="2" w:space="0"/>
-            <w:bottom w:val="single" w:color="000000" w:sz="2" w:space="0"/>
-            <w:right w:val="single" w:color="000000" w:sz="2" w:space="0"/>
-            <w:insideH w:val="single" w:color="000000" w:sz="2" w:space="0"/>
-            <w:insideV w:val="single" w:color="000000" w:sz="2" w:space="0"/>
-          </w:tblBorders>
+          <w:tblW w:w="8214" w:type="dxa"/>
+          <w:jc w:val="center"/>
+          <w:tblLayout w:type="fixed"/>
           <w:tblCellMar>
             <w:top w:w="0" w:type="dxa"/>
             <w:left w:w="0" w:type="dxa"/>
@@ -1172,7 +1160,7 @@
           </w:tblCellMar>
         </w:tblPrEx>
         <w:trPr>
-          <w:trHeight w:val="516" w:hRule="atLeast"/>
+          <w:trHeight w:val="516"/>
           <w:jc w:val="center"/>
         </w:trPr>
         <w:tc>
@@ -1195,11 +1183,11 @@
               <w:adjustRightInd w:val="0"/>
               <w:snapToGrid w:val="0"/>
               <w:spacing w:before="173" w:line="267" w:lineRule="exact"/>
-              <w:ind w:left="0" w:leftChars="0" w:right="0" w:rightChars="0" w:firstLine="0" w:firstLineChars="0"/>
+              <w:ind w:left="0" w:right="0" w:firstLine="0" w:leftChars="0" w:rightChars="0" w:firstLineChars="0"/>
               <w:jc w:val="center"/>
               <w:textAlignment w:val="baseline"/>
               <w:rPr>
-                <w:rFonts w:hint="default" w:ascii="宋体" w:hAnsi="宋体" w:eastAsia="宋体" w:cs="宋体"/>
+                <w:rFonts w:ascii="宋体" w:eastAsia="宋体" w:hAnsi="宋体" w:cs="宋体" w:hint="default"/>
                 <w:sz w:val="20"/>
                 <w:szCs w:val="20"/>
                 <w:lang w:val="en-US"/>
@@ -1207,7 +1195,7 @@
             </w:pPr>
             <w:r>
               <w:rPr>
-                <w:rFonts w:ascii="宋体" w:hAnsi="宋体" w:eastAsia="宋体" w:cs="宋体"/>
+                <w:rFonts w:ascii="宋体" w:eastAsia="宋体" w:hAnsi="宋体" w:cs="宋体"/>
                 <w:spacing w:val="3"/>
                 <w:position w:val="1"/>
                 <w:sz w:val="20"/>
@@ -1217,7 +1205,7 @@
             </w:r>
             <w:r>
               <w:rPr>
-                <w:rFonts w:hint="eastAsia" w:ascii="宋体" w:hAnsi="宋体" w:cs="宋体"/>
+                <w:rFonts w:ascii="宋体" w:hAnsi="宋体" w:cs="宋体" w:hint="eastAsia"/>
                 <w:spacing w:val="3"/>
                 <w:position w:val="1"/>
                 <w:sz w:val="20"/>
@@ -1228,7 +1216,7 @@
             </w:r>
             <w:r>
               <w:rPr>
-                <w:rFonts w:ascii="宋体" w:hAnsi="宋体" w:eastAsia="宋体" w:cs="宋体"/>
+                <w:rFonts w:ascii="宋体" w:eastAsia="宋体" w:hAnsi="宋体" w:cs="宋体"/>
                 <w:spacing w:val="3"/>
                 <w:position w:val="1"/>
                 <w:sz w:val="20"/>
@@ -1238,7 +1226,7 @@
             </w:r>
             <w:r>
               <w:rPr>
-                <w:rFonts w:hint="eastAsia" w:ascii="宋体" w:hAnsi="宋体" w:cs="宋体"/>
+                <w:rFonts w:ascii="宋体" w:hAnsi="宋体" w:cs="宋体" w:hint="eastAsia"/>
                 <w:spacing w:val="3"/>
                 <w:position w:val="1"/>
                 <w:sz w:val="20"/>
@@ -1269,18 +1257,18 @@
               <w:adjustRightInd w:val="0"/>
               <w:snapToGrid w:val="0"/>
               <w:spacing w:before="173" w:line="267" w:lineRule="exact"/>
-              <w:ind w:left="0" w:leftChars="0" w:right="0" w:rightChars="0" w:firstLine="0" w:firstLineChars="0"/>
+              <w:ind w:left="0" w:right="0" w:firstLine="0" w:leftChars="0" w:rightChars="0" w:firstLineChars="0"/>
               <w:jc w:val="center"/>
               <w:textAlignment w:val="baseline"/>
               <w:rPr>
-                <w:rFonts w:ascii="宋体" w:hAnsi="宋体" w:eastAsia="宋体" w:cs="宋体"/>
+                <w:rFonts w:ascii="宋体" w:eastAsia="宋体" w:hAnsi="宋体" w:cs="宋体"/>
                 <w:sz w:val="20"/>
                 <w:szCs w:val="20"/>
               </w:rPr>
             </w:pPr>
             <w:r>
               <w:rPr>
-                <w:rFonts w:ascii="宋体" w:hAnsi="宋体" w:eastAsia="宋体" w:cs="宋体"/>
+                <w:rFonts w:ascii="宋体" w:eastAsia="宋体" w:hAnsi="宋体" w:cs="宋体"/>
                 <w:spacing w:val="4"/>
                 <w:position w:val="1"/>
                 <w:sz w:val="20"/>
@@ -1310,18 +1298,18 @@
               <w:adjustRightInd w:val="0"/>
               <w:snapToGrid w:val="0"/>
               <w:spacing w:before="172" w:line="228" w:lineRule="auto"/>
-              <w:ind w:left="0" w:leftChars="0" w:right="0" w:rightChars="0" w:firstLine="0" w:firstLineChars="0"/>
+              <w:ind w:left="0" w:right="0" w:firstLine="0" w:leftChars="0" w:rightChars="0" w:firstLineChars="0"/>
               <w:jc w:val="center"/>
               <w:textAlignment w:val="baseline"/>
               <w:rPr>
-                <w:rFonts w:ascii="宋体" w:hAnsi="宋体" w:eastAsia="宋体" w:cs="宋体"/>
+                <w:rFonts w:ascii="宋体" w:eastAsia="宋体" w:hAnsi="宋体" w:cs="宋体"/>
                 <w:sz w:val="20"/>
                 <w:szCs w:val="20"/>
               </w:rPr>
             </w:pPr>
             <w:r>
               <w:rPr>
-                <w:rFonts w:ascii="宋体" w:hAnsi="宋体" w:eastAsia="宋体" w:cs="宋体"/>
+                <w:rFonts w:ascii="宋体" w:eastAsia="宋体" w:hAnsi="宋体" w:cs="宋体"/>
                 <w:spacing w:val="200"/>
                 <w:kern w:val="0"/>
                 <w:sz w:val="20"/>
@@ -1331,7 +1319,7 @@
             </w:r>
             <w:r>
               <w:rPr>
-                <w:rFonts w:ascii="宋体" w:hAnsi="宋体" w:eastAsia="宋体" w:cs="宋体"/>
+                <w:rFonts w:ascii="宋体" w:eastAsia="宋体" w:hAnsi="宋体" w:cs="宋体"/>
                 <w:spacing w:val="0"/>
                 <w:kern w:val="0"/>
                 <w:sz w:val="20"/>
@@ -1361,11 +1349,11 @@
               <w:adjustRightInd w:val="0"/>
               <w:snapToGrid w:val="0"/>
               <w:spacing w:before="173" w:line="229" w:lineRule="auto"/>
-              <w:ind w:left="0" w:leftChars="0" w:right="0" w:rightChars="0" w:firstLine="0" w:firstLineChars="0"/>
+              <w:ind w:left="0" w:right="0" w:firstLine="0" w:leftChars="0" w:rightChars="0" w:firstLineChars="0"/>
               <w:jc w:val="center"/>
               <w:textAlignment w:val="baseline"/>
               <w:rPr>
-                <w:rFonts w:ascii="宋体" w:hAnsi="宋体" w:eastAsia="宋体" w:cs="宋体"/>
+                <w:rFonts w:ascii="宋体" w:eastAsia="宋体" w:hAnsi="宋体" w:cs="宋体"/>
                 <w:spacing w:val="200"/>
                 <w:kern w:val="0"/>
                 <w:sz w:val="20"/>
@@ -1374,14 +1362,14 @@
             </w:pPr>
             <w:r>
               <w:rPr>
-                <w:rFonts w:hint="eastAsia" w:asciiTheme="minorAscii" w:hAnsiTheme="minorAscii" w:eastAsiaTheme="minorEastAsia"/>
+                <w:rFonts w:asciiTheme="minorAscii" w:eastAsiaTheme="minorEastAsia" w:hAnsiTheme="minorAscii" w:hint="eastAsia"/>
                 <w:spacing w:val="0"/>
                 <w:kern w:val="0"/>
                 <w:sz w:val="21"/>
                 <w:vertAlign w:val="baseline"/>
                 <w:lang w:val="en-US" w:eastAsia="zh-CN"/>
               </w:rPr>
-              <w:t>沈坚</w:t>
+              <w:t>李伟</w:t>
             </w:r>
           </w:p>
         </w:tc>
@@ -1405,11 +1393,11 @@
               <w:adjustRightInd w:val="0"/>
               <w:snapToGrid w:val="0"/>
               <w:spacing w:before="173" w:line="229" w:lineRule="auto"/>
-              <w:ind w:left="0" w:leftChars="0" w:right="0" w:rightChars="0" w:firstLine="0" w:firstLineChars="0"/>
+              <w:ind w:left="0" w:right="0" w:firstLine="0" w:leftChars="0" w:rightChars="0" w:firstLineChars="0"/>
               <w:jc w:val="center"/>
               <w:textAlignment w:val="baseline"/>
               <w:rPr>
-                <w:rFonts w:ascii="宋体" w:hAnsi="宋体" w:eastAsia="宋体" w:cs="宋体"/>
+                <w:rFonts w:ascii="宋体" w:eastAsia="宋体" w:hAnsi="宋体" w:cs="宋体"/>
                 <w:spacing w:val="200"/>
                 <w:kern w:val="0"/>
                 <w:sz w:val="20"/>
@@ -1418,14 +1406,14 @@
             </w:pPr>
             <w:r>
               <w:rPr>
-                <w:rFonts w:hint="eastAsia" w:asciiTheme="minorAscii" w:hAnsiTheme="minorAscii" w:eastAsiaTheme="minorEastAsia"/>
+                <w:rFonts w:asciiTheme="minorAscii" w:eastAsiaTheme="minorEastAsia" w:hAnsiTheme="minorAscii" w:hint="eastAsia"/>
                 <w:spacing w:val="0"/>
                 <w:kern w:val="0"/>
                 <w:sz w:val="21"/>
                 <w:vertAlign w:val="baseline"/>
                 <w:lang w:val="en-US" w:eastAsia="zh-CN"/>
               </w:rPr>
-              <w:t>茅建根</w:t>
+              <w:t>陈凯</w:t>
             </w:r>
           </w:p>
         </w:tc>
@@ -1449,18 +1437,18 @@
               <w:adjustRightInd w:val="0"/>
               <w:snapToGrid w:val="0"/>
               <w:spacing w:before="173" w:line="229" w:lineRule="auto"/>
-              <w:ind w:left="0" w:leftChars="0" w:right="0" w:rightChars="0" w:firstLine="0" w:firstLineChars="0"/>
+              <w:ind w:left="0" w:right="0" w:firstLine="0" w:leftChars="0" w:rightChars="0" w:firstLineChars="0"/>
               <w:jc w:val="center"/>
               <w:textAlignment w:val="baseline"/>
               <w:rPr>
-                <w:rFonts w:ascii="宋体" w:hAnsi="宋体" w:eastAsia="宋体" w:cs="宋体"/>
+                <w:rFonts w:ascii="宋体" w:eastAsia="宋体" w:hAnsi="宋体" w:cs="宋体"/>
                 <w:sz w:val="20"/>
                 <w:szCs w:val="20"/>
               </w:rPr>
             </w:pPr>
             <w:r>
               <w:rPr>
-                <w:rFonts w:hint="eastAsia" w:asciiTheme="minorAscii" w:hAnsiTheme="minorAscii" w:eastAsiaTheme="minorEastAsia"/>
+                <w:rFonts w:asciiTheme="minorAscii" w:eastAsiaTheme="minorEastAsia" w:hAnsiTheme="minorAscii" w:hint="eastAsia"/>
                 <w:spacing w:val="0"/>
                 <w:kern w:val="0"/>
                 <w:sz w:val="21"/>
@@ -1474,14 +1462,9 @@
       </w:tr>
       <w:tr>
         <w:tblPrEx>
-          <w:tblBorders>
-            <w:top w:val="single" w:color="000000" w:sz="2" w:space="0"/>
-            <w:left w:val="single" w:color="000000" w:sz="2" w:space="0"/>
-            <w:bottom w:val="single" w:color="000000" w:sz="2" w:space="0"/>
-            <w:right w:val="single" w:color="000000" w:sz="2" w:space="0"/>
-            <w:insideH w:val="single" w:color="000000" w:sz="2" w:space="0"/>
-            <w:insideV w:val="single" w:color="000000" w:sz="2" w:space="0"/>
-          </w:tblBorders>
+          <w:tblW w:w="8214" w:type="dxa"/>
+          <w:jc w:val="center"/>
+          <w:tblLayout w:type="fixed"/>
           <w:tblCellMar>
             <w:top w:w="0" w:type="dxa"/>
             <w:left w:w="0" w:type="dxa"/>
@@ -1490,7 +1473,7 @@
           </w:tblCellMar>
         </w:tblPrEx>
         <w:trPr>
-          <w:trHeight w:val="556" w:hRule="atLeast"/>
+          <w:trHeight w:val="556"/>
           <w:jc w:val="center"/>
         </w:trPr>
         <w:tc>
@@ -1499,21 +1482,21 @@
           </w:tcPr>
           <w:p>
             <w:pPr>
-              <w:pStyle w:val="28"/>
-              <w:keepNext w:val="0"/>
-              <w:keepLines w:val="0"/>
-              <w:pageBreakBefore w:val="0"/>
-              <w:widowControl w:val="0"/>
-              <w:kinsoku w:val="0"/>
-              <w:wordWrap/>
-              <w:overflowPunct/>
-              <w:topLinePunct w:val="0"/>
-              <w:autoSpaceDE w:val="0"/>
-              <w:autoSpaceDN w:val="0"/>
-              <w:bidi w:val="0"/>
-              <w:adjustRightInd w:val="0"/>
-              <w:snapToGrid w:val="0"/>
-              <w:ind w:left="0" w:leftChars="0" w:right="0" w:rightChars="0" w:firstLine="0" w:firstLineChars="0"/>
+              <w:pStyle w:val="TableText"/>
+              <w:keepNext w:val="0"/>
+              <w:keepLines w:val="0"/>
+              <w:pageBreakBefore w:val="0"/>
+              <w:widowControl w:val="0"/>
+              <w:kinsoku w:val="0"/>
+              <w:wordWrap/>
+              <w:overflowPunct/>
+              <w:topLinePunct w:val="0"/>
+              <w:autoSpaceDE w:val="0"/>
+              <w:autoSpaceDN w:val="0"/>
+              <w:bidi w:val="0"/>
+              <w:adjustRightInd w:val="0"/>
+              <w:snapToGrid w:val="0"/>
+              <w:ind w:left="0" w:right="0" w:firstLine="0" w:leftChars="0" w:rightChars="0" w:firstLineChars="0"/>
               <w:jc w:val="center"/>
               <w:textAlignment w:val="baseline"/>
             </w:pPr>
@@ -1525,21 +1508,21 @@
           </w:tcPr>
           <w:p>
             <w:pPr>
-              <w:pStyle w:val="28"/>
-              <w:keepNext w:val="0"/>
-              <w:keepLines w:val="0"/>
-              <w:pageBreakBefore w:val="0"/>
-              <w:widowControl w:val="0"/>
-              <w:kinsoku w:val="0"/>
-              <w:wordWrap/>
-              <w:overflowPunct/>
-              <w:topLinePunct w:val="0"/>
-              <w:autoSpaceDE w:val="0"/>
-              <w:autoSpaceDN w:val="0"/>
-              <w:bidi w:val="0"/>
-              <w:adjustRightInd w:val="0"/>
-              <w:snapToGrid w:val="0"/>
-              <w:ind w:left="0" w:leftChars="0" w:right="0" w:rightChars="0" w:firstLine="0" w:firstLineChars="0"/>
+              <w:pStyle w:val="TableText"/>
+              <w:keepNext w:val="0"/>
+              <w:keepLines w:val="0"/>
+              <w:pageBreakBefore w:val="0"/>
+              <w:widowControl w:val="0"/>
+              <w:kinsoku w:val="0"/>
+              <w:wordWrap/>
+              <w:overflowPunct/>
+              <w:topLinePunct w:val="0"/>
+              <w:autoSpaceDE w:val="0"/>
+              <w:autoSpaceDN w:val="0"/>
+              <w:bidi w:val="0"/>
+              <w:adjustRightInd w:val="0"/>
+              <w:snapToGrid w:val="0"/>
+              <w:ind w:left="0" w:right="0" w:firstLine="0" w:leftChars="0" w:rightChars="0" w:firstLineChars="0"/>
               <w:jc w:val="center"/>
               <w:textAlignment w:val="baseline"/>
             </w:pPr>
@@ -1551,21 +1534,21 @@
           </w:tcPr>
           <w:p>
             <w:pPr>
-              <w:pStyle w:val="28"/>
-              <w:keepNext w:val="0"/>
-              <w:keepLines w:val="0"/>
-              <w:pageBreakBefore w:val="0"/>
-              <w:widowControl w:val="0"/>
-              <w:kinsoku w:val="0"/>
-              <w:wordWrap/>
-              <w:overflowPunct/>
-              <w:topLinePunct w:val="0"/>
-              <w:autoSpaceDE w:val="0"/>
-              <w:autoSpaceDN w:val="0"/>
-              <w:bidi w:val="0"/>
-              <w:adjustRightInd w:val="0"/>
-              <w:snapToGrid w:val="0"/>
-              <w:ind w:left="0" w:leftChars="0" w:right="0" w:rightChars="0" w:firstLine="0" w:firstLineChars="0"/>
+              <w:pStyle w:val="TableText"/>
+              <w:keepNext w:val="0"/>
+              <w:keepLines w:val="0"/>
+              <w:pageBreakBefore w:val="0"/>
+              <w:widowControl w:val="0"/>
+              <w:kinsoku w:val="0"/>
+              <w:wordWrap/>
+              <w:overflowPunct/>
+              <w:topLinePunct w:val="0"/>
+              <w:autoSpaceDE w:val="0"/>
+              <w:autoSpaceDN w:val="0"/>
+              <w:bidi w:val="0"/>
+              <w:adjustRightInd w:val="0"/>
+              <w:snapToGrid w:val="0"/>
+              <w:ind w:left="0" w:right="0" w:firstLine="0" w:leftChars="0" w:rightChars="0" w:firstLineChars="0"/>
               <w:jc w:val="center"/>
               <w:textAlignment w:val="baseline"/>
             </w:pPr>
@@ -1577,21 +1560,21 @@
           </w:tcPr>
           <w:p>
             <w:pPr>
-              <w:pStyle w:val="28"/>
-              <w:keepNext w:val="0"/>
-              <w:keepLines w:val="0"/>
-              <w:pageBreakBefore w:val="0"/>
-              <w:widowControl w:val="0"/>
-              <w:kinsoku w:val="0"/>
-              <w:wordWrap/>
-              <w:overflowPunct/>
-              <w:topLinePunct w:val="0"/>
-              <w:autoSpaceDE w:val="0"/>
-              <w:autoSpaceDN w:val="0"/>
-              <w:bidi w:val="0"/>
-              <w:adjustRightInd w:val="0"/>
-              <w:snapToGrid w:val="0"/>
-              <w:ind w:left="0" w:leftChars="0" w:right="0" w:rightChars="0" w:firstLine="0" w:firstLineChars="0"/>
+              <w:pStyle w:val="TableText"/>
+              <w:keepNext w:val="0"/>
+              <w:keepLines w:val="0"/>
+              <w:pageBreakBefore w:val="0"/>
+              <w:widowControl w:val="0"/>
+              <w:kinsoku w:val="0"/>
+              <w:wordWrap/>
+              <w:overflowPunct/>
+              <w:topLinePunct w:val="0"/>
+              <w:autoSpaceDE w:val="0"/>
+              <w:autoSpaceDN w:val="0"/>
+              <w:bidi w:val="0"/>
+              <w:adjustRightInd w:val="0"/>
+              <w:snapToGrid w:val="0"/>
+              <w:ind w:left="0" w:right="0" w:firstLine="0" w:leftChars="0" w:rightChars="0" w:firstLineChars="0"/>
               <w:jc w:val="center"/>
               <w:textAlignment w:val="baseline"/>
             </w:pPr>
@@ -1603,21 +1586,21 @@
           </w:tcPr>
           <w:p>
             <w:pPr>
-              <w:pStyle w:val="28"/>
-              <w:keepNext w:val="0"/>
-              <w:keepLines w:val="0"/>
-              <w:pageBreakBefore w:val="0"/>
-              <w:widowControl w:val="0"/>
-              <w:kinsoku w:val="0"/>
-              <w:wordWrap/>
-              <w:overflowPunct/>
-              <w:topLinePunct w:val="0"/>
-              <w:autoSpaceDE w:val="0"/>
-              <w:autoSpaceDN w:val="0"/>
-              <w:bidi w:val="0"/>
-              <w:adjustRightInd w:val="0"/>
-              <w:snapToGrid w:val="0"/>
-              <w:ind w:left="0" w:leftChars="0" w:right="0" w:rightChars="0" w:firstLine="0" w:firstLineChars="0"/>
+              <w:pStyle w:val="TableText"/>
+              <w:keepNext w:val="0"/>
+              <w:keepLines w:val="0"/>
+              <w:pageBreakBefore w:val="0"/>
+              <w:widowControl w:val="0"/>
+              <w:kinsoku w:val="0"/>
+              <w:wordWrap/>
+              <w:overflowPunct/>
+              <w:topLinePunct w:val="0"/>
+              <w:autoSpaceDE w:val="0"/>
+              <w:autoSpaceDN w:val="0"/>
+              <w:bidi w:val="0"/>
+              <w:adjustRightInd w:val="0"/>
+              <w:snapToGrid w:val="0"/>
+              <w:ind w:left="0" w:right="0" w:firstLine="0" w:leftChars="0" w:rightChars="0" w:firstLineChars="0"/>
               <w:jc w:val="center"/>
               <w:textAlignment w:val="baseline"/>
             </w:pPr>
@@ -1629,21 +1612,21 @@
           </w:tcPr>
           <w:p>
             <w:pPr>
-              <w:pStyle w:val="28"/>
-              <w:keepNext w:val="0"/>
-              <w:keepLines w:val="0"/>
-              <w:pageBreakBefore w:val="0"/>
-              <w:widowControl w:val="0"/>
-              <w:kinsoku w:val="0"/>
-              <w:wordWrap/>
-              <w:overflowPunct/>
-              <w:topLinePunct w:val="0"/>
-              <w:autoSpaceDE w:val="0"/>
-              <w:autoSpaceDN w:val="0"/>
-              <w:bidi w:val="0"/>
-              <w:adjustRightInd w:val="0"/>
-              <w:snapToGrid w:val="0"/>
-              <w:ind w:left="0" w:leftChars="0" w:right="0" w:rightChars="0" w:firstLine="0" w:firstLineChars="0"/>
+              <w:pStyle w:val="TableText"/>
+              <w:keepNext w:val="0"/>
+              <w:keepLines w:val="0"/>
+              <w:pageBreakBefore w:val="0"/>
+              <w:widowControl w:val="0"/>
+              <w:kinsoku w:val="0"/>
+              <w:wordWrap/>
+              <w:overflowPunct/>
+              <w:topLinePunct w:val="0"/>
+              <w:autoSpaceDE w:val="0"/>
+              <w:autoSpaceDN w:val="0"/>
+              <w:bidi w:val="0"/>
+              <w:adjustRightInd w:val="0"/>
+              <w:snapToGrid w:val="0"/>
+              <w:ind w:left="0" w:right="0" w:firstLine="0" w:leftChars="0" w:rightChars="0" w:firstLineChars="0"/>
               <w:jc w:val="center"/>
               <w:textAlignment w:val="baseline"/>
             </w:pPr>
@@ -1652,14 +1635,9 @@
       </w:tr>
       <w:tr>
         <w:tblPrEx>
-          <w:tblBorders>
-            <w:top w:val="single" w:color="000000" w:sz="2" w:space="0"/>
-            <w:left w:val="single" w:color="000000" w:sz="2" w:space="0"/>
-            <w:bottom w:val="single" w:color="000000" w:sz="2" w:space="0"/>
-            <w:right w:val="single" w:color="000000" w:sz="2" w:space="0"/>
-            <w:insideH w:val="single" w:color="000000" w:sz="2" w:space="0"/>
-            <w:insideV w:val="single" w:color="000000" w:sz="2" w:space="0"/>
-          </w:tblBorders>
+          <w:tblW w:w="8214" w:type="dxa"/>
+          <w:jc w:val="center"/>
+          <w:tblLayout w:type="fixed"/>
           <w:tblCellMar>
             <w:top w:w="0" w:type="dxa"/>
             <w:left w:w="0" w:type="dxa"/>
@@ -1668,7 +1646,7 @@
           </w:tblCellMar>
         </w:tblPrEx>
         <w:trPr>
-          <w:trHeight w:val="556" w:hRule="atLeast"/>
+          <w:trHeight w:val="556"/>
           <w:jc w:val="center"/>
         </w:trPr>
         <w:tc>
@@ -1677,21 +1655,21 @@
           </w:tcPr>
           <w:p>
             <w:pPr>
-              <w:pStyle w:val="28"/>
-              <w:keepNext w:val="0"/>
-              <w:keepLines w:val="0"/>
-              <w:pageBreakBefore w:val="0"/>
-              <w:widowControl w:val="0"/>
-              <w:kinsoku w:val="0"/>
-              <w:wordWrap/>
-              <w:overflowPunct/>
-              <w:topLinePunct w:val="0"/>
-              <w:autoSpaceDE w:val="0"/>
-              <w:autoSpaceDN w:val="0"/>
-              <w:bidi w:val="0"/>
-              <w:adjustRightInd w:val="0"/>
-              <w:snapToGrid w:val="0"/>
-              <w:ind w:left="0" w:leftChars="0" w:right="0" w:rightChars="0" w:firstLine="0" w:firstLineChars="0"/>
+              <w:pStyle w:val="TableText"/>
+              <w:keepNext w:val="0"/>
+              <w:keepLines w:val="0"/>
+              <w:pageBreakBefore w:val="0"/>
+              <w:widowControl w:val="0"/>
+              <w:kinsoku w:val="0"/>
+              <w:wordWrap/>
+              <w:overflowPunct/>
+              <w:topLinePunct w:val="0"/>
+              <w:autoSpaceDE w:val="0"/>
+              <w:autoSpaceDN w:val="0"/>
+              <w:bidi w:val="0"/>
+              <w:adjustRightInd w:val="0"/>
+              <w:snapToGrid w:val="0"/>
+              <w:ind w:left="0" w:right="0" w:firstLine="0" w:leftChars="0" w:rightChars="0" w:firstLineChars="0"/>
               <w:jc w:val="center"/>
               <w:textAlignment w:val="baseline"/>
             </w:pPr>
@@ -1703,21 +1681,21 @@
           </w:tcPr>
           <w:p>
             <w:pPr>
-              <w:pStyle w:val="28"/>
-              <w:keepNext w:val="0"/>
-              <w:keepLines w:val="0"/>
-              <w:pageBreakBefore w:val="0"/>
-              <w:widowControl w:val="0"/>
-              <w:kinsoku w:val="0"/>
-              <w:wordWrap/>
-              <w:overflowPunct/>
-              <w:topLinePunct w:val="0"/>
-              <w:autoSpaceDE w:val="0"/>
-              <w:autoSpaceDN w:val="0"/>
-              <w:bidi w:val="0"/>
-              <w:adjustRightInd w:val="0"/>
-              <w:snapToGrid w:val="0"/>
-              <w:ind w:left="0" w:leftChars="0" w:right="0" w:rightChars="0" w:firstLine="0" w:firstLineChars="0"/>
+              <w:pStyle w:val="TableText"/>
+              <w:keepNext w:val="0"/>
+              <w:keepLines w:val="0"/>
+              <w:pageBreakBefore w:val="0"/>
+              <w:widowControl w:val="0"/>
+              <w:kinsoku w:val="0"/>
+              <w:wordWrap/>
+              <w:overflowPunct/>
+              <w:topLinePunct w:val="0"/>
+              <w:autoSpaceDE w:val="0"/>
+              <w:autoSpaceDN w:val="0"/>
+              <w:bidi w:val="0"/>
+              <w:adjustRightInd w:val="0"/>
+              <w:snapToGrid w:val="0"/>
+              <w:ind w:left="0" w:right="0" w:firstLine="0" w:leftChars="0" w:rightChars="0" w:firstLineChars="0"/>
               <w:jc w:val="center"/>
               <w:textAlignment w:val="baseline"/>
             </w:pPr>
@@ -1729,21 +1707,21 @@
           </w:tcPr>
           <w:p>
             <w:pPr>
-              <w:pStyle w:val="28"/>
-              <w:keepNext w:val="0"/>
-              <w:keepLines w:val="0"/>
-              <w:pageBreakBefore w:val="0"/>
-              <w:widowControl w:val="0"/>
-              <w:kinsoku w:val="0"/>
-              <w:wordWrap/>
-              <w:overflowPunct/>
-              <w:topLinePunct w:val="0"/>
-              <w:autoSpaceDE w:val="0"/>
-              <w:autoSpaceDN w:val="0"/>
-              <w:bidi w:val="0"/>
-              <w:adjustRightInd w:val="0"/>
-              <w:snapToGrid w:val="0"/>
-              <w:ind w:left="0" w:leftChars="0" w:right="0" w:rightChars="0" w:firstLine="0" w:firstLineChars="0"/>
+              <w:pStyle w:val="TableText"/>
+              <w:keepNext w:val="0"/>
+              <w:keepLines w:val="0"/>
+              <w:pageBreakBefore w:val="0"/>
+              <w:widowControl w:val="0"/>
+              <w:kinsoku w:val="0"/>
+              <w:wordWrap/>
+              <w:overflowPunct/>
+              <w:topLinePunct w:val="0"/>
+              <w:autoSpaceDE w:val="0"/>
+              <w:autoSpaceDN w:val="0"/>
+              <w:bidi w:val="0"/>
+              <w:adjustRightInd w:val="0"/>
+              <w:snapToGrid w:val="0"/>
+              <w:ind w:left="0" w:right="0" w:firstLine="0" w:leftChars="0" w:rightChars="0" w:firstLineChars="0"/>
               <w:jc w:val="center"/>
               <w:textAlignment w:val="baseline"/>
             </w:pPr>
@@ -1755,21 +1733,21 @@
           </w:tcPr>
           <w:p>
             <w:pPr>
-              <w:pStyle w:val="28"/>
-              <w:keepNext w:val="0"/>
-              <w:keepLines w:val="0"/>
-              <w:pageBreakBefore w:val="0"/>
-              <w:widowControl w:val="0"/>
-              <w:kinsoku w:val="0"/>
-              <w:wordWrap/>
-              <w:overflowPunct/>
-              <w:topLinePunct w:val="0"/>
-              <w:autoSpaceDE w:val="0"/>
-              <w:autoSpaceDN w:val="0"/>
-              <w:bidi w:val="0"/>
-              <w:adjustRightInd w:val="0"/>
-              <w:snapToGrid w:val="0"/>
-              <w:ind w:left="0" w:leftChars="0" w:right="0" w:rightChars="0" w:firstLine="0" w:firstLineChars="0"/>
+              <w:pStyle w:val="TableText"/>
+              <w:keepNext w:val="0"/>
+              <w:keepLines w:val="0"/>
+              <w:pageBreakBefore w:val="0"/>
+              <w:widowControl w:val="0"/>
+              <w:kinsoku w:val="0"/>
+              <w:wordWrap/>
+              <w:overflowPunct/>
+              <w:topLinePunct w:val="0"/>
+              <w:autoSpaceDE w:val="0"/>
+              <w:autoSpaceDN w:val="0"/>
+              <w:bidi w:val="0"/>
+              <w:adjustRightInd w:val="0"/>
+              <w:snapToGrid w:val="0"/>
+              <w:ind w:left="0" w:right="0" w:firstLine="0" w:leftChars="0" w:rightChars="0" w:firstLineChars="0"/>
               <w:jc w:val="center"/>
               <w:textAlignment w:val="baseline"/>
             </w:pPr>
@@ -1781,21 +1759,21 @@
           </w:tcPr>
           <w:p>
             <w:pPr>
-              <w:pStyle w:val="28"/>
-              <w:keepNext w:val="0"/>
-              <w:keepLines w:val="0"/>
-              <w:pageBreakBefore w:val="0"/>
-              <w:widowControl w:val="0"/>
-              <w:kinsoku w:val="0"/>
-              <w:wordWrap/>
-              <w:overflowPunct/>
-              <w:topLinePunct w:val="0"/>
-              <w:autoSpaceDE w:val="0"/>
-              <w:autoSpaceDN w:val="0"/>
-              <w:bidi w:val="0"/>
-              <w:adjustRightInd w:val="0"/>
-              <w:snapToGrid w:val="0"/>
-              <w:ind w:left="0" w:leftChars="0" w:right="0" w:rightChars="0" w:firstLine="0" w:firstLineChars="0"/>
+              <w:pStyle w:val="TableText"/>
+              <w:keepNext w:val="0"/>
+              <w:keepLines w:val="0"/>
+              <w:pageBreakBefore w:val="0"/>
+              <w:widowControl w:val="0"/>
+              <w:kinsoku w:val="0"/>
+              <w:wordWrap/>
+              <w:overflowPunct/>
+              <w:topLinePunct w:val="0"/>
+              <w:autoSpaceDE w:val="0"/>
+              <w:autoSpaceDN w:val="0"/>
+              <w:bidi w:val="0"/>
+              <w:adjustRightInd w:val="0"/>
+              <w:snapToGrid w:val="0"/>
+              <w:ind w:left="0" w:right="0" w:firstLine="0" w:leftChars="0" w:rightChars="0" w:firstLineChars="0"/>
               <w:jc w:val="center"/>
               <w:textAlignment w:val="baseline"/>
             </w:pPr>
@@ -1807,21 +1785,21 @@
           </w:tcPr>
           <w:p>
             <w:pPr>
-              <w:pStyle w:val="28"/>
-              <w:keepNext w:val="0"/>
-              <w:keepLines w:val="0"/>
-              <w:pageBreakBefore w:val="0"/>
-              <w:widowControl w:val="0"/>
-              <w:kinsoku w:val="0"/>
-              <w:wordWrap/>
-              <w:overflowPunct/>
-              <w:topLinePunct w:val="0"/>
-              <w:autoSpaceDE w:val="0"/>
-              <w:autoSpaceDN w:val="0"/>
-              <w:bidi w:val="0"/>
-              <w:adjustRightInd w:val="0"/>
-              <w:snapToGrid w:val="0"/>
-              <w:ind w:left="0" w:leftChars="0" w:right="0" w:rightChars="0" w:firstLine="0" w:firstLineChars="0"/>
+              <w:pStyle w:val="TableText"/>
+              <w:keepNext w:val="0"/>
+              <w:keepLines w:val="0"/>
+              <w:pageBreakBefore w:val="0"/>
+              <w:widowControl w:val="0"/>
+              <w:kinsoku w:val="0"/>
+              <w:wordWrap/>
+              <w:overflowPunct/>
+              <w:topLinePunct w:val="0"/>
+              <w:autoSpaceDE w:val="0"/>
+              <w:autoSpaceDN w:val="0"/>
+              <w:bidi w:val="0"/>
+              <w:adjustRightInd w:val="0"/>
+              <w:snapToGrid w:val="0"/>
+              <w:ind w:left="0" w:right="0" w:firstLine="0" w:leftChars="0" w:rightChars="0" w:firstLineChars="0"/>
               <w:jc w:val="center"/>
               <w:textAlignment w:val="baseline"/>
             </w:pPr>
@@ -1830,14 +1808,9 @@
       </w:tr>
       <w:tr>
         <w:tblPrEx>
-          <w:tblBorders>
-            <w:top w:val="single" w:color="000000" w:sz="2" w:space="0"/>
-            <w:left w:val="single" w:color="000000" w:sz="2" w:space="0"/>
-            <w:bottom w:val="single" w:color="000000" w:sz="2" w:space="0"/>
-            <w:right w:val="single" w:color="000000" w:sz="2" w:space="0"/>
-            <w:insideH w:val="single" w:color="000000" w:sz="2" w:space="0"/>
-            <w:insideV w:val="single" w:color="000000" w:sz="2" w:space="0"/>
-          </w:tblBorders>
+          <w:tblW w:w="8214" w:type="dxa"/>
+          <w:jc w:val="center"/>
+          <w:tblLayout w:type="fixed"/>
           <w:tblCellMar>
             <w:top w:w="0" w:type="dxa"/>
             <w:left w:w="0" w:type="dxa"/>
@@ -1846,7 +1819,7 @@
           </w:tblCellMar>
         </w:tblPrEx>
         <w:trPr>
-          <w:trHeight w:val="557" w:hRule="atLeast"/>
+          <w:trHeight w:val="557"/>
           <w:jc w:val="center"/>
         </w:trPr>
         <w:tc>
@@ -1855,21 +1828,21 @@
           </w:tcPr>
           <w:p>
             <w:pPr>
-              <w:pStyle w:val="28"/>
-              <w:keepNext w:val="0"/>
-              <w:keepLines w:val="0"/>
-              <w:pageBreakBefore w:val="0"/>
-              <w:widowControl w:val="0"/>
-              <w:kinsoku w:val="0"/>
-              <w:wordWrap/>
-              <w:overflowPunct/>
-              <w:topLinePunct w:val="0"/>
-              <w:autoSpaceDE w:val="0"/>
-              <w:autoSpaceDN w:val="0"/>
-              <w:bidi w:val="0"/>
-              <w:adjustRightInd w:val="0"/>
-              <w:snapToGrid w:val="0"/>
-              <w:ind w:left="0" w:leftChars="0" w:right="0" w:rightChars="0" w:firstLine="0" w:firstLineChars="0"/>
+              <w:pStyle w:val="TableText"/>
+              <w:keepNext w:val="0"/>
+              <w:keepLines w:val="0"/>
+              <w:pageBreakBefore w:val="0"/>
+              <w:widowControl w:val="0"/>
+              <w:kinsoku w:val="0"/>
+              <w:wordWrap/>
+              <w:overflowPunct/>
+              <w:topLinePunct w:val="0"/>
+              <w:autoSpaceDE w:val="0"/>
+              <w:autoSpaceDN w:val="0"/>
+              <w:bidi w:val="0"/>
+              <w:adjustRightInd w:val="0"/>
+              <w:snapToGrid w:val="0"/>
+              <w:ind w:left="0" w:right="0" w:firstLine="0" w:leftChars="0" w:rightChars="0" w:firstLineChars="0"/>
               <w:jc w:val="center"/>
               <w:textAlignment w:val="baseline"/>
             </w:pPr>
@@ -1881,21 +1854,21 @@
           </w:tcPr>
           <w:p>
             <w:pPr>
-              <w:pStyle w:val="28"/>
-              <w:keepNext w:val="0"/>
-              <w:keepLines w:val="0"/>
-              <w:pageBreakBefore w:val="0"/>
-              <w:widowControl w:val="0"/>
-              <w:kinsoku w:val="0"/>
-              <w:wordWrap/>
-              <w:overflowPunct/>
-              <w:topLinePunct w:val="0"/>
-              <w:autoSpaceDE w:val="0"/>
-              <w:autoSpaceDN w:val="0"/>
-              <w:bidi w:val="0"/>
-              <w:adjustRightInd w:val="0"/>
-              <w:snapToGrid w:val="0"/>
-              <w:ind w:left="0" w:leftChars="0" w:right="0" w:rightChars="0" w:firstLine="0" w:firstLineChars="0"/>
+              <w:pStyle w:val="TableText"/>
+              <w:keepNext w:val="0"/>
+              <w:keepLines w:val="0"/>
+              <w:pageBreakBefore w:val="0"/>
+              <w:widowControl w:val="0"/>
+              <w:kinsoku w:val="0"/>
+              <w:wordWrap/>
+              <w:overflowPunct/>
+              <w:topLinePunct w:val="0"/>
+              <w:autoSpaceDE w:val="0"/>
+              <w:autoSpaceDN w:val="0"/>
+              <w:bidi w:val="0"/>
+              <w:adjustRightInd w:val="0"/>
+              <w:snapToGrid w:val="0"/>
+              <w:ind w:left="0" w:right="0" w:firstLine="0" w:leftChars="0" w:rightChars="0" w:firstLineChars="0"/>
               <w:jc w:val="center"/>
               <w:textAlignment w:val="baseline"/>
             </w:pPr>
@@ -1907,21 +1880,21 @@
           </w:tcPr>
           <w:p>
             <w:pPr>
-              <w:pStyle w:val="28"/>
-              <w:keepNext w:val="0"/>
-              <w:keepLines w:val="0"/>
-              <w:pageBreakBefore w:val="0"/>
-              <w:widowControl w:val="0"/>
-              <w:kinsoku w:val="0"/>
-              <w:wordWrap/>
-              <w:overflowPunct/>
-              <w:topLinePunct w:val="0"/>
-              <w:autoSpaceDE w:val="0"/>
-              <w:autoSpaceDN w:val="0"/>
-              <w:bidi w:val="0"/>
-              <w:adjustRightInd w:val="0"/>
-              <w:snapToGrid w:val="0"/>
-              <w:ind w:left="0" w:leftChars="0" w:right="0" w:rightChars="0" w:firstLine="0" w:firstLineChars="0"/>
+              <w:pStyle w:val="TableText"/>
+              <w:keepNext w:val="0"/>
+              <w:keepLines w:val="0"/>
+              <w:pageBreakBefore w:val="0"/>
+              <w:widowControl w:val="0"/>
+              <w:kinsoku w:val="0"/>
+              <w:wordWrap/>
+              <w:overflowPunct/>
+              <w:topLinePunct w:val="0"/>
+              <w:autoSpaceDE w:val="0"/>
+              <w:autoSpaceDN w:val="0"/>
+              <w:bidi w:val="0"/>
+              <w:adjustRightInd w:val="0"/>
+              <w:snapToGrid w:val="0"/>
+              <w:ind w:left="0" w:right="0" w:firstLine="0" w:leftChars="0" w:rightChars="0" w:firstLineChars="0"/>
               <w:jc w:val="center"/>
               <w:textAlignment w:val="baseline"/>
             </w:pPr>
@@ -1933,21 +1906,21 @@
           </w:tcPr>
           <w:p>
             <w:pPr>
-              <w:pStyle w:val="28"/>
-              <w:keepNext w:val="0"/>
-              <w:keepLines w:val="0"/>
-              <w:pageBreakBefore w:val="0"/>
-              <w:widowControl w:val="0"/>
-              <w:kinsoku w:val="0"/>
-              <w:wordWrap/>
-              <w:overflowPunct/>
-              <w:topLinePunct w:val="0"/>
-              <w:autoSpaceDE w:val="0"/>
-              <w:autoSpaceDN w:val="0"/>
-              <w:bidi w:val="0"/>
-              <w:adjustRightInd w:val="0"/>
-              <w:snapToGrid w:val="0"/>
-              <w:ind w:left="0" w:leftChars="0" w:right="0" w:rightChars="0" w:firstLine="0" w:firstLineChars="0"/>
+              <w:pStyle w:val="TableText"/>
+              <w:keepNext w:val="0"/>
+              <w:keepLines w:val="0"/>
+              <w:pageBreakBefore w:val="0"/>
+              <w:widowControl w:val="0"/>
+              <w:kinsoku w:val="0"/>
+              <w:wordWrap/>
+              <w:overflowPunct/>
+              <w:topLinePunct w:val="0"/>
+              <w:autoSpaceDE w:val="0"/>
+              <w:autoSpaceDN w:val="0"/>
+              <w:bidi w:val="0"/>
+              <w:adjustRightInd w:val="0"/>
+              <w:snapToGrid w:val="0"/>
+              <w:ind w:left="0" w:right="0" w:firstLine="0" w:leftChars="0" w:rightChars="0" w:firstLineChars="0"/>
               <w:jc w:val="center"/>
               <w:textAlignment w:val="baseline"/>
             </w:pPr>
@@ -1959,21 +1932,21 @@
           </w:tcPr>
           <w:p>
             <w:pPr>
-              <w:pStyle w:val="28"/>
-              <w:keepNext w:val="0"/>
-              <w:keepLines w:val="0"/>
-              <w:pageBreakBefore w:val="0"/>
-              <w:widowControl w:val="0"/>
-              <w:kinsoku w:val="0"/>
-              <w:wordWrap/>
-              <w:overflowPunct/>
-              <w:topLinePunct w:val="0"/>
-              <w:autoSpaceDE w:val="0"/>
-              <w:autoSpaceDN w:val="0"/>
-              <w:bidi w:val="0"/>
-              <w:adjustRightInd w:val="0"/>
-              <w:snapToGrid w:val="0"/>
-              <w:ind w:left="0" w:leftChars="0" w:right="0" w:rightChars="0" w:firstLine="0" w:firstLineChars="0"/>
+              <w:pStyle w:val="TableText"/>
+              <w:keepNext w:val="0"/>
+              <w:keepLines w:val="0"/>
+              <w:pageBreakBefore w:val="0"/>
+              <w:widowControl w:val="0"/>
+              <w:kinsoku w:val="0"/>
+              <w:wordWrap/>
+              <w:overflowPunct/>
+              <w:topLinePunct w:val="0"/>
+              <w:autoSpaceDE w:val="0"/>
+              <w:autoSpaceDN w:val="0"/>
+              <w:bidi w:val="0"/>
+              <w:adjustRightInd w:val="0"/>
+              <w:snapToGrid w:val="0"/>
+              <w:ind w:left="0" w:right="0" w:firstLine="0" w:leftChars="0" w:rightChars="0" w:firstLineChars="0"/>
               <w:jc w:val="center"/>
               <w:textAlignment w:val="baseline"/>
             </w:pPr>
@@ -1985,21 +1958,21 @@
           </w:tcPr>
           <w:p>
             <w:pPr>
-              <w:pStyle w:val="28"/>
-              <w:keepNext w:val="0"/>
-              <w:keepLines w:val="0"/>
-              <w:pageBreakBefore w:val="0"/>
-              <w:widowControl w:val="0"/>
-              <w:kinsoku w:val="0"/>
-              <w:wordWrap/>
-              <w:overflowPunct/>
-              <w:topLinePunct w:val="0"/>
-              <w:autoSpaceDE w:val="0"/>
-              <w:autoSpaceDN w:val="0"/>
-              <w:bidi w:val="0"/>
-              <w:adjustRightInd w:val="0"/>
-              <w:snapToGrid w:val="0"/>
-              <w:ind w:left="0" w:leftChars="0" w:right="0" w:rightChars="0" w:firstLine="0" w:firstLineChars="0"/>
+              <w:pStyle w:val="TableText"/>
+              <w:keepNext w:val="0"/>
+              <w:keepLines w:val="0"/>
+              <w:pageBreakBefore w:val="0"/>
+              <w:widowControl w:val="0"/>
+              <w:kinsoku w:val="0"/>
+              <w:wordWrap/>
+              <w:overflowPunct/>
+              <w:topLinePunct w:val="0"/>
+              <w:autoSpaceDE w:val="0"/>
+              <w:autoSpaceDN w:val="0"/>
+              <w:bidi w:val="0"/>
+              <w:adjustRightInd w:val="0"/>
+              <w:snapToGrid w:val="0"/>
+              <w:ind w:left="0" w:right="0" w:firstLine="0" w:leftChars="0" w:rightChars="0" w:firstLineChars="0"/>
               <w:jc w:val="center"/>
               <w:textAlignment w:val="baseline"/>
             </w:pPr>
@@ -2031,7 +2004,7 @@
     <w:sdt>
       <w:sdtPr>
         <w:rPr>
-          <w:rFonts w:ascii="宋体" w:hAnsi="宋体" w:eastAsia="宋体" w:cs="Arial"/>
+          <w:rFonts w:ascii="宋体" w:eastAsia="宋体" w:hAnsi="宋体" w:cs="Arial"/>
           <w:snapToGrid w:val="0"/>
           <w:color w:val="000000"/>
           <w:kern w:val="0"/>
@@ -2047,7 +2020,7 @@
       </w:sdtPr>
       <w:sdtEndPr>
         <w:rPr>
-          <w:rFonts w:hint="eastAsia" w:ascii="宋体" w:hAnsi="宋体" w:eastAsia="宋体" w:cs="宋体"/>
+          <w:rFonts w:ascii="宋体" w:eastAsia="宋体" w:hAnsi="宋体" w:cs="宋体" w:hint="eastAsia"/>
           <w:snapToGrid w:val="0"/>
           <w:color w:val="000000"/>
           <w:kern w:val="0"/>
@@ -2073,18 +2046,18 @@
             <w:adjustRightInd w:val="0"/>
             <w:snapToGrid w:val="0"/>
             <w:spacing w:before="0" w:beforeLines="0" w:after="0" w:afterLines="0" w:line="240" w:lineRule="auto"/>
-            <w:ind w:left="0" w:leftChars="0" w:right="0" w:rightChars="0" w:firstLine="0" w:firstLineChars="0"/>
+            <w:ind w:left="0" w:right="0" w:firstLine="0" w:leftChars="0" w:rightChars="0" w:firstLineChars="0"/>
             <w:jc w:val="center"/>
             <w:textAlignment w:val="baseline"/>
             <w:rPr>
-              <w:rFonts w:hint="eastAsia" w:ascii="宋体" w:hAnsi="宋体" w:eastAsia="宋体" w:cs="宋体"/>
+              <w:rFonts w:ascii="宋体" w:eastAsia="宋体" w:hAnsi="宋体" w:cs="宋体" w:hint="eastAsia"/>
               <w:sz w:val="24"/>
               <w:szCs w:val="24"/>
             </w:rPr>
           </w:pPr>
           <w:r>
             <w:rPr>
-              <w:rFonts w:hint="eastAsia" w:ascii="宋体" w:hAnsi="宋体" w:eastAsia="宋体" w:cs="宋体"/>
+              <w:rFonts w:ascii="宋体" w:eastAsia="宋体" w:hAnsi="宋体" w:cs="宋体" w:hint="eastAsia"/>
               <w:sz w:val="24"/>
               <w:szCs w:val="24"/>
             </w:rPr>
@@ -2093,16 +2066,16 @@
         </w:p>
         <w:p>
           <w:pPr>
-            <w:pStyle w:val="16"/>
+            <w:pStyle w:val="TOC1"/>
             <w:tabs>
               <w:tab w:val="right" w:leader="dot" w:pos="8306"/>
             </w:tabs>
           </w:pPr>
-          <w:bookmarkStart w:id="26" w:name="_GoBack"/>
-          <w:bookmarkEnd w:id="26"/>
+          <w:bookmarkStart w:id="2" w:name="_GoBack"/>
+          <w:bookmarkEnd w:id="2"/>
           <w:r>
             <w:rPr>
-              <w:rFonts w:hint="eastAsia" w:ascii="宋体" w:hAnsi="宋体" w:eastAsia="宋体" w:cs="宋体"/>
+              <w:rFonts w:ascii="宋体" w:eastAsia="宋体" w:hAnsi="宋体" w:cs="宋体" w:hint="eastAsia"/>
               <w:sz w:val="24"/>
               <w:szCs w:val="24"/>
             </w:rPr>
@@ -2110,7 +2083,7 @@
           </w:r>
           <w:r>
             <w:rPr>
-              <w:rFonts w:hint="eastAsia" w:ascii="宋体" w:hAnsi="宋体" w:eastAsia="宋体" w:cs="宋体"/>
+              <w:rFonts w:ascii="宋体" w:eastAsia="宋体" w:hAnsi="宋体" w:cs="宋体" w:hint="eastAsia"/>
               <w:sz w:val="24"/>
               <w:szCs w:val="24"/>
             </w:rPr>
@@ -2118,7 +2091,7 @@
           </w:r>
           <w:r>
             <w:rPr>
-              <w:rFonts w:hint="eastAsia" w:ascii="宋体" w:hAnsi="宋体" w:eastAsia="宋体" w:cs="宋体"/>
+              <w:rFonts w:ascii="宋体" w:eastAsia="宋体" w:hAnsi="宋体" w:cs="宋体" w:hint="eastAsia"/>
               <w:sz w:val="24"/>
               <w:szCs w:val="24"/>
             </w:rPr>
@@ -2126,21 +2099,21 @@
           </w:r>
           <w:r>
             <w:rPr>
-              <w:rFonts w:hint="eastAsia" w:ascii="宋体" w:hAnsi="宋体" w:eastAsia="宋体" w:cs="宋体"/>
+              <w:rFonts w:ascii="宋体" w:eastAsia="宋体" w:hAnsi="宋体" w:cs="宋体" w:hint="eastAsia"/>
               <w:szCs w:val="24"/>
             </w:rPr>
             <w:fldChar w:fldCharType="begin"/>
           </w:r>
           <w:r>
             <w:rPr>
-              <w:rFonts w:hint="eastAsia" w:ascii="宋体" w:hAnsi="宋体" w:eastAsia="宋体" w:cs="宋体"/>
+              <w:rFonts w:ascii="宋体" w:eastAsia="宋体" w:hAnsi="宋体" w:cs="宋体" w:hint="eastAsia"/>
               <w:szCs w:val="24"/>
             </w:rPr>
             <w:instrText xml:space="preserve"> HYPERLINK \l _Toc21969 </w:instrText>
           </w:r>
           <w:r>
             <w:rPr>
-              <w:rFonts w:hint="eastAsia" w:ascii="宋体" w:hAnsi="宋体" w:eastAsia="宋体" w:cs="宋体"/>
+              <w:rFonts w:ascii="宋体" w:eastAsia="宋体" w:hAnsi="宋体" w:cs="宋体" w:hint="eastAsia"/>
               <w:szCs w:val="24"/>
             </w:rPr>
             <w:fldChar w:fldCharType="separate"/>
@@ -2172,7 +2145,7 @@
           </w:r>
           <w:r>
             <w:rPr>
-              <w:rFonts w:hint="eastAsia" w:ascii="宋体" w:hAnsi="宋体" w:eastAsia="宋体" w:cs="宋体"/>
+              <w:rFonts w:ascii="宋体" w:eastAsia="宋体" w:hAnsi="宋体" w:cs="宋体" w:hint="eastAsia"/>
               <w:szCs w:val="24"/>
             </w:rPr>
             <w:fldChar w:fldCharType="end"/>
@@ -2180,28 +2153,28 @@
         </w:p>
         <w:p>
           <w:pPr>
-            <w:pStyle w:val="16"/>
+            <w:pStyle w:val="TOC1"/>
             <w:tabs>
               <w:tab w:val="right" w:leader="dot" w:pos="8306"/>
             </w:tabs>
           </w:pPr>
           <w:r>
             <w:rPr>
-              <w:rFonts w:hint="eastAsia" w:ascii="宋体" w:hAnsi="宋体" w:eastAsia="宋体" w:cs="宋体"/>
+              <w:rFonts w:ascii="宋体" w:eastAsia="宋体" w:hAnsi="宋体" w:cs="宋体" w:hint="eastAsia"/>
               <w:szCs w:val="24"/>
             </w:rPr>
             <w:fldChar w:fldCharType="begin"/>
           </w:r>
           <w:r>
             <w:rPr>
-              <w:rFonts w:hint="eastAsia" w:ascii="宋体" w:hAnsi="宋体" w:eastAsia="宋体" w:cs="宋体"/>
+              <w:rFonts w:ascii="宋体" w:eastAsia="宋体" w:hAnsi="宋体" w:cs="宋体" w:hint="eastAsia"/>
               <w:szCs w:val="24"/>
             </w:rPr>
             <w:instrText xml:space="preserve"> HYPERLINK \l _Toc13177 </w:instrText>
           </w:r>
           <w:r>
             <w:rPr>
-              <w:rFonts w:hint="eastAsia" w:ascii="宋体" w:hAnsi="宋体" w:eastAsia="宋体" w:cs="宋体"/>
+              <w:rFonts w:ascii="宋体" w:eastAsia="宋体" w:hAnsi="宋体" w:cs="宋体" w:hint="eastAsia"/>
               <w:szCs w:val="24"/>
             </w:rPr>
             <w:fldChar w:fldCharType="separate"/>
@@ -2233,7 +2206,7 @@
           </w:r>
           <w:r>
             <w:rPr>
-              <w:rFonts w:hint="eastAsia" w:ascii="宋体" w:hAnsi="宋体" w:eastAsia="宋体" w:cs="宋体"/>
+              <w:rFonts w:ascii="宋体" w:eastAsia="宋体" w:hAnsi="宋体" w:cs="宋体" w:hint="eastAsia"/>
               <w:szCs w:val="24"/>
             </w:rPr>
             <w:fldChar w:fldCharType="end"/>
@@ -2241,28 +2214,28 @@
         </w:p>
         <w:p>
           <w:pPr>
-            <w:pStyle w:val="16"/>
+            <w:pStyle w:val="TOC1"/>
             <w:tabs>
               <w:tab w:val="right" w:leader="dot" w:pos="8306"/>
             </w:tabs>
           </w:pPr>
           <w:r>
             <w:rPr>
-              <w:rFonts w:hint="eastAsia" w:ascii="宋体" w:hAnsi="宋体" w:eastAsia="宋体" w:cs="宋体"/>
+              <w:rFonts w:ascii="宋体" w:eastAsia="宋体" w:hAnsi="宋体" w:cs="宋体" w:hint="eastAsia"/>
               <w:szCs w:val="24"/>
             </w:rPr>
             <w:fldChar w:fldCharType="begin"/>
           </w:r>
           <w:r>
             <w:rPr>
-              <w:rFonts w:hint="eastAsia" w:ascii="宋体" w:hAnsi="宋体" w:eastAsia="宋体" w:cs="宋体"/>
+              <w:rFonts w:ascii="宋体" w:eastAsia="宋体" w:hAnsi="宋体" w:cs="宋体" w:hint="eastAsia"/>
               <w:szCs w:val="24"/>
             </w:rPr>
             <w:instrText xml:space="preserve"> HYPERLINK \l _Toc31589 </w:instrText>
           </w:r>
           <w:r>
             <w:rPr>
-              <w:rFonts w:hint="eastAsia" w:ascii="宋体" w:hAnsi="宋体" w:eastAsia="宋体" w:cs="宋体"/>
+              <w:rFonts w:ascii="宋体" w:eastAsia="宋体" w:hAnsi="宋体" w:cs="宋体" w:hint="eastAsia"/>
               <w:szCs w:val="24"/>
             </w:rPr>
             <w:fldChar w:fldCharType="separate"/>
@@ -2296,7 +2269,7 @@
           </w:r>
           <w:r>
             <w:rPr>
-              <w:rFonts w:hint="eastAsia" w:ascii="宋体" w:hAnsi="宋体" w:eastAsia="宋体" w:cs="宋体"/>
+              <w:rFonts w:ascii="宋体" w:eastAsia="宋体" w:hAnsi="宋体" w:cs="宋体" w:hint="eastAsia"/>
               <w:szCs w:val="24"/>
             </w:rPr>
             <w:fldChar w:fldCharType="end"/>
@@ -2304,28 +2277,28 @@
         </w:p>
         <w:p>
           <w:pPr>
-            <w:pStyle w:val="16"/>
+            <w:pStyle w:val="TOC1"/>
             <w:tabs>
               <w:tab w:val="right" w:leader="dot" w:pos="8306"/>
             </w:tabs>
           </w:pPr>
           <w:r>
             <w:rPr>
-              <w:rFonts w:hint="eastAsia" w:ascii="宋体" w:hAnsi="宋体" w:eastAsia="宋体" w:cs="宋体"/>
+              <w:rFonts w:ascii="宋体" w:eastAsia="宋体" w:hAnsi="宋体" w:cs="宋体" w:hint="eastAsia"/>
               <w:szCs w:val="24"/>
             </w:rPr>
             <w:fldChar w:fldCharType="begin"/>
           </w:r>
           <w:r>
             <w:rPr>
-              <w:rFonts w:hint="eastAsia" w:ascii="宋体" w:hAnsi="宋体" w:eastAsia="宋体" w:cs="宋体"/>
+              <w:rFonts w:ascii="宋体" w:eastAsia="宋体" w:hAnsi="宋体" w:cs="宋体" w:hint="eastAsia"/>
               <w:szCs w:val="24"/>
             </w:rPr>
             <w:instrText xml:space="preserve"> HYPERLINK \l _Toc21733 </w:instrText>
           </w:r>
           <w:r>
             <w:rPr>
-              <w:rFonts w:hint="eastAsia" w:ascii="宋体" w:hAnsi="宋体" w:eastAsia="宋体" w:cs="宋体"/>
+              <w:rFonts w:ascii="宋体" w:eastAsia="宋体" w:hAnsi="宋体" w:cs="宋体" w:hint="eastAsia"/>
               <w:szCs w:val="24"/>
             </w:rPr>
             <w:fldChar w:fldCharType="separate"/>
@@ -2359,7 +2332,7 @@
           </w:r>
           <w:r>
             <w:rPr>
-              <w:rFonts w:hint="eastAsia" w:ascii="宋体" w:hAnsi="宋体" w:eastAsia="宋体" w:cs="宋体"/>
+              <w:rFonts w:ascii="宋体" w:eastAsia="宋体" w:hAnsi="宋体" w:cs="宋体" w:hint="eastAsia"/>
               <w:szCs w:val="24"/>
             </w:rPr>
             <w:fldChar w:fldCharType="end"/>
@@ -2367,28 +2340,28 @@
         </w:p>
         <w:p>
           <w:pPr>
-            <w:pStyle w:val="16"/>
+            <w:pStyle w:val="TOC1"/>
             <w:tabs>
               <w:tab w:val="right" w:leader="dot" w:pos="8306"/>
             </w:tabs>
           </w:pPr>
           <w:r>
             <w:rPr>
-              <w:rFonts w:hint="eastAsia" w:ascii="宋体" w:hAnsi="宋体" w:eastAsia="宋体" w:cs="宋体"/>
+              <w:rFonts w:ascii="宋体" w:eastAsia="宋体" w:hAnsi="宋体" w:cs="宋体" w:hint="eastAsia"/>
               <w:szCs w:val="24"/>
             </w:rPr>
             <w:fldChar w:fldCharType="begin"/>
           </w:r>
           <w:r>
             <w:rPr>
-              <w:rFonts w:hint="eastAsia" w:ascii="宋体" w:hAnsi="宋体" w:eastAsia="宋体" w:cs="宋体"/>
+              <w:rFonts w:ascii="宋体" w:eastAsia="宋体" w:hAnsi="宋体" w:cs="宋体" w:hint="eastAsia"/>
               <w:szCs w:val="24"/>
             </w:rPr>
             <w:instrText xml:space="preserve"> HYPERLINK \l _Toc30925 </w:instrText>
           </w:r>
           <w:r>
             <w:rPr>
-              <w:rFonts w:hint="eastAsia" w:ascii="宋体" w:hAnsi="宋体" w:eastAsia="宋体" w:cs="宋体"/>
+              <w:rFonts w:ascii="宋体" w:eastAsia="宋体" w:hAnsi="宋体" w:cs="宋体" w:hint="eastAsia"/>
               <w:szCs w:val="24"/>
             </w:rPr>
             <w:fldChar w:fldCharType="separate"/>
@@ -2422,7 +2395,7 @@
           </w:r>
           <w:r>
             <w:rPr>
-              <w:rFonts w:hint="eastAsia" w:ascii="宋体" w:hAnsi="宋体" w:eastAsia="宋体" w:cs="宋体"/>
+              <w:rFonts w:ascii="宋体" w:eastAsia="宋体" w:hAnsi="宋体" w:cs="宋体" w:hint="eastAsia"/>
               <w:szCs w:val="24"/>
             </w:rPr>
             <w:fldChar w:fldCharType="end"/>
@@ -2430,28 +2403,28 @@
         </w:p>
         <w:p>
           <w:pPr>
-            <w:pStyle w:val="16"/>
+            <w:pStyle w:val="TOC1"/>
             <w:tabs>
               <w:tab w:val="right" w:leader="dot" w:pos="8306"/>
             </w:tabs>
           </w:pPr>
           <w:r>
             <w:rPr>
-              <w:rFonts w:hint="eastAsia" w:ascii="宋体" w:hAnsi="宋体" w:eastAsia="宋体" w:cs="宋体"/>
+              <w:rFonts w:ascii="宋体" w:eastAsia="宋体" w:hAnsi="宋体" w:cs="宋体" w:hint="eastAsia"/>
               <w:szCs w:val="24"/>
             </w:rPr>
             <w:fldChar w:fldCharType="begin"/>
           </w:r>
           <w:r>
             <w:rPr>
-              <w:rFonts w:hint="eastAsia" w:ascii="宋体" w:hAnsi="宋体" w:eastAsia="宋体" w:cs="宋体"/>
+              <w:rFonts w:ascii="宋体" w:eastAsia="宋体" w:hAnsi="宋体" w:cs="宋体" w:hint="eastAsia"/>
               <w:szCs w:val="24"/>
             </w:rPr>
             <w:instrText xml:space="preserve"> HYPERLINK \l _Toc28498 </w:instrText>
           </w:r>
           <w:r>
             <w:rPr>
-              <w:rFonts w:hint="eastAsia" w:ascii="宋体" w:hAnsi="宋体" w:eastAsia="宋体" w:cs="宋体"/>
+              <w:rFonts w:ascii="宋体" w:eastAsia="宋体" w:hAnsi="宋体" w:cs="宋体" w:hint="eastAsia"/>
               <w:szCs w:val="24"/>
             </w:rPr>
             <w:fldChar w:fldCharType="separate"/>
@@ -2485,7 +2458,7 @@
           </w:r>
           <w:r>
             <w:rPr>
-              <w:rFonts w:hint="eastAsia" w:ascii="宋体" w:hAnsi="宋体" w:eastAsia="宋体" w:cs="宋体"/>
+              <w:rFonts w:ascii="宋体" w:eastAsia="宋体" w:hAnsi="宋体" w:cs="宋体" w:hint="eastAsia"/>
               <w:szCs w:val="24"/>
             </w:rPr>
             <w:fldChar w:fldCharType="end"/>
@@ -2493,28 +2466,28 @@
         </w:p>
         <w:p>
           <w:pPr>
-            <w:pStyle w:val="16"/>
+            <w:pStyle w:val="TOC1"/>
             <w:tabs>
               <w:tab w:val="right" w:leader="dot" w:pos="8306"/>
             </w:tabs>
           </w:pPr>
           <w:r>
             <w:rPr>
-              <w:rFonts w:hint="eastAsia" w:ascii="宋体" w:hAnsi="宋体" w:eastAsia="宋体" w:cs="宋体"/>
+              <w:rFonts w:ascii="宋体" w:eastAsia="宋体" w:hAnsi="宋体" w:cs="宋体" w:hint="eastAsia"/>
               <w:szCs w:val="24"/>
             </w:rPr>
             <w:fldChar w:fldCharType="begin"/>
           </w:r>
           <w:r>
             <w:rPr>
-              <w:rFonts w:hint="eastAsia" w:ascii="宋体" w:hAnsi="宋体" w:eastAsia="宋体" w:cs="宋体"/>
+              <w:rFonts w:ascii="宋体" w:eastAsia="宋体" w:hAnsi="宋体" w:cs="宋体" w:hint="eastAsia"/>
               <w:szCs w:val="24"/>
             </w:rPr>
             <w:instrText xml:space="preserve"> HYPERLINK \l _Toc19130 </w:instrText>
           </w:r>
           <w:r>
             <w:rPr>
-              <w:rFonts w:hint="eastAsia" w:ascii="宋体" w:hAnsi="宋体" w:eastAsia="宋体" w:cs="宋体"/>
+              <w:rFonts w:ascii="宋体" w:eastAsia="宋体" w:hAnsi="宋体" w:cs="宋体" w:hint="eastAsia"/>
               <w:szCs w:val="24"/>
             </w:rPr>
             <w:fldChar w:fldCharType="separate"/>
@@ -2548,7 +2521,7 @@
           </w:r>
           <w:r>
             <w:rPr>
-              <w:rFonts w:hint="eastAsia" w:ascii="宋体" w:hAnsi="宋体" w:eastAsia="宋体" w:cs="宋体"/>
+              <w:rFonts w:ascii="宋体" w:eastAsia="宋体" w:hAnsi="宋体" w:cs="宋体" w:hint="eastAsia"/>
               <w:szCs w:val="24"/>
             </w:rPr>
             <w:fldChar w:fldCharType="end"/>
@@ -2556,28 +2529,28 @@
         </w:p>
         <w:p>
           <w:pPr>
-            <w:pStyle w:val="17"/>
+            <w:pStyle w:val="TOC2"/>
             <w:tabs>
               <w:tab w:val="right" w:leader="dot" w:pos="8306"/>
             </w:tabs>
           </w:pPr>
           <w:r>
             <w:rPr>
-              <w:rFonts w:hint="eastAsia" w:ascii="宋体" w:hAnsi="宋体" w:eastAsia="宋体" w:cs="宋体"/>
+              <w:rFonts w:ascii="宋体" w:eastAsia="宋体" w:hAnsi="宋体" w:cs="宋体" w:hint="eastAsia"/>
               <w:szCs w:val="24"/>
             </w:rPr>
             <w:fldChar w:fldCharType="begin"/>
           </w:r>
           <w:r>
             <w:rPr>
-              <w:rFonts w:hint="eastAsia" w:ascii="宋体" w:hAnsi="宋体" w:eastAsia="宋体" w:cs="宋体"/>
+              <w:rFonts w:ascii="宋体" w:eastAsia="宋体" w:hAnsi="宋体" w:cs="宋体" w:hint="eastAsia"/>
               <w:szCs w:val="24"/>
             </w:rPr>
             <w:instrText xml:space="preserve"> HYPERLINK \l _Toc2701 </w:instrText>
           </w:r>
           <w:r>
             <w:rPr>
-              <w:rFonts w:hint="eastAsia" w:ascii="宋体" w:hAnsi="宋体" w:eastAsia="宋体" w:cs="宋体"/>
+              <w:rFonts w:ascii="宋体" w:eastAsia="宋体" w:hAnsi="宋体" w:cs="宋体" w:hint="eastAsia"/>
               <w:szCs w:val="24"/>
             </w:rPr>
             <w:fldChar w:fldCharType="separate"/>
@@ -2611,7 +2584,7 @@
           </w:r>
           <w:r>
             <w:rPr>
-              <w:rFonts w:hint="eastAsia" w:ascii="宋体" w:hAnsi="宋体" w:eastAsia="宋体" w:cs="宋体"/>
+              <w:rFonts w:ascii="宋体" w:eastAsia="宋体" w:hAnsi="宋体" w:cs="宋体" w:hint="eastAsia"/>
               <w:szCs w:val="24"/>
             </w:rPr>
             <w:fldChar w:fldCharType="end"/>
@@ -2619,28 +2592,28 @@
         </w:p>
         <w:p>
           <w:pPr>
-            <w:pStyle w:val="17"/>
+            <w:pStyle w:val="TOC2"/>
             <w:tabs>
               <w:tab w:val="right" w:leader="dot" w:pos="8306"/>
             </w:tabs>
           </w:pPr>
           <w:r>
             <w:rPr>
-              <w:rFonts w:hint="eastAsia" w:ascii="宋体" w:hAnsi="宋体" w:eastAsia="宋体" w:cs="宋体"/>
+              <w:rFonts w:ascii="宋体" w:eastAsia="宋体" w:hAnsi="宋体" w:cs="宋体" w:hint="eastAsia"/>
               <w:szCs w:val="24"/>
             </w:rPr>
             <w:fldChar w:fldCharType="begin"/>
           </w:r>
           <w:r>
             <w:rPr>
-              <w:rFonts w:hint="eastAsia" w:ascii="宋体" w:hAnsi="宋体" w:eastAsia="宋体" w:cs="宋体"/>
+              <w:rFonts w:ascii="宋体" w:eastAsia="宋体" w:hAnsi="宋体" w:cs="宋体" w:hint="eastAsia"/>
               <w:szCs w:val="24"/>
             </w:rPr>
             <w:instrText xml:space="preserve"> HYPERLINK \l _Toc26659 </w:instrText>
           </w:r>
           <w:r>
             <w:rPr>
-              <w:rFonts w:hint="eastAsia" w:ascii="宋体" w:hAnsi="宋体" w:eastAsia="宋体" w:cs="宋体"/>
+              <w:rFonts w:ascii="宋体" w:eastAsia="宋体" w:hAnsi="宋体" w:cs="宋体" w:hint="eastAsia"/>
               <w:szCs w:val="24"/>
             </w:rPr>
             <w:fldChar w:fldCharType="separate"/>
@@ -2674,7 +2647,7 @@
           </w:r>
           <w:r>
             <w:rPr>
-              <w:rFonts w:hint="eastAsia" w:ascii="宋体" w:hAnsi="宋体" w:eastAsia="宋体" w:cs="宋体"/>
+              <w:rFonts w:ascii="宋体" w:eastAsia="宋体" w:hAnsi="宋体" w:cs="宋体" w:hint="eastAsia"/>
               <w:szCs w:val="24"/>
             </w:rPr>
             <w:fldChar w:fldCharType="end"/>
@@ -2682,28 +2655,28 @@
         </w:p>
         <w:p>
           <w:pPr>
-            <w:pStyle w:val="17"/>
+            <w:pStyle w:val="TOC2"/>
             <w:tabs>
               <w:tab w:val="right" w:leader="dot" w:pos="8306"/>
             </w:tabs>
           </w:pPr>
           <w:r>
             <w:rPr>
-              <w:rFonts w:hint="eastAsia" w:ascii="宋体" w:hAnsi="宋体" w:eastAsia="宋体" w:cs="宋体"/>
+              <w:rFonts w:ascii="宋体" w:eastAsia="宋体" w:hAnsi="宋体" w:cs="宋体" w:hint="eastAsia"/>
               <w:szCs w:val="24"/>
             </w:rPr>
             <w:fldChar w:fldCharType="begin"/>
           </w:r>
           <w:r>
             <w:rPr>
-              <w:rFonts w:hint="eastAsia" w:ascii="宋体" w:hAnsi="宋体" w:eastAsia="宋体" w:cs="宋体"/>
+              <w:rFonts w:ascii="宋体" w:eastAsia="宋体" w:hAnsi="宋体" w:cs="宋体" w:hint="eastAsia"/>
               <w:szCs w:val="24"/>
             </w:rPr>
             <w:instrText xml:space="preserve"> HYPERLINK \l _Toc32420 </w:instrText>
           </w:r>
           <w:r>
             <w:rPr>
-              <w:rFonts w:hint="eastAsia" w:ascii="宋体" w:hAnsi="宋体" w:eastAsia="宋体" w:cs="宋体"/>
+              <w:rFonts w:ascii="宋体" w:eastAsia="宋体" w:hAnsi="宋体" w:cs="宋体" w:hint="eastAsia"/>
               <w:szCs w:val="24"/>
             </w:rPr>
             <w:fldChar w:fldCharType="separate"/>
@@ -2737,7 +2710,7 @@
           </w:r>
           <w:r>
             <w:rPr>
-              <w:rFonts w:hint="eastAsia" w:ascii="宋体" w:hAnsi="宋体" w:eastAsia="宋体" w:cs="宋体"/>
+              <w:rFonts w:ascii="宋体" w:eastAsia="宋体" w:hAnsi="宋体" w:cs="宋体" w:hint="eastAsia"/>
               <w:szCs w:val="24"/>
             </w:rPr>
             <w:fldChar w:fldCharType="end"/>
@@ -2745,28 +2718,28 @@
         </w:p>
         <w:p>
           <w:pPr>
-            <w:pStyle w:val="17"/>
+            <w:pStyle w:val="TOC2"/>
             <w:tabs>
               <w:tab w:val="right" w:leader="dot" w:pos="8306"/>
             </w:tabs>
           </w:pPr>
           <w:r>
             <w:rPr>
-              <w:rFonts w:hint="eastAsia" w:ascii="宋体" w:hAnsi="宋体" w:eastAsia="宋体" w:cs="宋体"/>
+              <w:rFonts w:ascii="宋体" w:eastAsia="宋体" w:hAnsi="宋体" w:cs="宋体" w:hint="eastAsia"/>
               <w:szCs w:val="24"/>
             </w:rPr>
             <w:fldChar w:fldCharType="begin"/>
           </w:r>
           <w:r>
             <w:rPr>
-              <w:rFonts w:hint="eastAsia" w:ascii="宋体" w:hAnsi="宋体" w:eastAsia="宋体" w:cs="宋体"/>
+              <w:rFonts w:ascii="宋体" w:eastAsia="宋体" w:hAnsi="宋体" w:cs="宋体" w:hint="eastAsia"/>
               <w:szCs w:val="24"/>
             </w:rPr>
             <w:instrText xml:space="preserve"> HYPERLINK \l _Toc23047 </w:instrText>
           </w:r>
           <w:r>
             <w:rPr>
-              <w:rFonts w:hint="eastAsia" w:ascii="宋体" w:hAnsi="宋体" w:eastAsia="宋体" w:cs="宋体"/>
+              <w:rFonts w:ascii="宋体" w:eastAsia="宋体" w:hAnsi="宋体" w:cs="宋体" w:hint="eastAsia"/>
               <w:szCs w:val="24"/>
             </w:rPr>
             <w:fldChar w:fldCharType="separate"/>
@@ -2800,7 +2773,7 @@
           </w:r>
           <w:r>
             <w:rPr>
-              <w:rFonts w:hint="eastAsia" w:ascii="宋体" w:hAnsi="宋体" w:eastAsia="宋体" w:cs="宋体"/>
+              <w:rFonts w:ascii="宋体" w:eastAsia="宋体" w:hAnsi="宋体" w:cs="宋体" w:hint="eastAsia"/>
               <w:szCs w:val="24"/>
             </w:rPr>
             <w:fldChar w:fldCharType="end"/>
@@ -2808,28 +2781,28 @@
         </w:p>
         <w:p>
           <w:pPr>
-            <w:pStyle w:val="17"/>
+            <w:pStyle w:val="TOC2"/>
             <w:tabs>
               <w:tab w:val="right" w:leader="dot" w:pos="8306"/>
             </w:tabs>
           </w:pPr>
           <w:r>
             <w:rPr>
-              <w:rFonts w:hint="eastAsia" w:ascii="宋体" w:hAnsi="宋体" w:eastAsia="宋体" w:cs="宋体"/>
+              <w:rFonts w:ascii="宋体" w:eastAsia="宋体" w:hAnsi="宋体" w:cs="宋体" w:hint="eastAsia"/>
               <w:szCs w:val="24"/>
             </w:rPr>
             <w:fldChar w:fldCharType="begin"/>
           </w:r>
           <w:r>
             <w:rPr>
-              <w:rFonts w:hint="eastAsia" w:ascii="宋体" w:hAnsi="宋体" w:eastAsia="宋体" w:cs="宋体"/>
+              <w:rFonts w:ascii="宋体" w:eastAsia="宋体" w:hAnsi="宋体" w:cs="宋体" w:hint="eastAsia"/>
               <w:szCs w:val="24"/>
             </w:rPr>
             <w:instrText xml:space="preserve"> HYPERLINK \l _Toc9499 </w:instrText>
           </w:r>
           <w:r>
             <w:rPr>
-              <w:rFonts w:hint="eastAsia" w:ascii="宋体" w:hAnsi="宋体" w:eastAsia="宋体" w:cs="宋体"/>
+              <w:rFonts w:ascii="宋体" w:eastAsia="宋体" w:hAnsi="宋体" w:cs="宋体" w:hint="eastAsia"/>
               <w:szCs w:val="24"/>
             </w:rPr>
             <w:fldChar w:fldCharType="separate"/>
@@ -2863,7 +2836,7 @@
           </w:r>
           <w:r>
             <w:rPr>
-              <w:rFonts w:hint="eastAsia" w:ascii="宋体" w:hAnsi="宋体" w:eastAsia="宋体" w:cs="宋体"/>
+              <w:rFonts w:ascii="宋体" w:eastAsia="宋体" w:hAnsi="宋体" w:cs="宋体" w:hint="eastAsia"/>
               <w:szCs w:val="24"/>
             </w:rPr>
             <w:fldChar w:fldCharType="end"/>
@@ -2871,28 +2844,28 @@
         </w:p>
         <w:p>
           <w:pPr>
-            <w:pStyle w:val="16"/>
+            <w:pStyle w:val="TOC1"/>
             <w:tabs>
               <w:tab w:val="right" w:leader="dot" w:pos="8306"/>
             </w:tabs>
           </w:pPr>
           <w:r>
             <w:rPr>
-              <w:rFonts w:hint="eastAsia" w:ascii="宋体" w:hAnsi="宋体" w:eastAsia="宋体" w:cs="宋体"/>
+              <w:rFonts w:ascii="宋体" w:eastAsia="宋体" w:hAnsi="宋体" w:cs="宋体" w:hint="eastAsia"/>
               <w:szCs w:val="24"/>
             </w:rPr>
             <w:fldChar w:fldCharType="begin"/>
           </w:r>
           <w:r>
             <w:rPr>
-              <w:rFonts w:hint="eastAsia" w:ascii="宋体" w:hAnsi="宋体" w:eastAsia="宋体" w:cs="宋体"/>
+              <w:rFonts w:ascii="宋体" w:eastAsia="宋体" w:hAnsi="宋体" w:cs="宋体" w:hint="eastAsia"/>
               <w:szCs w:val="24"/>
             </w:rPr>
             <w:instrText xml:space="preserve"> HYPERLINK \l _Toc15956 </w:instrText>
           </w:r>
           <w:r>
             <w:rPr>
-              <w:rFonts w:hint="eastAsia" w:ascii="宋体" w:hAnsi="宋体" w:eastAsia="宋体" w:cs="宋体"/>
+              <w:rFonts w:ascii="宋体" w:eastAsia="宋体" w:hAnsi="宋体" w:cs="宋体" w:hint="eastAsia"/>
               <w:szCs w:val="24"/>
             </w:rPr>
             <w:fldChar w:fldCharType="separate"/>
@@ -2926,7 +2899,7 @@
           </w:r>
           <w:r>
             <w:rPr>
-              <w:rFonts w:hint="eastAsia" w:ascii="宋体" w:hAnsi="宋体" w:eastAsia="宋体" w:cs="宋体"/>
+              <w:rFonts w:ascii="宋体" w:eastAsia="宋体" w:hAnsi="宋体" w:cs="宋体" w:hint="eastAsia"/>
               <w:szCs w:val="24"/>
             </w:rPr>
             <w:fldChar w:fldCharType="end"/>
@@ -2934,28 +2907,28 @@
         </w:p>
         <w:p>
           <w:pPr>
-            <w:pStyle w:val="16"/>
+            <w:pStyle w:val="TOC1"/>
             <w:tabs>
               <w:tab w:val="right" w:leader="dot" w:pos="8306"/>
             </w:tabs>
           </w:pPr>
           <w:r>
             <w:rPr>
-              <w:rFonts w:hint="eastAsia" w:ascii="宋体" w:hAnsi="宋体" w:eastAsia="宋体" w:cs="宋体"/>
+              <w:rFonts w:ascii="宋体" w:eastAsia="宋体" w:hAnsi="宋体" w:cs="宋体" w:hint="eastAsia"/>
               <w:szCs w:val="24"/>
             </w:rPr>
             <w:fldChar w:fldCharType="begin"/>
           </w:r>
           <w:r>
             <w:rPr>
-              <w:rFonts w:hint="eastAsia" w:ascii="宋体" w:hAnsi="宋体" w:eastAsia="宋体" w:cs="宋体"/>
+              <w:rFonts w:ascii="宋体" w:eastAsia="宋体" w:hAnsi="宋体" w:cs="宋体" w:hint="eastAsia"/>
               <w:szCs w:val="24"/>
             </w:rPr>
             <w:instrText xml:space="preserve"> HYPERLINK \l _Toc3261 </w:instrText>
           </w:r>
           <w:r>
             <w:rPr>
-              <w:rFonts w:hint="eastAsia" w:ascii="宋体" w:hAnsi="宋体" w:eastAsia="宋体" w:cs="宋体"/>
+              <w:rFonts w:ascii="宋体" w:eastAsia="宋体" w:hAnsi="宋体" w:cs="宋体" w:hint="eastAsia"/>
               <w:szCs w:val="24"/>
             </w:rPr>
             <w:fldChar w:fldCharType="separate"/>
@@ -2989,7 +2962,7 @@
           </w:r>
           <w:r>
             <w:rPr>
-              <w:rFonts w:hint="eastAsia" w:ascii="宋体" w:hAnsi="宋体" w:eastAsia="宋体" w:cs="宋体"/>
+              <w:rFonts w:ascii="宋体" w:eastAsia="宋体" w:hAnsi="宋体" w:cs="宋体" w:hint="eastAsia"/>
               <w:szCs w:val="24"/>
             </w:rPr>
             <w:fldChar w:fldCharType="end"/>
@@ -3012,7 +2985,7 @@
             <w:snapToGrid w:val="0"/>
             <w:textAlignment w:val="baseline"/>
             <w:rPr>
-              <w:rFonts w:hint="eastAsia" w:ascii="宋体" w:hAnsi="宋体" w:eastAsia="宋体" w:cs="宋体"/>
+              <w:rFonts w:ascii="宋体" w:eastAsia="宋体" w:hAnsi="宋体" w:cs="宋体" w:hint="eastAsia"/>
               <w:snapToGrid w:val="0"/>
               <w:color w:val="000000"/>
               <w:kern w:val="0"/>
@@ -3023,7 +2996,7 @@
           </w:pPr>
           <w:r>
             <w:rPr>
-              <w:rFonts w:hint="eastAsia" w:ascii="宋体" w:hAnsi="宋体" w:eastAsia="宋体" w:cs="宋体"/>
+              <w:rFonts w:ascii="宋体" w:eastAsia="宋体" w:hAnsi="宋体" w:cs="宋体" w:hint="eastAsia"/>
               <w:szCs w:val="24"/>
             </w:rPr>
             <w:fldChar w:fldCharType="end"/>
@@ -3048,7 +3021,7 @@
         <w:snapToGrid w:val="0"/>
         <w:textAlignment w:val="baseline"/>
         <w:rPr>
-          <w:rFonts w:ascii="Arial" w:hAnsi="Arial" w:eastAsia="Arial" w:cs="Arial"/>
+          <w:rFonts w:ascii="Arial" w:eastAsia="Arial" w:hAnsi="Arial" w:cs="Arial"/>
           <w:snapToGrid w:val="0"/>
           <w:color w:val="000000"/>
           <w:kern w:val="0"/>
@@ -3059,7 +3032,7 @@
       </w:pPr>
       <w:r>
         <w:rPr>
-          <w:rFonts w:ascii="Arial" w:hAnsi="Arial" w:eastAsia="Arial" w:cs="Arial"/>
+          <w:rFonts w:ascii="Arial" w:eastAsia="Arial" w:hAnsi="Arial" w:cs="Arial"/>
           <w:snapToGrid w:val="0"/>
           <w:color w:val="000000"/>
           <w:kern w:val="0"/>
@@ -3072,7 +3045,7 @@
     </w:p>
     <w:p>
       <w:pPr>
-        <w:pStyle w:val="29"/>
+        <w:pStyle w:val="1"/>
         <w:keepNext w:val="0"/>
         <w:keepLines w:val="0"/>
         <w:pageBreakBefore w:val="0"/>
@@ -3088,17 +3061,17 @@
         <w:snapToGrid w:val="0"/>
         <w:textAlignment w:val="baseline"/>
       </w:pPr>
-      <w:bookmarkStart w:id="2" w:name="heading_1"/>
-      <w:bookmarkStart w:id="3" w:name="_Toc31589"/>
+      <w:bookmarkStart w:id="3" w:name="heading_1"/>
+      <w:bookmarkStart w:id="4" w:name="_Toc31589"/>
       <w:r>
         <w:t>目的</w:t>
       </w:r>
-      <w:bookmarkEnd w:id="2"/>
       <w:bookmarkEnd w:id="3"/>
+      <w:bookmarkEnd w:id="4"/>
     </w:p>
     <w:p>
       <w:pPr>
-        <w:pStyle w:val="30"/>
+        <w:pStyle w:val="a2"/>
         <w:keepNext w:val="0"/>
         <w:keepLines w:val="0"/>
         <w:pageBreakBefore w:val="0"/>
@@ -3120,7 +3093,7 @@
     </w:p>
     <w:p>
       <w:pPr>
-        <w:pStyle w:val="29"/>
+        <w:pStyle w:val="1"/>
         <w:keepNext w:val="0"/>
         <w:keepLines w:val="0"/>
         <w:pageBreakBefore w:val="0"/>
@@ -3136,17 +3109,17 @@
         <w:snapToGrid w:val="0"/>
         <w:textAlignment w:val="baseline"/>
       </w:pPr>
-      <w:bookmarkStart w:id="4" w:name="heading_2"/>
-      <w:bookmarkStart w:id="5" w:name="_Toc21733"/>
+      <w:bookmarkStart w:id="5" w:name="heading_2"/>
+      <w:bookmarkStart w:id="6" w:name="_Toc21733"/>
       <w:r>
         <w:t>适用范围</w:t>
       </w:r>
-      <w:bookmarkEnd w:id="4"/>
       <w:bookmarkEnd w:id="5"/>
+      <w:bookmarkEnd w:id="6"/>
     </w:p>
     <w:p>
       <w:pPr>
-        <w:pStyle w:val="30"/>
+        <w:pStyle w:val="a2"/>
         <w:keepNext w:val="0"/>
         <w:keepLines w:val="0"/>
         <w:pageBreakBefore w:val="0"/>
@@ -3168,7 +3141,7 @@
     </w:p>
     <w:p>
       <w:pPr>
-        <w:pStyle w:val="29"/>
+        <w:pStyle w:val="1"/>
         <w:keepNext w:val="0"/>
         <w:keepLines w:val="0"/>
         <w:pageBreakBefore w:val="0"/>
@@ -3184,17 +3157,17 @@
         <w:snapToGrid w:val="0"/>
         <w:textAlignment w:val="baseline"/>
       </w:pPr>
-      <w:bookmarkStart w:id="6" w:name="heading_3"/>
-      <w:bookmarkStart w:id="7" w:name="_Toc30925"/>
+      <w:bookmarkStart w:id="7" w:name="heading_3"/>
+      <w:bookmarkStart w:id="8" w:name="_Toc30925"/>
       <w:r>
         <w:t>质量管理目标</w:t>
       </w:r>
-      <w:bookmarkEnd w:id="6"/>
       <w:bookmarkEnd w:id="7"/>
+      <w:bookmarkEnd w:id="8"/>
     </w:p>
     <w:p>
       <w:pPr>
-        <w:pStyle w:val="30"/>
+        <w:pStyle w:val="a2"/>
         <w:keepNext w:val="0"/>
         <w:keepLines w:val="0"/>
         <w:pageBreakBefore w:val="0"/>
@@ -3216,18 +3189,17 @@
     </w:p>
     <w:tbl>
       <w:tblPr>
-        <w:tblStyle w:val="20"/>
+        <w:tblStyle w:val="TableNormal"/>
         <w:tblW w:w="7993" w:type="dxa"/>
         <w:jc w:val="center"/>
         <w:tblBorders>
-          <w:top w:val="none" w:color="DEE0E3" w:sz="0" w:space="0"/>
-          <w:left w:val="none" w:color="DEE0E3" w:sz="0" w:space="0"/>
-          <w:bottom w:val="none" w:color="DEE0E3" w:sz="0" w:space="0"/>
-          <w:right w:val="none" w:color="DEE0E3" w:sz="0" w:space="0"/>
-          <w:insideH w:val="none" w:color="DEE0E3" w:sz="0" w:space="0"/>
-          <w:insideV w:val="none" w:color="DEE0E3" w:sz="0" w:space="0"/>
+          <w:top w:val="nil"/>
+          <w:left w:val="nil"/>
+          <w:bottom w:val="nil"/>
+          <w:right w:val="nil"/>
+          <w:insideH w:val="nil"/>
+          <w:insideV w:val="nil"/>
         </w:tblBorders>
-        <w:tblLayout w:type="autofit"/>
         <w:tblCellMar>
           <w:top w:w="0" w:type="dxa"/>
           <w:left w:w="10" w:type="dxa"/>
@@ -3243,13 +3215,15 @@
       </w:tblGrid>
       <w:tr>
         <w:tblPrEx>
+          <w:tblW w:w="7993" w:type="dxa"/>
+          <w:jc w:val="center"/>
           <w:tblBorders>
-            <w:top w:val="none" w:color="DEE0E3" w:sz="0" w:space="0"/>
-            <w:left w:val="none" w:color="DEE0E3" w:sz="0" w:space="0"/>
-            <w:bottom w:val="none" w:color="DEE0E3" w:sz="0" w:space="0"/>
-            <w:right w:val="none" w:color="DEE0E3" w:sz="0" w:space="0"/>
-            <w:insideH w:val="none" w:color="DEE0E3" w:sz="0" w:space="0"/>
-            <w:insideV w:val="none" w:color="DEE0E3" w:sz="0" w:space="0"/>
+            <w:top w:val="nil"/>
+            <w:left w:val="nil"/>
+            <w:bottom w:val="nil"/>
+            <w:right w:val="nil"/>
+            <w:insideH w:val="nil"/>
+            <w:insideV w:val="nil"/>
           </w:tblBorders>
           <w:tblCellMar>
             <w:top w:w="0" w:type="dxa"/>
@@ -3259,7 +3233,7 @@
           </w:tblCellMar>
         </w:tblPrEx>
         <w:trPr>
-          <w:trHeight w:val="0" w:hRule="atLeast"/>
+          <w:trHeight w:val="0"/>
           <w:tblHeader/>
           <w:jc w:val="center"/>
         </w:trPr>
@@ -3267,12 +3241,11 @@
           <w:tcPr>
             <w:tcW w:w="1357" w:type="dxa"/>
             <w:tcBorders>
-              <w:top w:val="single" w:color="auto" w:sz="12" w:space="0"/>
-              <w:left w:val="single" w:color="auto" w:sz="12" w:space="0"/>
+              <w:top w:val="single" w:sz="12" w:space="0" w:color="auto"/>
+              <w:left w:val="single" w:sz="12" w:space="0" w:color="auto"/>
               <w:bottom w:val="nil"/>
               <w:right w:val="nil"/>
             </w:tcBorders>
-            <w:noWrap w:val="0"/>
             <w:tcMar>
               <w:top w:w="60" w:type="dxa"/>
               <w:left w:w="120" w:type="dxa"/>
@@ -3283,7 +3256,7 @@
           </w:tcPr>
           <w:p>
             <w:pPr>
-              <w:pStyle w:val="30"/>
+              <w:pStyle w:val="a2"/>
               <w:keepNext w:val="0"/>
               <w:keepLines w:val="0"/>
               <w:pageBreakBefore w:val="0"/>
@@ -3298,7 +3271,7 @@
               <w:adjustRightInd w:val="0"/>
               <w:snapToGrid w:val="0"/>
               <w:spacing w:line="240" w:lineRule="auto"/>
-              <w:ind w:left="0" w:leftChars="0" w:right="0" w:rightChars="0" w:firstLine="0" w:firstLineChars="0"/>
+              <w:ind w:left="0" w:right="0" w:firstLine="0" w:leftChars="0" w:rightChars="0" w:firstLineChars="0"/>
               <w:jc w:val="center"/>
               <w:textAlignment w:val="baseline"/>
               <w:rPr>
@@ -3317,12 +3290,11 @@
           <w:tcPr>
             <w:tcW w:w="1692" w:type="dxa"/>
             <w:tcBorders>
-              <w:top w:val="single" w:color="auto" w:sz="12" w:space="0"/>
-              <w:left w:val="single" w:color="auto" w:sz="4" w:space="0"/>
+              <w:top w:val="single" w:sz="12" w:space="0" w:color="auto"/>
+              <w:left w:val="single" w:sz="4" w:space="0" w:color="auto"/>
               <w:bottom w:val="nil"/>
               <w:right w:val="nil"/>
             </w:tcBorders>
-            <w:noWrap w:val="0"/>
             <w:tcMar>
               <w:top w:w="60" w:type="dxa"/>
               <w:left w:w="120" w:type="dxa"/>
@@ -3333,7 +3305,7 @@
           </w:tcPr>
           <w:p>
             <w:pPr>
-              <w:pStyle w:val="30"/>
+              <w:pStyle w:val="a2"/>
               <w:keepNext w:val="0"/>
               <w:keepLines w:val="0"/>
               <w:pageBreakBefore w:val="0"/>
@@ -3348,7 +3320,7 @@
               <w:adjustRightInd w:val="0"/>
               <w:snapToGrid w:val="0"/>
               <w:spacing w:line="240" w:lineRule="auto"/>
-              <w:ind w:left="0" w:leftChars="0" w:right="0" w:rightChars="0" w:firstLine="0" w:firstLineChars="0"/>
+              <w:ind w:left="0" w:right="0" w:firstLine="0" w:leftChars="0" w:rightChars="0" w:firstLineChars="0"/>
               <w:jc w:val="center"/>
               <w:textAlignment w:val="baseline"/>
               <w:rPr>
@@ -3367,12 +3339,11 @@
           <w:tcPr>
             <w:tcW w:w="1836" w:type="dxa"/>
             <w:tcBorders>
-              <w:top w:val="single" w:color="auto" w:sz="12" w:space="0"/>
-              <w:left w:val="single" w:color="auto" w:sz="4" w:space="0"/>
+              <w:top w:val="single" w:sz="12" w:space="0" w:color="auto"/>
+              <w:left w:val="single" w:sz="4" w:space="0" w:color="auto"/>
               <w:bottom w:val="nil"/>
               <w:right w:val="nil"/>
             </w:tcBorders>
-            <w:noWrap w:val="0"/>
             <w:tcMar>
               <w:top w:w="60" w:type="dxa"/>
               <w:left w:w="120" w:type="dxa"/>
@@ -3383,7 +3354,7 @@
           </w:tcPr>
           <w:p>
             <w:pPr>
-              <w:pStyle w:val="30"/>
+              <w:pStyle w:val="a2"/>
               <w:keepNext w:val="0"/>
               <w:keepLines w:val="0"/>
               <w:pageBreakBefore w:val="0"/>
@@ -3398,7 +3369,7 @@
               <w:adjustRightInd w:val="0"/>
               <w:snapToGrid w:val="0"/>
               <w:spacing w:line="240" w:lineRule="auto"/>
-              <w:ind w:left="0" w:leftChars="0" w:right="0" w:rightChars="0" w:firstLine="0" w:firstLineChars="0"/>
+              <w:ind w:left="0" w:right="0" w:firstLine="0" w:leftChars="0" w:rightChars="0" w:firstLineChars="0"/>
               <w:jc w:val="center"/>
               <w:textAlignment w:val="baseline"/>
               <w:rPr>
@@ -3417,12 +3388,11 @@
           <w:tcPr>
             <w:tcW w:w="3108" w:type="dxa"/>
             <w:tcBorders>
-              <w:top w:val="single" w:color="auto" w:sz="12" w:space="0"/>
-              <w:left w:val="single" w:color="auto" w:sz="4" w:space="0"/>
+              <w:top w:val="single" w:sz="12" w:space="0" w:color="auto"/>
+              <w:left w:val="single" w:sz="4" w:space="0" w:color="auto"/>
               <w:bottom w:val="nil"/>
-              <w:right w:val="single" w:color="auto" w:sz="12" w:space="0"/>
+              <w:right w:val="single" w:sz="12" w:space="0" w:color="auto"/>
             </w:tcBorders>
-            <w:noWrap w:val="0"/>
             <w:tcMar>
               <w:top w:w="60" w:type="dxa"/>
               <w:left w:w="120" w:type="dxa"/>
@@ -3433,7 +3403,7 @@
           </w:tcPr>
           <w:p>
             <w:pPr>
-              <w:pStyle w:val="30"/>
+              <w:pStyle w:val="a2"/>
               <w:keepNext w:val="0"/>
               <w:keepLines w:val="0"/>
               <w:pageBreakBefore w:val="0"/>
@@ -3448,7 +3418,7 @@
               <w:adjustRightInd w:val="0"/>
               <w:snapToGrid w:val="0"/>
               <w:spacing w:line="240" w:lineRule="auto"/>
-              <w:ind w:left="0" w:leftChars="0" w:right="0" w:rightChars="0" w:firstLine="0" w:firstLineChars="0"/>
+              <w:ind w:left="0" w:right="0" w:firstLine="0" w:leftChars="0" w:rightChars="0" w:firstLineChars="0"/>
               <w:jc w:val="center"/>
               <w:textAlignment w:val="baseline"/>
               <w:rPr>
@@ -3466,14 +3436,8 @@
       </w:tr>
       <w:tr>
         <w:tblPrEx>
-          <w:tblBorders>
-            <w:top w:val="none" w:color="DEE0E3" w:sz="0" w:space="0"/>
-            <w:left w:val="none" w:color="DEE0E3" w:sz="0" w:space="0"/>
-            <w:bottom w:val="none" w:color="DEE0E3" w:sz="0" w:space="0"/>
-            <w:right w:val="none" w:color="DEE0E3" w:sz="0" w:space="0"/>
-            <w:insideH w:val="none" w:color="DEE0E3" w:sz="0" w:space="0"/>
-            <w:insideV w:val="none" w:color="DEE0E3" w:sz="0" w:space="0"/>
-          </w:tblBorders>
+          <w:tblW w:w="7993" w:type="dxa"/>
+          <w:jc w:val="center"/>
           <w:tblCellMar>
             <w:top w:w="0" w:type="dxa"/>
             <w:left w:w="10" w:type="dxa"/>
@@ -3482,19 +3446,18 @@
           </w:tblCellMar>
         </w:tblPrEx>
         <w:trPr>
-          <w:trHeight w:val="0" w:hRule="atLeast"/>
+          <w:trHeight w:val="0"/>
           <w:jc w:val="center"/>
         </w:trPr>
         <w:tc>
           <w:tcPr>
             <w:tcW w:w="1357" w:type="dxa"/>
             <w:tcBorders>
-              <w:top w:val="single" w:color="auto" w:sz="4" w:space="0"/>
-              <w:left w:val="single" w:color="auto" w:sz="12" w:space="0"/>
+              <w:top w:val="single" w:sz="4" w:space="0" w:color="auto"/>
+              <w:left w:val="single" w:sz="12" w:space="0" w:color="auto"/>
               <w:bottom w:val="nil"/>
               <w:right w:val="nil"/>
             </w:tcBorders>
-            <w:noWrap w:val="0"/>
             <w:tcMar>
               <w:top w:w="60" w:type="dxa"/>
               <w:left w:w="120" w:type="dxa"/>
@@ -3505,7 +3468,7 @@
           </w:tcPr>
           <w:p>
             <w:pPr>
-              <w:pStyle w:val="30"/>
+              <w:pStyle w:val="a2"/>
               <w:keepNext w:val="0"/>
               <w:keepLines w:val="0"/>
               <w:pageBreakBefore w:val="0"/>
@@ -3520,7 +3483,7 @@
               <w:adjustRightInd w:val="0"/>
               <w:snapToGrid w:val="0"/>
               <w:spacing w:line="240" w:lineRule="auto"/>
-              <w:ind w:left="0" w:leftChars="0" w:right="0" w:rightChars="0" w:firstLine="0" w:firstLineChars="0"/>
+              <w:ind w:left="0" w:right="0" w:firstLine="0" w:leftChars="0" w:rightChars="0" w:firstLineChars="0"/>
               <w:jc w:val="center"/>
               <w:textAlignment w:val="baseline"/>
             </w:pPr>
@@ -3533,12 +3496,11 @@
           <w:tcPr>
             <w:tcW w:w="1692" w:type="dxa"/>
             <w:tcBorders>
-              <w:top w:val="single" w:color="auto" w:sz="4" w:space="0"/>
-              <w:left w:val="single" w:color="auto" w:sz="4" w:space="0"/>
+              <w:top w:val="single" w:sz="4" w:space="0" w:color="auto"/>
+              <w:left w:val="single" w:sz="4" w:space="0" w:color="auto"/>
               <w:bottom w:val="nil"/>
               <w:right w:val="nil"/>
             </w:tcBorders>
-            <w:noWrap w:val="0"/>
             <w:tcMar>
               <w:top w:w="60" w:type="dxa"/>
               <w:left w:w="120" w:type="dxa"/>
@@ -3549,7 +3511,7 @@
           </w:tcPr>
           <w:p>
             <w:pPr>
-              <w:pStyle w:val="30"/>
+              <w:pStyle w:val="a2"/>
               <w:keepNext w:val="0"/>
               <w:keepLines w:val="0"/>
               <w:pageBreakBefore w:val="0"/>
@@ -3564,7 +3526,7 @@
               <w:adjustRightInd w:val="0"/>
               <w:snapToGrid w:val="0"/>
               <w:spacing w:line="240" w:lineRule="auto"/>
-              <w:ind w:left="0" w:leftChars="0" w:right="0" w:rightChars="0" w:firstLine="0" w:firstLineChars="0"/>
+              <w:ind w:left="0" w:right="0" w:firstLine="0" w:leftChars="0" w:rightChars="0" w:firstLineChars="0"/>
               <w:jc w:val="center"/>
               <w:textAlignment w:val="baseline"/>
             </w:pPr>
@@ -3577,12 +3539,11 @@
           <w:tcPr>
             <w:tcW w:w="1836" w:type="dxa"/>
             <w:tcBorders>
-              <w:top w:val="single" w:color="auto" w:sz="4" w:space="0"/>
-              <w:left w:val="single" w:color="auto" w:sz="4" w:space="0"/>
+              <w:top w:val="single" w:sz="4" w:space="0" w:color="auto"/>
+              <w:left w:val="single" w:sz="4" w:space="0" w:color="auto"/>
               <w:bottom w:val="nil"/>
               <w:right w:val="nil"/>
             </w:tcBorders>
-            <w:noWrap w:val="0"/>
             <w:tcMar>
               <w:top w:w="60" w:type="dxa"/>
               <w:left w:w="120" w:type="dxa"/>
@@ -3593,7 +3554,7 @@
           </w:tcPr>
           <w:p>
             <w:pPr>
-              <w:pStyle w:val="30"/>
+              <w:pStyle w:val="a2"/>
               <w:keepNext w:val="0"/>
               <w:keepLines w:val="0"/>
               <w:pageBreakBefore w:val="0"/>
@@ -3608,7 +3569,7 @@
               <w:adjustRightInd w:val="0"/>
               <w:snapToGrid w:val="0"/>
               <w:spacing w:line="240" w:lineRule="auto"/>
-              <w:ind w:left="0" w:leftChars="0" w:right="0" w:rightChars="0" w:firstLine="0" w:firstLineChars="0"/>
+              <w:ind w:left="0" w:right="0" w:firstLine="0" w:leftChars="0" w:rightChars="0" w:firstLineChars="0"/>
               <w:jc w:val="center"/>
               <w:textAlignment w:val="baseline"/>
             </w:pPr>
@@ -3631,12 +3592,11 @@
           <w:tcPr>
             <w:tcW w:w="3108" w:type="dxa"/>
             <w:tcBorders>
-              <w:top w:val="single" w:color="auto" w:sz="4" w:space="0"/>
-              <w:left w:val="single" w:color="auto" w:sz="4" w:space="0"/>
+              <w:top w:val="single" w:sz="4" w:space="0" w:color="auto"/>
+              <w:left w:val="single" w:sz="4" w:space="0" w:color="auto"/>
               <w:bottom w:val="nil"/>
-              <w:right w:val="single" w:color="auto" w:sz="12" w:space="0"/>
+              <w:right w:val="single" w:sz="12" w:space="0" w:color="auto"/>
             </w:tcBorders>
-            <w:noWrap w:val="0"/>
             <w:tcMar>
               <w:top w:w="60" w:type="dxa"/>
               <w:left w:w="120" w:type="dxa"/>
@@ -3647,7 +3607,7 @@
           </w:tcPr>
           <w:p>
             <w:pPr>
-              <w:pStyle w:val="30"/>
+              <w:pStyle w:val="a2"/>
               <w:keepNext w:val="0"/>
               <w:keepLines w:val="0"/>
               <w:pageBreakBefore w:val="0"/>
@@ -3662,7 +3622,7 @@
               <w:adjustRightInd w:val="0"/>
               <w:snapToGrid w:val="0"/>
               <w:spacing w:line="240" w:lineRule="auto"/>
-              <w:ind w:left="0" w:leftChars="0" w:right="0" w:rightChars="0" w:firstLine="0" w:firstLineChars="0"/>
+              <w:ind w:left="0" w:right="0" w:firstLine="0" w:leftChars="0" w:rightChars="0" w:firstLineChars="0"/>
               <w:jc w:val="left"/>
               <w:textAlignment w:val="baseline"/>
             </w:pPr>
@@ -3674,14 +3634,8 @@
       </w:tr>
       <w:tr>
         <w:tblPrEx>
-          <w:tblBorders>
-            <w:top w:val="none" w:color="DEE0E3" w:sz="0" w:space="0"/>
-            <w:left w:val="none" w:color="DEE0E3" w:sz="0" w:space="0"/>
-            <w:bottom w:val="none" w:color="DEE0E3" w:sz="0" w:space="0"/>
-            <w:right w:val="none" w:color="DEE0E3" w:sz="0" w:space="0"/>
-            <w:insideH w:val="none" w:color="DEE0E3" w:sz="0" w:space="0"/>
-            <w:insideV w:val="none" w:color="DEE0E3" w:sz="0" w:space="0"/>
-          </w:tblBorders>
+          <w:tblW w:w="7993" w:type="dxa"/>
+          <w:jc w:val="center"/>
           <w:tblCellMar>
             <w:top w:w="0" w:type="dxa"/>
             <w:left w:w="10" w:type="dxa"/>
@@ -3690,19 +3644,18 @@
           </w:tblCellMar>
         </w:tblPrEx>
         <w:trPr>
-          <w:trHeight w:val="0" w:hRule="atLeast"/>
+          <w:trHeight w:val="0"/>
           <w:jc w:val="center"/>
         </w:trPr>
         <w:tc>
           <w:tcPr>
             <w:tcW w:w="1357" w:type="dxa"/>
             <w:tcBorders>
-              <w:top w:val="single" w:color="auto" w:sz="4" w:space="0"/>
-              <w:left w:val="single" w:color="auto" w:sz="12" w:space="0"/>
+              <w:top w:val="single" w:sz="4" w:space="0" w:color="auto"/>
+              <w:left w:val="single" w:sz="12" w:space="0" w:color="auto"/>
               <w:bottom w:val="nil"/>
               <w:right w:val="nil"/>
             </w:tcBorders>
-            <w:noWrap w:val="0"/>
             <w:tcMar>
               <w:top w:w="60" w:type="dxa"/>
               <w:left w:w="120" w:type="dxa"/>
@@ -3713,7 +3666,7 @@
           </w:tcPr>
           <w:p>
             <w:pPr>
-              <w:pStyle w:val="30"/>
+              <w:pStyle w:val="a2"/>
               <w:keepNext w:val="0"/>
               <w:keepLines w:val="0"/>
               <w:pageBreakBefore w:val="0"/>
@@ -3728,7 +3681,7 @@
               <w:adjustRightInd w:val="0"/>
               <w:snapToGrid w:val="0"/>
               <w:spacing w:line="240" w:lineRule="auto"/>
-              <w:ind w:left="0" w:leftChars="0" w:right="0" w:rightChars="0" w:firstLine="0" w:firstLineChars="0"/>
+              <w:ind w:left="0" w:right="0" w:firstLine="0" w:leftChars="0" w:rightChars="0" w:firstLineChars="0"/>
               <w:jc w:val="center"/>
               <w:textAlignment w:val="baseline"/>
             </w:pPr>
@@ -3741,12 +3694,11 @@
           <w:tcPr>
             <w:tcW w:w="1692" w:type="dxa"/>
             <w:tcBorders>
-              <w:top w:val="single" w:color="auto" w:sz="4" w:space="0"/>
-              <w:left w:val="single" w:color="auto" w:sz="4" w:space="0"/>
+              <w:top w:val="single" w:sz="4" w:space="0" w:color="auto"/>
+              <w:left w:val="single" w:sz="4" w:space="0" w:color="auto"/>
               <w:bottom w:val="nil"/>
               <w:right w:val="nil"/>
             </w:tcBorders>
-            <w:noWrap w:val="0"/>
             <w:tcMar>
               <w:top w:w="60" w:type="dxa"/>
               <w:left w:w="120" w:type="dxa"/>
@@ -3757,7 +3709,7 @@
           </w:tcPr>
           <w:p>
             <w:pPr>
-              <w:pStyle w:val="30"/>
+              <w:pStyle w:val="a2"/>
               <w:keepNext w:val="0"/>
               <w:keepLines w:val="0"/>
               <w:pageBreakBefore w:val="0"/>
@@ -3772,7 +3724,7 @@
               <w:adjustRightInd w:val="0"/>
               <w:snapToGrid w:val="0"/>
               <w:spacing w:line="240" w:lineRule="auto"/>
-              <w:ind w:left="0" w:leftChars="0" w:right="0" w:rightChars="0" w:firstLine="0" w:firstLineChars="0"/>
+              <w:ind w:left="0" w:right="0" w:firstLine="0" w:leftChars="0" w:rightChars="0" w:firstLineChars="0"/>
               <w:jc w:val="center"/>
               <w:textAlignment w:val="baseline"/>
             </w:pPr>
@@ -3785,12 +3737,11 @@
           <w:tcPr>
             <w:tcW w:w="1836" w:type="dxa"/>
             <w:tcBorders>
-              <w:top w:val="single" w:color="auto" w:sz="4" w:space="0"/>
-              <w:left w:val="single" w:color="auto" w:sz="4" w:space="0"/>
+              <w:top w:val="single" w:sz="4" w:space="0" w:color="auto"/>
+              <w:left w:val="single" w:sz="4" w:space="0" w:color="auto"/>
               <w:bottom w:val="nil"/>
               <w:right w:val="nil"/>
             </w:tcBorders>
-            <w:noWrap w:val="0"/>
             <w:tcMar>
               <w:top w:w="60" w:type="dxa"/>
               <w:left w:w="120" w:type="dxa"/>
@@ -3801,7 +3752,7 @@
           </w:tcPr>
           <w:p>
             <w:pPr>
-              <w:pStyle w:val="30"/>
+              <w:pStyle w:val="a2"/>
               <w:keepNext w:val="0"/>
               <w:keepLines w:val="0"/>
               <w:pageBreakBefore w:val="0"/>
@@ -3816,7 +3767,7 @@
               <w:adjustRightInd w:val="0"/>
               <w:snapToGrid w:val="0"/>
               <w:spacing w:line="240" w:lineRule="auto"/>
-              <w:ind w:left="0" w:leftChars="0" w:right="0" w:rightChars="0" w:firstLine="0" w:firstLineChars="0"/>
+              <w:ind w:left="0" w:right="0" w:firstLine="0" w:leftChars="0" w:rightChars="0" w:firstLineChars="0"/>
               <w:jc w:val="center"/>
               <w:textAlignment w:val="baseline"/>
             </w:pPr>
@@ -3839,12 +3790,11 @@
           <w:tcPr>
             <w:tcW w:w="3108" w:type="dxa"/>
             <w:tcBorders>
-              <w:top w:val="single" w:color="auto" w:sz="4" w:space="0"/>
-              <w:left w:val="single" w:color="auto" w:sz="4" w:space="0"/>
+              <w:top w:val="single" w:sz="4" w:space="0" w:color="auto"/>
+              <w:left w:val="single" w:sz="4" w:space="0" w:color="auto"/>
               <w:bottom w:val="nil"/>
-              <w:right w:val="single" w:color="auto" w:sz="12" w:space="0"/>
+              <w:right w:val="single" w:sz="12" w:space="0" w:color="auto"/>
             </w:tcBorders>
-            <w:noWrap w:val="0"/>
             <w:tcMar>
               <w:top w:w="60" w:type="dxa"/>
               <w:left w:w="120" w:type="dxa"/>
@@ -3855,7 +3805,7 @@
           </w:tcPr>
           <w:p>
             <w:pPr>
-              <w:pStyle w:val="30"/>
+              <w:pStyle w:val="a2"/>
               <w:keepNext w:val="0"/>
               <w:keepLines w:val="0"/>
               <w:pageBreakBefore w:val="0"/>
@@ -3870,7 +3820,7 @@
               <w:adjustRightInd w:val="0"/>
               <w:snapToGrid w:val="0"/>
               <w:spacing w:line="240" w:lineRule="auto"/>
-              <w:ind w:left="0" w:leftChars="0" w:right="0" w:rightChars="0" w:firstLine="0" w:firstLineChars="0"/>
+              <w:ind w:left="0" w:right="0" w:firstLine="0" w:leftChars="0" w:rightChars="0" w:firstLineChars="0"/>
               <w:jc w:val="left"/>
               <w:textAlignment w:val="baseline"/>
             </w:pPr>
@@ -3882,14 +3832,8 @@
       </w:tr>
       <w:tr>
         <w:tblPrEx>
-          <w:tblBorders>
-            <w:top w:val="none" w:color="DEE0E3" w:sz="0" w:space="0"/>
-            <w:left w:val="none" w:color="DEE0E3" w:sz="0" w:space="0"/>
-            <w:bottom w:val="none" w:color="DEE0E3" w:sz="0" w:space="0"/>
-            <w:right w:val="none" w:color="DEE0E3" w:sz="0" w:space="0"/>
-            <w:insideH w:val="none" w:color="DEE0E3" w:sz="0" w:space="0"/>
-            <w:insideV w:val="none" w:color="DEE0E3" w:sz="0" w:space="0"/>
-          </w:tblBorders>
+          <w:tblW w:w="7993" w:type="dxa"/>
+          <w:jc w:val="center"/>
           <w:tblCellMar>
             <w:top w:w="0" w:type="dxa"/>
             <w:left w:w="10" w:type="dxa"/>
@@ -3898,19 +3842,18 @@
           </w:tblCellMar>
         </w:tblPrEx>
         <w:trPr>
-          <w:trHeight w:val="0" w:hRule="atLeast"/>
+          <w:trHeight w:val="0"/>
           <w:jc w:val="center"/>
         </w:trPr>
         <w:tc>
           <w:tcPr>
             <w:tcW w:w="1357" w:type="dxa"/>
             <w:tcBorders>
-              <w:top w:val="single" w:color="auto" w:sz="4" w:space="0"/>
-              <w:left w:val="single" w:color="auto" w:sz="12" w:space="0"/>
+              <w:top w:val="single" w:sz="4" w:space="0" w:color="auto"/>
+              <w:left w:val="single" w:sz="12" w:space="0" w:color="auto"/>
               <w:bottom w:val="nil"/>
               <w:right w:val="nil"/>
             </w:tcBorders>
-            <w:noWrap w:val="0"/>
             <w:tcMar>
               <w:top w:w="60" w:type="dxa"/>
               <w:left w:w="120" w:type="dxa"/>
@@ -3921,7 +3864,7 @@
           </w:tcPr>
           <w:p>
             <w:pPr>
-              <w:pStyle w:val="30"/>
+              <w:pStyle w:val="a2"/>
               <w:keepNext w:val="0"/>
               <w:keepLines w:val="0"/>
               <w:pageBreakBefore w:val="0"/>
@@ -3936,7 +3879,7 @@
               <w:adjustRightInd w:val="0"/>
               <w:snapToGrid w:val="0"/>
               <w:spacing w:line="240" w:lineRule="auto"/>
-              <w:ind w:left="0" w:leftChars="0" w:right="0" w:rightChars="0" w:firstLine="0" w:firstLineChars="0"/>
+              <w:ind w:left="0" w:right="0" w:firstLine="0" w:leftChars="0" w:rightChars="0" w:firstLineChars="0"/>
               <w:jc w:val="center"/>
               <w:textAlignment w:val="baseline"/>
             </w:pPr>
@@ -3949,12 +3892,11 @@
           <w:tcPr>
             <w:tcW w:w="1692" w:type="dxa"/>
             <w:tcBorders>
-              <w:top w:val="single" w:color="auto" w:sz="4" w:space="0"/>
-              <w:left w:val="single" w:color="auto" w:sz="4" w:space="0"/>
+              <w:top w:val="single" w:sz="4" w:space="0" w:color="auto"/>
+              <w:left w:val="single" w:sz="4" w:space="0" w:color="auto"/>
               <w:bottom w:val="nil"/>
               <w:right w:val="nil"/>
             </w:tcBorders>
-            <w:noWrap w:val="0"/>
             <w:tcMar>
               <w:top w:w="60" w:type="dxa"/>
               <w:left w:w="120" w:type="dxa"/>
@@ -3965,7 +3907,7 @@
           </w:tcPr>
           <w:p>
             <w:pPr>
-              <w:pStyle w:val="30"/>
+              <w:pStyle w:val="a2"/>
               <w:keepNext w:val="0"/>
               <w:keepLines w:val="0"/>
               <w:pageBreakBefore w:val="0"/>
@@ -3980,7 +3922,7 @@
               <w:adjustRightInd w:val="0"/>
               <w:snapToGrid w:val="0"/>
               <w:spacing w:line="240" w:lineRule="auto"/>
-              <w:ind w:left="0" w:leftChars="0" w:right="0" w:rightChars="0" w:firstLine="0" w:firstLineChars="0"/>
+              <w:ind w:left="0" w:right="0" w:firstLine="0" w:leftChars="0" w:rightChars="0" w:firstLineChars="0"/>
               <w:jc w:val="center"/>
               <w:textAlignment w:val="baseline"/>
             </w:pPr>
@@ -3993,12 +3935,11 @@
           <w:tcPr>
             <w:tcW w:w="1836" w:type="dxa"/>
             <w:tcBorders>
-              <w:top w:val="single" w:color="auto" w:sz="4" w:space="0"/>
-              <w:left w:val="single" w:color="auto" w:sz="4" w:space="0"/>
+              <w:top w:val="single" w:sz="4" w:space="0" w:color="auto"/>
+              <w:left w:val="single" w:sz="4" w:space="0" w:color="auto"/>
               <w:bottom w:val="nil"/>
               <w:right w:val="nil"/>
             </w:tcBorders>
-            <w:noWrap w:val="0"/>
             <w:tcMar>
               <w:top w:w="60" w:type="dxa"/>
               <w:left w:w="120" w:type="dxa"/>
@@ -4009,7 +3950,7 @@
           </w:tcPr>
           <w:p>
             <w:pPr>
-              <w:pStyle w:val="30"/>
+              <w:pStyle w:val="a2"/>
               <w:keepNext w:val="0"/>
               <w:keepLines w:val="0"/>
               <w:pageBreakBefore w:val="0"/>
@@ -4024,7 +3965,7 @@
               <w:adjustRightInd w:val="0"/>
               <w:snapToGrid w:val="0"/>
               <w:spacing w:line="240" w:lineRule="auto"/>
-              <w:ind w:left="0" w:leftChars="0" w:right="0" w:rightChars="0" w:firstLine="0" w:firstLineChars="0"/>
+              <w:ind w:left="0" w:right="0" w:firstLine="0" w:leftChars="0" w:rightChars="0" w:firstLineChars="0"/>
               <w:jc w:val="center"/>
               <w:textAlignment w:val="baseline"/>
             </w:pPr>
@@ -4037,12 +3978,11 @@
           <w:tcPr>
             <w:tcW w:w="3108" w:type="dxa"/>
             <w:tcBorders>
-              <w:top w:val="single" w:color="auto" w:sz="4" w:space="0"/>
-              <w:left w:val="single" w:color="auto" w:sz="4" w:space="0"/>
+              <w:top w:val="single" w:sz="4" w:space="0" w:color="auto"/>
+              <w:left w:val="single" w:sz="4" w:space="0" w:color="auto"/>
               <w:bottom w:val="nil"/>
-              <w:right w:val="single" w:color="auto" w:sz="12" w:space="0"/>
+              <w:right w:val="single" w:sz="12" w:space="0" w:color="auto"/>
             </w:tcBorders>
-            <w:noWrap w:val="0"/>
             <w:tcMar>
               <w:top w:w="60" w:type="dxa"/>
               <w:left w:w="120" w:type="dxa"/>
@@ -4053,7 +3993,7 @@
           </w:tcPr>
           <w:p>
             <w:pPr>
-              <w:pStyle w:val="30"/>
+              <w:pStyle w:val="a2"/>
               <w:keepNext w:val="0"/>
               <w:keepLines w:val="0"/>
               <w:pageBreakBefore w:val="0"/>
@@ -4068,7 +4008,7 @@
               <w:adjustRightInd w:val="0"/>
               <w:snapToGrid w:val="0"/>
               <w:spacing w:line="240" w:lineRule="auto"/>
-              <w:ind w:left="0" w:leftChars="0" w:right="0" w:rightChars="0" w:firstLine="0" w:firstLineChars="0"/>
+              <w:ind w:left="0" w:right="0" w:firstLine="0" w:leftChars="0" w:rightChars="0" w:firstLineChars="0"/>
               <w:jc w:val="left"/>
               <w:textAlignment w:val="baseline"/>
             </w:pPr>
@@ -4080,14 +4020,8 @@
       </w:tr>
       <w:tr>
         <w:tblPrEx>
-          <w:tblBorders>
-            <w:top w:val="none" w:color="DEE0E3" w:sz="0" w:space="0"/>
-            <w:left w:val="none" w:color="DEE0E3" w:sz="0" w:space="0"/>
-            <w:bottom w:val="none" w:color="DEE0E3" w:sz="0" w:space="0"/>
-            <w:right w:val="none" w:color="DEE0E3" w:sz="0" w:space="0"/>
-            <w:insideH w:val="none" w:color="DEE0E3" w:sz="0" w:space="0"/>
-            <w:insideV w:val="none" w:color="DEE0E3" w:sz="0" w:space="0"/>
-          </w:tblBorders>
+          <w:tblW w:w="7993" w:type="dxa"/>
+          <w:jc w:val="center"/>
           <w:tblCellMar>
             <w:top w:w="0" w:type="dxa"/>
             <w:left w:w="10" w:type="dxa"/>
@@ -4096,19 +4030,18 @@
           </w:tblCellMar>
         </w:tblPrEx>
         <w:trPr>
-          <w:trHeight w:val="0" w:hRule="atLeast"/>
+          <w:trHeight w:val="0"/>
           <w:jc w:val="center"/>
         </w:trPr>
         <w:tc>
           <w:tcPr>
             <w:tcW w:w="1357" w:type="dxa"/>
             <w:tcBorders>
-              <w:top w:val="single" w:color="auto" w:sz="4" w:space="0"/>
-              <w:left w:val="single" w:color="auto" w:sz="12" w:space="0"/>
-              <w:bottom w:val="single" w:color="auto" w:sz="12" w:space="0"/>
+              <w:top w:val="single" w:sz="4" w:space="0" w:color="auto"/>
+              <w:left w:val="single" w:sz="12" w:space="0" w:color="auto"/>
+              <w:bottom w:val="single" w:sz="12" w:space="0" w:color="auto"/>
               <w:right w:val="nil"/>
             </w:tcBorders>
-            <w:noWrap w:val="0"/>
             <w:tcMar>
               <w:top w:w="60" w:type="dxa"/>
               <w:left w:w="120" w:type="dxa"/>
@@ -4119,7 +4052,7 @@
           </w:tcPr>
           <w:p>
             <w:pPr>
-              <w:pStyle w:val="30"/>
+              <w:pStyle w:val="a2"/>
               <w:keepNext w:val="0"/>
               <w:keepLines w:val="0"/>
               <w:pageBreakBefore w:val="0"/>
@@ -4134,7 +4067,7 @@
               <w:adjustRightInd w:val="0"/>
               <w:snapToGrid w:val="0"/>
               <w:spacing w:line="240" w:lineRule="auto"/>
-              <w:ind w:left="0" w:leftChars="0" w:right="0" w:rightChars="0" w:firstLine="0" w:firstLineChars="0"/>
+              <w:ind w:left="0" w:right="0" w:firstLine="0" w:leftChars="0" w:rightChars="0" w:firstLineChars="0"/>
               <w:jc w:val="center"/>
               <w:textAlignment w:val="baseline"/>
             </w:pPr>
@@ -4147,12 +4080,11 @@
           <w:tcPr>
             <w:tcW w:w="1692" w:type="dxa"/>
             <w:tcBorders>
-              <w:top w:val="single" w:color="auto" w:sz="4" w:space="0"/>
-              <w:left w:val="single" w:color="auto" w:sz="4" w:space="0"/>
-              <w:bottom w:val="single" w:color="auto" w:sz="12" w:space="0"/>
+              <w:top w:val="single" w:sz="4" w:space="0" w:color="auto"/>
+              <w:left w:val="single" w:sz="4" w:space="0" w:color="auto"/>
+              <w:bottom w:val="single" w:sz="12" w:space="0" w:color="auto"/>
               <w:right w:val="nil"/>
             </w:tcBorders>
-            <w:noWrap w:val="0"/>
             <w:tcMar>
               <w:top w:w="60" w:type="dxa"/>
               <w:left w:w="120" w:type="dxa"/>
@@ -4163,7 +4095,7 @@
           </w:tcPr>
           <w:p>
             <w:pPr>
-              <w:pStyle w:val="30"/>
+              <w:pStyle w:val="a2"/>
               <w:keepNext w:val="0"/>
               <w:keepLines w:val="0"/>
               <w:pageBreakBefore w:val="0"/>
@@ -4178,7 +4110,7 @@
               <w:adjustRightInd w:val="0"/>
               <w:snapToGrid w:val="0"/>
               <w:spacing w:line="240" w:lineRule="auto"/>
-              <w:ind w:left="0" w:leftChars="0" w:right="0" w:rightChars="0" w:firstLine="0" w:firstLineChars="0"/>
+              <w:ind w:left="0" w:right="0" w:firstLine="0" w:leftChars="0" w:rightChars="0" w:firstLineChars="0"/>
               <w:jc w:val="center"/>
               <w:textAlignment w:val="baseline"/>
             </w:pPr>
@@ -4191,12 +4123,11 @@
           <w:tcPr>
             <w:tcW w:w="1836" w:type="dxa"/>
             <w:tcBorders>
-              <w:top w:val="single" w:color="auto" w:sz="4" w:space="0"/>
-              <w:left w:val="single" w:color="auto" w:sz="4" w:space="0"/>
-              <w:bottom w:val="single" w:color="auto" w:sz="12" w:space="0"/>
+              <w:top w:val="single" w:sz="4" w:space="0" w:color="auto"/>
+              <w:left w:val="single" w:sz="4" w:space="0" w:color="auto"/>
+              <w:bottom w:val="single" w:sz="12" w:space="0" w:color="auto"/>
               <w:right w:val="nil"/>
             </w:tcBorders>
-            <w:noWrap w:val="0"/>
             <w:tcMar>
               <w:top w:w="60" w:type="dxa"/>
               <w:left w:w="120" w:type="dxa"/>
@@ -4207,7 +4138,7 @@
           </w:tcPr>
           <w:p>
             <w:pPr>
-              <w:pStyle w:val="30"/>
+              <w:pStyle w:val="a2"/>
               <w:keepNext w:val="0"/>
               <w:keepLines w:val="0"/>
               <w:pageBreakBefore w:val="0"/>
@@ -4222,7 +4153,7 @@
               <w:adjustRightInd w:val="0"/>
               <w:snapToGrid w:val="0"/>
               <w:spacing w:line="240" w:lineRule="auto"/>
-              <w:ind w:left="0" w:leftChars="0" w:right="0" w:rightChars="0" w:firstLine="0" w:firstLineChars="0"/>
+              <w:ind w:left="0" w:right="0" w:firstLine="0" w:leftChars="0" w:rightChars="0" w:firstLineChars="0"/>
               <w:jc w:val="center"/>
               <w:textAlignment w:val="baseline"/>
             </w:pPr>
@@ -4235,12 +4166,11 @@
           <w:tcPr>
             <w:tcW w:w="3108" w:type="dxa"/>
             <w:tcBorders>
-              <w:top w:val="single" w:color="auto" w:sz="4" w:space="0"/>
-              <w:left w:val="single" w:color="auto" w:sz="4" w:space="0"/>
-              <w:bottom w:val="single" w:color="auto" w:sz="12" w:space="0"/>
-              <w:right w:val="single" w:color="auto" w:sz="12" w:space="0"/>
+              <w:top w:val="single" w:sz="4" w:space="0" w:color="auto"/>
+              <w:left w:val="single" w:sz="4" w:space="0" w:color="auto"/>
+              <w:bottom w:val="single" w:sz="12" w:space="0" w:color="auto"/>
+              <w:right w:val="single" w:sz="12" w:space="0" w:color="auto"/>
             </w:tcBorders>
-            <w:noWrap w:val="0"/>
             <w:tcMar>
               <w:top w:w="60" w:type="dxa"/>
               <w:left w:w="120" w:type="dxa"/>
@@ -4251,7 +4181,7 @@
           </w:tcPr>
           <w:p>
             <w:pPr>
-              <w:pStyle w:val="30"/>
+              <w:pStyle w:val="a2"/>
               <w:keepNext w:val="0"/>
               <w:keepLines w:val="0"/>
               <w:pageBreakBefore w:val="0"/>
@@ -4266,7 +4196,7 @@
               <w:adjustRightInd w:val="0"/>
               <w:snapToGrid w:val="0"/>
               <w:spacing w:line="240" w:lineRule="auto"/>
-              <w:ind w:left="0" w:leftChars="0" w:right="0" w:rightChars="0" w:firstLine="0" w:firstLineChars="0"/>
+              <w:ind w:left="0" w:right="0" w:firstLine="0" w:leftChars="0" w:rightChars="0" w:firstLineChars="0"/>
               <w:jc w:val="left"/>
               <w:textAlignment w:val="baseline"/>
             </w:pPr>
@@ -4279,7 +4209,7 @@
     </w:tbl>
     <w:p>
       <w:pPr>
-        <w:pStyle w:val="29"/>
+        <w:pStyle w:val="1"/>
         <w:keepNext w:val="0"/>
         <w:keepLines w:val="0"/>
         <w:pageBreakBefore w:val="0"/>
@@ -4295,28 +4225,27 @@
         <w:snapToGrid w:val="0"/>
         <w:textAlignment w:val="baseline"/>
       </w:pPr>
-      <w:bookmarkStart w:id="8" w:name="heading_4"/>
-      <w:bookmarkStart w:id="9" w:name="_Toc28498"/>
+      <w:bookmarkStart w:id="9" w:name="heading_4"/>
+      <w:bookmarkStart w:id="10" w:name="_Toc28498"/>
       <w:r>
         <w:t>质量保证组织与职责</w:t>
       </w:r>
-      <w:bookmarkEnd w:id="8"/>
       <w:bookmarkEnd w:id="9"/>
+      <w:bookmarkEnd w:id="10"/>
     </w:p>
     <w:tbl>
       <w:tblPr>
-        <w:tblStyle w:val="20"/>
+        <w:tblStyle w:val="TableNormal"/>
         <w:tblW w:w="8522" w:type="dxa"/>
         <w:jc w:val="center"/>
         <w:tblBorders>
-          <w:top w:val="none" w:color="DEE0E3" w:sz="0" w:space="0"/>
-          <w:left w:val="none" w:color="DEE0E3" w:sz="0" w:space="0"/>
-          <w:bottom w:val="none" w:color="DEE0E3" w:sz="0" w:space="0"/>
-          <w:right w:val="none" w:color="DEE0E3" w:sz="0" w:space="0"/>
-          <w:insideH w:val="none" w:color="DEE0E3" w:sz="0" w:space="0"/>
-          <w:insideV w:val="none" w:color="DEE0E3" w:sz="0" w:space="0"/>
+          <w:top w:val="nil"/>
+          <w:left w:val="nil"/>
+          <w:bottom w:val="nil"/>
+          <w:right w:val="nil"/>
+          <w:insideH w:val="nil"/>
+          <w:insideV w:val="nil"/>
         </w:tblBorders>
-        <w:tblLayout w:type="autofit"/>
         <w:tblCellMar>
           <w:top w:w="0" w:type="dxa"/>
           <w:left w:w="10" w:type="dxa"/>
@@ -4331,13 +4260,15 @@
       </w:tblGrid>
       <w:tr>
         <w:tblPrEx>
+          <w:tblW w:w="8522" w:type="dxa"/>
+          <w:jc w:val="center"/>
           <w:tblBorders>
-            <w:top w:val="none" w:color="DEE0E3" w:sz="0" w:space="0"/>
-            <w:left w:val="none" w:color="DEE0E3" w:sz="0" w:space="0"/>
-            <w:bottom w:val="none" w:color="DEE0E3" w:sz="0" w:space="0"/>
-            <w:right w:val="none" w:color="DEE0E3" w:sz="0" w:space="0"/>
-            <w:insideH w:val="none" w:color="DEE0E3" w:sz="0" w:space="0"/>
-            <w:insideV w:val="none" w:color="DEE0E3" w:sz="0" w:space="0"/>
+            <w:top w:val="nil"/>
+            <w:left w:val="nil"/>
+            <w:bottom w:val="nil"/>
+            <w:right w:val="nil"/>
+            <w:insideH w:val="nil"/>
+            <w:insideV w:val="nil"/>
           </w:tblBorders>
           <w:tblCellMar>
             <w:top w:w="0" w:type="dxa"/>
@@ -4347,7 +4278,7 @@
           </w:tblCellMar>
         </w:tblPrEx>
         <w:trPr>
-          <w:trHeight w:val="0" w:hRule="atLeast"/>
+          <w:trHeight w:val="0"/>
           <w:tblHeader/>
           <w:jc w:val="center"/>
         </w:trPr>
@@ -4355,12 +4286,11 @@
           <w:tcPr>
             <w:tcW w:w="0" w:type="auto"/>
             <w:tcBorders>
-              <w:top w:val="single" w:color="auto" w:sz="12" w:space="0"/>
-              <w:left w:val="single" w:color="auto" w:sz="12" w:space="0"/>
+              <w:top w:val="single" w:sz="12" w:space="0" w:color="auto"/>
+              <w:left w:val="single" w:sz="12" w:space="0" w:color="auto"/>
               <w:bottom w:val="nil"/>
               <w:right w:val="nil"/>
             </w:tcBorders>
-            <w:noWrap w:val="0"/>
             <w:tcMar>
               <w:top w:w="60" w:type="dxa"/>
               <w:left w:w="120" w:type="dxa"/>
@@ -4371,7 +4301,7 @@
           </w:tcPr>
           <w:p>
             <w:pPr>
-              <w:pStyle w:val="30"/>
+              <w:pStyle w:val="a2"/>
               <w:keepNext w:val="0"/>
               <w:keepLines w:val="0"/>
               <w:pageBreakBefore w:val="0"/>
@@ -4386,7 +4316,7 @@
               <w:adjustRightInd w:val="0"/>
               <w:snapToGrid w:val="0"/>
               <w:spacing w:line="240" w:lineRule="auto"/>
-              <w:ind w:left="0" w:leftChars="0" w:right="0" w:rightChars="0" w:firstLine="0" w:firstLineChars="0"/>
+              <w:ind w:left="0" w:right="0" w:firstLine="0" w:leftChars="0" w:rightChars="0" w:firstLineChars="0"/>
               <w:jc w:val="center"/>
               <w:textAlignment w:val="baseline"/>
               <w:rPr>
@@ -4405,12 +4335,11 @@
           <w:tcPr>
             <w:tcW w:w="1727" w:type="dxa"/>
             <w:tcBorders>
-              <w:top w:val="single" w:color="auto" w:sz="12" w:space="0"/>
-              <w:left w:val="single" w:color="auto" w:sz="4" w:space="0"/>
+              <w:top w:val="single" w:sz="12" w:space="0" w:color="auto"/>
+              <w:left w:val="single" w:sz="4" w:space="0" w:color="auto"/>
               <w:bottom w:val="nil"/>
               <w:right w:val="nil"/>
             </w:tcBorders>
-            <w:noWrap w:val="0"/>
             <w:tcMar>
               <w:top w:w="60" w:type="dxa"/>
               <w:left w:w="120" w:type="dxa"/>
@@ -4421,7 +4350,7 @@
           </w:tcPr>
           <w:p>
             <w:pPr>
-              <w:pStyle w:val="30"/>
+              <w:pStyle w:val="a2"/>
               <w:keepNext w:val="0"/>
               <w:keepLines w:val="0"/>
               <w:pageBreakBefore w:val="0"/>
@@ -4436,7 +4365,7 @@
               <w:adjustRightInd w:val="0"/>
               <w:snapToGrid w:val="0"/>
               <w:spacing w:line="240" w:lineRule="auto"/>
-              <w:ind w:left="0" w:leftChars="0" w:right="0" w:rightChars="0" w:firstLine="0" w:firstLineChars="0"/>
+              <w:ind w:left="0" w:right="0" w:firstLine="0" w:leftChars="0" w:rightChars="0" w:firstLineChars="0"/>
               <w:jc w:val="center"/>
               <w:textAlignment w:val="baseline"/>
               <w:rPr>
@@ -4455,12 +4384,11 @@
           <w:tcPr>
             <w:tcW w:w="5575" w:type="dxa"/>
             <w:tcBorders>
-              <w:top w:val="single" w:color="auto" w:sz="12" w:space="0"/>
-              <w:left w:val="single" w:color="auto" w:sz="4" w:space="0"/>
+              <w:top w:val="single" w:sz="12" w:space="0" w:color="auto"/>
+              <w:left w:val="single" w:sz="4" w:space="0" w:color="auto"/>
               <w:bottom w:val="nil"/>
-              <w:right w:val="single" w:color="auto" w:sz="12" w:space="0"/>
+              <w:right w:val="single" w:sz="12" w:space="0" w:color="auto"/>
             </w:tcBorders>
-            <w:noWrap w:val="0"/>
             <w:tcMar>
               <w:top w:w="60" w:type="dxa"/>
               <w:left w:w="120" w:type="dxa"/>
@@ -4471,7 +4399,7 @@
           </w:tcPr>
           <w:p>
             <w:pPr>
-              <w:pStyle w:val="30"/>
+              <w:pStyle w:val="a2"/>
               <w:keepNext w:val="0"/>
               <w:keepLines w:val="0"/>
               <w:pageBreakBefore w:val="0"/>
@@ -4486,7 +4414,7 @@
               <w:adjustRightInd w:val="0"/>
               <w:snapToGrid w:val="0"/>
               <w:spacing w:line="240" w:lineRule="auto"/>
-              <w:ind w:left="0" w:leftChars="0" w:right="0" w:rightChars="0" w:firstLine="0" w:firstLineChars="0"/>
+              <w:ind w:left="0" w:right="0" w:firstLine="0" w:leftChars="0" w:rightChars="0" w:firstLineChars="0"/>
               <w:jc w:val="center"/>
               <w:textAlignment w:val="baseline"/>
               <w:rPr>
@@ -4504,14 +4432,8 @@
       </w:tr>
       <w:tr>
         <w:tblPrEx>
-          <w:tblBorders>
-            <w:top w:val="none" w:color="DEE0E3" w:sz="0" w:space="0"/>
-            <w:left w:val="none" w:color="DEE0E3" w:sz="0" w:space="0"/>
-            <w:bottom w:val="none" w:color="DEE0E3" w:sz="0" w:space="0"/>
-            <w:right w:val="none" w:color="DEE0E3" w:sz="0" w:space="0"/>
-            <w:insideH w:val="none" w:color="DEE0E3" w:sz="0" w:space="0"/>
-            <w:insideV w:val="none" w:color="DEE0E3" w:sz="0" w:space="0"/>
-          </w:tblBorders>
+          <w:tblW w:w="8522" w:type="dxa"/>
+          <w:jc w:val="center"/>
           <w:tblCellMar>
             <w:top w:w="0" w:type="dxa"/>
             <w:left w:w="10" w:type="dxa"/>
@@ -4520,19 +4442,18 @@
           </w:tblCellMar>
         </w:tblPrEx>
         <w:trPr>
-          <w:trHeight w:val="0" w:hRule="atLeast"/>
+          <w:trHeight w:val="0"/>
           <w:jc w:val="center"/>
         </w:trPr>
         <w:tc>
           <w:tcPr>
             <w:tcW w:w="0" w:type="auto"/>
             <w:tcBorders>
-              <w:top w:val="single" w:color="auto" w:sz="4" w:space="0"/>
-              <w:left w:val="single" w:color="auto" w:sz="12" w:space="0"/>
+              <w:top w:val="single" w:sz="4" w:space="0" w:color="auto"/>
+              <w:left w:val="single" w:sz="12" w:space="0" w:color="auto"/>
               <w:bottom w:val="nil"/>
               <w:right w:val="nil"/>
             </w:tcBorders>
-            <w:noWrap w:val="0"/>
             <w:tcMar>
               <w:top w:w="60" w:type="dxa"/>
               <w:left w:w="120" w:type="dxa"/>
@@ -4543,7 +4464,7 @@
           </w:tcPr>
           <w:p>
             <w:pPr>
-              <w:pStyle w:val="30"/>
+              <w:pStyle w:val="a2"/>
               <w:keepNext w:val="0"/>
               <w:keepLines w:val="0"/>
               <w:pageBreakBefore w:val="0"/>
@@ -4558,7 +4479,7 @@
               <w:adjustRightInd w:val="0"/>
               <w:snapToGrid w:val="0"/>
               <w:spacing w:line="240" w:lineRule="auto"/>
-              <w:ind w:left="0" w:leftChars="0" w:right="0" w:rightChars="0" w:firstLine="0" w:firstLineChars="0"/>
+              <w:ind w:left="0" w:right="0" w:firstLine="0" w:leftChars="0" w:rightChars="0" w:firstLineChars="0"/>
               <w:jc w:val="center"/>
               <w:textAlignment w:val="baseline"/>
             </w:pPr>
@@ -4571,12 +4492,11 @@
           <w:tcPr>
             <w:tcW w:w="1727" w:type="dxa"/>
             <w:tcBorders>
-              <w:top w:val="single" w:color="auto" w:sz="4" w:space="0"/>
-              <w:left w:val="single" w:color="auto" w:sz="4" w:space="0"/>
+              <w:top w:val="single" w:sz="4" w:space="0" w:color="auto"/>
+              <w:left w:val="single" w:sz="4" w:space="0" w:color="auto"/>
               <w:bottom w:val="nil"/>
               <w:right w:val="nil"/>
             </w:tcBorders>
-            <w:noWrap w:val="0"/>
             <w:tcMar>
               <w:top w:w="60" w:type="dxa"/>
               <w:left w:w="120" w:type="dxa"/>
@@ -4587,7 +4507,7 @@
           </w:tcPr>
           <w:p>
             <w:pPr>
-              <w:pStyle w:val="30"/>
+              <w:pStyle w:val="a2"/>
               <w:keepNext w:val="0"/>
               <w:keepLines w:val="0"/>
               <w:pageBreakBefore w:val="0"/>
@@ -4602,7 +4522,7 @@
               <w:adjustRightInd w:val="0"/>
               <w:snapToGrid w:val="0"/>
               <w:spacing w:line="240" w:lineRule="auto"/>
-              <w:ind w:left="0" w:leftChars="0" w:right="0" w:rightChars="0" w:firstLine="0" w:firstLineChars="0"/>
+              <w:ind w:left="0" w:right="0" w:firstLine="0" w:leftChars="0" w:rightChars="0" w:firstLineChars="0"/>
               <w:jc w:val="left"/>
               <w:textAlignment w:val="baseline"/>
             </w:pPr>
@@ -4615,12 +4535,11 @@
           <w:tcPr>
             <w:tcW w:w="5575" w:type="dxa"/>
             <w:tcBorders>
-              <w:top w:val="single" w:color="auto" w:sz="4" w:space="0"/>
-              <w:left w:val="single" w:color="auto" w:sz="4" w:space="0"/>
+              <w:top w:val="single" w:sz="4" w:space="0" w:color="auto"/>
+              <w:left w:val="single" w:sz="4" w:space="0" w:color="auto"/>
               <w:bottom w:val="nil"/>
-              <w:right w:val="single" w:color="auto" w:sz="12" w:space="0"/>
+              <w:right w:val="single" w:sz="12" w:space="0" w:color="auto"/>
             </w:tcBorders>
-            <w:noWrap w:val="0"/>
             <w:tcMar>
               <w:top w:w="60" w:type="dxa"/>
               <w:left w:w="120" w:type="dxa"/>
@@ -4631,7 +4550,7 @@
           </w:tcPr>
           <w:p>
             <w:pPr>
-              <w:pStyle w:val="30"/>
+              <w:pStyle w:val="a2"/>
               <w:keepNext w:val="0"/>
               <w:keepLines w:val="0"/>
               <w:pageBreakBefore w:val="0"/>
@@ -4646,7 +4565,7 @@
               <w:adjustRightInd w:val="0"/>
               <w:snapToGrid w:val="0"/>
               <w:spacing w:line="240" w:lineRule="auto"/>
-              <w:ind w:left="0" w:leftChars="0" w:right="0" w:rightChars="0" w:firstLine="0" w:firstLineChars="0"/>
+              <w:ind w:left="0" w:right="0" w:firstLine="0" w:leftChars="0" w:rightChars="0" w:firstLineChars="0"/>
               <w:jc w:val="left"/>
               <w:textAlignment w:val="baseline"/>
             </w:pPr>
@@ -4658,14 +4577,8 @@
       </w:tr>
       <w:tr>
         <w:tblPrEx>
-          <w:tblBorders>
-            <w:top w:val="none" w:color="DEE0E3" w:sz="0" w:space="0"/>
-            <w:left w:val="none" w:color="DEE0E3" w:sz="0" w:space="0"/>
-            <w:bottom w:val="none" w:color="DEE0E3" w:sz="0" w:space="0"/>
-            <w:right w:val="none" w:color="DEE0E3" w:sz="0" w:space="0"/>
-            <w:insideH w:val="none" w:color="DEE0E3" w:sz="0" w:space="0"/>
-            <w:insideV w:val="none" w:color="DEE0E3" w:sz="0" w:space="0"/>
-          </w:tblBorders>
+          <w:tblW w:w="8522" w:type="dxa"/>
+          <w:jc w:val="center"/>
           <w:tblCellMar>
             <w:top w:w="0" w:type="dxa"/>
             <w:left w:w="10" w:type="dxa"/>
@@ -4674,19 +4587,18 @@
           </w:tblCellMar>
         </w:tblPrEx>
         <w:trPr>
-          <w:trHeight w:val="0" w:hRule="atLeast"/>
+          <w:trHeight w:val="0"/>
           <w:jc w:val="center"/>
         </w:trPr>
         <w:tc>
           <w:tcPr>
             <w:tcW w:w="0" w:type="auto"/>
             <w:tcBorders>
-              <w:top w:val="single" w:color="auto" w:sz="4" w:space="0"/>
-              <w:left w:val="single" w:color="auto" w:sz="12" w:space="0"/>
+              <w:top w:val="single" w:sz="4" w:space="0" w:color="auto"/>
+              <w:left w:val="single" w:sz="12" w:space="0" w:color="auto"/>
               <w:bottom w:val="nil"/>
               <w:right w:val="nil"/>
             </w:tcBorders>
-            <w:noWrap w:val="0"/>
             <w:tcMar>
               <w:top w:w="60" w:type="dxa"/>
               <w:left w:w="120" w:type="dxa"/>
@@ -4697,7 +4609,7 @@
           </w:tcPr>
           <w:p>
             <w:pPr>
-              <w:pStyle w:val="30"/>
+              <w:pStyle w:val="a2"/>
               <w:keepNext w:val="0"/>
               <w:keepLines w:val="0"/>
               <w:pageBreakBefore w:val="0"/>
@@ -4712,7 +4624,7 @@
               <w:adjustRightInd w:val="0"/>
               <w:snapToGrid w:val="0"/>
               <w:spacing w:line="240" w:lineRule="auto"/>
-              <w:ind w:left="0" w:leftChars="0" w:right="0" w:rightChars="0" w:firstLine="0" w:firstLineChars="0"/>
+              <w:ind w:left="0" w:right="0" w:firstLine="0" w:leftChars="0" w:rightChars="0" w:firstLineChars="0"/>
               <w:jc w:val="center"/>
               <w:textAlignment w:val="baseline"/>
             </w:pPr>
@@ -4725,12 +4637,11 @@
           <w:tcPr>
             <w:tcW w:w="1727" w:type="dxa"/>
             <w:tcBorders>
-              <w:top w:val="single" w:color="auto" w:sz="4" w:space="0"/>
-              <w:left w:val="single" w:color="auto" w:sz="4" w:space="0"/>
+              <w:top w:val="single" w:sz="4" w:space="0" w:color="auto"/>
+              <w:left w:val="single" w:sz="4" w:space="0" w:color="auto"/>
               <w:bottom w:val="nil"/>
               <w:right w:val="nil"/>
             </w:tcBorders>
-            <w:noWrap w:val="0"/>
             <w:tcMar>
               <w:top w:w="60" w:type="dxa"/>
               <w:left w:w="120" w:type="dxa"/>
@@ -4741,7 +4652,7 @@
           </w:tcPr>
           <w:p>
             <w:pPr>
-              <w:pStyle w:val="30"/>
+              <w:pStyle w:val="a2"/>
               <w:keepNext w:val="0"/>
               <w:keepLines w:val="0"/>
               <w:pageBreakBefore w:val="0"/>
@@ -4756,7 +4667,7 @@
               <w:adjustRightInd w:val="0"/>
               <w:snapToGrid w:val="0"/>
               <w:spacing w:line="240" w:lineRule="auto"/>
-              <w:ind w:left="0" w:leftChars="0" w:right="0" w:rightChars="0" w:firstLine="0" w:firstLineChars="0"/>
+              <w:ind w:left="0" w:right="0" w:firstLine="0" w:leftChars="0" w:rightChars="0" w:firstLineChars="0"/>
               <w:jc w:val="left"/>
               <w:textAlignment w:val="baseline"/>
             </w:pPr>
@@ -4769,12 +4680,11 @@
           <w:tcPr>
             <w:tcW w:w="5575" w:type="dxa"/>
             <w:tcBorders>
-              <w:top w:val="single" w:color="auto" w:sz="4" w:space="0"/>
-              <w:left w:val="single" w:color="auto" w:sz="4" w:space="0"/>
+              <w:top w:val="single" w:sz="4" w:space="0" w:color="auto"/>
+              <w:left w:val="single" w:sz="4" w:space="0" w:color="auto"/>
               <w:bottom w:val="nil"/>
-              <w:right w:val="single" w:color="auto" w:sz="12" w:space="0"/>
+              <w:right w:val="single" w:sz="12" w:space="0" w:color="auto"/>
             </w:tcBorders>
-            <w:noWrap w:val="0"/>
             <w:tcMar>
               <w:top w:w="60" w:type="dxa"/>
               <w:left w:w="120" w:type="dxa"/>
@@ -4785,7 +4695,7 @@
           </w:tcPr>
           <w:p>
             <w:pPr>
-              <w:pStyle w:val="30"/>
+              <w:pStyle w:val="a2"/>
               <w:keepNext w:val="0"/>
               <w:keepLines w:val="0"/>
               <w:pageBreakBefore w:val="0"/>
@@ -4800,7 +4710,7 @@
               <w:adjustRightInd w:val="0"/>
               <w:snapToGrid w:val="0"/>
               <w:spacing w:line="240" w:lineRule="auto"/>
-              <w:ind w:left="0" w:leftChars="0" w:right="0" w:rightChars="0" w:firstLine="0" w:firstLineChars="0"/>
+              <w:ind w:left="0" w:right="0" w:firstLine="0" w:leftChars="0" w:rightChars="0" w:firstLineChars="0"/>
               <w:jc w:val="left"/>
               <w:textAlignment w:val="baseline"/>
             </w:pPr>
@@ -4812,14 +4722,8 @@
       </w:tr>
       <w:tr>
         <w:tblPrEx>
-          <w:tblBorders>
-            <w:top w:val="none" w:color="DEE0E3" w:sz="0" w:space="0"/>
-            <w:left w:val="none" w:color="DEE0E3" w:sz="0" w:space="0"/>
-            <w:bottom w:val="none" w:color="DEE0E3" w:sz="0" w:space="0"/>
-            <w:right w:val="none" w:color="DEE0E3" w:sz="0" w:space="0"/>
-            <w:insideH w:val="none" w:color="DEE0E3" w:sz="0" w:space="0"/>
-            <w:insideV w:val="none" w:color="DEE0E3" w:sz="0" w:space="0"/>
-          </w:tblBorders>
+          <w:tblW w:w="8522" w:type="dxa"/>
+          <w:jc w:val="center"/>
           <w:tblCellMar>
             <w:top w:w="0" w:type="dxa"/>
             <w:left w:w="10" w:type="dxa"/>
@@ -4828,19 +4732,18 @@
           </w:tblCellMar>
         </w:tblPrEx>
         <w:trPr>
-          <w:trHeight w:val="0" w:hRule="atLeast"/>
+          <w:trHeight w:val="0"/>
           <w:jc w:val="center"/>
         </w:trPr>
         <w:tc>
           <w:tcPr>
             <w:tcW w:w="1220" w:type="dxa"/>
             <w:tcBorders>
-              <w:top w:val="single" w:color="auto" w:sz="4" w:space="0"/>
-              <w:left w:val="single" w:color="auto" w:sz="12" w:space="0"/>
-              <w:bottom w:val="single" w:color="auto" w:sz="12" w:space="0"/>
+              <w:top w:val="single" w:sz="4" w:space="0" w:color="auto"/>
+              <w:left w:val="single" w:sz="12" w:space="0" w:color="auto"/>
+              <w:bottom w:val="single" w:sz="12" w:space="0" w:color="auto"/>
               <w:right w:val="nil"/>
             </w:tcBorders>
-            <w:noWrap w:val="0"/>
             <w:tcMar>
               <w:top w:w="60" w:type="dxa"/>
               <w:left w:w="120" w:type="dxa"/>
@@ -4851,7 +4754,7 @@
           </w:tcPr>
           <w:p>
             <w:pPr>
-              <w:pStyle w:val="30"/>
+              <w:pStyle w:val="a2"/>
               <w:keepNext w:val="0"/>
               <w:keepLines w:val="0"/>
               <w:pageBreakBefore w:val="0"/>
@@ -4866,7 +4769,7 @@
               <w:adjustRightInd w:val="0"/>
               <w:snapToGrid w:val="0"/>
               <w:spacing w:line="240" w:lineRule="auto"/>
-              <w:ind w:left="0" w:leftChars="0" w:right="0" w:rightChars="0" w:firstLine="0" w:firstLineChars="0"/>
+              <w:ind w:left="0" w:right="0" w:firstLine="0" w:leftChars="0" w:rightChars="0" w:firstLineChars="0"/>
               <w:jc w:val="center"/>
               <w:textAlignment w:val="baseline"/>
             </w:pPr>
@@ -4879,12 +4782,11 @@
           <w:tcPr>
             <w:tcW w:w="1727" w:type="dxa"/>
             <w:tcBorders>
-              <w:top w:val="single" w:color="auto" w:sz="4" w:space="0"/>
-              <w:left w:val="single" w:color="auto" w:sz="4" w:space="0"/>
-              <w:bottom w:val="single" w:color="auto" w:sz="12" w:space="0"/>
+              <w:top w:val="single" w:sz="4" w:space="0" w:color="auto"/>
+              <w:left w:val="single" w:sz="4" w:space="0" w:color="auto"/>
+              <w:bottom w:val="single" w:sz="12" w:space="0" w:color="auto"/>
               <w:right w:val="nil"/>
             </w:tcBorders>
-            <w:noWrap w:val="0"/>
             <w:tcMar>
               <w:top w:w="60" w:type="dxa"/>
               <w:left w:w="120" w:type="dxa"/>
@@ -4895,7 +4797,7 @@
           </w:tcPr>
           <w:p>
             <w:pPr>
-              <w:pStyle w:val="30"/>
+              <w:pStyle w:val="a2"/>
               <w:keepNext w:val="0"/>
               <w:keepLines w:val="0"/>
               <w:pageBreakBefore w:val="0"/>
@@ -4910,7 +4812,7 @@
               <w:adjustRightInd w:val="0"/>
               <w:snapToGrid w:val="0"/>
               <w:spacing w:line="240" w:lineRule="auto"/>
-              <w:ind w:left="0" w:leftChars="0" w:right="0" w:rightChars="0" w:firstLine="0" w:firstLineChars="0"/>
+              <w:ind w:left="0" w:right="0" w:firstLine="0" w:leftChars="0" w:rightChars="0" w:firstLineChars="0"/>
               <w:jc w:val="left"/>
               <w:textAlignment w:val="baseline"/>
             </w:pPr>
@@ -4923,12 +4825,11 @@
           <w:tcPr>
             <w:tcW w:w="5575" w:type="dxa"/>
             <w:tcBorders>
-              <w:top w:val="single" w:color="auto" w:sz="4" w:space="0"/>
-              <w:left w:val="single" w:color="auto" w:sz="4" w:space="0"/>
-              <w:bottom w:val="single" w:color="auto" w:sz="12" w:space="0"/>
-              <w:right w:val="single" w:color="auto" w:sz="12" w:space="0"/>
+              <w:top w:val="single" w:sz="4" w:space="0" w:color="auto"/>
+              <w:left w:val="single" w:sz="4" w:space="0" w:color="auto"/>
+              <w:bottom w:val="single" w:sz="12" w:space="0" w:color="auto"/>
+              <w:right w:val="single" w:sz="12" w:space="0" w:color="auto"/>
             </w:tcBorders>
-            <w:noWrap w:val="0"/>
             <w:tcMar>
               <w:top w:w="60" w:type="dxa"/>
               <w:left w:w="120" w:type="dxa"/>
@@ -4939,7 +4840,7 @@
           </w:tcPr>
           <w:p>
             <w:pPr>
-              <w:pStyle w:val="30"/>
+              <w:pStyle w:val="a2"/>
               <w:keepNext w:val="0"/>
               <w:keepLines w:val="0"/>
               <w:pageBreakBefore w:val="0"/>
@@ -4954,7 +4855,7 @@
               <w:adjustRightInd w:val="0"/>
               <w:snapToGrid w:val="0"/>
               <w:spacing w:line="240" w:lineRule="auto"/>
-              <w:ind w:left="0" w:leftChars="0" w:right="0" w:rightChars="0" w:firstLine="0" w:firstLineChars="0"/>
+              <w:ind w:left="0" w:right="0" w:firstLine="0" w:leftChars="0" w:rightChars="0" w:firstLineChars="0"/>
               <w:jc w:val="left"/>
               <w:textAlignment w:val="baseline"/>
             </w:pPr>
@@ -4967,7 +4868,7 @@
     </w:tbl>
     <w:p>
       <w:pPr>
-        <w:pStyle w:val="29"/>
+        <w:pStyle w:val="1"/>
         <w:keepNext w:val="0"/>
         <w:keepLines w:val="0"/>
         <w:pageBreakBefore w:val="0"/>
@@ -4983,17 +4884,17 @@
         <w:snapToGrid w:val="0"/>
         <w:textAlignment w:val="baseline"/>
       </w:pPr>
-      <w:bookmarkStart w:id="10" w:name="heading_5"/>
-      <w:bookmarkStart w:id="11" w:name="_Toc19130"/>
+      <w:bookmarkStart w:id="11" w:name="heading_5"/>
+      <w:bookmarkStart w:id="12" w:name="_Toc19130"/>
       <w:r>
         <w:t>质量保证活动与实施计划</w:t>
       </w:r>
-      <w:bookmarkEnd w:id="10"/>
       <w:bookmarkEnd w:id="11"/>
+      <w:bookmarkEnd w:id="12"/>
     </w:p>
     <w:p>
       <w:pPr>
-        <w:pStyle w:val="31"/>
+        <w:pStyle w:val="2"/>
         <w:keepNext w:val="0"/>
         <w:keepLines w:val="0"/>
         <w:pageBreakBefore w:val="0"/>
@@ -5009,23 +4910,23 @@
         <w:snapToGrid w:val="0"/>
         <w:textAlignment w:val="baseline"/>
       </w:pPr>
-      <w:bookmarkStart w:id="12" w:name="heading_6"/>
-      <w:bookmarkStart w:id="13" w:name="_Toc2701"/>
+      <w:bookmarkStart w:id="13" w:name="heading_6"/>
+      <w:bookmarkStart w:id="14" w:name="_Toc2701"/>
       <w:r>
         <w:t>指标监控与数据收集</w:t>
       </w:r>
-      <w:bookmarkEnd w:id="12"/>
       <w:bookmarkEnd w:id="13"/>
+      <w:bookmarkEnd w:id="14"/>
     </w:p>
     <w:p>
       <w:pPr>
-        <w:pStyle w:val="41"/>
+        <w:pStyle w:val="a4"/>
         <w:numPr>
           <w:ilvl w:val="0"/>
           <w:numId w:val="2"/>
         </w:numPr>
         <w:bidi w:val="0"/>
-        <w:ind w:left="425" w:leftChars="0" w:hanging="425" w:firstLineChars="0"/>
+        <w:ind w:left="425" w:hanging="425" w:leftChars="0" w:firstLineChars="0"/>
       </w:pPr>
       <w:r>
         <w:t>活动：建立基于KPI的常态化数据监控机制</w:t>
@@ -5033,13 +4934,13 @@
     </w:p>
     <w:p>
       <w:pPr>
-        <w:pStyle w:val="41"/>
+        <w:pStyle w:val="a4"/>
         <w:numPr>
           <w:ilvl w:val="0"/>
           <w:numId w:val="2"/>
         </w:numPr>
         <w:bidi w:val="0"/>
-        <w:ind w:left="425" w:leftChars="0" w:hanging="425" w:firstLineChars="0"/>
+        <w:ind w:left="425" w:hanging="425" w:leftChars="0" w:firstLineChars="0"/>
       </w:pPr>
       <w:r>
         <w:t>实施：质量管理部根据指标体系频度（月度、季度、半年度、年度），制定《KPI数据收集计划表》；各责任部门在规定时间内提交数据；执行专员对数据进行逻辑校验与抽样复核</w:t>
@@ -5047,13 +4948,13 @@
     </w:p>
     <w:p>
       <w:pPr>
-        <w:pStyle w:val="41"/>
+        <w:pStyle w:val="a4"/>
         <w:numPr>
           <w:ilvl w:val="0"/>
           <w:numId w:val="2"/>
         </w:numPr>
         <w:bidi w:val="0"/>
-        <w:ind w:left="425" w:leftChars="0" w:hanging="425" w:firstLineChars="0"/>
+        <w:ind w:left="425" w:hanging="425" w:leftChars="0" w:firstLineChars="0"/>
       </w:pPr>
       <w:r>
         <w:t>输出：《KPI数据收集台账》、《月度/季度KPI监控报告》</w:t>
@@ -5061,7 +4962,7 @@
     </w:p>
     <w:p>
       <w:pPr>
-        <w:pStyle w:val="31"/>
+        <w:pStyle w:val="2"/>
         <w:keepNext w:val="0"/>
         <w:keepLines w:val="0"/>
         <w:pageBreakBefore w:val="0"/>
@@ -5077,23 +4978,23 @@
         <w:snapToGrid w:val="0"/>
         <w:textAlignment w:val="baseline"/>
       </w:pPr>
-      <w:bookmarkStart w:id="14" w:name="heading_7"/>
-      <w:bookmarkStart w:id="15" w:name="_Toc26659"/>
+      <w:bookmarkStart w:id="15" w:name="heading_7"/>
+      <w:bookmarkStart w:id="16" w:name="_Toc26659"/>
       <w:r>
         <w:t>内部审核</w:t>
       </w:r>
-      <w:bookmarkEnd w:id="14"/>
       <w:bookmarkEnd w:id="15"/>
+      <w:bookmarkEnd w:id="16"/>
     </w:p>
     <w:p>
       <w:pPr>
-        <w:pStyle w:val="41"/>
+        <w:pStyle w:val="a4"/>
         <w:numPr>
           <w:ilvl w:val="0"/>
           <w:numId w:val="3"/>
         </w:numPr>
         <w:bidi w:val="0"/>
-        <w:ind w:left="425" w:leftChars="0" w:hanging="425" w:firstLineChars="0"/>
+        <w:ind w:left="425" w:hanging="425" w:leftChars="0" w:firstLineChars="0"/>
       </w:pPr>
       <w:r>
         <w:t>活动：对运维服务管理体系的全面、系统审核</w:t>
@@ -5101,13 +5002,13 @@
     </w:p>
     <w:p>
       <w:pPr>
-        <w:pStyle w:val="41"/>
+        <w:pStyle w:val="a4"/>
         <w:numPr>
           <w:ilvl w:val="0"/>
           <w:numId w:val="3"/>
         </w:numPr>
         <w:bidi w:val="0"/>
-        <w:ind w:left="425" w:leftChars="0" w:hanging="425" w:firstLineChars="0"/>
+        <w:ind w:left="425" w:hanging="425" w:leftChars="0" w:firstLineChars="0"/>
       </w:pPr>
       <w:r>
         <w:t>实施：每年至少进行一次；审核范围覆盖所有与指标体系相关的部门及活动</w:t>
@@ -5115,13 +5016,13 @@
     </w:p>
     <w:p>
       <w:pPr>
-        <w:pStyle w:val="41"/>
+        <w:pStyle w:val="a4"/>
         <w:numPr>
           <w:ilvl w:val="0"/>
           <w:numId w:val="3"/>
         </w:numPr>
         <w:bidi w:val="0"/>
-        <w:ind w:left="425" w:leftChars="0" w:hanging="425" w:firstLineChars="0"/>
+        <w:ind w:left="425" w:hanging="425" w:leftChars="0" w:firstLineChars="0"/>
       </w:pPr>
       <w:r>
         <w:t>输出：《内部审核计划》、《内部审核检查表》、《内部审核报告》、《不符合项报告》</w:t>
@@ -5129,7 +5030,7 @@
     </w:p>
     <w:p>
       <w:pPr>
-        <w:pStyle w:val="31"/>
+        <w:pStyle w:val="2"/>
         <w:keepNext w:val="0"/>
         <w:keepLines w:val="0"/>
         <w:pageBreakBefore w:val="0"/>
@@ -5145,23 +5046,23 @@
         <w:snapToGrid w:val="0"/>
         <w:textAlignment w:val="baseline"/>
       </w:pPr>
-      <w:bookmarkStart w:id="16" w:name="heading_8"/>
-      <w:bookmarkStart w:id="17" w:name="_Toc32420"/>
+      <w:bookmarkStart w:id="17" w:name="heading_8"/>
+      <w:bookmarkStart w:id="18" w:name="_Toc32420"/>
       <w:r>
         <w:t>管理评审</w:t>
       </w:r>
-      <w:bookmarkEnd w:id="16"/>
       <w:bookmarkEnd w:id="17"/>
+      <w:bookmarkEnd w:id="18"/>
     </w:p>
     <w:p>
       <w:pPr>
-        <w:pStyle w:val="41"/>
+        <w:pStyle w:val="a4"/>
         <w:numPr>
           <w:ilvl w:val="0"/>
           <w:numId w:val="4"/>
         </w:numPr>
         <w:bidi w:val="0"/>
-        <w:ind w:left="425" w:leftChars="0" w:hanging="425" w:firstLineChars="0"/>
+        <w:ind w:left="425" w:hanging="425" w:leftChars="0" w:firstLineChars="0"/>
       </w:pPr>
       <w:r>
         <w:t>活动：由最高管理者主持，评价体系的持续适宜性、充分性和有效性</w:t>
@@ -5169,13 +5070,13 @@
     </w:p>
     <w:p>
       <w:pPr>
-        <w:pStyle w:val="41"/>
+        <w:pStyle w:val="a4"/>
         <w:numPr>
           <w:ilvl w:val="0"/>
           <w:numId w:val="4"/>
         </w:numPr>
         <w:bidi w:val="0"/>
-        <w:ind w:left="425" w:leftChars="0" w:hanging="425" w:firstLineChars="0"/>
+        <w:ind w:left="425" w:hanging="425" w:leftChars="0" w:firstLineChars="0"/>
       </w:pPr>
       <w:r>
         <w:t>实施：每年至少进行一次；输入材料包括《年度KPI达成情况分析报告》、《内部审核报告》、《客户满意度分析报告》等</w:t>
@@ -5183,13 +5084,13 @@
     </w:p>
     <w:p>
       <w:pPr>
-        <w:pStyle w:val="41"/>
+        <w:pStyle w:val="a4"/>
         <w:numPr>
           <w:ilvl w:val="0"/>
           <w:numId w:val="4"/>
         </w:numPr>
         <w:bidi w:val="0"/>
-        <w:ind w:left="425" w:leftChars="0" w:hanging="425" w:firstLineChars="0"/>
+        <w:ind w:left="425" w:hanging="425" w:leftChars="0" w:firstLineChars="0"/>
       </w:pPr>
       <w:r>
         <w:t>输出：《管理评审计划》、《管理评审报告》、《改进措施决议表》</w:t>
@@ -5197,7 +5098,7 @@
     </w:p>
     <w:p>
       <w:pPr>
-        <w:pStyle w:val="31"/>
+        <w:pStyle w:val="2"/>
         <w:keepNext w:val="0"/>
         <w:keepLines w:val="0"/>
         <w:pageBreakBefore w:val="0"/>
@@ -5213,17 +5114,17 @@
         <w:snapToGrid w:val="0"/>
         <w:textAlignment w:val="baseline"/>
       </w:pPr>
-      <w:bookmarkStart w:id="18" w:name="heading_9"/>
-      <w:bookmarkStart w:id="19" w:name="_Toc23047"/>
+      <w:bookmarkStart w:id="19" w:name="heading_9"/>
+      <w:bookmarkStart w:id="20" w:name="_Toc23047"/>
       <w:r>
         <w:t>满意度调查</w:t>
       </w:r>
-      <w:bookmarkEnd w:id="18"/>
       <w:bookmarkEnd w:id="19"/>
+      <w:bookmarkEnd w:id="20"/>
     </w:p>
     <w:p>
       <w:pPr>
-        <w:pStyle w:val="30"/>
+        <w:pStyle w:val="a2"/>
         <w:keepNext w:val="0"/>
         <w:keepLines w:val="0"/>
         <w:pageBreakBefore w:val="0"/>
@@ -5245,13 +5146,13 @@
     </w:p>
     <w:p>
       <w:pPr>
-        <w:pStyle w:val="41"/>
+        <w:pStyle w:val="a4"/>
         <w:numPr>
           <w:ilvl w:val="0"/>
           <w:numId w:val="5"/>
         </w:numPr>
         <w:bidi w:val="0"/>
-        <w:ind w:left="425" w:leftChars="0" w:hanging="425" w:firstLineChars="0"/>
+        <w:ind w:left="425" w:hanging="425" w:leftChars="0" w:firstLineChars="0"/>
       </w:pPr>
       <w:r>
         <w:t>频次与时间：2026年6月（年中）、2026年12月（年末）</w:t>
@@ -5259,13 +5160,13 @@
     </w:p>
     <w:p>
       <w:pPr>
-        <w:pStyle w:val="41"/>
+        <w:pStyle w:val="a4"/>
         <w:numPr>
           <w:ilvl w:val="0"/>
           <w:numId w:val="5"/>
         </w:numPr>
         <w:bidi w:val="0"/>
-        <w:ind w:left="425" w:leftChars="0" w:hanging="425" w:firstLineChars="0"/>
+        <w:ind w:left="425" w:hanging="425" w:leftChars="0" w:firstLineChars="0"/>
       </w:pPr>
       <w:r>
         <w:t>调查方式：线上问卷（为主）与关键客户访谈（为辅）相结合</w:t>
@@ -5273,13 +5174,13 @@
     </w:p>
     <w:p>
       <w:pPr>
-        <w:pStyle w:val="41"/>
+        <w:pStyle w:val="a4"/>
         <w:numPr>
           <w:ilvl w:val="0"/>
           <w:numId w:val="5"/>
         </w:numPr>
         <w:bidi w:val="0"/>
-        <w:ind w:left="425" w:leftChars="0" w:hanging="425" w:firstLineChars="0"/>
+        <w:ind w:left="425" w:hanging="425" w:leftChars="0" w:firstLineChars="0"/>
       </w:pPr>
       <w:r>
         <w:t>问卷设计：覆盖服务响应、解决能力、沟通、整体满意度等维度</w:t>
@@ -5287,13 +5188,13 @@
     </w:p>
     <w:p>
       <w:pPr>
-        <w:pStyle w:val="41"/>
+        <w:pStyle w:val="a4"/>
         <w:numPr>
           <w:ilvl w:val="0"/>
           <w:numId w:val="5"/>
         </w:numPr>
         <w:bidi w:val="0"/>
-        <w:ind w:left="425" w:leftChars="0" w:hanging="425" w:firstLineChars="0"/>
+        <w:ind w:left="425" w:hanging="425" w:leftChars="0" w:firstLineChars="0"/>
       </w:pPr>
       <w:r>
         <w:t>数据分析：计算整体满意度得分，分析各维度得分、客户书面意见</w:t>
@@ -5301,13 +5202,13 @@
     </w:p>
     <w:p>
       <w:pPr>
-        <w:pStyle w:val="41"/>
+        <w:pStyle w:val="a4"/>
         <w:numPr>
           <w:ilvl w:val="0"/>
           <w:numId w:val="5"/>
         </w:numPr>
         <w:bidi w:val="0"/>
-        <w:ind w:left="425" w:leftChars="0" w:hanging="425" w:firstLineChars="0"/>
+        <w:ind w:left="425" w:hanging="425" w:leftChars="0" w:firstLineChars="0"/>
       </w:pPr>
       <w:r>
         <w:t>改进跟踪：将确需改进的事项纳入《质量改进跟踪台账》</w:t>
@@ -5315,7 +5216,7 @@
     </w:p>
     <w:p>
       <w:pPr>
-        <w:pStyle w:val="31"/>
+        <w:pStyle w:val="2"/>
         <w:keepNext w:val="0"/>
         <w:keepLines w:val="0"/>
         <w:pageBreakBefore w:val="0"/>
@@ -5331,23 +5232,23 @@
         <w:snapToGrid w:val="0"/>
         <w:textAlignment w:val="baseline"/>
       </w:pPr>
-      <w:bookmarkStart w:id="20" w:name="heading_10"/>
-      <w:bookmarkStart w:id="21" w:name="_Toc9499"/>
+      <w:bookmarkStart w:id="21" w:name="heading_10"/>
+      <w:bookmarkStart w:id="22" w:name="_Toc9499"/>
       <w:r>
         <w:t>改进跟踪与闭环</w:t>
       </w:r>
-      <w:bookmarkEnd w:id="20"/>
       <w:bookmarkEnd w:id="21"/>
+      <w:bookmarkEnd w:id="22"/>
     </w:p>
     <w:p>
       <w:pPr>
-        <w:pStyle w:val="41"/>
+        <w:pStyle w:val="a4"/>
         <w:numPr>
           <w:ilvl w:val="0"/>
           <w:numId w:val="6"/>
         </w:numPr>
         <w:bidi w:val="0"/>
-        <w:ind w:left="425" w:leftChars="0" w:hanging="425" w:firstLineChars="0"/>
+        <w:ind w:left="425" w:hanging="425" w:leftChars="0" w:firstLineChars="0"/>
       </w:pPr>
       <w:r>
         <w:t>活动：对所有监控、检查、审核、评审中发现的不符合项或改进机会进行系统跟踪</w:t>
@@ -5355,13 +5256,13 @@
     </w:p>
     <w:p>
       <w:pPr>
-        <w:pStyle w:val="41"/>
+        <w:pStyle w:val="a4"/>
         <w:numPr>
           <w:ilvl w:val="0"/>
           <w:numId w:val="6"/>
         </w:numPr>
         <w:bidi w:val="0"/>
-        <w:ind w:left="425" w:leftChars="0" w:hanging="425" w:firstLineChars="0"/>
+        <w:ind w:left="425" w:hanging="425" w:leftChars="0" w:firstLineChars="0"/>
       </w:pPr>
       <w:r>
         <w:t>实施：建立《质量改进跟踪台账》，记录问题来源、责任部门、纠正预防措施计划及完成状态；定期跟踪整改进度，验证措施有效性</w:t>
@@ -5369,13 +5270,13 @@
     </w:p>
     <w:p>
       <w:pPr>
-        <w:pStyle w:val="41"/>
+        <w:pStyle w:val="a4"/>
         <w:numPr>
           <w:ilvl w:val="0"/>
           <w:numId w:val="6"/>
         </w:numPr>
         <w:bidi w:val="0"/>
-        <w:ind w:left="425" w:leftChars="0" w:hanging="425" w:firstLineChars="0"/>
+        <w:ind w:left="425" w:hanging="425" w:leftChars="0" w:firstLineChars="0"/>
       </w:pPr>
       <w:r>
         <w:t>输出：《质量改进跟踪台账》、《纠正与预防措施报告》</w:t>
@@ -5383,7 +5284,7 @@
     </w:p>
     <w:p>
       <w:pPr>
-        <w:pStyle w:val="29"/>
+        <w:pStyle w:val="1"/>
         <w:keepNext w:val="0"/>
         <w:keepLines w:val="0"/>
         <w:pageBreakBefore w:val="0"/>
@@ -5399,28 +5300,27 @@
         <w:snapToGrid w:val="0"/>
         <w:textAlignment w:val="baseline"/>
       </w:pPr>
-      <w:bookmarkStart w:id="22" w:name="heading_11"/>
-      <w:bookmarkStart w:id="23" w:name="_Toc15956"/>
+      <w:bookmarkStart w:id="23" w:name="heading_11"/>
+      <w:bookmarkStart w:id="24" w:name="_Toc15956"/>
       <w:r>
         <w:t>质量保证活动时间表</w:t>
       </w:r>
-      <w:bookmarkEnd w:id="22"/>
       <w:bookmarkEnd w:id="23"/>
+      <w:bookmarkEnd w:id="24"/>
     </w:p>
     <w:tbl>
       <w:tblPr>
-        <w:tblStyle w:val="20"/>
+        <w:tblStyle w:val="TableNormal"/>
         <w:tblW w:w="8756" w:type="dxa"/>
         <w:jc w:val="center"/>
         <w:tblBorders>
-          <w:top w:val="none" w:color="DEE0E3" w:sz="0" w:space="0"/>
-          <w:left w:val="none" w:color="DEE0E3" w:sz="0" w:space="0"/>
-          <w:bottom w:val="none" w:color="DEE0E3" w:sz="0" w:space="0"/>
-          <w:right w:val="none" w:color="DEE0E3" w:sz="0" w:space="0"/>
-          <w:insideH w:val="none" w:color="DEE0E3" w:sz="0" w:space="0"/>
-          <w:insideV w:val="none" w:color="DEE0E3" w:sz="0" w:space="0"/>
+          <w:top w:val="nil"/>
+          <w:left w:val="nil"/>
+          <w:bottom w:val="nil"/>
+          <w:right w:val="nil"/>
+          <w:insideH w:val="nil"/>
+          <w:insideV w:val="nil"/>
         </w:tblBorders>
-        <w:tblLayout w:type="autofit"/>
         <w:tblCellMar>
           <w:top w:w="0" w:type="dxa"/>
           <w:left w:w="10" w:type="dxa"/>
@@ -5438,13 +5338,15 @@
       </w:tblGrid>
       <w:tr>
         <w:tblPrEx>
+          <w:tblW w:w="8756" w:type="dxa"/>
+          <w:jc w:val="center"/>
           <w:tblBorders>
-            <w:top w:val="none" w:color="DEE0E3" w:sz="0" w:space="0"/>
-            <w:left w:val="none" w:color="DEE0E3" w:sz="0" w:space="0"/>
-            <w:bottom w:val="none" w:color="DEE0E3" w:sz="0" w:space="0"/>
-            <w:right w:val="none" w:color="DEE0E3" w:sz="0" w:space="0"/>
-            <w:insideH w:val="none" w:color="DEE0E3" w:sz="0" w:space="0"/>
-            <w:insideV w:val="none" w:color="DEE0E3" w:sz="0" w:space="0"/>
+            <w:top w:val="nil"/>
+            <w:left w:val="nil"/>
+            <w:bottom w:val="nil"/>
+            <w:right w:val="nil"/>
+            <w:insideH w:val="nil"/>
+            <w:insideV w:val="nil"/>
           </w:tblBorders>
           <w:tblCellMar>
             <w:top w:w="0" w:type="dxa"/>
@@ -5454,7 +5356,7 @@
           </w:tblCellMar>
         </w:tblPrEx>
         <w:trPr>
-          <w:trHeight w:val="0" w:hRule="atLeast"/>
+          <w:trHeight w:val="0"/>
           <w:tblHeader/>
           <w:jc w:val="center"/>
         </w:trPr>
@@ -5462,12 +5364,11 @@
           <w:tcPr>
             <w:tcW w:w="621" w:type="dxa"/>
             <w:tcBorders>
-              <w:top w:val="single" w:color="auto" w:sz="12" w:space="0"/>
-              <w:left w:val="single" w:color="auto" w:sz="12" w:space="0"/>
+              <w:top w:val="single" w:sz="12" w:space="0" w:color="auto"/>
+              <w:left w:val="single" w:sz="12" w:space="0" w:color="auto"/>
               <w:bottom w:val="nil"/>
               <w:right w:val="nil"/>
             </w:tcBorders>
-            <w:noWrap w:val="0"/>
             <w:tcMar>
               <w:top w:w="60" w:type="dxa"/>
               <w:left w:w="120" w:type="dxa"/>
@@ -5478,7 +5379,7 @@
           </w:tcPr>
           <w:p>
             <w:pPr>
-              <w:pStyle w:val="30"/>
+              <w:pStyle w:val="a2"/>
               <w:keepNext w:val="0"/>
               <w:keepLines w:val="0"/>
               <w:pageBreakBefore w:val="0"/>
@@ -5493,7 +5394,7 @@
               <w:adjustRightInd w:val="0"/>
               <w:snapToGrid w:val="0"/>
               <w:spacing w:line="240" w:lineRule="auto"/>
-              <w:ind w:left="0" w:leftChars="0" w:right="0" w:rightChars="0" w:firstLine="0" w:firstLineChars="0"/>
+              <w:ind w:left="0" w:right="0" w:firstLine="0" w:leftChars="0" w:rightChars="0" w:firstLineChars="0"/>
               <w:jc w:val="center"/>
               <w:textAlignment w:val="baseline"/>
               <w:rPr>
@@ -5512,12 +5413,11 @@
           <w:tcPr>
             <w:tcW w:w="0" w:type="auto"/>
             <w:tcBorders>
-              <w:top w:val="single" w:color="auto" w:sz="12" w:space="0"/>
-              <w:left w:val="single" w:color="auto" w:sz="4" w:space="0"/>
+              <w:top w:val="single" w:sz="12" w:space="0" w:color="auto"/>
+              <w:left w:val="single" w:sz="4" w:space="0" w:color="auto"/>
               <w:bottom w:val="nil"/>
               <w:right w:val="nil"/>
             </w:tcBorders>
-            <w:noWrap w:val="0"/>
             <w:tcMar>
               <w:top w:w="60" w:type="dxa"/>
               <w:left w:w="120" w:type="dxa"/>
@@ -5528,7 +5428,7 @@
           </w:tcPr>
           <w:p>
             <w:pPr>
-              <w:pStyle w:val="30"/>
+              <w:pStyle w:val="a2"/>
               <w:keepNext w:val="0"/>
               <w:keepLines w:val="0"/>
               <w:pageBreakBefore w:val="0"/>
@@ -5543,7 +5443,7 @@
               <w:adjustRightInd w:val="0"/>
               <w:snapToGrid w:val="0"/>
               <w:spacing w:line="240" w:lineRule="auto"/>
-              <w:ind w:left="0" w:leftChars="0" w:right="0" w:rightChars="0" w:firstLine="0" w:firstLineChars="0"/>
+              <w:ind w:left="0" w:right="0" w:firstLine="0" w:leftChars="0" w:rightChars="0" w:firstLineChars="0"/>
               <w:jc w:val="center"/>
               <w:textAlignment w:val="baseline"/>
               <w:rPr>
@@ -5562,12 +5462,11 @@
           <w:tcPr>
             <w:tcW w:w="1580" w:type="dxa"/>
             <w:tcBorders>
-              <w:top w:val="single" w:color="auto" w:sz="12" w:space="0"/>
-              <w:left w:val="single" w:color="auto" w:sz="4" w:space="0"/>
+              <w:top w:val="single" w:sz="12" w:space="0" w:color="auto"/>
+              <w:left w:val="single" w:sz="4" w:space="0" w:color="auto"/>
               <w:bottom w:val="nil"/>
               <w:right w:val="nil"/>
             </w:tcBorders>
-            <w:noWrap w:val="0"/>
             <w:tcMar>
               <w:top w:w="60" w:type="dxa"/>
               <w:left w:w="120" w:type="dxa"/>
@@ -5578,7 +5477,7 @@
           </w:tcPr>
           <w:p>
             <w:pPr>
-              <w:pStyle w:val="30"/>
+              <w:pStyle w:val="a2"/>
               <w:keepNext w:val="0"/>
               <w:keepLines w:val="0"/>
               <w:pageBreakBefore w:val="0"/>
@@ -5593,7 +5492,7 @@
               <w:adjustRightInd w:val="0"/>
               <w:snapToGrid w:val="0"/>
               <w:spacing w:line="240" w:lineRule="auto"/>
-              <w:ind w:left="0" w:leftChars="0" w:right="0" w:rightChars="0" w:firstLine="0" w:firstLineChars="0"/>
+              <w:ind w:left="0" w:right="0" w:firstLine="0" w:leftChars="0" w:rightChars="0" w:firstLineChars="0"/>
               <w:jc w:val="center"/>
               <w:textAlignment w:val="baseline"/>
               <w:rPr>
@@ -5609,7 +5508,7 @@
           </w:p>
           <w:p>
             <w:pPr>
-              <w:pStyle w:val="30"/>
+              <w:pStyle w:val="a2"/>
               <w:keepNext w:val="0"/>
               <w:keepLines w:val="0"/>
               <w:pageBreakBefore w:val="0"/>
@@ -5624,7 +5523,7 @@
               <w:adjustRightInd w:val="0"/>
               <w:snapToGrid w:val="0"/>
               <w:spacing w:line="240" w:lineRule="auto"/>
-              <w:ind w:left="0" w:leftChars="0" w:right="0" w:rightChars="0" w:firstLine="0" w:firstLineChars="0"/>
+              <w:ind w:left="0" w:right="0" w:firstLine="0" w:leftChars="0" w:rightChars="0" w:firstLineChars="0"/>
               <w:jc w:val="center"/>
               <w:textAlignment w:val="baseline"/>
               <w:rPr>
@@ -5643,12 +5542,11 @@
           <w:tcPr>
             <w:tcW w:w="1580" w:type="dxa"/>
             <w:tcBorders>
-              <w:top w:val="single" w:color="auto" w:sz="12" w:space="0"/>
-              <w:left w:val="single" w:color="auto" w:sz="4" w:space="0"/>
+              <w:top w:val="single" w:sz="12" w:space="0" w:color="auto"/>
+              <w:left w:val="single" w:sz="4" w:space="0" w:color="auto"/>
               <w:bottom w:val="nil"/>
               <w:right w:val="nil"/>
             </w:tcBorders>
-            <w:noWrap w:val="0"/>
             <w:tcMar>
               <w:top w:w="60" w:type="dxa"/>
               <w:left w:w="120" w:type="dxa"/>
@@ -5659,7 +5557,7 @@
           </w:tcPr>
           <w:p>
             <w:pPr>
-              <w:pStyle w:val="30"/>
+              <w:pStyle w:val="a2"/>
               <w:keepNext w:val="0"/>
               <w:keepLines w:val="0"/>
               <w:pageBreakBefore w:val="0"/>
@@ -5674,7 +5572,7 @@
               <w:adjustRightInd w:val="0"/>
               <w:snapToGrid w:val="0"/>
               <w:spacing w:line="240" w:lineRule="auto"/>
-              <w:ind w:left="0" w:leftChars="0" w:right="0" w:rightChars="0" w:firstLine="0" w:firstLineChars="0"/>
+              <w:ind w:left="0" w:right="0" w:firstLine="0" w:leftChars="0" w:rightChars="0" w:firstLineChars="0"/>
               <w:jc w:val="center"/>
               <w:textAlignment w:val="baseline"/>
               <w:rPr>
@@ -5693,12 +5591,11 @@
           <w:tcPr>
             <w:tcW w:w="0" w:type="auto"/>
             <w:tcBorders>
-              <w:top w:val="single" w:color="auto" w:sz="12" w:space="0"/>
-              <w:left w:val="single" w:color="auto" w:sz="4" w:space="0"/>
+              <w:top w:val="single" w:sz="12" w:space="0" w:color="auto"/>
+              <w:left w:val="single" w:sz="4" w:space="0" w:color="auto"/>
               <w:bottom w:val="nil"/>
               <w:right w:val="nil"/>
             </w:tcBorders>
-            <w:noWrap w:val="0"/>
             <w:tcMar>
               <w:top w:w="60" w:type="dxa"/>
               <w:left w:w="120" w:type="dxa"/>
@@ -5709,7 +5606,7 @@
           </w:tcPr>
           <w:p>
             <w:pPr>
-              <w:pStyle w:val="30"/>
+              <w:pStyle w:val="a2"/>
               <w:keepNext w:val="0"/>
               <w:keepLines w:val="0"/>
               <w:pageBreakBefore w:val="0"/>
@@ -5724,7 +5621,7 @@
               <w:adjustRightInd w:val="0"/>
               <w:snapToGrid w:val="0"/>
               <w:spacing w:line="240" w:lineRule="auto"/>
-              <w:ind w:left="0" w:leftChars="0" w:right="0" w:rightChars="0" w:firstLine="0" w:firstLineChars="0"/>
+              <w:ind w:left="0" w:right="0" w:firstLine="0" w:leftChars="0" w:rightChars="0" w:firstLineChars="0"/>
               <w:jc w:val="center"/>
               <w:textAlignment w:val="baseline"/>
               <w:rPr>
@@ -5743,12 +5640,11 @@
           <w:tcPr>
             <w:tcW w:w="1575" w:type="dxa"/>
             <w:tcBorders>
-              <w:top w:val="single" w:color="auto" w:sz="12" w:space="0"/>
-              <w:left w:val="single" w:color="auto" w:sz="4" w:space="0"/>
+              <w:top w:val="single" w:sz="12" w:space="0" w:color="auto"/>
+              <w:left w:val="single" w:sz="4" w:space="0" w:color="auto"/>
               <w:bottom w:val="nil"/>
-              <w:right w:val="single" w:color="auto" w:sz="12" w:space="0"/>
+              <w:right w:val="single" w:sz="12" w:space="0" w:color="auto"/>
             </w:tcBorders>
-            <w:noWrap w:val="0"/>
             <w:tcMar>
               <w:top w:w="60" w:type="dxa"/>
               <w:left w:w="120" w:type="dxa"/>
@@ -5759,7 +5655,7 @@
           </w:tcPr>
           <w:p>
             <w:pPr>
-              <w:pStyle w:val="30"/>
+              <w:pStyle w:val="a2"/>
               <w:keepNext w:val="0"/>
               <w:keepLines w:val="0"/>
               <w:pageBreakBefore w:val="0"/>
@@ -5774,7 +5670,7 @@
               <w:adjustRightInd w:val="0"/>
               <w:snapToGrid w:val="0"/>
               <w:spacing w:line="240" w:lineRule="auto"/>
-              <w:ind w:left="0" w:leftChars="0" w:right="0" w:rightChars="0" w:firstLine="0" w:firstLineChars="0"/>
+              <w:ind w:left="0" w:right="0" w:firstLine="0" w:leftChars="0" w:rightChars="0" w:firstLineChars="0"/>
               <w:jc w:val="center"/>
               <w:textAlignment w:val="baseline"/>
               <w:rPr>
@@ -5792,14 +5688,8 @@
       </w:tr>
       <w:tr>
         <w:tblPrEx>
-          <w:tblBorders>
-            <w:top w:val="none" w:color="DEE0E3" w:sz="0" w:space="0"/>
-            <w:left w:val="none" w:color="DEE0E3" w:sz="0" w:space="0"/>
-            <w:bottom w:val="none" w:color="DEE0E3" w:sz="0" w:space="0"/>
-            <w:right w:val="none" w:color="DEE0E3" w:sz="0" w:space="0"/>
-            <w:insideH w:val="none" w:color="DEE0E3" w:sz="0" w:space="0"/>
-            <w:insideV w:val="none" w:color="DEE0E3" w:sz="0" w:space="0"/>
-          </w:tblBorders>
+          <w:tblW w:w="8756" w:type="dxa"/>
+          <w:jc w:val="center"/>
           <w:tblCellMar>
             <w:top w:w="0" w:type="dxa"/>
             <w:left w:w="10" w:type="dxa"/>
@@ -5808,19 +5698,18 @@
           </w:tblCellMar>
         </w:tblPrEx>
         <w:trPr>
-          <w:trHeight w:val="0" w:hRule="atLeast"/>
+          <w:trHeight w:val="0"/>
           <w:jc w:val="center"/>
         </w:trPr>
         <w:tc>
           <w:tcPr>
             <w:tcW w:w="621" w:type="dxa"/>
             <w:tcBorders>
-              <w:top w:val="single" w:color="auto" w:sz="4" w:space="0"/>
-              <w:left w:val="single" w:color="auto" w:sz="12" w:space="0"/>
+              <w:top w:val="single" w:sz="4" w:space="0" w:color="auto"/>
+              <w:left w:val="single" w:sz="12" w:space="0" w:color="auto"/>
               <w:bottom w:val="nil"/>
               <w:right w:val="nil"/>
             </w:tcBorders>
-            <w:noWrap w:val="0"/>
             <w:tcMar>
               <w:top w:w="60" w:type="dxa"/>
               <w:left w:w="120" w:type="dxa"/>
@@ -5831,7 +5720,7 @@
           </w:tcPr>
           <w:p>
             <w:pPr>
-              <w:pStyle w:val="30"/>
+              <w:pStyle w:val="a2"/>
               <w:keepNext w:val="0"/>
               <w:keepLines w:val="0"/>
               <w:pageBreakBefore w:val="0"/>
@@ -5846,7 +5735,7 @@
               <w:adjustRightInd w:val="0"/>
               <w:snapToGrid w:val="0"/>
               <w:spacing w:line="240" w:lineRule="auto"/>
-              <w:ind w:left="0" w:leftChars="0" w:right="0" w:rightChars="0" w:firstLine="0" w:firstLineChars="0"/>
+              <w:ind w:left="0" w:right="0" w:firstLine="0" w:leftChars="0" w:rightChars="0" w:firstLineChars="0"/>
               <w:jc w:val="center"/>
               <w:textAlignment w:val="baseline"/>
             </w:pPr>
@@ -5859,12 +5748,11 @@
           <w:tcPr>
             <w:tcW w:w="0" w:type="auto"/>
             <w:tcBorders>
-              <w:top w:val="single" w:color="auto" w:sz="4" w:space="0"/>
-              <w:left w:val="single" w:color="auto" w:sz="4" w:space="0"/>
+              <w:top w:val="single" w:sz="4" w:space="0" w:color="auto"/>
+              <w:left w:val="single" w:sz="4" w:space="0" w:color="auto"/>
               <w:bottom w:val="nil"/>
               <w:right w:val="nil"/>
             </w:tcBorders>
-            <w:noWrap w:val="0"/>
             <w:tcMar>
               <w:top w:w="60" w:type="dxa"/>
               <w:left w:w="120" w:type="dxa"/>
@@ -5875,7 +5763,7 @@
           </w:tcPr>
           <w:p>
             <w:pPr>
-              <w:pStyle w:val="30"/>
+              <w:pStyle w:val="a2"/>
               <w:keepNext w:val="0"/>
               <w:keepLines w:val="0"/>
               <w:pageBreakBefore w:val="0"/>
@@ -5890,7 +5778,7 @@
               <w:adjustRightInd w:val="0"/>
               <w:snapToGrid w:val="0"/>
               <w:spacing w:line="240" w:lineRule="auto"/>
-              <w:ind w:left="0" w:leftChars="0" w:right="0" w:rightChars="0" w:firstLine="0" w:firstLineChars="0"/>
+              <w:ind w:left="0" w:right="0" w:firstLine="0" w:leftChars="0" w:rightChars="0" w:firstLineChars="0"/>
               <w:jc w:val="center"/>
               <w:textAlignment w:val="baseline"/>
             </w:pPr>
@@ -5903,12 +5791,11 @@
           <w:tcPr>
             <w:tcW w:w="1580" w:type="dxa"/>
             <w:tcBorders>
-              <w:top w:val="single" w:color="auto" w:sz="4" w:space="0"/>
-              <w:left w:val="single" w:color="auto" w:sz="4" w:space="0"/>
+              <w:top w:val="single" w:sz="4" w:space="0" w:color="auto"/>
+              <w:left w:val="single" w:sz="4" w:space="0" w:color="auto"/>
               <w:bottom w:val="nil"/>
               <w:right w:val="nil"/>
             </w:tcBorders>
-            <w:noWrap w:val="0"/>
             <w:tcMar>
               <w:top w:w="60" w:type="dxa"/>
               <w:left w:w="120" w:type="dxa"/>
@@ -5919,7 +5806,7 @@
           </w:tcPr>
           <w:p>
             <w:pPr>
-              <w:pStyle w:val="30"/>
+              <w:pStyle w:val="a2"/>
               <w:keepNext w:val="0"/>
               <w:keepLines w:val="0"/>
               <w:pageBreakBefore w:val="0"/>
@@ -5934,7 +5821,7 @@
               <w:adjustRightInd w:val="0"/>
               <w:snapToGrid w:val="0"/>
               <w:spacing w:line="240" w:lineRule="auto"/>
-              <w:ind w:left="0" w:leftChars="0" w:right="0" w:rightChars="0" w:firstLine="0" w:firstLineChars="0"/>
+              <w:ind w:left="0" w:right="0" w:firstLine="0" w:leftChars="0" w:rightChars="0" w:firstLineChars="0"/>
               <w:jc w:val="left"/>
               <w:textAlignment w:val="baseline"/>
             </w:pPr>
@@ -5947,12 +5834,11 @@
           <w:tcPr>
             <w:tcW w:w="1580" w:type="dxa"/>
             <w:tcBorders>
-              <w:top w:val="single" w:color="auto" w:sz="4" w:space="0"/>
-              <w:left w:val="single" w:color="auto" w:sz="4" w:space="0"/>
+              <w:top w:val="single" w:sz="4" w:space="0" w:color="auto"/>
+              <w:left w:val="single" w:sz="4" w:space="0" w:color="auto"/>
               <w:bottom w:val="nil"/>
               <w:right w:val="nil"/>
             </w:tcBorders>
-            <w:noWrap w:val="0"/>
             <w:tcMar>
               <w:top w:w="60" w:type="dxa"/>
               <w:left w:w="120" w:type="dxa"/>
@@ -5963,7 +5849,7 @@
           </w:tcPr>
           <w:p>
             <w:pPr>
-              <w:pStyle w:val="30"/>
+              <w:pStyle w:val="a2"/>
               <w:keepNext w:val="0"/>
               <w:keepLines w:val="0"/>
               <w:pageBreakBefore w:val="0"/>
@@ -5978,7 +5864,7 @@
               <w:adjustRightInd w:val="0"/>
               <w:snapToGrid w:val="0"/>
               <w:spacing w:line="240" w:lineRule="auto"/>
-              <w:ind w:left="0" w:leftChars="0" w:right="0" w:rightChars="0" w:firstLine="0" w:firstLineChars="0"/>
+              <w:ind w:left="0" w:right="0" w:firstLine="0" w:leftChars="0" w:rightChars="0" w:firstLineChars="0"/>
               <w:jc w:val="left"/>
               <w:textAlignment w:val="baseline"/>
             </w:pPr>
@@ -5991,12 +5877,11 @@
           <w:tcPr>
             <w:tcW w:w="0" w:type="auto"/>
             <w:tcBorders>
-              <w:top w:val="single" w:color="auto" w:sz="4" w:space="0"/>
-              <w:left w:val="single" w:color="auto" w:sz="4" w:space="0"/>
+              <w:top w:val="single" w:sz="4" w:space="0" w:color="auto"/>
+              <w:left w:val="single" w:sz="4" w:space="0" w:color="auto"/>
               <w:bottom w:val="nil"/>
               <w:right w:val="nil"/>
             </w:tcBorders>
-            <w:noWrap w:val="0"/>
             <w:tcMar>
               <w:top w:w="60" w:type="dxa"/>
               <w:left w:w="120" w:type="dxa"/>
@@ -6007,7 +5892,7 @@
           </w:tcPr>
           <w:p>
             <w:pPr>
-              <w:pStyle w:val="30"/>
+              <w:pStyle w:val="a2"/>
               <w:keepNext w:val="0"/>
               <w:keepLines w:val="0"/>
               <w:pageBreakBefore w:val="0"/>
@@ -6022,7 +5907,7 @@
               <w:adjustRightInd w:val="0"/>
               <w:snapToGrid w:val="0"/>
               <w:spacing w:line="240" w:lineRule="auto"/>
-              <w:ind w:left="0" w:leftChars="0" w:right="0" w:rightChars="0" w:firstLine="0" w:firstLineChars="0"/>
+              <w:ind w:left="0" w:right="0" w:firstLine="0" w:leftChars="0" w:rightChars="0" w:firstLineChars="0"/>
               <w:jc w:val="left"/>
               <w:textAlignment w:val="baseline"/>
             </w:pPr>
@@ -6035,12 +5920,11 @@
           <w:tcPr>
             <w:tcW w:w="1575" w:type="dxa"/>
             <w:tcBorders>
-              <w:top w:val="single" w:color="auto" w:sz="4" w:space="0"/>
-              <w:left w:val="single" w:color="auto" w:sz="4" w:space="0"/>
+              <w:top w:val="single" w:sz="4" w:space="0" w:color="auto"/>
+              <w:left w:val="single" w:sz="4" w:space="0" w:color="auto"/>
               <w:bottom w:val="nil"/>
-              <w:right w:val="single" w:color="auto" w:sz="12" w:space="0"/>
+              <w:right w:val="single" w:sz="12" w:space="0" w:color="auto"/>
             </w:tcBorders>
-            <w:noWrap w:val="0"/>
             <w:tcMar>
               <w:top w:w="60" w:type="dxa"/>
               <w:left w:w="120" w:type="dxa"/>
@@ -6051,7 +5935,7 @@
           </w:tcPr>
           <w:p>
             <w:pPr>
-              <w:pStyle w:val="30"/>
+              <w:pStyle w:val="a2"/>
               <w:keepNext w:val="0"/>
               <w:keepLines w:val="0"/>
               <w:pageBreakBefore w:val="0"/>
@@ -6066,7 +5950,7 @@
               <w:adjustRightInd w:val="0"/>
               <w:snapToGrid w:val="0"/>
               <w:spacing w:line="240" w:lineRule="auto"/>
-              <w:ind w:left="0" w:leftChars="0" w:right="0" w:rightChars="0" w:firstLine="0" w:firstLineChars="0"/>
+              <w:ind w:left="0" w:right="0" w:firstLine="0" w:leftChars="0" w:rightChars="0" w:firstLineChars="0"/>
               <w:jc w:val="left"/>
               <w:textAlignment w:val="baseline"/>
             </w:pPr>
@@ -6078,14 +5962,8 @@
       </w:tr>
       <w:tr>
         <w:tblPrEx>
-          <w:tblBorders>
-            <w:top w:val="none" w:color="DEE0E3" w:sz="0" w:space="0"/>
-            <w:left w:val="none" w:color="DEE0E3" w:sz="0" w:space="0"/>
-            <w:bottom w:val="none" w:color="DEE0E3" w:sz="0" w:space="0"/>
-            <w:right w:val="none" w:color="DEE0E3" w:sz="0" w:space="0"/>
-            <w:insideH w:val="none" w:color="DEE0E3" w:sz="0" w:space="0"/>
-            <w:insideV w:val="none" w:color="DEE0E3" w:sz="0" w:space="0"/>
-          </w:tblBorders>
+          <w:tblW w:w="8756" w:type="dxa"/>
+          <w:jc w:val="center"/>
           <w:tblCellMar>
             <w:top w:w="0" w:type="dxa"/>
             <w:left w:w="10" w:type="dxa"/>
@@ -6094,19 +5972,18 @@
           </w:tblCellMar>
         </w:tblPrEx>
         <w:trPr>
-          <w:trHeight w:val="0" w:hRule="atLeast"/>
+          <w:trHeight w:val="0"/>
           <w:jc w:val="center"/>
         </w:trPr>
         <w:tc>
           <w:tcPr>
             <w:tcW w:w="621" w:type="dxa"/>
             <w:tcBorders>
-              <w:top w:val="single" w:color="auto" w:sz="4" w:space="0"/>
-              <w:left w:val="single" w:color="auto" w:sz="12" w:space="0"/>
+              <w:top w:val="single" w:sz="4" w:space="0" w:color="auto"/>
+              <w:left w:val="single" w:sz="12" w:space="0" w:color="auto"/>
               <w:bottom w:val="nil"/>
               <w:right w:val="nil"/>
             </w:tcBorders>
-            <w:noWrap w:val="0"/>
             <w:tcMar>
               <w:top w:w="60" w:type="dxa"/>
               <w:left w:w="120" w:type="dxa"/>
@@ -6117,7 +5994,7 @@
           </w:tcPr>
           <w:p>
             <w:pPr>
-              <w:pStyle w:val="30"/>
+              <w:pStyle w:val="a2"/>
               <w:keepNext w:val="0"/>
               <w:keepLines w:val="0"/>
               <w:pageBreakBefore w:val="0"/>
@@ -6132,7 +6009,7 @@
               <w:adjustRightInd w:val="0"/>
               <w:snapToGrid w:val="0"/>
               <w:spacing w:line="240" w:lineRule="auto"/>
-              <w:ind w:left="0" w:leftChars="0" w:right="0" w:rightChars="0" w:firstLine="0" w:firstLineChars="0"/>
+              <w:ind w:left="0" w:right="0" w:firstLine="0" w:leftChars="0" w:rightChars="0" w:firstLineChars="0"/>
               <w:jc w:val="center"/>
               <w:textAlignment w:val="baseline"/>
             </w:pPr>
@@ -6145,12 +6022,11 @@
           <w:tcPr>
             <w:tcW w:w="0" w:type="auto"/>
             <w:tcBorders>
-              <w:top w:val="single" w:color="auto" w:sz="4" w:space="0"/>
-              <w:left w:val="single" w:color="auto" w:sz="4" w:space="0"/>
+              <w:top w:val="single" w:sz="4" w:space="0" w:color="auto"/>
+              <w:left w:val="single" w:sz="4" w:space="0" w:color="auto"/>
               <w:bottom w:val="nil"/>
               <w:right w:val="nil"/>
             </w:tcBorders>
-            <w:noWrap w:val="0"/>
             <w:tcMar>
               <w:top w:w="60" w:type="dxa"/>
               <w:left w:w="120" w:type="dxa"/>
@@ -6161,7 +6037,7 @@
           </w:tcPr>
           <w:p>
             <w:pPr>
-              <w:pStyle w:val="30"/>
+              <w:pStyle w:val="a2"/>
               <w:keepNext w:val="0"/>
               <w:keepLines w:val="0"/>
               <w:pageBreakBefore w:val="0"/>
@@ -6176,7 +6052,7 @@
               <w:adjustRightInd w:val="0"/>
               <w:snapToGrid w:val="0"/>
               <w:spacing w:line="240" w:lineRule="auto"/>
-              <w:ind w:left="0" w:leftChars="0" w:right="0" w:rightChars="0" w:firstLine="0" w:firstLineChars="0"/>
+              <w:ind w:left="0" w:right="0" w:firstLine="0" w:leftChars="0" w:rightChars="0" w:firstLineChars="0"/>
               <w:jc w:val="center"/>
               <w:textAlignment w:val="baseline"/>
             </w:pPr>
@@ -6189,12 +6065,11 @@
           <w:tcPr>
             <w:tcW w:w="1580" w:type="dxa"/>
             <w:tcBorders>
-              <w:top w:val="single" w:color="auto" w:sz="4" w:space="0"/>
-              <w:left w:val="single" w:color="auto" w:sz="4" w:space="0"/>
+              <w:top w:val="single" w:sz="4" w:space="0" w:color="auto"/>
+              <w:left w:val="single" w:sz="4" w:space="0" w:color="auto"/>
               <w:bottom w:val="nil"/>
               <w:right w:val="nil"/>
             </w:tcBorders>
-            <w:noWrap w:val="0"/>
             <w:tcMar>
               <w:top w:w="60" w:type="dxa"/>
               <w:left w:w="120" w:type="dxa"/>
@@ -6205,7 +6080,7 @@
           </w:tcPr>
           <w:p>
             <w:pPr>
-              <w:pStyle w:val="30"/>
+              <w:pStyle w:val="a2"/>
               <w:keepNext w:val="0"/>
               <w:keepLines w:val="0"/>
               <w:pageBreakBefore w:val="0"/>
@@ -6220,7 +6095,7 @@
               <w:adjustRightInd w:val="0"/>
               <w:snapToGrid w:val="0"/>
               <w:spacing w:line="240" w:lineRule="auto"/>
-              <w:ind w:left="0" w:leftChars="0" w:right="0" w:rightChars="0" w:firstLine="0" w:firstLineChars="0"/>
+              <w:ind w:left="0" w:right="0" w:firstLine="0" w:leftChars="0" w:rightChars="0" w:firstLineChars="0"/>
               <w:jc w:val="left"/>
               <w:textAlignment w:val="baseline"/>
             </w:pPr>
@@ -6233,12 +6108,11 @@
           <w:tcPr>
             <w:tcW w:w="1580" w:type="dxa"/>
             <w:tcBorders>
-              <w:top w:val="single" w:color="auto" w:sz="4" w:space="0"/>
-              <w:left w:val="single" w:color="auto" w:sz="4" w:space="0"/>
+              <w:top w:val="single" w:sz="4" w:space="0" w:color="auto"/>
+              <w:left w:val="single" w:sz="4" w:space="0" w:color="auto"/>
               <w:bottom w:val="nil"/>
               <w:right w:val="nil"/>
             </w:tcBorders>
-            <w:noWrap w:val="0"/>
             <w:tcMar>
               <w:top w:w="60" w:type="dxa"/>
               <w:left w:w="120" w:type="dxa"/>
@@ -6249,7 +6123,7 @@
           </w:tcPr>
           <w:p>
             <w:pPr>
-              <w:pStyle w:val="30"/>
+              <w:pStyle w:val="a2"/>
               <w:keepNext w:val="0"/>
               <w:keepLines w:val="0"/>
               <w:pageBreakBefore w:val="0"/>
@@ -6264,7 +6138,7 @@
               <w:adjustRightInd w:val="0"/>
               <w:snapToGrid w:val="0"/>
               <w:spacing w:line="240" w:lineRule="auto"/>
-              <w:ind w:left="0" w:leftChars="0" w:right="0" w:rightChars="0" w:firstLine="0" w:firstLineChars="0"/>
+              <w:ind w:left="0" w:right="0" w:firstLine="0" w:leftChars="0" w:rightChars="0" w:firstLineChars="0"/>
               <w:jc w:val="left"/>
               <w:textAlignment w:val="baseline"/>
             </w:pPr>
@@ -6277,12 +6151,11 @@
           <w:tcPr>
             <w:tcW w:w="0" w:type="auto"/>
             <w:tcBorders>
-              <w:top w:val="single" w:color="auto" w:sz="4" w:space="0"/>
-              <w:left w:val="single" w:color="auto" w:sz="4" w:space="0"/>
+              <w:top w:val="single" w:sz="4" w:space="0" w:color="auto"/>
+              <w:left w:val="single" w:sz="4" w:space="0" w:color="auto"/>
               <w:bottom w:val="nil"/>
               <w:right w:val="nil"/>
             </w:tcBorders>
-            <w:noWrap w:val="0"/>
             <w:tcMar>
               <w:top w:w="60" w:type="dxa"/>
               <w:left w:w="120" w:type="dxa"/>
@@ -6293,7 +6166,7 @@
           </w:tcPr>
           <w:p>
             <w:pPr>
-              <w:pStyle w:val="30"/>
+              <w:pStyle w:val="a2"/>
               <w:keepNext w:val="0"/>
               <w:keepLines w:val="0"/>
               <w:pageBreakBefore w:val="0"/>
@@ -6308,7 +6181,7 @@
               <w:adjustRightInd w:val="0"/>
               <w:snapToGrid w:val="0"/>
               <w:spacing w:line="240" w:lineRule="auto"/>
-              <w:ind w:left="0" w:leftChars="0" w:right="0" w:rightChars="0" w:firstLine="0" w:firstLineChars="0"/>
+              <w:ind w:left="0" w:right="0" w:firstLine="0" w:leftChars="0" w:rightChars="0" w:firstLineChars="0"/>
               <w:jc w:val="left"/>
               <w:textAlignment w:val="baseline"/>
             </w:pPr>
@@ -6321,12 +6194,11 @@
           <w:tcPr>
             <w:tcW w:w="1575" w:type="dxa"/>
             <w:tcBorders>
-              <w:top w:val="single" w:color="auto" w:sz="4" w:space="0"/>
-              <w:left w:val="single" w:color="auto" w:sz="4" w:space="0"/>
+              <w:top w:val="single" w:sz="4" w:space="0" w:color="auto"/>
+              <w:left w:val="single" w:sz="4" w:space="0" w:color="auto"/>
               <w:bottom w:val="nil"/>
-              <w:right w:val="single" w:color="auto" w:sz="12" w:space="0"/>
+              <w:right w:val="single" w:sz="12" w:space="0" w:color="auto"/>
             </w:tcBorders>
-            <w:noWrap w:val="0"/>
             <w:tcMar>
               <w:top w:w="60" w:type="dxa"/>
               <w:left w:w="120" w:type="dxa"/>
@@ -6337,7 +6209,7 @@
           </w:tcPr>
           <w:p>
             <w:pPr>
-              <w:pStyle w:val="30"/>
+              <w:pStyle w:val="a2"/>
               <w:keepNext w:val="0"/>
               <w:keepLines w:val="0"/>
               <w:pageBreakBefore w:val="0"/>
@@ -6352,7 +6224,7 @@
               <w:adjustRightInd w:val="0"/>
               <w:snapToGrid w:val="0"/>
               <w:spacing w:line="240" w:lineRule="auto"/>
-              <w:ind w:left="0" w:leftChars="0" w:right="0" w:rightChars="0" w:firstLine="0" w:firstLineChars="0"/>
+              <w:ind w:left="0" w:right="0" w:firstLine="0" w:leftChars="0" w:rightChars="0" w:firstLineChars="0"/>
               <w:jc w:val="left"/>
               <w:textAlignment w:val="baseline"/>
             </w:pPr>
@@ -6364,14 +6236,8 @@
       </w:tr>
       <w:tr>
         <w:tblPrEx>
-          <w:tblBorders>
-            <w:top w:val="none" w:color="DEE0E3" w:sz="0" w:space="0"/>
-            <w:left w:val="none" w:color="DEE0E3" w:sz="0" w:space="0"/>
-            <w:bottom w:val="none" w:color="DEE0E3" w:sz="0" w:space="0"/>
-            <w:right w:val="none" w:color="DEE0E3" w:sz="0" w:space="0"/>
-            <w:insideH w:val="none" w:color="DEE0E3" w:sz="0" w:space="0"/>
-            <w:insideV w:val="none" w:color="DEE0E3" w:sz="0" w:space="0"/>
-          </w:tblBorders>
+          <w:tblW w:w="8756" w:type="dxa"/>
+          <w:jc w:val="center"/>
           <w:tblCellMar>
             <w:top w:w="0" w:type="dxa"/>
             <w:left w:w="10" w:type="dxa"/>
@@ -6380,19 +6246,18 @@
           </w:tblCellMar>
         </w:tblPrEx>
         <w:trPr>
-          <w:trHeight w:val="0" w:hRule="atLeast"/>
+          <w:trHeight w:val="0"/>
           <w:jc w:val="center"/>
         </w:trPr>
         <w:tc>
           <w:tcPr>
             <w:tcW w:w="621" w:type="dxa"/>
             <w:tcBorders>
-              <w:top w:val="single" w:color="auto" w:sz="4" w:space="0"/>
-              <w:left w:val="single" w:color="auto" w:sz="12" w:space="0"/>
+              <w:top w:val="single" w:sz="4" w:space="0" w:color="auto"/>
+              <w:left w:val="single" w:sz="12" w:space="0" w:color="auto"/>
               <w:bottom w:val="nil"/>
               <w:right w:val="nil"/>
             </w:tcBorders>
-            <w:noWrap w:val="0"/>
             <w:tcMar>
               <w:top w:w="60" w:type="dxa"/>
               <w:left w:w="120" w:type="dxa"/>
@@ -6403,7 +6268,7 @@
           </w:tcPr>
           <w:p>
             <w:pPr>
-              <w:pStyle w:val="30"/>
+              <w:pStyle w:val="a2"/>
               <w:keepNext w:val="0"/>
               <w:keepLines w:val="0"/>
               <w:pageBreakBefore w:val="0"/>
@@ -6418,7 +6283,7 @@
               <w:adjustRightInd w:val="0"/>
               <w:snapToGrid w:val="0"/>
               <w:spacing w:line="240" w:lineRule="auto"/>
-              <w:ind w:left="0" w:leftChars="0" w:right="0" w:rightChars="0" w:firstLine="0" w:firstLineChars="0"/>
+              <w:ind w:left="0" w:right="0" w:firstLine="0" w:leftChars="0" w:rightChars="0" w:firstLineChars="0"/>
               <w:jc w:val="center"/>
               <w:textAlignment w:val="baseline"/>
             </w:pPr>
@@ -6431,12 +6296,11 @@
           <w:tcPr>
             <w:tcW w:w="0" w:type="auto"/>
             <w:tcBorders>
-              <w:top w:val="single" w:color="auto" w:sz="4" w:space="0"/>
-              <w:left w:val="single" w:color="auto" w:sz="4" w:space="0"/>
+              <w:top w:val="single" w:sz="4" w:space="0" w:color="auto"/>
+              <w:left w:val="single" w:sz="4" w:space="0" w:color="auto"/>
               <w:bottom w:val="nil"/>
               <w:right w:val="nil"/>
             </w:tcBorders>
-            <w:noWrap w:val="0"/>
             <w:tcMar>
               <w:top w:w="60" w:type="dxa"/>
               <w:left w:w="120" w:type="dxa"/>
@@ -6447,7 +6311,7 @@
           </w:tcPr>
           <w:p>
             <w:pPr>
-              <w:pStyle w:val="30"/>
+              <w:pStyle w:val="a2"/>
               <w:keepNext w:val="0"/>
               <w:keepLines w:val="0"/>
               <w:pageBreakBefore w:val="0"/>
@@ -6462,7 +6326,7 @@
               <w:adjustRightInd w:val="0"/>
               <w:snapToGrid w:val="0"/>
               <w:spacing w:line="240" w:lineRule="auto"/>
-              <w:ind w:left="0" w:leftChars="0" w:right="0" w:rightChars="0" w:firstLine="0" w:firstLineChars="0"/>
+              <w:ind w:left="0" w:right="0" w:firstLine="0" w:leftChars="0" w:rightChars="0" w:firstLineChars="0"/>
               <w:jc w:val="center"/>
               <w:textAlignment w:val="baseline"/>
             </w:pPr>
@@ -6475,12 +6339,11 @@
           <w:tcPr>
             <w:tcW w:w="1580" w:type="dxa"/>
             <w:tcBorders>
-              <w:top w:val="single" w:color="auto" w:sz="4" w:space="0"/>
-              <w:left w:val="single" w:color="auto" w:sz="4" w:space="0"/>
+              <w:top w:val="single" w:sz="4" w:space="0" w:color="auto"/>
+              <w:left w:val="single" w:sz="4" w:space="0" w:color="auto"/>
               <w:bottom w:val="nil"/>
               <w:right w:val="nil"/>
             </w:tcBorders>
-            <w:noWrap w:val="0"/>
             <w:tcMar>
               <w:top w:w="60" w:type="dxa"/>
               <w:left w:w="120" w:type="dxa"/>
@@ -6491,7 +6354,7 @@
           </w:tcPr>
           <w:p>
             <w:pPr>
-              <w:pStyle w:val="30"/>
+              <w:pStyle w:val="a2"/>
               <w:keepNext w:val="0"/>
               <w:keepLines w:val="0"/>
               <w:pageBreakBefore w:val="0"/>
@@ -6506,7 +6369,7 @@
               <w:adjustRightInd w:val="0"/>
               <w:snapToGrid w:val="0"/>
               <w:spacing w:line="240" w:lineRule="auto"/>
-              <w:ind w:left="0" w:leftChars="0" w:right="0" w:rightChars="0" w:firstLine="0" w:firstLineChars="0"/>
+              <w:ind w:left="0" w:right="0" w:firstLine="0" w:leftChars="0" w:rightChars="0" w:firstLineChars="0"/>
               <w:jc w:val="left"/>
               <w:textAlignment w:val="baseline"/>
             </w:pPr>
@@ -6519,12 +6382,11 @@
           <w:tcPr>
             <w:tcW w:w="1580" w:type="dxa"/>
             <w:tcBorders>
-              <w:top w:val="single" w:color="auto" w:sz="4" w:space="0"/>
-              <w:left w:val="single" w:color="auto" w:sz="4" w:space="0"/>
+              <w:top w:val="single" w:sz="4" w:space="0" w:color="auto"/>
+              <w:left w:val="single" w:sz="4" w:space="0" w:color="auto"/>
               <w:bottom w:val="nil"/>
               <w:right w:val="nil"/>
             </w:tcBorders>
-            <w:noWrap w:val="0"/>
             <w:tcMar>
               <w:top w:w="60" w:type="dxa"/>
               <w:left w:w="120" w:type="dxa"/>
@@ -6535,7 +6397,7 @@
           </w:tcPr>
           <w:p>
             <w:pPr>
-              <w:pStyle w:val="30"/>
+              <w:pStyle w:val="a2"/>
               <w:keepNext w:val="0"/>
               <w:keepLines w:val="0"/>
               <w:pageBreakBefore w:val="0"/>
@@ -6550,7 +6412,7 @@
               <w:adjustRightInd w:val="0"/>
               <w:snapToGrid w:val="0"/>
               <w:spacing w:line="240" w:lineRule="auto"/>
-              <w:ind w:left="0" w:leftChars="0" w:right="0" w:rightChars="0" w:firstLine="0" w:firstLineChars="0"/>
+              <w:ind w:left="0" w:right="0" w:firstLine="0" w:leftChars="0" w:rightChars="0" w:firstLineChars="0"/>
               <w:jc w:val="left"/>
               <w:textAlignment w:val="baseline"/>
             </w:pPr>
@@ -6563,12 +6425,11 @@
           <w:tcPr>
             <w:tcW w:w="0" w:type="auto"/>
             <w:tcBorders>
-              <w:top w:val="single" w:color="auto" w:sz="4" w:space="0"/>
-              <w:left w:val="single" w:color="auto" w:sz="4" w:space="0"/>
+              <w:top w:val="single" w:sz="4" w:space="0" w:color="auto"/>
+              <w:left w:val="single" w:sz="4" w:space="0" w:color="auto"/>
               <w:bottom w:val="nil"/>
               <w:right w:val="nil"/>
             </w:tcBorders>
-            <w:noWrap w:val="0"/>
             <w:tcMar>
               <w:top w:w="60" w:type="dxa"/>
               <w:left w:w="120" w:type="dxa"/>
@@ -6579,7 +6440,7 @@
           </w:tcPr>
           <w:p>
             <w:pPr>
-              <w:pStyle w:val="30"/>
+              <w:pStyle w:val="a2"/>
               <w:keepNext w:val="0"/>
               <w:keepLines w:val="0"/>
               <w:pageBreakBefore w:val="0"/>
@@ -6594,7 +6455,7 @@
               <w:adjustRightInd w:val="0"/>
               <w:snapToGrid w:val="0"/>
               <w:spacing w:line="240" w:lineRule="auto"/>
-              <w:ind w:left="0" w:leftChars="0" w:right="0" w:rightChars="0" w:firstLine="0" w:firstLineChars="0"/>
+              <w:ind w:left="0" w:right="0" w:firstLine="0" w:leftChars="0" w:rightChars="0" w:firstLineChars="0"/>
               <w:jc w:val="left"/>
               <w:textAlignment w:val="baseline"/>
             </w:pPr>
@@ -6607,12 +6468,11 @@
           <w:tcPr>
             <w:tcW w:w="1575" w:type="dxa"/>
             <w:tcBorders>
-              <w:top w:val="single" w:color="auto" w:sz="4" w:space="0"/>
-              <w:left w:val="single" w:color="auto" w:sz="4" w:space="0"/>
+              <w:top w:val="single" w:sz="4" w:space="0" w:color="auto"/>
+              <w:left w:val="single" w:sz="4" w:space="0" w:color="auto"/>
               <w:bottom w:val="nil"/>
-              <w:right w:val="single" w:color="auto" w:sz="12" w:space="0"/>
+              <w:right w:val="single" w:sz="12" w:space="0" w:color="auto"/>
             </w:tcBorders>
-            <w:noWrap w:val="0"/>
             <w:tcMar>
               <w:top w:w="60" w:type="dxa"/>
               <w:left w:w="120" w:type="dxa"/>
@@ -6623,7 +6483,7 @@
           </w:tcPr>
           <w:p>
             <w:pPr>
-              <w:pStyle w:val="30"/>
+              <w:pStyle w:val="a2"/>
               <w:keepNext w:val="0"/>
               <w:keepLines w:val="0"/>
               <w:pageBreakBefore w:val="0"/>
@@ -6638,7 +6498,7 @@
               <w:adjustRightInd w:val="0"/>
               <w:snapToGrid w:val="0"/>
               <w:spacing w:line="240" w:lineRule="auto"/>
-              <w:ind w:left="0" w:leftChars="0" w:right="0" w:rightChars="0" w:firstLine="0" w:firstLineChars="0"/>
+              <w:ind w:left="0" w:right="0" w:firstLine="0" w:leftChars="0" w:rightChars="0" w:firstLineChars="0"/>
               <w:jc w:val="left"/>
               <w:textAlignment w:val="baseline"/>
             </w:pPr>
@@ -6650,14 +6510,8 @@
       </w:tr>
       <w:tr>
         <w:tblPrEx>
-          <w:tblBorders>
-            <w:top w:val="none" w:color="DEE0E3" w:sz="0" w:space="0"/>
-            <w:left w:val="none" w:color="DEE0E3" w:sz="0" w:space="0"/>
-            <w:bottom w:val="none" w:color="DEE0E3" w:sz="0" w:space="0"/>
-            <w:right w:val="none" w:color="DEE0E3" w:sz="0" w:space="0"/>
-            <w:insideH w:val="none" w:color="DEE0E3" w:sz="0" w:space="0"/>
-            <w:insideV w:val="none" w:color="DEE0E3" w:sz="0" w:space="0"/>
-          </w:tblBorders>
+          <w:tblW w:w="8756" w:type="dxa"/>
+          <w:jc w:val="center"/>
           <w:tblCellMar>
             <w:top w:w="0" w:type="dxa"/>
             <w:left w:w="10" w:type="dxa"/>
@@ -6666,19 +6520,18 @@
           </w:tblCellMar>
         </w:tblPrEx>
         <w:trPr>
-          <w:trHeight w:val="0" w:hRule="atLeast"/>
+          <w:trHeight w:val="0"/>
           <w:jc w:val="center"/>
         </w:trPr>
         <w:tc>
           <w:tcPr>
             <w:tcW w:w="621" w:type="dxa"/>
             <w:tcBorders>
-              <w:top w:val="single" w:color="auto" w:sz="4" w:space="0"/>
-              <w:left w:val="single" w:color="auto" w:sz="12" w:space="0"/>
+              <w:top w:val="single" w:sz="4" w:space="0" w:color="auto"/>
+              <w:left w:val="single" w:sz="12" w:space="0" w:color="auto"/>
               <w:bottom w:val="nil"/>
               <w:right w:val="nil"/>
             </w:tcBorders>
-            <w:noWrap w:val="0"/>
             <w:tcMar>
               <w:top w:w="60" w:type="dxa"/>
               <w:left w:w="120" w:type="dxa"/>
@@ -6689,7 +6542,7 @@
           </w:tcPr>
           <w:p>
             <w:pPr>
-              <w:pStyle w:val="30"/>
+              <w:pStyle w:val="a2"/>
               <w:keepNext w:val="0"/>
               <w:keepLines w:val="0"/>
               <w:pageBreakBefore w:val="0"/>
@@ -6704,7 +6557,7 @@
               <w:adjustRightInd w:val="0"/>
               <w:snapToGrid w:val="0"/>
               <w:spacing w:line="240" w:lineRule="auto"/>
-              <w:ind w:left="0" w:leftChars="0" w:right="0" w:rightChars="0" w:firstLine="0" w:firstLineChars="0"/>
+              <w:ind w:left="0" w:right="0" w:firstLine="0" w:leftChars="0" w:rightChars="0" w:firstLineChars="0"/>
               <w:jc w:val="center"/>
               <w:textAlignment w:val="baseline"/>
             </w:pPr>
@@ -6717,12 +6570,11 @@
           <w:tcPr>
             <w:tcW w:w="0" w:type="auto"/>
             <w:tcBorders>
-              <w:top w:val="single" w:color="auto" w:sz="4" w:space="0"/>
-              <w:left w:val="single" w:color="auto" w:sz="4" w:space="0"/>
+              <w:top w:val="single" w:sz="4" w:space="0" w:color="auto"/>
+              <w:left w:val="single" w:sz="4" w:space="0" w:color="auto"/>
               <w:bottom w:val="nil"/>
               <w:right w:val="nil"/>
             </w:tcBorders>
-            <w:noWrap w:val="0"/>
             <w:tcMar>
               <w:top w:w="60" w:type="dxa"/>
               <w:left w:w="120" w:type="dxa"/>
@@ -6733,7 +6585,7 @@
           </w:tcPr>
           <w:p>
             <w:pPr>
-              <w:pStyle w:val="30"/>
+              <w:pStyle w:val="a2"/>
               <w:keepNext w:val="0"/>
               <w:keepLines w:val="0"/>
               <w:pageBreakBefore w:val="0"/>
@@ -6748,7 +6600,7 @@
               <w:adjustRightInd w:val="0"/>
               <w:snapToGrid w:val="0"/>
               <w:spacing w:line="240" w:lineRule="auto"/>
-              <w:ind w:left="0" w:leftChars="0" w:right="0" w:rightChars="0" w:firstLine="0" w:firstLineChars="0"/>
+              <w:ind w:left="0" w:right="0" w:firstLine="0" w:leftChars="0" w:rightChars="0" w:firstLineChars="0"/>
               <w:jc w:val="center"/>
               <w:textAlignment w:val="baseline"/>
             </w:pPr>
@@ -6761,12 +6613,11 @@
           <w:tcPr>
             <w:tcW w:w="1580" w:type="dxa"/>
             <w:tcBorders>
-              <w:top w:val="single" w:color="auto" w:sz="4" w:space="0"/>
-              <w:left w:val="single" w:color="auto" w:sz="4" w:space="0"/>
+              <w:top w:val="single" w:sz="4" w:space="0" w:color="auto"/>
+              <w:left w:val="single" w:sz="4" w:space="0" w:color="auto"/>
               <w:bottom w:val="nil"/>
               <w:right w:val="nil"/>
             </w:tcBorders>
-            <w:noWrap w:val="0"/>
             <w:tcMar>
               <w:top w:w="60" w:type="dxa"/>
               <w:left w:w="120" w:type="dxa"/>
@@ -6777,7 +6628,7 @@
           </w:tcPr>
           <w:p>
             <w:pPr>
-              <w:pStyle w:val="30"/>
+              <w:pStyle w:val="a2"/>
               <w:keepNext w:val="0"/>
               <w:keepLines w:val="0"/>
               <w:pageBreakBefore w:val="0"/>
@@ -6792,7 +6643,7 @@
               <w:adjustRightInd w:val="0"/>
               <w:snapToGrid w:val="0"/>
               <w:spacing w:line="240" w:lineRule="auto"/>
-              <w:ind w:left="0" w:leftChars="0" w:right="0" w:rightChars="0" w:firstLine="0" w:firstLineChars="0"/>
+              <w:ind w:left="0" w:right="0" w:firstLine="0" w:leftChars="0" w:rightChars="0" w:firstLineChars="0"/>
               <w:jc w:val="left"/>
               <w:textAlignment w:val="baseline"/>
             </w:pPr>
@@ -6805,12 +6656,11 @@
           <w:tcPr>
             <w:tcW w:w="1580" w:type="dxa"/>
             <w:tcBorders>
-              <w:top w:val="single" w:color="auto" w:sz="4" w:space="0"/>
-              <w:left w:val="single" w:color="auto" w:sz="4" w:space="0"/>
+              <w:top w:val="single" w:sz="4" w:space="0" w:color="auto"/>
+              <w:left w:val="single" w:sz="4" w:space="0" w:color="auto"/>
               <w:bottom w:val="nil"/>
               <w:right w:val="nil"/>
             </w:tcBorders>
-            <w:noWrap w:val="0"/>
             <w:tcMar>
               <w:top w:w="60" w:type="dxa"/>
               <w:left w:w="120" w:type="dxa"/>
@@ -6821,7 +6671,7 @@
           </w:tcPr>
           <w:p>
             <w:pPr>
-              <w:pStyle w:val="30"/>
+              <w:pStyle w:val="a2"/>
               <w:keepNext w:val="0"/>
               <w:keepLines w:val="0"/>
               <w:pageBreakBefore w:val="0"/>
@@ -6836,7 +6686,7 @@
               <w:adjustRightInd w:val="0"/>
               <w:snapToGrid w:val="0"/>
               <w:spacing w:line="240" w:lineRule="auto"/>
-              <w:ind w:left="0" w:leftChars="0" w:right="0" w:rightChars="0" w:firstLine="0" w:firstLineChars="0"/>
+              <w:ind w:left="0" w:right="0" w:firstLine="0" w:leftChars="0" w:rightChars="0" w:firstLineChars="0"/>
               <w:jc w:val="left"/>
               <w:textAlignment w:val="baseline"/>
             </w:pPr>
@@ -6849,12 +6699,11 @@
           <w:tcPr>
             <w:tcW w:w="0" w:type="auto"/>
             <w:tcBorders>
-              <w:top w:val="single" w:color="auto" w:sz="4" w:space="0"/>
-              <w:left w:val="single" w:color="auto" w:sz="4" w:space="0"/>
+              <w:top w:val="single" w:sz="4" w:space="0" w:color="auto"/>
+              <w:left w:val="single" w:sz="4" w:space="0" w:color="auto"/>
               <w:bottom w:val="nil"/>
               <w:right w:val="nil"/>
             </w:tcBorders>
-            <w:noWrap w:val="0"/>
             <w:tcMar>
               <w:top w:w="60" w:type="dxa"/>
               <w:left w:w="120" w:type="dxa"/>
@@ -6865,7 +6714,7 @@
           </w:tcPr>
           <w:p>
             <w:pPr>
-              <w:pStyle w:val="30"/>
+              <w:pStyle w:val="a2"/>
               <w:keepNext w:val="0"/>
               <w:keepLines w:val="0"/>
               <w:pageBreakBefore w:val="0"/>
@@ -6880,7 +6729,7 @@
               <w:adjustRightInd w:val="0"/>
               <w:snapToGrid w:val="0"/>
               <w:spacing w:line="240" w:lineRule="auto"/>
-              <w:ind w:left="0" w:leftChars="0" w:right="0" w:rightChars="0" w:firstLine="0" w:firstLineChars="0"/>
+              <w:ind w:left="0" w:right="0" w:firstLine="0" w:leftChars="0" w:rightChars="0" w:firstLineChars="0"/>
               <w:jc w:val="left"/>
               <w:textAlignment w:val="baseline"/>
             </w:pPr>
@@ -6893,12 +6742,11 @@
           <w:tcPr>
             <w:tcW w:w="1575" w:type="dxa"/>
             <w:tcBorders>
-              <w:top w:val="single" w:color="auto" w:sz="4" w:space="0"/>
-              <w:left w:val="single" w:color="auto" w:sz="4" w:space="0"/>
+              <w:top w:val="single" w:sz="4" w:space="0" w:color="auto"/>
+              <w:left w:val="single" w:sz="4" w:space="0" w:color="auto"/>
               <w:bottom w:val="nil"/>
-              <w:right w:val="single" w:color="auto" w:sz="12" w:space="0"/>
+              <w:right w:val="single" w:sz="12" w:space="0" w:color="auto"/>
             </w:tcBorders>
-            <w:noWrap w:val="0"/>
             <w:tcMar>
               <w:top w:w="60" w:type="dxa"/>
               <w:left w:w="120" w:type="dxa"/>
@@ -6909,7 +6757,7 @@
           </w:tcPr>
           <w:p>
             <w:pPr>
-              <w:pStyle w:val="30"/>
+              <w:pStyle w:val="a2"/>
               <w:keepNext w:val="0"/>
               <w:keepLines w:val="0"/>
               <w:pageBreakBefore w:val="0"/>
@@ -6924,7 +6772,7 @@
               <w:adjustRightInd w:val="0"/>
               <w:snapToGrid w:val="0"/>
               <w:spacing w:line="240" w:lineRule="auto"/>
-              <w:ind w:left="0" w:leftChars="0" w:right="0" w:rightChars="0" w:firstLine="0" w:firstLineChars="0"/>
+              <w:ind w:left="0" w:right="0" w:firstLine="0" w:leftChars="0" w:rightChars="0" w:firstLineChars="0"/>
               <w:jc w:val="left"/>
               <w:textAlignment w:val="baseline"/>
             </w:pPr>
@@ -6936,14 +6784,8 @@
       </w:tr>
       <w:tr>
         <w:tblPrEx>
-          <w:tblBorders>
-            <w:top w:val="none" w:color="DEE0E3" w:sz="0" w:space="0"/>
-            <w:left w:val="none" w:color="DEE0E3" w:sz="0" w:space="0"/>
-            <w:bottom w:val="none" w:color="DEE0E3" w:sz="0" w:space="0"/>
-            <w:right w:val="none" w:color="DEE0E3" w:sz="0" w:space="0"/>
-            <w:insideH w:val="none" w:color="DEE0E3" w:sz="0" w:space="0"/>
-            <w:insideV w:val="none" w:color="DEE0E3" w:sz="0" w:space="0"/>
-          </w:tblBorders>
+          <w:tblW w:w="8756" w:type="dxa"/>
+          <w:jc w:val="center"/>
           <w:tblCellMar>
             <w:top w:w="0" w:type="dxa"/>
             <w:left w:w="10" w:type="dxa"/>
@@ -6952,19 +6794,18 @@
           </w:tblCellMar>
         </w:tblPrEx>
         <w:trPr>
-          <w:trHeight w:val="0" w:hRule="atLeast"/>
+          <w:trHeight w:val="0"/>
           <w:jc w:val="center"/>
         </w:trPr>
         <w:tc>
           <w:tcPr>
             <w:tcW w:w="621" w:type="dxa"/>
             <w:tcBorders>
-              <w:top w:val="single" w:color="auto" w:sz="4" w:space="0"/>
-              <w:left w:val="single" w:color="auto" w:sz="12" w:space="0"/>
+              <w:top w:val="single" w:sz="4" w:space="0" w:color="auto"/>
+              <w:left w:val="single" w:sz="12" w:space="0" w:color="auto"/>
               <w:bottom w:val="nil"/>
               <w:right w:val="nil"/>
             </w:tcBorders>
-            <w:noWrap w:val="0"/>
             <w:tcMar>
               <w:top w:w="60" w:type="dxa"/>
               <w:left w:w="120" w:type="dxa"/>
@@ -6975,7 +6816,7 @@
           </w:tcPr>
           <w:p>
             <w:pPr>
-              <w:pStyle w:val="30"/>
+              <w:pStyle w:val="a2"/>
               <w:keepNext w:val="0"/>
               <w:keepLines w:val="0"/>
               <w:pageBreakBefore w:val="0"/>
@@ -6990,7 +6831,7 @@
               <w:adjustRightInd w:val="0"/>
               <w:snapToGrid w:val="0"/>
               <w:spacing w:line="240" w:lineRule="auto"/>
-              <w:ind w:left="0" w:leftChars="0" w:right="0" w:rightChars="0" w:firstLine="0" w:firstLineChars="0"/>
+              <w:ind w:left="0" w:right="0" w:firstLine="0" w:leftChars="0" w:rightChars="0" w:firstLineChars="0"/>
               <w:jc w:val="center"/>
               <w:textAlignment w:val="baseline"/>
             </w:pPr>
@@ -7003,12 +6844,11 @@
           <w:tcPr>
             <w:tcW w:w="0" w:type="auto"/>
             <w:tcBorders>
-              <w:top w:val="single" w:color="auto" w:sz="4" w:space="0"/>
-              <w:left w:val="single" w:color="auto" w:sz="4" w:space="0"/>
+              <w:top w:val="single" w:sz="4" w:space="0" w:color="auto"/>
+              <w:left w:val="single" w:sz="4" w:space="0" w:color="auto"/>
               <w:bottom w:val="nil"/>
               <w:right w:val="nil"/>
             </w:tcBorders>
-            <w:noWrap w:val="0"/>
             <w:tcMar>
               <w:top w:w="60" w:type="dxa"/>
               <w:left w:w="120" w:type="dxa"/>
@@ -7019,7 +6859,7 @@
           </w:tcPr>
           <w:p>
             <w:pPr>
-              <w:pStyle w:val="30"/>
+              <w:pStyle w:val="a2"/>
               <w:keepNext w:val="0"/>
               <w:keepLines w:val="0"/>
               <w:pageBreakBefore w:val="0"/>
@@ -7034,7 +6874,7 @@
               <w:adjustRightInd w:val="0"/>
               <w:snapToGrid w:val="0"/>
               <w:spacing w:line="240" w:lineRule="auto"/>
-              <w:ind w:left="0" w:leftChars="0" w:right="0" w:rightChars="0" w:firstLine="0" w:firstLineChars="0"/>
+              <w:ind w:left="0" w:right="0" w:firstLine="0" w:leftChars="0" w:rightChars="0" w:firstLineChars="0"/>
               <w:jc w:val="center"/>
               <w:textAlignment w:val="baseline"/>
             </w:pPr>
@@ -7047,12 +6887,11 @@
           <w:tcPr>
             <w:tcW w:w="1580" w:type="dxa"/>
             <w:tcBorders>
-              <w:top w:val="single" w:color="auto" w:sz="4" w:space="0"/>
-              <w:left w:val="single" w:color="auto" w:sz="4" w:space="0"/>
+              <w:top w:val="single" w:sz="4" w:space="0" w:color="auto"/>
+              <w:left w:val="single" w:sz="4" w:space="0" w:color="auto"/>
               <w:bottom w:val="nil"/>
               <w:right w:val="nil"/>
             </w:tcBorders>
-            <w:noWrap w:val="0"/>
             <w:tcMar>
               <w:top w:w="60" w:type="dxa"/>
               <w:left w:w="120" w:type="dxa"/>
@@ -7063,7 +6902,7 @@
           </w:tcPr>
           <w:p>
             <w:pPr>
-              <w:pStyle w:val="30"/>
+              <w:pStyle w:val="a2"/>
               <w:keepNext w:val="0"/>
               <w:keepLines w:val="0"/>
               <w:pageBreakBefore w:val="0"/>
@@ -7078,7 +6917,7 @@
               <w:adjustRightInd w:val="0"/>
               <w:snapToGrid w:val="0"/>
               <w:spacing w:line="240" w:lineRule="auto"/>
-              <w:ind w:left="0" w:leftChars="0" w:right="0" w:rightChars="0" w:firstLine="0" w:firstLineChars="0"/>
+              <w:ind w:left="0" w:right="0" w:firstLine="0" w:leftChars="0" w:rightChars="0" w:firstLineChars="0"/>
               <w:jc w:val="left"/>
               <w:textAlignment w:val="baseline"/>
             </w:pPr>
@@ -7091,12 +6930,11 @@
           <w:tcPr>
             <w:tcW w:w="1580" w:type="dxa"/>
             <w:tcBorders>
-              <w:top w:val="single" w:color="auto" w:sz="4" w:space="0"/>
-              <w:left w:val="single" w:color="auto" w:sz="4" w:space="0"/>
+              <w:top w:val="single" w:sz="4" w:space="0" w:color="auto"/>
+              <w:left w:val="single" w:sz="4" w:space="0" w:color="auto"/>
               <w:bottom w:val="nil"/>
               <w:right w:val="nil"/>
             </w:tcBorders>
-            <w:noWrap w:val="0"/>
             <w:tcMar>
               <w:top w:w="60" w:type="dxa"/>
               <w:left w:w="120" w:type="dxa"/>
@@ -7107,7 +6945,7 @@
           </w:tcPr>
           <w:p>
             <w:pPr>
-              <w:pStyle w:val="30"/>
+              <w:pStyle w:val="a2"/>
               <w:keepNext w:val="0"/>
               <w:keepLines w:val="0"/>
               <w:pageBreakBefore w:val="0"/>
@@ -7122,7 +6960,7 @@
               <w:adjustRightInd w:val="0"/>
               <w:snapToGrid w:val="0"/>
               <w:spacing w:line="240" w:lineRule="auto"/>
-              <w:ind w:left="0" w:leftChars="0" w:right="0" w:rightChars="0" w:firstLine="0" w:firstLineChars="0"/>
+              <w:ind w:left="0" w:right="0" w:firstLine="0" w:leftChars="0" w:rightChars="0" w:firstLineChars="0"/>
               <w:jc w:val="left"/>
               <w:textAlignment w:val="baseline"/>
             </w:pPr>
@@ -7135,12 +6973,11 @@
           <w:tcPr>
             <w:tcW w:w="0" w:type="auto"/>
             <w:tcBorders>
-              <w:top w:val="single" w:color="auto" w:sz="4" w:space="0"/>
-              <w:left w:val="single" w:color="auto" w:sz="4" w:space="0"/>
+              <w:top w:val="single" w:sz="4" w:space="0" w:color="auto"/>
+              <w:left w:val="single" w:sz="4" w:space="0" w:color="auto"/>
               <w:bottom w:val="nil"/>
               <w:right w:val="nil"/>
             </w:tcBorders>
-            <w:noWrap w:val="0"/>
             <w:tcMar>
               <w:top w:w="60" w:type="dxa"/>
               <w:left w:w="120" w:type="dxa"/>
@@ -7151,7 +6988,7 @@
           </w:tcPr>
           <w:p>
             <w:pPr>
-              <w:pStyle w:val="30"/>
+              <w:pStyle w:val="a2"/>
               <w:keepNext w:val="0"/>
               <w:keepLines w:val="0"/>
               <w:pageBreakBefore w:val="0"/>
@@ -7166,7 +7003,7 @@
               <w:adjustRightInd w:val="0"/>
               <w:snapToGrid w:val="0"/>
               <w:spacing w:line="240" w:lineRule="auto"/>
-              <w:ind w:left="0" w:leftChars="0" w:right="0" w:rightChars="0" w:firstLine="0" w:firstLineChars="0"/>
+              <w:ind w:left="0" w:right="0" w:firstLine="0" w:leftChars="0" w:rightChars="0" w:firstLineChars="0"/>
               <w:jc w:val="left"/>
               <w:textAlignment w:val="baseline"/>
             </w:pPr>
@@ -7179,12 +7016,11 @@
           <w:tcPr>
             <w:tcW w:w="1575" w:type="dxa"/>
             <w:tcBorders>
-              <w:top w:val="single" w:color="auto" w:sz="4" w:space="0"/>
-              <w:left w:val="single" w:color="auto" w:sz="4" w:space="0"/>
+              <w:top w:val="single" w:sz="4" w:space="0" w:color="auto"/>
+              <w:left w:val="single" w:sz="4" w:space="0" w:color="auto"/>
               <w:bottom w:val="nil"/>
-              <w:right w:val="single" w:color="auto" w:sz="12" w:space="0"/>
+              <w:right w:val="single" w:sz="12" w:space="0" w:color="auto"/>
             </w:tcBorders>
-            <w:noWrap w:val="0"/>
             <w:tcMar>
               <w:top w:w="60" w:type="dxa"/>
               <w:left w:w="120" w:type="dxa"/>
@@ -7195,7 +7031,7 @@
           </w:tcPr>
           <w:p>
             <w:pPr>
-              <w:pStyle w:val="30"/>
+              <w:pStyle w:val="a2"/>
               <w:keepNext w:val="0"/>
               <w:keepLines w:val="0"/>
               <w:pageBreakBefore w:val="0"/>
@@ -7210,7 +7046,7 @@
               <w:adjustRightInd w:val="0"/>
               <w:snapToGrid w:val="0"/>
               <w:spacing w:line="240" w:lineRule="auto"/>
-              <w:ind w:left="0" w:leftChars="0" w:right="0" w:rightChars="0" w:firstLine="0" w:firstLineChars="0"/>
+              <w:ind w:left="0" w:right="0" w:firstLine="0" w:leftChars="0" w:rightChars="0" w:firstLineChars="0"/>
               <w:jc w:val="left"/>
               <w:textAlignment w:val="baseline"/>
             </w:pPr>
@@ -7222,14 +7058,8 @@
       </w:tr>
       <w:tr>
         <w:tblPrEx>
-          <w:tblBorders>
-            <w:top w:val="none" w:color="DEE0E3" w:sz="0" w:space="0"/>
-            <w:left w:val="none" w:color="DEE0E3" w:sz="0" w:space="0"/>
-            <w:bottom w:val="none" w:color="DEE0E3" w:sz="0" w:space="0"/>
-            <w:right w:val="none" w:color="DEE0E3" w:sz="0" w:space="0"/>
-            <w:insideH w:val="none" w:color="DEE0E3" w:sz="0" w:space="0"/>
-            <w:insideV w:val="none" w:color="DEE0E3" w:sz="0" w:space="0"/>
-          </w:tblBorders>
+          <w:tblW w:w="8756" w:type="dxa"/>
+          <w:jc w:val="center"/>
           <w:tblCellMar>
             <w:top w:w="0" w:type="dxa"/>
             <w:left w:w="10" w:type="dxa"/>
@@ -7238,19 +7068,18 @@
           </w:tblCellMar>
         </w:tblPrEx>
         <w:trPr>
-          <w:trHeight w:val="0" w:hRule="atLeast"/>
+          <w:trHeight w:val="0"/>
           <w:jc w:val="center"/>
         </w:trPr>
         <w:tc>
           <w:tcPr>
             <w:tcW w:w="621" w:type="dxa"/>
             <w:tcBorders>
-              <w:top w:val="single" w:color="auto" w:sz="4" w:space="0"/>
-              <w:left w:val="single" w:color="auto" w:sz="12" w:space="0"/>
-              <w:bottom w:val="single" w:color="auto" w:sz="12" w:space="0"/>
+              <w:top w:val="single" w:sz="4" w:space="0" w:color="auto"/>
+              <w:left w:val="single" w:sz="12" w:space="0" w:color="auto"/>
+              <w:bottom w:val="single" w:sz="12" w:space="0" w:color="auto"/>
               <w:right w:val="nil"/>
             </w:tcBorders>
-            <w:noWrap w:val="0"/>
             <w:tcMar>
               <w:top w:w="60" w:type="dxa"/>
               <w:left w:w="120" w:type="dxa"/>
@@ -7261,7 +7090,7 @@
           </w:tcPr>
           <w:p>
             <w:pPr>
-              <w:pStyle w:val="30"/>
+              <w:pStyle w:val="a2"/>
               <w:keepNext w:val="0"/>
               <w:keepLines w:val="0"/>
               <w:pageBreakBefore w:val="0"/>
@@ -7276,7 +7105,7 @@
               <w:adjustRightInd w:val="0"/>
               <w:snapToGrid w:val="0"/>
               <w:spacing w:line="240" w:lineRule="auto"/>
-              <w:ind w:left="0" w:leftChars="0" w:right="0" w:rightChars="0" w:firstLine="0" w:firstLineChars="0"/>
+              <w:ind w:left="0" w:right="0" w:firstLine="0" w:leftChars="0" w:rightChars="0" w:firstLineChars="0"/>
               <w:jc w:val="center"/>
               <w:textAlignment w:val="baseline"/>
             </w:pPr>
@@ -7289,12 +7118,11 @@
           <w:tcPr>
             <w:tcW w:w="1700" w:type="dxa"/>
             <w:tcBorders>
-              <w:top w:val="single" w:color="auto" w:sz="4" w:space="0"/>
-              <w:left w:val="single" w:color="auto" w:sz="4" w:space="0"/>
-              <w:bottom w:val="single" w:color="auto" w:sz="12" w:space="0"/>
+              <w:top w:val="single" w:sz="4" w:space="0" w:color="auto"/>
+              <w:left w:val="single" w:sz="4" w:space="0" w:color="auto"/>
+              <w:bottom w:val="single" w:sz="12" w:space="0" w:color="auto"/>
               <w:right w:val="nil"/>
             </w:tcBorders>
-            <w:noWrap w:val="0"/>
             <w:tcMar>
               <w:top w:w="60" w:type="dxa"/>
               <w:left w:w="120" w:type="dxa"/>
@@ -7305,7 +7133,7 @@
           </w:tcPr>
           <w:p>
             <w:pPr>
-              <w:pStyle w:val="30"/>
+              <w:pStyle w:val="a2"/>
               <w:keepNext w:val="0"/>
               <w:keepLines w:val="0"/>
               <w:pageBreakBefore w:val="0"/>
@@ -7320,7 +7148,7 @@
               <w:adjustRightInd w:val="0"/>
               <w:snapToGrid w:val="0"/>
               <w:spacing w:line="240" w:lineRule="auto"/>
-              <w:ind w:left="0" w:leftChars="0" w:right="0" w:rightChars="0" w:firstLine="0" w:firstLineChars="0"/>
+              <w:ind w:left="0" w:right="0" w:firstLine="0" w:leftChars="0" w:rightChars="0" w:firstLineChars="0"/>
               <w:jc w:val="center"/>
               <w:textAlignment w:val="baseline"/>
             </w:pPr>
@@ -7333,12 +7161,11 @@
           <w:tcPr>
             <w:tcW w:w="1580" w:type="dxa"/>
             <w:tcBorders>
-              <w:top w:val="single" w:color="auto" w:sz="4" w:space="0"/>
-              <w:left w:val="single" w:color="auto" w:sz="4" w:space="0"/>
-              <w:bottom w:val="single" w:color="auto" w:sz="12" w:space="0"/>
+              <w:top w:val="single" w:sz="4" w:space="0" w:color="auto"/>
+              <w:left w:val="single" w:sz="4" w:space="0" w:color="auto"/>
+              <w:bottom w:val="single" w:sz="12" w:space="0" w:color="auto"/>
               <w:right w:val="nil"/>
             </w:tcBorders>
-            <w:noWrap w:val="0"/>
             <w:tcMar>
               <w:top w:w="60" w:type="dxa"/>
               <w:left w:w="120" w:type="dxa"/>
@@ -7349,7 +7176,7 @@
           </w:tcPr>
           <w:p>
             <w:pPr>
-              <w:pStyle w:val="30"/>
+              <w:pStyle w:val="a2"/>
               <w:keepNext w:val="0"/>
               <w:keepLines w:val="0"/>
               <w:pageBreakBefore w:val="0"/>
@@ -7364,7 +7191,7 @@
               <w:adjustRightInd w:val="0"/>
               <w:snapToGrid w:val="0"/>
               <w:spacing w:line="240" w:lineRule="auto"/>
-              <w:ind w:left="0" w:leftChars="0" w:right="0" w:rightChars="0" w:firstLine="0" w:firstLineChars="0"/>
+              <w:ind w:left="0" w:right="0" w:firstLine="0" w:leftChars="0" w:rightChars="0" w:firstLineChars="0"/>
               <w:jc w:val="left"/>
               <w:textAlignment w:val="baseline"/>
             </w:pPr>
@@ -7377,12 +7204,11 @@
           <w:tcPr>
             <w:tcW w:w="1580" w:type="dxa"/>
             <w:tcBorders>
-              <w:top w:val="single" w:color="auto" w:sz="4" w:space="0"/>
-              <w:left w:val="single" w:color="auto" w:sz="4" w:space="0"/>
-              <w:bottom w:val="single" w:color="auto" w:sz="12" w:space="0"/>
+              <w:top w:val="single" w:sz="4" w:space="0" w:color="auto"/>
+              <w:left w:val="single" w:sz="4" w:space="0" w:color="auto"/>
+              <w:bottom w:val="single" w:sz="12" w:space="0" w:color="auto"/>
               <w:right w:val="nil"/>
             </w:tcBorders>
-            <w:noWrap w:val="0"/>
             <w:tcMar>
               <w:top w:w="60" w:type="dxa"/>
               <w:left w:w="120" w:type="dxa"/>
@@ -7393,7 +7219,7 @@
           </w:tcPr>
           <w:p>
             <w:pPr>
-              <w:pStyle w:val="30"/>
+              <w:pStyle w:val="a2"/>
               <w:keepNext w:val="0"/>
               <w:keepLines w:val="0"/>
               <w:pageBreakBefore w:val="0"/>
@@ -7408,7 +7234,7 @@
               <w:adjustRightInd w:val="0"/>
               <w:snapToGrid w:val="0"/>
               <w:spacing w:line="240" w:lineRule="auto"/>
-              <w:ind w:left="0" w:leftChars="0" w:right="0" w:rightChars="0" w:firstLine="0" w:firstLineChars="0"/>
+              <w:ind w:left="0" w:right="0" w:firstLine="0" w:leftChars="0" w:rightChars="0" w:firstLineChars="0"/>
               <w:jc w:val="left"/>
               <w:textAlignment w:val="baseline"/>
             </w:pPr>
@@ -7421,12 +7247,11 @@
           <w:tcPr>
             <w:tcW w:w="1700" w:type="dxa"/>
             <w:tcBorders>
-              <w:top w:val="single" w:color="auto" w:sz="4" w:space="0"/>
-              <w:left w:val="single" w:color="auto" w:sz="4" w:space="0"/>
-              <w:bottom w:val="single" w:color="auto" w:sz="12" w:space="0"/>
+              <w:top w:val="single" w:sz="4" w:space="0" w:color="auto"/>
+              <w:left w:val="single" w:sz="4" w:space="0" w:color="auto"/>
+              <w:bottom w:val="single" w:sz="12" w:space="0" w:color="auto"/>
               <w:right w:val="nil"/>
             </w:tcBorders>
-            <w:noWrap w:val="0"/>
             <w:tcMar>
               <w:top w:w="60" w:type="dxa"/>
               <w:left w:w="120" w:type="dxa"/>
@@ -7437,7 +7262,7 @@
           </w:tcPr>
           <w:p>
             <w:pPr>
-              <w:pStyle w:val="30"/>
+              <w:pStyle w:val="a2"/>
               <w:keepNext w:val="0"/>
               <w:keepLines w:val="0"/>
               <w:pageBreakBefore w:val="0"/>
@@ -7452,7 +7277,7 @@
               <w:adjustRightInd w:val="0"/>
               <w:snapToGrid w:val="0"/>
               <w:spacing w:line="240" w:lineRule="auto"/>
-              <w:ind w:left="0" w:leftChars="0" w:right="0" w:rightChars="0" w:firstLine="0" w:firstLineChars="0"/>
+              <w:ind w:left="0" w:right="0" w:firstLine="0" w:leftChars="0" w:rightChars="0" w:firstLineChars="0"/>
               <w:jc w:val="left"/>
               <w:textAlignment w:val="baseline"/>
             </w:pPr>
@@ -7465,12 +7290,11 @@
           <w:tcPr>
             <w:tcW w:w="1575" w:type="dxa"/>
             <w:tcBorders>
-              <w:top w:val="single" w:color="auto" w:sz="4" w:space="0"/>
-              <w:left w:val="single" w:color="auto" w:sz="4" w:space="0"/>
-              <w:bottom w:val="single" w:color="auto" w:sz="12" w:space="0"/>
-              <w:right w:val="single" w:color="auto" w:sz="12" w:space="0"/>
+              <w:top w:val="single" w:sz="4" w:space="0" w:color="auto"/>
+              <w:left w:val="single" w:sz="4" w:space="0" w:color="auto"/>
+              <w:bottom w:val="single" w:sz="12" w:space="0" w:color="auto"/>
+              <w:right w:val="single" w:sz="12" w:space="0" w:color="auto"/>
             </w:tcBorders>
-            <w:noWrap w:val="0"/>
             <w:tcMar>
               <w:top w:w="60" w:type="dxa"/>
               <w:left w:w="120" w:type="dxa"/>
@@ -7481,7 +7305,7 @@
           </w:tcPr>
           <w:p>
             <w:pPr>
-              <w:pStyle w:val="30"/>
+              <w:pStyle w:val="a2"/>
               <w:keepNext w:val="0"/>
               <w:keepLines w:val="0"/>
               <w:pageBreakBefore w:val="0"/>
@@ -7496,7 +7320,7 @@
               <w:adjustRightInd w:val="0"/>
               <w:snapToGrid w:val="0"/>
               <w:spacing w:line="240" w:lineRule="auto"/>
-              <w:ind w:left="0" w:leftChars="0" w:right="0" w:rightChars="0" w:firstLine="0" w:firstLineChars="0"/>
+              <w:ind w:left="0" w:right="0" w:firstLine="0" w:leftChars="0" w:rightChars="0" w:firstLineChars="0"/>
               <w:jc w:val="left"/>
               <w:textAlignment w:val="baseline"/>
             </w:pPr>
@@ -7509,7 +7333,7 @@
     </w:tbl>
     <w:p>
       <w:pPr>
-        <w:pStyle w:val="29"/>
+        <w:pStyle w:val="1"/>
         <w:keepNext w:val="0"/>
         <w:keepLines w:val="0"/>
         <w:pageBreakBefore w:val="0"/>
@@ -7525,23 +7349,23 @@
         <w:snapToGrid w:val="0"/>
         <w:textAlignment w:val="baseline"/>
       </w:pPr>
-      <w:bookmarkStart w:id="24" w:name="heading_13"/>
-      <w:bookmarkStart w:id="25" w:name="_Toc3261"/>
+      <w:bookmarkStart w:id="25" w:name="heading_13"/>
+      <w:bookmarkStart w:id="26" w:name="_Toc3261"/>
       <w:r>
         <w:t>附则</w:t>
       </w:r>
-      <w:bookmarkEnd w:id="24"/>
       <w:bookmarkEnd w:id="25"/>
+      <w:bookmarkEnd w:id="26"/>
     </w:p>
     <w:p>
       <w:pPr>
-        <w:pStyle w:val="41"/>
+        <w:pStyle w:val="a4"/>
         <w:numPr>
           <w:ilvl w:val="0"/>
           <w:numId w:val="7"/>
         </w:numPr>
         <w:bidi w:val="0"/>
-        <w:ind w:left="425" w:leftChars="0" w:hanging="425" w:firstLineChars="0"/>
+        <w:ind w:left="425" w:hanging="425" w:leftChars="0" w:firstLineChars="0"/>
       </w:pPr>
       <w:r>
         <w:t>本计划自发布之日起执行，由质量管理部负责解释与修订。</w:t>
@@ -7549,13 +7373,13 @@
     </w:p>
     <w:p>
       <w:pPr>
-        <w:pStyle w:val="41"/>
+        <w:pStyle w:val="a4"/>
         <w:numPr>
           <w:ilvl w:val="0"/>
           <w:numId w:val="7"/>
         </w:numPr>
         <w:bidi w:val="0"/>
-        <w:ind w:left="425" w:leftChars="0" w:hanging="425" w:firstLineChars="0"/>
+        <w:ind w:left="425" w:hanging="425" w:leftChars="0" w:firstLineChars="0"/>
       </w:pPr>
       <w:r>
         <w:t>各相关部门应根据本计划制定具体实施方案。</w:t>
@@ -7563,13 +7387,13 @@
     </w:p>
     <w:p>
       <w:pPr>
-        <w:pStyle w:val="41"/>
+        <w:pStyle w:val="a4"/>
         <w:numPr>
           <w:ilvl w:val="0"/>
           <w:numId w:val="7"/>
         </w:numPr>
         <w:bidi w:val="0"/>
-        <w:ind w:left="425" w:leftChars="0" w:hanging="425" w:firstLineChars="0"/>
+        <w:ind w:left="425" w:hanging="425" w:leftChars="0" w:firstLineChars="0"/>
       </w:pPr>
       <w:r>
         <w:t>本计划执行情况将纳入部门负责人年度绩效考核。</w:t>
@@ -7577,7 +7401,7 @@
     </w:p>
     <w:p>
       <w:pPr>
-        <w:pStyle w:val="30"/>
+        <w:pStyle w:val="a2"/>
         <w:keepNext w:val="0"/>
         <w:keepLines w:val="0"/>
         <w:pageBreakBefore w:val="0"/>
@@ -7591,7 +7415,7 @@
         <w:bidi w:val="0"/>
         <w:adjustRightInd w:val="0"/>
         <w:snapToGrid w:val="0"/>
-        <w:ind w:left="0" w:leftChars="0" w:firstLine="0" w:firstLineChars="0"/>
+        <w:ind w:left="0" w:firstLine="0" w:leftChars="0" w:firstLineChars="0"/>
         <w:textAlignment w:val="baseline"/>
         <w:rPr>
           <w:rFonts w:hint="default"/>
@@ -7600,73 +7424,23 @@
       </w:pPr>
     </w:p>
     <w:sectPr>
-      <w:headerReference r:id="rId5" w:type="default"/>
+      <w:headerReference w:type="default" r:id="rId7"/>
       <w:pgSz w:w="11906" w:h="16838"/>
       <w:pgMar w:top="1417" w:right="1800" w:bottom="1440" w:left="1800" w:header="1140" w:footer="992" w:gutter="0"/>
-      <w:cols w:space="425" w:num="1"/>
+      <w:cols w:num="1" w:space="425"/>
       <w:docGrid w:type="lines" w:linePitch="312" w:charSpace="0"/>
     </w:sectPr>
   </w:body>
 </w:document>
 </file>
 
-<file path=word/endnotes.xml><?xml version="1.0" encoding="utf-8"?>
-<w:endnotes xmlns:wpc="http://schemas.microsoft.com/office/word/2010/wordprocessingCanvas" xmlns:mc="http://schemas.openxmlformats.org/markup-compatibility/2006" xmlns:o="urn:schemas-microsoft-com:office:office" xmlns:r="http://schemas.openxmlformats.org/officeDocument/2006/relationships" xmlns:m="http://schemas.openxmlformats.org/officeDocument/2006/math" xmlns:v="urn:schemas-microsoft-com:vml" xmlns:wp14="http://schemas.microsoft.com/office/word/2010/wordprocessingDrawing" xmlns:wp="http://schemas.openxmlformats.org/drawingml/2006/wordprocessingDrawing" xmlns:w="http://schemas.openxmlformats.org/wordprocessingml/2006/main" xmlns:w14="http://schemas.microsoft.com/office/word/2010/wordml" xmlns:w15="http://schemas.microsoft.com/office/word/2012/wordml" xmlns:w10="urn:schemas-microsoft-com:office:word" xmlns:wpg="http://schemas.microsoft.com/office/word/2010/wordprocessingGroup" xmlns:wpi="http://schemas.microsoft.com/office/word/2010/wordprocessingInk" xmlns:wne="http://schemas.microsoft.com/office/word/2006/wordml" xmlns:wps="http://schemas.microsoft.com/office/word/2010/wordprocessingShape" xmlns:wpsCustomData="http://www.wps.cn/officeDocument/2013/wpsCustomData" mc:Ignorable="w14 w15 wp14">
-  <w:endnote w:type="separator" w:id="0">
-    <w:p>
-      <w:pPr>
-        <w:spacing w:line="240" w:lineRule="auto"/>
-      </w:pPr>
-      <w:r>
-        <w:separator/>
-      </w:r>
-    </w:p>
-  </w:endnote>
-  <w:endnote w:type="continuationSeparator" w:id="1">
-    <w:p>
-      <w:pPr>
-        <w:spacing w:line="240" w:lineRule="auto"/>
-      </w:pPr>
-      <w:r>
-        <w:continuationSeparator/>
-      </w:r>
-    </w:p>
-  </w:endnote>
-</w:endnotes>
-</file>
-
-<file path=word/footnotes.xml><?xml version="1.0" encoding="utf-8"?>
-<w:footnotes xmlns:wpc="http://schemas.microsoft.com/office/word/2010/wordprocessingCanvas" xmlns:mc="http://schemas.openxmlformats.org/markup-compatibility/2006" xmlns:o="urn:schemas-microsoft-com:office:office" xmlns:r="http://schemas.openxmlformats.org/officeDocument/2006/relationships" xmlns:m="http://schemas.openxmlformats.org/officeDocument/2006/math" xmlns:v="urn:schemas-microsoft-com:vml" xmlns:wp14="http://schemas.microsoft.com/office/word/2010/wordprocessingDrawing" xmlns:wp="http://schemas.openxmlformats.org/drawingml/2006/wordprocessingDrawing" xmlns:w="http://schemas.openxmlformats.org/wordprocessingml/2006/main" xmlns:w14="http://schemas.microsoft.com/office/word/2010/wordml" xmlns:w15="http://schemas.microsoft.com/office/word/2012/wordml" xmlns:w10="urn:schemas-microsoft-com:office:word" xmlns:wpg="http://schemas.microsoft.com/office/word/2010/wordprocessingGroup" xmlns:wpi="http://schemas.microsoft.com/office/word/2010/wordprocessingInk" xmlns:wne="http://schemas.microsoft.com/office/word/2006/wordml" xmlns:wps="http://schemas.microsoft.com/office/word/2010/wordprocessingShape" xmlns:wpsCustomData="http://www.wps.cn/officeDocument/2013/wpsCustomData" mc:Ignorable="w14 w15 wp14">
-  <w:footnote w:type="separator" w:id="0">
-    <w:p>
-      <w:pPr>
-        <w:spacing w:line="360" w:lineRule="auto"/>
-      </w:pPr>
-      <w:r>
-        <w:separator/>
-      </w:r>
-    </w:p>
-  </w:footnote>
-  <w:footnote w:type="continuationSeparator" w:id="1">
-    <w:p>
-      <w:pPr>
-        <w:spacing w:line="360" w:lineRule="auto"/>
-      </w:pPr>
-      <w:r>
-        <w:continuationSeparator/>
-      </w:r>
-    </w:p>
-  </w:footnote>
-</w:footnotes>
-</file>
-
 <file path=word/header1.xml><?xml version="1.0" encoding="utf-8"?>
-<w:hdr xmlns:wpc="http://schemas.microsoft.com/office/word/2010/wordprocessingCanvas" xmlns:mc="http://schemas.openxmlformats.org/markup-compatibility/2006" xmlns:o="urn:schemas-microsoft-com:office:office" xmlns:r="http://schemas.openxmlformats.org/officeDocument/2006/relationships" xmlns:m="http://schemas.openxmlformats.org/officeDocument/2006/math" xmlns:v="urn:schemas-microsoft-com:vml" xmlns:wp14="http://schemas.microsoft.com/office/word/2010/wordprocessingDrawing" xmlns:wp="http://schemas.openxmlformats.org/drawingml/2006/wordprocessingDrawing" xmlns:w10="urn:schemas-microsoft-com:office:word" xmlns:w="http://schemas.openxmlformats.org/wordprocessingml/2006/main" xmlns:w14="http://schemas.microsoft.com/office/word/2010/wordml" xmlns:w15="http://schemas.microsoft.com/office/word/2012/wordml" xmlns:wpg="http://schemas.microsoft.com/office/word/2010/wordprocessingGroup" xmlns:wpi="http://schemas.microsoft.com/office/word/2010/wordprocessingInk" xmlns:wne="http://schemas.microsoft.com/office/word/2006/wordml" xmlns:wps="http://schemas.microsoft.com/office/word/2010/wordprocessingShape" xmlns:wpsCustomData="http://www.wps.cn/officeDocument/2013/wpsCustomData" mc:Ignorable="w14 w15 wp14">
+<w:hdr xmlns:wpc="http://schemas.microsoft.com/office/word/2010/wordprocessingCanvas" xmlns:mc="http://schemas.openxmlformats.org/markup-compatibility/2006" xmlns:o="urn:schemas-microsoft-com:office:office" xmlns:r="http://schemas.openxmlformats.org/officeDocument/2006/relationships" xmlns:m="http://schemas.openxmlformats.org/officeDocument/2006/math" xmlns:v="urn:schemas-microsoft-com:vml" xmlns:wp14="http://schemas.microsoft.com/office/word/2010/wordprocessingDrawing" xmlns:wp="http://schemas.openxmlformats.org/drawingml/2006/wordprocessingDrawing" xmlns:w10="urn:schemas-microsoft-com:office:word" xmlns:w="http://schemas.openxmlformats.org/wordprocessingml/2006/main" xmlns:w14="http://schemas.microsoft.com/office/word/2010/wordml" xmlns:w15="http://schemas.microsoft.com/office/word/2012/wordml" xmlns:wne="http://schemas.microsoft.com/office/word/2006/wordml" xmlns:wpg="http://schemas.microsoft.com/office/word/2010/wordprocessingGroup" xmlns:wpi="http://schemas.microsoft.com/office/word/2010/wordprocessingInk" xmlns:wps="http://schemas.microsoft.com/office/word/2010/wordprocessingShape" mc:Ignorable="w14 w15 wp14">
   <w:p>
     <w:pPr>
-      <w:pStyle w:val="15"/>
+      <w:pStyle w:val="Header"/>
       <w:pBdr>
-        <w:bottom w:val="single" w:color="auto" w:sz="4" w:space="1"/>
+        <w:bottom w:val="single" w:sz="4" w:space="1" w:color="auto"/>
       </w:pBdr>
       <w:tabs>
         <w:tab w:val="left" w:pos="335"/>
@@ -7674,27 +7448,27 @@
       </w:tabs>
       <w:jc w:val="right"/>
       <w:rPr>
-        <w:rFonts w:hint="eastAsia" w:eastAsiaTheme="minorEastAsia"/>
+        <w:rFonts w:eastAsiaTheme="minorEastAsia" w:hint="eastAsia"/>
         <w:lang w:eastAsia="zh-CN"/>
       </w:rPr>
     </w:pPr>
     <w:r>
       <w:rPr>
-        <w:rFonts w:hint="eastAsia" w:eastAsiaTheme="minorEastAsia"/>
+        <w:rFonts w:eastAsiaTheme="minorEastAsia" w:hint="eastAsia"/>
         <w:lang w:val="en-US" w:eastAsia="zh-CN"/>
       </w:rPr>
       <w:tab/>
     </w:r>
     <w:r>
       <w:rPr>
-        <w:rFonts w:hint="eastAsia" w:eastAsiaTheme="minorEastAsia"/>
+        <w:rFonts w:eastAsiaTheme="minorEastAsia" w:hint="eastAsia"/>
         <w:lang w:val="en-US" w:eastAsia="zh-CN"/>
       </w:rPr>
       <w:tab/>
     </w:r>
     <w:r>
       <w:rPr>
-        <w:rFonts w:hint="eastAsia" w:eastAsiaTheme="minorEastAsia"/>
+        <w:rFonts w:eastAsiaTheme="minorEastAsia" w:hint="eastAsia"/>
         <w:lang w:val="en-US" w:eastAsia="zh-CN"/>
       </w:rPr>
       <w:t>桐乡华数广电网络有限公司</w:t>
@@ -7704,15 +7478,15 @@
 </file>
 
 <file path=word/numbering.xml><?xml version="1.0" encoding="utf-8"?>
-<w:numbering xmlns:wpc="http://schemas.microsoft.com/office/word/2010/wordprocessingCanvas" xmlns:mc="http://schemas.openxmlformats.org/markup-compatibility/2006" xmlns:o="urn:schemas-microsoft-com:office:office" xmlns:r="http://schemas.openxmlformats.org/officeDocument/2006/relationships" xmlns:m="http://schemas.openxmlformats.org/officeDocument/2006/math" xmlns:v="urn:schemas-microsoft-com:vml" xmlns:wp14="http://schemas.microsoft.com/office/word/2010/wordprocessingDrawing" xmlns:wp="http://schemas.openxmlformats.org/drawingml/2006/wordprocessingDrawing" xmlns:w10="urn:schemas-microsoft-com:office:word" xmlns:w="http://schemas.openxmlformats.org/wordprocessingml/2006/main" xmlns:w14="http://schemas.microsoft.com/office/word/2010/wordml" xmlns:wpg="http://schemas.microsoft.com/office/word/2010/wordprocessingGroup" xmlns:wpi="http://schemas.microsoft.com/office/word/2010/wordprocessingInk" xmlns:wne="http://schemas.microsoft.com/office/word/2006/wordml" xmlns:wps="http://schemas.microsoft.com/office/word/2010/wordprocessingShape" xmlns:wpsCustomData="http://www.wps.cn/officeDocument/2013/wpsCustomData" mc:Ignorable="w14 wp14">
+<w:numbering xmlns:wpc="http://schemas.microsoft.com/office/word/2010/wordprocessingCanvas" xmlns:mc="http://schemas.openxmlformats.org/markup-compatibility/2006" xmlns:o="urn:schemas-microsoft-com:office:office" xmlns:r="http://schemas.openxmlformats.org/officeDocument/2006/relationships" xmlns:m="http://schemas.openxmlformats.org/officeDocument/2006/math" xmlns:v="urn:schemas-microsoft-com:vml" xmlns:wp14="http://schemas.microsoft.com/office/word/2010/wordprocessingDrawing" xmlns:wp="http://schemas.openxmlformats.org/drawingml/2006/wordprocessingDrawing" xmlns:w10="urn:schemas-microsoft-com:office:word" xmlns:w="http://schemas.openxmlformats.org/wordprocessingml/2006/main" xmlns:w14="http://schemas.microsoft.com/office/word/2010/wordml" xmlns:w15="http://schemas.microsoft.com/office/word/2012/wordml" xmlns:wne="http://schemas.microsoft.com/office/word/2006/wordml" xmlns:wpg="http://schemas.microsoft.com/office/word/2010/wordprocessingGroup" xmlns:wpi="http://schemas.microsoft.com/office/word/2010/wordprocessingInk" xmlns:wps="http://schemas.microsoft.com/office/word/2010/wordprocessingShape" mc:Ignorable="w14 w15 wp14">
   <w:abstractNum w:abstractNumId="0">
     <w:nsid w:val="8E964DCE"/>
     <w:multiLevelType w:val="multilevel"/>
     <w:tmpl w:val="8E964DCE"/>
-    <w:lvl w:ilvl="0" w:tentative="0">
+    <w:lvl w:ilvl="0">
       <w:start w:val="1"/>
       <w:numFmt w:val="decimal"/>
-      <w:pStyle w:val="2"/>
+      <w:pStyle w:val="Heading1"/>
       <w:lvlText w:val="%1."/>
       <w:lvlJc w:val="left"/>
       <w:pPr>
@@ -7722,10 +7496,10 @@
         <w:rFonts w:hint="default"/>
       </w:rPr>
     </w:lvl>
-    <w:lvl w:ilvl="1" w:tentative="0">
+    <w:lvl w:ilvl="1">
       <w:start w:val="1"/>
       <w:numFmt w:val="decimal"/>
-      <w:pStyle w:val="3"/>
+      <w:pStyle w:val="Heading2"/>
       <w:lvlText w:val="%1.%2."/>
       <w:lvlJc w:val="left"/>
       <w:pPr>
@@ -7735,10 +7509,10 @@
         <w:rFonts w:hint="default"/>
       </w:rPr>
     </w:lvl>
-    <w:lvl w:ilvl="2" w:tentative="0">
+    <w:lvl w:ilvl="2">
       <w:start w:val="1"/>
       <w:numFmt w:val="decimal"/>
-      <w:pStyle w:val="4"/>
+      <w:pStyle w:val="Heading3"/>
       <w:lvlText w:val="%1.%2.%3."/>
       <w:lvlJc w:val="left"/>
       <w:pPr>
@@ -7748,10 +7522,10 @@
         <w:rFonts w:hint="default"/>
       </w:rPr>
     </w:lvl>
-    <w:lvl w:ilvl="3" w:tentative="0">
+    <w:lvl w:ilvl="3">
       <w:start w:val="1"/>
       <w:numFmt w:val="decimal"/>
-      <w:pStyle w:val="5"/>
+      <w:pStyle w:val="Heading4"/>
       <w:lvlText w:val="%1.%2.%3.%4."/>
       <w:lvlJc w:val="left"/>
       <w:pPr>
@@ -7761,10 +7535,10 @@
         <w:rFonts w:hint="default"/>
       </w:rPr>
     </w:lvl>
-    <w:lvl w:ilvl="4" w:tentative="0">
+    <w:lvl w:ilvl="4">
       <w:start w:val="1"/>
       <w:numFmt w:val="decimal"/>
-      <w:pStyle w:val="6"/>
+      <w:pStyle w:val="Heading5"/>
       <w:lvlText w:val="%1.%2.%3.%4.%5."/>
       <w:lvlJc w:val="left"/>
       <w:pPr>
@@ -7774,10 +7548,10 @@
         <w:rFonts w:hint="default"/>
       </w:rPr>
     </w:lvl>
-    <w:lvl w:ilvl="5" w:tentative="0">
+    <w:lvl w:ilvl="5">
       <w:start w:val="1"/>
       <w:numFmt w:val="decimal"/>
-      <w:pStyle w:val="7"/>
+      <w:pStyle w:val="Heading6"/>
       <w:lvlText w:val="%1.%2.%3.%4.%5.%6."/>
       <w:lvlJc w:val="left"/>
       <w:pPr>
@@ -7787,10 +7561,10 @@
         <w:rFonts w:hint="default"/>
       </w:rPr>
     </w:lvl>
-    <w:lvl w:ilvl="6" w:tentative="0">
+    <w:lvl w:ilvl="6">
       <w:start w:val="1"/>
       <w:numFmt w:val="decimal"/>
-      <w:pStyle w:val="8"/>
+      <w:pStyle w:val="Heading7"/>
       <w:lvlText w:val="%1.%2.%3.%4.%5.%6.%7."/>
       <w:lvlJc w:val="left"/>
       <w:pPr>
@@ -7800,10 +7574,10 @@
         <w:rFonts w:hint="default"/>
       </w:rPr>
     </w:lvl>
-    <w:lvl w:ilvl="7" w:tentative="0">
+    <w:lvl w:ilvl="7">
       <w:start w:val="1"/>
       <w:numFmt w:val="decimal"/>
-      <w:pStyle w:val="9"/>
+      <w:pStyle w:val="Heading8"/>
       <w:lvlText w:val="%1.%2.%3.%4.%5.%6.%7.%8."/>
       <w:lvlJc w:val="left"/>
       <w:pPr>
@@ -7813,10 +7587,10 @@
         <w:rFonts w:hint="default"/>
       </w:rPr>
     </w:lvl>
-    <w:lvl w:ilvl="8" w:tentative="0">
+    <w:lvl w:ilvl="8">
       <w:start w:val="1"/>
       <w:numFmt w:val="decimal"/>
-      <w:pStyle w:val="10"/>
+      <w:pStyle w:val="Heading9"/>
       <w:lvlText w:val="%1.%2.%3.%4.%5.%6.%7.%8.%9."/>
       <w:lvlJc w:val="left"/>
       <w:pPr>
@@ -7831,7 +7605,7 @@
     <w:nsid w:val="942601A3"/>
     <w:multiLevelType w:val="singleLevel"/>
     <w:tmpl w:val="942601A3"/>
-    <w:lvl w:ilvl="0" w:tentative="0">
+    <w:lvl w:ilvl="0">
       <w:start w:val="1"/>
       <w:numFmt w:val="decimal"/>
       <w:lvlText w:val="%1."/>
@@ -7848,7 +7622,7 @@
     <w:nsid w:val="C96ACFCA"/>
     <w:multiLevelType w:val="singleLevel"/>
     <w:tmpl w:val="C96ACFCA"/>
-    <w:lvl w:ilvl="0" w:tentative="0">
+    <w:lvl w:ilvl="0">
       <w:start w:val="1"/>
       <w:numFmt w:val="decimal"/>
       <w:lvlText w:val="%1."/>
@@ -7865,7 +7639,7 @@
     <w:nsid w:val="F2E58DDE"/>
     <w:multiLevelType w:val="singleLevel"/>
     <w:tmpl w:val="F2E58DDE"/>
-    <w:lvl w:ilvl="0" w:tentative="0">
+    <w:lvl w:ilvl="0">
       <w:start w:val="1"/>
       <w:numFmt w:val="decimal"/>
       <w:lvlText w:val="%1."/>
@@ -7882,7 +7656,7 @@
     <w:nsid w:val="3E7B9E6C"/>
     <w:multiLevelType w:val="singleLevel"/>
     <w:tmpl w:val="3E7B9E6C"/>
-    <w:lvl w:ilvl="0" w:tentative="0">
+    <w:lvl w:ilvl="0">
       <w:start w:val="1"/>
       <w:numFmt w:val="decimal"/>
       <w:lvlText w:val="%1."/>
@@ -7899,7 +7673,7 @@
     <w:nsid w:val="4C3054F5"/>
     <w:multiLevelType w:val="singleLevel"/>
     <w:tmpl w:val="4C3054F5"/>
-    <w:lvl w:ilvl="0" w:tentative="0">
+    <w:lvl w:ilvl="0">
       <w:start w:val="1"/>
       <w:numFmt w:val="decimal"/>
       <w:lvlText w:val="%1."/>
@@ -7916,7 +7690,7 @@
     <w:nsid w:val="55598EA2"/>
     <w:multiLevelType w:val="singleLevel"/>
     <w:tmpl w:val="55598EA2"/>
-    <w:lvl w:ilvl="0" w:tentative="0">
+    <w:lvl w:ilvl="0">
       <w:start w:val="1"/>
       <w:numFmt w:val="decimal"/>
       <w:lvlText w:val="%1."/>
@@ -7954,269 +7728,267 @@
 </file>
 
 <file path=word/styles.xml><?xml version="1.0" encoding="utf-8"?>
-<w:styles xmlns:mc="http://schemas.openxmlformats.org/markup-compatibility/2006" xmlns:o="urn:schemas-microsoft-com:office:office" xmlns:r="http://schemas.openxmlformats.org/officeDocument/2006/relationships" xmlns:m="http://schemas.openxmlformats.org/officeDocument/2006/math" xmlns:v="urn:schemas-microsoft-com:vml" xmlns:w="http://schemas.openxmlformats.org/wordprocessingml/2006/main" xmlns:w14="http://schemas.microsoft.com/office/word/2010/wordml" xmlns:w10="urn:schemas-microsoft-com:office:word" xmlns:sl="http://schemas.openxmlformats.org/schemaLibrary/2006/main" xmlns:wpsCustomData="http://www.wps.cn/officeDocument/2013/wpsCustomData" mc:Ignorable="w14">
+<w:styles xmlns:mc="http://schemas.openxmlformats.org/markup-compatibility/2006" xmlns:r="http://schemas.openxmlformats.org/officeDocument/2006/relationships" xmlns:w="http://schemas.openxmlformats.org/wordprocessingml/2006/main" xmlns:w14="http://schemas.microsoft.com/office/word/2010/wordml" xmlns:w15="http://schemas.microsoft.com/office/word/2012/wordml" mc:Ignorable="w14 w15">
   <w:docDefaults>
     <w:rPrDefault>
       <w:rPr>
-        <w:rFonts w:ascii="Times New Roman" w:hAnsi="Times New Roman" w:eastAsia="宋体" w:cs="Times New Roman"/>
+        <w:rFonts w:ascii="Times New Roman" w:eastAsia="宋体" w:hAnsi="Times New Roman" w:cs="Times New Roman"/>
       </w:rPr>
     </w:rPrDefault>
     <w:pPrDefault/>
   </w:docDefaults>
-  <w:latentStyles w:count="260" w:defQFormat="0" w:defUnhideWhenUsed="1" w:defSemiHidden="1" w:defUIPriority="99" w:defLockedState="0">
-    <w:lsdException w:qFormat="1" w:unhideWhenUsed="0" w:uiPriority="0" w:semiHidden="0" w:name="Normal"/>
-    <w:lsdException w:qFormat="1" w:unhideWhenUsed="0" w:uiPriority="0" w:semiHidden="0" w:name="heading 1"/>
-    <w:lsdException w:qFormat="1" w:uiPriority="0" w:semiHidden="0" w:name="heading 2"/>
-    <w:lsdException w:qFormat="1" w:uiPriority="0" w:name="heading 3"/>
-    <w:lsdException w:qFormat="1" w:uiPriority="0" w:semiHidden="0" w:name="heading 4"/>
-    <w:lsdException w:qFormat="1" w:uiPriority="0" w:name="heading 5"/>
-    <w:lsdException w:qFormat="1" w:uiPriority="0" w:name="heading 6"/>
-    <w:lsdException w:qFormat="1" w:uiPriority="0" w:name="heading 7"/>
-    <w:lsdException w:qFormat="1" w:uiPriority="0" w:name="heading 8"/>
-    <w:lsdException w:qFormat="1" w:uiPriority="0" w:name="heading 9"/>
-    <w:lsdException w:unhideWhenUsed="0" w:uiPriority="0" w:semiHidden="0" w:name="index 1"/>
-    <w:lsdException w:unhideWhenUsed="0" w:uiPriority="0" w:semiHidden="0" w:name="index 2"/>
-    <w:lsdException w:unhideWhenUsed="0" w:uiPriority="0" w:semiHidden="0" w:name="index 3"/>
-    <w:lsdException w:unhideWhenUsed="0" w:uiPriority="0" w:semiHidden="0" w:name="index 4"/>
-    <w:lsdException w:unhideWhenUsed="0" w:uiPriority="0" w:semiHidden="0" w:name="index 5"/>
-    <w:lsdException w:unhideWhenUsed="0" w:uiPriority="0" w:semiHidden="0" w:name="index 6"/>
-    <w:lsdException w:unhideWhenUsed="0" w:uiPriority="0" w:semiHidden="0" w:name="index 7"/>
-    <w:lsdException w:unhideWhenUsed="0" w:uiPriority="0" w:semiHidden="0" w:name="index 8"/>
-    <w:lsdException w:unhideWhenUsed="0" w:uiPriority="0" w:semiHidden="0" w:name="index 9"/>
-    <w:lsdException w:qFormat="1" w:unhideWhenUsed="0" w:uiPriority="0" w:semiHidden="0" w:name="toc 1"/>
-    <w:lsdException w:qFormat="1" w:unhideWhenUsed="0" w:uiPriority="0" w:semiHidden="0" w:name="toc 2"/>
-    <w:lsdException w:qFormat="1" w:unhideWhenUsed="0" w:uiPriority="0" w:semiHidden="0" w:name="toc 3"/>
-    <w:lsdException w:unhideWhenUsed="0" w:uiPriority="0" w:semiHidden="0" w:name="toc 4"/>
-    <w:lsdException w:unhideWhenUsed="0" w:uiPriority="0" w:semiHidden="0" w:name="toc 5"/>
-    <w:lsdException w:unhideWhenUsed="0" w:uiPriority="0" w:semiHidden="0" w:name="toc 6"/>
-    <w:lsdException w:unhideWhenUsed="0" w:uiPriority="0" w:semiHidden="0" w:name="toc 7"/>
-    <w:lsdException w:unhideWhenUsed="0" w:uiPriority="0" w:semiHidden="0" w:name="toc 8"/>
-    <w:lsdException w:unhideWhenUsed="0" w:uiPriority="0" w:semiHidden="0" w:name="toc 9"/>
-    <w:lsdException w:unhideWhenUsed="0" w:uiPriority="0" w:semiHidden="0" w:name="Normal Indent"/>
-    <w:lsdException w:unhideWhenUsed="0" w:uiPriority="0" w:semiHidden="0" w:name="footnote text"/>
-    <w:lsdException w:qFormat="1" w:unhideWhenUsed="0" w:uiPriority="0" w:semiHidden="0" w:name="annotation text"/>
-    <w:lsdException w:qFormat="1" w:unhideWhenUsed="0" w:uiPriority="0" w:semiHidden="0" w:name="header"/>
-    <w:lsdException w:qFormat="1" w:unhideWhenUsed="0" w:uiPriority="0" w:semiHidden="0" w:name="footer"/>
-    <w:lsdException w:unhideWhenUsed="0" w:uiPriority="0" w:semiHidden="0" w:name="index heading"/>
-    <w:lsdException w:qFormat="1" w:uiPriority="0" w:name="caption"/>
-    <w:lsdException w:unhideWhenUsed="0" w:uiPriority="0" w:semiHidden="0" w:name="table of figures"/>
-    <w:lsdException w:unhideWhenUsed="0" w:uiPriority="0" w:semiHidden="0" w:name="envelope address"/>
-    <w:lsdException w:unhideWhenUsed="0" w:uiPriority="0" w:semiHidden="0" w:name="envelope return"/>
-    <w:lsdException w:unhideWhenUsed="0" w:uiPriority="0" w:semiHidden="0" w:name="footnote reference"/>
-    <w:lsdException w:unhideWhenUsed="0" w:uiPriority="0" w:semiHidden="0" w:name="annotation reference"/>
-    <w:lsdException w:unhideWhenUsed="0" w:uiPriority="0" w:semiHidden="0" w:name="line number"/>
-    <w:lsdException w:unhideWhenUsed="0" w:uiPriority="0" w:semiHidden="0" w:name="page number"/>
-    <w:lsdException w:unhideWhenUsed="0" w:uiPriority="0" w:semiHidden="0" w:name="endnote reference"/>
-    <w:lsdException w:unhideWhenUsed="0" w:uiPriority="0" w:semiHidden="0" w:name="endnote text"/>
-    <w:lsdException w:unhideWhenUsed="0" w:uiPriority="0" w:semiHidden="0" w:name="table of authorities"/>
-    <w:lsdException w:unhideWhenUsed="0" w:uiPriority="0" w:semiHidden="0" w:name="macro"/>
-    <w:lsdException w:unhideWhenUsed="0" w:uiPriority="0" w:semiHidden="0" w:name="toa heading"/>
-    <w:lsdException w:unhideWhenUsed="0" w:uiPriority="0" w:semiHidden="0" w:name="List"/>
-    <w:lsdException w:unhideWhenUsed="0" w:uiPriority="0" w:semiHidden="0" w:name="List Bullet"/>
-    <w:lsdException w:unhideWhenUsed="0" w:uiPriority="0" w:semiHidden="0" w:name="List Number"/>
-    <w:lsdException w:unhideWhenUsed="0" w:uiPriority="0" w:semiHidden="0" w:name="List 2"/>
-    <w:lsdException w:unhideWhenUsed="0" w:uiPriority="0" w:semiHidden="0" w:name="List 3"/>
-    <w:lsdException w:unhideWhenUsed="0" w:uiPriority="0" w:semiHidden="0" w:name="List 4"/>
-    <w:lsdException w:unhideWhenUsed="0" w:uiPriority="0" w:semiHidden="0" w:name="List 5"/>
-    <w:lsdException w:unhideWhenUsed="0" w:uiPriority="0" w:semiHidden="0" w:name="List Bullet 2"/>
-    <w:lsdException w:unhideWhenUsed="0" w:uiPriority="0" w:semiHidden="0" w:name="List Bullet 3"/>
-    <w:lsdException w:unhideWhenUsed="0" w:uiPriority="0" w:semiHidden="0" w:name="List Bullet 4"/>
-    <w:lsdException w:unhideWhenUsed="0" w:uiPriority="0" w:semiHidden="0" w:name="List Bullet 5"/>
-    <w:lsdException w:unhideWhenUsed="0" w:uiPriority="0" w:semiHidden="0" w:name="List Number 2"/>
-    <w:lsdException w:unhideWhenUsed="0" w:uiPriority="0" w:semiHidden="0" w:name="List Number 3"/>
-    <w:lsdException w:unhideWhenUsed="0" w:uiPriority="0" w:semiHidden="0" w:name="List Number 4"/>
-    <w:lsdException w:unhideWhenUsed="0" w:uiPriority="0" w:semiHidden="0" w:name="List Number 5"/>
-    <w:lsdException w:qFormat="1" w:unhideWhenUsed="0" w:uiPriority="0" w:semiHidden="0" w:name="Title"/>
-    <w:lsdException w:unhideWhenUsed="0" w:uiPriority="0" w:semiHidden="0" w:name="Closing"/>
-    <w:lsdException w:unhideWhenUsed="0" w:uiPriority="0" w:semiHidden="0" w:name="Signature"/>
-    <w:lsdException w:qFormat="1" w:unhideWhenUsed="0" w:uiPriority="0" w:name="Default Paragraph Font"/>
-    <w:lsdException w:qFormat="1" w:unhideWhenUsed="0" w:uiPriority="0" w:name="Body Text"/>
-    <w:lsdException w:unhideWhenUsed="0" w:uiPriority="0" w:semiHidden="0" w:name="Body Text Indent"/>
-    <w:lsdException w:unhideWhenUsed="0" w:uiPriority="0" w:semiHidden="0" w:name="List Continue"/>
-    <w:lsdException w:unhideWhenUsed="0" w:uiPriority="0" w:semiHidden="0" w:name="List Continue 2"/>
-    <w:lsdException w:unhideWhenUsed="0" w:uiPriority="0" w:semiHidden="0" w:name="List Continue 3"/>
-    <w:lsdException w:unhideWhenUsed="0" w:uiPriority="0" w:semiHidden="0" w:name="List Continue 4"/>
-    <w:lsdException w:unhideWhenUsed="0" w:uiPriority="0" w:semiHidden="0" w:name="List Continue 5"/>
-    <w:lsdException w:unhideWhenUsed="0" w:uiPriority="0" w:semiHidden="0" w:name="Message Header"/>
-    <w:lsdException w:qFormat="1" w:unhideWhenUsed="0" w:uiPriority="0" w:semiHidden="0" w:name="Subtitle"/>
-    <w:lsdException w:unhideWhenUsed="0" w:uiPriority="0" w:semiHidden="0" w:name="Salutation"/>
-    <w:lsdException w:unhideWhenUsed="0" w:uiPriority="0" w:semiHidden="0" w:name="Date"/>
-    <w:lsdException w:unhideWhenUsed="0" w:uiPriority="0" w:semiHidden="0" w:name="Body Text First Indent"/>
-    <w:lsdException w:unhideWhenUsed="0" w:uiPriority="0" w:semiHidden="0" w:name="Body Text First Indent 2"/>
-    <w:lsdException w:uiPriority="99" w:name="Note Heading"/>
-    <w:lsdException w:unhideWhenUsed="0" w:uiPriority="0" w:semiHidden="0" w:name="Body Text 2"/>
-    <w:lsdException w:unhideWhenUsed="0" w:uiPriority="0" w:semiHidden="0" w:name="Body Text 3"/>
-    <w:lsdException w:unhideWhenUsed="0" w:uiPriority="0" w:semiHidden="0" w:name="Body Text Indent 2"/>
-    <w:lsdException w:unhideWhenUsed="0" w:uiPriority="0" w:semiHidden="0" w:name="Body Text Indent 3"/>
-    <w:lsdException w:unhideWhenUsed="0" w:uiPriority="0" w:semiHidden="0" w:name="Block Text"/>
-    <w:lsdException w:unhideWhenUsed="0" w:uiPriority="0" w:semiHidden="0" w:name="Hyperlink"/>
-    <w:lsdException w:unhideWhenUsed="0" w:uiPriority="0" w:semiHidden="0" w:name="FollowedHyperlink"/>
-    <w:lsdException w:qFormat="1" w:unhideWhenUsed="0" w:uiPriority="0" w:semiHidden="0" w:name="Strong"/>
-    <w:lsdException w:qFormat="1" w:unhideWhenUsed="0" w:uiPriority="0" w:semiHidden="0" w:name="Emphasis"/>
-    <w:lsdException w:unhideWhenUsed="0" w:uiPriority="0" w:semiHidden="0" w:name="Document Map"/>
-    <w:lsdException w:unhideWhenUsed="0" w:uiPriority="0" w:semiHidden="0" w:name="Plain Text"/>
-    <w:lsdException w:unhideWhenUsed="0" w:uiPriority="0" w:semiHidden="0" w:name="E-mail Signature"/>
-    <w:lsdException w:qFormat="1" w:unhideWhenUsed="0" w:uiPriority="0" w:semiHidden="0" w:name="Normal (Web)"/>
-    <w:lsdException w:unhideWhenUsed="0" w:uiPriority="0" w:semiHidden="0" w:name="HTML Acronym"/>
-    <w:lsdException w:unhideWhenUsed="0" w:uiPriority="0" w:semiHidden="0" w:name="HTML Address"/>
-    <w:lsdException w:unhideWhenUsed="0" w:uiPriority="0" w:semiHidden="0" w:name="HTML Cite"/>
-    <w:lsdException w:unhideWhenUsed="0" w:uiPriority="0" w:semiHidden="0" w:name="HTML Code"/>
-    <w:lsdException w:unhideWhenUsed="0" w:uiPriority="0" w:semiHidden="0" w:name="HTML Definition"/>
-    <w:lsdException w:unhideWhenUsed="0" w:uiPriority="0" w:semiHidden="0" w:name="HTML Keyboard"/>
-    <w:lsdException w:unhideWhenUsed="0" w:uiPriority="0" w:semiHidden="0" w:name="HTML Preformatted"/>
-    <w:lsdException w:unhideWhenUsed="0" w:uiPriority="0" w:semiHidden="0" w:name="HTML Sample"/>
-    <w:lsdException w:unhideWhenUsed="0" w:uiPriority="0" w:semiHidden="0" w:name="HTML Typewriter"/>
-    <w:lsdException w:unhideWhenUsed="0" w:uiPriority="0" w:semiHidden="0" w:name="HTML Variable"/>
-    <w:lsdException w:qFormat="1" w:unhideWhenUsed="0" w:uiPriority="0" w:name="Normal Table"/>
-    <w:lsdException w:unhideWhenUsed="0" w:uiPriority="0" w:semiHidden="0" w:name="annotation subject"/>
-    <w:lsdException w:unhideWhenUsed="0" w:uiPriority="0" w:semiHidden="0" w:name="Table Simple 1"/>
-    <w:lsdException w:unhideWhenUsed="0" w:uiPriority="0" w:semiHidden="0" w:name="Table Simple 2"/>
-    <w:lsdException w:unhideWhenUsed="0" w:uiPriority="0" w:semiHidden="0" w:name="Table Simple 3"/>
-    <w:lsdException w:unhideWhenUsed="0" w:uiPriority="0" w:semiHidden="0" w:name="Table Classic 1"/>
-    <w:lsdException w:unhideWhenUsed="0" w:uiPriority="0" w:semiHidden="0" w:name="Table Classic 2"/>
-    <w:lsdException w:unhideWhenUsed="0" w:uiPriority="0" w:semiHidden="0" w:name="Table Classic 3"/>
-    <w:lsdException w:unhideWhenUsed="0" w:uiPriority="0" w:semiHidden="0" w:name="Table Classic 4"/>
-    <w:lsdException w:unhideWhenUsed="0" w:uiPriority="0" w:semiHidden="0" w:name="Table Colorful 1"/>
-    <w:lsdException w:unhideWhenUsed="0" w:uiPriority="0" w:semiHidden="0" w:name="Table Colorful 2"/>
-    <w:lsdException w:unhideWhenUsed="0" w:uiPriority="0" w:semiHidden="0" w:name="Table Colorful 3"/>
-    <w:lsdException w:unhideWhenUsed="0" w:uiPriority="0" w:semiHidden="0" w:name="Table Columns 1"/>
-    <w:lsdException w:unhideWhenUsed="0" w:uiPriority="0" w:semiHidden="0" w:name="Table Columns 2"/>
-    <w:lsdException w:unhideWhenUsed="0" w:uiPriority="0" w:semiHidden="0" w:name="Table Columns 3"/>
-    <w:lsdException w:unhideWhenUsed="0" w:uiPriority="0" w:semiHidden="0" w:name="Table Columns 4"/>
-    <w:lsdException w:unhideWhenUsed="0" w:uiPriority="0" w:semiHidden="0" w:name="Table Columns 5"/>
-    <w:lsdException w:unhideWhenUsed="0" w:uiPriority="0" w:semiHidden="0" w:name="Table Grid 1"/>
-    <w:lsdException w:unhideWhenUsed="0" w:uiPriority="0" w:semiHidden="0" w:name="Table Grid 2"/>
-    <w:lsdException w:unhideWhenUsed="0" w:uiPriority="0" w:semiHidden="0" w:name="Table Grid 3"/>
-    <w:lsdException w:unhideWhenUsed="0" w:uiPriority="0" w:semiHidden="0" w:name="Table Grid 4"/>
-    <w:lsdException w:unhideWhenUsed="0" w:uiPriority="0" w:semiHidden="0" w:name="Table Grid 5"/>
-    <w:lsdException w:unhideWhenUsed="0" w:uiPriority="0" w:semiHidden="0" w:name="Table Grid 6"/>
-    <w:lsdException w:unhideWhenUsed="0" w:uiPriority="0" w:semiHidden="0" w:name="Table Grid 7"/>
-    <w:lsdException w:unhideWhenUsed="0" w:uiPriority="0" w:semiHidden="0" w:name="Table Grid 8"/>
-    <w:lsdException w:unhideWhenUsed="0" w:uiPriority="0" w:semiHidden="0" w:name="Table List 1"/>
-    <w:lsdException w:unhideWhenUsed="0" w:uiPriority="0" w:semiHidden="0" w:name="Table List 2"/>
-    <w:lsdException w:unhideWhenUsed="0" w:uiPriority="0" w:semiHidden="0" w:name="Table List 3"/>
-    <w:lsdException w:unhideWhenUsed="0" w:uiPriority="0" w:semiHidden="0" w:name="Table List 4"/>
-    <w:lsdException w:unhideWhenUsed="0" w:uiPriority="0" w:semiHidden="0" w:name="Table List 5"/>
-    <w:lsdException w:unhideWhenUsed="0" w:uiPriority="0" w:semiHidden="0" w:name="Table List 6"/>
-    <w:lsdException w:unhideWhenUsed="0" w:uiPriority="0" w:semiHidden="0" w:name="Table List 7"/>
-    <w:lsdException w:unhideWhenUsed="0" w:uiPriority="0" w:semiHidden="0" w:name="Table List 8"/>
-    <w:lsdException w:unhideWhenUsed="0" w:uiPriority="0" w:semiHidden="0" w:name="Table 3D effects 1"/>
-    <w:lsdException w:unhideWhenUsed="0" w:uiPriority="0" w:semiHidden="0" w:name="Table 3D effects 2"/>
-    <w:lsdException w:unhideWhenUsed="0" w:uiPriority="0" w:semiHidden="0" w:name="Table 3D effects 3"/>
-    <w:lsdException w:unhideWhenUsed="0" w:uiPriority="0" w:semiHidden="0" w:name="Table Contemporary"/>
-    <w:lsdException w:unhideWhenUsed="0" w:uiPriority="0" w:semiHidden="0" w:name="Table Elegant"/>
-    <w:lsdException w:unhideWhenUsed="0" w:uiPriority="0" w:semiHidden="0" w:name="Table Professional"/>
-    <w:lsdException w:unhideWhenUsed="0" w:uiPriority="0" w:semiHidden="0" w:name="Table Subtle 1"/>
-    <w:lsdException w:unhideWhenUsed="0" w:uiPriority="0" w:semiHidden="0" w:name="Table Subtle 2"/>
-    <w:lsdException w:unhideWhenUsed="0" w:uiPriority="0" w:semiHidden="0" w:name="Table Web 1"/>
-    <w:lsdException w:unhideWhenUsed="0" w:uiPriority="0" w:semiHidden="0" w:name="Table Web 2"/>
-    <w:lsdException w:unhideWhenUsed="0" w:uiPriority="0" w:semiHidden="0" w:name="Table Web 3"/>
-    <w:lsdException w:unhideWhenUsed="0" w:uiPriority="0" w:semiHidden="0" w:name="Balloon Text"/>
-    <w:lsdException w:qFormat="1" w:unhideWhenUsed="0" w:uiPriority="0" w:semiHidden="0" w:name="Table Grid"/>
-    <w:lsdException w:unhideWhenUsed="0" w:uiPriority="0" w:semiHidden="0" w:name="Table Theme"/>
-    <w:lsdException w:unhideWhenUsed="0" w:uiPriority="60" w:semiHidden="0" w:name="Light Shading"/>
-    <w:lsdException w:unhideWhenUsed="0" w:uiPriority="61" w:semiHidden="0" w:name="Light List"/>
-    <w:lsdException w:unhideWhenUsed="0" w:uiPriority="62" w:semiHidden="0" w:name="Light Grid"/>
-    <w:lsdException w:unhideWhenUsed="0" w:uiPriority="63" w:semiHidden="0" w:name="Medium Shading 1"/>
-    <w:lsdException w:unhideWhenUsed="0" w:uiPriority="64" w:semiHidden="0" w:name="Medium Shading 2"/>
-    <w:lsdException w:unhideWhenUsed="0" w:uiPriority="65" w:semiHidden="0" w:name="Medium List 1"/>
-    <w:lsdException w:unhideWhenUsed="0" w:uiPriority="66" w:semiHidden="0" w:name="Medium List 2"/>
-    <w:lsdException w:unhideWhenUsed="0" w:uiPriority="67" w:semiHidden="0" w:name="Medium Grid 1"/>
-    <w:lsdException w:unhideWhenUsed="0" w:uiPriority="68" w:semiHidden="0" w:name="Medium Grid 2"/>
-    <w:lsdException w:unhideWhenUsed="0" w:uiPriority="69" w:semiHidden="0" w:name="Medium Grid 3"/>
-    <w:lsdException w:unhideWhenUsed="0" w:uiPriority="70" w:semiHidden="0" w:name="Dark List"/>
-    <w:lsdException w:unhideWhenUsed="0" w:uiPriority="71" w:semiHidden="0" w:name="Colorful Shading"/>
-    <w:lsdException w:unhideWhenUsed="0" w:uiPriority="72" w:semiHidden="0" w:name="Colorful List"/>
-    <w:lsdException w:unhideWhenUsed="0" w:uiPriority="73" w:semiHidden="0" w:name="Colorful Grid"/>
-    <w:lsdException w:unhideWhenUsed="0" w:uiPriority="60" w:semiHidden="0" w:name="Light Shading Accent 1"/>
-    <w:lsdException w:unhideWhenUsed="0" w:uiPriority="61" w:semiHidden="0" w:name="Light List Accent 1"/>
-    <w:lsdException w:unhideWhenUsed="0" w:uiPriority="62" w:semiHidden="0" w:name="Light Grid Accent 1"/>
-    <w:lsdException w:unhideWhenUsed="0" w:uiPriority="63" w:semiHidden="0" w:name="Medium Shading 1 Accent 1"/>
-    <w:lsdException w:unhideWhenUsed="0" w:uiPriority="64" w:semiHidden="0" w:name="Medium Shading 2 Accent 1"/>
-    <w:lsdException w:unhideWhenUsed="0" w:uiPriority="65" w:semiHidden="0" w:name="Medium List 1 Accent 1"/>
-    <w:lsdException w:unhideWhenUsed="0" w:uiPriority="66" w:semiHidden="0" w:name="Medium List 2 Accent 1"/>
-    <w:lsdException w:unhideWhenUsed="0" w:uiPriority="67" w:semiHidden="0" w:name="Medium Grid 1 Accent 1"/>
-    <w:lsdException w:unhideWhenUsed="0" w:uiPriority="68" w:semiHidden="0" w:name="Medium Grid 2 Accent 1"/>
-    <w:lsdException w:unhideWhenUsed="0" w:uiPriority="69" w:semiHidden="0" w:name="Medium Grid 3 Accent 1"/>
-    <w:lsdException w:unhideWhenUsed="0" w:uiPriority="70" w:semiHidden="0" w:name="Dark List Accent 1"/>
-    <w:lsdException w:unhideWhenUsed="0" w:uiPriority="71" w:semiHidden="0" w:name="Colorful Shading Accent 1"/>
-    <w:lsdException w:unhideWhenUsed="0" w:uiPriority="72" w:semiHidden="0" w:name="Colorful List Accent 1"/>
-    <w:lsdException w:unhideWhenUsed="0" w:uiPriority="73" w:semiHidden="0" w:name="Colorful Grid Accent 1"/>
-    <w:lsdException w:unhideWhenUsed="0" w:uiPriority="60" w:semiHidden="0" w:name="Light Shading Accent 2"/>
-    <w:lsdException w:unhideWhenUsed="0" w:uiPriority="61" w:semiHidden="0" w:name="Light List Accent 2"/>
-    <w:lsdException w:unhideWhenUsed="0" w:uiPriority="62" w:semiHidden="0" w:name="Light Grid Accent 2"/>
-    <w:lsdException w:unhideWhenUsed="0" w:uiPriority="63" w:semiHidden="0" w:name="Medium Shading 1 Accent 2"/>
-    <w:lsdException w:unhideWhenUsed="0" w:uiPriority="64" w:semiHidden="0" w:name="Medium Shading 2 Accent 2"/>
-    <w:lsdException w:unhideWhenUsed="0" w:uiPriority="65" w:semiHidden="0" w:name="Medium List 1 Accent 2"/>
-    <w:lsdException w:unhideWhenUsed="0" w:uiPriority="66" w:semiHidden="0" w:name="Medium List 2 Accent 2"/>
-    <w:lsdException w:unhideWhenUsed="0" w:uiPriority="67" w:semiHidden="0" w:name="Medium Grid 1 Accent 2"/>
-    <w:lsdException w:unhideWhenUsed="0" w:uiPriority="68" w:semiHidden="0" w:name="Medium Grid 2 Accent 2"/>
-    <w:lsdException w:unhideWhenUsed="0" w:uiPriority="69" w:semiHidden="0" w:name="Medium Grid 3 Accent 2"/>
-    <w:lsdException w:unhideWhenUsed="0" w:uiPriority="70" w:semiHidden="0" w:name="Dark List Accent 2"/>
-    <w:lsdException w:unhideWhenUsed="0" w:uiPriority="71" w:semiHidden="0" w:name="Colorful Shading Accent 2"/>
-    <w:lsdException w:unhideWhenUsed="0" w:uiPriority="72" w:semiHidden="0" w:name="Colorful List Accent 2"/>
-    <w:lsdException w:unhideWhenUsed="0" w:uiPriority="73" w:semiHidden="0" w:name="Colorful Grid Accent 2"/>
-    <w:lsdException w:unhideWhenUsed="0" w:uiPriority="60" w:semiHidden="0" w:name="Light Shading Accent 3"/>
-    <w:lsdException w:unhideWhenUsed="0" w:uiPriority="61" w:semiHidden="0" w:name="Light List Accent 3"/>
-    <w:lsdException w:unhideWhenUsed="0" w:uiPriority="62" w:semiHidden="0" w:name="Light Grid Accent 3"/>
-    <w:lsdException w:unhideWhenUsed="0" w:uiPriority="63" w:semiHidden="0" w:name="Medium Shading 1 Accent 3"/>
-    <w:lsdException w:unhideWhenUsed="0" w:uiPriority="64" w:semiHidden="0" w:name="Medium Shading 2 Accent 3"/>
-    <w:lsdException w:unhideWhenUsed="0" w:uiPriority="65" w:semiHidden="0" w:name="Medium List 1 Accent 3"/>
-    <w:lsdException w:unhideWhenUsed="0" w:uiPriority="66" w:semiHidden="0" w:name="Medium List 2 Accent 3"/>
-    <w:lsdException w:unhideWhenUsed="0" w:uiPriority="67" w:semiHidden="0" w:name="Medium Grid 1 Accent 3"/>
-    <w:lsdException w:unhideWhenUsed="0" w:uiPriority="68" w:semiHidden="0" w:name="Medium Grid 2 Accent 3"/>
-    <w:lsdException w:unhideWhenUsed="0" w:uiPriority="69" w:semiHidden="0" w:name="Medium Grid 3 Accent 3"/>
-    <w:lsdException w:unhideWhenUsed="0" w:uiPriority="70" w:semiHidden="0" w:name="Dark List Accent 3"/>
-    <w:lsdException w:unhideWhenUsed="0" w:uiPriority="71" w:semiHidden="0" w:name="Colorful Shading Accent 3"/>
-    <w:lsdException w:unhideWhenUsed="0" w:uiPriority="72" w:semiHidden="0" w:name="Colorful List Accent 3"/>
-    <w:lsdException w:unhideWhenUsed="0" w:uiPriority="73" w:semiHidden="0" w:name="Colorful Grid Accent 3"/>
-    <w:lsdException w:unhideWhenUsed="0" w:uiPriority="60" w:semiHidden="0" w:name="Light Shading Accent 4"/>
-    <w:lsdException w:unhideWhenUsed="0" w:uiPriority="61" w:semiHidden="0" w:name="Light List Accent 4"/>
-    <w:lsdException w:unhideWhenUsed="0" w:uiPriority="62" w:semiHidden="0" w:name="Light Grid Accent 4"/>
-    <w:lsdException w:unhideWhenUsed="0" w:uiPriority="63" w:semiHidden="0" w:name="Medium Shading 1 Accent 4"/>
-    <w:lsdException w:unhideWhenUsed="0" w:uiPriority="64" w:semiHidden="0" w:name="Medium Shading 2 Accent 4"/>
-    <w:lsdException w:unhideWhenUsed="0" w:uiPriority="65" w:semiHidden="0" w:name="Medium List 1 Accent 4"/>
-    <w:lsdException w:unhideWhenUsed="0" w:uiPriority="66" w:semiHidden="0" w:name="Medium List 2 Accent 4"/>
-    <w:lsdException w:unhideWhenUsed="0" w:uiPriority="67" w:semiHidden="0" w:name="Medium Grid 1 Accent 4"/>
-    <w:lsdException w:unhideWhenUsed="0" w:uiPriority="68" w:semiHidden="0" w:name="Medium Grid 2 Accent 4"/>
-    <w:lsdException w:unhideWhenUsed="0" w:uiPriority="69" w:semiHidden="0" w:name="Medium Grid 3 Accent 4"/>
-    <w:lsdException w:unhideWhenUsed="0" w:uiPriority="70" w:semiHidden="0" w:name="Dark List Accent 4"/>
-    <w:lsdException w:unhideWhenUsed="0" w:uiPriority="71" w:semiHidden="0" w:name="Colorful Shading Accent 4"/>
-    <w:lsdException w:unhideWhenUsed="0" w:uiPriority="72" w:semiHidden="0" w:name="Colorful List Accent 4"/>
-    <w:lsdException w:unhideWhenUsed="0" w:uiPriority="73" w:semiHidden="0" w:name="Colorful Grid Accent 4"/>
-    <w:lsdException w:unhideWhenUsed="0" w:uiPriority="60" w:semiHidden="0" w:name="Light Shading Accent 5"/>
-    <w:lsdException w:unhideWhenUsed="0" w:uiPriority="61" w:semiHidden="0" w:name="Light List Accent 5"/>
-    <w:lsdException w:unhideWhenUsed="0" w:uiPriority="62" w:semiHidden="0" w:name="Light Grid Accent 5"/>
-    <w:lsdException w:unhideWhenUsed="0" w:uiPriority="63" w:semiHidden="0" w:name="Medium Shading 1 Accent 5"/>
-    <w:lsdException w:unhideWhenUsed="0" w:uiPriority="64" w:semiHidden="0" w:name="Medium Shading 2 Accent 5"/>
-    <w:lsdException w:unhideWhenUsed="0" w:uiPriority="65" w:semiHidden="0" w:name="Medium List 1 Accent 5"/>
-    <w:lsdException w:unhideWhenUsed="0" w:uiPriority="66" w:semiHidden="0" w:name="Medium List 2 Accent 5"/>
-    <w:lsdException w:unhideWhenUsed="0" w:uiPriority="67" w:semiHidden="0" w:name="Medium Grid 1 Accent 5"/>
-    <w:lsdException w:unhideWhenUsed="0" w:uiPriority="68" w:semiHidden="0" w:name="Medium Grid 2 Accent 5"/>
-    <w:lsdException w:unhideWhenUsed="0" w:uiPriority="69" w:semiHidden="0" w:name="Medium Grid 3 Accent 5"/>
-    <w:lsdException w:unhideWhenUsed="0" w:uiPriority="70" w:semiHidden="0" w:name="Dark List Accent 5"/>
-    <w:lsdException w:unhideWhenUsed="0" w:uiPriority="71" w:semiHidden="0" w:name="Colorful Shading Accent 5"/>
-    <w:lsdException w:unhideWhenUsed="0" w:uiPriority="72" w:semiHidden="0" w:name="Colorful List Accent 5"/>
-    <w:lsdException w:unhideWhenUsed="0" w:uiPriority="73" w:semiHidden="0" w:name="Colorful Grid Accent 5"/>
-    <w:lsdException w:unhideWhenUsed="0" w:uiPriority="60" w:semiHidden="0" w:name="Light Shading Accent 6"/>
-    <w:lsdException w:unhideWhenUsed="0" w:uiPriority="61" w:semiHidden="0" w:name="Light List Accent 6"/>
-    <w:lsdException w:unhideWhenUsed="0" w:uiPriority="62" w:semiHidden="0" w:name="Light Grid Accent 6"/>
-    <w:lsdException w:unhideWhenUsed="0" w:uiPriority="63" w:semiHidden="0" w:name="Medium Shading 1 Accent 6"/>
-    <w:lsdException w:unhideWhenUsed="0" w:uiPriority="64" w:semiHidden="0" w:name="Medium Shading 2 Accent 6"/>
-    <w:lsdException w:unhideWhenUsed="0" w:uiPriority="65" w:semiHidden="0" w:name="Medium List 1 Accent 6"/>
-    <w:lsdException w:unhideWhenUsed="0" w:uiPriority="66" w:semiHidden="0" w:name="Medium List 2 Accent 6"/>
-    <w:lsdException w:unhideWhenUsed="0" w:uiPriority="67" w:semiHidden="0" w:name="Medium Grid 1 Accent 6"/>
-    <w:lsdException w:unhideWhenUsed="0" w:uiPriority="68" w:semiHidden="0" w:name="Medium Grid 2 Accent 6"/>
-    <w:lsdException w:unhideWhenUsed="0" w:uiPriority="69" w:semiHidden="0" w:name="Medium Grid 3 Accent 6"/>
-    <w:lsdException w:unhideWhenUsed="0" w:uiPriority="70" w:semiHidden="0" w:name="Dark List Accent 6"/>
-    <w:lsdException w:unhideWhenUsed="0" w:uiPriority="71" w:semiHidden="0" w:name="Colorful Shading Accent 6"/>
-    <w:lsdException w:unhideWhenUsed="0" w:uiPriority="72" w:semiHidden="0" w:name="Colorful List Accent 6"/>
-    <w:lsdException w:unhideWhenUsed="0" w:uiPriority="73" w:semiHidden="0" w:name="Colorful Grid Accent 6"/>
+  <w:latentStyles w:defLockedState="0" w:defUIPriority="99" w:defSemiHidden="1" w:defUnhideWhenUsed="1" w:defQFormat="0" w:count="260">
+    <w:lsdException w:name="Normal" w:semiHidden="0" w:uiPriority="0" w:unhideWhenUsed="0" w:qFormat="1"/>
+    <w:lsdException w:name="heading 1" w:semiHidden="0" w:uiPriority="0" w:unhideWhenUsed="0" w:qFormat="1"/>
+    <w:lsdException w:name="heading 2" w:semiHidden="0" w:uiPriority="0" w:qFormat="1"/>
+    <w:lsdException w:name="heading 3" w:uiPriority="0" w:qFormat="1"/>
+    <w:lsdException w:name="heading 4" w:semiHidden="0" w:uiPriority="0" w:qFormat="1"/>
+    <w:lsdException w:name="heading 5" w:uiPriority="0" w:qFormat="1"/>
+    <w:lsdException w:name="heading 6" w:uiPriority="0" w:qFormat="1"/>
+    <w:lsdException w:name="heading 7" w:uiPriority="0" w:qFormat="1"/>
+    <w:lsdException w:name="heading 8" w:uiPriority="0" w:qFormat="1"/>
+    <w:lsdException w:name="heading 9" w:uiPriority="0" w:qFormat="1"/>
+    <w:lsdException w:name="index 1" w:semiHidden="0" w:uiPriority="0" w:unhideWhenUsed="0"/>
+    <w:lsdException w:name="index 2" w:semiHidden="0" w:uiPriority="0" w:unhideWhenUsed="0"/>
+    <w:lsdException w:name="index 3" w:semiHidden="0" w:uiPriority="0" w:unhideWhenUsed="0"/>
+    <w:lsdException w:name="index 4" w:semiHidden="0" w:uiPriority="0" w:unhideWhenUsed="0"/>
+    <w:lsdException w:name="index 5" w:semiHidden="0" w:uiPriority="0" w:unhideWhenUsed="0"/>
+    <w:lsdException w:name="index 6" w:semiHidden="0" w:uiPriority="0" w:unhideWhenUsed="0"/>
+    <w:lsdException w:name="index 7" w:semiHidden="0" w:uiPriority="0" w:unhideWhenUsed="0"/>
+    <w:lsdException w:name="index 8" w:semiHidden="0" w:uiPriority="0" w:unhideWhenUsed="0"/>
+    <w:lsdException w:name="index 9" w:semiHidden="0" w:uiPriority="0" w:unhideWhenUsed="0"/>
+    <w:lsdException w:name="toc 1" w:semiHidden="0" w:uiPriority="0" w:unhideWhenUsed="0" w:qFormat="1"/>
+    <w:lsdException w:name="toc 2" w:semiHidden="0" w:uiPriority="0" w:unhideWhenUsed="0" w:qFormat="1"/>
+    <w:lsdException w:name="toc 3" w:semiHidden="0" w:uiPriority="0" w:unhideWhenUsed="0" w:qFormat="1"/>
+    <w:lsdException w:name="toc 4" w:semiHidden="0" w:uiPriority="0" w:unhideWhenUsed="0"/>
+    <w:lsdException w:name="toc 5" w:semiHidden="0" w:uiPriority="0" w:unhideWhenUsed="0"/>
+    <w:lsdException w:name="toc 6" w:semiHidden="0" w:uiPriority="0" w:unhideWhenUsed="0"/>
+    <w:lsdException w:name="toc 7" w:semiHidden="0" w:uiPriority="0" w:unhideWhenUsed="0"/>
+    <w:lsdException w:name="toc 8" w:semiHidden="0" w:uiPriority="0" w:unhideWhenUsed="0"/>
+    <w:lsdException w:name="toc 9" w:semiHidden="0" w:uiPriority="0" w:unhideWhenUsed="0"/>
+    <w:lsdException w:name="Normal Indent" w:semiHidden="0" w:uiPriority="0" w:unhideWhenUsed="0"/>
+    <w:lsdException w:name="footnote text" w:semiHidden="0" w:uiPriority="0" w:unhideWhenUsed="0"/>
+    <w:lsdException w:name="annotation text" w:semiHidden="0" w:uiPriority="0" w:unhideWhenUsed="0" w:qFormat="1"/>
+    <w:lsdException w:name="header" w:semiHidden="0" w:uiPriority="0" w:unhideWhenUsed="0" w:qFormat="1"/>
+    <w:lsdException w:name="footer" w:semiHidden="0" w:uiPriority="0" w:unhideWhenUsed="0" w:qFormat="1"/>
+    <w:lsdException w:name="index heading" w:semiHidden="0" w:uiPriority="0" w:unhideWhenUsed="0"/>
+    <w:lsdException w:name="caption" w:uiPriority="0" w:qFormat="1"/>
+    <w:lsdException w:name="table of figures" w:semiHidden="0" w:uiPriority="0" w:unhideWhenUsed="0"/>
+    <w:lsdException w:name="envelope address" w:semiHidden="0" w:uiPriority="0" w:unhideWhenUsed="0"/>
+    <w:lsdException w:name="envelope return" w:semiHidden="0" w:uiPriority="0" w:unhideWhenUsed="0"/>
+    <w:lsdException w:name="footnote reference" w:semiHidden="0" w:uiPriority="0" w:unhideWhenUsed="0"/>
+    <w:lsdException w:name="annotation reference" w:semiHidden="0" w:uiPriority="0" w:unhideWhenUsed="0"/>
+    <w:lsdException w:name="line number" w:semiHidden="0" w:uiPriority="0" w:unhideWhenUsed="0"/>
+    <w:lsdException w:name="page number" w:semiHidden="0" w:uiPriority="0" w:unhideWhenUsed="0"/>
+    <w:lsdException w:name="endnote reference" w:semiHidden="0" w:uiPriority="0" w:unhideWhenUsed="0"/>
+    <w:lsdException w:name="endnote text" w:semiHidden="0" w:uiPriority="0" w:unhideWhenUsed="0"/>
+    <w:lsdException w:name="table of authorities" w:semiHidden="0" w:uiPriority="0" w:unhideWhenUsed="0"/>
+    <w:lsdException w:name="macro" w:semiHidden="0" w:uiPriority="0" w:unhideWhenUsed="0"/>
+    <w:lsdException w:name="toa heading" w:semiHidden="0" w:uiPriority="0" w:unhideWhenUsed="0"/>
+    <w:lsdException w:name="List" w:semiHidden="0" w:uiPriority="0" w:unhideWhenUsed="0"/>
+    <w:lsdException w:name="List Bullet" w:semiHidden="0" w:uiPriority="0" w:unhideWhenUsed="0"/>
+    <w:lsdException w:name="List Number" w:semiHidden="0" w:uiPriority="0" w:unhideWhenUsed="0"/>
+    <w:lsdException w:name="List 2" w:semiHidden="0" w:uiPriority="0" w:unhideWhenUsed="0"/>
+    <w:lsdException w:name="List 3" w:semiHidden="0" w:uiPriority="0" w:unhideWhenUsed="0"/>
+    <w:lsdException w:name="List 4" w:semiHidden="0" w:uiPriority="0" w:unhideWhenUsed="0"/>
+    <w:lsdException w:name="List 5" w:semiHidden="0" w:uiPriority="0" w:unhideWhenUsed="0"/>
+    <w:lsdException w:name="List Bullet 2" w:semiHidden="0" w:uiPriority="0" w:unhideWhenUsed="0"/>
+    <w:lsdException w:name="List Bullet 3" w:semiHidden="0" w:uiPriority="0" w:unhideWhenUsed="0"/>
+    <w:lsdException w:name="List Bullet 4" w:semiHidden="0" w:uiPriority="0" w:unhideWhenUsed="0"/>
+    <w:lsdException w:name="List Bullet 5" w:semiHidden="0" w:uiPriority="0" w:unhideWhenUsed="0"/>
+    <w:lsdException w:name="List Number 2" w:semiHidden="0" w:uiPriority="0" w:unhideWhenUsed="0"/>
+    <w:lsdException w:name="List Number 3" w:semiHidden="0" w:uiPriority="0" w:unhideWhenUsed="0"/>
+    <w:lsdException w:name="List Number 4" w:semiHidden="0" w:uiPriority="0" w:unhideWhenUsed="0"/>
+    <w:lsdException w:name="List Number 5" w:semiHidden="0" w:uiPriority="0" w:unhideWhenUsed="0"/>
+    <w:lsdException w:name="Title" w:semiHidden="0" w:uiPriority="0" w:unhideWhenUsed="0" w:qFormat="1"/>
+    <w:lsdException w:name="Closing" w:semiHidden="0" w:uiPriority="0" w:unhideWhenUsed="0"/>
+    <w:lsdException w:name="Signature" w:semiHidden="0" w:uiPriority="0" w:unhideWhenUsed="0"/>
+    <w:lsdException w:name="Default Paragraph Font" w:uiPriority="0" w:unhideWhenUsed="0" w:qFormat="1"/>
+    <w:lsdException w:name="Body Text" w:uiPriority="0" w:unhideWhenUsed="0" w:qFormat="1"/>
+    <w:lsdException w:name="Body Text Indent" w:semiHidden="0" w:uiPriority="0" w:unhideWhenUsed="0"/>
+    <w:lsdException w:name="List Continue" w:semiHidden="0" w:uiPriority="0" w:unhideWhenUsed="0"/>
+    <w:lsdException w:name="List Continue 2" w:semiHidden="0" w:uiPriority="0" w:unhideWhenUsed="0"/>
+    <w:lsdException w:name="List Continue 3" w:semiHidden="0" w:uiPriority="0" w:unhideWhenUsed="0"/>
+    <w:lsdException w:name="List Continue 4" w:semiHidden="0" w:uiPriority="0" w:unhideWhenUsed="0"/>
+    <w:lsdException w:name="List Continue 5" w:semiHidden="0" w:uiPriority="0" w:unhideWhenUsed="0"/>
+    <w:lsdException w:name="Message Header" w:semiHidden="0" w:uiPriority="0" w:unhideWhenUsed="0"/>
+    <w:lsdException w:name="Subtitle" w:semiHidden="0" w:uiPriority="0" w:unhideWhenUsed="0" w:qFormat="1"/>
+    <w:lsdException w:name="Salutation" w:semiHidden="0" w:uiPriority="0" w:unhideWhenUsed="0"/>
+    <w:lsdException w:name="Date" w:semiHidden="0" w:uiPriority="0" w:unhideWhenUsed="0"/>
+    <w:lsdException w:name="Body Text First Indent" w:semiHidden="0" w:uiPriority="0" w:unhideWhenUsed="0"/>
+    <w:lsdException w:name="Body Text First Indent 2" w:semiHidden="0" w:uiPriority="0" w:unhideWhenUsed="0"/>
+    <w:lsdException w:name="Body Text 2" w:semiHidden="0" w:uiPriority="0" w:unhideWhenUsed="0"/>
+    <w:lsdException w:name="Body Text 3" w:semiHidden="0" w:uiPriority="0" w:unhideWhenUsed="0"/>
+    <w:lsdException w:name="Body Text Indent 2" w:semiHidden="0" w:uiPriority="0" w:unhideWhenUsed="0"/>
+    <w:lsdException w:name="Body Text Indent 3" w:semiHidden="0" w:uiPriority="0" w:unhideWhenUsed="0"/>
+    <w:lsdException w:name="Block Text" w:semiHidden="0" w:uiPriority="0" w:unhideWhenUsed="0"/>
+    <w:lsdException w:name="Hyperlink" w:semiHidden="0" w:uiPriority="0" w:unhideWhenUsed="0"/>
+    <w:lsdException w:name="FollowedHyperlink" w:semiHidden="0" w:uiPriority="0" w:unhideWhenUsed="0"/>
+    <w:lsdException w:name="Strong" w:semiHidden="0" w:uiPriority="0" w:unhideWhenUsed="0" w:qFormat="1"/>
+    <w:lsdException w:name="Emphasis" w:semiHidden="0" w:uiPriority="0" w:unhideWhenUsed="0" w:qFormat="1"/>
+    <w:lsdException w:name="Document Map" w:semiHidden="0" w:uiPriority="0" w:unhideWhenUsed="0"/>
+    <w:lsdException w:name="Plain Text" w:semiHidden="0" w:uiPriority="0" w:unhideWhenUsed="0"/>
+    <w:lsdException w:name="E-mail Signature" w:semiHidden="0" w:uiPriority="0" w:unhideWhenUsed="0"/>
+    <w:lsdException w:name="Normal (Web)" w:semiHidden="0" w:uiPriority="0" w:unhideWhenUsed="0" w:qFormat="1"/>
+    <w:lsdException w:name="HTML Acronym" w:semiHidden="0" w:uiPriority="0" w:unhideWhenUsed="0"/>
+    <w:lsdException w:name="HTML Address" w:semiHidden="0" w:uiPriority="0" w:unhideWhenUsed="0"/>
+    <w:lsdException w:name="HTML Cite" w:semiHidden="0" w:uiPriority="0" w:unhideWhenUsed="0"/>
+    <w:lsdException w:name="HTML Code" w:semiHidden="0" w:uiPriority="0" w:unhideWhenUsed="0"/>
+    <w:lsdException w:name="HTML Definition" w:semiHidden="0" w:uiPriority="0" w:unhideWhenUsed="0"/>
+    <w:lsdException w:name="HTML Keyboard" w:semiHidden="0" w:uiPriority="0" w:unhideWhenUsed="0"/>
+    <w:lsdException w:name="HTML Preformatted" w:semiHidden="0" w:uiPriority="0" w:unhideWhenUsed="0"/>
+    <w:lsdException w:name="HTML Sample" w:semiHidden="0" w:uiPriority="0" w:unhideWhenUsed="0"/>
+    <w:lsdException w:name="HTML Typewriter" w:semiHidden="0" w:uiPriority="0" w:unhideWhenUsed="0"/>
+    <w:lsdException w:name="HTML Variable" w:semiHidden="0" w:uiPriority="0" w:unhideWhenUsed="0"/>
+    <w:lsdException w:name="Normal Table" w:uiPriority="0" w:unhideWhenUsed="0" w:qFormat="1"/>
+    <w:lsdException w:name="annotation subject" w:semiHidden="0" w:uiPriority="0" w:unhideWhenUsed="0"/>
+    <w:lsdException w:name="Table Simple 1" w:semiHidden="0" w:uiPriority="0" w:unhideWhenUsed="0"/>
+    <w:lsdException w:name="Table Simple 2" w:semiHidden="0" w:uiPriority="0" w:unhideWhenUsed="0"/>
+    <w:lsdException w:name="Table Simple 3" w:semiHidden="0" w:uiPriority="0" w:unhideWhenUsed="0"/>
+    <w:lsdException w:name="Table Classic 1" w:semiHidden="0" w:uiPriority="0" w:unhideWhenUsed="0"/>
+    <w:lsdException w:name="Table Classic 2" w:semiHidden="0" w:uiPriority="0" w:unhideWhenUsed="0"/>
+    <w:lsdException w:name="Table Classic 3" w:semiHidden="0" w:uiPriority="0" w:unhideWhenUsed="0"/>
+    <w:lsdException w:name="Table Classic 4" w:semiHidden="0" w:uiPriority="0" w:unhideWhenUsed="0"/>
+    <w:lsdException w:name="Table Colorful 1" w:semiHidden="0" w:uiPriority="0" w:unhideWhenUsed="0"/>
+    <w:lsdException w:name="Table Colorful 2" w:semiHidden="0" w:uiPriority="0" w:unhideWhenUsed="0"/>
+    <w:lsdException w:name="Table Colorful 3" w:semiHidden="0" w:uiPriority="0" w:unhideWhenUsed="0"/>
+    <w:lsdException w:name="Table Columns 1" w:semiHidden="0" w:uiPriority="0" w:unhideWhenUsed="0"/>
+    <w:lsdException w:name="Table Columns 2" w:semiHidden="0" w:uiPriority="0" w:unhideWhenUsed="0"/>
+    <w:lsdException w:name="Table Columns 3" w:semiHidden="0" w:uiPriority="0" w:unhideWhenUsed="0"/>
+    <w:lsdException w:name="Table Columns 4" w:semiHidden="0" w:uiPriority="0" w:unhideWhenUsed="0"/>
+    <w:lsdException w:name="Table Columns 5" w:semiHidden="0" w:uiPriority="0" w:unhideWhenUsed="0"/>
+    <w:lsdException w:name="Table Grid 1" w:semiHidden="0" w:uiPriority="0" w:unhideWhenUsed="0"/>
+    <w:lsdException w:name="Table Grid 2" w:semiHidden="0" w:uiPriority="0" w:unhideWhenUsed="0"/>
+    <w:lsdException w:name="Table Grid 3" w:semiHidden="0" w:uiPriority="0" w:unhideWhenUsed="0"/>
+    <w:lsdException w:name="Table Grid 4" w:semiHidden="0" w:uiPriority="0" w:unhideWhenUsed="0"/>
+    <w:lsdException w:name="Table Grid 5" w:semiHidden="0" w:uiPriority="0" w:unhideWhenUsed="0"/>
+    <w:lsdException w:name="Table Grid 6" w:semiHidden="0" w:uiPriority="0" w:unhideWhenUsed="0"/>
+    <w:lsdException w:name="Table Grid 7" w:semiHidden="0" w:uiPriority="0" w:unhideWhenUsed="0"/>
+    <w:lsdException w:name="Table Grid 8" w:semiHidden="0" w:uiPriority="0" w:unhideWhenUsed="0"/>
+    <w:lsdException w:name="Table List 1" w:semiHidden="0" w:uiPriority="0" w:unhideWhenUsed="0"/>
+    <w:lsdException w:name="Table List 2" w:semiHidden="0" w:uiPriority="0" w:unhideWhenUsed="0"/>
+    <w:lsdException w:name="Table List 3" w:semiHidden="0" w:uiPriority="0" w:unhideWhenUsed="0"/>
+    <w:lsdException w:name="Table List 4" w:semiHidden="0" w:uiPriority="0" w:unhideWhenUsed="0"/>
+    <w:lsdException w:name="Table List 5" w:semiHidden="0" w:uiPriority="0" w:unhideWhenUsed="0"/>
+    <w:lsdException w:name="Table List 6" w:semiHidden="0" w:uiPriority="0" w:unhideWhenUsed="0"/>
+    <w:lsdException w:name="Table List 7" w:semiHidden="0" w:uiPriority="0" w:unhideWhenUsed="0"/>
+    <w:lsdException w:name="Table List 8" w:semiHidden="0" w:uiPriority="0" w:unhideWhenUsed="0"/>
+    <w:lsdException w:name="Table 3D effects 1" w:semiHidden="0" w:uiPriority="0" w:unhideWhenUsed="0"/>
+    <w:lsdException w:name="Table 3D effects 2" w:semiHidden="0" w:uiPriority="0" w:unhideWhenUsed="0"/>
+    <w:lsdException w:name="Table 3D effects 3" w:semiHidden="0" w:uiPriority="0" w:unhideWhenUsed="0"/>
+    <w:lsdException w:name="Table Contemporary" w:semiHidden="0" w:uiPriority="0" w:unhideWhenUsed="0"/>
+    <w:lsdException w:name="Table Elegant" w:semiHidden="0" w:uiPriority="0" w:unhideWhenUsed="0"/>
+    <w:lsdException w:name="Table Professional" w:semiHidden="0" w:uiPriority="0" w:unhideWhenUsed="0"/>
+    <w:lsdException w:name="Table Subtle 1" w:semiHidden="0" w:uiPriority="0" w:unhideWhenUsed="0"/>
+    <w:lsdException w:name="Table Subtle 2" w:semiHidden="0" w:uiPriority="0" w:unhideWhenUsed="0"/>
+    <w:lsdException w:name="Table Web 1" w:semiHidden="0" w:uiPriority="0" w:unhideWhenUsed="0"/>
+    <w:lsdException w:name="Table Web 2" w:semiHidden="0" w:uiPriority="0" w:unhideWhenUsed="0"/>
+    <w:lsdException w:name="Table Web 3" w:semiHidden="0" w:uiPriority="0" w:unhideWhenUsed="0"/>
+    <w:lsdException w:name="Balloon Text" w:semiHidden="0" w:uiPriority="0" w:unhideWhenUsed="0"/>
+    <w:lsdException w:name="Table Grid" w:semiHidden="0" w:uiPriority="0" w:unhideWhenUsed="0" w:qFormat="1"/>
+    <w:lsdException w:name="Table Theme" w:semiHidden="0" w:uiPriority="0" w:unhideWhenUsed="0"/>
+    <w:lsdException w:name="Light Shading" w:semiHidden="0" w:uiPriority="60" w:unhideWhenUsed="0"/>
+    <w:lsdException w:name="Light List" w:semiHidden="0" w:uiPriority="61" w:unhideWhenUsed="0"/>
+    <w:lsdException w:name="Light Grid" w:semiHidden="0" w:uiPriority="62" w:unhideWhenUsed="0"/>
+    <w:lsdException w:name="Medium Shading 1" w:semiHidden="0" w:uiPriority="63" w:unhideWhenUsed="0"/>
+    <w:lsdException w:name="Medium Shading 2" w:semiHidden="0" w:uiPriority="64" w:unhideWhenUsed="0"/>
+    <w:lsdException w:name="Medium List 1" w:semiHidden="0" w:uiPriority="65" w:unhideWhenUsed="0"/>
+    <w:lsdException w:name="Medium List 2" w:semiHidden="0" w:uiPriority="66" w:unhideWhenUsed="0"/>
+    <w:lsdException w:name="Medium Grid 1" w:semiHidden="0" w:uiPriority="67" w:unhideWhenUsed="0"/>
+    <w:lsdException w:name="Medium Grid 2" w:semiHidden="0" w:uiPriority="68" w:unhideWhenUsed="0"/>
+    <w:lsdException w:name="Medium Grid 3" w:semiHidden="0" w:uiPriority="69" w:unhideWhenUsed="0"/>
+    <w:lsdException w:name="Dark List" w:semiHidden="0" w:uiPriority="70" w:unhideWhenUsed="0"/>
+    <w:lsdException w:name="Colorful Shading" w:semiHidden="0" w:uiPriority="71" w:unhideWhenUsed="0"/>
+    <w:lsdException w:name="Colorful List" w:semiHidden="0" w:uiPriority="72" w:unhideWhenUsed="0"/>
+    <w:lsdException w:name="Colorful Grid" w:semiHidden="0" w:uiPriority="73" w:unhideWhenUsed="0"/>
+    <w:lsdException w:name="Light Shading Accent 1" w:semiHidden="0" w:uiPriority="60" w:unhideWhenUsed="0"/>
+    <w:lsdException w:name="Light List Accent 1" w:semiHidden="0" w:uiPriority="61" w:unhideWhenUsed="0"/>
+    <w:lsdException w:name="Light Grid Accent 1" w:semiHidden="0" w:uiPriority="62" w:unhideWhenUsed="0"/>
+    <w:lsdException w:name="Medium Shading 1 Accent 1" w:semiHidden="0" w:uiPriority="63" w:unhideWhenUsed="0"/>
+    <w:lsdException w:name="Medium Shading 2 Accent 1" w:semiHidden="0" w:uiPriority="64" w:unhideWhenUsed="0"/>
+    <w:lsdException w:name="Medium List 1 Accent 1" w:semiHidden="0" w:uiPriority="65" w:unhideWhenUsed="0"/>
+    <w:lsdException w:name="Medium List 2 Accent 1" w:semiHidden="0" w:uiPriority="66" w:unhideWhenUsed="0"/>
+    <w:lsdException w:name="Medium Grid 1 Accent 1" w:semiHidden="0" w:uiPriority="67" w:unhideWhenUsed="0"/>
+    <w:lsdException w:name="Medium Grid 2 Accent 1" w:semiHidden="0" w:uiPriority="68" w:unhideWhenUsed="0"/>
+    <w:lsdException w:name="Medium Grid 3 Accent 1" w:semiHidden="0" w:uiPriority="69" w:unhideWhenUsed="0"/>
+    <w:lsdException w:name="Dark List Accent 1" w:semiHidden="0" w:uiPriority="70" w:unhideWhenUsed="0"/>
+    <w:lsdException w:name="Colorful Shading Accent 1" w:semiHidden="0" w:uiPriority="71" w:unhideWhenUsed="0"/>
+    <w:lsdException w:name="Colorful List Accent 1" w:semiHidden="0" w:uiPriority="72" w:unhideWhenUsed="0"/>
+    <w:lsdException w:name="Colorful Grid Accent 1" w:semiHidden="0" w:uiPriority="73" w:unhideWhenUsed="0"/>
+    <w:lsdException w:name="Light Shading Accent 2" w:semiHidden="0" w:uiPriority="60" w:unhideWhenUsed="0"/>
+    <w:lsdException w:name="Light List Accent 2" w:semiHidden="0" w:uiPriority="61" w:unhideWhenUsed="0"/>
+    <w:lsdException w:name="Light Grid Accent 2" w:semiHidden="0" w:uiPriority="62" w:unhideWhenUsed="0"/>
+    <w:lsdException w:name="Medium Shading 1 Accent 2" w:semiHidden="0" w:uiPriority="63" w:unhideWhenUsed="0"/>
+    <w:lsdException w:name="Medium Shading 2 Accent 2" w:semiHidden="0" w:uiPriority="64" w:unhideWhenUsed="0"/>
+    <w:lsdException w:name="Medium List 1 Accent 2" w:semiHidden="0" w:uiPriority="65" w:unhideWhenUsed="0"/>
+    <w:lsdException w:name="Medium List 2 Accent 2" w:semiHidden="0" w:uiPriority="66" w:unhideWhenUsed="0"/>
+    <w:lsdException w:name="Medium Grid 1 Accent 2" w:semiHidden="0" w:uiPriority="67" w:unhideWhenUsed="0"/>
+    <w:lsdException w:name="Medium Grid 2 Accent 2" w:semiHidden="0" w:uiPriority="68" w:unhideWhenUsed="0"/>
+    <w:lsdException w:name="Medium Grid 3 Accent 2" w:semiHidden="0" w:uiPriority="69" w:unhideWhenUsed="0"/>
+    <w:lsdException w:name="Dark List Accent 2" w:semiHidden="0" w:uiPriority="70" w:unhideWhenUsed="0"/>
+    <w:lsdException w:name="Colorful Shading Accent 2" w:semiHidden="0" w:uiPriority="71" w:unhideWhenUsed="0"/>
+    <w:lsdException w:name="Colorful List Accent 2" w:semiHidden="0" w:uiPriority="72" w:unhideWhenUsed="0"/>
+    <w:lsdException w:name="Colorful Grid Accent 2" w:semiHidden="0" w:uiPriority="73" w:unhideWhenUsed="0"/>
+    <w:lsdException w:name="Light Shading Accent 3" w:semiHidden="0" w:uiPriority="60" w:unhideWhenUsed="0"/>
+    <w:lsdException w:name="Light List Accent 3" w:semiHidden="0" w:uiPriority="61" w:unhideWhenUsed="0"/>
+    <w:lsdException w:name="Light Grid Accent 3" w:semiHidden="0" w:uiPriority="62" w:unhideWhenUsed="0"/>
+    <w:lsdException w:name="Medium Shading 1 Accent 3" w:semiHidden="0" w:uiPriority="63" w:unhideWhenUsed="0"/>
+    <w:lsdException w:name="Medium Shading 2 Accent 3" w:semiHidden="0" w:uiPriority="64" w:unhideWhenUsed="0"/>
+    <w:lsdException w:name="Medium List 1 Accent 3" w:semiHidden="0" w:uiPriority="65" w:unhideWhenUsed="0"/>
+    <w:lsdException w:name="Medium List 2 Accent 3" w:semiHidden="0" w:uiPriority="66" w:unhideWhenUsed="0"/>
+    <w:lsdException w:name="Medium Grid 1 Accent 3" w:semiHidden="0" w:uiPriority="67" w:unhideWhenUsed="0"/>
+    <w:lsdException w:name="Medium Grid 2 Accent 3" w:semiHidden="0" w:uiPriority="68" w:unhideWhenUsed="0"/>
+    <w:lsdException w:name="Medium Grid 3 Accent 3" w:semiHidden="0" w:uiPriority="69" w:unhideWhenUsed="0"/>
+    <w:lsdException w:name="Dark List Accent 3" w:semiHidden="0" w:uiPriority="70" w:unhideWhenUsed="0"/>
+    <w:lsdException w:name="Colorful Shading Accent 3" w:semiHidden="0" w:uiPriority="71" w:unhideWhenUsed="0"/>
+    <w:lsdException w:name="Colorful List Accent 3" w:semiHidden="0" w:uiPriority="72" w:unhideWhenUsed="0"/>
+    <w:lsdException w:name="Colorful Grid Accent 3" w:semiHidden="0" w:uiPriority="73" w:unhideWhenUsed="0"/>
+    <w:lsdException w:name="Light Shading Accent 4" w:semiHidden="0" w:uiPriority="60" w:unhideWhenUsed="0"/>
+    <w:lsdException w:name="Light List Accent 4" w:semiHidden="0" w:uiPriority="61" w:unhideWhenUsed="0"/>
+    <w:lsdException w:name="Light Grid Accent 4" w:semiHidden="0" w:uiPriority="62" w:unhideWhenUsed="0"/>
+    <w:lsdException w:name="Medium Shading 1 Accent 4" w:semiHidden="0" w:uiPriority="63" w:unhideWhenUsed="0"/>
+    <w:lsdException w:name="Medium Shading 2 Accent 4" w:semiHidden="0" w:uiPriority="64" w:unhideWhenUsed="0"/>
+    <w:lsdException w:name="Medium List 1 Accent 4" w:semiHidden="0" w:uiPriority="65" w:unhideWhenUsed="0"/>
+    <w:lsdException w:name="Medium List 2 Accent 4" w:semiHidden="0" w:uiPriority="66" w:unhideWhenUsed="0"/>
+    <w:lsdException w:name="Medium Grid 1 Accent 4" w:semiHidden="0" w:uiPriority="67" w:unhideWhenUsed="0"/>
+    <w:lsdException w:name="Medium Grid 2 Accent 4" w:semiHidden="0" w:uiPriority="68" w:unhideWhenUsed="0"/>
+    <w:lsdException w:name="Medium Grid 3 Accent 4" w:semiHidden="0" w:uiPriority="69" w:unhideWhenUsed="0"/>
+    <w:lsdException w:name="Dark List Accent 4" w:semiHidden="0" w:uiPriority="70" w:unhideWhenUsed="0"/>
+    <w:lsdException w:name="Colorful Shading Accent 4" w:semiHidden="0" w:uiPriority="71" w:unhideWhenUsed="0"/>
+    <w:lsdException w:name="Colorful List Accent 4" w:semiHidden="0" w:uiPriority="72" w:unhideWhenUsed="0"/>
+    <w:lsdException w:name="Colorful Grid Accent 4" w:semiHidden="0" w:uiPriority="73" w:unhideWhenUsed="0"/>
+    <w:lsdException w:name="Light Shading Accent 5" w:semiHidden="0" w:uiPriority="60" w:unhideWhenUsed="0"/>
+    <w:lsdException w:name="Light List Accent 5" w:semiHidden="0" w:uiPriority="61" w:unhideWhenUsed="0"/>
+    <w:lsdException w:name="Light Grid Accent 5" w:semiHidden="0" w:uiPriority="62" w:unhideWhenUsed="0"/>
+    <w:lsdException w:name="Medium Shading 1 Accent 5" w:semiHidden="0" w:uiPriority="63" w:unhideWhenUsed="0"/>
+    <w:lsdException w:name="Medium Shading 2 Accent 5" w:semiHidden="0" w:uiPriority="64" w:unhideWhenUsed="0"/>
+    <w:lsdException w:name="Medium List 1 Accent 5" w:semiHidden="0" w:uiPriority="65" w:unhideWhenUsed="0"/>
+    <w:lsdException w:name="Medium List 2 Accent 5" w:semiHidden="0" w:uiPriority="66" w:unhideWhenUsed="0"/>
+    <w:lsdException w:name="Medium Grid 1 Accent 5" w:semiHidden="0" w:uiPriority="67" w:unhideWhenUsed="0"/>
+    <w:lsdException w:name="Medium Grid 2 Accent 5" w:semiHidden="0" w:uiPriority="68" w:unhideWhenUsed="0"/>
+    <w:lsdException w:name="Medium Grid 3 Accent 5" w:semiHidden="0" w:uiPriority="69" w:unhideWhenUsed="0"/>
+    <w:lsdException w:name="Dark List Accent 5" w:semiHidden="0" w:uiPriority="70" w:unhideWhenUsed="0"/>
+    <w:lsdException w:name="Colorful Shading Accent 5" w:semiHidden="0" w:uiPriority="71" w:unhideWhenUsed="0"/>
+    <w:lsdException w:name="Colorful List Accent 5" w:semiHidden="0" w:uiPriority="72" w:unhideWhenUsed="0"/>
+    <w:lsdException w:name="Colorful Grid Accent 5" w:semiHidden="0" w:uiPriority="73" w:unhideWhenUsed="0"/>
+    <w:lsdException w:name="Light Shading Accent 6" w:semiHidden="0" w:uiPriority="60" w:unhideWhenUsed="0"/>
+    <w:lsdException w:name="Light List Accent 6" w:semiHidden="0" w:uiPriority="61" w:unhideWhenUsed="0"/>
+    <w:lsdException w:name="Light Grid Accent 6" w:semiHidden="0" w:uiPriority="62" w:unhideWhenUsed="0"/>
+    <w:lsdException w:name="Medium Shading 1 Accent 6" w:semiHidden="0" w:uiPriority="63" w:unhideWhenUsed="0"/>
+    <w:lsdException w:name="Medium Shading 2 Accent 6" w:semiHidden="0" w:uiPriority="64" w:unhideWhenUsed="0"/>
+    <w:lsdException w:name="Medium List 1 Accent 6" w:semiHidden="0" w:uiPriority="65" w:unhideWhenUsed="0"/>
+    <w:lsdException w:name="Medium List 2 Accent 6" w:semiHidden="0" w:uiPriority="66" w:unhideWhenUsed="0"/>
+    <w:lsdException w:name="Medium Grid 1 Accent 6" w:semiHidden="0" w:uiPriority="67" w:unhideWhenUsed="0"/>
+    <w:lsdException w:name="Medium Grid 2 Accent 6" w:semiHidden="0" w:uiPriority="68" w:unhideWhenUsed="0"/>
+    <w:lsdException w:name="Medium Grid 3 Accent 6" w:semiHidden="0" w:uiPriority="69" w:unhideWhenUsed="0"/>
+    <w:lsdException w:name="Dark List Accent 6" w:semiHidden="0" w:uiPriority="70" w:unhideWhenUsed="0"/>
+    <w:lsdException w:name="Colorful Shading Accent 6" w:semiHidden="0" w:uiPriority="71" w:unhideWhenUsed="0"/>
+    <w:lsdException w:name="Colorful List Accent 6" w:semiHidden="0" w:uiPriority="72" w:unhideWhenUsed="0"/>
+    <w:lsdException w:name="Colorful Grid Accent 6" w:semiHidden="0" w:uiPriority="73" w:unhideWhenUsed="0"/>
   </w:latentStyles>
-  <w:style w:type="paragraph" w:default="1" w:styleId="1">
+  <w:style w:type="paragraph" w:default="1" w:styleId="Normal">
     <w:name w:val="Normal"/>
     <w:qFormat/>
-    <w:uiPriority w:val="0"/>
     <w:pPr>
       <w:kinsoku w:val="0"/>
       <w:autoSpaceDE w:val="0"/>
@@ -8228,7 +8000,7 @@
       <w:textAlignment w:val="baseline"/>
     </w:pPr>
     <w:rPr>
-      <w:rFonts w:ascii="Arial" w:hAnsi="Arial" w:eastAsia="宋体" w:cs="Arial"/>
+      <w:rFonts w:ascii="Arial" w:eastAsia="宋体" w:hAnsi="Arial" w:cs="Arial"/>
       <w:snapToGrid w:val="0"/>
       <w:color w:val="000000"/>
       <w:kern w:val="0"/>
@@ -8237,12 +8009,11 @@
       <w:lang w:val="en-US" w:eastAsia="en-US" w:bidi="ar-SA"/>
     </w:rPr>
   </w:style>
-  <w:style w:type="paragraph" w:styleId="2">
+  <w:style w:type="paragraph" w:styleId="Heading1">
     <w:name w:val="heading 1"/>
-    <w:basedOn w:val="1"/>
-    <w:next w:val="1"/>
+    <w:basedOn w:val="Normal"/>
+    <w:next w:val="Normal"/>
     <w:qFormat/>
-    <w:uiPriority w:val="0"/>
     <w:pPr>
       <w:keepNext/>
       <w:keepLines/>
@@ -8260,13 +8031,12 @@
       <w:sz w:val="44"/>
     </w:rPr>
   </w:style>
-  <w:style w:type="paragraph" w:styleId="3">
+  <w:style w:type="paragraph" w:styleId="Heading2">
     <w:name w:val="heading 2"/>
-    <w:basedOn w:val="1"/>
-    <w:next w:val="1"/>
+    <w:basedOn w:val="Normal"/>
+    <w:next w:val="Normal"/>
     <w:unhideWhenUsed/>
     <w:qFormat/>
-    <w:uiPriority w:val="0"/>
     <w:pPr>
       <w:keepNext/>
       <w:keepLines/>
@@ -8279,19 +8049,18 @@
       <w:outlineLvl w:val="1"/>
     </w:pPr>
     <w:rPr>
-      <w:rFonts w:ascii="Arial" w:hAnsi="Arial" w:eastAsia="黑体"/>
+      <w:rFonts w:ascii="Arial" w:eastAsia="黑体" w:hAnsi="Arial"/>
       <w:b/>
       <w:sz w:val="32"/>
     </w:rPr>
   </w:style>
-  <w:style w:type="paragraph" w:styleId="4">
+  <w:style w:type="paragraph" w:styleId="Heading3">
     <w:name w:val="heading 3"/>
-    <w:basedOn w:val="1"/>
-    <w:next w:val="1"/>
+    <w:basedOn w:val="Normal"/>
+    <w:next w:val="Normal"/>
     <w:semiHidden/>
     <w:unhideWhenUsed/>
     <w:qFormat/>
-    <w:uiPriority w:val="0"/>
     <w:pPr>
       <w:keepNext/>
       <w:keepLines/>
@@ -8308,13 +8077,12 @@
       <w:sz w:val="32"/>
     </w:rPr>
   </w:style>
-  <w:style w:type="paragraph" w:styleId="5">
+  <w:style w:type="paragraph" w:styleId="Heading4">
     <w:name w:val="heading 4"/>
-    <w:basedOn w:val="1"/>
-    <w:next w:val="1"/>
+    <w:basedOn w:val="Normal"/>
+    <w:next w:val="Normal"/>
     <w:unhideWhenUsed/>
     <w:qFormat/>
-    <w:uiPriority w:val="0"/>
     <w:pPr>
       <w:keepNext/>
       <w:keepLines/>
@@ -8327,19 +8095,18 @@
       <w:outlineLvl w:val="3"/>
     </w:pPr>
     <w:rPr>
-      <w:rFonts w:ascii="Arial" w:hAnsi="Arial" w:eastAsia="黑体"/>
+      <w:rFonts w:ascii="Arial" w:eastAsia="黑体" w:hAnsi="Arial"/>
       <w:b/>
       <w:sz w:val="28"/>
     </w:rPr>
   </w:style>
-  <w:style w:type="paragraph" w:styleId="6">
+  <w:style w:type="paragraph" w:styleId="Heading5">
     <w:name w:val="heading 5"/>
-    <w:basedOn w:val="1"/>
-    <w:next w:val="1"/>
+    <w:basedOn w:val="Normal"/>
+    <w:next w:val="Normal"/>
     <w:semiHidden/>
     <w:unhideWhenUsed/>
     <w:qFormat/>
-    <w:uiPriority w:val="0"/>
     <w:pPr>
       <w:keepNext/>
       <w:keepLines/>
@@ -8356,14 +8123,13 @@
       <w:sz w:val="28"/>
     </w:rPr>
   </w:style>
-  <w:style w:type="paragraph" w:styleId="7">
+  <w:style w:type="paragraph" w:styleId="Heading6">
     <w:name w:val="heading 6"/>
-    <w:basedOn w:val="1"/>
-    <w:next w:val="1"/>
+    <w:basedOn w:val="Normal"/>
+    <w:next w:val="Normal"/>
     <w:semiHidden/>
     <w:unhideWhenUsed/>
     <w:qFormat/>
-    <w:uiPriority w:val="0"/>
     <w:pPr>
       <w:keepNext/>
       <w:keepLines/>
@@ -8376,19 +8142,18 @@
       <w:outlineLvl w:val="5"/>
     </w:pPr>
     <w:rPr>
-      <w:rFonts w:ascii="Arial" w:hAnsi="Arial" w:eastAsia="黑体"/>
+      <w:rFonts w:ascii="Arial" w:eastAsia="黑体" w:hAnsi="Arial"/>
       <w:b/>
       <w:sz w:val="24"/>
     </w:rPr>
   </w:style>
-  <w:style w:type="paragraph" w:styleId="8">
+  <w:style w:type="paragraph" w:styleId="Heading7">
     <w:name w:val="heading 7"/>
-    <w:basedOn w:val="1"/>
-    <w:next w:val="1"/>
+    <w:basedOn w:val="Normal"/>
+    <w:next w:val="Normal"/>
     <w:semiHidden/>
     <w:unhideWhenUsed/>
     <w:qFormat/>
-    <w:uiPriority w:val="0"/>
     <w:pPr>
       <w:keepNext/>
       <w:keepLines/>
@@ -8405,14 +8170,13 @@
       <w:sz w:val="24"/>
     </w:rPr>
   </w:style>
-  <w:style w:type="paragraph" w:styleId="9">
+  <w:style w:type="paragraph" w:styleId="Heading8">
     <w:name w:val="heading 8"/>
-    <w:basedOn w:val="1"/>
-    <w:next w:val="1"/>
+    <w:basedOn w:val="Normal"/>
+    <w:next w:val="Normal"/>
     <w:semiHidden/>
     <w:unhideWhenUsed/>
     <w:qFormat/>
-    <w:uiPriority w:val="0"/>
     <w:pPr>
       <w:keepNext/>
       <w:keepLines/>
@@ -8425,18 +8189,17 @@
       <w:outlineLvl w:val="7"/>
     </w:pPr>
     <w:rPr>
-      <w:rFonts w:ascii="Arial" w:hAnsi="Arial" w:eastAsia="黑体"/>
+      <w:rFonts w:ascii="Arial" w:eastAsia="黑体" w:hAnsi="Arial"/>
       <w:sz w:val="24"/>
     </w:rPr>
   </w:style>
-  <w:style w:type="paragraph" w:styleId="10">
+  <w:style w:type="paragraph" w:styleId="Heading9">
     <w:name w:val="heading 9"/>
-    <w:basedOn w:val="1"/>
-    <w:next w:val="1"/>
+    <w:basedOn w:val="Normal"/>
+    <w:next w:val="Normal"/>
     <w:semiHidden/>
     <w:unhideWhenUsed/>
     <w:qFormat/>
-    <w:uiPriority w:val="0"/>
     <w:pPr>
       <w:keepNext/>
       <w:keepLines/>
@@ -8449,21 +8212,19 @@
       <w:outlineLvl w:val="8"/>
     </w:pPr>
     <w:rPr>
-      <w:rFonts w:ascii="Arial" w:hAnsi="Arial" w:eastAsia="黑体"/>
+      <w:rFonts w:ascii="Arial" w:eastAsia="黑体" w:hAnsi="Arial"/>
       <w:sz w:val="21"/>
     </w:rPr>
   </w:style>
-  <w:style w:type="character" w:default="1" w:styleId="22">
+  <w:style w:type="character" w:default="1" w:styleId="DefaultParagraphFont">
     <w:name w:val="Default Paragraph Font"/>
     <w:semiHidden/>
     <w:qFormat/>
-    <w:uiPriority w:val="0"/>
   </w:style>
-  <w:style w:type="table" w:default="1" w:styleId="20">
+  <w:style w:type="table" w:default="1" w:styleId="TableNormal">
     <w:name w:val="Normal Table"/>
     <w:semiHidden/>
     <w:qFormat/>
-    <w:uiPriority w:val="0"/>
     <w:tblPr>
       <w:tblCellMar>
         <w:top w:w="0" w:type="dxa"/>
@@ -8473,43 +8234,39 @@
       </w:tblCellMar>
     </w:tblPr>
   </w:style>
-  <w:style w:type="paragraph" w:styleId="11">
+  <w:style w:type="paragraph" w:styleId="CommentText">
     <w:name w:val="annotation text"/>
-    <w:basedOn w:val="1"/>
+    <w:basedOn w:val="Normal"/>
     <w:qFormat/>
-    <w:uiPriority w:val="0"/>
     <w:pPr>
       <w:jc w:val="left"/>
     </w:pPr>
   </w:style>
-  <w:style w:type="paragraph" w:styleId="12">
+  <w:style w:type="paragraph" w:styleId="BodyText">
     <w:name w:val="Body Text"/>
-    <w:basedOn w:val="1"/>
+    <w:basedOn w:val="Normal"/>
     <w:semiHidden/>
     <w:qFormat/>
-    <w:uiPriority w:val="0"/>
     <w:rPr>
-      <w:rFonts w:ascii="Arial" w:hAnsi="Arial" w:eastAsia="Arial" w:cs="Arial"/>
+      <w:rFonts w:ascii="Arial" w:eastAsia="Arial" w:hAnsi="Arial" w:cs="Arial"/>
       <w:sz w:val="21"/>
       <w:szCs w:val="21"/>
       <w:lang w:val="en-US" w:eastAsia="en-US" w:bidi="ar-SA"/>
     </w:rPr>
   </w:style>
-  <w:style w:type="paragraph" w:styleId="13">
+  <w:style w:type="paragraph" w:styleId="TOC3">
     <w:name w:val="toc 3"/>
-    <w:basedOn w:val="1"/>
-    <w:next w:val="1"/>
+    <w:basedOn w:val="Normal"/>
+    <w:next w:val="Normal"/>
     <w:qFormat/>
-    <w:uiPriority w:val="0"/>
     <w:pPr>
       <w:ind w:left="840" w:leftChars="400"/>
     </w:pPr>
   </w:style>
-  <w:style w:type="paragraph" w:styleId="14">
+  <w:style w:type="paragraph" w:styleId="Footer">
     <w:name w:val="footer"/>
-    <w:basedOn w:val="1"/>
+    <w:basedOn w:val="Normal"/>
     <w:qFormat/>
-    <w:uiPriority w:val="0"/>
     <w:pPr>
       <w:tabs>
         <w:tab w:val="center" w:pos="4153"/>
@@ -8522,17 +8279,16 @@
       <w:sz w:val="18"/>
     </w:rPr>
   </w:style>
-  <w:style w:type="paragraph" w:styleId="15">
+  <w:style w:type="paragraph" w:styleId="Header">
     <w:name w:val="header"/>
-    <w:basedOn w:val="1"/>
+    <w:basedOn w:val="Normal"/>
     <w:qFormat/>
-    <w:uiPriority w:val="0"/>
     <w:pPr>
       <w:pBdr>
-        <w:top w:val="none" w:color="auto" w:sz="0" w:space="0"/>
-        <w:left w:val="none" w:color="auto" w:sz="0" w:space="0"/>
-        <w:bottom w:val="none" w:color="auto" w:sz="0" w:space="0"/>
-        <w:right w:val="none" w:color="auto" w:sz="0" w:space="0"/>
+        <w:top w:val="nil"/>
+        <w:left w:val="nil"/>
+        <w:bottom w:val="nil"/>
+        <w:right w:val="nil"/>
       </w:pBdr>
       <w:tabs>
         <w:tab w:val="center" w:pos="4153"/>
@@ -8547,41 +8303,37 @@
       <w:sz w:val="18"/>
     </w:rPr>
   </w:style>
-  <w:style w:type="paragraph" w:styleId="16">
+  <w:style w:type="paragraph" w:styleId="TOC1">
     <w:name w:val="toc 1"/>
-    <w:basedOn w:val="1"/>
-    <w:next w:val="1"/>
+    <w:basedOn w:val="Normal"/>
+    <w:next w:val="Normal"/>
     <w:qFormat/>
-    <w:uiPriority w:val="0"/>
     <w:rPr>
-      <w:rFonts w:ascii="Arial" w:hAnsi="Arial" w:eastAsia="Microsoft JhengHei"/>
+      <w:rFonts w:ascii="Arial" w:eastAsia="Microsoft JhengHei" w:hAnsi="Arial"/>
       <w:sz w:val="24"/>
     </w:rPr>
   </w:style>
-  <w:style w:type="paragraph" w:styleId="17">
+  <w:style w:type="paragraph" w:styleId="TOC2">
     <w:name w:val="toc 2"/>
-    <w:basedOn w:val="1"/>
-    <w:next w:val="1"/>
+    <w:basedOn w:val="Normal"/>
+    <w:next w:val="Normal"/>
     <w:qFormat/>
-    <w:uiPriority w:val="0"/>
     <w:pPr>
       <w:ind w:left="420" w:leftChars="200"/>
     </w:pPr>
   </w:style>
-  <w:style w:type="paragraph" w:styleId="18">
+  <w:style w:type="paragraph" w:styleId="NormalWeb">
     <w:name w:val="Normal (Web)"/>
-    <w:basedOn w:val="1"/>
+    <w:basedOn w:val="Normal"/>
     <w:qFormat/>
-    <w:uiPriority w:val="0"/>
     <w:rPr>
       <w:sz w:val="24"/>
     </w:rPr>
   </w:style>
-  <w:style w:type="paragraph" w:styleId="19">
+  <w:style w:type="paragraph" w:styleId="Title">
     <w:name w:val="Title"/>
-    <w:basedOn w:val="1"/>
+    <w:basedOn w:val="Normal"/>
     <w:qFormat/>
-    <w:uiPriority w:val="0"/>
     <w:pPr>
       <w:spacing w:before="240" w:beforeLines="0" w:beforeAutospacing="0" w:after="60" w:afterLines="0" w:afterAutospacing="0"/>
       <w:jc w:val="center"/>
@@ -8593,90 +8345,84 @@
       <w:sz w:val="32"/>
     </w:rPr>
   </w:style>
-  <w:style w:type="table" w:styleId="21">
+  <w:style w:type="table" w:styleId="TableGrid">
     <w:name w:val="Table Grid"/>
-    <w:basedOn w:val="20"/>
+    <w:basedOn w:val="TableNormal"/>
     <w:qFormat/>
-    <w:uiPriority w:val="0"/>
     <w:pPr>
       <w:widowControl w:val="0"/>
       <w:jc w:val="both"/>
     </w:pPr>
     <w:tblPr>
       <w:tblBorders>
-        <w:top w:val="single" w:color="auto" w:sz="4" w:space="0"/>
-        <w:left w:val="single" w:color="auto" w:sz="4" w:space="0"/>
-        <w:bottom w:val="single" w:color="auto" w:sz="4" w:space="0"/>
-        <w:right w:val="single" w:color="auto" w:sz="4" w:space="0"/>
-        <w:insideH w:val="single" w:color="auto" w:sz="4" w:space="0"/>
-        <w:insideV w:val="single" w:color="auto" w:sz="4" w:space="0"/>
+        <w:top w:val="single" w:sz="4" w:space="0" w:color="auto"/>
+        <w:left w:val="single" w:sz="4" w:space="0" w:color="auto"/>
+        <w:bottom w:val="single" w:sz="4" w:space="0" w:color="auto"/>
+        <w:right w:val="single" w:sz="4" w:space="0" w:color="auto"/>
+        <w:insideH w:val="single" w:sz="4" w:space="0" w:color="auto"/>
+        <w:insideV w:val="single" w:sz="4" w:space="0" w:color="auto"/>
       </w:tblBorders>
     </w:tblPr>
   </w:style>
-  <w:style w:type="character" w:styleId="23">
+  <w:style w:type="character" w:styleId="Strong">
     <w:name w:val="Strong"/>
-    <w:basedOn w:val="22"/>
+    <w:basedOn w:val="DefaultParagraphFont"/>
     <w:qFormat/>
-    <w:uiPriority w:val="0"/>
     <w:rPr>
       <w:b/>
     </w:rPr>
   </w:style>
-  <w:style w:type="paragraph" w:customStyle="1" w:styleId="24">
+  <w:style w:type="paragraph" w:customStyle="1" w:styleId="a">
     <w:name w:val="柴_文档修订信息"/>
-    <w:basedOn w:val="1"/>
-    <w:uiPriority w:val="0"/>
+    <w:basedOn w:val="Normal"/>
     <w:pPr>
       <w:widowControl w:val="0"/>
       <w:ind w:firstLine="470" w:firstLineChars="200"/>
       <w:jc w:val="center"/>
     </w:pPr>
     <w:rPr>
-      <w:rFonts w:hint="eastAsia" w:ascii="Arial" w:hAnsi="Arial"/>
+      <w:rFonts w:ascii="Arial" w:hAnsi="Arial" w:hint="eastAsia"/>
       <w:b/>
       <w:bCs/>
       <w:sz w:val="24"/>
       <w:lang w:eastAsia="zh-CN"/>
     </w:rPr>
   </w:style>
-  <w:style w:type="paragraph" w:customStyle="1" w:styleId="25">
+  <w:style w:type="paragraph" w:customStyle="1" w:styleId="a0">
     <w:name w:val="柴_公司名"/>
-    <w:basedOn w:val="19"/>
+    <w:basedOn w:val="Title"/>
     <w:qFormat/>
-    <w:uiPriority w:val="0"/>
     <w:pPr>
       <w:spacing w:after="600" w:afterLines="600"/>
     </w:pPr>
     <w:rPr>
-      <w:rFonts w:hint="eastAsia" w:ascii="宋体" w:hAnsi="宋体" w:eastAsia="宋体" w:cs="宋体"/>
+      <w:rFonts w:ascii="宋体" w:eastAsia="宋体" w:hAnsi="宋体" w:cs="宋体" w:hint="eastAsia"/>
       <w:bCs/>
       <w:spacing w:val="-6"/>
       <w:sz w:val="52"/>
       <w:szCs w:val="52"/>
     </w:rPr>
   </w:style>
-  <w:style w:type="paragraph" w:customStyle="1" w:styleId="26">
+  <w:style w:type="paragraph" w:customStyle="1" w:styleId="a1">
     <w:name w:val="柴_文档名"/>
-    <w:basedOn w:val="19"/>
+    <w:basedOn w:val="Title"/>
     <w:qFormat/>
-    <w:uiPriority w:val="0"/>
     <w:pPr>
       <w:spacing w:after="900" w:afterLines="900"/>
     </w:pPr>
     <w:rPr>
-      <w:rFonts w:ascii="黑体" w:hAnsi="黑体" w:eastAsia="黑体" w:cs="黑体"/>
+      <w:rFonts w:ascii="黑体" w:eastAsia="黑体" w:hAnsi="黑体" w:cs="黑体"/>
       <w:bCs/>
       <w:spacing w:val="-7"/>
       <w:sz w:val="52"/>
       <w:szCs w:val="52"/>
     </w:rPr>
   </w:style>
-  <w:style w:type="table" w:customStyle="1" w:styleId="27">
+  <w:style w:type="table" w:customStyle="1" w:styleId="TableNormal0">
     <w:name w:val="Table Normal_0"/>
     <w:semiHidden/>
     <w:unhideWhenUsed/>
     <w:qFormat/>
-    <w:uiPriority w:val="0"/>
     <w:tblPr>
       <w:tblCellMar>
         <w:top w:w="0" w:type="dxa"/>
@@ -8686,88 +8432,82 @@
       </w:tblCellMar>
     </w:tblPr>
   </w:style>
-  <w:style w:type="paragraph" w:customStyle="1" w:styleId="28">
+  <w:style w:type="paragraph" w:customStyle="1" w:styleId="TableText">
     <w:name w:val="Table Text"/>
-    <w:basedOn w:val="1"/>
+    <w:basedOn w:val="Normal"/>
     <w:semiHidden/>
     <w:qFormat/>
-    <w:uiPriority w:val="0"/>
     <w:rPr>
-      <w:rFonts w:ascii="宋体" w:hAnsi="宋体" w:eastAsia="宋体" w:cs="宋体"/>
+      <w:rFonts w:ascii="宋体" w:eastAsia="宋体" w:hAnsi="宋体" w:cs="宋体"/>
       <w:sz w:val="21"/>
       <w:szCs w:val="21"/>
       <w:lang w:val="en-US" w:eastAsia="en-US" w:bidi="ar-SA"/>
     </w:rPr>
   </w:style>
-  <w:style w:type="paragraph" w:customStyle="1" w:styleId="29">
+  <w:style w:type="paragraph" w:customStyle="1" w:styleId="1">
     <w:name w:val="柴_标题1"/>
-    <w:basedOn w:val="2"/>
-    <w:next w:val="30"/>
-    <w:link w:val="39"/>
+    <w:basedOn w:val="Heading1"/>
+    <w:next w:val="a2"/>
+    <w:link w:val="1Char"/>
     <w:qFormat/>
-    <w:uiPriority w:val="0"/>
     <w:pPr>
       <w:spacing w:before="100" w:after="90" w:line="360" w:lineRule="auto"/>
     </w:pPr>
     <w:rPr>
-      <w:rFonts w:ascii="Arial" w:hAnsi="Arial" w:eastAsia="宋体"/>
+      <w:rFonts w:ascii="Arial" w:eastAsia="宋体" w:hAnsi="Arial"/>
       <w:sz w:val="32"/>
     </w:rPr>
   </w:style>
-  <w:style w:type="paragraph" w:customStyle="1" w:styleId="30">
+  <w:style w:type="paragraph" w:customStyle="1" w:styleId="a2">
     <w:name w:val="柴_正文"/>
-    <w:basedOn w:val="12"/>
-    <w:link w:val="43"/>
+    <w:basedOn w:val="BodyText"/>
+    <w:link w:val="Char"/>
     <w:qFormat/>
-    <w:uiPriority w:val="0"/>
     <w:pPr>
       <w:spacing w:line="360" w:lineRule="auto"/>
       <w:ind w:firstLine="470" w:firstLineChars="200"/>
     </w:pPr>
     <w:rPr>
-      <w:rFonts w:ascii="Arial" w:hAnsi="Arial" w:eastAsia="宋体"/>
+      <w:rFonts w:ascii="Arial" w:eastAsia="宋体" w:hAnsi="Arial"/>
       <w:sz w:val="24"/>
       <w:lang w:eastAsia="zh-CN"/>
     </w:rPr>
   </w:style>
-  <w:style w:type="paragraph" w:customStyle="1" w:styleId="31">
+  <w:style w:type="paragraph" w:customStyle="1" w:styleId="2">
     <w:name w:val="柴_标题2"/>
-    <w:basedOn w:val="3"/>
-    <w:next w:val="30"/>
-    <w:link w:val="46"/>
+    <w:basedOn w:val="Heading2"/>
+    <w:next w:val="a2"/>
+    <w:link w:val="2Char"/>
     <w:qFormat/>
-    <w:uiPriority w:val="0"/>
     <w:pPr>
       <w:spacing w:line="360" w:lineRule="auto"/>
     </w:pPr>
     <w:rPr>
-      <w:rFonts w:ascii="Arial" w:hAnsi="Arial" w:eastAsia="宋体"/>
+      <w:rFonts w:ascii="Arial" w:eastAsia="宋体" w:hAnsi="Arial"/>
       <w:sz w:val="28"/>
     </w:rPr>
   </w:style>
-  <w:style w:type="paragraph" w:customStyle="1" w:styleId="32">
+  <w:style w:type="paragraph" w:customStyle="1" w:styleId="3">
     <w:name w:val="柴_标题3"/>
-    <w:basedOn w:val="4"/>
-    <w:next w:val="30"/>
+    <w:basedOn w:val="Heading3"/>
+    <w:next w:val="a2"/>
     <w:qFormat/>
-    <w:uiPriority w:val="0"/>
     <w:pPr>
       <w:spacing w:line="360" w:lineRule="auto"/>
       <w:ind w:left="0" w:firstLine="472" w:firstLineChars="200"/>
     </w:pPr>
     <w:rPr>
-      <w:rFonts w:ascii="宋体" w:hAnsi="宋体" w:eastAsia="宋体" w:cs="宋体"/>
+      <w:rFonts w:ascii="宋体" w:eastAsia="宋体" w:hAnsi="宋体" w:cs="宋体"/>
       <w:spacing w:val="-2"/>
       <w:sz w:val="24"/>
       <w:szCs w:val="24"/>
     </w:rPr>
   </w:style>
-  <w:style w:type="paragraph" w:customStyle="1" w:styleId="33">
+  <w:style w:type="paragraph" w:customStyle="1" w:styleId="a3">
     <w:name w:val="柴_目录"/>
-    <w:basedOn w:val="1"/>
-    <w:next w:val="12"/>
+    <w:basedOn w:val="Normal"/>
+    <w:next w:val="BodyText"/>
     <w:qFormat/>
-    <w:uiPriority w:val="0"/>
     <w:pPr>
       <w:tabs>
         <w:tab w:val="right" w:leader="dot" w:pos="8442"/>
@@ -8775,64 +8515,59 @@
       <w:ind w:left="0" w:leftChars="0"/>
     </w:pPr>
     <w:rPr>
-      <w:rFonts w:ascii="Arial" w:hAnsi="Arial" w:eastAsia="Microsoft JhengHei"/>
+      <w:rFonts w:ascii="Arial" w:eastAsia="Microsoft JhengHei" w:hAnsi="Arial"/>
       <w:sz w:val="24"/>
     </w:rPr>
   </w:style>
-  <w:style w:type="paragraph" w:customStyle="1" w:styleId="34">
+  <w:style w:type="paragraph" w:customStyle="1" w:styleId="WPSOffice1">
     <w:name w:val="WPSOffice手动目录 1"/>
     <w:qFormat/>
-    <w:uiPriority w:val="0"/>
     <w:pPr>
       <w:ind w:leftChars="0"/>
     </w:pPr>
     <w:rPr>
-      <w:rFonts w:ascii="Times New Roman" w:hAnsi="Times New Roman" w:eastAsia="宋体" w:cs="Times New Roman"/>
+      <w:rFonts w:ascii="Times New Roman" w:eastAsia="宋体" w:hAnsi="Times New Roman" w:cs="Times New Roman"/>
       <w:sz w:val="20"/>
       <w:szCs w:val="20"/>
     </w:rPr>
   </w:style>
-  <w:style w:type="paragraph" w:customStyle="1" w:styleId="35">
+  <w:style w:type="paragraph" w:customStyle="1" w:styleId="WPSOffice2">
     <w:name w:val="WPSOffice手动目录 2"/>
     <w:qFormat/>
-    <w:uiPriority w:val="0"/>
     <w:pPr>
       <w:ind w:leftChars="200"/>
     </w:pPr>
     <w:rPr>
-      <w:rFonts w:ascii="Times New Roman" w:hAnsi="Times New Roman" w:eastAsia="宋体" w:cs="Times New Roman"/>
+      <w:rFonts w:ascii="Times New Roman" w:eastAsia="宋体" w:hAnsi="Times New Roman" w:cs="Times New Roman"/>
       <w:sz w:val="20"/>
       <w:szCs w:val="20"/>
     </w:rPr>
   </w:style>
-  <w:style w:type="paragraph" w:customStyle="1" w:styleId="36">
+  <w:style w:type="paragraph" w:customStyle="1" w:styleId="WPSOffice3">
     <w:name w:val="WPSOffice手动目录 3"/>
     <w:qFormat/>
-    <w:uiPriority w:val="0"/>
     <w:pPr>
       <w:ind w:leftChars="400"/>
     </w:pPr>
     <w:rPr>
-      <w:rFonts w:ascii="Times New Roman" w:hAnsi="Times New Roman" w:eastAsia="宋体" w:cs="Times New Roman"/>
+      <w:rFonts w:ascii="Times New Roman" w:eastAsia="宋体" w:hAnsi="Times New Roman" w:cs="Times New Roman"/>
       <w:sz w:val="20"/>
       <w:szCs w:val="20"/>
     </w:rPr>
   </w:style>
-  <w:style w:type="paragraph" w:customStyle="1" w:styleId="37">
+  <w:style w:type="paragraph" w:customStyle="1" w:styleId="Compact">
     <w:name w:val="Compact"/>
-    <w:basedOn w:val="12"/>
+    <w:basedOn w:val="BodyText"/>
     <w:qFormat/>
-    <w:uiPriority w:val="0"/>
     <w:pPr>
       <w:spacing w:before="36" w:after="36"/>
     </w:pPr>
   </w:style>
-  <w:style w:type="table" w:customStyle="1" w:styleId="38">
+  <w:style w:type="table" w:customStyle="1" w:styleId="Table">
     <w:name w:val="Table"/>
     <w:semiHidden/>
     <w:unhideWhenUsed/>
     <w:qFormat/>
-    <w:uiPriority w:val="0"/>
     <w:tblPr>
       <w:tblCellMar>
         <w:top w:w="0" w:type="dxa"/>
@@ -8844,28 +8579,26 @@
     <w:tblStylePr w:type="firstRow">
       <w:tcPr>
         <w:tcBorders>
-          <w:bottom w:val="single" w:color="auto" w:sz="0" w:space="0"/>
+          <w:bottom w:val="single" w:sz="0" w:space="0" w:color="auto"/>
         </w:tcBorders>
         <w:vAlign w:val="bottom"/>
       </w:tcPr>
     </w:tblStylePr>
   </w:style>
-  <w:style w:type="character" w:customStyle="1" w:styleId="39">
+  <w:style w:type="character" w:customStyle="1" w:styleId="1Char">
     <w:name w:val="柴_标题1 Char"/>
-    <w:link w:val="29"/>
+    <w:link w:val="1"/>
     <w:qFormat/>
-    <w:uiPriority w:val="0"/>
     <w:rPr>
-      <w:rFonts w:ascii="Arial" w:hAnsi="Arial" w:eastAsia="宋体"/>
+      <w:rFonts w:ascii="Arial" w:eastAsia="宋体" w:hAnsi="Arial"/>
       <w:sz w:val="32"/>
     </w:rPr>
   </w:style>
-  <w:style w:type="table" w:customStyle="1" w:styleId="40">
+  <w:style w:type="table" w:customStyle="1" w:styleId="TableNormal1">
     <w:name w:val="Table Normal_1"/>
     <w:semiHidden/>
     <w:unhideWhenUsed/>
     <w:qFormat/>
-    <w:uiPriority w:val="0"/>
     <w:tblPr>
       <w:tblCellMar>
         <w:top w:w="0" w:type="dxa"/>
@@ -8875,12 +8608,11 @@
       </w:tblCellMar>
     </w:tblPr>
   </w:style>
-  <w:style w:type="paragraph" w:customStyle="1" w:styleId="41">
+  <w:style w:type="paragraph" w:customStyle="1" w:styleId="a4">
     <w:name w:val="柴_正文_无缩进"/>
-    <w:basedOn w:val="1"/>
-    <w:link w:val="45"/>
+    <w:basedOn w:val="Normal"/>
+    <w:link w:val="Char0"/>
     <w:qFormat/>
-    <w:uiPriority w:val="0"/>
     <w:pPr>
       <w:ind w:firstLine="0" w:firstLineChars="0"/>
     </w:pPr>
@@ -8890,41 +8622,38 @@
       <w:lang w:eastAsia="zh-CN"/>
     </w:rPr>
   </w:style>
-  <w:style w:type="paragraph" w:customStyle="1" w:styleId="42">
+  <w:style w:type="paragraph" w:customStyle="1" w:styleId="4">
     <w:name w:val="柴_标题4"/>
-    <w:basedOn w:val="5"/>
-    <w:next w:val="1"/>
+    <w:basedOn w:val="Heading4"/>
+    <w:next w:val="Normal"/>
     <w:qFormat/>
-    <w:uiPriority w:val="0"/>
     <w:pPr>
       <w:widowControl w:val="0"/>
       <w:spacing w:before="160" w:line="360" w:lineRule="auto"/>
-      <w:ind w:left="981" w:leftChars="300" w:hanging="862"/>
+      <w:ind w:left="981" w:hanging="862" w:leftChars="300"/>
     </w:pPr>
     <w:rPr>
-      <w:rFonts w:hint="eastAsia" w:ascii="Calibri" w:hAnsi="Calibri" w:eastAsia="宋体" w:cs="宋体"/>
+      <w:rFonts w:ascii="Calibri" w:eastAsia="宋体" w:hAnsi="Calibri" w:cs="宋体" w:hint="eastAsia"/>
       <w:sz w:val="24"/>
       <w:szCs w:val="24"/>
       <w:lang w:eastAsia="zh-CN" w:bidi="zh-CN"/>
     </w:rPr>
   </w:style>
-  <w:style w:type="character" w:customStyle="1" w:styleId="43">
+  <w:style w:type="character" w:customStyle="1" w:styleId="Char">
     <w:name w:val="柴_正文 Char"/>
-    <w:link w:val="30"/>
+    <w:link w:val="a2"/>
     <w:qFormat/>
-    <w:uiPriority w:val="0"/>
     <w:rPr>
-      <w:rFonts w:ascii="Arial" w:hAnsi="Arial" w:eastAsia="宋体"/>
+      <w:rFonts w:ascii="Arial" w:eastAsia="宋体" w:hAnsi="Arial"/>
       <w:sz w:val="24"/>
       <w:lang w:eastAsia="zh-CN"/>
     </w:rPr>
   </w:style>
-  <w:style w:type="table" w:customStyle="1" w:styleId="44">
+  <w:style w:type="table" w:customStyle="1" w:styleId="TableNormal00">
     <w:name w:val="Table Normal_0_0"/>
     <w:semiHidden/>
     <w:unhideWhenUsed/>
     <w:qFormat/>
-    <w:uiPriority w:val="0"/>
     <w:tblPr>
       <w:tblCellMar>
         <w:top w:w="0" w:type="dxa"/>
@@ -8934,24 +8663,22 @@
       </w:tblCellMar>
     </w:tblPr>
   </w:style>
-  <w:style w:type="character" w:customStyle="1" w:styleId="45">
+  <w:style w:type="character" w:customStyle="1" w:styleId="Char0">
     <w:name w:val="柴_正文_无缩进 Char"/>
-    <w:link w:val="41"/>
+    <w:link w:val="a4"/>
     <w:qFormat/>
-    <w:uiPriority w:val="0"/>
     <w:rPr>
       <w:rFonts w:ascii="Arial" w:hAnsi="Arial"/>
       <w:sz w:val="24"/>
       <w:lang w:eastAsia="zh-CN"/>
     </w:rPr>
   </w:style>
-  <w:style w:type="character" w:customStyle="1" w:styleId="46">
+  <w:style w:type="character" w:customStyle="1" w:styleId="2Char">
     <w:name w:val="柴_标题2 Char"/>
-    <w:link w:val="31"/>
+    <w:link w:val="2"/>
     <w:qFormat/>
-    <w:uiPriority w:val="0"/>
     <w:rPr>
-      <w:rFonts w:ascii="Arial" w:hAnsi="Arial" w:eastAsia="宋体"/>
+      <w:rFonts w:ascii="Arial" w:eastAsia="宋体" w:hAnsi="Arial"/>
       <w:sz w:val="28"/>
     </w:rPr>
   </w:style>

--- a/4.质量管理/2.运行记录类文件/TXHS-04-18-2026年度运维服务质量管理计划.docx
+++ b/4.质量管理/2.运行记录类文件/TXHS-04-18-2026年度运维服务质量管理计划.docx
@@ -1,11 +1,10 @@
 
 <file path=word/document.xml><?xml version="1.0" encoding="utf-8"?>
-<w:document xmlns:wpc="http://schemas.microsoft.com/office/word/2010/wordprocessingCanvas" xmlns:mc="http://schemas.openxmlformats.org/markup-compatibility/2006" xmlns:o="urn:schemas-microsoft-com:office:office" xmlns:r="http://schemas.openxmlformats.org/officeDocument/2006/relationships" xmlns:m="http://schemas.openxmlformats.org/officeDocument/2006/math" xmlns:v="urn:schemas-microsoft-com:vml" xmlns:wp14="http://schemas.microsoft.com/office/word/2010/wordprocessingDrawing" xmlns:wp="http://schemas.openxmlformats.org/drawingml/2006/wordprocessingDrawing" xmlns:w10="urn:schemas-microsoft-com:office:word" xmlns:w="http://schemas.openxmlformats.org/wordprocessingml/2006/main" xmlns:w14="http://schemas.microsoft.com/office/word/2010/wordml" xmlns:w15="http://schemas.microsoft.com/office/word/2012/wordml" xmlns:wne="http://schemas.microsoft.com/office/word/2006/wordml" xmlns:wpg="http://schemas.microsoft.com/office/word/2010/wordprocessingGroup" xmlns:wpi="http://schemas.microsoft.com/office/word/2010/wordprocessingInk" xmlns:wps="http://schemas.microsoft.com/office/word/2010/wordprocessingShape" mc:Ignorable="w14 w15 wp14">
-  <!-- Generated by Aspose.Words for .NET 13.3.0.1 -->
+<w:document xmlns:wpc="http://schemas.microsoft.com/office/word/2010/wordprocessingCanvas" xmlns:mc="http://schemas.openxmlformats.org/markup-compatibility/2006" xmlns:o="urn:schemas-microsoft-com:office:office" xmlns:r="http://schemas.openxmlformats.org/officeDocument/2006/relationships" xmlns:m="http://schemas.openxmlformats.org/officeDocument/2006/math" xmlns:v="urn:schemas-microsoft-com:vml" xmlns:wp14="http://schemas.microsoft.com/office/word/2010/wordprocessingDrawing" xmlns:wp="http://schemas.openxmlformats.org/drawingml/2006/wordprocessingDrawing" xmlns:w="http://schemas.openxmlformats.org/wordprocessingml/2006/main" xmlns:w14="http://schemas.microsoft.com/office/word/2010/wordml" xmlns:w10="urn:schemas-microsoft-com:office:word" xmlns:w15="http://schemas.microsoft.com/office/word/2012/wordml" xmlns:wpg="http://schemas.microsoft.com/office/word/2010/wordprocessingGroup" xmlns:wpi="http://schemas.microsoft.com/office/word/2010/wordprocessingInk" xmlns:wne="http://schemas.microsoft.com/office/word/2006/wordml" xmlns:wps="http://schemas.microsoft.com/office/word/2010/wordprocessingShape" xmlns:wpsCustomData="http://www.wps.cn/officeDocument/2013/wpsCustomData" mc:Ignorable="w14 w15 wp14">
   <w:body>
     <w:p>
       <w:pPr>
-        <w:pStyle w:val="a0"/>
+        <w:pStyle w:val="25"/>
         <w:keepNext w:val="0"/>
         <w:keepLines w:val="0"/>
         <w:pageBreakBefore w:val="0"/>
@@ -25,7 +24,7 @@
       <w:bookmarkStart w:id="0" w:name="_Toc21969"/>
       <w:r>
         <w:drawing>
-          <wp:anchor distT="0" distB="0" distL="114300" distR="114300" simplePos="0" relativeHeight="251659264" behindDoc="1" locked="0" layoutInCell="1" allowOverlap="1">
+          <wp:anchor distT="0" distB="0" distL="114300" distR="114300" simplePos="0" relativeHeight="251660288" behindDoc="1" locked="0" layoutInCell="1" allowOverlap="1">
             <wp:simplePos x="0" y="0"/>
             <wp:positionH relativeFrom="column">
               <wp:posOffset>0</wp:posOffset>
@@ -50,7 +49,7 @@
                     </pic:cNvPicPr>
                   </pic:nvPicPr>
                   <pic:blipFill>
-                    <a:blip xmlns:r="http://schemas.openxmlformats.org/officeDocument/2006/relationships" r:embed="rId4"/>
+                    <a:blip r:embed="rId7"/>
                     <a:stretch>
                       <a:fillRect/>
                     </a:stretch>
@@ -80,7 +79,7 @@
           <w:lang w:val="en-US" w:eastAsia="zh-CN"/>
         </w:rPr>
         <w:drawing>
-          <wp:anchor distT="0" distB="0" distL="114300" distR="114300" simplePos="0" relativeHeight="251658240" behindDoc="1" locked="0" layoutInCell="1" allowOverlap="1">
+          <wp:anchor distT="0" distB="0" distL="114300" distR="114300" simplePos="0" relativeHeight="251659264" behindDoc="1" locked="0" layoutInCell="1" allowOverlap="1">
             <wp:simplePos x="0" y="0"/>
             <wp:positionH relativeFrom="column">
               <wp:posOffset>635</wp:posOffset>
@@ -105,7 +104,7 @@
                     </pic:cNvPicPr>
                   </pic:nvPicPr>
                   <pic:blipFill>
-                    <a:blip xmlns:r="http://schemas.openxmlformats.org/officeDocument/2006/relationships" r:embed="rId5">
+                    <a:blip r:embed="rId8">
                       <a:alphaModFix amt="58000"/>
                       <a:lum contrast="-52000"/>
                     </a:blip>
@@ -137,7 +136,7 @@
       </w:r>
       <w:r>
         <w:drawing>
-          <wp:anchor distT="0" distB="0" distL="114300" distR="114300" simplePos="0" relativeHeight="251660288" behindDoc="1" locked="0" layoutInCell="1" allowOverlap="1">
+          <wp:anchor distT="0" distB="0" distL="114300" distR="114300" simplePos="0" relativeHeight="251661312" behindDoc="1" locked="0" layoutInCell="1" allowOverlap="1">
             <wp:simplePos x="0" y="0"/>
             <wp:positionH relativeFrom="column">
               <wp:posOffset>-19050</wp:posOffset>
@@ -162,7 +161,7 @@
                     </pic:cNvPicPr>
                   </pic:nvPicPr>
                   <pic:blipFill>
-                    <a:blip xmlns:r="http://schemas.openxmlformats.org/officeDocument/2006/relationships" r:embed="rId6"/>
+                    <a:blip r:embed="rId9"/>
                     <a:stretch>
                       <a:fillRect/>
                     </a:stretch>
@@ -190,7 +189,7 @@
     </w:p>
     <w:p>
       <w:pPr>
-        <w:pStyle w:val="a1"/>
+        <w:pStyle w:val="26"/>
         <w:keepNext w:val="0"/>
         <w:keepLines w:val="0"/>
         <w:pageBreakBefore w:val="0"/>
@@ -237,11 +236,11 @@
         <w:adjustRightInd w:val="0"/>
         <w:snapToGrid w:val="0"/>
         <w:spacing w:after="624" w:afterLines="200" w:line="219" w:lineRule="auto"/>
-        <w:ind w:left="0" w:right="0" w:firstLine="0" w:leftChars="0" w:rightChars="0" w:firstLineChars="0"/>
+        <w:ind w:left="0" w:leftChars="0" w:right="0" w:rightChars="0" w:firstLine="0" w:firstLineChars="0"/>
         <w:jc w:val="center"/>
         <w:textAlignment w:val="baseline"/>
         <w:rPr>
-          <w:rFonts w:ascii="宋体" w:eastAsia="宋体" w:hAnsi="宋体" w:cs="宋体" w:hint="default"/>
+          <w:rFonts w:hint="default" w:ascii="宋体" w:hAnsi="宋体" w:eastAsia="宋体" w:cs="宋体"/>
           <w:sz w:val="24"/>
           <w:szCs w:val="24"/>
           <w:lang w:val="en-US" w:eastAsia="zh-CN"/>
@@ -249,7 +248,7 @@
       </w:pPr>
       <w:r>
         <w:rPr>
-          <w:rFonts w:ascii="宋体" w:eastAsia="宋体" w:hAnsi="宋体" w:cs="宋体"/>
+          <w:rFonts w:ascii="宋体" w:hAnsi="宋体" w:eastAsia="宋体" w:cs="宋体"/>
           <w:b/>
           <w:bCs/>
           <w:spacing w:val="-3"/>
@@ -260,7 +259,7 @@
       </w:r>
       <w:r>
         <w:rPr>
-          <w:rFonts w:ascii="宋体" w:eastAsia="宋体" w:hAnsi="宋体" w:cs="宋体" w:hint="eastAsia"/>
+          <w:rFonts w:hint="eastAsia" w:ascii="宋体" w:hAnsi="宋体" w:eastAsia="宋体" w:cs="宋体"/>
           <w:b/>
           <w:bCs/>
           <w:spacing w:val="-3"/>
@@ -272,7 +271,7 @@
       </w:r>
       <w:r>
         <w:rPr>
-          <w:rFonts w:ascii="宋体" w:eastAsia="宋体" w:hAnsi="宋体" w:cs="宋体"/>
+          <w:rFonts w:ascii="宋体" w:hAnsi="宋体" w:eastAsia="宋体" w:cs="宋体"/>
           <w:b/>
           <w:bCs/>
           <w:spacing w:val="-3"/>
@@ -283,7 +282,7 @@
       </w:r>
       <w:r>
         <w:rPr>
-          <w:rFonts w:ascii="宋体" w:hAnsi="宋体" w:cs="宋体" w:hint="eastAsia"/>
+          <w:rFonts w:hint="eastAsia" w:ascii="宋体" w:hAnsi="宋体" w:cs="宋体"/>
           <w:b/>
           <w:bCs/>
           <w:spacing w:val="-3"/>
@@ -295,7 +294,7 @@
       </w:r>
       <w:r>
         <w:rPr>
-          <w:rFonts w:ascii="宋体" w:eastAsia="宋体" w:hAnsi="宋体" w:cs="宋体"/>
+          <w:rFonts w:ascii="宋体" w:hAnsi="宋体" w:eastAsia="宋体" w:cs="宋体"/>
           <w:b/>
           <w:bCs/>
           <w:spacing w:val="-3"/>
@@ -306,7 +305,7 @@
       </w:r>
       <w:r>
         <w:rPr>
-          <w:rFonts w:ascii="宋体" w:hAnsi="宋体" w:cs="宋体" w:hint="eastAsia"/>
+          <w:rFonts w:hint="eastAsia" w:ascii="宋体" w:hAnsi="宋体" w:cs="宋体"/>
           <w:b/>
           <w:bCs/>
           <w:spacing w:val="-3"/>
@@ -319,17 +318,18 @@
     </w:p>
     <w:tbl>
       <w:tblPr>
-        <w:tblStyle w:val="TableGrid"/>
+        <w:tblStyle w:val="21"/>
         <w:tblW w:w="0" w:type="auto"/>
         <w:jc w:val="center"/>
         <w:tblBorders>
-          <w:top w:val="nil"/>
-          <w:left w:val="nil"/>
-          <w:bottom w:val="nil"/>
-          <w:right w:val="nil"/>
-          <w:insideH w:val="nil"/>
-          <w:insideV w:val="nil"/>
+          <w:top w:val="none" w:color="auto" w:sz="0" w:space="0"/>
+          <w:left w:val="none" w:color="auto" w:sz="0" w:space="0"/>
+          <w:bottom w:val="none" w:color="auto" w:sz="0" w:space="0"/>
+          <w:right w:val="none" w:color="auto" w:sz="0" w:space="0"/>
+          <w:insideH w:val="none" w:color="auto" w:sz="0" w:space="0"/>
+          <w:insideV w:val="none" w:color="auto" w:sz="0" w:space="0"/>
         </w:tblBorders>
+        <w:tblLayout w:type="autofit"/>
         <w:tblCellMar>
           <w:top w:w="0" w:type="dxa"/>
           <w:left w:w="108" w:type="dxa"/>
@@ -343,15 +343,139 @@
       </w:tblGrid>
       <w:tr>
         <w:tblPrEx>
-          <w:tblW w:w="0" w:type="auto"/>
+          <w:tblBorders>
+            <w:top w:val="none" w:color="auto" w:sz="0" w:space="0"/>
+            <w:left w:val="none" w:color="auto" w:sz="0" w:space="0"/>
+            <w:bottom w:val="none" w:color="auto" w:sz="0" w:space="0"/>
+            <w:right w:val="none" w:color="auto" w:sz="0" w:space="0"/>
+            <w:insideH w:val="none" w:color="auto" w:sz="0" w:space="0"/>
+            <w:insideV w:val="none" w:color="auto" w:sz="0" w:space="0"/>
+          </w:tblBorders>
+        </w:tblPrEx>
+        <w:trPr>
+          <w:trHeight w:val="810" w:hRule="atLeast"/>
           <w:jc w:val="center"/>
+        </w:trPr>
+        <w:tc>
+          <w:tcPr>
+            <w:tcW w:w="2432" w:type="dxa"/>
+          </w:tcPr>
+          <w:p>
+            <w:pPr>
+              <w:keepNext w:val="0"/>
+              <w:keepLines w:val="0"/>
+              <w:pageBreakBefore w:val="0"/>
+              <w:widowControl w:val="0"/>
+              <w:kinsoku w:val="0"/>
+              <w:wordWrap/>
+              <w:overflowPunct/>
+              <w:topLinePunct w:val="0"/>
+              <w:autoSpaceDE w:val="0"/>
+              <w:autoSpaceDN w:val="0"/>
+              <w:bidi w:val="0"/>
+              <w:adjustRightInd w:val="0"/>
+              <w:snapToGrid w:val="0"/>
+              <w:textAlignment w:val="baseline"/>
+              <w:rPr>
+                <w:rFonts w:hint="default"/>
+                <w:vertAlign w:val="baseline"/>
+                <w:lang w:val="en-US" w:eastAsia="zh-CN"/>
+              </w:rPr>
+            </w:pPr>
+            <w:r>
+              <w:rPr>
+                <w:rFonts w:hint="eastAsia"/>
+                <w:vertAlign w:val="baseline"/>
+                <w:lang w:val="en-US" w:eastAsia="zh-CN"/>
+              </w:rPr>
+              <w:t>编制部门</w:t>
+            </w:r>
+            <w:r>
+              <w:rPr>
+                <w:rFonts w:hint="default" w:asciiTheme="minorAscii" w:hAnsiTheme="minorAscii" w:eastAsiaTheme="minorEastAsia"/>
+                <w:spacing w:val="227"/>
+                <w:sz w:val="21"/>
+                <w:vertAlign w:val="baseline"/>
+                <w:lang w:val="en-US" w:eastAsia="zh-CN"/>
+              </w:rPr>
+              <w:t>:</w:t>
+            </w:r>
+            <w:r>
+              <w:rPr>
+                <w:rFonts w:hint="eastAsia"/>
+                <w:u w:val="single"/>
+                <w:vertAlign w:val="baseline"/>
+                <w:lang w:val="en-US" w:eastAsia="zh-CN"/>
+              </w:rPr>
+              <w:t>质量管理部</w:t>
+            </w:r>
+          </w:p>
+        </w:tc>
+        <w:tc>
+          <w:tcPr>
+            <w:tcW w:w="2708" w:type="dxa"/>
+          </w:tcPr>
+          <w:p>
+            <w:pPr>
+              <w:keepNext w:val="0"/>
+              <w:keepLines w:val="0"/>
+              <w:pageBreakBefore w:val="0"/>
+              <w:widowControl w:val="0"/>
+              <w:kinsoku w:val="0"/>
+              <w:wordWrap/>
+              <w:overflowPunct/>
+              <w:topLinePunct w:val="0"/>
+              <w:autoSpaceDE w:val="0"/>
+              <w:autoSpaceDN w:val="0"/>
+              <w:bidi w:val="0"/>
+              <w:adjustRightInd w:val="0"/>
+              <w:snapToGrid w:val="0"/>
+              <w:textAlignment w:val="baseline"/>
+              <w:rPr>
+                <w:rFonts w:hint="default"/>
+                <w:vertAlign w:val="baseline"/>
+                <w:lang w:val="en-US" w:eastAsia="zh-CN"/>
+              </w:rPr>
+            </w:pPr>
+            <w:r>
+              <w:rPr>
+                <w:rFonts w:hint="eastAsia"/>
+                <w:vertAlign w:val="baseline"/>
+                <w:lang w:val="en-US" w:eastAsia="zh-CN"/>
+              </w:rPr>
+              <w:t>编制时间</w:t>
+            </w:r>
+            <w:r>
+              <w:rPr>
+                <w:rFonts w:hint="eastAsia" w:asciiTheme="minorAscii" w:hAnsiTheme="minorAscii" w:eastAsiaTheme="minorEastAsia"/>
+                <w:spacing w:val="227"/>
+                <w:sz w:val="21"/>
+                <w:vertAlign w:val="baseline"/>
+                <w:lang w:val="en-US" w:eastAsia="zh-CN"/>
+              </w:rPr>
+              <w:t>:</w:t>
+            </w:r>
+            <w:r>
+              <w:rPr>
+                <w:rFonts w:hint="eastAsia"/>
+                <w:u w:val="single"/>
+                <w:vertAlign w:val="baseline"/>
+                <w:lang w:val="en-US" w:eastAsia="zh-CN"/>
+              </w:rPr>
+              <w:t>2026.01.10</w:t>
+            </w:r>
+          </w:p>
+        </w:tc>
+      </w:tr>
+      <w:tr>
+        <w:tblPrEx>
           <w:tblBorders>
-            <w:top w:val="nil"/>
-            <w:left w:val="nil"/>
-            <w:bottom w:val="nil"/>
-            <w:right w:val="nil"/>
-            <w:insideH w:val="nil"/>
-            <w:insideV w:val="nil"/>
+            <w:top w:val="none" w:color="auto" w:sz="0" w:space="0"/>
+            <w:left w:val="none" w:color="auto" w:sz="0" w:space="0"/>
+            <w:bottom w:val="none" w:color="auto" w:sz="0" w:space="0"/>
+            <w:right w:val="none" w:color="auto" w:sz="0" w:space="0"/>
+            <w:insideH w:val="none" w:color="auto" w:sz="0" w:space="0"/>
+            <w:insideV w:val="none" w:color="auto" w:sz="0" w:space="0"/>
           </w:tblBorders>
           <w:tblCellMar>
             <w:top w:w="0" w:type="dxa"/>
@@ -361,12 +485,13 @@
           </w:tblCellMar>
         </w:tblPrEx>
         <w:trPr>
-          <w:trHeight w:val="810"/>
+          <w:trHeight w:val="810" w:hRule="atLeast"/>
           <w:jc w:val="center"/>
         </w:trPr>
         <w:tc>
           <w:tcPr>
             <w:tcW w:w="2432" w:type="dxa"/>
+            <w:shd w:val="clear" w:color="auto" w:fill="auto"/>
           </w:tcPr>
           <w:p>
             <w:pPr>
@@ -385,134 +510,7 @@
               <w:snapToGrid w:val="0"/>
               <w:textAlignment w:val="baseline"/>
               <w:rPr>
-                <w:rFonts w:hint="default"/>
-                <w:vertAlign w:val="baseline"/>
-                <w:lang w:val="en-US" w:eastAsia="zh-CN"/>
-              </w:rPr>
-            </w:pPr>
-            <w:r>
-              <w:rPr>
-                <w:rFonts w:hint="eastAsia"/>
-                <w:vertAlign w:val="baseline"/>
-                <w:lang w:val="en-US" w:eastAsia="zh-CN"/>
-              </w:rPr>
-              <w:t>编制部门</w:t>
-            </w:r>
-            <w:r>
-              <w:rPr>
-                <w:rFonts w:asciiTheme="minorAscii" w:eastAsiaTheme="minorEastAsia" w:hAnsiTheme="minorAscii" w:hint="default"/>
-                <w:spacing w:val="227"/>
-                <w:sz w:val="21"/>
-                <w:vertAlign w:val="baseline"/>
-                <w:lang w:val="en-US" w:eastAsia="zh-CN"/>
-              </w:rPr>
-              <w:t>:</w:t>
-            </w:r>
-            <w:r>
-              <w:rPr>
-                <w:rFonts w:hint="eastAsia"/>
-                <w:u w:val="single"/>
-                <w:vertAlign w:val="baseline"/>
-                <w:lang w:val="en-US" w:eastAsia="zh-CN"/>
-              </w:rPr>
-              <w:t>质量管理部</w:t>
-            </w:r>
-          </w:p>
-        </w:tc>
-        <w:tc>
-          <w:tcPr>
-            <w:tcW w:w="2708" w:type="dxa"/>
-          </w:tcPr>
-          <w:p>
-            <w:pPr>
-              <w:keepNext w:val="0"/>
-              <w:keepLines w:val="0"/>
-              <w:pageBreakBefore w:val="0"/>
-              <w:widowControl w:val="0"/>
-              <w:kinsoku w:val="0"/>
-              <w:wordWrap/>
-              <w:overflowPunct/>
-              <w:topLinePunct w:val="0"/>
-              <w:autoSpaceDE w:val="0"/>
-              <w:autoSpaceDN w:val="0"/>
-              <w:bidi w:val="0"/>
-              <w:adjustRightInd w:val="0"/>
-              <w:snapToGrid w:val="0"/>
-              <w:textAlignment w:val="baseline"/>
-              <w:rPr>
-                <w:rFonts w:hint="default"/>
-                <w:vertAlign w:val="baseline"/>
-                <w:lang w:val="en-US" w:eastAsia="zh-CN"/>
-              </w:rPr>
-            </w:pPr>
-            <w:r>
-              <w:rPr>
-                <w:rFonts w:hint="eastAsia"/>
-                <w:vertAlign w:val="baseline"/>
-                <w:lang w:val="en-US" w:eastAsia="zh-CN"/>
-              </w:rPr>
-              <w:t>编制时间</w:t>
-            </w:r>
-            <w:r>
-              <w:rPr>
-                <w:rFonts w:asciiTheme="minorAscii" w:eastAsiaTheme="minorEastAsia" w:hAnsiTheme="minorAscii" w:hint="eastAsia"/>
-                <w:spacing w:val="227"/>
-                <w:sz w:val="21"/>
-                <w:vertAlign w:val="baseline"/>
-                <w:lang w:val="en-US" w:eastAsia="zh-CN"/>
-              </w:rPr>
-              <w:t>:</w:t>
-            </w:r>
-            <w:r>
-              <w:rPr>
-                <w:rFonts w:hint="eastAsia"/>
-                <w:u w:val="single"/>
-                <w:vertAlign w:val="baseline"/>
-                <w:lang w:val="en-US" w:eastAsia="zh-CN"/>
-              </w:rPr>
-              <w:t>2026.01.10</w:t>
-            </w:r>
-          </w:p>
-        </w:tc>
-      </w:tr>
-      <w:tr>
-        <w:tblPrEx>
-          <w:tblW w:w="0" w:type="auto"/>
-          <w:jc w:val="center"/>
-          <w:tblCellMar>
-            <w:top w:w="0" w:type="dxa"/>
-            <w:left w:w="108" w:type="dxa"/>
-            <w:bottom w:w="0" w:type="dxa"/>
-            <w:right w:w="108" w:type="dxa"/>
-          </w:tblCellMar>
-        </w:tblPrEx>
-        <w:trPr>
-          <w:trHeight w:val="810"/>
-          <w:jc w:val="center"/>
-        </w:trPr>
-        <w:tc>
-          <w:tcPr>
-            <w:tcW w:w="2432" w:type="dxa"/>
-            <w:shd w:val="clear" w:color="auto" w:fill="auto"/>
-          </w:tcPr>
-          <w:p>
-            <w:pPr>
-              <w:keepNext w:val="0"/>
-              <w:keepLines w:val="0"/>
-              <w:pageBreakBefore w:val="0"/>
-              <w:widowControl w:val="0"/>
-              <w:kinsoku w:val="0"/>
-              <w:wordWrap/>
-              <w:overflowPunct/>
-              <w:topLinePunct w:val="0"/>
-              <w:autoSpaceDE w:val="0"/>
-              <w:autoSpaceDN w:val="0"/>
-              <w:bidi w:val="0"/>
-              <w:adjustRightInd w:val="0"/>
-              <w:snapToGrid w:val="0"/>
-              <w:textAlignment w:val="baseline"/>
-              <w:rPr>
-                <w:rFonts w:ascii="Arial" w:eastAsia="Arial" w:hAnsi="Arial" w:cs="Arial" w:hint="default"/>
+                <w:rFonts w:hint="default" w:ascii="Arial" w:hAnsi="Arial" w:eastAsia="Arial" w:cs="Arial"/>
                 <w:snapToGrid w:val="0"/>
                 <w:color w:val="000000"/>
                 <w:kern w:val="0"/>
@@ -544,7 +542,7 @@
             </w:r>
             <w:r>
               <w:rPr>
-                <w:rFonts w:asciiTheme="minorAscii" w:eastAsiaTheme="minorEastAsia" w:hAnsiTheme="minorAscii" w:hint="default"/>
+                <w:rFonts w:hint="default" w:asciiTheme="minorAscii" w:hAnsiTheme="minorAscii" w:eastAsiaTheme="minorEastAsia"/>
                 <w:spacing w:val="227"/>
                 <w:sz w:val="21"/>
                 <w:vertAlign w:val="baseline"/>
@@ -598,7 +596,7 @@
               <w:snapToGrid w:val="0"/>
               <w:textAlignment w:val="baseline"/>
               <w:rPr>
-                <w:rFonts w:ascii="Arial" w:eastAsia="Arial" w:hAnsi="Arial" w:cs="Arial" w:hint="default"/>
+                <w:rFonts w:hint="default" w:ascii="Arial" w:hAnsi="Arial" w:eastAsia="Arial" w:cs="Arial"/>
                 <w:snapToGrid w:val="0"/>
                 <w:color w:val="000000"/>
                 <w:kern w:val="0"/>
@@ -618,7 +616,7 @@
             </w:r>
             <w:r>
               <w:rPr>
-                <w:rFonts w:asciiTheme="minorAscii" w:eastAsiaTheme="minorEastAsia" w:hAnsiTheme="minorAscii" w:hint="eastAsia"/>
+                <w:rFonts w:hint="eastAsia" w:asciiTheme="minorAscii" w:hAnsiTheme="minorAscii" w:eastAsiaTheme="minorEastAsia"/>
                 <w:spacing w:val="227"/>
                 <w:sz w:val="21"/>
                 <w:vertAlign w:val="baseline"/>
@@ -640,8 +638,14 @@
       </w:tr>
       <w:tr>
         <w:tblPrEx>
-          <w:tblW w:w="0" w:type="auto"/>
-          <w:jc w:val="center"/>
+          <w:tblBorders>
+            <w:top w:val="none" w:color="auto" w:sz="0" w:space="0"/>
+            <w:left w:val="none" w:color="auto" w:sz="0" w:space="0"/>
+            <w:bottom w:val="none" w:color="auto" w:sz="0" w:space="0"/>
+            <w:right w:val="none" w:color="auto" w:sz="0" w:space="0"/>
+            <w:insideH w:val="none" w:color="auto" w:sz="0" w:space="0"/>
+            <w:insideV w:val="none" w:color="auto" w:sz="0" w:space="0"/>
+          </w:tblBorders>
           <w:tblCellMar>
             <w:top w:w="0" w:type="dxa"/>
             <w:left w:w="108" w:type="dxa"/>
@@ -650,7 +654,7 @@
           </w:tblCellMar>
         </w:tblPrEx>
         <w:trPr>
-          <w:trHeight w:val="635"/>
+          <w:trHeight w:val="635" w:hRule="atLeast"/>
           <w:jc w:val="center"/>
         </w:trPr>
         <w:tc>
@@ -701,7 +705,7 @@
             </w:r>
             <w:r>
               <w:rPr>
-                <w:rFonts w:asciiTheme="minorAscii" w:eastAsiaTheme="minorEastAsia" w:hAnsiTheme="minorAscii" w:hint="eastAsia"/>
+                <w:rFonts w:hint="eastAsia" w:asciiTheme="minorAscii" w:hAnsiTheme="minorAscii" w:eastAsiaTheme="minorEastAsia"/>
                 <w:spacing w:val="227"/>
                 <w:sz w:val="21"/>
                 <w:vertAlign w:val="baseline"/>
@@ -711,7 +715,7 @@
             </w:r>
             <w:r>
               <w:rPr>
-                <w:rFonts w:asciiTheme="minorAscii" w:eastAsiaTheme="minorEastAsia" w:hAnsiTheme="minorAscii" w:hint="eastAsia"/>
+                <w:rFonts w:hint="eastAsia" w:asciiTheme="minorAscii" w:hAnsiTheme="minorAscii" w:eastAsiaTheme="minorEastAsia"/>
                 <w:spacing w:val="0"/>
                 <w:kern w:val="0"/>
                 <w:sz w:val="21"/>
@@ -759,7 +763,7 @@
             </w:r>
             <w:r>
               <w:rPr>
-                <w:rFonts w:asciiTheme="minorAscii" w:eastAsiaTheme="minorEastAsia" w:hAnsiTheme="minorAscii" w:hint="eastAsia"/>
+                <w:rFonts w:hint="eastAsia" w:asciiTheme="minorAscii" w:hAnsiTheme="minorAscii" w:eastAsiaTheme="minorEastAsia"/>
                 <w:spacing w:val="227"/>
                 <w:sz w:val="21"/>
                 <w:vertAlign w:val="baseline"/>
@@ -820,14 +824,14 @@
         <w:ind w:left="3634"/>
         <w:textAlignment w:val="baseline"/>
         <w:rPr>
-          <w:rFonts w:ascii="宋体" w:eastAsia="宋体" w:hAnsi="宋体" w:cs="宋体"/>
+          <w:rFonts w:ascii="宋体" w:hAnsi="宋体" w:eastAsia="宋体" w:cs="宋体"/>
           <w:sz w:val="31"/>
           <w:szCs w:val="31"/>
         </w:rPr>
       </w:pPr>
       <w:r>
         <w:rPr>
-          <w:rFonts w:ascii="宋体" w:eastAsia="宋体" w:hAnsi="宋体" w:cs="宋体"/>
+          <w:rFonts w:ascii="宋体" w:hAnsi="宋体" w:eastAsia="宋体" w:cs="宋体"/>
           <w:b/>
           <w:bCs/>
           <w:spacing w:val="4"/>
@@ -839,16 +843,16 @@
     </w:p>
     <w:tbl>
       <w:tblPr>
-        <w:tblStyle w:val="TableNormal0"/>
+        <w:tblStyle w:val="27"/>
         <w:tblW w:w="8214" w:type="dxa"/>
         <w:jc w:val="center"/>
         <w:tblBorders>
-          <w:top w:val="single" w:sz="2" w:space="0" w:color="000000"/>
-          <w:left w:val="single" w:sz="2" w:space="0" w:color="000000"/>
-          <w:bottom w:val="single" w:sz="2" w:space="0" w:color="000000"/>
-          <w:right w:val="single" w:sz="2" w:space="0" w:color="000000"/>
-          <w:insideH w:val="single" w:sz="2" w:space="0" w:color="000000"/>
-          <w:insideV w:val="single" w:sz="2" w:space="0" w:color="000000"/>
+          <w:top w:val="single" w:color="000000" w:sz="2" w:space="0"/>
+          <w:left w:val="single" w:color="000000" w:sz="2" w:space="0"/>
+          <w:bottom w:val="single" w:color="000000" w:sz="2" w:space="0"/>
+          <w:right w:val="single" w:color="000000" w:sz="2" w:space="0"/>
+          <w:insideH w:val="single" w:color="000000" w:sz="2" w:space="0"/>
+          <w:insideV w:val="single" w:color="000000" w:sz="2" w:space="0"/>
         </w:tblBorders>
         <w:tblLayout w:type="fixed"/>
         <w:tblCellMar>
@@ -868,17 +872,286 @@
       </w:tblGrid>
       <w:tr>
         <w:tblPrEx>
-          <w:tblW w:w="8214" w:type="dxa"/>
+          <w:tblBorders>
+            <w:top w:val="single" w:color="000000" w:sz="2" w:space="0"/>
+            <w:left w:val="single" w:color="000000" w:sz="2" w:space="0"/>
+            <w:bottom w:val="single" w:color="000000" w:sz="2" w:space="0"/>
+            <w:right w:val="single" w:color="000000" w:sz="2" w:space="0"/>
+            <w:insideH w:val="single" w:color="000000" w:sz="2" w:space="0"/>
+            <w:insideV w:val="single" w:color="000000" w:sz="2" w:space="0"/>
+          </w:tblBorders>
+        </w:tblPrEx>
+        <w:trPr>
+          <w:trHeight w:val="593" w:hRule="atLeast"/>
           <w:jc w:val="center"/>
+        </w:trPr>
+        <w:tc>
+          <w:tcPr>
+            <w:tcW w:w="1317" w:type="dxa"/>
+          </w:tcPr>
+          <w:p>
+            <w:pPr>
+              <w:keepNext w:val="0"/>
+              <w:keepLines w:val="0"/>
+              <w:pageBreakBefore w:val="0"/>
+              <w:widowControl w:val="0"/>
+              <w:kinsoku w:val="0"/>
+              <w:wordWrap/>
+              <w:overflowPunct/>
+              <w:topLinePunct w:val="0"/>
+              <w:autoSpaceDE w:val="0"/>
+              <w:autoSpaceDN w:val="0"/>
+              <w:bidi w:val="0"/>
+              <w:adjustRightInd w:val="0"/>
+              <w:snapToGrid w:val="0"/>
+              <w:spacing w:before="176" w:line="228" w:lineRule="auto"/>
+              <w:ind w:left="0" w:leftChars="0" w:right="0" w:rightChars="0" w:firstLine="0" w:firstLineChars="0"/>
+              <w:jc w:val="center"/>
+              <w:textAlignment w:val="baseline"/>
+              <w:rPr>
+                <w:rFonts w:ascii="宋体" w:hAnsi="宋体" w:eastAsia="宋体" w:cs="宋体"/>
+                <w:sz w:val="20"/>
+                <w:szCs w:val="20"/>
+              </w:rPr>
+            </w:pPr>
+            <w:r>
+              <w:rPr>
+                <w:rFonts w:hint="eastAsia" w:ascii="宋体" w:hAnsi="宋体" w:cs="宋体"/>
+                <w:spacing w:val="-14"/>
+                <w:sz w:val="20"/>
+                <w:szCs w:val="20"/>
+                <w:lang w:val="en-US" w:eastAsia="zh-CN"/>
+              </w:rPr>
+              <w:t>修订</w:t>
+            </w:r>
+            <w:r>
+              <w:rPr>
+                <w:rFonts w:ascii="宋体" w:hAnsi="宋体" w:eastAsia="宋体" w:cs="宋体"/>
+                <w:spacing w:val="-14"/>
+                <w:sz w:val="20"/>
+                <w:szCs w:val="20"/>
+              </w:rPr>
+              <w:t>日期</w:t>
+            </w:r>
+          </w:p>
+        </w:tc>
+        <w:tc>
+          <w:tcPr>
+            <w:tcW w:w="972" w:type="dxa"/>
+          </w:tcPr>
+          <w:p>
+            <w:pPr>
+              <w:keepNext w:val="0"/>
+              <w:keepLines w:val="0"/>
+              <w:pageBreakBefore w:val="0"/>
+              <w:widowControl w:val="0"/>
+              <w:kinsoku w:val="0"/>
+              <w:wordWrap/>
+              <w:overflowPunct/>
+              <w:topLinePunct w:val="0"/>
+              <w:autoSpaceDE w:val="0"/>
+              <w:autoSpaceDN w:val="0"/>
+              <w:bidi w:val="0"/>
+              <w:adjustRightInd w:val="0"/>
+              <w:snapToGrid w:val="0"/>
+              <w:spacing w:before="175" w:line="227" w:lineRule="auto"/>
+              <w:ind w:left="0" w:leftChars="0" w:right="0" w:rightChars="0" w:firstLine="0" w:firstLineChars="0"/>
+              <w:jc w:val="center"/>
+              <w:textAlignment w:val="baseline"/>
+              <w:rPr>
+                <w:rFonts w:ascii="宋体" w:hAnsi="宋体" w:eastAsia="宋体" w:cs="宋体"/>
+                <w:sz w:val="20"/>
+                <w:szCs w:val="20"/>
+              </w:rPr>
+            </w:pPr>
+            <w:r>
+              <w:rPr>
+                <w:rFonts w:ascii="宋体" w:hAnsi="宋体" w:eastAsia="宋体" w:cs="宋体"/>
+                <w:spacing w:val="4"/>
+                <w:sz w:val="20"/>
+                <w:szCs w:val="20"/>
+              </w:rPr>
+              <w:t>版本</w:t>
+            </w:r>
+          </w:p>
+        </w:tc>
+        <w:tc>
+          <w:tcPr>
+            <w:tcW w:w="1575" w:type="dxa"/>
+          </w:tcPr>
+          <w:p>
+            <w:pPr>
+              <w:keepNext w:val="0"/>
+              <w:keepLines w:val="0"/>
+              <w:pageBreakBefore w:val="0"/>
+              <w:widowControl w:val="0"/>
+              <w:kinsoku w:val="0"/>
+              <w:wordWrap/>
+              <w:overflowPunct/>
+              <w:topLinePunct w:val="0"/>
+              <w:autoSpaceDE w:val="0"/>
+              <w:autoSpaceDN w:val="0"/>
+              <w:bidi w:val="0"/>
+              <w:adjustRightInd w:val="0"/>
+              <w:snapToGrid w:val="0"/>
+              <w:spacing w:before="175" w:line="228" w:lineRule="auto"/>
+              <w:ind w:left="0" w:leftChars="0" w:right="0" w:rightChars="0" w:firstLine="0" w:firstLineChars="0"/>
+              <w:jc w:val="center"/>
+              <w:textAlignment w:val="baseline"/>
+              <w:rPr>
+                <w:rFonts w:ascii="宋体" w:hAnsi="宋体" w:eastAsia="宋体" w:cs="宋体"/>
+                <w:sz w:val="20"/>
+                <w:szCs w:val="20"/>
+              </w:rPr>
+            </w:pPr>
+            <w:r>
+              <w:rPr>
+                <w:rFonts w:ascii="宋体" w:hAnsi="宋体" w:eastAsia="宋体" w:cs="宋体"/>
+                <w:spacing w:val="7"/>
+                <w:sz w:val="20"/>
+                <w:szCs w:val="20"/>
+              </w:rPr>
+              <w:t>变更说明</w:t>
+            </w:r>
+          </w:p>
+        </w:tc>
+        <w:tc>
+          <w:tcPr>
+            <w:tcW w:w="1829" w:type="dxa"/>
+          </w:tcPr>
+          <w:p>
+            <w:pPr>
+              <w:keepNext w:val="0"/>
+              <w:keepLines w:val="0"/>
+              <w:pageBreakBefore w:val="0"/>
+              <w:widowControl w:val="0"/>
+              <w:kinsoku w:val="0"/>
+              <w:wordWrap/>
+              <w:overflowPunct/>
+              <w:topLinePunct w:val="0"/>
+              <w:autoSpaceDE w:val="0"/>
+              <w:autoSpaceDN w:val="0"/>
+              <w:bidi w:val="0"/>
+              <w:adjustRightInd w:val="0"/>
+              <w:snapToGrid w:val="0"/>
+              <w:spacing w:before="175" w:line="228" w:lineRule="auto"/>
+              <w:ind w:left="0" w:leftChars="0" w:right="0" w:rightChars="0" w:firstLine="0" w:firstLineChars="0"/>
+              <w:jc w:val="center"/>
+              <w:textAlignment w:val="baseline"/>
+              <w:rPr>
+                <w:rFonts w:hint="eastAsia" w:ascii="宋体" w:hAnsi="宋体" w:eastAsia="宋体" w:cs="宋体"/>
+                <w:spacing w:val="7"/>
+                <w:sz w:val="20"/>
+                <w:szCs w:val="20"/>
+                <w:lang w:val="en-US" w:eastAsia="zh-CN"/>
+              </w:rPr>
+            </w:pPr>
+            <w:r>
+              <w:rPr>
+                <w:rFonts w:hint="eastAsia" w:ascii="宋体" w:hAnsi="宋体" w:cs="宋体"/>
+                <w:spacing w:val="7"/>
+                <w:sz w:val="20"/>
+                <w:szCs w:val="20"/>
+                <w:lang w:val="en-US" w:eastAsia="zh-CN"/>
+              </w:rPr>
+              <w:t>修订人</w:t>
+            </w:r>
+          </w:p>
+        </w:tc>
+        <w:tc>
+          <w:tcPr>
+            <w:tcW w:w="1606" w:type="dxa"/>
+          </w:tcPr>
+          <w:p>
+            <w:pPr>
+              <w:keepNext w:val="0"/>
+              <w:keepLines w:val="0"/>
+              <w:pageBreakBefore w:val="0"/>
+              <w:widowControl w:val="0"/>
+              <w:kinsoku w:val="0"/>
+              <w:wordWrap/>
+              <w:overflowPunct/>
+              <w:topLinePunct w:val="0"/>
+              <w:autoSpaceDE w:val="0"/>
+              <w:autoSpaceDN w:val="0"/>
+              <w:bidi w:val="0"/>
+              <w:adjustRightInd w:val="0"/>
+              <w:snapToGrid w:val="0"/>
+              <w:spacing w:before="175" w:line="228" w:lineRule="auto"/>
+              <w:ind w:left="0" w:leftChars="0" w:right="0" w:rightChars="0" w:firstLine="0" w:firstLineChars="0"/>
+              <w:jc w:val="center"/>
+              <w:textAlignment w:val="baseline"/>
+              <w:rPr>
+                <w:rFonts w:hint="default" w:ascii="宋体" w:hAnsi="宋体" w:cs="宋体"/>
+                <w:spacing w:val="7"/>
+                <w:sz w:val="20"/>
+                <w:szCs w:val="20"/>
+                <w:lang w:val="en-US" w:eastAsia="zh-CN"/>
+              </w:rPr>
+            </w:pPr>
+            <w:r>
+              <w:rPr>
+                <w:rFonts w:hint="eastAsia" w:ascii="宋体" w:hAnsi="宋体" w:cs="宋体"/>
+                <w:spacing w:val="7"/>
+                <w:sz w:val="20"/>
+                <w:szCs w:val="20"/>
+                <w:lang w:val="en-US" w:eastAsia="zh-CN"/>
+              </w:rPr>
+              <w:t>审批人</w:t>
+            </w:r>
+          </w:p>
+        </w:tc>
+        <w:tc>
+          <w:tcPr>
+            <w:tcW w:w="915" w:type="dxa"/>
+          </w:tcPr>
+          <w:p>
+            <w:pPr>
+              <w:keepNext w:val="0"/>
+              <w:keepLines w:val="0"/>
+              <w:pageBreakBefore w:val="0"/>
+              <w:widowControl w:val="0"/>
+              <w:kinsoku w:val="0"/>
+              <w:wordWrap/>
+              <w:overflowPunct/>
+              <w:topLinePunct w:val="0"/>
+              <w:autoSpaceDE w:val="0"/>
+              <w:autoSpaceDN w:val="0"/>
+              <w:bidi w:val="0"/>
+              <w:adjustRightInd w:val="0"/>
+              <w:snapToGrid w:val="0"/>
+              <w:spacing w:before="176" w:line="229" w:lineRule="auto"/>
+              <w:ind w:left="0" w:leftChars="0" w:right="0" w:rightChars="0" w:firstLine="0" w:firstLineChars="0"/>
+              <w:jc w:val="center"/>
+              <w:textAlignment w:val="baseline"/>
+              <w:rPr>
+                <w:rFonts w:ascii="宋体" w:hAnsi="宋体" w:eastAsia="宋体" w:cs="宋体"/>
+                <w:sz w:val="20"/>
+                <w:szCs w:val="20"/>
+              </w:rPr>
+            </w:pPr>
+            <w:r>
+              <w:rPr>
+                <w:rFonts w:ascii="宋体" w:hAnsi="宋体" w:eastAsia="宋体" w:cs="宋体"/>
+                <w:spacing w:val="7"/>
+                <w:sz w:val="20"/>
+                <w:szCs w:val="20"/>
+              </w:rPr>
+              <w:t>批准人</w:t>
+            </w:r>
+          </w:p>
+        </w:tc>
+      </w:tr>
+      <w:tr>
+        <w:tblPrEx>
           <w:tblBorders>
-            <w:top w:val="single" w:sz="2" w:space="0" w:color="000000"/>
-            <w:left w:val="single" w:sz="2" w:space="0" w:color="000000"/>
-            <w:bottom w:val="single" w:sz="2" w:space="0" w:color="000000"/>
-            <w:right w:val="single" w:sz="2" w:space="0" w:color="000000"/>
-            <w:insideH w:val="single" w:sz="2" w:space="0" w:color="000000"/>
-            <w:insideV w:val="single" w:sz="2" w:space="0" w:color="000000"/>
+            <w:top w:val="single" w:color="000000" w:sz="2" w:space="0"/>
+            <w:left w:val="single" w:color="000000" w:sz="2" w:space="0"/>
+            <w:bottom w:val="single" w:color="000000" w:sz="2" w:space="0"/>
+            <w:right w:val="single" w:color="000000" w:sz="2" w:space="0"/>
+            <w:insideH w:val="single" w:color="000000" w:sz="2" w:space="0"/>
+            <w:insideV w:val="single" w:color="000000" w:sz="2" w:space="0"/>
           </w:tblBorders>
-          <w:tblLayout w:type="fixed"/>
           <w:tblCellMar>
             <w:top w:w="0" w:type="dxa"/>
             <w:left w:w="0" w:type="dxa"/>
@@ -887,7 +1160,7 @@
           </w:tblCellMar>
         </w:tblPrEx>
         <w:trPr>
-          <w:trHeight w:val="593"/>
+          <w:trHeight w:val="516" w:hRule="atLeast"/>
           <w:jc w:val="center"/>
         </w:trPr>
         <w:tc>
@@ -909,249 +1182,294 @@
               <w:bidi w:val="0"/>
               <w:adjustRightInd w:val="0"/>
               <w:snapToGrid w:val="0"/>
-              <w:spacing w:before="176" w:line="228" w:lineRule="auto"/>
-              <w:ind w:left="0" w:right="0" w:firstLine="0" w:leftChars="0" w:rightChars="0" w:firstLineChars="0"/>
+              <w:spacing w:before="173" w:line="267" w:lineRule="exact"/>
+              <w:ind w:left="0" w:leftChars="0" w:right="0" w:rightChars="0" w:firstLine="0" w:firstLineChars="0"/>
               <w:jc w:val="center"/>
               <w:textAlignment w:val="baseline"/>
               <w:rPr>
-                <w:rFonts w:ascii="宋体" w:eastAsia="宋体" w:hAnsi="宋体" w:cs="宋体"/>
+                <w:rFonts w:hint="default" w:ascii="宋体" w:hAnsi="宋体" w:eastAsia="宋体" w:cs="宋体"/>
+                <w:sz w:val="20"/>
+                <w:szCs w:val="20"/>
+                <w:lang w:val="en-US"/>
+              </w:rPr>
+            </w:pPr>
+            <w:r>
+              <w:rPr>
+                <w:rFonts w:ascii="宋体" w:hAnsi="宋体" w:eastAsia="宋体" w:cs="宋体"/>
+                <w:spacing w:val="3"/>
+                <w:position w:val="1"/>
                 <w:sz w:val="20"/>
                 <w:szCs w:val="20"/>
               </w:rPr>
-            </w:pPr>
+              <w:t>202</w:t>
+            </w:r>
             <w:r>
               <w:rPr>
-                <w:rFonts w:ascii="宋体" w:hAnsi="宋体" w:cs="宋体" w:hint="eastAsia"/>
-                <w:spacing w:val="-14"/>
+                <w:rFonts w:hint="eastAsia" w:ascii="宋体" w:hAnsi="宋体" w:cs="宋体"/>
+                <w:spacing w:val="3"/>
+                <w:position w:val="1"/>
                 <w:sz w:val="20"/>
                 <w:szCs w:val="20"/>
                 <w:lang w:val="en-US" w:eastAsia="zh-CN"/>
               </w:rPr>
-              <w:t>修订</w:t>
+              <w:t>6</w:t>
             </w:r>
             <w:r>
               <w:rPr>
-                <w:rFonts w:ascii="宋体" w:eastAsia="宋体" w:hAnsi="宋体" w:cs="宋体"/>
-                <w:spacing w:val="-14"/>
+                <w:rFonts w:ascii="宋体" w:hAnsi="宋体" w:eastAsia="宋体" w:cs="宋体"/>
+                <w:spacing w:val="3"/>
+                <w:position w:val="1"/>
                 <w:sz w:val="20"/>
                 <w:szCs w:val="20"/>
               </w:rPr>
-              <w:t>日期</w:t>
-            </w:r>
-          </w:p>
-        </w:tc>
-        <w:tc>
-          <w:tcPr>
-            <w:tcW w:w="972" w:type="dxa"/>
-          </w:tcPr>
-          <w:p>
-            <w:pPr>
-              <w:keepNext w:val="0"/>
-              <w:keepLines w:val="0"/>
-              <w:pageBreakBefore w:val="0"/>
-              <w:widowControl w:val="0"/>
-              <w:kinsoku w:val="0"/>
-              <w:wordWrap/>
-              <w:overflowPunct/>
-              <w:topLinePunct w:val="0"/>
-              <w:autoSpaceDE w:val="0"/>
-              <w:autoSpaceDN w:val="0"/>
-              <w:bidi w:val="0"/>
-              <w:adjustRightInd w:val="0"/>
-              <w:snapToGrid w:val="0"/>
-              <w:spacing w:before="175" w:line="227" w:lineRule="auto"/>
-              <w:ind w:left="0" w:right="0" w:firstLine="0" w:leftChars="0" w:rightChars="0" w:firstLineChars="0"/>
-              <w:jc w:val="center"/>
-              <w:textAlignment w:val="baseline"/>
+              <w:t>.01.</w:t>
+            </w:r>
+            <w:r>
               <w:rPr>
-                <w:rFonts w:ascii="宋体" w:eastAsia="宋体" w:hAnsi="宋体" w:cs="宋体"/>
-                <w:sz w:val="20"/>
-                <w:szCs w:val="20"/>
-              </w:rPr>
-            </w:pPr>
-            <w:r>
-              <w:rPr>
-                <w:rFonts w:ascii="宋体" w:eastAsia="宋体" w:hAnsi="宋体" w:cs="宋体"/>
-                <w:spacing w:val="4"/>
-                <w:sz w:val="20"/>
-                <w:szCs w:val="20"/>
-              </w:rPr>
-              <w:t>版本</w:t>
-            </w:r>
-          </w:p>
-        </w:tc>
-        <w:tc>
-          <w:tcPr>
-            <w:tcW w:w="1575" w:type="dxa"/>
-          </w:tcPr>
-          <w:p>
-            <w:pPr>
-              <w:keepNext w:val="0"/>
-              <w:keepLines w:val="0"/>
-              <w:pageBreakBefore w:val="0"/>
-              <w:widowControl w:val="0"/>
-              <w:kinsoku w:val="0"/>
-              <w:wordWrap/>
-              <w:overflowPunct/>
-              <w:topLinePunct w:val="0"/>
-              <w:autoSpaceDE w:val="0"/>
-              <w:autoSpaceDN w:val="0"/>
-              <w:bidi w:val="0"/>
-              <w:adjustRightInd w:val="0"/>
-              <w:snapToGrid w:val="0"/>
-              <w:spacing w:before="175" w:line="228" w:lineRule="auto"/>
-              <w:ind w:left="0" w:right="0" w:firstLine="0" w:leftChars="0" w:rightChars="0" w:firstLineChars="0"/>
-              <w:jc w:val="center"/>
-              <w:textAlignment w:val="baseline"/>
-              <w:rPr>
-                <w:rFonts w:ascii="宋体" w:eastAsia="宋体" w:hAnsi="宋体" w:cs="宋体"/>
-                <w:sz w:val="20"/>
-                <w:szCs w:val="20"/>
-              </w:rPr>
-            </w:pPr>
-            <w:r>
-              <w:rPr>
-                <w:rFonts w:ascii="宋体" w:eastAsia="宋体" w:hAnsi="宋体" w:cs="宋体"/>
-                <w:spacing w:val="7"/>
-                <w:sz w:val="20"/>
-                <w:szCs w:val="20"/>
-              </w:rPr>
-              <w:t>变更说明</w:t>
-            </w:r>
-          </w:p>
-        </w:tc>
-        <w:tc>
-          <w:tcPr>
-            <w:tcW w:w="1829" w:type="dxa"/>
-          </w:tcPr>
-          <w:p>
-            <w:pPr>
-              <w:keepNext w:val="0"/>
-              <w:keepLines w:val="0"/>
-              <w:pageBreakBefore w:val="0"/>
-              <w:widowControl w:val="0"/>
-              <w:kinsoku w:val="0"/>
-              <w:wordWrap/>
-              <w:overflowPunct/>
-              <w:topLinePunct w:val="0"/>
-              <w:autoSpaceDE w:val="0"/>
-              <w:autoSpaceDN w:val="0"/>
-              <w:bidi w:val="0"/>
-              <w:adjustRightInd w:val="0"/>
-              <w:snapToGrid w:val="0"/>
-              <w:spacing w:before="175" w:line="228" w:lineRule="auto"/>
-              <w:ind w:left="0" w:right="0" w:firstLine="0" w:leftChars="0" w:rightChars="0" w:firstLineChars="0"/>
-              <w:jc w:val="center"/>
-              <w:textAlignment w:val="baseline"/>
-              <w:rPr>
-                <w:rFonts w:ascii="宋体" w:eastAsia="宋体" w:hAnsi="宋体" w:cs="宋体" w:hint="eastAsia"/>
-                <w:spacing w:val="7"/>
+                <w:rFonts w:hint="eastAsia" w:ascii="宋体" w:hAnsi="宋体" w:cs="宋体"/>
+                <w:spacing w:val="3"/>
+                <w:position w:val="1"/>
                 <w:sz w:val="20"/>
                 <w:szCs w:val="20"/>
                 <w:lang w:val="en-US" w:eastAsia="zh-CN"/>
               </w:rPr>
-            </w:pPr>
-            <w:r>
+              <w:t>10</w:t>
+            </w:r>
+          </w:p>
+        </w:tc>
+        <w:tc>
+          <w:tcPr>
+            <w:tcW w:w="972" w:type="dxa"/>
+          </w:tcPr>
+          <w:p>
+            <w:pPr>
+              <w:keepNext w:val="0"/>
+              <w:keepLines w:val="0"/>
+              <w:pageBreakBefore w:val="0"/>
+              <w:widowControl w:val="0"/>
+              <w:kinsoku w:val="0"/>
+              <w:wordWrap/>
+              <w:overflowPunct/>
+              <w:topLinePunct w:val="0"/>
+              <w:autoSpaceDE w:val="0"/>
+              <w:autoSpaceDN w:val="0"/>
+              <w:bidi w:val="0"/>
+              <w:adjustRightInd w:val="0"/>
+              <w:snapToGrid w:val="0"/>
+              <w:spacing w:before="173" w:line="267" w:lineRule="exact"/>
+              <w:ind w:left="0" w:leftChars="0" w:right="0" w:rightChars="0" w:firstLine="0" w:firstLineChars="0"/>
+              <w:jc w:val="center"/>
+              <w:textAlignment w:val="baseline"/>
               <w:rPr>
-                <w:rFonts w:ascii="宋体" w:hAnsi="宋体" w:cs="宋体" w:hint="eastAsia"/>
-                <w:spacing w:val="7"/>
-                <w:sz w:val="20"/>
-                <w:szCs w:val="20"/>
-                <w:lang w:val="en-US" w:eastAsia="zh-CN"/>
-              </w:rPr>
-              <w:t>修订人</w:t>
-            </w:r>
-          </w:p>
-        </w:tc>
-        <w:tc>
-          <w:tcPr>
-            <w:tcW w:w="1606" w:type="dxa"/>
-          </w:tcPr>
-          <w:p>
-            <w:pPr>
-              <w:keepNext w:val="0"/>
-              <w:keepLines w:val="0"/>
-              <w:pageBreakBefore w:val="0"/>
-              <w:widowControl w:val="0"/>
-              <w:kinsoku w:val="0"/>
-              <w:wordWrap/>
-              <w:overflowPunct/>
-              <w:topLinePunct w:val="0"/>
-              <w:autoSpaceDE w:val="0"/>
-              <w:autoSpaceDN w:val="0"/>
-              <w:bidi w:val="0"/>
-              <w:adjustRightInd w:val="0"/>
-              <w:snapToGrid w:val="0"/>
-              <w:spacing w:before="175" w:line="228" w:lineRule="auto"/>
-              <w:ind w:left="0" w:right="0" w:firstLine="0" w:leftChars="0" w:rightChars="0" w:firstLineChars="0"/>
-              <w:jc w:val="center"/>
-              <w:textAlignment w:val="baseline"/>
-              <w:rPr>
-                <w:rFonts w:ascii="宋体" w:hAnsi="宋体" w:cs="宋体" w:hint="default"/>
-                <w:spacing w:val="7"/>
-                <w:sz w:val="20"/>
-                <w:szCs w:val="20"/>
-                <w:lang w:val="en-US" w:eastAsia="zh-CN"/>
-              </w:rPr>
-            </w:pPr>
-            <w:r>
-              <w:rPr>
-                <w:rFonts w:ascii="宋体" w:hAnsi="宋体" w:cs="宋体" w:hint="eastAsia"/>
-                <w:spacing w:val="7"/>
-                <w:sz w:val="20"/>
-                <w:szCs w:val="20"/>
-                <w:lang w:val="en-US" w:eastAsia="zh-CN"/>
-              </w:rPr>
-              <w:t>审批人</w:t>
-            </w:r>
-          </w:p>
-        </w:tc>
-        <w:tc>
-          <w:tcPr>
-            <w:tcW w:w="915" w:type="dxa"/>
-          </w:tcPr>
-          <w:p>
-            <w:pPr>
-              <w:keepNext w:val="0"/>
-              <w:keepLines w:val="0"/>
-              <w:pageBreakBefore w:val="0"/>
-              <w:widowControl w:val="0"/>
-              <w:kinsoku w:val="0"/>
-              <w:wordWrap/>
-              <w:overflowPunct/>
-              <w:topLinePunct w:val="0"/>
-              <w:autoSpaceDE w:val="0"/>
-              <w:autoSpaceDN w:val="0"/>
-              <w:bidi w:val="0"/>
-              <w:adjustRightInd w:val="0"/>
-              <w:snapToGrid w:val="0"/>
-              <w:spacing w:before="176" w:line="229" w:lineRule="auto"/>
-              <w:ind w:left="0" w:right="0" w:firstLine="0" w:leftChars="0" w:rightChars="0" w:firstLineChars="0"/>
-              <w:jc w:val="center"/>
-              <w:textAlignment w:val="baseline"/>
-              <w:rPr>
-                <w:rFonts w:ascii="宋体" w:eastAsia="宋体" w:hAnsi="宋体" w:cs="宋体"/>
+                <w:rFonts w:ascii="宋体" w:hAnsi="宋体" w:eastAsia="宋体" w:cs="宋体"/>
                 <w:sz w:val="20"/>
                 <w:szCs w:val="20"/>
               </w:rPr>
             </w:pPr>
             <w:r>
               <w:rPr>
-                <w:rFonts w:ascii="宋体" w:eastAsia="宋体" w:hAnsi="宋体" w:cs="宋体"/>
-                <w:spacing w:val="7"/>
+                <w:rFonts w:ascii="宋体" w:hAnsi="宋体" w:eastAsia="宋体" w:cs="宋体"/>
+                <w:spacing w:val="4"/>
+                <w:position w:val="1"/>
                 <w:sz w:val="20"/>
                 <w:szCs w:val="20"/>
               </w:rPr>
-              <w:t>批准人</w:t>
+              <w:t>V1.0</w:t>
+            </w:r>
+          </w:p>
+        </w:tc>
+        <w:tc>
+          <w:tcPr>
+            <w:tcW w:w="1575" w:type="dxa"/>
+          </w:tcPr>
+          <w:p>
+            <w:pPr>
+              <w:keepNext w:val="0"/>
+              <w:keepLines w:val="0"/>
+              <w:pageBreakBefore w:val="0"/>
+              <w:widowControl w:val="0"/>
+              <w:kinsoku w:val="0"/>
+              <w:wordWrap/>
+              <w:overflowPunct/>
+              <w:topLinePunct w:val="0"/>
+              <w:autoSpaceDE w:val="0"/>
+              <w:autoSpaceDN w:val="0"/>
+              <w:bidi w:val="0"/>
+              <w:adjustRightInd w:val="0"/>
+              <w:snapToGrid w:val="0"/>
+              <w:spacing w:before="172" w:line="228" w:lineRule="auto"/>
+              <w:ind w:left="0" w:leftChars="0" w:right="0" w:rightChars="0" w:firstLine="0" w:firstLineChars="0"/>
+              <w:jc w:val="center"/>
+              <w:textAlignment w:val="baseline"/>
+              <w:rPr>
+                <w:rFonts w:ascii="宋体" w:hAnsi="宋体" w:eastAsia="宋体" w:cs="宋体"/>
+                <w:sz w:val="20"/>
+                <w:szCs w:val="20"/>
+              </w:rPr>
+            </w:pPr>
+            <w:r>
+              <w:rPr>
+                <w:rFonts w:ascii="宋体" w:hAnsi="宋体" w:eastAsia="宋体" w:cs="宋体"/>
+                <w:spacing w:val="200"/>
+                <w:kern w:val="0"/>
+                <w:sz w:val="20"/>
+                <w:szCs w:val="20"/>
+              </w:rPr>
+              <w:t>新</w:t>
+            </w:r>
+            <w:r>
+              <w:rPr>
+                <w:rFonts w:ascii="宋体" w:hAnsi="宋体" w:eastAsia="宋体" w:cs="宋体"/>
+                <w:spacing w:val="0"/>
+                <w:kern w:val="0"/>
+                <w:sz w:val="20"/>
+                <w:szCs w:val="20"/>
+              </w:rPr>
+              <w:t>建</w:t>
+            </w:r>
+          </w:p>
+        </w:tc>
+        <w:tc>
+          <w:tcPr>
+            <w:tcW w:w="1829" w:type="dxa"/>
+          </w:tcPr>
+          <w:p>
+            <w:pPr>
+              <w:keepNext w:val="0"/>
+              <w:keepLines w:val="0"/>
+              <w:pageBreakBefore w:val="0"/>
+              <w:widowControl w:val="0"/>
+              <w:kinsoku w:val="0"/>
+              <w:wordWrap/>
+              <w:overflowPunct/>
+              <w:topLinePunct w:val="0"/>
+              <w:autoSpaceDE w:val="0"/>
+              <w:autoSpaceDN w:val="0"/>
+              <w:bidi w:val="0"/>
+              <w:adjustRightInd w:val="0"/>
+              <w:snapToGrid w:val="0"/>
+              <w:spacing w:before="173" w:line="229" w:lineRule="auto"/>
+              <w:ind w:left="0" w:leftChars="0" w:right="0" w:rightChars="0" w:firstLine="0" w:firstLineChars="0"/>
+              <w:jc w:val="center"/>
+              <w:textAlignment w:val="baseline"/>
+              <w:rPr>
+                <w:rFonts w:ascii="宋体" w:hAnsi="宋体" w:eastAsia="宋体" w:cs="宋体"/>
+                <w:spacing w:val="200"/>
+                <w:kern w:val="0"/>
+                <w:sz w:val="20"/>
+                <w:szCs w:val="20"/>
+              </w:rPr>
+            </w:pPr>
+            <w:r>
+              <w:rPr>
+                <w:rFonts w:hint="eastAsia" w:asciiTheme="minorAscii" w:hAnsiTheme="minorAscii" w:eastAsiaTheme="minorEastAsia"/>
+                <w:spacing w:val="0"/>
+                <w:kern w:val="0"/>
+                <w:sz w:val="21"/>
+                <w:vertAlign w:val="baseline"/>
+                <w:lang w:val="en-US" w:eastAsia="zh-CN"/>
+              </w:rPr>
+              <w:t>沈晓晖</w:t>
+            </w:r>
+          </w:p>
+        </w:tc>
+        <w:tc>
+          <w:tcPr>
+            <w:tcW w:w="1606" w:type="dxa"/>
+          </w:tcPr>
+          <w:p>
+            <w:pPr>
+              <w:keepNext w:val="0"/>
+              <w:keepLines w:val="0"/>
+              <w:pageBreakBefore w:val="0"/>
+              <w:widowControl w:val="0"/>
+              <w:kinsoku w:val="0"/>
+              <w:wordWrap/>
+              <w:overflowPunct/>
+              <w:topLinePunct w:val="0"/>
+              <w:autoSpaceDE w:val="0"/>
+              <w:autoSpaceDN w:val="0"/>
+              <w:bidi w:val="0"/>
+              <w:adjustRightInd w:val="0"/>
+              <w:snapToGrid w:val="0"/>
+              <w:spacing w:before="173" w:line="229" w:lineRule="auto"/>
+              <w:ind w:left="0" w:leftChars="0" w:right="0" w:rightChars="0" w:firstLine="0" w:firstLineChars="0"/>
+              <w:jc w:val="center"/>
+              <w:textAlignment w:val="baseline"/>
+              <w:rPr>
+                <w:rFonts w:ascii="宋体" w:hAnsi="宋体" w:eastAsia="宋体" w:cs="宋体"/>
+                <w:spacing w:val="200"/>
+                <w:kern w:val="0"/>
+                <w:sz w:val="20"/>
+                <w:szCs w:val="20"/>
+              </w:rPr>
+            </w:pPr>
+            <w:r>
+              <w:rPr>
+                <w:rFonts w:hint="eastAsia" w:asciiTheme="minorAscii" w:hAnsiTheme="minorAscii" w:eastAsiaTheme="minorEastAsia"/>
+                <w:spacing w:val="0"/>
+                <w:kern w:val="0"/>
+                <w:sz w:val="21"/>
+                <w:vertAlign w:val="baseline"/>
+                <w:lang w:val="en-US" w:eastAsia="zh-CN"/>
+              </w:rPr>
+              <w:t>茅建根</w:t>
+            </w:r>
+          </w:p>
+        </w:tc>
+        <w:tc>
+          <w:tcPr>
+            <w:tcW w:w="915" w:type="dxa"/>
+          </w:tcPr>
+          <w:p>
+            <w:pPr>
+              <w:keepNext w:val="0"/>
+              <w:keepLines w:val="0"/>
+              <w:pageBreakBefore w:val="0"/>
+              <w:widowControl w:val="0"/>
+              <w:kinsoku w:val="0"/>
+              <w:wordWrap/>
+              <w:overflowPunct/>
+              <w:topLinePunct w:val="0"/>
+              <w:autoSpaceDE w:val="0"/>
+              <w:autoSpaceDN w:val="0"/>
+              <w:bidi w:val="0"/>
+              <w:adjustRightInd w:val="0"/>
+              <w:snapToGrid w:val="0"/>
+              <w:spacing w:before="173" w:line="229" w:lineRule="auto"/>
+              <w:ind w:left="0" w:leftChars="0" w:right="0" w:rightChars="0" w:firstLine="0" w:firstLineChars="0"/>
+              <w:jc w:val="center"/>
+              <w:textAlignment w:val="baseline"/>
+              <w:rPr>
+                <w:rFonts w:ascii="宋体" w:hAnsi="宋体" w:eastAsia="宋体" w:cs="宋体"/>
+                <w:sz w:val="20"/>
+                <w:szCs w:val="20"/>
+              </w:rPr>
+            </w:pPr>
+            <w:r>
+              <w:rPr>
+                <w:rFonts w:hint="eastAsia" w:asciiTheme="minorAscii" w:hAnsiTheme="minorAscii" w:eastAsiaTheme="minorEastAsia"/>
+                <w:spacing w:val="0"/>
+                <w:kern w:val="0"/>
+                <w:sz w:val="21"/>
+                <w:vertAlign w:val="baseline"/>
+                <w:lang w:val="en-US" w:eastAsia="zh-CN"/>
+              </w:rPr>
+              <w:t>吴亚红</w:t>
             </w:r>
           </w:p>
         </w:tc>
       </w:tr>
       <w:tr>
         <w:tblPrEx>
-          <w:tblW w:w="8214" w:type="dxa"/>
-          <w:jc w:val="center"/>
-          <w:tblLayout w:type="fixed"/>
+          <w:tblBorders>
+            <w:top w:val="single" w:color="000000" w:sz="2" w:space="0"/>
+            <w:left w:val="single" w:color="000000" w:sz="2" w:space="0"/>
+            <w:bottom w:val="single" w:color="000000" w:sz="2" w:space="0"/>
+            <w:right w:val="single" w:color="000000" w:sz="2" w:space="0"/>
+            <w:insideH w:val="single" w:color="000000" w:sz="2" w:space="0"/>
+            <w:insideV w:val="single" w:color="000000" w:sz="2" w:space="0"/>
+          </w:tblBorders>
           <w:tblCellMar>
             <w:top w:w="0" w:type="dxa"/>
             <w:left w:w="0" w:type="dxa"/>
@@ -1160,7 +1478,7 @@
           </w:tblCellMar>
         </w:tblPrEx>
         <w:trPr>
-          <w:trHeight w:val="516"/>
+          <w:trHeight w:val="556" w:hRule="atLeast"/>
           <w:jc w:val="center"/>
         </w:trPr>
         <w:tc>
@@ -1169,72 +1487,24 @@
           </w:tcPr>
           <w:p>
             <w:pPr>
-              <w:keepNext w:val="0"/>
-              <w:keepLines w:val="0"/>
-              <w:pageBreakBefore w:val="0"/>
-              <w:widowControl w:val="0"/>
-              <w:kinsoku w:val="0"/>
-              <w:wordWrap/>
-              <w:overflowPunct/>
-              <w:topLinePunct w:val="0"/>
-              <w:autoSpaceDE w:val="0"/>
-              <w:autoSpaceDN w:val="0"/>
-              <w:bidi w:val="0"/>
-              <w:adjustRightInd w:val="0"/>
-              <w:snapToGrid w:val="0"/>
-              <w:spacing w:before="173" w:line="267" w:lineRule="exact"/>
-              <w:ind w:left="0" w:right="0" w:firstLine="0" w:leftChars="0" w:rightChars="0" w:firstLineChars="0"/>
+              <w:pStyle w:val="28"/>
+              <w:keepNext w:val="0"/>
+              <w:keepLines w:val="0"/>
+              <w:pageBreakBefore w:val="0"/>
+              <w:widowControl w:val="0"/>
+              <w:kinsoku w:val="0"/>
+              <w:wordWrap/>
+              <w:overflowPunct/>
+              <w:topLinePunct w:val="0"/>
+              <w:autoSpaceDE w:val="0"/>
+              <w:autoSpaceDN w:val="0"/>
+              <w:bidi w:val="0"/>
+              <w:adjustRightInd w:val="0"/>
+              <w:snapToGrid w:val="0"/>
+              <w:ind w:left="0" w:leftChars="0" w:right="0" w:rightChars="0" w:firstLine="0" w:firstLineChars="0"/>
               <w:jc w:val="center"/>
               <w:textAlignment w:val="baseline"/>
-              <w:rPr>
-                <w:rFonts w:ascii="宋体" w:eastAsia="宋体" w:hAnsi="宋体" w:cs="宋体" w:hint="default"/>
-                <w:sz w:val="20"/>
-                <w:szCs w:val="20"/>
-                <w:lang w:val="en-US"/>
-              </w:rPr>
-            </w:pPr>
-            <w:r>
-              <w:rPr>
-                <w:rFonts w:ascii="宋体" w:eastAsia="宋体" w:hAnsi="宋体" w:cs="宋体"/>
-                <w:spacing w:val="3"/>
-                <w:position w:val="1"/>
-                <w:sz w:val="20"/>
-                <w:szCs w:val="20"/>
-              </w:rPr>
-              <w:t>202</w:t>
-            </w:r>
-            <w:r>
-              <w:rPr>
-                <w:rFonts w:ascii="宋体" w:hAnsi="宋体" w:cs="宋体" w:hint="eastAsia"/>
-                <w:spacing w:val="3"/>
-                <w:position w:val="1"/>
-                <w:sz w:val="20"/>
-                <w:szCs w:val="20"/>
-                <w:lang w:val="en-US" w:eastAsia="zh-CN"/>
-              </w:rPr>
-              <w:t>6</w:t>
-            </w:r>
-            <w:r>
-              <w:rPr>
-                <w:rFonts w:ascii="宋体" w:eastAsia="宋体" w:hAnsi="宋体" w:cs="宋体"/>
-                <w:spacing w:val="3"/>
-                <w:position w:val="1"/>
-                <w:sz w:val="20"/>
-                <w:szCs w:val="20"/>
-              </w:rPr>
-              <w:t>.01.</w:t>
-            </w:r>
-            <w:r>
-              <w:rPr>
-                <w:rFonts w:ascii="宋体" w:hAnsi="宋体" w:cs="宋体" w:hint="eastAsia"/>
-                <w:spacing w:val="3"/>
-                <w:position w:val="1"/>
-                <w:sz w:val="20"/>
-                <w:szCs w:val="20"/>
-                <w:lang w:val="en-US" w:eastAsia="zh-CN"/>
-              </w:rPr>
-              <w:t>10</w:t>
-            </w:r>
+            </w:pPr>
           </w:p>
         </w:tc>
         <w:tc>
@@ -1243,39 +1513,24 @@
           </w:tcPr>
           <w:p>
             <w:pPr>
-              <w:keepNext w:val="0"/>
-              <w:keepLines w:val="0"/>
-              <w:pageBreakBefore w:val="0"/>
-              <w:widowControl w:val="0"/>
-              <w:kinsoku w:val="0"/>
-              <w:wordWrap/>
-              <w:overflowPunct/>
-              <w:topLinePunct w:val="0"/>
-              <w:autoSpaceDE w:val="0"/>
-              <w:autoSpaceDN w:val="0"/>
-              <w:bidi w:val="0"/>
-              <w:adjustRightInd w:val="0"/>
-              <w:snapToGrid w:val="0"/>
-              <w:spacing w:before="173" w:line="267" w:lineRule="exact"/>
-              <w:ind w:left="0" w:right="0" w:firstLine="0" w:leftChars="0" w:rightChars="0" w:firstLineChars="0"/>
+              <w:pStyle w:val="28"/>
+              <w:keepNext w:val="0"/>
+              <w:keepLines w:val="0"/>
+              <w:pageBreakBefore w:val="0"/>
+              <w:widowControl w:val="0"/>
+              <w:kinsoku w:val="0"/>
+              <w:wordWrap/>
+              <w:overflowPunct/>
+              <w:topLinePunct w:val="0"/>
+              <w:autoSpaceDE w:val="0"/>
+              <w:autoSpaceDN w:val="0"/>
+              <w:bidi w:val="0"/>
+              <w:adjustRightInd w:val="0"/>
+              <w:snapToGrid w:val="0"/>
+              <w:ind w:left="0" w:leftChars="0" w:right="0" w:rightChars="0" w:firstLine="0" w:firstLineChars="0"/>
               <w:jc w:val="center"/>
               <w:textAlignment w:val="baseline"/>
-              <w:rPr>
-                <w:rFonts w:ascii="宋体" w:eastAsia="宋体" w:hAnsi="宋体" w:cs="宋体"/>
-                <w:sz w:val="20"/>
-                <w:szCs w:val="20"/>
-              </w:rPr>
-            </w:pPr>
-            <w:r>
-              <w:rPr>
-                <w:rFonts w:ascii="宋体" w:eastAsia="宋体" w:hAnsi="宋体" w:cs="宋体"/>
-                <w:spacing w:val="4"/>
-                <w:position w:val="1"/>
-                <w:sz w:val="20"/>
-                <w:szCs w:val="20"/>
-              </w:rPr>
-              <w:t>V1.0</w:t>
-            </w:r>
+            </w:pPr>
           </w:p>
         </w:tc>
         <w:tc>
@@ -1284,49 +1539,24 @@
           </w:tcPr>
           <w:p>
             <w:pPr>
-              <w:keepNext w:val="0"/>
-              <w:keepLines w:val="0"/>
-              <w:pageBreakBefore w:val="0"/>
-              <w:widowControl w:val="0"/>
-              <w:kinsoku w:val="0"/>
-              <w:wordWrap/>
-              <w:overflowPunct/>
-              <w:topLinePunct w:val="0"/>
-              <w:autoSpaceDE w:val="0"/>
-              <w:autoSpaceDN w:val="0"/>
-              <w:bidi w:val="0"/>
-              <w:adjustRightInd w:val="0"/>
-              <w:snapToGrid w:val="0"/>
-              <w:spacing w:before="172" w:line="228" w:lineRule="auto"/>
-              <w:ind w:left="0" w:right="0" w:firstLine="0" w:leftChars="0" w:rightChars="0" w:firstLineChars="0"/>
+              <w:pStyle w:val="28"/>
+              <w:keepNext w:val="0"/>
+              <w:keepLines w:val="0"/>
+              <w:pageBreakBefore w:val="0"/>
+              <w:widowControl w:val="0"/>
+              <w:kinsoku w:val="0"/>
+              <w:wordWrap/>
+              <w:overflowPunct/>
+              <w:topLinePunct w:val="0"/>
+              <w:autoSpaceDE w:val="0"/>
+              <w:autoSpaceDN w:val="0"/>
+              <w:bidi w:val="0"/>
+              <w:adjustRightInd w:val="0"/>
+              <w:snapToGrid w:val="0"/>
+              <w:ind w:left="0" w:leftChars="0" w:right="0" w:rightChars="0" w:firstLine="0" w:firstLineChars="0"/>
               <w:jc w:val="center"/>
               <w:textAlignment w:val="baseline"/>
-              <w:rPr>
-                <w:rFonts w:ascii="宋体" w:eastAsia="宋体" w:hAnsi="宋体" w:cs="宋体"/>
-                <w:sz w:val="20"/>
-                <w:szCs w:val="20"/>
-              </w:rPr>
-            </w:pPr>
-            <w:r>
-              <w:rPr>
-                <w:rFonts w:ascii="宋体" w:eastAsia="宋体" w:hAnsi="宋体" w:cs="宋体"/>
-                <w:spacing w:val="200"/>
-                <w:kern w:val="0"/>
-                <w:sz w:val="20"/>
-                <w:szCs w:val="20"/>
-              </w:rPr>
-              <w:t>新</w:t>
-            </w:r>
-            <w:r>
-              <w:rPr>
-                <w:rFonts w:ascii="宋体" w:eastAsia="宋体" w:hAnsi="宋体" w:cs="宋体"/>
-                <w:spacing w:val="0"/>
-                <w:kern w:val="0"/>
-                <w:sz w:val="20"/>
-                <w:szCs w:val="20"/>
-              </w:rPr>
-              <w:t>建</w:t>
-            </w:r>
+            </w:pPr>
           </w:p>
         </w:tc>
         <w:tc>
@@ -1335,42 +1565,24 @@
           </w:tcPr>
           <w:p>
             <w:pPr>
-              <w:keepNext w:val="0"/>
-              <w:keepLines w:val="0"/>
-              <w:pageBreakBefore w:val="0"/>
-              <w:widowControl w:val="0"/>
-              <w:kinsoku w:val="0"/>
-              <w:wordWrap/>
-              <w:overflowPunct/>
-              <w:topLinePunct w:val="0"/>
-              <w:autoSpaceDE w:val="0"/>
-              <w:autoSpaceDN w:val="0"/>
-              <w:bidi w:val="0"/>
-              <w:adjustRightInd w:val="0"/>
-              <w:snapToGrid w:val="0"/>
-              <w:spacing w:before="173" w:line="229" w:lineRule="auto"/>
-              <w:ind w:left="0" w:right="0" w:firstLine="0" w:leftChars="0" w:rightChars="0" w:firstLineChars="0"/>
+              <w:pStyle w:val="28"/>
+              <w:keepNext w:val="0"/>
+              <w:keepLines w:val="0"/>
+              <w:pageBreakBefore w:val="0"/>
+              <w:widowControl w:val="0"/>
+              <w:kinsoku w:val="0"/>
+              <w:wordWrap/>
+              <w:overflowPunct/>
+              <w:topLinePunct w:val="0"/>
+              <w:autoSpaceDE w:val="0"/>
+              <w:autoSpaceDN w:val="0"/>
+              <w:bidi w:val="0"/>
+              <w:adjustRightInd w:val="0"/>
+              <w:snapToGrid w:val="0"/>
+              <w:ind w:left="0" w:leftChars="0" w:right="0" w:rightChars="0" w:firstLine="0" w:firstLineChars="0"/>
               <w:jc w:val="center"/>
               <w:textAlignment w:val="baseline"/>
-              <w:rPr>
-                <w:rFonts w:ascii="宋体" w:eastAsia="宋体" w:hAnsi="宋体" w:cs="宋体"/>
-                <w:spacing w:val="200"/>
-                <w:kern w:val="0"/>
-                <w:sz w:val="20"/>
-                <w:szCs w:val="20"/>
-              </w:rPr>
-            </w:pPr>
-            <w:r>
-              <w:rPr>
-                <w:rFonts w:asciiTheme="minorAscii" w:eastAsiaTheme="minorEastAsia" w:hAnsiTheme="minorAscii" w:hint="eastAsia"/>
-                <w:spacing w:val="0"/>
-                <w:kern w:val="0"/>
-                <w:sz w:val="21"/>
-                <w:vertAlign w:val="baseline"/>
-                <w:lang w:val="en-US" w:eastAsia="zh-CN"/>
-              </w:rPr>
-              <w:t>李伟</w:t>
-            </w:r>
+            </w:pPr>
           </w:p>
         </w:tc>
         <w:tc>
@@ -1379,42 +1591,24 @@
           </w:tcPr>
           <w:p>
             <w:pPr>
-              <w:keepNext w:val="0"/>
-              <w:keepLines w:val="0"/>
-              <w:pageBreakBefore w:val="0"/>
-              <w:widowControl w:val="0"/>
-              <w:kinsoku w:val="0"/>
-              <w:wordWrap/>
-              <w:overflowPunct/>
-              <w:topLinePunct w:val="0"/>
-              <w:autoSpaceDE w:val="0"/>
-              <w:autoSpaceDN w:val="0"/>
-              <w:bidi w:val="0"/>
-              <w:adjustRightInd w:val="0"/>
-              <w:snapToGrid w:val="0"/>
-              <w:spacing w:before="173" w:line="229" w:lineRule="auto"/>
-              <w:ind w:left="0" w:right="0" w:firstLine="0" w:leftChars="0" w:rightChars="0" w:firstLineChars="0"/>
+              <w:pStyle w:val="28"/>
+              <w:keepNext w:val="0"/>
+              <w:keepLines w:val="0"/>
+              <w:pageBreakBefore w:val="0"/>
+              <w:widowControl w:val="0"/>
+              <w:kinsoku w:val="0"/>
+              <w:wordWrap/>
+              <w:overflowPunct/>
+              <w:topLinePunct w:val="0"/>
+              <w:autoSpaceDE w:val="0"/>
+              <w:autoSpaceDN w:val="0"/>
+              <w:bidi w:val="0"/>
+              <w:adjustRightInd w:val="0"/>
+              <w:snapToGrid w:val="0"/>
+              <w:ind w:left="0" w:leftChars="0" w:right="0" w:rightChars="0" w:firstLine="0" w:firstLineChars="0"/>
               <w:jc w:val="center"/>
               <w:textAlignment w:val="baseline"/>
-              <w:rPr>
-                <w:rFonts w:ascii="宋体" w:eastAsia="宋体" w:hAnsi="宋体" w:cs="宋体"/>
-                <w:spacing w:val="200"/>
-                <w:kern w:val="0"/>
-                <w:sz w:val="20"/>
-                <w:szCs w:val="20"/>
-              </w:rPr>
-            </w:pPr>
-            <w:r>
-              <w:rPr>
-                <w:rFonts w:asciiTheme="minorAscii" w:eastAsiaTheme="minorEastAsia" w:hAnsiTheme="minorAscii" w:hint="eastAsia"/>
-                <w:spacing w:val="0"/>
-                <w:kern w:val="0"/>
-                <w:sz w:val="21"/>
-                <w:vertAlign w:val="baseline"/>
-                <w:lang w:val="en-US" w:eastAsia="zh-CN"/>
-              </w:rPr>
-              <w:t>陈凯</w:t>
-            </w:r>
+            </w:pPr>
           </w:p>
         </w:tc>
         <w:tc>
@@ -1423,48 +1617,37 @@
           </w:tcPr>
           <w:p>
             <w:pPr>
-              <w:keepNext w:val="0"/>
-              <w:keepLines w:val="0"/>
-              <w:pageBreakBefore w:val="0"/>
-              <w:widowControl w:val="0"/>
-              <w:kinsoku w:val="0"/>
-              <w:wordWrap/>
-              <w:overflowPunct/>
-              <w:topLinePunct w:val="0"/>
-              <w:autoSpaceDE w:val="0"/>
-              <w:autoSpaceDN w:val="0"/>
-              <w:bidi w:val="0"/>
-              <w:adjustRightInd w:val="0"/>
-              <w:snapToGrid w:val="0"/>
-              <w:spacing w:before="173" w:line="229" w:lineRule="auto"/>
-              <w:ind w:left="0" w:right="0" w:firstLine="0" w:leftChars="0" w:rightChars="0" w:firstLineChars="0"/>
+              <w:pStyle w:val="28"/>
+              <w:keepNext w:val="0"/>
+              <w:keepLines w:val="0"/>
+              <w:pageBreakBefore w:val="0"/>
+              <w:widowControl w:val="0"/>
+              <w:kinsoku w:val="0"/>
+              <w:wordWrap/>
+              <w:overflowPunct/>
+              <w:topLinePunct w:val="0"/>
+              <w:autoSpaceDE w:val="0"/>
+              <w:autoSpaceDN w:val="0"/>
+              <w:bidi w:val="0"/>
+              <w:adjustRightInd w:val="0"/>
+              <w:snapToGrid w:val="0"/>
+              <w:ind w:left="0" w:leftChars="0" w:right="0" w:rightChars="0" w:firstLine="0" w:firstLineChars="0"/>
               <w:jc w:val="center"/>
               <w:textAlignment w:val="baseline"/>
-              <w:rPr>
-                <w:rFonts w:ascii="宋体" w:eastAsia="宋体" w:hAnsi="宋体" w:cs="宋体"/>
-                <w:sz w:val="20"/>
-                <w:szCs w:val="20"/>
-              </w:rPr>
-            </w:pPr>
-            <w:r>
-              <w:rPr>
-                <w:rFonts w:asciiTheme="minorAscii" w:eastAsiaTheme="minorEastAsia" w:hAnsiTheme="minorAscii" w:hint="eastAsia"/>
-                <w:spacing w:val="0"/>
-                <w:kern w:val="0"/>
-                <w:sz w:val="21"/>
-                <w:vertAlign w:val="baseline"/>
-                <w:lang w:val="en-US" w:eastAsia="zh-CN"/>
-              </w:rPr>
-              <w:t>吴亚红</w:t>
-            </w:r>
+            </w:pPr>
           </w:p>
         </w:tc>
       </w:tr>
       <w:tr>
         <w:tblPrEx>
-          <w:tblW w:w="8214" w:type="dxa"/>
-          <w:jc w:val="center"/>
-          <w:tblLayout w:type="fixed"/>
+          <w:tblBorders>
+            <w:top w:val="single" w:color="000000" w:sz="2" w:space="0"/>
+            <w:left w:val="single" w:color="000000" w:sz="2" w:space="0"/>
+            <w:bottom w:val="single" w:color="000000" w:sz="2" w:space="0"/>
+            <w:right w:val="single" w:color="000000" w:sz="2" w:space="0"/>
+            <w:insideH w:val="single" w:color="000000" w:sz="2" w:space="0"/>
+            <w:insideV w:val="single" w:color="000000" w:sz="2" w:space="0"/>
+          </w:tblBorders>
           <w:tblCellMar>
             <w:top w:w="0" w:type="dxa"/>
             <w:left w:w="0" w:type="dxa"/>
@@ -1473,7 +1656,7 @@
           </w:tblCellMar>
         </w:tblPrEx>
         <w:trPr>
-          <w:trHeight w:val="556"/>
+          <w:trHeight w:val="556" w:hRule="atLeast"/>
           <w:jc w:val="center"/>
         </w:trPr>
         <w:tc>
@@ -1482,21 +1665,21 @@
           </w:tcPr>
           <w:p>
             <w:pPr>
-              <w:pStyle w:val="TableText"/>
-              <w:keepNext w:val="0"/>
-              <w:keepLines w:val="0"/>
-              <w:pageBreakBefore w:val="0"/>
-              <w:widowControl w:val="0"/>
-              <w:kinsoku w:val="0"/>
-              <w:wordWrap/>
-              <w:overflowPunct/>
-              <w:topLinePunct w:val="0"/>
-              <w:autoSpaceDE w:val="0"/>
-              <w:autoSpaceDN w:val="0"/>
-              <w:bidi w:val="0"/>
-              <w:adjustRightInd w:val="0"/>
-              <w:snapToGrid w:val="0"/>
-              <w:ind w:left="0" w:right="0" w:firstLine="0" w:leftChars="0" w:rightChars="0" w:firstLineChars="0"/>
+              <w:pStyle w:val="28"/>
+              <w:keepNext w:val="0"/>
+              <w:keepLines w:val="0"/>
+              <w:pageBreakBefore w:val="0"/>
+              <w:widowControl w:val="0"/>
+              <w:kinsoku w:val="0"/>
+              <w:wordWrap/>
+              <w:overflowPunct/>
+              <w:topLinePunct w:val="0"/>
+              <w:autoSpaceDE w:val="0"/>
+              <w:autoSpaceDN w:val="0"/>
+              <w:bidi w:val="0"/>
+              <w:adjustRightInd w:val="0"/>
+              <w:snapToGrid w:val="0"/>
+              <w:ind w:left="0" w:leftChars="0" w:right="0" w:rightChars="0" w:firstLine="0" w:firstLineChars="0"/>
               <w:jc w:val="center"/>
               <w:textAlignment w:val="baseline"/>
             </w:pPr>
@@ -1508,21 +1691,21 @@
           </w:tcPr>
           <w:p>
             <w:pPr>
-              <w:pStyle w:val="TableText"/>
-              <w:keepNext w:val="0"/>
-              <w:keepLines w:val="0"/>
-              <w:pageBreakBefore w:val="0"/>
-              <w:widowControl w:val="0"/>
-              <w:kinsoku w:val="0"/>
-              <w:wordWrap/>
-              <w:overflowPunct/>
-              <w:topLinePunct w:val="0"/>
-              <w:autoSpaceDE w:val="0"/>
-              <w:autoSpaceDN w:val="0"/>
-              <w:bidi w:val="0"/>
-              <w:adjustRightInd w:val="0"/>
-              <w:snapToGrid w:val="0"/>
-              <w:ind w:left="0" w:right="0" w:firstLine="0" w:leftChars="0" w:rightChars="0" w:firstLineChars="0"/>
+              <w:pStyle w:val="28"/>
+              <w:keepNext w:val="0"/>
+              <w:keepLines w:val="0"/>
+              <w:pageBreakBefore w:val="0"/>
+              <w:widowControl w:val="0"/>
+              <w:kinsoku w:val="0"/>
+              <w:wordWrap/>
+              <w:overflowPunct/>
+              <w:topLinePunct w:val="0"/>
+              <w:autoSpaceDE w:val="0"/>
+              <w:autoSpaceDN w:val="0"/>
+              <w:bidi w:val="0"/>
+              <w:adjustRightInd w:val="0"/>
+              <w:snapToGrid w:val="0"/>
+              <w:ind w:left="0" w:leftChars="0" w:right="0" w:rightChars="0" w:firstLine="0" w:firstLineChars="0"/>
               <w:jc w:val="center"/>
               <w:textAlignment w:val="baseline"/>
             </w:pPr>
@@ -1534,21 +1717,21 @@
           </w:tcPr>
           <w:p>
             <w:pPr>
-              <w:pStyle w:val="TableText"/>
-              <w:keepNext w:val="0"/>
-              <w:keepLines w:val="0"/>
-              <w:pageBreakBefore w:val="0"/>
-              <w:widowControl w:val="0"/>
-              <w:kinsoku w:val="0"/>
-              <w:wordWrap/>
-              <w:overflowPunct/>
-              <w:topLinePunct w:val="0"/>
-              <w:autoSpaceDE w:val="0"/>
-              <w:autoSpaceDN w:val="0"/>
-              <w:bidi w:val="0"/>
-              <w:adjustRightInd w:val="0"/>
-              <w:snapToGrid w:val="0"/>
-              <w:ind w:left="0" w:right="0" w:firstLine="0" w:leftChars="0" w:rightChars="0" w:firstLineChars="0"/>
+              <w:pStyle w:val="28"/>
+              <w:keepNext w:val="0"/>
+              <w:keepLines w:val="0"/>
+              <w:pageBreakBefore w:val="0"/>
+              <w:widowControl w:val="0"/>
+              <w:kinsoku w:val="0"/>
+              <w:wordWrap/>
+              <w:overflowPunct/>
+              <w:topLinePunct w:val="0"/>
+              <w:autoSpaceDE w:val="0"/>
+              <w:autoSpaceDN w:val="0"/>
+              <w:bidi w:val="0"/>
+              <w:adjustRightInd w:val="0"/>
+              <w:snapToGrid w:val="0"/>
+              <w:ind w:left="0" w:leftChars="0" w:right="0" w:rightChars="0" w:firstLine="0" w:firstLineChars="0"/>
               <w:jc w:val="center"/>
               <w:textAlignment w:val="baseline"/>
             </w:pPr>
@@ -1560,21 +1743,21 @@
           </w:tcPr>
           <w:p>
             <w:pPr>
-              <w:pStyle w:val="TableText"/>
-              <w:keepNext w:val="0"/>
-              <w:keepLines w:val="0"/>
-              <w:pageBreakBefore w:val="0"/>
-              <w:widowControl w:val="0"/>
-              <w:kinsoku w:val="0"/>
-              <w:wordWrap/>
-              <w:overflowPunct/>
-              <w:topLinePunct w:val="0"/>
-              <w:autoSpaceDE w:val="0"/>
-              <w:autoSpaceDN w:val="0"/>
-              <w:bidi w:val="0"/>
-              <w:adjustRightInd w:val="0"/>
-              <w:snapToGrid w:val="0"/>
-              <w:ind w:left="0" w:right="0" w:firstLine="0" w:leftChars="0" w:rightChars="0" w:firstLineChars="0"/>
+              <w:pStyle w:val="28"/>
+              <w:keepNext w:val="0"/>
+              <w:keepLines w:val="0"/>
+              <w:pageBreakBefore w:val="0"/>
+              <w:widowControl w:val="0"/>
+              <w:kinsoku w:val="0"/>
+              <w:wordWrap/>
+              <w:overflowPunct/>
+              <w:topLinePunct w:val="0"/>
+              <w:autoSpaceDE w:val="0"/>
+              <w:autoSpaceDN w:val="0"/>
+              <w:bidi w:val="0"/>
+              <w:adjustRightInd w:val="0"/>
+              <w:snapToGrid w:val="0"/>
+              <w:ind w:left="0" w:leftChars="0" w:right="0" w:rightChars="0" w:firstLine="0" w:firstLineChars="0"/>
               <w:jc w:val="center"/>
               <w:textAlignment w:val="baseline"/>
             </w:pPr>
@@ -1586,21 +1769,21 @@
           </w:tcPr>
           <w:p>
             <w:pPr>
-              <w:pStyle w:val="TableText"/>
-              <w:keepNext w:val="0"/>
-              <w:keepLines w:val="0"/>
-              <w:pageBreakBefore w:val="0"/>
-              <w:widowControl w:val="0"/>
-              <w:kinsoku w:val="0"/>
-              <w:wordWrap/>
-              <w:overflowPunct/>
-              <w:topLinePunct w:val="0"/>
-              <w:autoSpaceDE w:val="0"/>
-              <w:autoSpaceDN w:val="0"/>
-              <w:bidi w:val="0"/>
-              <w:adjustRightInd w:val="0"/>
-              <w:snapToGrid w:val="0"/>
-              <w:ind w:left="0" w:right="0" w:firstLine="0" w:leftChars="0" w:rightChars="0" w:firstLineChars="0"/>
+              <w:pStyle w:val="28"/>
+              <w:keepNext w:val="0"/>
+              <w:keepLines w:val="0"/>
+              <w:pageBreakBefore w:val="0"/>
+              <w:widowControl w:val="0"/>
+              <w:kinsoku w:val="0"/>
+              <w:wordWrap/>
+              <w:overflowPunct/>
+              <w:topLinePunct w:val="0"/>
+              <w:autoSpaceDE w:val="0"/>
+              <w:autoSpaceDN w:val="0"/>
+              <w:bidi w:val="0"/>
+              <w:adjustRightInd w:val="0"/>
+              <w:snapToGrid w:val="0"/>
+              <w:ind w:left="0" w:leftChars="0" w:right="0" w:rightChars="0" w:firstLine="0" w:firstLineChars="0"/>
               <w:jc w:val="center"/>
               <w:textAlignment w:val="baseline"/>
             </w:pPr>
@@ -1612,21 +1795,21 @@
           </w:tcPr>
           <w:p>
             <w:pPr>
-              <w:pStyle w:val="TableText"/>
-              <w:keepNext w:val="0"/>
-              <w:keepLines w:val="0"/>
-              <w:pageBreakBefore w:val="0"/>
-              <w:widowControl w:val="0"/>
-              <w:kinsoku w:val="0"/>
-              <w:wordWrap/>
-              <w:overflowPunct/>
-              <w:topLinePunct w:val="0"/>
-              <w:autoSpaceDE w:val="0"/>
-              <w:autoSpaceDN w:val="0"/>
-              <w:bidi w:val="0"/>
-              <w:adjustRightInd w:val="0"/>
-              <w:snapToGrid w:val="0"/>
-              <w:ind w:left="0" w:right="0" w:firstLine="0" w:leftChars="0" w:rightChars="0" w:firstLineChars="0"/>
+              <w:pStyle w:val="28"/>
+              <w:keepNext w:val="0"/>
+              <w:keepLines w:val="0"/>
+              <w:pageBreakBefore w:val="0"/>
+              <w:widowControl w:val="0"/>
+              <w:kinsoku w:val="0"/>
+              <w:wordWrap/>
+              <w:overflowPunct/>
+              <w:topLinePunct w:val="0"/>
+              <w:autoSpaceDE w:val="0"/>
+              <w:autoSpaceDN w:val="0"/>
+              <w:bidi w:val="0"/>
+              <w:adjustRightInd w:val="0"/>
+              <w:snapToGrid w:val="0"/>
+              <w:ind w:left="0" w:leftChars="0" w:right="0" w:rightChars="0" w:firstLine="0" w:firstLineChars="0"/>
               <w:jc w:val="center"/>
               <w:textAlignment w:val="baseline"/>
             </w:pPr>
@@ -1635,9 +1818,14 @@
       </w:tr>
       <w:tr>
         <w:tblPrEx>
-          <w:tblW w:w="8214" w:type="dxa"/>
-          <w:jc w:val="center"/>
-          <w:tblLayout w:type="fixed"/>
+          <w:tblBorders>
+            <w:top w:val="single" w:color="000000" w:sz="2" w:space="0"/>
+            <w:left w:val="single" w:color="000000" w:sz="2" w:space="0"/>
+            <w:bottom w:val="single" w:color="000000" w:sz="2" w:space="0"/>
+            <w:right w:val="single" w:color="000000" w:sz="2" w:space="0"/>
+            <w:insideH w:val="single" w:color="000000" w:sz="2" w:space="0"/>
+            <w:insideV w:val="single" w:color="000000" w:sz="2" w:space="0"/>
+          </w:tblBorders>
           <w:tblCellMar>
             <w:top w:w="0" w:type="dxa"/>
             <w:left w:w="0" w:type="dxa"/>
@@ -1646,7 +1834,7 @@
           </w:tblCellMar>
         </w:tblPrEx>
         <w:trPr>
-          <w:trHeight w:val="556"/>
+          <w:trHeight w:val="557" w:hRule="atLeast"/>
           <w:jc w:val="center"/>
         </w:trPr>
         <w:tc>
@@ -1655,21 +1843,21 @@
           </w:tcPr>
           <w:p>
             <w:pPr>
-              <w:pStyle w:val="TableText"/>
-              <w:keepNext w:val="0"/>
-              <w:keepLines w:val="0"/>
-              <w:pageBreakBefore w:val="0"/>
-              <w:widowControl w:val="0"/>
-              <w:kinsoku w:val="0"/>
-              <w:wordWrap/>
-              <w:overflowPunct/>
-              <w:topLinePunct w:val="0"/>
-              <w:autoSpaceDE w:val="0"/>
-              <w:autoSpaceDN w:val="0"/>
-              <w:bidi w:val="0"/>
-              <w:adjustRightInd w:val="0"/>
-              <w:snapToGrid w:val="0"/>
-              <w:ind w:left="0" w:right="0" w:firstLine="0" w:leftChars="0" w:rightChars="0" w:firstLineChars="0"/>
+              <w:pStyle w:val="28"/>
+              <w:keepNext w:val="0"/>
+              <w:keepLines w:val="0"/>
+              <w:pageBreakBefore w:val="0"/>
+              <w:widowControl w:val="0"/>
+              <w:kinsoku w:val="0"/>
+              <w:wordWrap/>
+              <w:overflowPunct/>
+              <w:topLinePunct w:val="0"/>
+              <w:autoSpaceDE w:val="0"/>
+              <w:autoSpaceDN w:val="0"/>
+              <w:bidi w:val="0"/>
+              <w:adjustRightInd w:val="0"/>
+              <w:snapToGrid w:val="0"/>
+              <w:ind w:left="0" w:leftChars="0" w:right="0" w:rightChars="0" w:firstLine="0" w:firstLineChars="0"/>
               <w:jc w:val="center"/>
               <w:textAlignment w:val="baseline"/>
             </w:pPr>
@@ -1681,21 +1869,21 @@
           </w:tcPr>
           <w:p>
             <w:pPr>
-              <w:pStyle w:val="TableText"/>
-              <w:keepNext w:val="0"/>
-              <w:keepLines w:val="0"/>
-              <w:pageBreakBefore w:val="0"/>
-              <w:widowControl w:val="0"/>
-              <w:kinsoku w:val="0"/>
-              <w:wordWrap/>
-              <w:overflowPunct/>
-              <w:topLinePunct w:val="0"/>
-              <w:autoSpaceDE w:val="0"/>
-              <w:autoSpaceDN w:val="0"/>
-              <w:bidi w:val="0"/>
-              <w:adjustRightInd w:val="0"/>
-              <w:snapToGrid w:val="0"/>
-              <w:ind w:left="0" w:right="0" w:firstLine="0" w:leftChars="0" w:rightChars="0" w:firstLineChars="0"/>
+              <w:pStyle w:val="28"/>
+              <w:keepNext w:val="0"/>
+              <w:keepLines w:val="0"/>
+              <w:pageBreakBefore w:val="0"/>
+              <w:widowControl w:val="0"/>
+              <w:kinsoku w:val="0"/>
+              <w:wordWrap/>
+              <w:overflowPunct/>
+              <w:topLinePunct w:val="0"/>
+              <w:autoSpaceDE w:val="0"/>
+              <w:autoSpaceDN w:val="0"/>
+              <w:bidi w:val="0"/>
+              <w:adjustRightInd w:val="0"/>
+              <w:snapToGrid w:val="0"/>
+              <w:ind w:left="0" w:leftChars="0" w:right="0" w:rightChars="0" w:firstLine="0" w:firstLineChars="0"/>
               <w:jc w:val="center"/>
               <w:textAlignment w:val="baseline"/>
             </w:pPr>
@@ -1707,21 +1895,21 @@
           </w:tcPr>
           <w:p>
             <w:pPr>
-              <w:pStyle w:val="TableText"/>
-              <w:keepNext w:val="0"/>
-              <w:keepLines w:val="0"/>
-              <w:pageBreakBefore w:val="0"/>
-              <w:widowControl w:val="0"/>
-              <w:kinsoku w:val="0"/>
-              <w:wordWrap/>
-              <w:overflowPunct/>
-              <w:topLinePunct w:val="0"/>
-              <w:autoSpaceDE w:val="0"/>
-              <w:autoSpaceDN w:val="0"/>
-              <w:bidi w:val="0"/>
-              <w:adjustRightInd w:val="0"/>
-              <w:snapToGrid w:val="0"/>
-              <w:ind w:left="0" w:right="0" w:firstLine="0" w:leftChars="0" w:rightChars="0" w:firstLineChars="0"/>
+              <w:pStyle w:val="28"/>
+              <w:keepNext w:val="0"/>
+              <w:keepLines w:val="0"/>
+              <w:pageBreakBefore w:val="0"/>
+              <w:widowControl w:val="0"/>
+              <w:kinsoku w:val="0"/>
+              <w:wordWrap/>
+              <w:overflowPunct/>
+              <w:topLinePunct w:val="0"/>
+              <w:autoSpaceDE w:val="0"/>
+              <w:autoSpaceDN w:val="0"/>
+              <w:bidi w:val="0"/>
+              <w:adjustRightInd w:val="0"/>
+              <w:snapToGrid w:val="0"/>
+              <w:ind w:left="0" w:leftChars="0" w:right="0" w:rightChars="0" w:firstLine="0" w:firstLineChars="0"/>
               <w:jc w:val="center"/>
               <w:textAlignment w:val="baseline"/>
             </w:pPr>
@@ -1733,21 +1921,21 @@
           </w:tcPr>
           <w:p>
             <w:pPr>
-              <w:pStyle w:val="TableText"/>
-              <w:keepNext w:val="0"/>
-              <w:keepLines w:val="0"/>
-              <w:pageBreakBefore w:val="0"/>
-              <w:widowControl w:val="0"/>
-              <w:kinsoku w:val="0"/>
-              <w:wordWrap/>
-              <w:overflowPunct/>
-              <w:topLinePunct w:val="0"/>
-              <w:autoSpaceDE w:val="0"/>
-              <w:autoSpaceDN w:val="0"/>
-              <w:bidi w:val="0"/>
-              <w:adjustRightInd w:val="0"/>
-              <w:snapToGrid w:val="0"/>
-              <w:ind w:left="0" w:right="0" w:firstLine="0" w:leftChars="0" w:rightChars="0" w:firstLineChars="0"/>
+              <w:pStyle w:val="28"/>
+              <w:keepNext w:val="0"/>
+              <w:keepLines w:val="0"/>
+              <w:pageBreakBefore w:val="0"/>
+              <w:widowControl w:val="0"/>
+              <w:kinsoku w:val="0"/>
+              <w:wordWrap/>
+              <w:overflowPunct/>
+              <w:topLinePunct w:val="0"/>
+              <w:autoSpaceDE w:val="0"/>
+              <w:autoSpaceDN w:val="0"/>
+              <w:bidi w:val="0"/>
+              <w:adjustRightInd w:val="0"/>
+              <w:snapToGrid w:val="0"/>
+              <w:ind w:left="0" w:leftChars="0" w:right="0" w:rightChars="0" w:firstLine="0" w:firstLineChars="0"/>
               <w:jc w:val="center"/>
               <w:textAlignment w:val="baseline"/>
             </w:pPr>
@@ -1759,21 +1947,21 @@
           </w:tcPr>
           <w:p>
             <w:pPr>
-              <w:pStyle w:val="TableText"/>
-              <w:keepNext w:val="0"/>
-              <w:keepLines w:val="0"/>
-              <w:pageBreakBefore w:val="0"/>
-              <w:widowControl w:val="0"/>
-              <w:kinsoku w:val="0"/>
-              <w:wordWrap/>
-              <w:overflowPunct/>
-              <w:topLinePunct w:val="0"/>
-              <w:autoSpaceDE w:val="0"/>
-              <w:autoSpaceDN w:val="0"/>
-              <w:bidi w:val="0"/>
-              <w:adjustRightInd w:val="0"/>
-              <w:snapToGrid w:val="0"/>
-              <w:ind w:left="0" w:right="0" w:firstLine="0" w:leftChars="0" w:rightChars="0" w:firstLineChars="0"/>
+              <w:pStyle w:val="28"/>
+              <w:keepNext w:val="0"/>
+              <w:keepLines w:val="0"/>
+              <w:pageBreakBefore w:val="0"/>
+              <w:widowControl w:val="0"/>
+              <w:kinsoku w:val="0"/>
+              <w:wordWrap/>
+              <w:overflowPunct/>
+              <w:topLinePunct w:val="0"/>
+              <w:autoSpaceDE w:val="0"/>
+              <w:autoSpaceDN w:val="0"/>
+              <w:bidi w:val="0"/>
+              <w:adjustRightInd w:val="0"/>
+              <w:snapToGrid w:val="0"/>
+              <w:ind w:left="0" w:leftChars="0" w:right="0" w:rightChars="0" w:firstLine="0" w:firstLineChars="0"/>
               <w:jc w:val="center"/>
               <w:textAlignment w:val="baseline"/>
             </w:pPr>
@@ -1785,194 +1973,21 @@
           </w:tcPr>
           <w:p>
             <w:pPr>
-              <w:pStyle w:val="TableText"/>
-              <w:keepNext w:val="0"/>
-              <w:keepLines w:val="0"/>
-              <w:pageBreakBefore w:val="0"/>
-              <w:widowControl w:val="0"/>
-              <w:kinsoku w:val="0"/>
-              <w:wordWrap/>
-              <w:overflowPunct/>
-              <w:topLinePunct w:val="0"/>
-              <w:autoSpaceDE w:val="0"/>
-              <w:autoSpaceDN w:val="0"/>
-              <w:bidi w:val="0"/>
-              <w:adjustRightInd w:val="0"/>
-              <w:snapToGrid w:val="0"/>
-              <w:ind w:left="0" w:right="0" w:firstLine="0" w:leftChars="0" w:rightChars="0" w:firstLineChars="0"/>
-              <w:jc w:val="center"/>
-              <w:textAlignment w:val="baseline"/>
-            </w:pPr>
-          </w:p>
-        </w:tc>
-      </w:tr>
-      <w:tr>
-        <w:tblPrEx>
-          <w:tblW w:w="8214" w:type="dxa"/>
-          <w:jc w:val="center"/>
-          <w:tblLayout w:type="fixed"/>
-          <w:tblCellMar>
-            <w:top w:w="0" w:type="dxa"/>
-            <w:left w:w="0" w:type="dxa"/>
-            <w:bottom w:w="0" w:type="dxa"/>
-            <w:right w:w="0" w:type="dxa"/>
-          </w:tblCellMar>
-        </w:tblPrEx>
-        <w:trPr>
-          <w:trHeight w:val="557"/>
-          <w:jc w:val="center"/>
-        </w:trPr>
-        <w:tc>
-          <w:tcPr>
-            <w:tcW w:w="1317" w:type="dxa"/>
-          </w:tcPr>
-          <w:p>
-            <w:pPr>
-              <w:pStyle w:val="TableText"/>
-              <w:keepNext w:val="0"/>
-              <w:keepLines w:val="0"/>
-              <w:pageBreakBefore w:val="0"/>
-              <w:widowControl w:val="0"/>
-              <w:kinsoku w:val="0"/>
-              <w:wordWrap/>
-              <w:overflowPunct/>
-              <w:topLinePunct w:val="0"/>
-              <w:autoSpaceDE w:val="0"/>
-              <w:autoSpaceDN w:val="0"/>
-              <w:bidi w:val="0"/>
-              <w:adjustRightInd w:val="0"/>
-              <w:snapToGrid w:val="0"/>
-              <w:ind w:left="0" w:right="0" w:firstLine="0" w:leftChars="0" w:rightChars="0" w:firstLineChars="0"/>
-              <w:jc w:val="center"/>
-              <w:textAlignment w:val="baseline"/>
-            </w:pPr>
-          </w:p>
-        </w:tc>
-        <w:tc>
-          <w:tcPr>
-            <w:tcW w:w="972" w:type="dxa"/>
-          </w:tcPr>
-          <w:p>
-            <w:pPr>
-              <w:pStyle w:val="TableText"/>
-              <w:keepNext w:val="0"/>
-              <w:keepLines w:val="0"/>
-              <w:pageBreakBefore w:val="0"/>
-              <w:widowControl w:val="0"/>
-              <w:kinsoku w:val="0"/>
-              <w:wordWrap/>
-              <w:overflowPunct/>
-              <w:topLinePunct w:val="0"/>
-              <w:autoSpaceDE w:val="0"/>
-              <w:autoSpaceDN w:val="0"/>
-              <w:bidi w:val="0"/>
-              <w:adjustRightInd w:val="0"/>
-              <w:snapToGrid w:val="0"/>
-              <w:ind w:left="0" w:right="0" w:firstLine="0" w:leftChars="0" w:rightChars="0" w:firstLineChars="0"/>
-              <w:jc w:val="center"/>
-              <w:textAlignment w:val="baseline"/>
-            </w:pPr>
-          </w:p>
-        </w:tc>
-        <w:tc>
-          <w:tcPr>
-            <w:tcW w:w="1575" w:type="dxa"/>
-          </w:tcPr>
-          <w:p>
-            <w:pPr>
-              <w:pStyle w:val="TableText"/>
-              <w:keepNext w:val="0"/>
-              <w:keepLines w:val="0"/>
-              <w:pageBreakBefore w:val="0"/>
-              <w:widowControl w:val="0"/>
-              <w:kinsoku w:val="0"/>
-              <w:wordWrap/>
-              <w:overflowPunct/>
-              <w:topLinePunct w:val="0"/>
-              <w:autoSpaceDE w:val="0"/>
-              <w:autoSpaceDN w:val="0"/>
-              <w:bidi w:val="0"/>
-              <w:adjustRightInd w:val="0"/>
-              <w:snapToGrid w:val="0"/>
-              <w:ind w:left="0" w:right="0" w:firstLine="0" w:leftChars="0" w:rightChars="0" w:firstLineChars="0"/>
-              <w:jc w:val="center"/>
-              <w:textAlignment w:val="baseline"/>
-            </w:pPr>
-          </w:p>
-        </w:tc>
-        <w:tc>
-          <w:tcPr>
-            <w:tcW w:w="1829" w:type="dxa"/>
-          </w:tcPr>
-          <w:p>
-            <w:pPr>
-              <w:pStyle w:val="TableText"/>
-              <w:keepNext w:val="0"/>
-              <w:keepLines w:val="0"/>
-              <w:pageBreakBefore w:val="0"/>
-              <w:widowControl w:val="0"/>
-              <w:kinsoku w:val="0"/>
-              <w:wordWrap/>
-              <w:overflowPunct/>
-              <w:topLinePunct w:val="0"/>
-              <w:autoSpaceDE w:val="0"/>
-              <w:autoSpaceDN w:val="0"/>
-              <w:bidi w:val="0"/>
-              <w:adjustRightInd w:val="0"/>
-              <w:snapToGrid w:val="0"/>
-              <w:ind w:left="0" w:right="0" w:firstLine="0" w:leftChars="0" w:rightChars="0" w:firstLineChars="0"/>
-              <w:jc w:val="center"/>
-              <w:textAlignment w:val="baseline"/>
-            </w:pPr>
-          </w:p>
-        </w:tc>
-        <w:tc>
-          <w:tcPr>
-            <w:tcW w:w="1606" w:type="dxa"/>
-          </w:tcPr>
-          <w:p>
-            <w:pPr>
-              <w:pStyle w:val="TableText"/>
-              <w:keepNext w:val="0"/>
-              <w:keepLines w:val="0"/>
-              <w:pageBreakBefore w:val="0"/>
-              <w:widowControl w:val="0"/>
-              <w:kinsoku w:val="0"/>
-              <w:wordWrap/>
-              <w:overflowPunct/>
-              <w:topLinePunct w:val="0"/>
-              <w:autoSpaceDE w:val="0"/>
-              <w:autoSpaceDN w:val="0"/>
-              <w:bidi w:val="0"/>
-              <w:adjustRightInd w:val="0"/>
-              <w:snapToGrid w:val="0"/>
-              <w:ind w:left="0" w:right="0" w:firstLine="0" w:leftChars="0" w:rightChars="0" w:firstLineChars="0"/>
-              <w:jc w:val="center"/>
-              <w:textAlignment w:val="baseline"/>
-            </w:pPr>
-          </w:p>
-        </w:tc>
-        <w:tc>
-          <w:tcPr>
-            <w:tcW w:w="915" w:type="dxa"/>
-          </w:tcPr>
-          <w:p>
-            <w:pPr>
-              <w:pStyle w:val="TableText"/>
-              <w:keepNext w:val="0"/>
-              <w:keepLines w:val="0"/>
-              <w:pageBreakBefore w:val="0"/>
-              <w:widowControl w:val="0"/>
-              <w:kinsoku w:val="0"/>
-              <w:wordWrap/>
-              <w:overflowPunct/>
-              <w:topLinePunct w:val="0"/>
-              <w:autoSpaceDE w:val="0"/>
-              <w:autoSpaceDN w:val="0"/>
-              <w:bidi w:val="0"/>
-              <w:adjustRightInd w:val="0"/>
-              <w:snapToGrid w:val="0"/>
-              <w:ind w:left="0" w:right="0" w:firstLine="0" w:leftChars="0" w:rightChars="0" w:firstLineChars="0"/>
+              <w:pStyle w:val="28"/>
+              <w:keepNext w:val="0"/>
+              <w:keepLines w:val="0"/>
+              <w:pageBreakBefore w:val="0"/>
+              <w:widowControl w:val="0"/>
+              <w:kinsoku w:val="0"/>
+              <w:wordWrap/>
+              <w:overflowPunct/>
+              <w:topLinePunct w:val="0"/>
+              <w:autoSpaceDE w:val="0"/>
+              <w:autoSpaceDN w:val="0"/>
+              <w:bidi w:val="0"/>
+              <w:adjustRightInd w:val="0"/>
+              <w:snapToGrid w:val="0"/>
+              <w:ind w:left="0" w:leftChars="0" w:right="0" w:rightChars="0" w:firstLine="0" w:firstLineChars="0"/>
               <w:jc w:val="center"/>
               <w:textAlignment w:val="baseline"/>
             </w:pPr>
@@ -2004,7 +2019,7 @@
     <w:sdt>
       <w:sdtPr>
         <w:rPr>
-          <w:rFonts w:ascii="宋体" w:eastAsia="宋体" w:hAnsi="宋体" w:cs="Arial"/>
+          <w:rFonts w:ascii="宋体" w:hAnsi="宋体" w:eastAsia="宋体" w:cs="Arial"/>
           <w:snapToGrid w:val="0"/>
           <w:color w:val="000000"/>
           <w:kern w:val="0"/>
@@ -2020,7 +2035,7 @@
       </w:sdtPr>
       <w:sdtEndPr>
         <w:rPr>
-          <w:rFonts w:ascii="宋体" w:eastAsia="宋体" w:hAnsi="宋体" w:cs="宋体" w:hint="eastAsia"/>
+          <w:rFonts w:hint="eastAsia" w:ascii="宋体" w:hAnsi="宋体" w:eastAsia="宋体" w:cs="宋体"/>
           <w:snapToGrid w:val="0"/>
           <w:color w:val="000000"/>
           <w:kern w:val="0"/>
@@ -2046,18 +2061,18 @@
             <w:adjustRightInd w:val="0"/>
             <w:snapToGrid w:val="0"/>
             <w:spacing w:before="0" w:beforeLines="0" w:after="0" w:afterLines="0" w:line="240" w:lineRule="auto"/>
-            <w:ind w:left="0" w:right="0" w:firstLine="0" w:leftChars="0" w:rightChars="0" w:firstLineChars="0"/>
+            <w:ind w:left="0" w:leftChars="0" w:right="0" w:rightChars="0" w:firstLine="0" w:firstLineChars="0"/>
             <w:jc w:val="center"/>
             <w:textAlignment w:val="baseline"/>
             <w:rPr>
-              <w:rFonts w:ascii="宋体" w:eastAsia="宋体" w:hAnsi="宋体" w:cs="宋体" w:hint="eastAsia"/>
+              <w:rFonts w:hint="eastAsia" w:ascii="宋体" w:hAnsi="宋体" w:eastAsia="宋体" w:cs="宋体"/>
               <w:sz w:val="24"/>
               <w:szCs w:val="24"/>
             </w:rPr>
           </w:pPr>
           <w:r>
             <w:rPr>
-              <w:rFonts w:ascii="宋体" w:eastAsia="宋体" w:hAnsi="宋体" w:cs="宋体" w:hint="eastAsia"/>
+              <w:rFonts w:hint="eastAsia" w:ascii="宋体" w:hAnsi="宋体" w:eastAsia="宋体" w:cs="宋体"/>
               <w:sz w:val="24"/>
               <w:szCs w:val="24"/>
             </w:rPr>
@@ -2066,16 +2081,14 @@
         </w:p>
         <w:p>
           <w:pPr>
-            <w:pStyle w:val="TOC1"/>
+            <w:pStyle w:val="16"/>
             <w:tabs>
               <w:tab w:val="right" w:leader="dot" w:pos="8306"/>
             </w:tabs>
           </w:pPr>
-          <w:bookmarkStart w:id="2" w:name="_GoBack"/>
-          <w:bookmarkEnd w:id="2"/>
           <w:r>
             <w:rPr>
-              <w:rFonts w:ascii="宋体" w:eastAsia="宋体" w:hAnsi="宋体" w:cs="宋体" w:hint="eastAsia"/>
+              <w:rFonts w:hint="eastAsia" w:ascii="宋体" w:hAnsi="宋体" w:eastAsia="宋体" w:cs="宋体"/>
               <w:sz w:val="24"/>
               <w:szCs w:val="24"/>
             </w:rPr>
@@ -2083,7 +2096,7 @@
           </w:r>
           <w:r>
             <w:rPr>
-              <w:rFonts w:ascii="宋体" w:eastAsia="宋体" w:hAnsi="宋体" w:cs="宋体" w:hint="eastAsia"/>
+              <w:rFonts w:hint="eastAsia" w:ascii="宋体" w:hAnsi="宋体" w:eastAsia="宋体" w:cs="宋体"/>
               <w:sz w:val="24"/>
               <w:szCs w:val="24"/>
             </w:rPr>
@@ -2091,7 +2104,7 @@
           </w:r>
           <w:r>
             <w:rPr>
-              <w:rFonts w:ascii="宋体" w:eastAsia="宋体" w:hAnsi="宋体" w:cs="宋体" w:hint="eastAsia"/>
+              <w:rFonts w:hint="eastAsia" w:ascii="宋体" w:hAnsi="宋体" w:eastAsia="宋体" w:cs="宋体"/>
               <w:sz w:val="24"/>
               <w:szCs w:val="24"/>
             </w:rPr>
@@ -2099,21 +2112,21 @@
           </w:r>
           <w:r>
             <w:rPr>
-              <w:rFonts w:ascii="宋体" w:eastAsia="宋体" w:hAnsi="宋体" w:cs="宋体" w:hint="eastAsia"/>
+              <w:rFonts w:hint="eastAsia" w:ascii="宋体" w:hAnsi="宋体" w:eastAsia="宋体" w:cs="宋体"/>
               <w:szCs w:val="24"/>
             </w:rPr>
             <w:fldChar w:fldCharType="begin"/>
           </w:r>
           <w:r>
             <w:rPr>
-              <w:rFonts w:ascii="宋体" w:eastAsia="宋体" w:hAnsi="宋体" w:cs="宋体" w:hint="eastAsia"/>
+              <w:rFonts w:hint="eastAsia" w:ascii="宋体" w:hAnsi="宋体" w:eastAsia="宋体" w:cs="宋体"/>
               <w:szCs w:val="24"/>
             </w:rPr>
             <w:instrText xml:space="preserve"> HYPERLINK \l _Toc21969 </w:instrText>
           </w:r>
           <w:r>
             <w:rPr>
-              <w:rFonts w:ascii="宋体" w:eastAsia="宋体" w:hAnsi="宋体" w:cs="宋体" w:hint="eastAsia"/>
+              <w:rFonts w:hint="eastAsia" w:ascii="宋体" w:hAnsi="宋体" w:eastAsia="宋体" w:cs="宋体"/>
               <w:szCs w:val="24"/>
             </w:rPr>
             <w:fldChar w:fldCharType="separate"/>
@@ -2145,7 +2158,7 @@
           </w:r>
           <w:r>
             <w:rPr>
-              <w:rFonts w:ascii="宋体" w:eastAsia="宋体" w:hAnsi="宋体" w:cs="宋体" w:hint="eastAsia"/>
+              <w:rFonts w:hint="eastAsia" w:ascii="宋体" w:hAnsi="宋体" w:eastAsia="宋体" w:cs="宋体"/>
               <w:szCs w:val="24"/>
             </w:rPr>
             <w:fldChar w:fldCharType="end"/>
@@ -2153,28 +2166,28 @@
         </w:p>
         <w:p>
           <w:pPr>
-            <w:pStyle w:val="TOC1"/>
+            <w:pStyle w:val="16"/>
             <w:tabs>
               <w:tab w:val="right" w:leader="dot" w:pos="8306"/>
             </w:tabs>
           </w:pPr>
           <w:r>
             <w:rPr>
-              <w:rFonts w:ascii="宋体" w:eastAsia="宋体" w:hAnsi="宋体" w:cs="宋体" w:hint="eastAsia"/>
+              <w:rFonts w:hint="eastAsia" w:ascii="宋体" w:hAnsi="宋体" w:eastAsia="宋体" w:cs="宋体"/>
               <w:szCs w:val="24"/>
             </w:rPr>
             <w:fldChar w:fldCharType="begin"/>
           </w:r>
           <w:r>
             <w:rPr>
-              <w:rFonts w:ascii="宋体" w:eastAsia="宋体" w:hAnsi="宋体" w:cs="宋体" w:hint="eastAsia"/>
+              <w:rFonts w:hint="eastAsia" w:ascii="宋体" w:hAnsi="宋体" w:eastAsia="宋体" w:cs="宋体"/>
               <w:szCs w:val="24"/>
             </w:rPr>
             <w:instrText xml:space="preserve"> HYPERLINK \l _Toc13177 </w:instrText>
           </w:r>
           <w:r>
             <w:rPr>
-              <w:rFonts w:ascii="宋体" w:eastAsia="宋体" w:hAnsi="宋体" w:cs="宋体" w:hint="eastAsia"/>
+              <w:rFonts w:hint="eastAsia" w:ascii="宋体" w:hAnsi="宋体" w:eastAsia="宋体" w:cs="宋体"/>
               <w:szCs w:val="24"/>
             </w:rPr>
             <w:fldChar w:fldCharType="separate"/>
@@ -2206,7 +2219,7 @@
           </w:r>
           <w:r>
             <w:rPr>
-              <w:rFonts w:ascii="宋体" w:eastAsia="宋体" w:hAnsi="宋体" w:cs="宋体" w:hint="eastAsia"/>
+              <w:rFonts w:hint="eastAsia" w:ascii="宋体" w:hAnsi="宋体" w:eastAsia="宋体" w:cs="宋体"/>
               <w:szCs w:val="24"/>
             </w:rPr>
             <w:fldChar w:fldCharType="end"/>
@@ -2214,28 +2227,28 @@
         </w:p>
         <w:p>
           <w:pPr>
-            <w:pStyle w:val="TOC1"/>
+            <w:pStyle w:val="16"/>
             <w:tabs>
               <w:tab w:val="right" w:leader="dot" w:pos="8306"/>
             </w:tabs>
           </w:pPr>
           <w:r>
             <w:rPr>
-              <w:rFonts w:ascii="宋体" w:eastAsia="宋体" w:hAnsi="宋体" w:cs="宋体" w:hint="eastAsia"/>
+              <w:rFonts w:hint="eastAsia" w:ascii="宋体" w:hAnsi="宋体" w:eastAsia="宋体" w:cs="宋体"/>
               <w:szCs w:val="24"/>
             </w:rPr>
             <w:fldChar w:fldCharType="begin"/>
           </w:r>
           <w:r>
             <w:rPr>
-              <w:rFonts w:ascii="宋体" w:eastAsia="宋体" w:hAnsi="宋体" w:cs="宋体" w:hint="eastAsia"/>
+              <w:rFonts w:hint="eastAsia" w:ascii="宋体" w:hAnsi="宋体" w:eastAsia="宋体" w:cs="宋体"/>
               <w:szCs w:val="24"/>
             </w:rPr>
             <w:instrText xml:space="preserve"> HYPERLINK \l _Toc31589 </w:instrText>
           </w:r>
           <w:r>
             <w:rPr>
-              <w:rFonts w:ascii="宋体" w:eastAsia="宋体" w:hAnsi="宋体" w:cs="宋体" w:hint="eastAsia"/>
+              <w:rFonts w:hint="eastAsia" w:ascii="宋体" w:hAnsi="宋体" w:eastAsia="宋体" w:cs="宋体"/>
               <w:szCs w:val="24"/>
             </w:rPr>
             <w:fldChar w:fldCharType="separate"/>
@@ -2269,7 +2282,7 @@
           </w:r>
           <w:r>
             <w:rPr>
-              <w:rFonts w:ascii="宋体" w:eastAsia="宋体" w:hAnsi="宋体" w:cs="宋体" w:hint="eastAsia"/>
+              <w:rFonts w:hint="eastAsia" w:ascii="宋体" w:hAnsi="宋体" w:eastAsia="宋体" w:cs="宋体"/>
               <w:szCs w:val="24"/>
             </w:rPr>
             <w:fldChar w:fldCharType="end"/>
@@ -2277,28 +2290,28 @@
         </w:p>
         <w:p>
           <w:pPr>
-            <w:pStyle w:val="TOC1"/>
+            <w:pStyle w:val="16"/>
             <w:tabs>
               <w:tab w:val="right" w:leader="dot" w:pos="8306"/>
             </w:tabs>
           </w:pPr>
           <w:r>
             <w:rPr>
-              <w:rFonts w:ascii="宋体" w:eastAsia="宋体" w:hAnsi="宋体" w:cs="宋体" w:hint="eastAsia"/>
+              <w:rFonts w:hint="eastAsia" w:ascii="宋体" w:hAnsi="宋体" w:eastAsia="宋体" w:cs="宋体"/>
               <w:szCs w:val="24"/>
             </w:rPr>
             <w:fldChar w:fldCharType="begin"/>
           </w:r>
           <w:r>
             <w:rPr>
-              <w:rFonts w:ascii="宋体" w:eastAsia="宋体" w:hAnsi="宋体" w:cs="宋体" w:hint="eastAsia"/>
+              <w:rFonts w:hint="eastAsia" w:ascii="宋体" w:hAnsi="宋体" w:eastAsia="宋体" w:cs="宋体"/>
               <w:szCs w:val="24"/>
             </w:rPr>
             <w:instrText xml:space="preserve"> HYPERLINK \l _Toc21733 </w:instrText>
           </w:r>
           <w:r>
             <w:rPr>
-              <w:rFonts w:ascii="宋体" w:eastAsia="宋体" w:hAnsi="宋体" w:cs="宋体" w:hint="eastAsia"/>
+              <w:rFonts w:hint="eastAsia" w:ascii="宋体" w:hAnsi="宋体" w:eastAsia="宋体" w:cs="宋体"/>
               <w:szCs w:val="24"/>
             </w:rPr>
             <w:fldChar w:fldCharType="separate"/>
@@ -2332,7 +2345,7 @@
           </w:r>
           <w:r>
             <w:rPr>
-              <w:rFonts w:ascii="宋体" w:eastAsia="宋体" w:hAnsi="宋体" w:cs="宋体" w:hint="eastAsia"/>
+              <w:rFonts w:hint="eastAsia" w:ascii="宋体" w:hAnsi="宋体" w:eastAsia="宋体" w:cs="宋体"/>
               <w:szCs w:val="24"/>
             </w:rPr>
             <w:fldChar w:fldCharType="end"/>
@@ -2340,28 +2353,28 @@
         </w:p>
         <w:p>
           <w:pPr>
-            <w:pStyle w:val="TOC1"/>
+            <w:pStyle w:val="16"/>
             <w:tabs>
               <w:tab w:val="right" w:leader="dot" w:pos="8306"/>
             </w:tabs>
           </w:pPr>
           <w:r>
             <w:rPr>
-              <w:rFonts w:ascii="宋体" w:eastAsia="宋体" w:hAnsi="宋体" w:cs="宋体" w:hint="eastAsia"/>
+              <w:rFonts w:hint="eastAsia" w:ascii="宋体" w:hAnsi="宋体" w:eastAsia="宋体" w:cs="宋体"/>
               <w:szCs w:val="24"/>
             </w:rPr>
             <w:fldChar w:fldCharType="begin"/>
           </w:r>
           <w:r>
             <w:rPr>
-              <w:rFonts w:ascii="宋体" w:eastAsia="宋体" w:hAnsi="宋体" w:cs="宋体" w:hint="eastAsia"/>
+              <w:rFonts w:hint="eastAsia" w:ascii="宋体" w:hAnsi="宋体" w:eastAsia="宋体" w:cs="宋体"/>
               <w:szCs w:val="24"/>
             </w:rPr>
             <w:instrText xml:space="preserve"> HYPERLINK \l _Toc30925 </w:instrText>
           </w:r>
           <w:r>
             <w:rPr>
-              <w:rFonts w:ascii="宋体" w:eastAsia="宋体" w:hAnsi="宋体" w:cs="宋体" w:hint="eastAsia"/>
+              <w:rFonts w:hint="eastAsia" w:ascii="宋体" w:hAnsi="宋体" w:eastAsia="宋体" w:cs="宋体"/>
               <w:szCs w:val="24"/>
             </w:rPr>
             <w:fldChar w:fldCharType="separate"/>
@@ -2395,7 +2408,7 @@
           </w:r>
           <w:r>
             <w:rPr>
-              <w:rFonts w:ascii="宋体" w:eastAsia="宋体" w:hAnsi="宋体" w:cs="宋体" w:hint="eastAsia"/>
+              <w:rFonts w:hint="eastAsia" w:ascii="宋体" w:hAnsi="宋体" w:eastAsia="宋体" w:cs="宋体"/>
               <w:szCs w:val="24"/>
             </w:rPr>
             <w:fldChar w:fldCharType="end"/>
@@ -2403,28 +2416,28 @@
         </w:p>
         <w:p>
           <w:pPr>
-            <w:pStyle w:val="TOC1"/>
+            <w:pStyle w:val="16"/>
             <w:tabs>
               <w:tab w:val="right" w:leader="dot" w:pos="8306"/>
             </w:tabs>
           </w:pPr>
           <w:r>
             <w:rPr>
-              <w:rFonts w:ascii="宋体" w:eastAsia="宋体" w:hAnsi="宋体" w:cs="宋体" w:hint="eastAsia"/>
+              <w:rFonts w:hint="eastAsia" w:ascii="宋体" w:hAnsi="宋体" w:eastAsia="宋体" w:cs="宋体"/>
               <w:szCs w:val="24"/>
             </w:rPr>
             <w:fldChar w:fldCharType="begin"/>
           </w:r>
           <w:r>
             <w:rPr>
-              <w:rFonts w:ascii="宋体" w:eastAsia="宋体" w:hAnsi="宋体" w:cs="宋体" w:hint="eastAsia"/>
+              <w:rFonts w:hint="eastAsia" w:ascii="宋体" w:hAnsi="宋体" w:eastAsia="宋体" w:cs="宋体"/>
               <w:szCs w:val="24"/>
             </w:rPr>
             <w:instrText xml:space="preserve"> HYPERLINK \l _Toc28498 </w:instrText>
           </w:r>
           <w:r>
             <w:rPr>
-              <w:rFonts w:ascii="宋体" w:eastAsia="宋体" w:hAnsi="宋体" w:cs="宋体" w:hint="eastAsia"/>
+              <w:rFonts w:hint="eastAsia" w:ascii="宋体" w:hAnsi="宋体" w:eastAsia="宋体" w:cs="宋体"/>
               <w:szCs w:val="24"/>
             </w:rPr>
             <w:fldChar w:fldCharType="separate"/>
@@ -2458,7 +2471,7 @@
           </w:r>
           <w:r>
             <w:rPr>
-              <w:rFonts w:ascii="宋体" w:eastAsia="宋体" w:hAnsi="宋体" w:cs="宋体" w:hint="eastAsia"/>
+              <w:rFonts w:hint="eastAsia" w:ascii="宋体" w:hAnsi="宋体" w:eastAsia="宋体" w:cs="宋体"/>
               <w:szCs w:val="24"/>
             </w:rPr>
             <w:fldChar w:fldCharType="end"/>
@@ -2466,28 +2479,28 @@
         </w:p>
         <w:p>
           <w:pPr>
-            <w:pStyle w:val="TOC1"/>
+            <w:pStyle w:val="16"/>
             <w:tabs>
               <w:tab w:val="right" w:leader="dot" w:pos="8306"/>
             </w:tabs>
           </w:pPr>
           <w:r>
             <w:rPr>
-              <w:rFonts w:ascii="宋体" w:eastAsia="宋体" w:hAnsi="宋体" w:cs="宋体" w:hint="eastAsia"/>
+              <w:rFonts w:hint="eastAsia" w:ascii="宋体" w:hAnsi="宋体" w:eastAsia="宋体" w:cs="宋体"/>
               <w:szCs w:val="24"/>
             </w:rPr>
             <w:fldChar w:fldCharType="begin"/>
           </w:r>
           <w:r>
             <w:rPr>
-              <w:rFonts w:ascii="宋体" w:eastAsia="宋体" w:hAnsi="宋体" w:cs="宋体" w:hint="eastAsia"/>
+              <w:rFonts w:hint="eastAsia" w:ascii="宋体" w:hAnsi="宋体" w:eastAsia="宋体" w:cs="宋体"/>
               <w:szCs w:val="24"/>
             </w:rPr>
             <w:instrText xml:space="preserve"> HYPERLINK \l _Toc19130 </w:instrText>
           </w:r>
           <w:r>
             <w:rPr>
-              <w:rFonts w:ascii="宋体" w:eastAsia="宋体" w:hAnsi="宋体" w:cs="宋体" w:hint="eastAsia"/>
+              <w:rFonts w:hint="eastAsia" w:ascii="宋体" w:hAnsi="宋体" w:eastAsia="宋体" w:cs="宋体"/>
               <w:szCs w:val="24"/>
             </w:rPr>
             <w:fldChar w:fldCharType="separate"/>
@@ -2521,7 +2534,7 @@
           </w:r>
           <w:r>
             <w:rPr>
-              <w:rFonts w:ascii="宋体" w:eastAsia="宋体" w:hAnsi="宋体" w:cs="宋体" w:hint="eastAsia"/>
+              <w:rFonts w:hint="eastAsia" w:ascii="宋体" w:hAnsi="宋体" w:eastAsia="宋体" w:cs="宋体"/>
               <w:szCs w:val="24"/>
             </w:rPr>
             <w:fldChar w:fldCharType="end"/>
@@ -2529,28 +2542,28 @@
         </w:p>
         <w:p>
           <w:pPr>
-            <w:pStyle w:val="TOC2"/>
+            <w:pStyle w:val="17"/>
             <w:tabs>
               <w:tab w:val="right" w:leader="dot" w:pos="8306"/>
             </w:tabs>
           </w:pPr>
           <w:r>
             <w:rPr>
-              <w:rFonts w:ascii="宋体" w:eastAsia="宋体" w:hAnsi="宋体" w:cs="宋体" w:hint="eastAsia"/>
+              <w:rFonts w:hint="eastAsia" w:ascii="宋体" w:hAnsi="宋体" w:eastAsia="宋体" w:cs="宋体"/>
               <w:szCs w:val="24"/>
             </w:rPr>
             <w:fldChar w:fldCharType="begin"/>
           </w:r>
           <w:r>
             <w:rPr>
-              <w:rFonts w:ascii="宋体" w:eastAsia="宋体" w:hAnsi="宋体" w:cs="宋体" w:hint="eastAsia"/>
+              <w:rFonts w:hint="eastAsia" w:ascii="宋体" w:hAnsi="宋体" w:eastAsia="宋体" w:cs="宋体"/>
               <w:szCs w:val="24"/>
             </w:rPr>
             <w:instrText xml:space="preserve"> HYPERLINK \l _Toc2701 </w:instrText>
           </w:r>
           <w:r>
             <w:rPr>
-              <w:rFonts w:ascii="宋体" w:eastAsia="宋体" w:hAnsi="宋体" w:cs="宋体" w:hint="eastAsia"/>
+              <w:rFonts w:hint="eastAsia" w:ascii="宋体" w:hAnsi="宋体" w:eastAsia="宋体" w:cs="宋体"/>
               <w:szCs w:val="24"/>
             </w:rPr>
             <w:fldChar w:fldCharType="separate"/>
@@ -2584,7 +2597,7 @@
           </w:r>
           <w:r>
             <w:rPr>
-              <w:rFonts w:ascii="宋体" w:eastAsia="宋体" w:hAnsi="宋体" w:cs="宋体" w:hint="eastAsia"/>
+              <w:rFonts w:hint="eastAsia" w:ascii="宋体" w:hAnsi="宋体" w:eastAsia="宋体" w:cs="宋体"/>
               <w:szCs w:val="24"/>
             </w:rPr>
             <w:fldChar w:fldCharType="end"/>
@@ -2592,28 +2605,28 @@
         </w:p>
         <w:p>
           <w:pPr>
-            <w:pStyle w:val="TOC2"/>
+            <w:pStyle w:val="17"/>
             <w:tabs>
               <w:tab w:val="right" w:leader="dot" w:pos="8306"/>
             </w:tabs>
           </w:pPr>
           <w:r>
             <w:rPr>
-              <w:rFonts w:ascii="宋体" w:eastAsia="宋体" w:hAnsi="宋体" w:cs="宋体" w:hint="eastAsia"/>
+              <w:rFonts w:hint="eastAsia" w:ascii="宋体" w:hAnsi="宋体" w:eastAsia="宋体" w:cs="宋体"/>
               <w:szCs w:val="24"/>
             </w:rPr>
             <w:fldChar w:fldCharType="begin"/>
           </w:r>
           <w:r>
             <w:rPr>
-              <w:rFonts w:ascii="宋体" w:eastAsia="宋体" w:hAnsi="宋体" w:cs="宋体" w:hint="eastAsia"/>
+              <w:rFonts w:hint="eastAsia" w:ascii="宋体" w:hAnsi="宋体" w:eastAsia="宋体" w:cs="宋体"/>
               <w:szCs w:val="24"/>
             </w:rPr>
             <w:instrText xml:space="preserve"> HYPERLINK \l _Toc26659 </w:instrText>
           </w:r>
           <w:r>
             <w:rPr>
-              <w:rFonts w:ascii="宋体" w:eastAsia="宋体" w:hAnsi="宋体" w:cs="宋体" w:hint="eastAsia"/>
+              <w:rFonts w:hint="eastAsia" w:ascii="宋体" w:hAnsi="宋体" w:eastAsia="宋体" w:cs="宋体"/>
               <w:szCs w:val="24"/>
             </w:rPr>
             <w:fldChar w:fldCharType="separate"/>
@@ -2647,7 +2660,7 @@
           </w:r>
           <w:r>
             <w:rPr>
-              <w:rFonts w:ascii="宋体" w:eastAsia="宋体" w:hAnsi="宋体" w:cs="宋体" w:hint="eastAsia"/>
+              <w:rFonts w:hint="eastAsia" w:ascii="宋体" w:hAnsi="宋体" w:eastAsia="宋体" w:cs="宋体"/>
               <w:szCs w:val="24"/>
             </w:rPr>
             <w:fldChar w:fldCharType="end"/>
@@ -2655,28 +2668,28 @@
         </w:p>
         <w:p>
           <w:pPr>
-            <w:pStyle w:val="TOC2"/>
+            <w:pStyle w:val="17"/>
             <w:tabs>
               <w:tab w:val="right" w:leader="dot" w:pos="8306"/>
             </w:tabs>
           </w:pPr>
           <w:r>
             <w:rPr>
-              <w:rFonts w:ascii="宋体" w:eastAsia="宋体" w:hAnsi="宋体" w:cs="宋体" w:hint="eastAsia"/>
+              <w:rFonts w:hint="eastAsia" w:ascii="宋体" w:hAnsi="宋体" w:eastAsia="宋体" w:cs="宋体"/>
               <w:szCs w:val="24"/>
             </w:rPr>
             <w:fldChar w:fldCharType="begin"/>
           </w:r>
           <w:r>
             <w:rPr>
-              <w:rFonts w:ascii="宋体" w:eastAsia="宋体" w:hAnsi="宋体" w:cs="宋体" w:hint="eastAsia"/>
+              <w:rFonts w:hint="eastAsia" w:ascii="宋体" w:hAnsi="宋体" w:eastAsia="宋体" w:cs="宋体"/>
               <w:szCs w:val="24"/>
             </w:rPr>
             <w:instrText xml:space="preserve"> HYPERLINK \l _Toc32420 </w:instrText>
           </w:r>
           <w:r>
             <w:rPr>
-              <w:rFonts w:ascii="宋体" w:eastAsia="宋体" w:hAnsi="宋体" w:cs="宋体" w:hint="eastAsia"/>
+              <w:rFonts w:hint="eastAsia" w:ascii="宋体" w:hAnsi="宋体" w:eastAsia="宋体" w:cs="宋体"/>
               <w:szCs w:val="24"/>
             </w:rPr>
             <w:fldChar w:fldCharType="separate"/>
@@ -2710,7 +2723,7 @@
           </w:r>
           <w:r>
             <w:rPr>
-              <w:rFonts w:ascii="宋体" w:eastAsia="宋体" w:hAnsi="宋体" w:cs="宋体" w:hint="eastAsia"/>
+              <w:rFonts w:hint="eastAsia" w:ascii="宋体" w:hAnsi="宋体" w:eastAsia="宋体" w:cs="宋体"/>
               <w:szCs w:val="24"/>
             </w:rPr>
             <w:fldChar w:fldCharType="end"/>
@@ -2718,28 +2731,28 @@
         </w:p>
         <w:p>
           <w:pPr>
-            <w:pStyle w:val="TOC2"/>
+            <w:pStyle w:val="17"/>
             <w:tabs>
               <w:tab w:val="right" w:leader="dot" w:pos="8306"/>
             </w:tabs>
           </w:pPr>
           <w:r>
             <w:rPr>
-              <w:rFonts w:ascii="宋体" w:eastAsia="宋体" w:hAnsi="宋体" w:cs="宋体" w:hint="eastAsia"/>
+              <w:rFonts w:hint="eastAsia" w:ascii="宋体" w:hAnsi="宋体" w:eastAsia="宋体" w:cs="宋体"/>
               <w:szCs w:val="24"/>
             </w:rPr>
             <w:fldChar w:fldCharType="begin"/>
           </w:r>
           <w:r>
             <w:rPr>
-              <w:rFonts w:ascii="宋体" w:eastAsia="宋体" w:hAnsi="宋体" w:cs="宋体" w:hint="eastAsia"/>
+              <w:rFonts w:hint="eastAsia" w:ascii="宋体" w:hAnsi="宋体" w:eastAsia="宋体" w:cs="宋体"/>
               <w:szCs w:val="24"/>
             </w:rPr>
             <w:instrText xml:space="preserve"> HYPERLINK \l _Toc23047 </w:instrText>
           </w:r>
           <w:r>
             <w:rPr>
-              <w:rFonts w:ascii="宋体" w:eastAsia="宋体" w:hAnsi="宋体" w:cs="宋体" w:hint="eastAsia"/>
+              <w:rFonts w:hint="eastAsia" w:ascii="宋体" w:hAnsi="宋体" w:eastAsia="宋体" w:cs="宋体"/>
               <w:szCs w:val="24"/>
             </w:rPr>
             <w:fldChar w:fldCharType="separate"/>
@@ -2773,7 +2786,7 @@
           </w:r>
           <w:r>
             <w:rPr>
-              <w:rFonts w:ascii="宋体" w:eastAsia="宋体" w:hAnsi="宋体" w:cs="宋体" w:hint="eastAsia"/>
+              <w:rFonts w:hint="eastAsia" w:ascii="宋体" w:hAnsi="宋体" w:eastAsia="宋体" w:cs="宋体"/>
               <w:szCs w:val="24"/>
             </w:rPr>
             <w:fldChar w:fldCharType="end"/>
@@ -2781,28 +2794,28 @@
         </w:p>
         <w:p>
           <w:pPr>
-            <w:pStyle w:val="TOC2"/>
+            <w:pStyle w:val="17"/>
             <w:tabs>
               <w:tab w:val="right" w:leader="dot" w:pos="8306"/>
             </w:tabs>
           </w:pPr>
           <w:r>
             <w:rPr>
-              <w:rFonts w:ascii="宋体" w:eastAsia="宋体" w:hAnsi="宋体" w:cs="宋体" w:hint="eastAsia"/>
+              <w:rFonts w:hint="eastAsia" w:ascii="宋体" w:hAnsi="宋体" w:eastAsia="宋体" w:cs="宋体"/>
               <w:szCs w:val="24"/>
             </w:rPr>
             <w:fldChar w:fldCharType="begin"/>
           </w:r>
           <w:r>
             <w:rPr>
-              <w:rFonts w:ascii="宋体" w:eastAsia="宋体" w:hAnsi="宋体" w:cs="宋体" w:hint="eastAsia"/>
+              <w:rFonts w:hint="eastAsia" w:ascii="宋体" w:hAnsi="宋体" w:eastAsia="宋体" w:cs="宋体"/>
               <w:szCs w:val="24"/>
             </w:rPr>
             <w:instrText xml:space="preserve"> HYPERLINK \l _Toc9499 </w:instrText>
           </w:r>
           <w:r>
             <w:rPr>
-              <w:rFonts w:ascii="宋体" w:eastAsia="宋体" w:hAnsi="宋体" w:cs="宋体" w:hint="eastAsia"/>
+              <w:rFonts w:hint="eastAsia" w:ascii="宋体" w:hAnsi="宋体" w:eastAsia="宋体" w:cs="宋体"/>
               <w:szCs w:val="24"/>
             </w:rPr>
             <w:fldChar w:fldCharType="separate"/>
@@ -2836,7 +2849,7 @@
           </w:r>
           <w:r>
             <w:rPr>
-              <w:rFonts w:ascii="宋体" w:eastAsia="宋体" w:hAnsi="宋体" w:cs="宋体" w:hint="eastAsia"/>
+              <w:rFonts w:hint="eastAsia" w:ascii="宋体" w:hAnsi="宋体" w:eastAsia="宋体" w:cs="宋体"/>
               <w:szCs w:val="24"/>
             </w:rPr>
             <w:fldChar w:fldCharType="end"/>
@@ -2844,28 +2857,28 @@
         </w:p>
         <w:p>
           <w:pPr>
-            <w:pStyle w:val="TOC1"/>
+            <w:pStyle w:val="16"/>
             <w:tabs>
               <w:tab w:val="right" w:leader="dot" w:pos="8306"/>
             </w:tabs>
           </w:pPr>
           <w:r>
             <w:rPr>
-              <w:rFonts w:ascii="宋体" w:eastAsia="宋体" w:hAnsi="宋体" w:cs="宋体" w:hint="eastAsia"/>
+              <w:rFonts w:hint="eastAsia" w:ascii="宋体" w:hAnsi="宋体" w:eastAsia="宋体" w:cs="宋体"/>
               <w:szCs w:val="24"/>
             </w:rPr>
             <w:fldChar w:fldCharType="begin"/>
           </w:r>
           <w:r>
             <w:rPr>
-              <w:rFonts w:ascii="宋体" w:eastAsia="宋体" w:hAnsi="宋体" w:cs="宋体" w:hint="eastAsia"/>
+              <w:rFonts w:hint="eastAsia" w:ascii="宋体" w:hAnsi="宋体" w:eastAsia="宋体" w:cs="宋体"/>
               <w:szCs w:val="24"/>
             </w:rPr>
             <w:instrText xml:space="preserve"> HYPERLINK \l _Toc15956 </w:instrText>
           </w:r>
           <w:r>
             <w:rPr>
-              <w:rFonts w:ascii="宋体" w:eastAsia="宋体" w:hAnsi="宋体" w:cs="宋体" w:hint="eastAsia"/>
+              <w:rFonts w:hint="eastAsia" w:ascii="宋体" w:hAnsi="宋体" w:eastAsia="宋体" w:cs="宋体"/>
               <w:szCs w:val="24"/>
             </w:rPr>
             <w:fldChar w:fldCharType="separate"/>
@@ -2899,7 +2912,7 @@
           </w:r>
           <w:r>
             <w:rPr>
-              <w:rFonts w:ascii="宋体" w:eastAsia="宋体" w:hAnsi="宋体" w:cs="宋体" w:hint="eastAsia"/>
+              <w:rFonts w:hint="eastAsia" w:ascii="宋体" w:hAnsi="宋体" w:eastAsia="宋体" w:cs="宋体"/>
               <w:szCs w:val="24"/>
             </w:rPr>
             <w:fldChar w:fldCharType="end"/>
@@ -2907,28 +2920,28 @@
         </w:p>
         <w:p>
           <w:pPr>
-            <w:pStyle w:val="TOC1"/>
+            <w:pStyle w:val="16"/>
             <w:tabs>
               <w:tab w:val="right" w:leader="dot" w:pos="8306"/>
             </w:tabs>
           </w:pPr>
           <w:r>
             <w:rPr>
-              <w:rFonts w:ascii="宋体" w:eastAsia="宋体" w:hAnsi="宋体" w:cs="宋体" w:hint="eastAsia"/>
+              <w:rFonts w:hint="eastAsia" w:ascii="宋体" w:hAnsi="宋体" w:eastAsia="宋体" w:cs="宋体"/>
               <w:szCs w:val="24"/>
             </w:rPr>
             <w:fldChar w:fldCharType="begin"/>
           </w:r>
           <w:r>
             <w:rPr>
-              <w:rFonts w:ascii="宋体" w:eastAsia="宋体" w:hAnsi="宋体" w:cs="宋体" w:hint="eastAsia"/>
+              <w:rFonts w:hint="eastAsia" w:ascii="宋体" w:hAnsi="宋体" w:eastAsia="宋体" w:cs="宋体"/>
               <w:szCs w:val="24"/>
             </w:rPr>
             <w:instrText xml:space="preserve"> HYPERLINK \l _Toc3261 </w:instrText>
           </w:r>
           <w:r>
             <w:rPr>
-              <w:rFonts w:ascii="宋体" w:eastAsia="宋体" w:hAnsi="宋体" w:cs="宋体" w:hint="eastAsia"/>
+              <w:rFonts w:hint="eastAsia" w:ascii="宋体" w:hAnsi="宋体" w:eastAsia="宋体" w:cs="宋体"/>
               <w:szCs w:val="24"/>
             </w:rPr>
             <w:fldChar w:fldCharType="separate"/>
@@ -2962,7 +2975,7 @@
           </w:r>
           <w:r>
             <w:rPr>
-              <w:rFonts w:ascii="宋体" w:eastAsia="宋体" w:hAnsi="宋体" w:cs="宋体" w:hint="eastAsia"/>
+              <w:rFonts w:hint="eastAsia" w:ascii="宋体" w:hAnsi="宋体" w:eastAsia="宋体" w:cs="宋体"/>
               <w:szCs w:val="24"/>
             </w:rPr>
             <w:fldChar w:fldCharType="end"/>
@@ -2985,7 +2998,7 @@
             <w:snapToGrid w:val="0"/>
             <w:textAlignment w:val="baseline"/>
             <w:rPr>
-              <w:rFonts w:ascii="宋体" w:eastAsia="宋体" w:hAnsi="宋体" w:cs="宋体" w:hint="eastAsia"/>
+              <w:rFonts w:hint="eastAsia" w:ascii="宋体" w:hAnsi="宋体" w:eastAsia="宋体" w:cs="宋体"/>
               <w:snapToGrid w:val="0"/>
               <w:color w:val="000000"/>
               <w:kern w:val="0"/>
@@ -2996,7 +3009,7 @@
           </w:pPr>
           <w:r>
             <w:rPr>
-              <w:rFonts w:ascii="宋体" w:eastAsia="宋体" w:hAnsi="宋体" w:cs="宋体" w:hint="eastAsia"/>
+              <w:rFonts w:hint="eastAsia" w:ascii="宋体" w:hAnsi="宋体" w:eastAsia="宋体" w:cs="宋体"/>
               <w:szCs w:val="24"/>
             </w:rPr>
             <w:fldChar w:fldCharType="end"/>
@@ -3021,7 +3034,7 @@
         <w:snapToGrid w:val="0"/>
         <w:textAlignment w:val="baseline"/>
         <w:rPr>
-          <w:rFonts w:ascii="Arial" w:eastAsia="Arial" w:hAnsi="Arial" w:cs="Arial"/>
+          <w:rFonts w:ascii="Arial" w:hAnsi="Arial" w:eastAsia="Arial" w:cs="Arial"/>
           <w:snapToGrid w:val="0"/>
           <w:color w:val="000000"/>
           <w:kern w:val="0"/>
@@ -3032,7 +3045,7 @@
       </w:pPr>
       <w:r>
         <w:rPr>
-          <w:rFonts w:ascii="Arial" w:eastAsia="Arial" w:hAnsi="Arial" w:cs="Arial"/>
+          <w:rFonts w:ascii="Arial" w:hAnsi="Arial" w:eastAsia="Arial" w:cs="Arial"/>
           <w:snapToGrid w:val="0"/>
           <w:color w:val="000000"/>
           <w:kern w:val="0"/>
@@ -3045,7 +3058,7 @@
     </w:p>
     <w:p>
       <w:pPr>
-        <w:pStyle w:val="1"/>
+        <w:pStyle w:val="29"/>
         <w:keepNext w:val="0"/>
         <w:keepLines w:val="0"/>
         <w:pageBreakBefore w:val="0"/>
@@ -3061,17 +3074,17 @@
         <w:snapToGrid w:val="0"/>
         <w:textAlignment w:val="baseline"/>
       </w:pPr>
-      <w:bookmarkStart w:id="3" w:name="heading_1"/>
-      <w:bookmarkStart w:id="4" w:name="_Toc31589"/>
+      <w:bookmarkStart w:id="2" w:name="heading_1"/>
+      <w:bookmarkStart w:id="3" w:name="_Toc31589"/>
       <w:r>
         <w:t>目的</w:t>
       </w:r>
+      <w:bookmarkEnd w:id="2"/>
       <w:bookmarkEnd w:id="3"/>
-      <w:bookmarkEnd w:id="4"/>
     </w:p>
     <w:p>
       <w:pPr>
-        <w:pStyle w:val="a2"/>
+        <w:pStyle w:val="30"/>
         <w:keepNext w:val="0"/>
         <w:keepLines w:val="0"/>
         <w:pageBreakBefore w:val="0"/>
@@ -3093,7 +3106,7 @@
     </w:p>
     <w:p>
       <w:pPr>
-        <w:pStyle w:val="1"/>
+        <w:pStyle w:val="29"/>
         <w:keepNext w:val="0"/>
         <w:keepLines w:val="0"/>
         <w:pageBreakBefore w:val="0"/>
@@ -3109,17 +3122,17 @@
         <w:snapToGrid w:val="0"/>
         <w:textAlignment w:val="baseline"/>
       </w:pPr>
-      <w:bookmarkStart w:id="5" w:name="heading_2"/>
-      <w:bookmarkStart w:id="6" w:name="_Toc21733"/>
+      <w:bookmarkStart w:id="4" w:name="heading_2"/>
+      <w:bookmarkStart w:id="5" w:name="_Toc21733"/>
       <w:r>
         <w:t>适用范围</w:t>
       </w:r>
+      <w:bookmarkEnd w:id="4"/>
       <w:bookmarkEnd w:id="5"/>
-      <w:bookmarkEnd w:id="6"/>
     </w:p>
     <w:p>
       <w:pPr>
-        <w:pStyle w:val="a2"/>
+        <w:pStyle w:val="30"/>
         <w:keepNext w:val="0"/>
         <w:keepLines w:val="0"/>
         <w:pageBreakBefore w:val="0"/>
@@ -3141,7 +3154,7 @@
     </w:p>
     <w:p>
       <w:pPr>
-        <w:pStyle w:val="1"/>
+        <w:pStyle w:val="29"/>
         <w:keepNext w:val="0"/>
         <w:keepLines w:val="0"/>
         <w:pageBreakBefore w:val="0"/>
@@ -3157,17 +3170,17 @@
         <w:snapToGrid w:val="0"/>
         <w:textAlignment w:val="baseline"/>
       </w:pPr>
-      <w:bookmarkStart w:id="7" w:name="heading_3"/>
-      <w:bookmarkStart w:id="8" w:name="_Toc30925"/>
+      <w:bookmarkStart w:id="6" w:name="heading_3"/>
+      <w:bookmarkStart w:id="7" w:name="_Toc30925"/>
       <w:r>
         <w:t>质量管理目标</w:t>
       </w:r>
+      <w:bookmarkEnd w:id="6"/>
       <w:bookmarkEnd w:id="7"/>
-      <w:bookmarkEnd w:id="8"/>
     </w:p>
     <w:p>
       <w:pPr>
-        <w:pStyle w:val="a2"/>
+        <w:pStyle w:val="30"/>
         <w:keepNext w:val="0"/>
         <w:keepLines w:val="0"/>
         <w:pageBreakBefore w:val="0"/>
@@ -3189,17 +3202,18 @@
     </w:p>
     <w:tbl>
       <w:tblPr>
-        <w:tblStyle w:val="TableNormal"/>
+        <w:tblStyle w:val="20"/>
         <w:tblW w:w="7993" w:type="dxa"/>
         <w:jc w:val="center"/>
         <w:tblBorders>
-          <w:top w:val="nil"/>
-          <w:left w:val="nil"/>
-          <w:bottom w:val="nil"/>
-          <w:right w:val="nil"/>
-          <w:insideH w:val="nil"/>
-          <w:insideV w:val="nil"/>
+          <w:top w:val="none" w:color="auto" w:sz="0" w:space="0"/>
+          <w:left w:val="none" w:color="auto" w:sz="0" w:space="0"/>
+          <w:bottom w:val="none" w:color="auto" w:sz="0" w:space="0"/>
+          <w:right w:val="none" w:color="auto" w:sz="0" w:space="0"/>
+          <w:insideH w:val="none" w:color="auto" w:sz="0" w:space="0"/>
+          <w:insideV w:val="none" w:color="auto" w:sz="0" w:space="0"/>
         </w:tblBorders>
+        <w:tblLayout w:type="autofit"/>
         <w:tblCellMar>
           <w:top w:w="0" w:type="dxa"/>
           <w:left w:w="10" w:type="dxa"/>
@@ -3215,15 +3229,13 @@
       </w:tblGrid>
       <w:tr>
         <w:tblPrEx>
-          <w:tblW w:w="7993" w:type="dxa"/>
-          <w:jc w:val="center"/>
           <w:tblBorders>
-            <w:top w:val="nil"/>
-            <w:left w:val="nil"/>
-            <w:bottom w:val="nil"/>
-            <w:right w:val="nil"/>
-            <w:insideH w:val="nil"/>
-            <w:insideV w:val="nil"/>
+            <w:top w:val="none" w:color="auto" w:sz="0" w:space="0"/>
+            <w:left w:val="none" w:color="auto" w:sz="0" w:space="0"/>
+            <w:bottom w:val="none" w:color="auto" w:sz="0" w:space="0"/>
+            <w:right w:val="none" w:color="auto" w:sz="0" w:space="0"/>
+            <w:insideH w:val="none" w:color="auto" w:sz="0" w:space="0"/>
+            <w:insideV w:val="none" w:color="auto" w:sz="0" w:space="0"/>
           </w:tblBorders>
           <w:tblCellMar>
             <w:top w:w="0" w:type="dxa"/>
@@ -3233,7 +3245,7 @@
           </w:tblCellMar>
         </w:tblPrEx>
         <w:trPr>
-          <w:trHeight w:val="0"/>
+          <w:trHeight w:val="0" w:hRule="atLeast"/>
           <w:tblHeader/>
           <w:jc w:val="center"/>
         </w:trPr>
@@ -3241,8 +3253,8 @@
           <w:tcPr>
             <w:tcW w:w="1357" w:type="dxa"/>
             <w:tcBorders>
-              <w:top w:val="single" w:sz="12" w:space="0" w:color="auto"/>
-              <w:left w:val="single" w:sz="12" w:space="0" w:color="auto"/>
+              <w:top w:val="single" w:color="auto" w:sz="12" w:space="0"/>
+              <w:left w:val="single" w:color="auto" w:sz="12" w:space="0"/>
               <w:bottom w:val="nil"/>
               <w:right w:val="nil"/>
             </w:tcBorders>
@@ -3256,7 +3268,7 @@
           </w:tcPr>
           <w:p>
             <w:pPr>
-              <w:pStyle w:val="a2"/>
+              <w:pStyle w:val="30"/>
               <w:keepNext w:val="0"/>
               <w:keepLines w:val="0"/>
               <w:pageBreakBefore w:val="0"/>
@@ -3271,7 +3283,7 @@
               <w:adjustRightInd w:val="0"/>
               <w:snapToGrid w:val="0"/>
               <w:spacing w:line="240" w:lineRule="auto"/>
-              <w:ind w:left="0" w:right="0" w:firstLine="0" w:leftChars="0" w:rightChars="0" w:firstLineChars="0"/>
+              <w:ind w:left="0" w:leftChars="0" w:right="0" w:rightChars="0" w:firstLine="0" w:firstLineChars="0"/>
               <w:jc w:val="center"/>
               <w:textAlignment w:val="baseline"/>
               <w:rPr>
@@ -3290,8 +3302,8 @@
           <w:tcPr>
             <w:tcW w:w="1692" w:type="dxa"/>
             <w:tcBorders>
-              <w:top w:val="single" w:sz="12" w:space="0" w:color="auto"/>
-              <w:left w:val="single" w:sz="4" w:space="0" w:color="auto"/>
+              <w:top w:val="single" w:color="auto" w:sz="12" w:space="0"/>
+              <w:left w:val="single" w:color="auto" w:sz="4" w:space="0"/>
               <w:bottom w:val="nil"/>
               <w:right w:val="nil"/>
             </w:tcBorders>
@@ -3305,7 +3317,7 @@
           </w:tcPr>
           <w:p>
             <w:pPr>
-              <w:pStyle w:val="a2"/>
+              <w:pStyle w:val="30"/>
               <w:keepNext w:val="0"/>
               <w:keepLines w:val="0"/>
               <w:pageBreakBefore w:val="0"/>
@@ -3320,7 +3332,7 @@
               <w:adjustRightInd w:val="0"/>
               <w:snapToGrid w:val="0"/>
               <w:spacing w:line="240" w:lineRule="auto"/>
-              <w:ind w:left="0" w:right="0" w:firstLine="0" w:leftChars="0" w:rightChars="0" w:firstLineChars="0"/>
+              <w:ind w:left="0" w:leftChars="0" w:right="0" w:rightChars="0" w:firstLine="0" w:firstLineChars="0"/>
               <w:jc w:val="center"/>
               <w:textAlignment w:val="baseline"/>
               <w:rPr>
@@ -3339,8 +3351,8 @@
           <w:tcPr>
             <w:tcW w:w="1836" w:type="dxa"/>
             <w:tcBorders>
-              <w:top w:val="single" w:sz="12" w:space="0" w:color="auto"/>
-              <w:left w:val="single" w:sz="4" w:space="0" w:color="auto"/>
+              <w:top w:val="single" w:color="auto" w:sz="12" w:space="0"/>
+              <w:left w:val="single" w:color="auto" w:sz="4" w:space="0"/>
               <w:bottom w:val="nil"/>
               <w:right w:val="nil"/>
             </w:tcBorders>
@@ -3354,7 +3366,7 @@
           </w:tcPr>
           <w:p>
             <w:pPr>
-              <w:pStyle w:val="a2"/>
+              <w:pStyle w:val="30"/>
               <w:keepNext w:val="0"/>
               <w:keepLines w:val="0"/>
               <w:pageBreakBefore w:val="0"/>
@@ -3369,7 +3381,7 @@
               <w:adjustRightInd w:val="0"/>
               <w:snapToGrid w:val="0"/>
               <w:spacing w:line="240" w:lineRule="auto"/>
-              <w:ind w:left="0" w:right="0" w:firstLine="0" w:leftChars="0" w:rightChars="0" w:firstLineChars="0"/>
+              <w:ind w:left="0" w:leftChars="0" w:right="0" w:rightChars="0" w:firstLine="0" w:firstLineChars="0"/>
               <w:jc w:val="center"/>
               <w:textAlignment w:val="baseline"/>
               <w:rPr>
@@ -3388,10 +3400,10 @@
           <w:tcPr>
             <w:tcW w:w="3108" w:type="dxa"/>
             <w:tcBorders>
-              <w:top w:val="single" w:sz="12" w:space="0" w:color="auto"/>
-              <w:left w:val="single" w:sz="4" w:space="0" w:color="auto"/>
+              <w:top w:val="single" w:color="auto" w:sz="12" w:space="0"/>
+              <w:left w:val="single" w:color="auto" w:sz="4" w:space="0"/>
               <w:bottom w:val="nil"/>
-              <w:right w:val="single" w:sz="12" w:space="0" w:color="auto"/>
+              <w:right w:val="single" w:color="auto" w:sz="12" w:space="0"/>
             </w:tcBorders>
             <w:tcMar>
               <w:top w:w="60" w:type="dxa"/>
@@ -3403,7 +3415,7 @@
           </w:tcPr>
           <w:p>
             <w:pPr>
-              <w:pStyle w:val="a2"/>
+              <w:pStyle w:val="30"/>
               <w:keepNext w:val="0"/>
               <w:keepLines w:val="0"/>
               <w:pageBreakBefore w:val="0"/>
@@ -3418,7 +3430,7 @@
               <w:adjustRightInd w:val="0"/>
               <w:snapToGrid w:val="0"/>
               <w:spacing w:line="240" w:lineRule="auto"/>
-              <w:ind w:left="0" w:right="0" w:firstLine="0" w:leftChars="0" w:rightChars="0" w:firstLineChars="0"/>
+              <w:ind w:left="0" w:leftChars="0" w:right="0" w:rightChars="0" w:firstLine="0" w:firstLineChars="0"/>
               <w:jc w:val="center"/>
               <w:textAlignment w:val="baseline"/>
               <w:rPr>
@@ -3436,8 +3448,14 @@
       </w:tr>
       <w:tr>
         <w:tblPrEx>
-          <w:tblW w:w="7993" w:type="dxa"/>
-          <w:jc w:val="center"/>
+          <w:tblBorders>
+            <w:top w:val="none" w:color="auto" w:sz="0" w:space="0"/>
+            <w:left w:val="none" w:color="auto" w:sz="0" w:space="0"/>
+            <w:bottom w:val="none" w:color="auto" w:sz="0" w:space="0"/>
+            <w:right w:val="none" w:color="auto" w:sz="0" w:space="0"/>
+            <w:insideH w:val="none" w:color="auto" w:sz="0" w:space="0"/>
+            <w:insideV w:val="none" w:color="auto" w:sz="0" w:space="0"/>
+          </w:tblBorders>
           <w:tblCellMar>
             <w:top w:w="0" w:type="dxa"/>
             <w:left w:w="10" w:type="dxa"/>
@@ -3446,15 +3464,15 @@
           </w:tblCellMar>
         </w:tblPrEx>
         <w:trPr>
-          <w:trHeight w:val="0"/>
+          <w:trHeight w:val="0" w:hRule="atLeast"/>
           <w:jc w:val="center"/>
         </w:trPr>
         <w:tc>
           <w:tcPr>
             <w:tcW w:w="1357" w:type="dxa"/>
             <w:tcBorders>
-              <w:top w:val="single" w:sz="4" w:space="0" w:color="auto"/>
-              <w:left w:val="single" w:sz="12" w:space="0" w:color="auto"/>
+              <w:top w:val="single" w:color="auto" w:sz="4" w:space="0"/>
+              <w:left w:val="single" w:color="auto" w:sz="12" w:space="0"/>
               <w:bottom w:val="nil"/>
               <w:right w:val="nil"/>
             </w:tcBorders>
@@ -3468,7 +3486,7 @@
           </w:tcPr>
           <w:p>
             <w:pPr>
-              <w:pStyle w:val="a2"/>
+              <w:pStyle w:val="30"/>
               <w:keepNext w:val="0"/>
               <w:keepLines w:val="0"/>
               <w:pageBreakBefore w:val="0"/>
@@ -3483,7 +3501,7 @@
               <w:adjustRightInd w:val="0"/>
               <w:snapToGrid w:val="0"/>
               <w:spacing w:line="240" w:lineRule="auto"/>
-              <w:ind w:left="0" w:right="0" w:firstLine="0" w:leftChars="0" w:rightChars="0" w:firstLineChars="0"/>
+              <w:ind w:left="0" w:leftChars="0" w:right="0" w:rightChars="0" w:firstLine="0" w:firstLineChars="0"/>
               <w:jc w:val="center"/>
               <w:textAlignment w:val="baseline"/>
             </w:pPr>
@@ -3496,8 +3514,8 @@
           <w:tcPr>
             <w:tcW w:w="1692" w:type="dxa"/>
             <w:tcBorders>
-              <w:top w:val="single" w:sz="4" w:space="0" w:color="auto"/>
-              <w:left w:val="single" w:sz="4" w:space="0" w:color="auto"/>
+              <w:top w:val="single" w:color="auto" w:sz="4" w:space="0"/>
+              <w:left w:val="single" w:color="auto" w:sz="4" w:space="0"/>
               <w:bottom w:val="nil"/>
               <w:right w:val="nil"/>
             </w:tcBorders>
@@ -3511,7 +3529,7 @@
           </w:tcPr>
           <w:p>
             <w:pPr>
-              <w:pStyle w:val="a2"/>
+              <w:pStyle w:val="30"/>
               <w:keepNext w:val="0"/>
               <w:keepLines w:val="0"/>
               <w:pageBreakBefore w:val="0"/>
@@ -3526,7 +3544,7 @@
               <w:adjustRightInd w:val="0"/>
               <w:snapToGrid w:val="0"/>
               <w:spacing w:line="240" w:lineRule="auto"/>
-              <w:ind w:left="0" w:right="0" w:firstLine="0" w:leftChars="0" w:rightChars="0" w:firstLineChars="0"/>
+              <w:ind w:left="0" w:leftChars="0" w:right="0" w:rightChars="0" w:firstLine="0" w:firstLineChars="0"/>
               <w:jc w:val="center"/>
               <w:textAlignment w:val="baseline"/>
             </w:pPr>
@@ -3539,8 +3557,8 @@
           <w:tcPr>
             <w:tcW w:w="1836" w:type="dxa"/>
             <w:tcBorders>
-              <w:top w:val="single" w:sz="4" w:space="0" w:color="auto"/>
-              <w:left w:val="single" w:sz="4" w:space="0" w:color="auto"/>
+              <w:top w:val="single" w:color="auto" w:sz="4" w:space="0"/>
+              <w:left w:val="single" w:color="auto" w:sz="4" w:space="0"/>
               <w:bottom w:val="nil"/>
               <w:right w:val="nil"/>
             </w:tcBorders>
@@ -3554,7 +3572,7 @@
           </w:tcPr>
           <w:p>
             <w:pPr>
-              <w:pStyle w:val="a2"/>
+              <w:pStyle w:val="30"/>
               <w:keepNext w:val="0"/>
               <w:keepLines w:val="0"/>
               <w:pageBreakBefore w:val="0"/>
@@ -3569,7 +3587,7 @@
               <w:adjustRightInd w:val="0"/>
               <w:snapToGrid w:val="0"/>
               <w:spacing w:line="240" w:lineRule="auto"/>
-              <w:ind w:left="0" w:right="0" w:firstLine="0" w:leftChars="0" w:rightChars="0" w:firstLineChars="0"/>
+              <w:ind w:left="0" w:leftChars="0" w:right="0" w:rightChars="0" w:firstLine="0" w:firstLineChars="0"/>
               <w:jc w:val="center"/>
               <w:textAlignment w:val="baseline"/>
             </w:pPr>
@@ -3592,10 +3610,10 @@
           <w:tcPr>
             <w:tcW w:w="3108" w:type="dxa"/>
             <w:tcBorders>
-              <w:top w:val="single" w:sz="4" w:space="0" w:color="auto"/>
-              <w:left w:val="single" w:sz="4" w:space="0" w:color="auto"/>
+              <w:top w:val="single" w:color="auto" w:sz="4" w:space="0"/>
+              <w:left w:val="single" w:color="auto" w:sz="4" w:space="0"/>
               <w:bottom w:val="nil"/>
-              <w:right w:val="single" w:sz="12" w:space="0" w:color="auto"/>
+              <w:right w:val="single" w:color="auto" w:sz="12" w:space="0"/>
             </w:tcBorders>
             <w:tcMar>
               <w:top w:w="60" w:type="dxa"/>
@@ -3607,7 +3625,7 @@
           </w:tcPr>
           <w:p>
             <w:pPr>
-              <w:pStyle w:val="a2"/>
+              <w:pStyle w:val="30"/>
               <w:keepNext w:val="0"/>
               <w:keepLines w:val="0"/>
               <w:pageBreakBefore w:val="0"/>
@@ -3622,7 +3640,7 @@
               <w:adjustRightInd w:val="0"/>
               <w:snapToGrid w:val="0"/>
               <w:spacing w:line="240" w:lineRule="auto"/>
-              <w:ind w:left="0" w:right="0" w:firstLine="0" w:leftChars="0" w:rightChars="0" w:firstLineChars="0"/>
+              <w:ind w:left="0" w:leftChars="0" w:right="0" w:rightChars="0" w:firstLine="0" w:firstLineChars="0"/>
               <w:jc w:val="left"/>
               <w:textAlignment w:val="baseline"/>
             </w:pPr>
@@ -3634,8 +3652,14 @@
       </w:tr>
       <w:tr>
         <w:tblPrEx>
-          <w:tblW w:w="7993" w:type="dxa"/>
-          <w:jc w:val="center"/>
+          <w:tblBorders>
+            <w:top w:val="none" w:color="auto" w:sz="0" w:space="0"/>
+            <w:left w:val="none" w:color="auto" w:sz="0" w:space="0"/>
+            <w:bottom w:val="none" w:color="auto" w:sz="0" w:space="0"/>
+            <w:right w:val="none" w:color="auto" w:sz="0" w:space="0"/>
+            <w:insideH w:val="none" w:color="auto" w:sz="0" w:space="0"/>
+            <w:insideV w:val="none" w:color="auto" w:sz="0" w:space="0"/>
+          </w:tblBorders>
           <w:tblCellMar>
             <w:top w:w="0" w:type="dxa"/>
             <w:left w:w="10" w:type="dxa"/>
@@ -3644,15 +3668,15 @@
           </w:tblCellMar>
         </w:tblPrEx>
         <w:trPr>
-          <w:trHeight w:val="0"/>
+          <w:trHeight w:val="0" w:hRule="atLeast"/>
           <w:jc w:val="center"/>
         </w:trPr>
         <w:tc>
           <w:tcPr>
             <w:tcW w:w="1357" w:type="dxa"/>
             <w:tcBorders>
-              <w:top w:val="single" w:sz="4" w:space="0" w:color="auto"/>
-              <w:left w:val="single" w:sz="12" w:space="0" w:color="auto"/>
+              <w:top w:val="single" w:color="auto" w:sz="4" w:space="0"/>
+              <w:left w:val="single" w:color="auto" w:sz="12" w:space="0"/>
               <w:bottom w:val="nil"/>
               <w:right w:val="nil"/>
             </w:tcBorders>
@@ -3666,7 +3690,7 @@
           </w:tcPr>
           <w:p>
             <w:pPr>
-              <w:pStyle w:val="a2"/>
+              <w:pStyle w:val="30"/>
               <w:keepNext w:val="0"/>
               <w:keepLines w:val="0"/>
               <w:pageBreakBefore w:val="0"/>
@@ -3681,7 +3705,7 @@
               <w:adjustRightInd w:val="0"/>
               <w:snapToGrid w:val="0"/>
               <w:spacing w:line="240" w:lineRule="auto"/>
-              <w:ind w:left="0" w:right="0" w:firstLine="0" w:leftChars="0" w:rightChars="0" w:firstLineChars="0"/>
+              <w:ind w:left="0" w:leftChars="0" w:right="0" w:rightChars="0" w:firstLine="0" w:firstLineChars="0"/>
               <w:jc w:val="center"/>
               <w:textAlignment w:val="baseline"/>
             </w:pPr>
@@ -3694,8 +3718,8 @@
           <w:tcPr>
             <w:tcW w:w="1692" w:type="dxa"/>
             <w:tcBorders>
-              <w:top w:val="single" w:sz="4" w:space="0" w:color="auto"/>
-              <w:left w:val="single" w:sz="4" w:space="0" w:color="auto"/>
+              <w:top w:val="single" w:color="auto" w:sz="4" w:space="0"/>
+              <w:left w:val="single" w:color="auto" w:sz="4" w:space="0"/>
               <w:bottom w:val="nil"/>
               <w:right w:val="nil"/>
             </w:tcBorders>
@@ -3709,7 +3733,7 @@
           </w:tcPr>
           <w:p>
             <w:pPr>
-              <w:pStyle w:val="a2"/>
+              <w:pStyle w:val="30"/>
               <w:keepNext w:val="0"/>
               <w:keepLines w:val="0"/>
               <w:pageBreakBefore w:val="0"/>
@@ -3724,7 +3748,7 @@
               <w:adjustRightInd w:val="0"/>
               <w:snapToGrid w:val="0"/>
               <w:spacing w:line="240" w:lineRule="auto"/>
-              <w:ind w:left="0" w:right="0" w:firstLine="0" w:leftChars="0" w:rightChars="0" w:firstLineChars="0"/>
+              <w:ind w:left="0" w:leftChars="0" w:right="0" w:rightChars="0" w:firstLine="0" w:firstLineChars="0"/>
               <w:jc w:val="center"/>
               <w:textAlignment w:val="baseline"/>
             </w:pPr>
@@ -3737,8 +3761,8 @@
           <w:tcPr>
             <w:tcW w:w="1836" w:type="dxa"/>
             <w:tcBorders>
-              <w:top w:val="single" w:sz="4" w:space="0" w:color="auto"/>
-              <w:left w:val="single" w:sz="4" w:space="0" w:color="auto"/>
+              <w:top w:val="single" w:color="auto" w:sz="4" w:space="0"/>
+              <w:left w:val="single" w:color="auto" w:sz="4" w:space="0"/>
               <w:bottom w:val="nil"/>
               <w:right w:val="nil"/>
             </w:tcBorders>
@@ -3752,7 +3776,7 @@
           </w:tcPr>
           <w:p>
             <w:pPr>
-              <w:pStyle w:val="a2"/>
+              <w:pStyle w:val="30"/>
               <w:keepNext w:val="0"/>
               <w:keepLines w:val="0"/>
               <w:pageBreakBefore w:val="0"/>
@@ -3767,7 +3791,7 @@
               <w:adjustRightInd w:val="0"/>
               <w:snapToGrid w:val="0"/>
               <w:spacing w:line="240" w:lineRule="auto"/>
-              <w:ind w:left="0" w:right="0" w:firstLine="0" w:leftChars="0" w:rightChars="0" w:firstLineChars="0"/>
+              <w:ind w:left="0" w:leftChars="0" w:right="0" w:rightChars="0" w:firstLine="0" w:firstLineChars="0"/>
               <w:jc w:val="center"/>
               <w:textAlignment w:val="baseline"/>
             </w:pPr>
@@ -3790,10 +3814,10 @@
           <w:tcPr>
             <w:tcW w:w="3108" w:type="dxa"/>
             <w:tcBorders>
-              <w:top w:val="single" w:sz="4" w:space="0" w:color="auto"/>
-              <w:left w:val="single" w:sz="4" w:space="0" w:color="auto"/>
+              <w:top w:val="single" w:color="auto" w:sz="4" w:space="0"/>
+              <w:left w:val="single" w:color="auto" w:sz="4" w:space="0"/>
               <w:bottom w:val="nil"/>
-              <w:right w:val="single" w:sz="12" w:space="0" w:color="auto"/>
+              <w:right w:val="single" w:color="auto" w:sz="12" w:space="0"/>
             </w:tcBorders>
             <w:tcMar>
               <w:top w:w="60" w:type="dxa"/>
@@ -3805,7 +3829,7 @@
           </w:tcPr>
           <w:p>
             <w:pPr>
-              <w:pStyle w:val="a2"/>
+              <w:pStyle w:val="30"/>
               <w:keepNext w:val="0"/>
               <w:keepLines w:val="0"/>
               <w:pageBreakBefore w:val="0"/>
@@ -3820,7 +3844,7 @@
               <w:adjustRightInd w:val="0"/>
               <w:snapToGrid w:val="0"/>
               <w:spacing w:line="240" w:lineRule="auto"/>
-              <w:ind w:left="0" w:right="0" w:firstLine="0" w:leftChars="0" w:rightChars="0" w:firstLineChars="0"/>
+              <w:ind w:left="0" w:leftChars="0" w:right="0" w:rightChars="0" w:firstLine="0" w:firstLineChars="0"/>
               <w:jc w:val="left"/>
               <w:textAlignment w:val="baseline"/>
             </w:pPr>
@@ -3832,8 +3856,14 @@
       </w:tr>
       <w:tr>
         <w:tblPrEx>
-          <w:tblW w:w="7993" w:type="dxa"/>
-          <w:jc w:val="center"/>
+          <w:tblBorders>
+            <w:top w:val="none" w:color="auto" w:sz="0" w:space="0"/>
+            <w:left w:val="none" w:color="auto" w:sz="0" w:space="0"/>
+            <w:bottom w:val="none" w:color="auto" w:sz="0" w:space="0"/>
+            <w:right w:val="none" w:color="auto" w:sz="0" w:space="0"/>
+            <w:insideH w:val="none" w:color="auto" w:sz="0" w:space="0"/>
+            <w:insideV w:val="none" w:color="auto" w:sz="0" w:space="0"/>
+          </w:tblBorders>
           <w:tblCellMar>
             <w:top w:w="0" w:type="dxa"/>
             <w:left w:w="10" w:type="dxa"/>
@@ -3842,15 +3872,15 @@
           </w:tblCellMar>
         </w:tblPrEx>
         <w:trPr>
-          <w:trHeight w:val="0"/>
+          <w:trHeight w:val="0" w:hRule="atLeast"/>
           <w:jc w:val="center"/>
         </w:trPr>
         <w:tc>
           <w:tcPr>
             <w:tcW w:w="1357" w:type="dxa"/>
             <w:tcBorders>
-              <w:top w:val="single" w:sz="4" w:space="0" w:color="auto"/>
-              <w:left w:val="single" w:sz="12" w:space="0" w:color="auto"/>
+              <w:top w:val="single" w:color="auto" w:sz="4" w:space="0"/>
+              <w:left w:val="single" w:color="auto" w:sz="12" w:space="0"/>
               <w:bottom w:val="nil"/>
               <w:right w:val="nil"/>
             </w:tcBorders>
@@ -3864,7 +3894,7 @@
           </w:tcPr>
           <w:p>
             <w:pPr>
-              <w:pStyle w:val="a2"/>
+              <w:pStyle w:val="30"/>
               <w:keepNext w:val="0"/>
               <w:keepLines w:val="0"/>
               <w:pageBreakBefore w:val="0"/>
@@ -3879,7 +3909,7 @@
               <w:adjustRightInd w:val="0"/>
               <w:snapToGrid w:val="0"/>
               <w:spacing w:line="240" w:lineRule="auto"/>
-              <w:ind w:left="0" w:right="0" w:firstLine="0" w:leftChars="0" w:rightChars="0" w:firstLineChars="0"/>
+              <w:ind w:left="0" w:leftChars="0" w:right="0" w:rightChars="0" w:firstLine="0" w:firstLineChars="0"/>
               <w:jc w:val="center"/>
               <w:textAlignment w:val="baseline"/>
             </w:pPr>
@@ -3892,8 +3922,8 @@
           <w:tcPr>
             <w:tcW w:w="1692" w:type="dxa"/>
             <w:tcBorders>
-              <w:top w:val="single" w:sz="4" w:space="0" w:color="auto"/>
-              <w:left w:val="single" w:sz="4" w:space="0" w:color="auto"/>
+              <w:top w:val="single" w:color="auto" w:sz="4" w:space="0"/>
+              <w:left w:val="single" w:color="auto" w:sz="4" w:space="0"/>
               <w:bottom w:val="nil"/>
               <w:right w:val="nil"/>
             </w:tcBorders>
@@ -3907,7 +3937,7 @@
           </w:tcPr>
           <w:p>
             <w:pPr>
-              <w:pStyle w:val="a2"/>
+              <w:pStyle w:val="30"/>
               <w:keepNext w:val="0"/>
               <w:keepLines w:val="0"/>
               <w:pageBreakBefore w:val="0"/>
@@ -3922,7 +3952,7 @@
               <w:adjustRightInd w:val="0"/>
               <w:snapToGrid w:val="0"/>
               <w:spacing w:line="240" w:lineRule="auto"/>
-              <w:ind w:left="0" w:right="0" w:firstLine="0" w:leftChars="0" w:rightChars="0" w:firstLineChars="0"/>
+              <w:ind w:left="0" w:leftChars="0" w:right="0" w:rightChars="0" w:firstLine="0" w:firstLineChars="0"/>
               <w:jc w:val="center"/>
               <w:textAlignment w:val="baseline"/>
             </w:pPr>
@@ -3935,8 +3965,8 @@
           <w:tcPr>
             <w:tcW w:w="1836" w:type="dxa"/>
             <w:tcBorders>
-              <w:top w:val="single" w:sz="4" w:space="0" w:color="auto"/>
-              <w:left w:val="single" w:sz="4" w:space="0" w:color="auto"/>
+              <w:top w:val="single" w:color="auto" w:sz="4" w:space="0"/>
+              <w:left w:val="single" w:color="auto" w:sz="4" w:space="0"/>
               <w:bottom w:val="nil"/>
               <w:right w:val="nil"/>
             </w:tcBorders>
@@ -3950,7 +3980,7 @@
           </w:tcPr>
           <w:p>
             <w:pPr>
-              <w:pStyle w:val="a2"/>
+              <w:pStyle w:val="30"/>
               <w:keepNext w:val="0"/>
               <w:keepLines w:val="0"/>
               <w:pageBreakBefore w:val="0"/>
@@ -3965,7 +3995,7 @@
               <w:adjustRightInd w:val="0"/>
               <w:snapToGrid w:val="0"/>
               <w:spacing w:line="240" w:lineRule="auto"/>
-              <w:ind w:left="0" w:right="0" w:firstLine="0" w:leftChars="0" w:rightChars="0" w:firstLineChars="0"/>
+              <w:ind w:left="0" w:leftChars="0" w:right="0" w:rightChars="0" w:firstLine="0" w:firstLineChars="0"/>
               <w:jc w:val="center"/>
               <w:textAlignment w:val="baseline"/>
             </w:pPr>
@@ -3978,10 +4008,10 @@
           <w:tcPr>
             <w:tcW w:w="3108" w:type="dxa"/>
             <w:tcBorders>
-              <w:top w:val="single" w:sz="4" w:space="0" w:color="auto"/>
-              <w:left w:val="single" w:sz="4" w:space="0" w:color="auto"/>
+              <w:top w:val="single" w:color="auto" w:sz="4" w:space="0"/>
+              <w:left w:val="single" w:color="auto" w:sz="4" w:space="0"/>
               <w:bottom w:val="nil"/>
-              <w:right w:val="single" w:sz="12" w:space="0" w:color="auto"/>
+              <w:right w:val="single" w:color="auto" w:sz="12" w:space="0"/>
             </w:tcBorders>
             <w:tcMar>
               <w:top w:w="60" w:type="dxa"/>
@@ -3993,7 +4023,7 @@
           </w:tcPr>
           <w:p>
             <w:pPr>
-              <w:pStyle w:val="a2"/>
+              <w:pStyle w:val="30"/>
               <w:keepNext w:val="0"/>
               <w:keepLines w:val="0"/>
               <w:pageBreakBefore w:val="0"/>
@@ -4008,7 +4038,7 @@
               <w:adjustRightInd w:val="0"/>
               <w:snapToGrid w:val="0"/>
               <w:spacing w:line="240" w:lineRule="auto"/>
-              <w:ind w:left="0" w:right="0" w:firstLine="0" w:leftChars="0" w:rightChars="0" w:firstLineChars="0"/>
+              <w:ind w:left="0" w:leftChars="0" w:right="0" w:rightChars="0" w:firstLine="0" w:firstLineChars="0"/>
               <w:jc w:val="left"/>
               <w:textAlignment w:val="baseline"/>
             </w:pPr>
@@ -4020,8 +4050,14 @@
       </w:tr>
       <w:tr>
         <w:tblPrEx>
-          <w:tblW w:w="7993" w:type="dxa"/>
-          <w:jc w:val="center"/>
+          <w:tblBorders>
+            <w:top w:val="none" w:color="auto" w:sz="0" w:space="0"/>
+            <w:left w:val="none" w:color="auto" w:sz="0" w:space="0"/>
+            <w:bottom w:val="none" w:color="auto" w:sz="0" w:space="0"/>
+            <w:right w:val="none" w:color="auto" w:sz="0" w:space="0"/>
+            <w:insideH w:val="none" w:color="auto" w:sz="0" w:space="0"/>
+            <w:insideV w:val="none" w:color="auto" w:sz="0" w:space="0"/>
+          </w:tblBorders>
           <w:tblCellMar>
             <w:top w:w="0" w:type="dxa"/>
             <w:left w:w="10" w:type="dxa"/>
@@ -4030,16 +4066,16 @@
           </w:tblCellMar>
         </w:tblPrEx>
         <w:trPr>
-          <w:trHeight w:val="0"/>
+          <w:trHeight w:val="0" w:hRule="atLeast"/>
           <w:jc w:val="center"/>
         </w:trPr>
         <w:tc>
           <w:tcPr>
             <w:tcW w:w="1357" w:type="dxa"/>
             <w:tcBorders>
-              <w:top w:val="single" w:sz="4" w:space="0" w:color="auto"/>
-              <w:left w:val="single" w:sz="12" w:space="0" w:color="auto"/>
-              <w:bottom w:val="single" w:sz="12" w:space="0" w:color="auto"/>
+              <w:top w:val="single" w:color="auto" w:sz="4" w:space="0"/>
+              <w:left w:val="single" w:color="auto" w:sz="12" w:space="0"/>
+              <w:bottom w:val="single" w:color="auto" w:sz="12" w:space="0"/>
               <w:right w:val="nil"/>
             </w:tcBorders>
             <w:tcMar>
@@ -4052,7 +4088,7 @@
           </w:tcPr>
           <w:p>
             <w:pPr>
-              <w:pStyle w:val="a2"/>
+              <w:pStyle w:val="30"/>
               <w:keepNext w:val="0"/>
               <w:keepLines w:val="0"/>
               <w:pageBreakBefore w:val="0"/>
@@ -4067,7 +4103,7 @@
               <w:adjustRightInd w:val="0"/>
               <w:snapToGrid w:val="0"/>
               <w:spacing w:line="240" w:lineRule="auto"/>
-              <w:ind w:left="0" w:right="0" w:firstLine="0" w:leftChars="0" w:rightChars="0" w:firstLineChars="0"/>
+              <w:ind w:left="0" w:leftChars="0" w:right="0" w:rightChars="0" w:firstLine="0" w:firstLineChars="0"/>
               <w:jc w:val="center"/>
               <w:textAlignment w:val="baseline"/>
             </w:pPr>
@@ -4080,9 +4116,9 @@
           <w:tcPr>
             <w:tcW w:w="1692" w:type="dxa"/>
             <w:tcBorders>
-              <w:top w:val="single" w:sz="4" w:space="0" w:color="auto"/>
-              <w:left w:val="single" w:sz="4" w:space="0" w:color="auto"/>
-              <w:bottom w:val="single" w:sz="12" w:space="0" w:color="auto"/>
+              <w:top w:val="single" w:color="auto" w:sz="4" w:space="0"/>
+              <w:left w:val="single" w:color="auto" w:sz="4" w:space="0"/>
+              <w:bottom w:val="single" w:color="auto" w:sz="12" w:space="0"/>
               <w:right w:val="nil"/>
             </w:tcBorders>
             <w:tcMar>
@@ -4095,7 +4131,7 @@
           </w:tcPr>
           <w:p>
             <w:pPr>
-              <w:pStyle w:val="a2"/>
+              <w:pStyle w:val="30"/>
               <w:keepNext w:val="0"/>
               <w:keepLines w:val="0"/>
               <w:pageBreakBefore w:val="0"/>
@@ -4110,7 +4146,7 @@
               <w:adjustRightInd w:val="0"/>
               <w:snapToGrid w:val="0"/>
               <w:spacing w:line="240" w:lineRule="auto"/>
-              <w:ind w:left="0" w:right="0" w:firstLine="0" w:leftChars="0" w:rightChars="0" w:firstLineChars="0"/>
+              <w:ind w:left="0" w:leftChars="0" w:right="0" w:rightChars="0" w:firstLine="0" w:firstLineChars="0"/>
               <w:jc w:val="center"/>
               <w:textAlignment w:val="baseline"/>
             </w:pPr>
@@ -4123,9 +4159,9 @@
           <w:tcPr>
             <w:tcW w:w="1836" w:type="dxa"/>
             <w:tcBorders>
-              <w:top w:val="single" w:sz="4" w:space="0" w:color="auto"/>
-              <w:left w:val="single" w:sz="4" w:space="0" w:color="auto"/>
-              <w:bottom w:val="single" w:sz="12" w:space="0" w:color="auto"/>
+              <w:top w:val="single" w:color="auto" w:sz="4" w:space="0"/>
+              <w:left w:val="single" w:color="auto" w:sz="4" w:space="0"/>
+              <w:bottom w:val="single" w:color="auto" w:sz="12" w:space="0"/>
               <w:right w:val="nil"/>
             </w:tcBorders>
             <w:tcMar>
@@ -4138,7 +4174,7 @@
           </w:tcPr>
           <w:p>
             <w:pPr>
-              <w:pStyle w:val="a2"/>
+              <w:pStyle w:val="30"/>
               <w:keepNext w:val="0"/>
               <w:keepLines w:val="0"/>
               <w:pageBreakBefore w:val="0"/>
@@ -4153,7 +4189,7 @@
               <w:adjustRightInd w:val="0"/>
               <w:snapToGrid w:val="0"/>
               <w:spacing w:line="240" w:lineRule="auto"/>
-              <w:ind w:left="0" w:right="0" w:firstLine="0" w:leftChars="0" w:rightChars="0" w:firstLineChars="0"/>
+              <w:ind w:left="0" w:leftChars="0" w:right="0" w:rightChars="0" w:firstLine="0" w:firstLineChars="0"/>
               <w:jc w:val="center"/>
               <w:textAlignment w:val="baseline"/>
             </w:pPr>
@@ -4166,10 +4202,10 @@
           <w:tcPr>
             <w:tcW w:w="3108" w:type="dxa"/>
             <w:tcBorders>
-              <w:top w:val="single" w:sz="4" w:space="0" w:color="auto"/>
-              <w:left w:val="single" w:sz="4" w:space="0" w:color="auto"/>
-              <w:bottom w:val="single" w:sz="12" w:space="0" w:color="auto"/>
-              <w:right w:val="single" w:sz="12" w:space="0" w:color="auto"/>
+              <w:top w:val="single" w:color="auto" w:sz="4" w:space="0"/>
+              <w:left w:val="single" w:color="auto" w:sz="4" w:space="0"/>
+              <w:bottom w:val="single" w:color="auto" w:sz="12" w:space="0"/>
+              <w:right w:val="single" w:color="auto" w:sz="12" w:space="0"/>
             </w:tcBorders>
             <w:tcMar>
               <w:top w:w="60" w:type="dxa"/>
@@ -4181,7 +4217,7 @@
           </w:tcPr>
           <w:p>
             <w:pPr>
-              <w:pStyle w:val="a2"/>
+              <w:pStyle w:val="30"/>
               <w:keepNext w:val="0"/>
               <w:keepLines w:val="0"/>
               <w:pageBreakBefore w:val="0"/>
@@ -4196,7 +4232,7 @@
               <w:adjustRightInd w:val="0"/>
               <w:snapToGrid w:val="0"/>
               <w:spacing w:line="240" w:lineRule="auto"/>
-              <w:ind w:left="0" w:right="0" w:firstLine="0" w:leftChars="0" w:rightChars="0" w:firstLineChars="0"/>
+              <w:ind w:left="0" w:leftChars="0" w:right="0" w:rightChars="0" w:firstLine="0" w:firstLineChars="0"/>
               <w:jc w:val="left"/>
               <w:textAlignment w:val="baseline"/>
             </w:pPr>
@@ -4209,7 +4245,7 @@
     </w:tbl>
     <w:p>
       <w:pPr>
-        <w:pStyle w:val="1"/>
+        <w:pStyle w:val="29"/>
         <w:keepNext w:val="0"/>
         <w:keepLines w:val="0"/>
         <w:pageBreakBefore w:val="0"/>
@@ -4225,27 +4261,28 @@
         <w:snapToGrid w:val="0"/>
         <w:textAlignment w:val="baseline"/>
       </w:pPr>
-      <w:bookmarkStart w:id="9" w:name="heading_4"/>
-      <w:bookmarkStart w:id="10" w:name="_Toc28498"/>
+      <w:bookmarkStart w:id="8" w:name="heading_4"/>
+      <w:bookmarkStart w:id="9" w:name="_Toc28498"/>
       <w:r>
         <w:t>质量保证组织与职责</w:t>
       </w:r>
+      <w:bookmarkEnd w:id="8"/>
       <w:bookmarkEnd w:id="9"/>
-      <w:bookmarkEnd w:id="10"/>
     </w:p>
     <w:tbl>
       <w:tblPr>
-        <w:tblStyle w:val="TableNormal"/>
+        <w:tblStyle w:val="20"/>
         <w:tblW w:w="8522" w:type="dxa"/>
         <w:jc w:val="center"/>
         <w:tblBorders>
-          <w:top w:val="nil"/>
-          <w:left w:val="nil"/>
-          <w:bottom w:val="nil"/>
-          <w:right w:val="nil"/>
-          <w:insideH w:val="nil"/>
-          <w:insideV w:val="nil"/>
+          <w:top w:val="none" w:color="auto" w:sz="0" w:space="0"/>
+          <w:left w:val="none" w:color="auto" w:sz="0" w:space="0"/>
+          <w:bottom w:val="none" w:color="auto" w:sz="0" w:space="0"/>
+          <w:right w:val="none" w:color="auto" w:sz="0" w:space="0"/>
+          <w:insideH w:val="none" w:color="auto" w:sz="0" w:space="0"/>
+          <w:insideV w:val="none" w:color="auto" w:sz="0" w:space="0"/>
         </w:tblBorders>
+        <w:tblLayout w:type="autofit"/>
         <w:tblCellMar>
           <w:top w:w="0" w:type="dxa"/>
           <w:left w:w="10" w:type="dxa"/>
@@ -4260,15 +4297,13 @@
       </w:tblGrid>
       <w:tr>
         <w:tblPrEx>
-          <w:tblW w:w="8522" w:type="dxa"/>
-          <w:jc w:val="center"/>
           <w:tblBorders>
-            <w:top w:val="nil"/>
-            <w:left w:val="nil"/>
-            <w:bottom w:val="nil"/>
-            <w:right w:val="nil"/>
-            <w:insideH w:val="nil"/>
-            <w:insideV w:val="nil"/>
+            <w:top w:val="none" w:color="auto" w:sz="0" w:space="0"/>
+            <w:left w:val="none" w:color="auto" w:sz="0" w:space="0"/>
+            <w:bottom w:val="none" w:color="auto" w:sz="0" w:space="0"/>
+            <w:right w:val="none" w:color="auto" w:sz="0" w:space="0"/>
+            <w:insideH w:val="none" w:color="auto" w:sz="0" w:space="0"/>
+            <w:insideV w:val="none" w:color="auto" w:sz="0" w:space="0"/>
           </w:tblBorders>
           <w:tblCellMar>
             <w:top w:w="0" w:type="dxa"/>
@@ -4278,7 +4313,7 @@
           </w:tblCellMar>
         </w:tblPrEx>
         <w:trPr>
-          <w:trHeight w:val="0"/>
+          <w:trHeight w:val="0" w:hRule="atLeast"/>
           <w:tblHeader/>
           <w:jc w:val="center"/>
         </w:trPr>
@@ -4286,8 +4321,8 @@
           <w:tcPr>
             <w:tcW w:w="0" w:type="auto"/>
             <w:tcBorders>
-              <w:top w:val="single" w:sz="12" w:space="0" w:color="auto"/>
-              <w:left w:val="single" w:sz="12" w:space="0" w:color="auto"/>
+              <w:top w:val="single" w:color="auto" w:sz="12" w:space="0"/>
+              <w:left w:val="single" w:color="auto" w:sz="12" w:space="0"/>
               <w:bottom w:val="nil"/>
               <w:right w:val="nil"/>
             </w:tcBorders>
@@ -4301,7 +4336,7 @@
           </w:tcPr>
           <w:p>
             <w:pPr>
-              <w:pStyle w:val="a2"/>
+              <w:pStyle w:val="30"/>
               <w:keepNext w:val="0"/>
               <w:keepLines w:val="0"/>
               <w:pageBreakBefore w:val="0"/>
@@ -4316,7 +4351,7 @@
               <w:adjustRightInd w:val="0"/>
               <w:snapToGrid w:val="0"/>
               <w:spacing w:line="240" w:lineRule="auto"/>
-              <w:ind w:left="0" w:right="0" w:firstLine="0" w:leftChars="0" w:rightChars="0" w:firstLineChars="0"/>
+              <w:ind w:left="0" w:leftChars="0" w:right="0" w:rightChars="0" w:firstLine="0" w:firstLineChars="0"/>
               <w:jc w:val="center"/>
               <w:textAlignment w:val="baseline"/>
               <w:rPr>
@@ -4335,8 +4370,8 @@
           <w:tcPr>
             <w:tcW w:w="1727" w:type="dxa"/>
             <w:tcBorders>
-              <w:top w:val="single" w:sz="12" w:space="0" w:color="auto"/>
-              <w:left w:val="single" w:sz="4" w:space="0" w:color="auto"/>
+              <w:top w:val="single" w:color="auto" w:sz="12" w:space="0"/>
+              <w:left w:val="single" w:color="auto" w:sz="4" w:space="0"/>
               <w:bottom w:val="nil"/>
               <w:right w:val="nil"/>
             </w:tcBorders>
@@ -4350,7 +4385,7 @@
           </w:tcPr>
           <w:p>
             <w:pPr>
-              <w:pStyle w:val="a2"/>
+              <w:pStyle w:val="30"/>
               <w:keepNext w:val="0"/>
               <w:keepLines w:val="0"/>
               <w:pageBreakBefore w:val="0"/>
@@ -4365,7 +4400,7 @@
               <w:adjustRightInd w:val="0"/>
               <w:snapToGrid w:val="0"/>
               <w:spacing w:line="240" w:lineRule="auto"/>
-              <w:ind w:left="0" w:right="0" w:firstLine="0" w:leftChars="0" w:rightChars="0" w:firstLineChars="0"/>
+              <w:ind w:left="0" w:leftChars="0" w:right="0" w:rightChars="0" w:firstLine="0" w:firstLineChars="0"/>
               <w:jc w:val="center"/>
               <w:textAlignment w:val="baseline"/>
               <w:rPr>
@@ -4384,10 +4419,10 @@
           <w:tcPr>
             <w:tcW w:w="5575" w:type="dxa"/>
             <w:tcBorders>
-              <w:top w:val="single" w:sz="12" w:space="0" w:color="auto"/>
-              <w:left w:val="single" w:sz="4" w:space="0" w:color="auto"/>
+              <w:top w:val="single" w:color="auto" w:sz="12" w:space="0"/>
+              <w:left w:val="single" w:color="auto" w:sz="4" w:space="0"/>
               <w:bottom w:val="nil"/>
-              <w:right w:val="single" w:sz="12" w:space="0" w:color="auto"/>
+              <w:right w:val="single" w:color="auto" w:sz="12" w:space="0"/>
             </w:tcBorders>
             <w:tcMar>
               <w:top w:w="60" w:type="dxa"/>
@@ -4399,7 +4434,7 @@
           </w:tcPr>
           <w:p>
             <w:pPr>
-              <w:pStyle w:val="a2"/>
+              <w:pStyle w:val="30"/>
               <w:keepNext w:val="0"/>
               <w:keepLines w:val="0"/>
               <w:pageBreakBefore w:val="0"/>
@@ -4414,7 +4449,7 @@
               <w:adjustRightInd w:val="0"/>
               <w:snapToGrid w:val="0"/>
               <w:spacing w:line="240" w:lineRule="auto"/>
-              <w:ind w:left="0" w:right="0" w:firstLine="0" w:leftChars="0" w:rightChars="0" w:firstLineChars="0"/>
+              <w:ind w:left="0" w:leftChars="0" w:right="0" w:rightChars="0" w:firstLine="0" w:firstLineChars="0"/>
               <w:jc w:val="center"/>
               <w:textAlignment w:val="baseline"/>
               <w:rPr>
@@ -4432,8 +4467,14 @@
       </w:tr>
       <w:tr>
         <w:tblPrEx>
-          <w:tblW w:w="8522" w:type="dxa"/>
-          <w:jc w:val="center"/>
+          <w:tblBorders>
+            <w:top w:val="none" w:color="auto" w:sz="0" w:space="0"/>
+            <w:left w:val="none" w:color="auto" w:sz="0" w:space="0"/>
+            <w:bottom w:val="none" w:color="auto" w:sz="0" w:space="0"/>
+            <w:right w:val="none" w:color="auto" w:sz="0" w:space="0"/>
+            <w:insideH w:val="none" w:color="auto" w:sz="0" w:space="0"/>
+            <w:insideV w:val="none" w:color="auto" w:sz="0" w:space="0"/>
+          </w:tblBorders>
           <w:tblCellMar>
             <w:top w:w="0" w:type="dxa"/>
             <w:left w:w="10" w:type="dxa"/>
@@ -4442,15 +4483,15 @@
           </w:tblCellMar>
         </w:tblPrEx>
         <w:trPr>
-          <w:trHeight w:val="0"/>
+          <w:trHeight w:val="0" w:hRule="atLeast"/>
           <w:jc w:val="center"/>
         </w:trPr>
         <w:tc>
           <w:tcPr>
             <w:tcW w:w="0" w:type="auto"/>
             <w:tcBorders>
-              <w:top w:val="single" w:sz="4" w:space="0" w:color="auto"/>
-              <w:left w:val="single" w:sz="12" w:space="0" w:color="auto"/>
+              <w:top w:val="single" w:color="auto" w:sz="4" w:space="0"/>
+              <w:left w:val="single" w:color="auto" w:sz="12" w:space="0"/>
               <w:bottom w:val="nil"/>
               <w:right w:val="nil"/>
             </w:tcBorders>
@@ -4464,7 +4505,7 @@
           </w:tcPr>
           <w:p>
             <w:pPr>
-              <w:pStyle w:val="a2"/>
+              <w:pStyle w:val="30"/>
               <w:keepNext w:val="0"/>
               <w:keepLines w:val="0"/>
               <w:pageBreakBefore w:val="0"/>
@@ -4479,7 +4520,7 @@
               <w:adjustRightInd w:val="0"/>
               <w:snapToGrid w:val="0"/>
               <w:spacing w:line="240" w:lineRule="auto"/>
-              <w:ind w:left="0" w:right="0" w:firstLine="0" w:leftChars="0" w:rightChars="0" w:firstLineChars="0"/>
+              <w:ind w:left="0" w:leftChars="0" w:right="0" w:rightChars="0" w:firstLine="0" w:firstLineChars="0"/>
               <w:jc w:val="center"/>
               <w:textAlignment w:val="baseline"/>
             </w:pPr>
@@ -4492,8 +4533,8 @@
           <w:tcPr>
             <w:tcW w:w="1727" w:type="dxa"/>
             <w:tcBorders>
-              <w:top w:val="single" w:sz="4" w:space="0" w:color="auto"/>
-              <w:left w:val="single" w:sz="4" w:space="0" w:color="auto"/>
+              <w:top w:val="single" w:color="auto" w:sz="4" w:space="0"/>
+              <w:left w:val="single" w:color="auto" w:sz="4" w:space="0"/>
               <w:bottom w:val="nil"/>
               <w:right w:val="nil"/>
             </w:tcBorders>
@@ -4507,7 +4548,7 @@
           </w:tcPr>
           <w:p>
             <w:pPr>
-              <w:pStyle w:val="a2"/>
+              <w:pStyle w:val="30"/>
               <w:keepNext w:val="0"/>
               <w:keepLines w:val="0"/>
               <w:pageBreakBefore w:val="0"/>
@@ -4522,7 +4563,7 @@
               <w:adjustRightInd w:val="0"/>
               <w:snapToGrid w:val="0"/>
               <w:spacing w:line="240" w:lineRule="auto"/>
-              <w:ind w:left="0" w:right="0" w:firstLine="0" w:leftChars="0" w:rightChars="0" w:firstLineChars="0"/>
+              <w:ind w:left="0" w:leftChars="0" w:right="0" w:rightChars="0" w:firstLine="0" w:firstLineChars="0"/>
               <w:jc w:val="left"/>
               <w:textAlignment w:val="baseline"/>
             </w:pPr>
@@ -4535,10 +4576,10 @@
           <w:tcPr>
             <w:tcW w:w="5575" w:type="dxa"/>
             <w:tcBorders>
-              <w:top w:val="single" w:sz="4" w:space="0" w:color="auto"/>
-              <w:left w:val="single" w:sz="4" w:space="0" w:color="auto"/>
+              <w:top w:val="single" w:color="auto" w:sz="4" w:space="0"/>
+              <w:left w:val="single" w:color="auto" w:sz="4" w:space="0"/>
               <w:bottom w:val="nil"/>
-              <w:right w:val="single" w:sz="12" w:space="0" w:color="auto"/>
+              <w:right w:val="single" w:color="auto" w:sz="12" w:space="0"/>
             </w:tcBorders>
             <w:tcMar>
               <w:top w:w="60" w:type="dxa"/>
@@ -4550,7 +4591,7 @@
           </w:tcPr>
           <w:p>
             <w:pPr>
-              <w:pStyle w:val="a2"/>
+              <w:pStyle w:val="30"/>
               <w:keepNext w:val="0"/>
               <w:keepLines w:val="0"/>
               <w:pageBreakBefore w:val="0"/>
@@ -4565,7 +4606,7 @@
               <w:adjustRightInd w:val="0"/>
               <w:snapToGrid w:val="0"/>
               <w:spacing w:line="240" w:lineRule="auto"/>
-              <w:ind w:left="0" w:right="0" w:firstLine="0" w:leftChars="0" w:rightChars="0" w:firstLineChars="0"/>
+              <w:ind w:left="0" w:leftChars="0" w:right="0" w:rightChars="0" w:firstLine="0" w:firstLineChars="0"/>
               <w:jc w:val="left"/>
               <w:textAlignment w:val="baseline"/>
             </w:pPr>
@@ -4577,8 +4618,14 @@
       </w:tr>
       <w:tr>
         <w:tblPrEx>
-          <w:tblW w:w="8522" w:type="dxa"/>
-          <w:jc w:val="center"/>
+          <w:tblBorders>
+            <w:top w:val="none" w:color="auto" w:sz="0" w:space="0"/>
+            <w:left w:val="none" w:color="auto" w:sz="0" w:space="0"/>
+            <w:bottom w:val="none" w:color="auto" w:sz="0" w:space="0"/>
+            <w:right w:val="none" w:color="auto" w:sz="0" w:space="0"/>
+            <w:insideH w:val="none" w:color="auto" w:sz="0" w:space="0"/>
+            <w:insideV w:val="none" w:color="auto" w:sz="0" w:space="0"/>
+          </w:tblBorders>
           <w:tblCellMar>
             <w:top w:w="0" w:type="dxa"/>
             <w:left w:w="10" w:type="dxa"/>
@@ -4587,15 +4634,15 @@
           </w:tblCellMar>
         </w:tblPrEx>
         <w:trPr>
-          <w:trHeight w:val="0"/>
+          <w:trHeight w:val="0" w:hRule="atLeast"/>
           <w:jc w:val="center"/>
         </w:trPr>
         <w:tc>
           <w:tcPr>
             <w:tcW w:w="0" w:type="auto"/>
             <w:tcBorders>
-              <w:top w:val="single" w:sz="4" w:space="0" w:color="auto"/>
-              <w:left w:val="single" w:sz="12" w:space="0" w:color="auto"/>
+              <w:top w:val="single" w:color="auto" w:sz="4" w:space="0"/>
+              <w:left w:val="single" w:color="auto" w:sz="12" w:space="0"/>
               <w:bottom w:val="nil"/>
               <w:right w:val="nil"/>
             </w:tcBorders>
@@ -4609,7 +4656,7 @@
           </w:tcPr>
           <w:p>
             <w:pPr>
-              <w:pStyle w:val="a2"/>
+              <w:pStyle w:val="30"/>
               <w:keepNext w:val="0"/>
               <w:keepLines w:val="0"/>
               <w:pageBreakBefore w:val="0"/>
@@ -4624,7 +4671,7 @@
               <w:adjustRightInd w:val="0"/>
               <w:snapToGrid w:val="0"/>
               <w:spacing w:line="240" w:lineRule="auto"/>
-              <w:ind w:left="0" w:right="0" w:firstLine="0" w:leftChars="0" w:rightChars="0" w:firstLineChars="0"/>
+              <w:ind w:left="0" w:leftChars="0" w:right="0" w:rightChars="0" w:firstLine="0" w:firstLineChars="0"/>
               <w:jc w:val="center"/>
               <w:textAlignment w:val="baseline"/>
             </w:pPr>
@@ -4637,8 +4684,8 @@
           <w:tcPr>
             <w:tcW w:w="1727" w:type="dxa"/>
             <w:tcBorders>
-              <w:top w:val="single" w:sz="4" w:space="0" w:color="auto"/>
-              <w:left w:val="single" w:sz="4" w:space="0" w:color="auto"/>
+              <w:top w:val="single" w:color="auto" w:sz="4" w:space="0"/>
+              <w:left w:val="single" w:color="auto" w:sz="4" w:space="0"/>
               <w:bottom w:val="nil"/>
               <w:right w:val="nil"/>
             </w:tcBorders>
@@ -4652,7 +4699,7 @@
           </w:tcPr>
           <w:p>
             <w:pPr>
-              <w:pStyle w:val="a2"/>
+              <w:pStyle w:val="30"/>
               <w:keepNext w:val="0"/>
               <w:keepLines w:val="0"/>
               <w:pageBreakBefore w:val="0"/>
@@ -4667,7 +4714,7 @@
               <w:adjustRightInd w:val="0"/>
               <w:snapToGrid w:val="0"/>
               <w:spacing w:line="240" w:lineRule="auto"/>
-              <w:ind w:left="0" w:right="0" w:firstLine="0" w:leftChars="0" w:rightChars="0" w:firstLineChars="0"/>
+              <w:ind w:left="0" w:leftChars="0" w:right="0" w:rightChars="0" w:firstLine="0" w:firstLineChars="0"/>
               <w:jc w:val="left"/>
               <w:textAlignment w:val="baseline"/>
             </w:pPr>
@@ -4680,10 +4727,10 @@
           <w:tcPr>
             <w:tcW w:w="5575" w:type="dxa"/>
             <w:tcBorders>
-              <w:top w:val="single" w:sz="4" w:space="0" w:color="auto"/>
-              <w:left w:val="single" w:sz="4" w:space="0" w:color="auto"/>
+              <w:top w:val="single" w:color="auto" w:sz="4" w:space="0"/>
+              <w:left w:val="single" w:color="auto" w:sz="4" w:space="0"/>
               <w:bottom w:val="nil"/>
-              <w:right w:val="single" w:sz="12" w:space="0" w:color="auto"/>
+              <w:right w:val="single" w:color="auto" w:sz="12" w:space="0"/>
             </w:tcBorders>
             <w:tcMar>
               <w:top w:w="60" w:type="dxa"/>
@@ -4695,7 +4742,7 @@
           </w:tcPr>
           <w:p>
             <w:pPr>
-              <w:pStyle w:val="a2"/>
+              <w:pStyle w:val="30"/>
               <w:keepNext w:val="0"/>
               <w:keepLines w:val="0"/>
               <w:pageBreakBefore w:val="0"/>
@@ -4710,7 +4757,7 @@
               <w:adjustRightInd w:val="0"/>
               <w:snapToGrid w:val="0"/>
               <w:spacing w:line="240" w:lineRule="auto"/>
-              <w:ind w:left="0" w:right="0" w:firstLine="0" w:leftChars="0" w:rightChars="0" w:firstLineChars="0"/>
+              <w:ind w:left="0" w:leftChars="0" w:right="0" w:rightChars="0" w:firstLine="0" w:firstLineChars="0"/>
               <w:jc w:val="left"/>
               <w:textAlignment w:val="baseline"/>
             </w:pPr>
@@ -4722,8 +4769,14 @@
       </w:tr>
       <w:tr>
         <w:tblPrEx>
-          <w:tblW w:w="8522" w:type="dxa"/>
-          <w:jc w:val="center"/>
+          <w:tblBorders>
+            <w:top w:val="none" w:color="auto" w:sz="0" w:space="0"/>
+            <w:left w:val="none" w:color="auto" w:sz="0" w:space="0"/>
+            <w:bottom w:val="none" w:color="auto" w:sz="0" w:space="0"/>
+            <w:right w:val="none" w:color="auto" w:sz="0" w:space="0"/>
+            <w:insideH w:val="none" w:color="auto" w:sz="0" w:space="0"/>
+            <w:insideV w:val="none" w:color="auto" w:sz="0" w:space="0"/>
+          </w:tblBorders>
           <w:tblCellMar>
             <w:top w:w="0" w:type="dxa"/>
             <w:left w:w="10" w:type="dxa"/>
@@ -4732,16 +4785,16 @@
           </w:tblCellMar>
         </w:tblPrEx>
         <w:trPr>
-          <w:trHeight w:val="0"/>
+          <w:trHeight w:val="0" w:hRule="atLeast"/>
           <w:jc w:val="center"/>
         </w:trPr>
         <w:tc>
           <w:tcPr>
             <w:tcW w:w="1220" w:type="dxa"/>
             <w:tcBorders>
-              <w:top w:val="single" w:sz="4" w:space="0" w:color="auto"/>
-              <w:left w:val="single" w:sz="12" w:space="0" w:color="auto"/>
-              <w:bottom w:val="single" w:sz="12" w:space="0" w:color="auto"/>
+              <w:top w:val="single" w:color="auto" w:sz="4" w:space="0"/>
+              <w:left w:val="single" w:color="auto" w:sz="12" w:space="0"/>
+              <w:bottom w:val="single" w:color="auto" w:sz="12" w:space="0"/>
               <w:right w:val="nil"/>
             </w:tcBorders>
             <w:tcMar>
@@ -4754,7 +4807,7 @@
           </w:tcPr>
           <w:p>
             <w:pPr>
-              <w:pStyle w:val="a2"/>
+              <w:pStyle w:val="30"/>
               <w:keepNext w:val="0"/>
               <w:keepLines w:val="0"/>
               <w:pageBreakBefore w:val="0"/>
@@ -4769,7 +4822,7 @@
               <w:adjustRightInd w:val="0"/>
               <w:snapToGrid w:val="0"/>
               <w:spacing w:line="240" w:lineRule="auto"/>
-              <w:ind w:left="0" w:right="0" w:firstLine="0" w:leftChars="0" w:rightChars="0" w:firstLineChars="0"/>
+              <w:ind w:left="0" w:leftChars="0" w:right="0" w:rightChars="0" w:firstLine="0" w:firstLineChars="0"/>
               <w:jc w:val="center"/>
               <w:textAlignment w:val="baseline"/>
             </w:pPr>
@@ -4782,9 +4835,9 @@
           <w:tcPr>
             <w:tcW w:w="1727" w:type="dxa"/>
             <w:tcBorders>
-              <w:top w:val="single" w:sz="4" w:space="0" w:color="auto"/>
-              <w:left w:val="single" w:sz="4" w:space="0" w:color="auto"/>
-              <w:bottom w:val="single" w:sz="12" w:space="0" w:color="auto"/>
+              <w:top w:val="single" w:color="auto" w:sz="4" w:space="0"/>
+              <w:left w:val="single" w:color="auto" w:sz="4" w:space="0"/>
+              <w:bottom w:val="single" w:color="auto" w:sz="12" w:space="0"/>
               <w:right w:val="nil"/>
             </w:tcBorders>
             <w:tcMar>
@@ -4797,7 +4850,7 @@
           </w:tcPr>
           <w:p>
             <w:pPr>
-              <w:pStyle w:val="a2"/>
+              <w:pStyle w:val="30"/>
               <w:keepNext w:val="0"/>
               <w:keepLines w:val="0"/>
               <w:pageBreakBefore w:val="0"/>
@@ -4812,7 +4865,7 @@
               <w:adjustRightInd w:val="0"/>
               <w:snapToGrid w:val="0"/>
               <w:spacing w:line="240" w:lineRule="auto"/>
-              <w:ind w:left="0" w:right="0" w:firstLine="0" w:leftChars="0" w:rightChars="0" w:firstLineChars="0"/>
+              <w:ind w:left="0" w:leftChars="0" w:right="0" w:rightChars="0" w:firstLine="0" w:firstLineChars="0"/>
               <w:jc w:val="left"/>
               <w:textAlignment w:val="baseline"/>
             </w:pPr>
@@ -4825,10 +4878,10 @@
           <w:tcPr>
             <w:tcW w:w="5575" w:type="dxa"/>
             <w:tcBorders>
-              <w:top w:val="single" w:sz="4" w:space="0" w:color="auto"/>
-              <w:left w:val="single" w:sz="4" w:space="0" w:color="auto"/>
-              <w:bottom w:val="single" w:sz="12" w:space="0" w:color="auto"/>
-              <w:right w:val="single" w:sz="12" w:space="0" w:color="auto"/>
+              <w:top w:val="single" w:color="auto" w:sz="4" w:space="0"/>
+              <w:left w:val="single" w:color="auto" w:sz="4" w:space="0"/>
+              <w:bottom w:val="single" w:color="auto" w:sz="12" w:space="0"/>
+              <w:right w:val="single" w:color="auto" w:sz="12" w:space="0"/>
             </w:tcBorders>
             <w:tcMar>
               <w:top w:w="60" w:type="dxa"/>
@@ -4840,7 +4893,7 @@
           </w:tcPr>
           <w:p>
             <w:pPr>
-              <w:pStyle w:val="a2"/>
+              <w:pStyle w:val="30"/>
               <w:keepNext w:val="0"/>
               <w:keepLines w:val="0"/>
               <w:pageBreakBefore w:val="0"/>
@@ -4855,7 +4908,7 @@
               <w:adjustRightInd w:val="0"/>
               <w:snapToGrid w:val="0"/>
               <w:spacing w:line="240" w:lineRule="auto"/>
-              <w:ind w:left="0" w:right="0" w:firstLine="0" w:leftChars="0" w:rightChars="0" w:firstLineChars="0"/>
+              <w:ind w:left="0" w:leftChars="0" w:right="0" w:rightChars="0" w:firstLine="0" w:firstLineChars="0"/>
               <w:jc w:val="left"/>
               <w:textAlignment w:val="baseline"/>
             </w:pPr>
@@ -4868,7 +4921,7 @@
     </w:tbl>
     <w:p>
       <w:pPr>
-        <w:pStyle w:val="1"/>
+        <w:pStyle w:val="29"/>
         <w:keepNext w:val="0"/>
         <w:keepLines w:val="0"/>
         <w:pageBreakBefore w:val="0"/>
@@ -4884,17 +4937,17 @@
         <w:snapToGrid w:val="0"/>
         <w:textAlignment w:val="baseline"/>
       </w:pPr>
-      <w:bookmarkStart w:id="11" w:name="heading_5"/>
-      <w:bookmarkStart w:id="12" w:name="_Toc19130"/>
+      <w:bookmarkStart w:id="10" w:name="heading_5"/>
+      <w:bookmarkStart w:id="11" w:name="_Toc19130"/>
       <w:r>
         <w:t>质量保证活动与实施计划</w:t>
       </w:r>
+      <w:bookmarkEnd w:id="10"/>
       <w:bookmarkEnd w:id="11"/>
-      <w:bookmarkEnd w:id="12"/>
     </w:p>
     <w:p>
       <w:pPr>
-        <w:pStyle w:val="2"/>
+        <w:pStyle w:val="31"/>
         <w:keepNext w:val="0"/>
         <w:keepLines w:val="0"/>
         <w:pageBreakBefore w:val="0"/>
@@ -4910,23 +4963,23 @@
         <w:snapToGrid w:val="0"/>
         <w:textAlignment w:val="baseline"/>
       </w:pPr>
+      <w:bookmarkStart w:id="12" w:name="_Toc2701"/>
       <w:bookmarkStart w:id="13" w:name="heading_6"/>
-      <w:bookmarkStart w:id="14" w:name="_Toc2701"/>
       <w:r>
         <w:t>指标监控与数据收集</w:t>
       </w:r>
+      <w:bookmarkEnd w:id="12"/>
       <w:bookmarkEnd w:id="13"/>
-      <w:bookmarkEnd w:id="14"/>
     </w:p>
     <w:p>
       <w:pPr>
-        <w:pStyle w:val="a4"/>
+        <w:pStyle w:val="41"/>
         <w:numPr>
           <w:ilvl w:val="0"/>
           <w:numId w:val="2"/>
         </w:numPr>
         <w:bidi w:val="0"/>
-        <w:ind w:left="425" w:hanging="425" w:leftChars="0" w:firstLineChars="0"/>
+        <w:ind w:left="425" w:leftChars="0" w:hanging="425" w:firstLineChars="0"/>
       </w:pPr>
       <w:r>
         <w:t>活动：建立基于KPI的常态化数据监控机制</w:t>
@@ -4934,13 +4987,13 @@
     </w:p>
     <w:p>
       <w:pPr>
-        <w:pStyle w:val="a4"/>
+        <w:pStyle w:val="41"/>
         <w:numPr>
           <w:ilvl w:val="0"/>
           <w:numId w:val="2"/>
         </w:numPr>
         <w:bidi w:val="0"/>
-        <w:ind w:left="425" w:hanging="425" w:leftChars="0" w:firstLineChars="0"/>
+        <w:ind w:left="425" w:leftChars="0" w:hanging="425" w:firstLineChars="0"/>
       </w:pPr>
       <w:r>
         <w:t>实施：质量管理部根据指标体系频度（月度、季度、半年度、年度），制定《KPI数据收集计划表》；各责任部门在规定时间内提交数据；执行专员对数据进行逻辑校验与抽样复核</w:t>
@@ -4948,13 +5001,13 @@
     </w:p>
     <w:p>
       <w:pPr>
-        <w:pStyle w:val="a4"/>
+        <w:pStyle w:val="41"/>
         <w:numPr>
           <w:ilvl w:val="0"/>
           <w:numId w:val="2"/>
         </w:numPr>
         <w:bidi w:val="0"/>
-        <w:ind w:left="425" w:hanging="425" w:leftChars="0" w:firstLineChars="0"/>
+        <w:ind w:left="425" w:leftChars="0" w:hanging="425" w:firstLineChars="0"/>
       </w:pPr>
       <w:r>
         <w:t>输出：《KPI数据收集台账》、《月度/季度KPI监控报告》</w:t>
@@ -4962,7 +5015,7 @@
     </w:p>
     <w:p>
       <w:pPr>
-        <w:pStyle w:val="2"/>
+        <w:pStyle w:val="31"/>
         <w:keepNext w:val="0"/>
         <w:keepLines w:val="0"/>
         <w:pageBreakBefore w:val="0"/>
@@ -4978,23 +5031,23 @@
         <w:snapToGrid w:val="0"/>
         <w:textAlignment w:val="baseline"/>
       </w:pPr>
-      <w:bookmarkStart w:id="15" w:name="heading_7"/>
-      <w:bookmarkStart w:id="16" w:name="_Toc26659"/>
+      <w:bookmarkStart w:id="14" w:name="heading_7"/>
+      <w:bookmarkStart w:id="15" w:name="_Toc26659"/>
       <w:r>
         <w:t>内部审核</w:t>
       </w:r>
+      <w:bookmarkEnd w:id="14"/>
       <w:bookmarkEnd w:id="15"/>
-      <w:bookmarkEnd w:id="16"/>
     </w:p>
     <w:p>
       <w:pPr>
-        <w:pStyle w:val="a4"/>
+        <w:pStyle w:val="41"/>
         <w:numPr>
           <w:ilvl w:val="0"/>
           <w:numId w:val="3"/>
         </w:numPr>
         <w:bidi w:val="0"/>
-        <w:ind w:left="425" w:hanging="425" w:leftChars="0" w:firstLineChars="0"/>
+        <w:ind w:left="425" w:leftChars="0" w:hanging="425" w:firstLineChars="0"/>
       </w:pPr>
       <w:r>
         <w:t>活动：对运维服务管理体系的全面、系统审核</w:t>
@@ -5002,13 +5055,13 @@
     </w:p>
     <w:p>
       <w:pPr>
-        <w:pStyle w:val="a4"/>
+        <w:pStyle w:val="41"/>
         <w:numPr>
           <w:ilvl w:val="0"/>
           <w:numId w:val="3"/>
         </w:numPr>
         <w:bidi w:val="0"/>
-        <w:ind w:left="425" w:hanging="425" w:leftChars="0" w:firstLineChars="0"/>
+        <w:ind w:left="425" w:leftChars="0" w:hanging="425" w:firstLineChars="0"/>
       </w:pPr>
       <w:r>
         <w:t>实施：每年至少进行一次；审核范围覆盖所有与指标体系相关的部门及活动</w:t>
@@ -5016,13 +5069,13 @@
     </w:p>
     <w:p>
       <w:pPr>
-        <w:pStyle w:val="a4"/>
+        <w:pStyle w:val="41"/>
         <w:numPr>
           <w:ilvl w:val="0"/>
           <w:numId w:val="3"/>
         </w:numPr>
         <w:bidi w:val="0"/>
-        <w:ind w:left="425" w:hanging="425" w:leftChars="0" w:firstLineChars="0"/>
+        <w:ind w:left="425" w:leftChars="0" w:hanging="425" w:firstLineChars="0"/>
       </w:pPr>
       <w:r>
         <w:t>输出：《内部审核计划》、《内部审核检查表》、《内部审核报告》、《不符合项报告》</w:t>
@@ -5030,7 +5083,7 @@
     </w:p>
     <w:p>
       <w:pPr>
-        <w:pStyle w:val="2"/>
+        <w:pStyle w:val="31"/>
         <w:keepNext w:val="0"/>
         <w:keepLines w:val="0"/>
         <w:pageBreakBefore w:val="0"/>
@@ -5046,23 +5099,23 @@
         <w:snapToGrid w:val="0"/>
         <w:textAlignment w:val="baseline"/>
       </w:pPr>
+      <w:bookmarkStart w:id="16" w:name="_Toc32420"/>
       <w:bookmarkStart w:id="17" w:name="heading_8"/>
-      <w:bookmarkStart w:id="18" w:name="_Toc32420"/>
       <w:r>
         <w:t>管理评审</w:t>
       </w:r>
+      <w:bookmarkEnd w:id="16"/>
       <w:bookmarkEnd w:id="17"/>
-      <w:bookmarkEnd w:id="18"/>
     </w:p>
     <w:p>
       <w:pPr>
-        <w:pStyle w:val="a4"/>
+        <w:pStyle w:val="41"/>
         <w:numPr>
           <w:ilvl w:val="0"/>
           <w:numId w:val="4"/>
         </w:numPr>
         <w:bidi w:val="0"/>
-        <w:ind w:left="425" w:hanging="425" w:leftChars="0" w:firstLineChars="0"/>
+        <w:ind w:left="425" w:leftChars="0" w:hanging="425" w:firstLineChars="0"/>
       </w:pPr>
       <w:r>
         <w:t>活动：由最高管理者主持，评价体系的持续适宜性、充分性和有效性</w:t>
@@ -5070,13 +5123,13 @@
     </w:p>
     <w:p>
       <w:pPr>
-        <w:pStyle w:val="a4"/>
+        <w:pStyle w:val="41"/>
         <w:numPr>
           <w:ilvl w:val="0"/>
           <w:numId w:val="4"/>
         </w:numPr>
         <w:bidi w:val="0"/>
-        <w:ind w:left="425" w:hanging="425" w:leftChars="0" w:firstLineChars="0"/>
+        <w:ind w:left="425" w:leftChars="0" w:hanging="425" w:firstLineChars="0"/>
       </w:pPr>
       <w:r>
         <w:t>实施：每年至少进行一次；输入材料包括《年度KPI达成情况分析报告》、《内部审核报告》、《客户满意度分析报告》等</w:t>
@@ -5084,13 +5137,13 @@
     </w:p>
     <w:p>
       <w:pPr>
-        <w:pStyle w:val="a4"/>
+        <w:pStyle w:val="41"/>
         <w:numPr>
           <w:ilvl w:val="0"/>
           <w:numId w:val="4"/>
         </w:numPr>
         <w:bidi w:val="0"/>
-        <w:ind w:left="425" w:hanging="425" w:leftChars="0" w:firstLineChars="0"/>
+        <w:ind w:left="425" w:leftChars="0" w:hanging="425" w:firstLineChars="0"/>
       </w:pPr>
       <w:r>
         <w:t>输出：《管理评审计划》、《管理评审报告》、《改进措施决议表》</w:t>
@@ -5098,7 +5151,7 @@
     </w:p>
     <w:p>
       <w:pPr>
-        <w:pStyle w:val="2"/>
+        <w:pStyle w:val="31"/>
         <w:keepNext w:val="0"/>
         <w:keepLines w:val="0"/>
         <w:pageBreakBefore w:val="0"/>
@@ -5114,17 +5167,17 @@
         <w:snapToGrid w:val="0"/>
         <w:textAlignment w:val="baseline"/>
       </w:pPr>
-      <w:bookmarkStart w:id="19" w:name="heading_9"/>
-      <w:bookmarkStart w:id="20" w:name="_Toc23047"/>
+      <w:bookmarkStart w:id="18" w:name="heading_9"/>
+      <w:bookmarkStart w:id="19" w:name="_Toc23047"/>
       <w:r>
         <w:t>满意度调查</w:t>
       </w:r>
+      <w:bookmarkEnd w:id="18"/>
       <w:bookmarkEnd w:id="19"/>
-      <w:bookmarkEnd w:id="20"/>
     </w:p>
     <w:p>
       <w:pPr>
-        <w:pStyle w:val="a2"/>
+        <w:pStyle w:val="30"/>
         <w:keepNext w:val="0"/>
         <w:keepLines w:val="0"/>
         <w:pageBreakBefore w:val="0"/>
@@ -5146,13 +5199,13 @@
     </w:p>
     <w:p>
       <w:pPr>
-        <w:pStyle w:val="a4"/>
+        <w:pStyle w:val="41"/>
         <w:numPr>
           <w:ilvl w:val="0"/>
           <w:numId w:val="5"/>
         </w:numPr>
         <w:bidi w:val="0"/>
-        <w:ind w:left="425" w:hanging="425" w:leftChars="0" w:firstLineChars="0"/>
+        <w:ind w:left="425" w:leftChars="0" w:hanging="425" w:firstLineChars="0"/>
       </w:pPr>
       <w:r>
         <w:t>频次与时间：2026年6月（年中）、2026年12月（年末）</w:t>
@@ -5160,13 +5213,13 @@
     </w:p>
     <w:p>
       <w:pPr>
-        <w:pStyle w:val="a4"/>
+        <w:pStyle w:val="41"/>
         <w:numPr>
           <w:ilvl w:val="0"/>
           <w:numId w:val="5"/>
         </w:numPr>
         <w:bidi w:val="0"/>
-        <w:ind w:left="425" w:hanging="425" w:leftChars="0" w:firstLineChars="0"/>
+        <w:ind w:left="425" w:leftChars="0" w:hanging="425" w:firstLineChars="0"/>
       </w:pPr>
       <w:r>
         <w:t>调查方式：线上问卷（为主）与关键客户访谈（为辅）相结合</w:t>
@@ -5174,13 +5227,13 @@
     </w:p>
     <w:p>
       <w:pPr>
-        <w:pStyle w:val="a4"/>
+        <w:pStyle w:val="41"/>
         <w:numPr>
           <w:ilvl w:val="0"/>
           <w:numId w:val="5"/>
         </w:numPr>
         <w:bidi w:val="0"/>
-        <w:ind w:left="425" w:hanging="425" w:leftChars="0" w:firstLineChars="0"/>
+        <w:ind w:left="425" w:leftChars="0" w:hanging="425" w:firstLineChars="0"/>
       </w:pPr>
       <w:r>
         <w:t>问卷设计：覆盖服务响应、解决能力、沟通、整体满意度等维度</w:t>
@@ -5188,13 +5241,13 @@
     </w:p>
     <w:p>
       <w:pPr>
-        <w:pStyle w:val="a4"/>
+        <w:pStyle w:val="41"/>
         <w:numPr>
           <w:ilvl w:val="0"/>
           <w:numId w:val="5"/>
         </w:numPr>
         <w:bidi w:val="0"/>
-        <w:ind w:left="425" w:hanging="425" w:leftChars="0" w:firstLineChars="0"/>
+        <w:ind w:left="425" w:leftChars="0" w:hanging="425" w:firstLineChars="0"/>
       </w:pPr>
       <w:r>
         <w:t>数据分析：计算整体满意度得分，分析各维度得分、客户书面意见</w:t>
@@ -5202,13 +5255,13 @@
     </w:p>
     <w:p>
       <w:pPr>
-        <w:pStyle w:val="a4"/>
+        <w:pStyle w:val="41"/>
         <w:numPr>
           <w:ilvl w:val="0"/>
           <w:numId w:val="5"/>
         </w:numPr>
         <w:bidi w:val="0"/>
-        <w:ind w:left="425" w:hanging="425" w:leftChars="0" w:firstLineChars="0"/>
+        <w:ind w:left="425" w:leftChars="0" w:hanging="425" w:firstLineChars="0"/>
       </w:pPr>
       <w:r>
         <w:t>改进跟踪：将确需改进的事项纳入《质量改进跟踪台账》</w:t>
@@ -5216,7 +5269,7 @@
     </w:p>
     <w:p>
       <w:pPr>
-        <w:pStyle w:val="2"/>
+        <w:pStyle w:val="31"/>
         <w:keepNext w:val="0"/>
         <w:keepLines w:val="0"/>
         <w:pageBreakBefore w:val="0"/>
@@ -5232,59 +5285,49 @@
         <w:snapToGrid w:val="0"/>
         <w:textAlignment w:val="baseline"/>
       </w:pPr>
-      <w:bookmarkStart w:id="21" w:name="heading_10"/>
-      <w:bookmarkStart w:id="22" w:name="_Toc9499"/>
+      <w:bookmarkStart w:id="20" w:name="heading_10"/>
+      <w:bookmarkStart w:id="21" w:name="_Toc9499"/>
       <w:r>
-        <w:t>改进跟踪与闭环</w:t>
-      </w:r>
-      <w:bookmarkEnd w:id="21"/>
-      <w:bookmarkEnd w:id="22"/>
-    </w:p>
-    <w:p>
-      <w:pPr>
-        <w:pStyle w:val="a4"/>
-        <w:numPr>
-          <w:ilvl w:val="0"/>
-          <w:numId w:val="6"/>
-        </w:numPr>
-        <w:bidi w:val="0"/>
-        <w:ind w:left="425" w:hanging="425" w:leftChars="0" w:firstLineChars="0"/>
-      </w:pPr>
-      <w:r>
-        <w:t>活动：对所有监控、检查、审核、评审中发现的不符合项或改进机会进行系统跟踪</w:t>
+        <w:rPr>
+          <w:rFonts w:hint="eastAsia"/>
+          <w:lang w:val="en-US" w:eastAsia="zh-CN"/>
+        </w:rPr>
+        <w:t>客户投诉</w:t>
       </w:r>
     </w:p>
     <w:p>
       <w:pPr>
-        <w:pStyle w:val="a4"/>
-        <w:numPr>
-          <w:ilvl w:val="0"/>
-          <w:numId w:val="6"/>
-        </w:numPr>
+        <w:pStyle w:val="30"/>
+        <w:keepNext w:val="0"/>
+        <w:keepLines w:val="0"/>
+        <w:pageBreakBefore w:val="0"/>
+        <w:widowControl w:val="0"/>
+        <w:kinsoku w:val="0"/>
+        <w:wordWrap/>
+        <w:overflowPunct/>
+        <w:topLinePunct w:val="0"/>
+        <w:autoSpaceDE w:val="0"/>
+        <w:autoSpaceDN w:val="0"/>
         <w:bidi w:val="0"/>
-        <w:ind w:left="425" w:hanging="425" w:leftChars="0" w:firstLineChars="0"/>
+        <w:adjustRightInd w:val="0"/>
+        <w:snapToGrid w:val="0"/>
+        <w:textAlignment w:val="baseline"/>
+        <w:rPr>
+          <w:rFonts w:hint="default"/>
+          <w:lang w:val="en-US" w:eastAsia="zh-CN"/>
+        </w:rPr>
       </w:pPr>
       <w:r>
-        <w:t>实施：建立《质量改进跟踪台账》，记录问题来源、责任部门、纠正预防措施计划及完成状态；定期跟踪整改进度，验证措施有效性</w:t>
+        <w:rPr>
+          <w:rFonts w:hint="default"/>
+          <w:lang w:val="en-US" w:eastAsia="zh-CN"/>
+        </w:rPr>
+        <w:t>公司持续完善客户投诉管理机制，将客户投诉总次数作为年度关键监控指标，2026年度目标值设定为不超过2次。该指标按年度进行统计与考核，计算口径为全年所有项目客户投诉数量的累加总和。质量管理部承担投诉的统一登记、分类汇总与原因追溯，并定期编制投诉分析专报。投诉数据将作为服务薄弱环节排查、流程纠偏及绩效评定的重要参考，推动形成“投诉接收—根因定位—整改落实—效果验证”的闭环管控链条，持续降低服务风险，助力客户满意度目标的稳步达成。</w:t>
       </w:r>
     </w:p>
     <w:p>
       <w:pPr>
-        <w:pStyle w:val="a4"/>
-        <w:numPr>
-          <w:ilvl w:val="0"/>
-          <w:numId w:val="6"/>
-        </w:numPr>
-        <w:bidi w:val="0"/>
-        <w:ind w:left="425" w:hanging="425" w:leftChars="0" w:firstLineChars="0"/>
-      </w:pPr>
-      <w:r>
-        <w:t>输出：《质量改进跟踪台账》、《纠正与预防措施报告》</w:t>
-      </w:r>
-    </w:p>
-    <w:p>
-      <w:pPr>
-        <w:pStyle w:val="1"/>
+        <w:pStyle w:val="31"/>
         <w:keepNext w:val="0"/>
         <w:keepLines w:val="0"/>
         <w:pageBreakBefore w:val="0"/>
@@ -5300,27 +5343,96 @@
         <w:snapToGrid w:val="0"/>
         <w:textAlignment w:val="baseline"/>
       </w:pPr>
-      <w:bookmarkStart w:id="23" w:name="heading_11"/>
-      <w:bookmarkStart w:id="24" w:name="_Toc15956"/>
+      <w:bookmarkStart w:id="26" w:name="_GoBack"/>
+      <w:bookmarkEnd w:id="26"/>
+      <w:r>
+        <w:t>改进跟踪与闭环</w:t>
+      </w:r>
+      <w:bookmarkEnd w:id="20"/>
+      <w:bookmarkEnd w:id="21"/>
+    </w:p>
+    <w:p>
+      <w:pPr>
+        <w:pStyle w:val="41"/>
+        <w:numPr>
+          <w:ilvl w:val="0"/>
+          <w:numId w:val="6"/>
+        </w:numPr>
+        <w:bidi w:val="0"/>
+        <w:ind w:left="425" w:leftChars="0" w:hanging="425" w:firstLineChars="0"/>
+      </w:pPr>
+      <w:r>
+        <w:t>活动：对所有监控、检查、审核、评审中发现的不符合项或改进机会进行系统跟踪</w:t>
+      </w:r>
+    </w:p>
+    <w:p>
+      <w:pPr>
+        <w:pStyle w:val="41"/>
+        <w:numPr>
+          <w:ilvl w:val="0"/>
+          <w:numId w:val="6"/>
+        </w:numPr>
+        <w:bidi w:val="0"/>
+        <w:ind w:left="425" w:leftChars="0" w:hanging="425" w:firstLineChars="0"/>
+      </w:pPr>
+      <w:r>
+        <w:t>实施：建立《质量改进跟踪台账》，记录问题来源、责任部门、纠正预防措施计划及完成状态；定期跟踪整改进度，验证措施有效性</w:t>
+      </w:r>
+    </w:p>
+    <w:p>
+      <w:pPr>
+        <w:pStyle w:val="41"/>
+        <w:numPr>
+          <w:ilvl w:val="0"/>
+          <w:numId w:val="6"/>
+        </w:numPr>
+        <w:bidi w:val="0"/>
+        <w:ind w:left="425" w:leftChars="0" w:hanging="425" w:firstLineChars="0"/>
+      </w:pPr>
+      <w:r>
+        <w:t>输出：《质量改进跟踪台账》、《纠正与预防措施报告》</w:t>
+      </w:r>
+    </w:p>
+    <w:p>
+      <w:pPr>
+        <w:pStyle w:val="29"/>
+        <w:keepNext w:val="0"/>
+        <w:keepLines w:val="0"/>
+        <w:pageBreakBefore w:val="0"/>
+        <w:widowControl w:val="0"/>
+        <w:kinsoku w:val="0"/>
+        <w:wordWrap/>
+        <w:overflowPunct/>
+        <w:topLinePunct w:val="0"/>
+        <w:autoSpaceDE w:val="0"/>
+        <w:autoSpaceDN w:val="0"/>
+        <w:bidi w:val="0"/>
+        <w:adjustRightInd w:val="0"/>
+        <w:snapToGrid w:val="0"/>
+        <w:textAlignment w:val="baseline"/>
+      </w:pPr>
+      <w:bookmarkStart w:id="22" w:name="heading_11"/>
+      <w:bookmarkStart w:id="23" w:name="_Toc15956"/>
       <w:r>
         <w:t>质量保证活动时间表</w:t>
       </w:r>
+      <w:bookmarkEnd w:id="22"/>
       <w:bookmarkEnd w:id="23"/>
-      <w:bookmarkEnd w:id="24"/>
     </w:p>
     <w:tbl>
       <w:tblPr>
-        <w:tblStyle w:val="TableNormal"/>
+        <w:tblStyle w:val="20"/>
         <w:tblW w:w="8756" w:type="dxa"/>
         <w:jc w:val="center"/>
         <w:tblBorders>
-          <w:top w:val="nil"/>
-          <w:left w:val="nil"/>
-          <w:bottom w:val="nil"/>
-          <w:right w:val="nil"/>
-          <w:insideH w:val="nil"/>
-          <w:insideV w:val="nil"/>
+          <w:top w:val="none" w:color="auto" w:sz="0" w:space="0"/>
+          <w:left w:val="none" w:color="auto" w:sz="0" w:space="0"/>
+          <w:bottom w:val="none" w:color="auto" w:sz="0" w:space="0"/>
+          <w:right w:val="none" w:color="auto" w:sz="0" w:space="0"/>
+          <w:insideH w:val="none" w:color="auto" w:sz="0" w:space="0"/>
+          <w:insideV w:val="none" w:color="auto" w:sz="0" w:space="0"/>
         </w:tblBorders>
+        <w:tblLayout w:type="autofit"/>
         <w:tblCellMar>
           <w:top w:w="0" w:type="dxa"/>
           <w:left w:w="10" w:type="dxa"/>
@@ -5338,15 +5450,13 @@
       </w:tblGrid>
       <w:tr>
         <w:tblPrEx>
-          <w:tblW w:w="8756" w:type="dxa"/>
-          <w:jc w:val="center"/>
           <w:tblBorders>
-            <w:top w:val="nil"/>
-            <w:left w:val="nil"/>
-            <w:bottom w:val="nil"/>
-            <w:right w:val="nil"/>
-            <w:insideH w:val="nil"/>
-            <w:insideV w:val="nil"/>
+            <w:top w:val="none" w:color="auto" w:sz="0" w:space="0"/>
+            <w:left w:val="none" w:color="auto" w:sz="0" w:space="0"/>
+            <w:bottom w:val="none" w:color="auto" w:sz="0" w:space="0"/>
+            <w:right w:val="none" w:color="auto" w:sz="0" w:space="0"/>
+            <w:insideH w:val="none" w:color="auto" w:sz="0" w:space="0"/>
+            <w:insideV w:val="none" w:color="auto" w:sz="0" w:space="0"/>
           </w:tblBorders>
           <w:tblCellMar>
             <w:top w:w="0" w:type="dxa"/>
@@ -5356,7 +5466,7 @@
           </w:tblCellMar>
         </w:tblPrEx>
         <w:trPr>
-          <w:trHeight w:val="0"/>
+          <w:trHeight w:val="0" w:hRule="atLeast"/>
           <w:tblHeader/>
           <w:jc w:val="center"/>
         </w:trPr>
@@ -5364,8 +5474,8 @@
           <w:tcPr>
             <w:tcW w:w="621" w:type="dxa"/>
             <w:tcBorders>
-              <w:top w:val="single" w:sz="12" w:space="0" w:color="auto"/>
-              <w:left w:val="single" w:sz="12" w:space="0" w:color="auto"/>
+              <w:top w:val="single" w:color="auto" w:sz="12" w:space="0"/>
+              <w:left w:val="single" w:color="auto" w:sz="12" w:space="0"/>
               <w:bottom w:val="nil"/>
               <w:right w:val="nil"/>
             </w:tcBorders>
@@ -5379,7 +5489,7 @@
           </w:tcPr>
           <w:p>
             <w:pPr>
-              <w:pStyle w:val="a2"/>
+              <w:pStyle w:val="30"/>
               <w:keepNext w:val="0"/>
               <w:keepLines w:val="0"/>
               <w:pageBreakBefore w:val="0"/>
@@ -5394,7 +5504,7 @@
               <w:adjustRightInd w:val="0"/>
               <w:snapToGrid w:val="0"/>
               <w:spacing w:line="240" w:lineRule="auto"/>
-              <w:ind w:left="0" w:right="0" w:firstLine="0" w:leftChars="0" w:rightChars="0" w:firstLineChars="0"/>
+              <w:ind w:left="0" w:leftChars="0" w:right="0" w:rightChars="0" w:firstLine="0" w:firstLineChars="0"/>
               <w:jc w:val="center"/>
               <w:textAlignment w:val="baseline"/>
               <w:rPr>
@@ -5413,8 +5523,8 @@
           <w:tcPr>
             <w:tcW w:w="0" w:type="auto"/>
             <w:tcBorders>
-              <w:top w:val="single" w:sz="12" w:space="0" w:color="auto"/>
-              <w:left w:val="single" w:sz="4" w:space="0" w:color="auto"/>
+              <w:top w:val="single" w:color="auto" w:sz="12" w:space="0"/>
+              <w:left w:val="single" w:color="auto" w:sz="4" w:space="0"/>
               <w:bottom w:val="nil"/>
               <w:right w:val="nil"/>
             </w:tcBorders>
@@ -5428,7 +5538,7 @@
           </w:tcPr>
           <w:p>
             <w:pPr>
-              <w:pStyle w:val="a2"/>
+              <w:pStyle w:val="30"/>
               <w:keepNext w:val="0"/>
               <w:keepLines w:val="0"/>
               <w:pageBreakBefore w:val="0"/>
@@ -5443,7 +5553,7 @@
               <w:adjustRightInd w:val="0"/>
               <w:snapToGrid w:val="0"/>
               <w:spacing w:line="240" w:lineRule="auto"/>
-              <w:ind w:left="0" w:right="0" w:firstLine="0" w:leftChars="0" w:rightChars="0" w:firstLineChars="0"/>
+              <w:ind w:left="0" w:leftChars="0" w:right="0" w:rightChars="0" w:firstLine="0" w:firstLineChars="0"/>
               <w:jc w:val="center"/>
               <w:textAlignment w:val="baseline"/>
               <w:rPr>
@@ -5462,8 +5572,8 @@
           <w:tcPr>
             <w:tcW w:w="1580" w:type="dxa"/>
             <w:tcBorders>
-              <w:top w:val="single" w:sz="12" w:space="0" w:color="auto"/>
-              <w:left w:val="single" w:sz="4" w:space="0" w:color="auto"/>
+              <w:top w:val="single" w:color="auto" w:sz="12" w:space="0"/>
+              <w:left w:val="single" w:color="auto" w:sz="4" w:space="0"/>
               <w:bottom w:val="nil"/>
               <w:right w:val="nil"/>
             </w:tcBorders>
@@ -5477,7 +5587,7 @@
           </w:tcPr>
           <w:p>
             <w:pPr>
-              <w:pStyle w:val="a2"/>
+              <w:pStyle w:val="30"/>
               <w:keepNext w:val="0"/>
               <w:keepLines w:val="0"/>
               <w:pageBreakBefore w:val="0"/>
@@ -5492,7 +5602,7 @@
               <w:adjustRightInd w:val="0"/>
               <w:snapToGrid w:val="0"/>
               <w:spacing w:line="240" w:lineRule="auto"/>
-              <w:ind w:left="0" w:right="0" w:firstLine="0" w:leftChars="0" w:rightChars="0" w:firstLineChars="0"/>
+              <w:ind w:left="0" w:leftChars="0" w:right="0" w:rightChars="0" w:firstLine="0" w:firstLineChars="0"/>
               <w:jc w:val="center"/>
               <w:textAlignment w:val="baseline"/>
               <w:rPr>
@@ -5508,7 +5618,7 @@
           </w:p>
           <w:p>
             <w:pPr>
-              <w:pStyle w:val="a2"/>
+              <w:pStyle w:val="30"/>
               <w:keepNext w:val="0"/>
               <w:keepLines w:val="0"/>
               <w:pageBreakBefore w:val="0"/>
@@ -5523,7 +5633,7 @@
               <w:adjustRightInd w:val="0"/>
               <w:snapToGrid w:val="0"/>
               <w:spacing w:line="240" w:lineRule="auto"/>
-              <w:ind w:left="0" w:right="0" w:firstLine="0" w:leftChars="0" w:rightChars="0" w:firstLineChars="0"/>
+              <w:ind w:left="0" w:leftChars="0" w:right="0" w:rightChars="0" w:firstLine="0" w:firstLineChars="0"/>
               <w:jc w:val="center"/>
               <w:textAlignment w:val="baseline"/>
               <w:rPr>
@@ -5542,8 +5652,8 @@
           <w:tcPr>
             <w:tcW w:w="1580" w:type="dxa"/>
             <w:tcBorders>
-              <w:top w:val="single" w:sz="12" w:space="0" w:color="auto"/>
-              <w:left w:val="single" w:sz="4" w:space="0" w:color="auto"/>
+              <w:top w:val="single" w:color="auto" w:sz="12" w:space="0"/>
+              <w:left w:val="single" w:color="auto" w:sz="4" w:space="0"/>
               <w:bottom w:val="nil"/>
               <w:right w:val="nil"/>
             </w:tcBorders>
@@ -5557,7 +5667,7 @@
           </w:tcPr>
           <w:p>
             <w:pPr>
-              <w:pStyle w:val="a2"/>
+              <w:pStyle w:val="30"/>
               <w:keepNext w:val="0"/>
               <w:keepLines w:val="0"/>
               <w:pageBreakBefore w:val="0"/>
@@ -5572,7 +5682,7 @@
               <w:adjustRightInd w:val="0"/>
               <w:snapToGrid w:val="0"/>
               <w:spacing w:line="240" w:lineRule="auto"/>
-              <w:ind w:left="0" w:right="0" w:firstLine="0" w:leftChars="0" w:rightChars="0" w:firstLineChars="0"/>
+              <w:ind w:left="0" w:leftChars="0" w:right="0" w:rightChars="0" w:firstLine="0" w:firstLineChars="0"/>
               <w:jc w:val="center"/>
               <w:textAlignment w:val="baseline"/>
               <w:rPr>
@@ -5591,8 +5701,8 @@
           <w:tcPr>
             <w:tcW w:w="0" w:type="auto"/>
             <w:tcBorders>
-              <w:top w:val="single" w:sz="12" w:space="0" w:color="auto"/>
-              <w:left w:val="single" w:sz="4" w:space="0" w:color="auto"/>
+              <w:top w:val="single" w:color="auto" w:sz="12" w:space="0"/>
+              <w:left w:val="single" w:color="auto" w:sz="4" w:space="0"/>
               <w:bottom w:val="nil"/>
               <w:right w:val="nil"/>
             </w:tcBorders>
@@ -5606,7 +5716,7 @@
           </w:tcPr>
           <w:p>
             <w:pPr>
-              <w:pStyle w:val="a2"/>
+              <w:pStyle w:val="30"/>
               <w:keepNext w:val="0"/>
               <w:keepLines w:val="0"/>
               <w:pageBreakBefore w:val="0"/>
@@ -5621,7 +5731,7 @@
               <w:adjustRightInd w:val="0"/>
               <w:snapToGrid w:val="0"/>
               <w:spacing w:line="240" w:lineRule="auto"/>
-              <w:ind w:left="0" w:right="0" w:firstLine="0" w:leftChars="0" w:rightChars="0" w:firstLineChars="0"/>
+              <w:ind w:left="0" w:leftChars="0" w:right="0" w:rightChars="0" w:firstLine="0" w:firstLineChars="0"/>
               <w:jc w:val="center"/>
               <w:textAlignment w:val="baseline"/>
               <w:rPr>
@@ -5640,10 +5750,10 @@
           <w:tcPr>
             <w:tcW w:w="1575" w:type="dxa"/>
             <w:tcBorders>
-              <w:top w:val="single" w:sz="12" w:space="0" w:color="auto"/>
-              <w:left w:val="single" w:sz="4" w:space="0" w:color="auto"/>
+              <w:top w:val="single" w:color="auto" w:sz="12" w:space="0"/>
+              <w:left w:val="single" w:color="auto" w:sz="4" w:space="0"/>
               <w:bottom w:val="nil"/>
-              <w:right w:val="single" w:sz="12" w:space="0" w:color="auto"/>
+              <w:right w:val="single" w:color="auto" w:sz="12" w:space="0"/>
             </w:tcBorders>
             <w:tcMar>
               <w:top w:w="60" w:type="dxa"/>
@@ -5655,7 +5765,7 @@
           </w:tcPr>
           <w:p>
             <w:pPr>
-              <w:pStyle w:val="a2"/>
+              <w:pStyle w:val="30"/>
               <w:keepNext w:val="0"/>
               <w:keepLines w:val="0"/>
               <w:pageBreakBefore w:val="0"/>
@@ -5670,7 +5780,7 @@
               <w:adjustRightInd w:val="0"/>
               <w:snapToGrid w:val="0"/>
               <w:spacing w:line="240" w:lineRule="auto"/>
-              <w:ind w:left="0" w:right="0" w:firstLine="0" w:leftChars="0" w:rightChars="0" w:firstLineChars="0"/>
+              <w:ind w:left="0" w:leftChars="0" w:right="0" w:rightChars="0" w:firstLine="0" w:firstLineChars="0"/>
               <w:jc w:val="center"/>
               <w:textAlignment w:val="baseline"/>
               <w:rPr>
@@ -5688,8 +5798,14 @@
       </w:tr>
       <w:tr>
         <w:tblPrEx>
-          <w:tblW w:w="8756" w:type="dxa"/>
-          <w:jc w:val="center"/>
+          <w:tblBorders>
+            <w:top w:val="none" w:color="auto" w:sz="0" w:space="0"/>
+            <w:left w:val="none" w:color="auto" w:sz="0" w:space="0"/>
+            <w:bottom w:val="none" w:color="auto" w:sz="0" w:space="0"/>
+            <w:right w:val="none" w:color="auto" w:sz="0" w:space="0"/>
+            <w:insideH w:val="none" w:color="auto" w:sz="0" w:space="0"/>
+            <w:insideV w:val="none" w:color="auto" w:sz="0" w:space="0"/>
+          </w:tblBorders>
           <w:tblCellMar>
             <w:top w:w="0" w:type="dxa"/>
             <w:left w:w="10" w:type="dxa"/>
@@ -5698,15 +5814,15 @@
           </w:tblCellMar>
         </w:tblPrEx>
         <w:trPr>
-          <w:trHeight w:val="0"/>
+          <w:trHeight w:val="0" w:hRule="atLeast"/>
           <w:jc w:val="center"/>
         </w:trPr>
         <w:tc>
           <w:tcPr>
             <w:tcW w:w="621" w:type="dxa"/>
             <w:tcBorders>
-              <w:top w:val="single" w:sz="4" w:space="0" w:color="auto"/>
-              <w:left w:val="single" w:sz="12" w:space="0" w:color="auto"/>
+              <w:top w:val="single" w:color="auto" w:sz="4" w:space="0"/>
+              <w:left w:val="single" w:color="auto" w:sz="12" w:space="0"/>
               <w:bottom w:val="nil"/>
               <w:right w:val="nil"/>
             </w:tcBorders>
@@ -5720,7 +5836,7 @@
           </w:tcPr>
           <w:p>
             <w:pPr>
-              <w:pStyle w:val="a2"/>
+              <w:pStyle w:val="30"/>
               <w:keepNext w:val="0"/>
               <w:keepLines w:val="0"/>
               <w:pageBreakBefore w:val="0"/>
@@ -5735,7 +5851,7 @@
               <w:adjustRightInd w:val="0"/>
               <w:snapToGrid w:val="0"/>
               <w:spacing w:line="240" w:lineRule="auto"/>
-              <w:ind w:left="0" w:right="0" w:firstLine="0" w:leftChars="0" w:rightChars="0" w:firstLineChars="0"/>
+              <w:ind w:left="0" w:leftChars="0" w:right="0" w:rightChars="0" w:firstLine="0" w:firstLineChars="0"/>
               <w:jc w:val="center"/>
               <w:textAlignment w:val="baseline"/>
             </w:pPr>
@@ -5748,8 +5864,8 @@
           <w:tcPr>
             <w:tcW w:w="0" w:type="auto"/>
             <w:tcBorders>
-              <w:top w:val="single" w:sz="4" w:space="0" w:color="auto"/>
-              <w:left w:val="single" w:sz="4" w:space="0" w:color="auto"/>
+              <w:top w:val="single" w:color="auto" w:sz="4" w:space="0"/>
+              <w:left w:val="single" w:color="auto" w:sz="4" w:space="0"/>
               <w:bottom w:val="nil"/>
               <w:right w:val="nil"/>
             </w:tcBorders>
@@ -5763,7 +5879,7 @@
           </w:tcPr>
           <w:p>
             <w:pPr>
-              <w:pStyle w:val="a2"/>
+              <w:pStyle w:val="30"/>
               <w:keepNext w:val="0"/>
               <w:keepLines w:val="0"/>
               <w:pageBreakBefore w:val="0"/>
@@ -5778,7 +5894,7 @@
               <w:adjustRightInd w:val="0"/>
               <w:snapToGrid w:val="0"/>
               <w:spacing w:line="240" w:lineRule="auto"/>
-              <w:ind w:left="0" w:right="0" w:firstLine="0" w:leftChars="0" w:rightChars="0" w:firstLineChars="0"/>
+              <w:ind w:left="0" w:leftChars="0" w:right="0" w:rightChars="0" w:firstLine="0" w:firstLineChars="0"/>
               <w:jc w:val="center"/>
               <w:textAlignment w:val="baseline"/>
             </w:pPr>
@@ -5791,8 +5907,8 @@
           <w:tcPr>
             <w:tcW w:w="1580" w:type="dxa"/>
             <w:tcBorders>
-              <w:top w:val="single" w:sz="4" w:space="0" w:color="auto"/>
-              <w:left w:val="single" w:sz="4" w:space="0" w:color="auto"/>
+              <w:top w:val="single" w:color="auto" w:sz="4" w:space="0"/>
+              <w:left w:val="single" w:color="auto" w:sz="4" w:space="0"/>
               <w:bottom w:val="nil"/>
               <w:right w:val="nil"/>
             </w:tcBorders>
@@ -5806,7 +5922,7 @@
           </w:tcPr>
           <w:p>
             <w:pPr>
-              <w:pStyle w:val="a2"/>
+              <w:pStyle w:val="30"/>
               <w:keepNext w:val="0"/>
               <w:keepLines w:val="0"/>
               <w:pageBreakBefore w:val="0"/>
@@ -5821,7 +5937,7 @@
               <w:adjustRightInd w:val="0"/>
               <w:snapToGrid w:val="0"/>
               <w:spacing w:line="240" w:lineRule="auto"/>
-              <w:ind w:left="0" w:right="0" w:firstLine="0" w:leftChars="0" w:rightChars="0" w:firstLineChars="0"/>
+              <w:ind w:left="0" w:leftChars="0" w:right="0" w:rightChars="0" w:firstLine="0" w:firstLineChars="0"/>
               <w:jc w:val="left"/>
               <w:textAlignment w:val="baseline"/>
             </w:pPr>
@@ -5834,8 +5950,8 @@
           <w:tcPr>
             <w:tcW w:w="1580" w:type="dxa"/>
             <w:tcBorders>
-              <w:top w:val="single" w:sz="4" w:space="0" w:color="auto"/>
-              <w:left w:val="single" w:sz="4" w:space="0" w:color="auto"/>
+              <w:top w:val="single" w:color="auto" w:sz="4" w:space="0"/>
+              <w:left w:val="single" w:color="auto" w:sz="4" w:space="0"/>
               <w:bottom w:val="nil"/>
               <w:right w:val="nil"/>
             </w:tcBorders>
@@ -5849,7 +5965,7 @@
           </w:tcPr>
           <w:p>
             <w:pPr>
-              <w:pStyle w:val="a2"/>
+              <w:pStyle w:val="30"/>
               <w:keepNext w:val="0"/>
               <w:keepLines w:val="0"/>
               <w:pageBreakBefore w:val="0"/>
@@ -5864,7 +5980,7 @@
               <w:adjustRightInd w:val="0"/>
               <w:snapToGrid w:val="0"/>
               <w:spacing w:line="240" w:lineRule="auto"/>
-              <w:ind w:left="0" w:right="0" w:firstLine="0" w:leftChars="0" w:rightChars="0" w:firstLineChars="0"/>
+              <w:ind w:left="0" w:leftChars="0" w:right="0" w:rightChars="0" w:firstLine="0" w:firstLineChars="0"/>
               <w:jc w:val="left"/>
               <w:textAlignment w:val="baseline"/>
             </w:pPr>
@@ -5877,8 +5993,8 @@
           <w:tcPr>
             <w:tcW w:w="0" w:type="auto"/>
             <w:tcBorders>
-              <w:top w:val="single" w:sz="4" w:space="0" w:color="auto"/>
-              <w:left w:val="single" w:sz="4" w:space="0" w:color="auto"/>
+              <w:top w:val="single" w:color="auto" w:sz="4" w:space="0"/>
+              <w:left w:val="single" w:color="auto" w:sz="4" w:space="0"/>
               <w:bottom w:val="nil"/>
               <w:right w:val="nil"/>
             </w:tcBorders>
@@ -5892,7 +6008,7 @@
           </w:tcPr>
           <w:p>
             <w:pPr>
-              <w:pStyle w:val="a2"/>
+              <w:pStyle w:val="30"/>
               <w:keepNext w:val="0"/>
               <w:keepLines w:val="0"/>
               <w:pageBreakBefore w:val="0"/>
@@ -5907,7 +6023,7 @@
               <w:adjustRightInd w:val="0"/>
               <w:snapToGrid w:val="0"/>
               <w:spacing w:line="240" w:lineRule="auto"/>
-              <w:ind w:left="0" w:right="0" w:firstLine="0" w:leftChars="0" w:rightChars="0" w:firstLineChars="0"/>
+              <w:ind w:left="0" w:leftChars="0" w:right="0" w:rightChars="0" w:firstLine="0" w:firstLineChars="0"/>
               <w:jc w:val="left"/>
               <w:textAlignment w:val="baseline"/>
             </w:pPr>
@@ -5920,10 +6036,10 @@
           <w:tcPr>
             <w:tcW w:w="1575" w:type="dxa"/>
             <w:tcBorders>
-              <w:top w:val="single" w:sz="4" w:space="0" w:color="auto"/>
-              <w:left w:val="single" w:sz="4" w:space="0" w:color="auto"/>
+              <w:top w:val="single" w:color="auto" w:sz="4" w:space="0"/>
+              <w:left w:val="single" w:color="auto" w:sz="4" w:space="0"/>
               <w:bottom w:val="nil"/>
-              <w:right w:val="single" w:sz="12" w:space="0" w:color="auto"/>
+              <w:right w:val="single" w:color="auto" w:sz="12" w:space="0"/>
             </w:tcBorders>
             <w:tcMar>
               <w:top w:w="60" w:type="dxa"/>
@@ -5935,7 +6051,7 @@
           </w:tcPr>
           <w:p>
             <w:pPr>
-              <w:pStyle w:val="a2"/>
+              <w:pStyle w:val="30"/>
               <w:keepNext w:val="0"/>
               <w:keepLines w:val="0"/>
               <w:pageBreakBefore w:val="0"/>
@@ -5950,7 +6066,7 @@
               <w:adjustRightInd w:val="0"/>
               <w:snapToGrid w:val="0"/>
               <w:spacing w:line="240" w:lineRule="auto"/>
-              <w:ind w:left="0" w:right="0" w:firstLine="0" w:leftChars="0" w:rightChars="0" w:firstLineChars="0"/>
+              <w:ind w:left="0" w:leftChars="0" w:right="0" w:rightChars="0" w:firstLine="0" w:firstLineChars="0"/>
               <w:jc w:val="left"/>
               <w:textAlignment w:val="baseline"/>
             </w:pPr>
@@ -5962,8 +6078,14 @@
       </w:tr>
       <w:tr>
         <w:tblPrEx>
-          <w:tblW w:w="8756" w:type="dxa"/>
-          <w:jc w:val="center"/>
+          <w:tblBorders>
+            <w:top w:val="none" w:color="auto" w:sz="0" w:space="0"/>
+            <w:left w:val="none" w:color="auto" w:sz="0" w:space="0"/>
+            <w:bottom w:val="none" w:color="auto" w:sz="0" w:space="0"/>
+            <w:right w:val="none" w:color="auto" w:sz="0" w:space="0"/>
+            <w:insideH w:val="none" w:color="auto" w:sz="0" w:space="0"/>
+            <w:insideV w:val="none" w:color="auto" w:sz="0" w:space="0"/>
+          </w:tblBorders>
           <w:tblCellMar>
             <w:top w:w="0" w:type="dxa"/>
             <w:left w:w="10" w:type="dxa"/>
@@ -5972,15 +6094,15 @@
           </w:tblCellMar>
         </w:tblPrEx>
         <w:trPr>
-          <w:trHeight w:val="0"/>
+          <w:trHeight w:val="0" w:hRule="atLeast"/>
           <w:jc w:val="center"/>
         </w:trPr>
         <w:tc>
           <w:tcPr>
             <w:tcW w:w="621" w:type="dxa"/>
             <w:tcBorders>
-              <w:top w:val="single" w:sz="4" w:space="0" w:color="auto"/>
-              <w:left w:val="single" w:sz="12" w:space="0" w:color="auto"/>
+              <w:top w:val="single" w:color="auto" w:sz="4" w:space="0"/>
+              <w:left w:val="single" w:color="auto" w:sz="12" w:space="0"/>
               <w:bottom w:val="nil"/>
               <w:right w:val="nil"/>
             </w:tcBorders>
@@ -5994,7 +6116,7 @@
           </w:tcPr>
           <w:p>
             <w:pPr>
-              <w:pStyle w:val="a2"/>
+              <w:pStyle w:val="30"/>
               <w:keepNext w:val="0"/>
               <w:keepLines w:val="0"/>
               <w:pageBreakBefore w:val="0"/>
@@ -6009,7 +6131,7 @@
               <w:adjustRightInd w:val="0"/>
               <w:snapToGrid w:val="0"/>
               <w:spacing w:line="240" w:lineRule="auto"/>
-              <w:ind w:left="0" w:right="0" w:firstLine="0" w:leftChars="0" w:rightChars="0" w:firstLineChars="0"/>
+              <w:ind w:left="0" w:leftChars="0" w:right="0" w:rightChars="0" w:firstLine="0" w:firstLineChars="0"/>
               <w:jc w:val="center"/>
               <w:textAlignment w:val="baseline"/>
             </w:pPr>
@@ -6022,8 +6144,8 @@
           <w:tcPr>
             <w:tcW w:w="0" w:type="auto"/>
             <w:tcBorders>
-              <w:top w:val="single" w:sz="4" w:space="0" w:color="auto"/>
-              <w:left w:val="single" w:sz="4" w:space="0" w:color="auto"/>
+              <w:top w:val="single" w:color="auto" w:sz="4" w:space="0"/>
+              <w:left w:val="single" w:color="auto" w:sz="4" w:space="0"/>
               <w:bottom w:val="nil"/>
               <w:right w:val="nil"/>
             </w:tcBorders>
@@ -6037,7 +6159,7 @@
           </w:tcPr>
           <w:p>
             <w:pPr>
-              <w:pStyle w:val="a2"/>
+              <w:pStyle w:val="30"/>
               <w:keepNext w:val="0"/>
               <w:keepLines w:val="0"/>
               <w:pageBreakBefore w:val="0"/>
@@ -6052,7 +6174,7 @@
               <w:adjustRightInd w:val="0"/>
               <w:snapToGrid w:val="0"/>
               <w:spacing w:line="240" w:lineRule="auto"/>
-              <w:ind w:left="0" w:right="0" w:firstLine="0" w:leftChars="0" w:rightChars="0" w:firstLineChars="0"/>
+              <w:ind w:left="0" w:leftChars="0" w:right="0" w:rightChars="0" w:firstLine="0" w:firstLineChars="0"/>
               <w:jc w:val="center"/>
               <w:textAlignment w:val="baseline"/>
             </w:pPr>
@@ -6065,8 +6187,8 @@
           <w:tcPr>
             <w:tcW w:w="1580" w:type="dxa"/>
             <w:tcBorders>
-              <w:top w:val="single" w:sz="4" w:space="0" w:color="auto"/>
-              <w:left w:val="single" w:sz="4" w:space="0" w:color="auto"/>
+              <w:top w:val="single" w:color="auto" w:sz="4" w:space="0"/>
+              <w:left w:val="single" w:color="auto" w:sz="4" w:space="0"/>
               <w:bottom w:val="nil"/>
               <w:right w:val="nil"/>
             </w:tcBorders>
@@ -6080,7 +6202,7 @@
           </w:tcPr>
           <w:p>
             <w:pPr>
-              <w:pStyle w:val="a2"/>
+              <w:pStyle w:val="30"/>
               <w:keepNext w:val="0"/>
               <w:keepLines w:val="0"/>
               <w:pageBreakBefore w:val="0"/>
@@ -6095,7 +6217,7 @@
               <w:adjustRightInd w:val="0"/>
               <w:snapToGrid w:val="0"/>
               <w:spacing w:line="240" w:lineRule="auto"/>
-              <w:ind w:left="0" w:right="0" w:firstLine="0" w:leftChars="0" w:rightChars="0" w:firstLineChars="0"/>
+              <w:ind w:left="0" w:leftChars="0" w:right="0" w:rightChars="0" w:firstLine="0" w:firstLineChars="0"/>
               <w:jc w:val="left"/>
               <w:textAlignment w:val="baseline"/>
             </w:pPr>
@@ -6108,8 +6230,8 @@
           <w:tcPr>
             <w:tcW w:w="1580" w:type="dxa"/>
             <w:tcBorders>
-              <w:top w:val="single" w:sz="4" w:space="0" w:color="auto"/>
-              <w:left w:val="single" w:sz="4" w:space="0" w:color="auto"/>
+              <w:top w:val="single" w:color="auto" w:sz="4" w:space="0"/>
+              <w:left w:val="single" w:color="auto" w:sz="4" w:space="0"/>
               <w:bottom w:val="nil"/>
               <w:right w:val="nil"/>
             </w:tcBorders>
@@ -6123,7 +6245,7 @@
           </w:tcPr>
           <w:p>
             <w:pPr>
-              <w:pStyle w:val="a2"/>
+              <w:pStyle w:val="30"/>
               <w:keepNext w:val="0"/>
               <w:keepLines w:val="0"/>
               <w:pageBreakBefore w:val="0"/>
@@ -6138,7 +6260,7 @@
               <w:adjustRightInd w:val="0"/>
               <w:snapToGrid w:val="0"/>
               <w:spacing w:line="240" w:lineRule="auto"/>
-              <w:ind w:left="0" w:right="0" w:firstLine="0" w:leftChars="0" w:rightChars="0" w:firstLineChars="0"/>
+              <w:ind w:left="0" w:leftChars="0" w:right="0" w:rightChars="0" w:firstLine="0" w:firstLineChars="0"/>
               <w:jc w:val="left"/>
               <w:textAlignment w:val="baseline"/>
             </w:pPr>
@@ -6151,8 +6273,8 @@
           <w:tcPr>
             <w:tcW w:w="0" w:type="auto"/>
             <w:tcBorders>
-              <w:top w:val="single" w:sz="4" w:space="0" w:color="auto"/>
-              <w:left w:val="single" w:sz="4" w:space="0" w:color="auto"/>
+              <w:top w:val="single" w:color="auto" w:sz="4" w:space="0"/>
+              <w:left w:val="single" w:color="auto" w:sz="4" w:space="0"/>
               <w:bottom w:val="nil"/>
               <w:right w:val="nil"/>
             </w:tcBorders>
@@ -6166,7 +6288,7 @@
           </w:tcPr>
           <w:p>
             <w:pPr>
-              <w:pStyle w:val="a2"/>
+              <w:pStyle w:val="30"/>
               <w:keepNext w:val="0"/>
               <w:keepLines w:val="0"/>
               <w:pageBreakBefore w:val="0"/>
@@ -6181,7 +6303,7 @@
               <w:adjustRightInd w:val="0"/>
               <w:snapToGrid w:val="0"/>
               <w:spacing w:line="240" w:lineRule="auto"/>
-              <w:ind w:left="0" w:right="0" w:firstLine="0" w:leftChars="0" w:rightChars="0" w:firstLineChars="0"/>
+              <w:ind w:left="0" w:leftChars="0" w:right="0" w:rightChars="0" w:firstLine="0" w:firstLineChars="0"/>
               <w:jc w:val="left"/>
               <w:textAlignment w:val="baseline"/>
             </w:pPr>
@@ -6194,10 +6316,10 @@
           <w:tcPr>
             <w:tcW w:w="1575" w:type="dxa"/>
             <w:tcBorders>
-              <w:top w:val="single" w:sz="4" w:space="0" w:color="auto"/>
-              <w:left w:val="single" w:sz="4" w:space="0" w:color="auto"/>
+              <w:top w:val="single" w:color="auto" w:sz="4" w:space="0"/>
+              <w:left w:val="single" w:color="auto" w:sz="4" w:space="0"/>
               <w:bottom w:val="nil"/>
-              <w:right w:val="single" w:sz="12" w:space="0" w:color="auto"/>
+              <w:right w:val="single" w:color="auto" w:sz="12" w:space="0"/>
             </w:tcBorders>
             <w:tcMar>
               <w:top w:w="60" w:type="dxa"/>
@@ -6209,7 +6331,7 @@
           </w:tcPr>
           <w:p>
             <w:pPr>
-              <w:pStyle w:val="a2"/>
+              <w:pStyle w:val="30"/>
               <w:keepNext w:val="0"/>
               <w:keepLines w:val="0"/>
               <w:pageBreakBefore w:val="0"/>
@@ -6224,7 +6346,7 @@
               <w:adjustRightInd w:val="0"/>
               <w:snapToGrid w:val="0"/>
               <w:spacing w:line="240" w:lineRule="auto"/>
-              <w:ind w:left="0" w:right="0" w:firstLine="0" w:leftChars="0" w:rightChars="0" w:firstLineChars="0"/>
+              <w:ind w:left="0" w:leftChars="0" w:right="0" w:rightChars="0" w:firstLine="0" w:firstLineChars="0"/>
               <w:jc w:val="left"/>
               <w:textAlignment w:val="baseline"/>
             </w:pPr>
@@ -6236,8 +6358,14 @@
       </w:tr>
       <w:tr>
         <w:tblPrEx>
-          <w:tblW w:w="8756" w:type="dxa"/>
-          <w:jc w:val="center"/>
+          <w:tblBorders>
+            <w:top w:val="none" w:color="auto" w:sz="0" w:space="0"/>
+            <w:left w:val="none" w:color="auto" w:sz="0" w:space="0"/>
+            <w:bottom w:val="none" w:color="auto" w:sz="0" w:space="0"/>
+            <w:right w:val="none" w:color="auto" w:sz="0" w:space="0"/>
+            <w:insideH w:val="none" w:color="auto" w:sz="0" w:space="0"/>
+            <w:insideV w:val="none" w:color="auto" w:sz="0" w:space="0"/>
+          </w:tblBorders>
           <w:tblCellMar>
             <w:top w:w="0" w:type="dxa"/>
             <w:left w:w="10" w:type="dxa"/>
@@ -6246,15 +6374,15 @@
           </w:tblCellMar>
         </w:tblPrEx>
         <w:trPr>
-          <w:trHeight w:val="0"/>
+          <w:trHeight w:val="0" w:hRule="atLeast"/>
           <w:jc w:val="center"/>
         </w:trPr>
         <w:tc>
           <w:tcPr>
             <w:tcW w:w="621" w:type="dxa"/>
             <w:tcBorders>
-              <w:top w:val="single" w:sz="4" w:space="0" w:color="auto"/>
-              <w:left w:val="single" w:sz="12" w:space="0" w:color="auto"/>
+              <w:top w:val="single" w:color="auto" w:sz="4" w:space="0"/>
+              <w:left w:val="single" w:color="auto" w:sz="12" w:space="0"/>
               <w:bottom w:val="nil"/>
               <w:right w:val="nil"/>
             </w:tcBorders>
@@ -6268,7 +6396,7 @@
           </w:tcPr>
           <w:p>
             <w:pPr>
-              <w:pStyle w:val="a2"/>
+              <w:pStyle w:val="30"/>
               <w:keepNext w:val="0"/>
               <w:keepLines w:val="0"/>
               <w:pageBreakBefore w:val="0"/>
@@ -6283,7 +6411,7 @@
               <w:adjustRightInd w:val="0"/>
               <w:snapToGrid w:val="0"/>
               <w:spacing w:line="240" w:lineRule="auto"/>
-              <w:ind w:left="0" w:right="0" w:firstLine="0" w:leftChars="0" w:rightChars="0" w:firstLineChars="0"/>
+              <w:ind w:left="0" w:leftChars="0" w:right="0" w:rightChars="0" w:firstLine="0" w:firstLineChars="0"/>
               <w:jc w:val="center"/>
               <w:textAlignment w:val="baseline"/>
             </w:pPr>
@@ -6296,8 +6424,8 @@
           <w:tcPr>
             <w:tcW w:w="0" w:type="auto"/>
             <w:tcBorders>
-              <w:top w:val="single" w:sz="4" w:space="0" w:color="auto"/>
-              <w:left w:val="single" w:sz="4" w:space="0" w:color="auto"/>
+              <w:top w:val="single" w:color="auto" w:sz="4" w:space="0"/>
+              <w:left w:val="single" w:color="auto" w:sz="4" w:space="0"/>
               <w:bottom w:val="nil"/>
               <w:right w:val="nil"/>
             </w:tcBorders>
@@ -6311,7 +6439,7 @@
           </w:tcPr>
           <w:p>
             <w:pPr>
-              <w:pStyle w:val="a2"/>
+              <w:pStyle w:val="30"/>
               <w:keepNext w:val="0"/>
               <w:keepLines w:val="0"/>
               <w:pageBreakBefore w:val="0"/>
@@ -6326,7 +6454,7 @@
               <w:adjustRightInd w:val="0"/>
               <w:snapToGrid w:val="0"/>
               <w:spacing w:line="240" w:lineRule="auto"/>
-              <w:ind w:left="0" w:right="0" w:firstLine="0" w:leftChars="0" w:rightChars="0" w:firstLineChars="0"/>
+              <w:ind w:left="0" w:leftChars="0" w:right="0" w:rightChars="0" w:firstLine="0" w:firstLineChars="0"/>
               <w:jc w:val="center"/>
               <w:textAlignment w:val="baseline"/>
             </w:pPr>
@@ -6339,8 +6467,8 @@
           <w:tcPr>
             <w:tcW w:w="1580" w:type="dxa"/>
             <w:tcBorders>
-              <w:top w:val="single" w:sz="4" w:space="0" w:color="auto"/>
-              <w:left w:val="single" w:sz="4" w:space="0" w:color="auto"/>
+              <w:top w:val="single" w:color="auto" w:sz="4" w:space="0"/>
+              <w:left w:val="single" w:color="auto" w:sz="4" w:space="0"/>
               <w:bottom w:val="nil"/>
               <w:right w:val="nil"/>
             </w:tcBorders>
@@ -6354,7 +6482,7 @@
           </w:tcPr>
           <w:p>
             <w:pPr>
-              <w:pStyle w:val="a2"/>
+              <w:pStyle w:val="30"/>
               <w:keepNext w:val="0"/>
               <w:keepLines w:val="0"/>
               <w:pageBreakBefore w:val="0"/>
@@ -6369,7 +6497,7 @@
               <w:adjustRightInd w:val="0"/>
               <w:snapToGrid w:val="0"/>
               <w:spacing w:line="240" w:lineRule="auto"/>
-              <w:ind w:left="0" w:right="0" w:firstLine="0" w:leftChars="0" w:rightChars="0" w:firstLineChars="0"/>
+              <w:ind w:left="0" w:leftChars="0" w:right="0" w:rightChars="0" w:firstLine="0" w:firstLineChars="0"/>
               <w:jc w:val="left"/>
               <w:textAlignment w:val="baseline"/>
             </w:pPr>
@@ -6382,8 +6510,8 @@
           <w:tcPr>
             <w:tcW w:w="1580" w:type="dxa"/>
             <w:tcBorders>
-              <w:top w:val="single" w:sz="4" w:space="0" w:color="auto"/>
-              <w:left w:val="single" w:sz="4" w:space="0" w:color="auto"/>
+              <w:top w:val="single" w:color="auto" w:sz="4" w:space="0"/>
+              <w:left w:val="single" w:color="auto" w:sz="4" w:space="0"/>
               <w:bottom w:val="nil"/>
               <w:right w:val="nil"/>
             </w:tcBorders>
@@ -6397,7 +6525,7 @@
           </w:tcPr>
           <w:p>
             <w:pPr>
-              <w:pStyle w:val="a2"/>
+              <w:pStyle w:val="30"/>
               <w:keepNext w:val="0"/>
               <w:keepLines w:val="0"/>
               <w:pageBreakBefore w:val="0"/>
@@ -6412,7 +6540,7 @@
               <w:adjustRightInd w:val="0"/>
               <w:snapToGrid w:val="0"/>
               <w:spacing w:line="240" w:lineRule="auto"/>
-              <w:ind w:left="0" w:right="0" w:firstLine="0" w:leftChars="0" w:rightChars="0" w:firstLineChars="0"/>
+              <w:ind w:left="0" w:leftChars="0" w:right="0" w:rightChars="0" w:firstLine="0" w:firstLineChars="0"/>
               <w:jc w:val="left"/>
               <w:textAlignment w:val="baseline"/>
             </w:pPr>
@@ -6425,8 +6553,8 @@
           <w:tcPr>
             <w:tcW w:w="0" w:type="auto"/>
             <w:tcBorders>
-              <w:top w:val="single" w:sz="4" w:space="0" w:color="auto"/>
-              <w:left w:val="single" w:sz="4" w:space="0" w:color="auto"/>
+              <w:top w:val="single" w:color="auto" w:sz="4" w:space="0"/>
+              <w:left w:val="single" w:color="auto" w:sz="4" w:space="0"/>
               <w:bottom w:val="nil"/>
               <w:right w:val="nil"/>
             </w:tcBorders>
@@ -6440,7 +6568,7 @@
           </w:tcPr>
           <w:p>
             <w:pPr>
-              <w:pStyle w:val="a2"/>
+              <w:pStyle w:val="30"/>
               <w:keepNext w:val="0"/>
               <w:keepLines w:val="0"/>
               <w:pageBreakBefore w:val="0"/>
@@ -6455,7 +6583,7 @@
               <w:adjustRightInd w:val="0"/>
               <w:snapToGrid w:val="0"/>
               <w:spacing w:line="240" w:lineRule="auto"/>
-              <w:ind w:left="0" w:right="0" w:firstLine="0" w:leftChars="0" w:rightChars="0" w:firstLineChars="0"/>
+              <w:ind w:left="0" w:leftChars="0" w:right="0" w:rightChars="0" w:firstLine="0" w:firstLineChars="0"/>
               <w:jc w:val="left"/>
               <w:textAlignment w:val="baseline"/>
             </w:pPr>
@@ -6468,10 +6596,10 @@
           <w:tcPr>
             <w:tcW w:w="1575" w:type="dxa"/>
             <w:tcBorders>
-              <w:top w:val="single" w:sz="4" w:space="0" w:color="auto"/>
-              <w:left w:val="single" w:sz="4" w:space="0" w:color="auto"/>
+              <w:top w:val="single" w:color="auto" w:sz="4" w:space="0"/>
+              <w:left w:val="single" w:color="auto" w:sz="4" w:space="0"/>
               <w:bottom w:val="nil"/>
-              <w:right w:val="single" w:sz="12" w:space="0" w:color="auto"/>
+              <w:right w:val="single" w:color="auto" w:sz="12" w:space="0"/>
             </w:tcBorders>
             <w:tcMar>
               <w:top w:w="60" w:type="dxa"/>
@@ -6483,7 +6611,7 @@
           </w:tcPr>
           <w:p>
             <w:pPr>
-              <w:pStyle w:val="a2"/>
+              <w:pStyle w:val="30"/>
               <w:keepNext w:val="0"/>
               <w:keepLines w:val="0"/>
               <w:pageBreakBefore w:val="0"/>
@@ -6498,7 +6626,7 @@
               <w:adjustRightInd w:val="0"/>
               <w:snapToGrid w:val="0"/>
               <w:spacing w:line="240" w:lineRule="auto"/>
-              <w:ind w:left="0" w:right="0" w:firstLine="0" w:leftChars="0" w:rightChars="0" w:firstLineChars="0"/>
+              <w:ind w:left="0" w:leftChars="0" w:right="0" w:rightChars="0" w:firstLine="0" w:firstLineChars="0"/>
               <w:jc w:val="left"/>
               <w:textAlignment w:val="baseline"/>
             </w:pPr>
@@ -6510,8 +6638,14 @@
       </w:tr>
       <w:tr>
         <w:tblPrEx>
-          <w:tblW w:w="8756" w:type="dxa"/>
-          <w:jc w:val="center"/>
+          <w:tblBorders>
+            <w:top w:val="none" w:color="auto" w:sz="0" w:space="0"/>
+            <w:left w:val="none" w:color="auto" w:sz="0" w:space="0"/>
+            <w:bottom w:val="none" w:color="auto" w:sz="0" w:space="0"/>
+            <w:right w:val="none" w:color="auto" w:sz="0" w:space="0"/>
+            <w:insideH w:val="none" w:color="auto" w:sz="0" w:space="0"/>
+            <w:insideV w:val="none" w:color="auto" w:sz="0" w:space="0"/>
+          </w:tblBorders>
           <w:tblCellMar>
             <w:top w:w="0" w:type="dxa"/>
             <w:left w:w="10" w:type="dxa"/>
@@ -6520,15 +6654,15 @@
           </w:tblCellMar>
         </w:tblPrEx>
         <w:trPr>
-          <w:trHeight w:val="0"/>
+          <w:trHeight w:val="0" w:hRule="atLeast"/>
           <w:jc w:val="center"/>
         </w:trPr>
         <w:tc>
           <w:tcPr>
             <w:tcW w:w="621" w:type="dxa"/>
             <w:tcBorders>
-              <w:top w:val="single" w:sz="4" w:space="0" w:color="auto"/>
-              <w:left w:val="single" w:sz="12" w:space="0" w:color="auto"/>
+              <w:top w:val="single" w:color="auto" w:sz="4" w:space="0"/>
+              <w:left w:val="single" w:color="auto" w:sz="12" w:space="0"/>
               <w:bottom w:val="nil"/>
               <w:right w:val="nil"/>
             </w:tcBorders>
@@ -6542,7 +6676,7 @@
           </w:tcPr>
           <w:p>
             <w:pPr>
-              <w:pStyle w:val="a2"/>
+              <w:pStyle w:val="30"/>
               <w:keepNext w:val="0"/>
               <w:keepLines w:val="0"/>
               <w:pageBreakBefore w:val="0"/>
@@ -6557,7 +6691,7 @@
               <w:adjustRightInd w:val="0"/>
               <w:snapToGrid w:val="0"/>
               <w:spacing w:line="240" w:lineRule="auto"/>
-              <w:ind w:left="0" w:right="0" w:firstLine="0" w:leftChars="0" w:rightChars="0" w:firstLineChars="0"/>
+              <w:ind w:left="0" w:leftChars="0" w:right="0" w:rightChars="0" w:firstLine="0" w:firstLineChars="0"/>
               <w:jc w:val="center"/>
               <w:textAlignment w:val="baseline"/>
             </w:pPr>
@@ -6570,8 +6704,8 @@
           <w:tcPr>
             <w:tcW w:w="0" w:type="auto"/>
             <w:tcBorders>
-              <w:top w:val="single" w:sz="4" w:space="0" w:color="auto"/>
-              <w:left w:val="single" w:sz="4" w:space="0" w:color="auto"/>
+              <w:top w:val="single" w:color="auto" w:sz="4" w:space="0"/>
+              <w:left w:val="single" w:color="auto" w:sz="4" w:space="0"/>
               <w:bottom w:val="nil"/>
               <w:right w:val="nil"/>
             </w:tcBorders>
@@ -6585,7 +6719,7 @@
           </w:tcPr>
           <w:p>
             <w:pPr>
-              <w:pStyle w:val="a2"/>
+              <w:pStyle w:val="30"/>
               <w:keepNext w:val="0"/>
               <w:keepLines w:val="0"/>
               <w:pageBreakBefore w:val="0"/>
@@ -6600,7 +6734,7 @@
               <w:adjustRightInd w:val="0"/>
               <w:snapToGrid w:val="0"/>
               <w:spacing w:line="240" w:lineRule="auto"/>
-              <w:ind w:left="0" w:right="0" w:firstLine="0" w:leftChars="0" w:rightChars="0" w:firstLineChars="0"/>
+              <w:ind w:left="0" w:leftChars="0" w:right="0" w:rightChars="0" w:firstLine="0" w:firstLineChars="0"/>
               <w:jc w:val="center"/>
               <w:textAlignment w:val="baseline"/>
             </w:pPr>
@@ -6613,8 +6747,8 @@
           <w:tcPr>
             <w:tcW w:w="1580" w:type="dxa"/>
             <w:tcBorders>
-              <w:top w:val="single" w:sz="4" w:space="0" w:color="auto"/>
-              <w:left w:val="single" w:sz="4" w:space="0" w:color="auto"/>
+              <w:top w:val="single" w:color="auto" w:sz="4" w:space="0"/>
+              <w:left w:val="single" w:color="auto" w:sz="4" w:space="0"/>
               <w:bottom w:val="nil"/>
               <w:right w:val="nil"/>
             </w:tcBorders>
@@ -6628,7 +6762,7 @@
           </w:tcPr>
           <w:p>
             <w:pPr>
-              <w:pStyle w:val="a2"/>
+              <w:pStyle w:val="30"/>
               <w:keepNext w:val="0"/>
               <w:keepLines w:val="0"/>
               <w:pageBreakBefore w:val="0"/>
@@ -6643,7 +6777,7 @@
               <w:adjustRightInd w:val="0"/>
               <w:snapToGrid w:val="0"/>
               <w:spacing w:line="240" w:lineRule="auto"/>
-              <w:ind w:left="0" w:right="0" w:firstLine="0" w:leftChars="0" w:rightChars="0" w:firstLineChars="0"/>
+              <w:ind w:left="0" w:leftChars="0" w:right="0" w:rightChars="0" w:firstLine="0" w:firstLineChars="0"/>
               <w:jc w:val="left"/>
               <w:textAlignment w:val="baseline"/>
             </w:pPr>
@@ -6656,8 +6790,8 @@
           <w:tcPr>
             <w:tcW w:w="1580" w:type="dxa"/>
             <w:tcBorders>
-              <w:top w:val="single" w:sz="4" w:space="0" w:color="auto"/>
-              <w:left w:val="single" w:sz="4" w:space="0" w:color="auto"/>
+              <w:top w:val="single" w:color="auto" w:sz="4" w:space="0"/>
+              <w:left w:val="single" w:color="auto" w:sz="4" w:space="0"/>
               <w:bottom w:val="nil"/>
               <w:right w:val="nil"/>
             </w:tcBorders>
@@ -6671,7 +6805,7 @@
           </w:tcPr>
           <w:p>
             <w:pPr>
-              <w:pStyle w:val="a2"/>
+              <w:pStyle w:val="30"/>
               <w:keepNext w:val="0"/>
               <w:keepLines w:val="0"/>
               <w:pageBreakBefore w:val="0"/>
@@ -6686,7 +6820,7 @@
               <w:adjustRightInd w:val="0"/>
               <w:snapToGrid w:val="0"/>
               <w:spacing w:line="240" w:lineRule="auto"/>
-              <w:ind w:left="0" w:right="0" w:firstLine="0" w:leftChars="0" w:rightChars="0" w:firstLineChars="0"/>
+              <w:ind w:left="0" w:leftChars="0" w:right="0" w:rightChars="0" w:firstLine="0" w:firstLineChars="0"/>
               <w:jc w:val="left"/>
               <w:textAlignment w:val="baseline"/>
             </w:pPr>
@@ -6699,8 +6833,8 @@
           <w:tcPr>
             <w:tcW w:w="0" w:type="auto"/>
             <w:tcBorders>
-              <w:top w:val="single" w:sz="4" w:space="0" w:color="auto"/>
-              <w:left w:val="single" w:sz="4" w:space="0" w:color="auto"/>
+              <w:top w:val="single" w:color="auto" w:sz="4" w:space="0"/>
+              <w:left w:val="single" w:color="auto" w:sz="4" w:space="0"/>
               <w:bottom w:val="nil"/>
               <w:right w:val="nil"/>
             </w:tcBorders>
@@ -6714,7 +6848,7 @@
           </w:tcPr>
           <w:p>
             <w:pPr>
-              <w:pStyle w:val="a2"/>
+              <w:pStyle w:val="30"/>
               <w:keepNext w:val="0"/>
               <w:keepLines w:val="0"/>
               <w:pageBreakBefore w:val="0"/>
@@ -6729,7 +6863,7 @@
               <w:adjustRightInd w:val="0"/>
               <w:snapToGrid w:val="0"/>
               <w:spacing w:line="240" w:lineRule="auto"/>
-              <w:ind w:left="0" w:right="0" w:firstLine="0" w:leftChars="0" w:rightChars="0" w:firstLineChars="0"/>
+              <w:ind w:left="0" w:leftChars="0" w:right="0" w:rightChars="0" w:firstLine="0" w:firstLineChars="0"/>
               <w:jc w:val="left"/>
               <w:textAlignment w:val="baseline"/>
             </w:pPr>
@@ -6742,10 +6876,10 @@
           <w:tcPr>
             <w:tcW w:w="1575" w:type="dxa"/>
             <w:tcBorders>
-              <w:top w:val="single" w:sz="4" w:space="0" w:color="auto"/>
-              <w:left w:val="single" w:sz="4" w:space="0" w:color="auto"/>
+              <w:top w:val="single" w:color="auto" w:sz="4" w:space="0"/>
+              <w:left w:val="single" w:color="auto" w:sz="4" w:space="0"/>
               <w:bottom w:val="nil"/>
-              <w:right w:val="single" w:sz="12" w:space="0" w:color="auto"/>
+              <w:right w:val="single" w:color="auto" w:sz="12" w:space="0"/>
             </w:tcBorders>
             <w:tcMar>
               <w:top w:w="60" w:type="dxa"/>
@@ -6757,7 +6891,7 @@
           </w:tcPr>
           <w:p>
             <w:pPr>
-              <w:pStyle w:val="a2"/>
+              <w:pStyle w:val="30"/>
               <w:keepNext w:val="0"/>
               <w:keepLines w:val="0"/>
               <w:pageBreakBefore w:val="0"/>
@@ -6772,7 +6906,7 @@
               <w:adjustRightInd w:val="0"/>
               <w:snapToGrid w:val="0"/>
               <w:spacing w:line="240" w:lineRule="auto"/>
-              <w:ind w:left="0" w:right="0" w:firstLine="0" w:leftChars="0" w:rightChars="0" w:firstLineChars="0"/>
+              <w:ind w:left="0" w:leftChars="0" w:right="0" w:rightChars="0" w:firstLine="0" w:firstLineChars="0"/>
               <w:jc w:val="left"/>
               <w:textAlignment w:val="baseline"/>
             </w:pPr>
@@ -6784,8 +6918,14 @@
       </w:tr>
       <w:tr>
         <w:tblPrEx>
-          <w:tblW w:w="8756" w:type="dxa"/>
-          <w:jc w:val="center"/>
+          <w:tblBorders>
+            <w:top w:val="none" w:color="auto" w:sz="0" w:space="0"/>
+            <w:left w:val="none" w:color="auto" w:sz="0" w:space="0"/>
+            <w:bottom w:val="none" w:color="auto" w:sz="0" w:space="0"/>
+            <w:right w:val="none" w:color="auto" w:sz="0" w:space="0"/>
+            <w:insideH w:val="none" w:color="auto" w:sz="0" w:space="0"/>
+            <w:insideV w:val="none" w:color="auto" w:sz="0" w:space="0"/>
+          </w:tblBorders>
           <w:tblCellMar>
             <w:top w:w="0" w:type="dxa"/>
             <w:left w:w="10" w:type="dxa"/>
@@ -6794,15 +6934,15 @@
           </w:tblCellMar>
         </w:tblPrEx>
         <w:trPr>
-          <w:trHeight w:val="0"/>
+          <w:trHeight w:val="0" w:hRule="atLeast"/>
           <w:jc w:val="center"/>
         </w:trPr>
         <w:tc>
           <w:tcPr>
             <w:tcW w:w="621" w:type="dxa"/>
             <w:tcBorders>
-              <w:top w:val="single" w:sz="4" w:space="0" w:color="auto"/>
-              <w:left w:val="single" w:sz="12" w:space="0" w:color="auto"/>
+              <w:top w:val="single" w:color="auto" w:sz="4" w:space="0"/>
+              <w:left w:val="single" w:color="auto" w:sz="12" w:space="0"/>
               <w:bottom w:val="nil"/>
               <w:right w:val="nil"/>
             </w:tcBorders>
@@ -6816,7 +6956,7 @@
           </w:tcPr>
           <w:p>
             <w:pPr>
-              <w:pStyle w:val="a2"/>
+              <w:pStyle w:val="30"/>
               <w:keepNext w:val="0"/>
               <w:keepLines w:val="0"/>
               <w:pageBreakBefore w:val="0"/>
@@ -6831,7 +6971,7 @@
               <w:adjustRightInd w:val="0"/>
               <w:snapToGrid w:val="0"/>
               <w:spacing w:line="240" w:lineRule="auto"/>
-              <w:ind w:left="0" w:right="0" w:firstLine="0" w:leftChars="0" w:rightChars="0" w:firstLineChars="0"/>
+              <w:ind w:left="0" w:leftChars="0" w:right="0" w:rightChars="0" w:firstLine="0" w:firstLineChars="0"/>
               <w:jc w:val="center"/>
               <w:textAlignment w:val="baseline"/>
             </w:pPr>
@@ -6844,8 +6984,8 @@
           <w:tcPr>
             <w:tcW w:w="0" w:type="auto"/>
             <w:tcBorders>
-              <w:top w:val="single" w:sz="4" w:space="0" w:color="auto"/>
-              <w:left w:val="single" w:sz="4" w:space="0" w:color="auto"/>
+              <w:top w:val="single" w:color="auto" w:sz="4" w:space="0"/>
+              <w:left w:val="single" w:color="auto" w:sz="4" w:space="0"/>
               <w:bottom w:val="nil"/>
               <w:right w:val="nil"/>
             </w:tcBorders>
@@ -6859,7 +6999,7 @@
           </w:tcPr>
           <w:p>
             <w:pPr>
-              <w:pStyle w:val="a2"/>
+              <w:pStyle w:val="30"/>
               <w:keepNext w:val="0"/>
               <w:keepLines w:val="0"/>
               <w:pageBreakBefore w:val="0"/>
@@ -6874,7 +7014,7 @@
               <w:adjustRightInd w:val="0"/>
               <w:snapToGrid w:val="0"/>
               <w:spacing w:line="240" w:lineRule="auto"/>
-              <w:ind w:left="0" w:right="0" w:firstLine="0" w:leftChars="0" w:rightChars="0" w:firstLineChars="0"/>
+              <w:ind w:left="0" w:leftChars="0" w:right="0" w:rightChars="0" w:firstLine="0" w:firstLineChars="0"/>
               <w:jc w:val="center"/>
               <w:textAlignment w:val="baseline"/>
             </w:pPr>
@@ -6887,8 +7027,8 @@
           <w:tcPr>
             <w:tcW w:w="1580" w:type="dxa"/>
             <w:tcBorders>
-              <w:top w:val="single" w:sz="4" w:space="0" w:color="auto"/>
-              <w:left w:val="single" w:sz="4" w:space="0" w:color="auto"/>
+              <w:top w:val="single" w:color="auto" w:sz="4" w:space="0"/>
+              <w:left w:val="single" w:color="auto" w:sz="4" w:space="0"/>
               <w:bottom w:val="nil"/>
               <w:right w:val="nil"/>
             </w:tcBorders>
@@ -6902,7 +7042,7 @@
           </w:tcPr>
           <w:p>
             <w:pPr>
-              <w:pStyle w:val="a2"/>
+              <w:pStyle w:val="30"/>
               <w:keepNext w:val="0"/>
               <w:keepLines w:val="0"/>
               <w:pageBreakBefore w:val="0"/>
@@ -6917,7 +7057,7 @@
               <w:adjustRightInd w:val="0"/>
               <w:snapToGrid w:val="0"/>
               <w:spacing w:line="240" w:lineRule="auto"/>
-              <w:ind w:left="0" w:right="0" w:firstLine="0" w:leftChars="0" w:rightChars="0" w:firstLineChars="0"/>
+              <w:ind w:left="0" w:leftChars="0" w:right="0" w:rightChars="0" w:firstLine="0" w:firstLineChars="0"/>
               <w:jc w:val="left"/>
               <w:textAlignment w:val="baseline"/>
             </w:pPr>
@@ -6930,8 +7070,8 @@
           <w:tcPr>
             <w:tcW w:w="1580" w:type="dxa"/>
             <w:tcBorders>
-              <w:top w:val="single" w:sz="4" w:space="0" w:color="auto"/>
-              <w:left w:val="single" w:sz="4" w:space="0" w:color="auto"/>
+              <w:top w:val="single" w:color="auto" w:sz="4" w:space="0"/>
+              <w:left w:val="single" w:color="auto" w:sz="4" w:space="0"/>
               <w:bottom w:val="nil"/>
               <w:right w:val="nil"/>
             </w:tcBorders>
@@ -6945,7 +7085,7 @@
           </w:tcPr>
           <w:p>
             <w:pPr>
-              <w:pStyle w:val="a2"/>
+              <w:pStyle w:val="30"/>
               <w:keepNext w:val="0"/>
               <w:keepLines w:val="0"/>
               <w:pageBreakBefore w:val="0"/>
@@ -6960,7 +7100,7 @@
               <w:adjustRightInd w:val="0"/>
               <w:snapToGrid w:val="0"/>
               <w:spacing w:line="240" w:lineRule="auto"/>
-              <w:ind w:left="0" w:right="0" w:firstLine="0" w:leftChars="0" w:rightChars="0" w:firstLineChars="0"/>
+              <w:ind w:left="0" w:leftChars="0" w:right="0" w:rightChars="0" w:firstLine="0" w:firstLineChars="0"/>
               <w:jc w:val="left"/>
               <w:textAlignment w:val="baseline"/>
             </w:pPr>
@@ -6973,8 +7113,8 @@
           <w:tcPr>
             <w:tcW w:w="0" w:type="auto"/>
             <w:tcBorders>
-              <w:top w:val="single" w:sz="4" w:space="0" w:color="auto"/>
-              <w:left w:val="single" w:sz="4" w:space="0" w:color="auto"/>
+              <w:top w:val="single" w:color="auto" w:sz="4" w:space="0"/>
+              <w:left w:val="single" w:color="auto" w:sz="4" w:space="0"/>
               <w:bottom w:val="nil"/>
               <w:right w:val="nil"/>
             </w:tcBorders>
@@ -6988,7 +7128,7 @@
           </w:tcPr>
           <w:p>
             <w:pPr>
-              <w:pStyle w:val="a2"/>
+              <w:pStyle w:val="30"/>
               <w:keepNext w:val="0"/>
               <w:keepLines w:val="0"/>
               <w:pageBreakBefore w:val="0"/>
@@ -7003,7 +7143,7 @@
               <w:adjustRightInd w:val="0"/>
               <w:snapToGrid w:val="0"/>
               <w:spacing w:line="240" w:lineRule="auto"/>
-              <w:ind w:left="0" w:right="0" w:firstLine="0" w:leftChars="0" w:rightChars="0" w:firstLineChars="0"/>
+              <w:ind w:left="0" w:leftChars="0" w:right="0" w:rightChars="0" w:firstLine="0" w:firstLineChars="0"/>
               <w:jc w:val="left"/>
               <w:textAlignment w:val="baseline"/>
             </w:pPr>
@@ -7016,10 +7156,10 @@
           <w:tcPr>
             <w:tcW w:w="1575" w:type="dxa"/>
             <w:tcBorders>
-              <w:top w:val="single" w:sz="4" w:space="0" w:color="auto"/>
-              <w:left w:val="single" w:sz="4" w:space="0" w:color="auto"/>
+              <w:top w:val="single" w:color="auto" w:sz="4" w:space="0"/>
+              <w:left w:val="single" w:color="auto" w:sz="4" w:space="0"/>
               <w:bottom w:val="nil"/>
-              <w:right w:val="single" w:sz="12" w:space="0" w:color="auto"/>
+              <w:right w:val="single" w:color="auto" w:sz="12" w:space="0"/>
             </w:tcBorders>
             <w:tcMar>
               <w:top w:w="60" w:type="dxa"/>
@@ -7031,7 +7171,7 @@
           </w:tcPr>
           <w:p>
             <w:pPr>
-              <w:pStyle w:val="a2"/>
+              <w:pStyle w:val="30"/>
               <w:keepNext w:val="0"/>
               <w:keepLines w:val="0"/>
               <w:pageBreakBefore w:val="0"/>
@@ -7046,7 +7186,7 @@
               <w:adjustRightInd w:val="0"/>
               <w:snapToGrid w:val="0"/>
               <w:spacing w:line="240" w:lineRule="auto"/>
-              <w:ind w:left="0" w:right="0" w:firstLine="0" w:leftChars="0" w:rightChars="0" w:firstLineChars="0"/>
+              <w:ind w:left="0" w:leftChars="0" w:right="0" w:rightChars="0" w:firstLine="0" w:firstLineChars="0"/>
               <w:jc w:val="left"/>
               <w:textAlignment w:val="baseline"/>
             </w:pPr>
@@ -7058,8 +7198,14 @@
       </w:tr>
       <w:tr>
         <w:tblPrEx>
-          <w:tblW w:w="8756" w:type="dxa"/>
-          <w:jc w:val="center"/>
+          <w:tblBorders>
+            <w:top w:val="none" w:color="auto" w:sz="0" w:space="0"/>
+            <w:left w:val="none" w:color="auto" w:sz="0" w:space="0"/>
+            <w:bottom w:val="none" w:color="auto" w:sz="0" w:space="0"/>
+            <w:right w:val="none" w:color="auto" w:sz="0" w:space="0"/>
+            <w:insideH w:val="none" w:color="auto" w:sz="0" w:space="0"/>
+            <w:insideV w:val="none" w:color="auto" w:sz="0" w:space="0"/>
+          </w:tblBorders>
           <w:tblCellMar>
             <w:top w:w="0" w:type="dxa"/>
             <w:left w:w="10" w:type="dxa"/>
@@ -7068,16 +7214,16 @@
           </w:tblCellMar>
         </w:tblPrEx>
         <w:trPr>
-          <w:trHeight w:val="0"/>
+          <w:trHeight w:val="0" w:hRule="atLeast"/>
           <w:jc w:val="center"/>
         </w:trPr>
         <w:tc>
           <w:tcPr>
             <w:tcW w:w="621" w:type="dxa"/>
             <w:tcBorders>
-              <w:top w:val="single" w:sz="4" w:space="0" w:color="auto"/>
-              <w:left w:val="single" w:sz="12" w:space="0" w:color="auto"/>
-              <w:bottom w:val="single" w:sz="12" w:space="0" w:color="auto"/>
+              <w:top w:val="single" w:color="auto" w:sz="4" w:space="0"/>
+              <w:left w:val="single" w:color="auto" w:sz="12" w:space="0"/>
+              <w:bottom w:val="single" w:color="auto" w:sz="12" w:space="0"/>
               <w:right w:val="nil"/>
             </w:tcBorders>
             <w:tcMar>
@@ -7090,7 +7236,7 @@
           </w:tcPr>
           <w:p>
             <w:pPr>
-              <w:pStyle w:val="a2"/>
+              <w:pStyle w:val="30"/>
               <w:keepNext w:val="0"/>
               <w:keepLines w:val="0"/>
               <w:pageBreakBefore w:val="0"/>
@@ -7105,7 +7251,7 @@
               <w:adjustRightInd w:val="0"/>
               <w:snapToGrid w:val="0"/>
               <w:spacing w:line="240" w:lineRule="auto"/>
-              <w:ind w:left="0" w:right="0" w:firstLine="0" w:leftChars="0" w:rightChars="0" w:firstLineChars="0"/>
+              <w:ind w:left="0" w:leftChars="0" w:right="0" w:rightChars="0" w:firstLine="0" w:firstLineChars="0"/>
               <w:jc w:val="center"/>
               <w:textAlignment w:val="baseline"/>
             </w:pPr>
@@ -7118,9 +7264,9 @@
           <w:tcPr>
             <w:tcW w:w="1700" w:type="dxa"/>
             <w:tcBorders>
-              <w:top w:val="single" w:sz="4" w:space="0" w:color="auto"/>
-              <w:left w:val="single" w:sz="4" w:space="0" w:color="auto"/>
-              <w:bottom w:val="single" w:sz="12" w:space="0" w:color="auto"/>
+              <w:top w:val="single" w:color="auto" w:sz="4" w:space="0"/>
+              <w:left w:val="single" w:color="auto" w:sz="4" w:space="0"/>
+              <w:bottom w:val="single" w:color="auto" w:sz="12" w:space="0"/>
               <w:right w:val="nil"/>
             </w:tcBorders>
             <w:tcMar>
@@ -7133,7 +7279,7 @@
           </w:tcPr>
           <w:p>
             <w:pPr>
-              <w:pStyle w:val="a2"/>
+              <w:pStyle w:val="30"/>
               <w:keepNext w:val="0"/>
               <w:keepLines w:val="0"/>
               <w:pageBreakBefore w:val="0"/>
@@ -7148,7 +7294,7 @@
               <w:adjustRightInd w:val="0"/>
               <w:snapToGrid w:val="0"/>
               <w:spacing w:line="240" w:lineRule="auto"/>
-              <w:ind w:left="0" w:right="0" w:firstLine="0" w:leftChars="0" w:rightChars="0" w:firstLineChars="0"/>
+              <w:ind w:left="0" w:leftChars="0" w:right="0" w:rightChars="0" w:firstLine="0" w:firstLineChars="0"/>
               <w:jc w:val="center"/>
               <w:textAlignment w:val="baseline"/>
             </w:pPr>
@@ -7161,9 +7307,9 @@
           <w:tcPr>
             <w:tcW w:w="1580" w:type="dxa"/>
             <w:tcBorders>
-              <w:top w:val="single" w:sz="4" w:space="0" w:color="auto"/>
-              <w:left w:val="single" w:sz="4" w:space="0" w:color="auto"/>
-              <w:bottom w:val="single" w:sz="12" w:space="0" w:color="auto"/>
+              <w:top w:val="single" w:color="auto" w:sz="4" w:space="0"/>
+              <w:left w:val="single" w:color="auto" w:sz="4" w:space="0"/>
+              <w:bottom w:val="single" w:color="auto" w:sz="12" w:space="0"/>
               <w:right w:val="nil"/>
             </w:tcBorders>
             <w:tcMar>
@@ -7176,7 +7322,7 @@
           </w:tcPr>
           <w:p>
             <w:pPr>
-              <w:pStyle w:val="a2"/>
+              <w:pStyle w:val="30"/>
               <w:keepNext w:val="0"/>
               <w:keepLines w:val="0"/>
               <w:pageBreakBefore w:val="0"/>
@@ -7191,7 +7337,7 @@
               <w:adjustRightInd w:val="0"/>
               <w:snapToGrid w:val="0"/>
               <w:spacing w:line="240" w:lineRule="auto"/>
-              <w:ind w:left="0" w:right="0" w:firstLine="0" w:leftChars="0" w:rightChars="0" w:firstLineChars="0"/>
+              <w:ind w:left="0" w:leftChars="0" w:right="0" w:rightChars="0" w:firstLine="0" w:firstLineChars="0"/>
               <w:jc w:val="left"/>
               <w:textAlignment w:val="baseline"/>
             </w:pPr>
@@ -7204,9 +7350,9 @@
           <w:tcPr>
             <w:tcW w:w="1580" w:type="dxa"/>
             <w:tcBorders>
-              <w:top w:val="single" w:sz="4" w:space="0" w:color="auto"/>
-              <w:left w:val="single" w:sz="4" w:space="0" w:color="auto"/>
-              <w:bottom w:val="single" w:sz="12" w:space="0" w:color="auto"/>
+              <w:top w:val="single" w:color="auto" w:sz="4" w:space="0"/>
+              <w:left w:val="single" w:color="auto" w:sz="4" w:space="0"/>
+              <w:bottom w:val="single" w:color="auto" w:sz="12" w:space="0"/>
               <w:right w:val="nil"/>
             </w:tcBorders>
             <w:tcMar>
@@ -7219,7 +7365,7 @@
           </w:tcPr>
           <w:p>
             <w:pPr>
-              <w:pStyle w:val="a2"/>
+              <w:pStyle w:val="30"/>
               <w:keepNext w:val="0"/>
               <w:keepLines w:val="0"/>
               <w:pageBreakBefore w:val="0"/>
@@ -7234,7 +7380,7 @@
               <w:adjustRightInd w:val="0"/>
               <w:snapToGrid w:val="0"/>
               <w:spacing w:line="240" w:lineRule="auto"/>
-              <w:ind w:left="0" w:right="0" w:firstLine="0" w:leftChars="0" w:rightChars="0" w:firstLineChars="0"/>
+              <w:ind w:left="0" w:leftChars="0" w:right="0" w:rightChars="0" w:firstLine="0" w:firstLineChars="0"/>
               <w:jc w:val="left"/>
               <w:textAlignment w:val="baseline"/>
             </w:pPr>
@@ -7247,9 +7393,9 @@
           <w:tcPr>
             <w:tcW w:w="1700" w:type="dxa"/>
             <w:tcBorders>
-              <w:top w:val="single" w:sz="4" w:space="0" w:color="auto"/>
-              <w:left w:val="single" w:sz="4" w:space="0" w:color="auto"/>
-              <w:bottom w:val="single" w:sz="12" w:space="0" w:color="auto"/>
+              <w:top w:val="single" w:color="auto" w:sz="4" w:space="0"/>
+              <w:left w:val="single" w:color="auto" w:sz="4" w:space="0"/>
+              <w:bottom w:val="single" w:color="auto" w:sz="12" w:space="0"/>
               <w:right w:val="nil"/>
             </w:tcBorders>
             <w:tcMar>
@@ -7262,7 +7408,7 @@
           </w:tcPr>
           <w:p>
             <w:pPr>
-              <w:pStyle w:val="a2"/>
+              <w:pStyle w:val="30"/>
               <w:keepNext w:val="0"/>
               <w:keepLines w:val="0"/>
               <w:pageBreakBefore w:val="0"/>
@@ -7277,7 +7423,7 @@
               <w:adjustRightInd w:val="0"/>
               <w:snapToGrid w:val="0"/>
               <w:spacing w:line="240" w:lineRule="auto"/>
-              <w:ind w:left="0" w:right="0" w:firstLine="0" w:leftChars="0" w:rightChars="0" w:firstLineChars="0"/>
+              <w:ind w:left="0" w:leftChars="0" w:right="0" w:rightChars="0" w:firstLine="0" w:firstLineChars="0"/>
               <w:jc w:val="left"/>
               <w:textAlignment w:val="baseline"/>
             </w:pPr>
@@ -7290,10 +7436,10 @@
           <w:tcPr>
             <w:tcW w:w="1575" w:type="dxa"/>
             <w:tcBorders>
-              <w:top w:val="single" w:sz="4" w:space="0" w:color="auto"/>
-              <w:left w:val="single" w:sz="4" w:space="0" w:color="auto"/>
-              <w:bottom w:val="single" w:sz="12" w:space="0" w:color="auto"/>
-              <w:right w:val="single" w:sz="12" w:space="0" w:color="auto"/>
+              <w:top w:val="single" w:color="auto" w:sz="4" w:space="0"/>
+              <w:left w:val="single" w:color="auto" w:sz="4" w:space="0"/>
+              <w:bottom w:val="single" w:color="auto" w:sz="12" w:space="0"/>
+              <w:right w:val="single" w:color="auto" w:sz="12" w:space="0"/>
             </w:tcBorders>
             <w:tcMar>
               <w:top w:w="60" w:type="dxa"/>
@@ -7305,7 +7451,7 @@
           </w:tcPr>
           <w:p>
             <w:pPr>
-              <w:pStyle w:val="a2"/>
+              <w:pStyle w:val="30"/>
               <w:keepNext w:val="0"/>
               <w:keepLines w:val="0"/>
               <w:pageBreakBefore w:val="0"/>
@@ -7320,7 +7466,7 @@
               <w:adjustRightInd w:val="0"/>
               <w:snapToGrid w:val="0"/>
               <w:spacing w:line="240" w:lineRule="auto"/>
-              <w:ind w:left="0" w:right="0" w:firstLine="0" w:leftChars="0" w:rightChars="0" w:firstLineChars="0"/>
+              <w:ind w:left="0" w:leftChars="0" w:right="0" w:rightChars="0" w:firstLine="0" w:firstLineChars="0"/>
               <w:jc w:val="left"/>
               <w:textAlignment w:val="baseline"/>
             </w:pPr>
@@ -7333,7 +7479,7 @@
     </w:tbl>
     <w:p>
       <w:pPr>
-        <w:pStyle w:val="1"/>
+        <w:pStyle w:val="29"/>
         <w:keepNext w:val="0"/>
         <w:keepLines w:val="0"/>
         <w:pageBreakBefore w:val="0"/>
@@ -7349,23 +7495,23 @@
         <w:snapToGrid w:val="0"/>
         <w:textAlignment w:val="baseline"/>
       </w:pPr>
+      <w:bookmarkStart w:id="24" w:name="_Toc3261"/>
       <w:bookmarkStart w:id="25" w:name="heading_13"/>
-      <w:bookmarkStart w:id="26" w:name="_Toc3261"/>
       <w:r>
         <w:t>附则</w:t>
       </w:r>
+      <w:bookmarkEnd w:id="24"/>
       <w:bookmarkEnd w:id="25"/>
-      <w:bookmarkEnd w:id="26"/>
     </w:p>
     <w:p>
       <w:pPr>
-        <w:pStyle w:val="a4"/>
+        <w:pStyle w:val="41"/>
         <w:numPr>
           <w:ilvl w:val="0"/>
           <w:numId w:val="7"/>
         </w:numPr>
         <w:bidi w:val="0"/>
-        <w:ind w:left="425" w:hanging="425" w:leftChars="0" w:firstLineChars="0"/>
+        <w:ind w:left="425" w:leftChars="0" w:hanging="425" w:firstLineChars="0"/>
       </w:pPr>
       <w:r>
         <w:t>本计划自发布之日起执行，由质量管理部负责解释与修订。</w:t>
@@ -7373,13 +7519,13 @@
     </w:p>
     <w:p>
       <w:pPr>
-        <w:pStyle w:val="a4"/>
+        <w:pStyle w:val="41"/>
         <w:numPr>
           <w:ilvl w:val="0"/>
           <w:numId w:val="7"/>
         </w:numPr>
         <w:bidi w:val="0"/>
-        <w:ind w:left="425" w:hanging="425" w:leftChars="0" w:firstLineChars="0"/>
+        <w:ind w:left="425" w:leftChars="0" w:hanging="425" w:firstLineChars="0"/>
       </w:pPr>
       <w:r>
         <w:t>各相关部门应根据本计划制定具体实施方案。</w:t>
@@ -7387,13 +7533,13 @@
     </w:p>
     <w:p>
       <w:pPr>
-        <w:pStyle w:val="a4"/>
+        <w:pStyle w:val="41"/>
         <w:numPr>
           <w:ilvl w:val="0"/>
           <w:numId w:val="7"/>
         </w:numPr>
         <w:bidi w:val="0"/>
-        <w:ind w:left="425" w:hanging="425" w:leftChars="0" w:firstLineChars="0"/>
+        <w:ind w:left="425" w:leftChars="0" w:hanging="425" w:firstLineChars="0"/>
       </w:pPr>
       <w:r>
         <w:t>本计划执行情况将纳入部门负责人年度绩效考核。</w:t>
@@ -7401,7 +7547,7 @@
     </w:p>
     <w:p>
       <w:pPr>
-        <w:pStyle w:val="a2"/>
+        <w:pStyle w:val="30"/>
         <w:keepNext w:val="0"/>
         <w:keepLines w:val="0"/>
         <w:pageBreakBefore w:val="0"/>
@@ -7415,7 +7561,7 @@
         <w:bidi w:val="0"/>
         <w:adjustRightInd w:val="0"/>
         <w:snapToGrid w:val="0"/>
-        <w:ind w:left="0" w:firstLine="0" w:leftChars="0" w:firstLineChars="0"/>
+        <w:ind w:left="0" w:leftChars="0" w:firstLine="0" w:firstLineChars="0"/>
         <w:textAlignment w:val="baseline"/>
         <w:rPr>
           <w:rFonts w:hint="default"/>
@@ -7424,23 +7570,73 @@
       </w:pPr>
     </w:p>
     <w:sectPr>
-      <w:headerReference w:type="default" r:id="rId7"/>
+      <w:headerReference r:id="rId5" w:type="default"/>
       <w:pgSz w:w="11906" w:h="16838"/>
       <w:pgMar w:top="1417" w:right="1800" w:bottom="1440" w:left="1800" w:header="1140" w:footer="992" w:gutter="0"/>
-      <w:cols w:num="1" w:space="425"/>
+      <w:cols w:space="425" w:num="1"/>
       <w:docGrid w:type="lines" w:linePitch="312" w:charSpace="0"/>
     </w:sectPr>
   </w:body>
 </w:document>
 </file>
 
+<file path=word/endnotes.xml><?xml version="1.0" encoding="utf-8"?>
+<w:endnotes xmlns:wpc="http://schemas.microsoft.com/office/word/2010/wordprocessingCanvas" xmlns:mc="http://schemas.openxmlformats.org/markup-compatibility/2006" xmlns:o="urn:schemas-microsoft-com:office:office" xmlns:r="http://schemas.openxmlformats.org/officeDocument/2006/relationships" xmlns:m="http://schemas.openxmlformats.org/officeDocument/2006/math" xmlns:v="urn:schemas-microsoft-com:vml" xmlns:wp14="http://schemas.microsoft.com/office/word/2010/wordprocessingDrawing" xmlns:wp="http://schemas.openxmlformats.org/drawingml/2006/wordprocessingDrawing" xmlns:w="http://schemas.openxmlformats.org/wordprocessingml/2006/main" xmlns:w14="http://schemas.microsoft.com/office/word/2010/wordml" xmlns:w15="http://schemas.microsoft.com/office/word/2012/wordml" xmlns:w10="urn:schemas-microsoft-com:office:word" xmlns:wpg="http://schemas.microsoft.com/office/word/2010/wordprocessingGroup" xmlns:wpi="http://schemas.microsoft.com/office/word/2010/wordprocessingInk" xmlns:wne="http://schemas.microsoft.com/office/word/2006/wordml" xmlns:wps="http://schemas.microsoft.com/office/word/2010/wordprocessingShape" xmlns:wpsCustomData="http://www.wps.cn/officeDocument/2013/wpsCustomData" mc:Ignorable="w14 w15 wp14">
+  <w:endnote w:type="separator" w:id="0">
+    <w:p>
+      <w:pPr>
+        <w:spacing w:line="240" w:lineRule="auto"/>
+      </w:pPr>
+      <w:r>
+        <w:separator/>
+      </w:r>
+    </w:p>
+  </w:endnote>
+  <w:endnote w:type="continuationSeparator" w:id="1">
+    <w:p>
+      <w:pPr>
+        <w:spacing w:line="240" w:lineRule="auto"/>
+      </w:pPr>
+      <w:r>
+        <w:continuationSeparator/>
+      </w:r>
+    </w:p>
+  </w:endnote>
+</w:endnotes>
+</file>
+
+<file path=word/footnotes.xml><?xml version="1.0" encoding="utf-8"?>
+<w:footnotes xmlns:wpc="http://schemas.microsoft.com/office/word/2010/wordprocessingCanvas" xmlns:mc="http://schemas.openxmlformats.org/markup-compatibility/2006" xmlns:o="urn:schemas-microsoft-com:office:office" xmlns:r="http://schemas.openxmlformats.org/officeDocument/2006/relationships" xmlns:m="http://schemas.openxmlformats.org/officeDocument/2006/math" xmlns:v="urn:schemas-microsoft-com:vml" xmlns:wp14="http://schemas.microsoft.com/office/word/2010/wordprocessingDrawing" xmlns:wp="http://schemas.openxmlformats.org/drawingml/2006/wordprocessingDrawing" xmlns:w="http://schemas.openxmlformats.org/wordprocessingml/2006/main" xmlns:w14="http://schemas.microsoft.com/office/word/2010/wordml" xmlns:w15="http://schemas.microsoft.com/office/word/2012/wordml" xmlns:w10="urn:schemas-microsoft-com:office:word" xmlns:wpg="http://schemas.microsoft.com/office/word/2010/wordprocessingGroup" xmlns:wpi="http://schemas.microsoft.com/office/word/2010/wordprocessingInk" xmlns:wne="http://schemas.microsoft.com/office/word/2006/wordml" xmlns:wps="http://schemas.microsoft.com/office/word/2010/wordprocessingShape" xmlns:wpsCustomData="http://www.wps.cn/officeDocument/2013/wpsCustomData" mc:Ignorable="w14 w15 wp14">
+  <w:footnote w:type="separator" w:id="0">
+    <w:p>
+      <w:pPr>
+        <w:spacing w:line="360" w:lineRule="auto"/>
+      </w:pPr>
+      <w:r>
+        <w:separator/>
+      </w:r>
+    </w:p>
+  </w:footnote>
+  <w:footnote w:type="continuationSeparator" w:id="1">
+    <w:p>
+      <w:pPr>
+        <w:spacing w:line="360" w:lineRule="auto"/>
+      </w:pPr>
+      <w:r>
+        <w:continuationSeparator/>
+      </w:r>
+    </w:p>
+  </w:footnote>
+</w:footnotes>
+</file>
+
 <file path=word/header1.xml><?xml version="1.0" encoding="utf-8"?>
-<w:hdr xmlns:wpc="http://schemas.microsoft.com/office/word/2010/wordprocessingCanvas" xmlns:mc="http://schemas.openxmlformats.org/markup-compatibility/2006" xmlns:o="urn:schemas-microsoft-com:office:office" xmlns:r="http://schemas.openxmlformats.org/officeDocument/2006/relationships" xmlns:m="http://schemas.openxmlformats.org/officeDocument/2006/math" xmlns:v="urn:schemas-microsoft-com:vml" xmlns:wp14="http://schemas.microsoft.com/office/word/2010/wordprocessingDrawing" xmlns:wp="http://schemas.openxmlformats.org/drawingml/2006/wordprocessingDrawing" xmlns:w10="urn:schemas-microsoft-com:office:word" xmlns:w="http://schemas.openxmlformats.org/wordprocessingml/2006/main" xmlns:w14="http://schemas.microsoft.com/office/word/2010/wordml" xmlns:w15="http://schemas.microsoft.com/office/word/2012/wordml" xmlns:wne="http://schemas.microsoft.com/office/word/2006/wordml" xmlns:wpg="http://schemas.microsoft.com/office/word/2010/wordprocessingGroup" xmlns:wpi="http://schemas.microsoft.com/office/word/2010/wordprocessingInk" xmlns:wps="http://schemas.microsoft.com/office/word/2010/wordprocessingShape" mc:Ignorable="w14 w15 wp14">
+<w:hdr xmlns:wpc="http://schemas.microsoft.com/office/word/2010/wordprocessingCanvas" xmlns:mc="http://schemas.openxmlformats.org/markup-compatibility/2006" xmlns:o="urn:schemas-microsoft-com:office:office" xmlns:r="http://schemas.openxmlformats.org/officeDocument/2006/relationships" xmlns:m="http://schemas.openxmlformats.org/officeDocument/2006/math" xmlns:v="urn:schemas-microsoft-com:vml" xmlns:wp14="http://schemas.microsoft.com/office/word/2010/wordprocessingDrawing" xmlns:wp="http://schemas.openxmlformats.org/drawingml/2006/wordprocessingDrawing" xmlns:w10="urn:schemas-microsoft-com:office:word" xmlns:w="http://schemas.openxmlformats.org/wordprocessingml/2006/main" xmlns:w14="http://schemas.microsoft.com/office/word/2010/wordml" xmlns:w15="http://schemas.microsoft.com/office/word/2012/wordml" xmlns:wpg="http://schemas.microsoft.com/office/word/2010/wordprocessingGroup" xmlns:wpi="http://schemas.microsoft.com/office/word/2010/wordprocessingInk" xmlns:wne="http://schemas.microsoft.com/office/word/2006/wordml" xmlns:wps="http://schemas.microsoft.com/office/word/2010/wordprocessingShape" xmlns:wpsCustomData="http://www.wps.cn/officeDocument/2013/wpsCustomData" mc:Ignorable="w14 w15 wp14">
   <w:p>
     <w:pPr>
-      <w:pStyle w:val="Header"/>
+      <w:pStyle w:val="15"/>
       <w:pBdr>
-        <w:bottom w:val="single" w:sz="4" w:space="1" w:color="auto"/>
+        <w:bottom w:val="single" w:color="auto" w:sz="4" w:space="1"/>
       </w:pBdr>
       <w:tabs>
         <w:tab w:val="left" w:pos="335"/>
@@ -7448,27 +7644,27 @@
       </w:tabs>
       <w:jc w:val="right"/>
       <w:rPr>
-        <w:rFonts w:eastAsiaTheme="minorEastAsia" w:hint="eastAsia"/>
+        <w:rFonts w:hint="eastAsia" w:eastAsiaTheme="minorEastAsia"/>
         <w:lang w:eastAsia="zh-CN"/>
       </w:rPr>
     </w:pPr>
     <w:r>
       <w:rPr>
-        <w:rFonts w:eastAsiaTheme="minorEastAsia" w:hint="eastAsia"/>
+        <w:rFonts w:hint="eastAsia" w:eastAsiaTheme="minorEastAsia"/>
         <w:lang w:val="en-US" w:eastAsia="zh-CN"/>
       </w:rPr>
       <w:tab/>
     </w:r>
     <w:r>
       <w:rPr>
-        <w:rFonts w:eastAsiaTheme="minorEastAsia" w:hint="eastAsia"/>
+        <w:rFonts w:hint="eastAsia" w:eastAsiaTheme="minorEastAsia"/>
         <w:lang w:val="en-US" w:eastAsia="zh-CN"/>
       </w:rPr>
       <w:tab/>
     </w:r>
     <w:r>
       <w:rPr>
-        <w:rFonts w:eastAsiaTheme="minorEastAsia" w:hint="eastAsia"/>
+        <w:rFonts w:hint="eastAsia" w:eastAsiaTheme="minorEastAsia"/>
         <w:lang w:val="en-US" w:eastAsia="zh-CN"/>
       </w:rPr>
       <w:t>桐乡华数广电网络有限公司</w:t>
@@ -7478,15 +7674,15 @@
 </file>
 
 <file path=word/numbering.xml><?xml version="1.0" encoding="utf-8"?>
-<w:numbering xmlns:wpc="http://schemas.microsoft.com/office/word/2010/wordprocessingCanvas" xmlns:mc="http://schemas.openxmlformats.org/markup-compatibility/2006" xmlns:o="urn:schemas-microsoft-com:office:office" xmlns:r="http://schemas.openxmlformats.org/officeDocument/2006/relationships" xmlns:m="http://schemas.openxmlformats.org/officeDocument/2006/math" xmlns:v="urn:schemas-microsoft-com:vml" xmlns:wp14="http://schemas.microsoft.com/office/word/2010/wordprocessingDrawing" xmlns:wp="http://schemas.openxmlformats.org/drawingml/2006/wordprocessingDrawing" xmlns:w10="urn:schemas-microsoft-com:office:word" xmlns:w="http://schemas.openxmlformats.org/wordprocessingml/2006/main" xmlns:w14="http://schemas.microsoft.com/office/word/2010/wordml" xmlns:w15="http://schemas.microsoft.com/office/word/2012/wordml" xmlns:wne="http://schemas.microsoft.com/office/word/2006/wordml" xmlns:wpg="http://schemas.microsoft.com/office/word/2010/wordprocessingGroup" xmlns:wpi="http://schemas.microsoft.com/office/word/2010/wordprocessingInk" xmlns:wps="http://schemas.microsoft.com/office/word/2010/wordprocessingShape" mc:Ignorable="w14 w15 wp14">
+<w:numbering xmlns:wpc="http://schemas.microsoft.com/office/word/2010/wordprocessingCanvas" xmlns:mc="http://schemas.openxmlformats.org/markup-compatibility/2006" xmlns:o="urn:schemas-microsoft-com:office:office" xmlns:r="http://schemas.openxmlformats.org/officeDocument/2006/relationships" xmlns:m="http://schemas.openxmlformats.org/officeDocument/2006/math" xmlns:v="urn:schemas-microsoft-com:vml" xmlns:wp14="http://schemas.microsoft.com/office/word/2010/wordprocessingDrawing" xmlns:wp="http://schemas.openxmlformats.org/drawingml/2006/wordprocessingDrawing" xmlns:w10="urn:schemas-microsoft-com:office:word" xmlns:w="http://schemas.openxmlformats.org/wordprocessingml/2006/main" xmlns:w14="http://schemas.microsoft.com/office/word/2010/wordml" xmlns:wpg="http://schemas.microsoft.com/office/word/2010/wordprocessingGroup" xmlns:wpi="http://schemas.microsoft.com/office/word/2010/wordprocessingInk" xmlns:wne="http://schemas.microsoft.com/office/word/2006/wordml" xmlns:wps="http://schemas.microsoft.com/office/word/2010/wordprocessingShape" xmlns:wpsCustomData="http://www.wps.cn/officeDocument/2013/wpsCustomData" mc:Ignorable="w14 wp14">
   <w:abstractNum w:abstractNumId="0">
     <w:nsid w:val="8E964DCE"/>
     <w:multiLevelType w:val="multilevel"/>
     <w:tmpl w:val="8E964DCE"/>
-    <w:lvl w:ilvl="0">
+    <w:lvl w:ilvl="0" w:tentative="0">
       <w:start w:val="1"/>
       <w:numFmt w:val="decimal"/>
-      <w:pStyle w:val="Heading1"/>
+      <w:pStyle w:val="2"/>
       <w:lvlText w:val="%1."/>
       <w:lvlJc w:val="left"/>
       <w:pPr>
@@ -7496,10 +7692,10 @@
         <w:rFonts w:hint="default"/>
       </w:rPr>
     </w:lvl>
-    <w:lvl w:ilvl="1">
+    <w:lvl w:ilvl="1" w:tentative="0">
       <w:start w:val="1"/>
       <w:numFmt w:val="decimal"/>
-      <w:pStyle w:val="Heading2"/>
+      <w:pStyle w:val="3"/>
       <w:lvlText w:val="%1.%2."/>
       <w:lvlJc w:val="left"/>
       <w:pPr>
@@ -7509,10 +7705,10 @@
         <w:rFonts w:hint="default"/>
       </w:rPr>
     </w:lvl>
-    <w:lvl w:ilvl="2">
+    <w:lvl w:ilvl="2" w:tentative="0">
       <w:start w:val="1"/>
       <w:numFmt w:val="decimal"/>
-      <w:pStyle w:val="Heading3"/>
+      <w:pStyle w:val="4"/>
       <w:lvlText w:val="%1.%2.%3."/>
       <w:lvlJc w:val="left"/>
       <w:pPr>
@@ -7522,10 +7718,10 @@
         <w:rFonts w:hint="default"/>
       </w:rPr>
     </w:lvl>
-    <w:lvl w:ilvl="3">
+    <w:lvl w:ilvl="3" w:tentative="0">
       <w:start w:val="1"/>
       <w:numFmt w:val="decimal"/>
-      <w:pStyle w:val="Heading4"/>
+      <w:pStyle w:val="5"/>
       <w:lvlText w:val="%1.%2.%3.%4."/>
       <w:lvlJc w:val="left"/>
       <w:pPr>
@@ -7535,10 +7731,10 @@
         <w:rFonts w:hint="default"/>
       </w:rPr>
     </w:lvl>
-    <w:lvl w:ilvl="4">
+    <w:lvl w:ilvl="4" w:tentative="0">
       <w:start w:val="1"/>
       <w:numFmt w:val="decimal"/>
-      <w:pStyle w:val="Heading5"/>
+      <w:pStyle w:val="6"/>
       <w:lvlText w:val="%1.%2.%3.%4.%5."/>
       <w:lvlJc w:val="left"/>
       <w:pPr>
@@ -7548,10 +7744,10 @@
         <w:rFonts w:hint="default"/>
       </w:rPr>
     </w:lvl>
-    <w:lvl w:ilvl="5">
+    <w:lvl w:ilvl="5" w:tentative="0">
       <w:start w:val="1"/>
       <w:numFmt w:val="decimal"/>
-      <w:pStyle w:val="Heading6"/>
+      <w:pStyle w:val="7"/>
       <w:lvlText w:val="%1.%2.%3.%4.%5.%6."/>
       <w:lvlJc w:val="left"/>
       <w:pPr>
@@ -7561,10 +7757,10 @@
         <w:rFonts w:hint="default"/>
       </w:rPr>
     </w:lvl>
-    <w:lvl w:ilvl="6">
+    <w:lvl w:ilvl="6" w:tentative="0">
       <w:start w:val="1"/>
       <w:numFmt w:val="decimal"/>
-      <w:pStyle w:val="Heading7"/>
+      <w:pStyle w:val="8"/>
       <w:lvlText w:val="%1.%2.%3.%4.%5.%6.%7."/>
       <w:lvlJc w:val="left"/>
       <w:pPr>
@@ -7574,10 +7770,10 @@
         <w:rFonts w:hint="default"/>
       </w:rPr>
     </w:lvl>
-    <w:lvl w:ilvl="7">
+    <w:lvl w:ilvl="7" w:tentative="0">
       <w:start w:val="1"/>
       <w:numFmt w:val="decimal"/>
-      <w:pStyle w:val="Heading8"/>
+      <w:pStyle w:val="9"/>
       <w:lvlText w:val="%1.%2.%3.%4.%5.%6.%7.%8."/>
       <w:lvlJc w:val="left"/>
       <w:pPr>
@@ -7587,10 +7783,10 @@
         <w:rFonts w:hint="default"/>
       </w:rPr>
     </w:lvl>
-    <w:lvl w:ilvl="8">
+    <w:lvl w:ilvl="8" w:tentative="0">
       <w:start w:val="1"/>
       <w:numFmt w:val="decimal"/>
-      <w:pStyle w:val="Heading9"/>
+      <w:pStyle w:val="10"/>
       <w:lvlText w:val="%1.%2.%3.%4.%5.%6.%7.%8.%9."/>
       <w:lvlJc w:val="left"/>
       <w:pPr>
@@ -7605,7 +7801,7 @@
     <w:nsid w:val="942601A3"/>
     <w:multiLevelType w:val="singleLevel"/>
     <w:tmpl w:val="942601A3"/>
-    <w:lvl w:ilvl="0">
+    <w:lvl w:ilvl="0" w:tentative="0">
       <w:start w:val="1"/>
       <w:numFmt w:val="decimal"/>
       <w:lvlText w:val="%1."/>
@@ -7622,7 +7818,7 @@
     <w:nsid w:val="C96ACFCA"/>
     <w:multiLevelType w:val="singleLevel"/>
     <w:tmpl w:val="C96ACFCA"/>
-    <w:lvl w:ilvl="0">
+    <w:lvl w:ilvl="0" w:tentative="0">
       <w:start w:val="1"/>
       <w:numFmt w:val="decimal"/>
       <w:lvlText w:val="%1."/>
@@ -7639,7 +7835,7 @@
     <w:nsid w:val="F2E58DDE"/>
     <w:multiLevelType w:val="singleLevel"/>
     <w:tmpl w:val="F2E58DDE"/>
-    <w:lvl w:ilvl="0">
+    <w:lvl w:ilvl="0" w:tentative="0">
       <w:start w:val="1"/>
       <w:numFmt w:val="decimal"/>
       <w:lvlText w:val="%1."/>
@@ -7656,7 +7852,7 @@
     <w:nsid w:val="3E7B9E6C"/>
     <w:multiLevelType w:val="singleLevel"/>
     <w:tmpl w:val="3E7B9E6C"/>
-    <w:lvl w:ilvl="0">
+    <w:lvl w:ilvl="0" w:tentative="0">
       <w:start w:val="1"/>
       <w:numFmt w:val="decimal"/>
       <w:lvlText w:val="%1."/>
@@ -7673,7 +7869,7 @@
     <w:nsid w:val="4C3054F5"/>
     <w:multiLevelType w:val="singleLevel"/>
     <w:tmpl w:val="4C3054F5"/>
-    <w:lvl w:ilvl="0">
+    <w:lvl w:ilvl="0" w:tentative="0">
       <w:start w:val="1"/>
       <w:numFmt w:val="decimal"/>
       <w:lvlText w:val="%1."/>
@@ -7690,7 +7886,7 @@
     <w:nsid w:val="55598EA2"/>
     <w:multiLevelType w:val="singleLevel"/>
     <w:tmpl w:val="55598EA2"/>
-    <w:lvl w:ilvl="0">
+    <w:lvl w:ilvl="0" w:tentative="0">
       <w:start w:val="1"/>
       <w:numFmt w:val="decimal"/>
       <w:lvlText w:val="%1."/>
@@ -7728,267 +7924,269 @@
 </file>
 
 <file path=word/styles.xml><?xml version="1.0" encoding="utf-8"?>
-<w:styles xmlns:mc="http://schemas.openxmlformats.org/markup-compatibility/2006" xmlns:r="http://schemas.openxmlformats.org/officeDocument/2006/relationships" xmlns:w="http://schemas.openxmlformats.org/wordprocessingml/2006/main" xmlns:w14="http://schemas.microsoft.com/office/word/2010/wordml" xmlns:w15="http://schemas.microsoft.com/office/word/2012/wordml" mc:Ignorable="w14 w15">
+<w:styles xmlns:mc="http://schemas.openxmlformats.org/markup-compatibility/2006" xmlns:o="urn:schemas-microsoft-com:office:office" xmlns:r="http://schemas.openxmlformats.org/officeDocument/2006/relationships" xmlns:m="http://schemas.openxmlformats.org/officeDocument/2006/math" xmlns:v="urn:schemas-microsoft-com:vml" xmlns:w="http://schemas.openxmlformats.org/wordprocessingml/2006/main" xmlns:w14="http://schemas.microsoft.com/office/word/2010/wordml" xmlns:w10="urn:schemas-microsoft-com:office:word" xmlns:sl="http://schemas.openxmlformats.org/schemaLibrary/2006/main" xmlns:wpsCustomData="http://www.wps.cn/officeDocument/2013/wpsCustomData" mc:Ignorable="w14">
   <w:docDefaults>
     <w:rPrDefault>
       <w:rPr>
-        <w:rFonts w:ascii="Times New Roman" w:eastAsia="宋体" w:hAnsi="Times New Roman" w:cs="Times New Roman"/>
+        <w:rFonts w:ascii="Times New Roman" w:hAnsi="Times New Roman" w:eastAsia="宋体" w:cs="Times New Roman"/>
       </w:rPr>
     </w:rPrDefault>
     <w:pPrDefault/>
   </w:docDefaults>
-  <w:latentStyles w:defLockedState="0" w:defUIPriority="99" w:defSemiHidden="1" w:defUnhideWhenUsed="1" w:defQFormat="0" w:count="260">
-    <w:lsdException w:name="Normal" w:semiHidden="0" w:uiPriority="0" w:unhideWhenUsed="0" w:qFormat="1"/>
-    <w:lsdException w:name="heading 1" w:semiHidden="0" w:uiPriority="0" w:unhideWhenUsed="0" w:qFormat="1"/>
-    <w:lsdException w:name="heading 2" w:semiHidden="0" w:uiPriority="0" w:qFormat="1"/>
-    <w:lsdException w:name="heading 3" w:uiPriority="0" w:qFormat="1"/>
-    <w:lsdException w:name="heading 4" w:semiHidden="0" w:uiPriority="0" w:qFormat="1"/>
-    <w:lsdException w:name="heading 5" w:uiPriority="0" w:qFormat="1"/>
-    <w:lsdException w:name="heading 6" w:uiPriority="0" w:qFormat="1"/>
-    <w:lsdException w:name="heading 7" w:uiPriority="0" w:qFormat="1"/>
-    <w:lsdException w:name="heading 8" w:uiPriority="0" w:qFormat="1"/>
-    <w:lsdException w:name="heading 9" w:uiPriority="0" w:qFormat="1"/>
-    <w:lsdException w:name="index 1" w:semiHidden="0" w:uiPriority="0" w:unhideWhenUsed="0"/>
-    <w:lsdException w:name="index 2" w:semiHidden="0" w:uiPriority="0" w:unhideWhenUsed="0"/>
-    <w:lsdException w:name="index 3" w:semiHidden="0" w:uiPriority="0" w:unhideWhenUsed="0"/>
-    <w:lsdException w:name="index 4" w:semiHidden="0" w:uiPriority="0" w:unhideWhenUsed="0"/>
-    <w:lsdException w:name="index 5" w:semiHidden="0" w:uiPriority="0" w:unhideWhenUsed="0"/>
-    <w:lsdException w:name="index 6" w:semiHidden="0" w:uiPriority="0" w:unhideWhenUsed="0"/>
-    <w:lsdException w:name="index 7" w:semiHidden="0" w:uiPriority="0" w:unhideWhenUsed="0"/>
-    <w:lsdException w:name="index 8" w:semiHidden="0" w:uiPriority="0" w:unhideWhenUsed="0"/>
-    <w:lsdException w:name="index 9" w:semiHidden="0" w:uiPriority="0" w:unhideWhenUsed="0"/>
-    <w:lsdException w:name="toc 1" w:semiHidden="0" w:uiPriority="0" w:unhideWhenUsed="0" w:qFormat="1"/>
-    <w:lsdException w:name="toc 2" w:semiHidden="0" w:uiPriority="0" w:unhideWhenUsed="0" w:qFormat="1"/>
-    <w:lsdException w:name="toc 3" w:semiHidden="0" w:uiPriority="0" w:unhideWhenUsed="0" w:qFormat="1"/>
-    <w:lsdException w:name="toc 4" w:semiHidden="0" w:uiPriority="0" w:unhideWhenUsed="0"/>
-    <w:lsdException w:name="toc 5" w:semiHidden="0" w:uiPriority="0" w:unhideWhenUsed="0"/>
-    <w:lsdException w:name="toc 6" w:semiHidden="0" w:uiPriority="0" w:unhideWhenUsed="0"/>
-    <w:lsdException w:name="toc 7" w:semiHidden="0" w:uiPriority="0" w:unhideWhenUsed="0"/>
-    <w:lsdException w:name="toc 8" w:semiHidden="0" w:uiPriority="0" w:unhideWhenUsed="0"/>
-    <w:lsdException w:name="toc 9" w:semiHidden="0" w:uiPriority="0" w:unhideWhenUsed="0"/>
-    <w:lsdException w:name="Normal Indent" w:semiHidden="0" w:uiPriority="0" w:unhideWhenUsed="0"/>
-    <w:lsdException w:name="footnote text" w:semiHidden="0" w:uiPriority="0" w:unhideWhenUsed="0"/>
-    <w:lsdException w:name="annotation text" w:semiHidden="0" w:uiPriority="0" w:unhideWhenUsed="0" w:qFormat="1"/>
-    <w:lsdException w:name="header" w:semiHidden="0" w:uiPriority="0" w:unhideWhenUsed="0" w:qFormat="1"/>
-    <w:lsdException w:name="footer" w:semiHidden="0" w:uiPriority="0" w:unhideWhenUsed="0" w:qFormat="1"/>
-    <w:lsdException w:name="index heading" w:semiHidden="0" w:uiPriority="0" w:unhideWhenUsed="0"/>
-    <w:lsdException w:name="caption" w:uiPriority="0" w:qFormat="1"/>
-    <w:lsdException w:name="table of figures" w:semiHidden="0" w:uiPriority="0" w:unhideWhenUsed="0"/>
-    <w:lsdException w:name="envelope address" w:semiHidden="0" w:uiPriority="0" w:unhideWhenUsed="0"/>
-    <w:lsdException w:name="envelope return" w:semiHidden="0" w:uiPriority="0" w:unhideWhenUsed="0"/>
-    <w:lsdException w:name="footnote reference" w:semiHidden="0" w:uiPriority="0" w:unhideWhenUsed="0"/>
-    <w:lsdException w:name="annotation reference" w:semiHidden="0" w:uiPriority="0" w:unhideWhenUsed="0"/>
-    <w:lsdException w:name="line number" w:semiHidden="0" w:uiPriority="0" w:unhideWhenUsed="0"/>
-    <w:lsdException w:name="page number" w:semiHidden="0" w:uiPriority="0" w:unhideWhenUsed="0"/>
-    <w:lsdException w:name="endnote reference" w:semiHidden="0" w:uiPriority="0" w:unhideWhenUsed="0"/>
-    <w:lsdException w:name="endnote text" w:semiHidden="0" w:uiPriority="0" w:unhideWhenUsed="0"/>
-    <w:lsdException w:name="table of authorities" w:semiHidden="0" w:uiPriority="0" w:unhideWhenUsed="0"/>
-    <w:lsdException w:name="macro" w:semiHidden="0" w:uiPriority="0" w:unhideWhenUsed="0"/>
-    <w:lsdException w:name="toa heading" w:semiHidden="0" w:uiPriority="0" w:unhideWhenUsed="0"/>
-    <w:lsdException w:name="List" w:semiHidden="0" w:uiPriority="0" w:unhideWhenUsed="0"/>
-    <w:lsdException w:name="List Bullet" w:semiHidden="0" w:uiPriority="0" w:unhideWhenUsed="0"/>
-    <w:lsdException w:name="List Number" w:semiHidden="0" w:uiPriority="0" w:unhideWhenUsed="0"/>
-    <w:lsdException w:name="List 2" w:semiHidden="0" w:uiPriority="0" w:unhideWhenUsed="0"/>
-    <w:lsdException w:name="List 3" w:semiHidden="0" w:uiPriority="0" w:unhideWhenUsed="0"/>
-    <w:lsdException w:name="List 4" w:semiHidden="0" w:uiPriority="0" w:unhideWhenUsed="0"/>
-    <w:lsdException w:name="List 5" w:semiHidden="0" w:uiPriority="0" w:unhideWhenUsed="0"/>
-    <w:lsdException w:name="List Bullet 2" w:semiHidden="0" w:uiPriority="0" w:unhideWhenUsed="0"/>
-    <w:lsdException w:name="List Bullet 3" w:semiHidden="0" w:uiPriority="0" w:unhideWhenUsed="0"/>
-    <w:lsdException w:name="List Bullet 4" w:semiHidden="0" w:uiPriority="0" w:unhideWhenUsed="0"/>
-    <w:lsdException w:name="List Bullet 5" w:semiHidden="0" w:uiPriority="0" w:unhideWhenUsed="0"/>
-    <w:lsdException w:name="List Number 2" w:semiHidden="0" w:uiPriority="0" w:unhideWhenUsed="0"/>
-    <w:lsdException w:name="List Number 3" w:semiHidden="0" w:uiPriority="0" w:unhideWhenUsed="0"/>
-    <w:lsdException w:name="List Number 4" w:semiHidden="0" w:uiPriority="0" w:unhideWhenUsed="0"/>
-    <w:lsdException w:name="List Number 5" w:semiHidden="0" w:uiPriority="0" w:unhideWhenUsed="0"/>
-    <w:lsdException w:name="Title" w:semiHidden="0" w:uiPriority="0" w:unhideWhenUsed="0" w:qFormat="1"/>
-    <w:lsdException w:name="Closing" w:semiHidden="0" w:uiPriority="0" w:unhideWhenUsed="0"/>
-    <w:lsdException w:name="Signature" w:semiHidden="0" w:uiPriority="0" w:unhideWhenUsed="0"/>
-    <w:lsdException w:name="Default Paragraph Font" w:uiPriority="0" w:unhideWhenUsed="0" w:qFormat="1"/>
-    <w:lsdException w:name="Body Text" w:uiPriority="0" w:unhideWhenUsed="0" w:qFormat="1"/>
-    <w:lsdException w:name="Body Text Indent" w:semiHidden="0" w:uiPriority="0" w:unhideWhenUsed="0"/>
-    <w:lsdException w:name="List Continue" w:semiHidden="0" w:uiPriority="0" w:unhideWhenUsed="0"/>
-    <w:lsdException w:name="List Continue 2" w:semiHidden="0" w:uiPriority="0" w:unhideWhenUsed="0"/>
-    <w:lsdException w:name="List Continue 3" w:semiHidden="0" w:uiPriority="0" w:unhideWhenUsed="0"/>
-    <w:lsdException w:name="List Continue 4" w:semiHidden="0" w:uiPriority="0" w:unhideWhenUsed="0"/>
-    <w:lsdException w:name="List Continue 5" w:semiHidden="0" w:uiPriority="0" w:unhideWhenUsed="0"/>
-    <w:lsdException w:name="Message Header" w:semiHidden="0" w:uiPriority="0" w:unhideWhenUsed="0"/>
-    <w:lsdException w:name="Subtitle" w:semiHidden="0" w:uiPriority="0" w:unhideWhenUsed="0" w:qFormat="1"/>
-    <w:lsdException w:name="Salutation" w:semiHidden="0" w:uiPriority="0" w:unhideWhenUsed="0"/>
-    <w:lsdException w:name="Date" w:semiHidden="0" w:uiPriority="0" w:unhideWhenUsed="0"/>
-    <w:lsdException w:name="Body Text First Indent" w:semiHidden="0" w:uiPriority="0" w:unhideWhenUsed="0"/>
-    <w:lsdException w:name="Body Text First Indent 2" w:semiHidden="0" w:uiPriority="0" w:unhideWhenUsed="0"/>
-    <w:lsdException w:name="Body Text 2" w:semiHidden="0" w:uiPriority="0" w:unhideWhenUsed="0"/>
-    <w:lsdException w:name="Body Text 3" w:semiHidden="0" w:uiPriority="0" w:unhideWhenUsed="0"/>
-    <w:lsdException w:name="Body Text Indent 2" w:semiHidden="0" w:uiPriority="0" w:unhideWhenUsed="0"/>
-    <w:lsdException w:name="Body Text Indent 3" w:semiHidden="0" w:uiPriority="0" w:unhideWhenUsed="0"/>
-    <w:lsdException w:name="Block Text" w:semiHidden="0" w:uiPriority="0" w:unhideWhenUsed="0"/>
-    <w:lsdException w:name="Hyperlink" w:semiHidden="0" w:uiPriority="0" w:unhideWhenUsed="0"/>
-    <w:lsdException w:name="FollowedHyperlink" w:semiHidden="0" w:uiPriority="0" w:unhideWhenUsed="0"/>
-    <w:lsdException w:name="Strong" w:semiHidden="0" w:uiPriority="0" w:unhideWhenUsed="0" w:qFormat="1"/>
-    <w:lsdException w:name="Emphasis" w:semiHidden="0" w:uiPriority="0" w:unhideWhenUsed="0" w:qFormat="1"/>
-    <w:lsdException w:name="Document Map" w:semiHidden="0" w:uiPriority="0" w:unhideWhenUsed="0"/>
-    <w:lsdException w:name="Plain Text" w:semiHidden="0" w:uiPriority="0" w:unhideWhenUsed="0"/>
-    <w:lsdException w:name="E-mail Signature" w:semiHidden="0" w:uiPriority="0" w:unhideWhenUsed="0"/>
-    <w:lsdException w:name="Normal (Web)" w:semiHidden="0" w:uiPriority="0" w:unhideWhenUsed="0" w:qFormat="1"/>
-    <w:lsdException w:name="HTML Acronym" w:semiHidden="0" w:uiPriority="0" w:unhideWhenUsed="0"/>
-    <w:lsdException w:name="HTML Address" w:semiHidden="0" w:uiPriority="0" w:unhideWhenUsed="0"/>
-    <w:lsdException w:name="HTML Cite" w:semiHidden="0" w:uiPriority="0" w:unhideWhenUsed="0"/>
-    <w:lsdException w:name="HTML Code" w:semiHidden="0" w:uiPriority="0" w:unhideWhenUsed="0"/>
-    <w:lsdException w:name="HTML Definition" w:semiHidden="0" w:uiPriority="0" w:unhideWhenUsed="0"/>
-    <w:lsdException w:name="HTML Keyboard" w:semiHidden="0" w:uiPriority="0" w:unhideWhenUsed="0"/>
-    <w:lsdException w:name="HTML Preformatted" w:semiHidden="0" w:uiPriority="0" w:unhideWhenUsed="0"/>
-    <w:lsdException w:name="HTML Sample" w:semiHidden="0" w:uiPriority="0" w:unhideWhenUsed="0"/>
-    <w:lsdException w:name="HTML Typewriter" w:semiHidden="0" w:uiPriority="0" w:unhideWhenUsed="0"/>
-    <w:lsdException w:name="HTML Variable" w:semiHidden="0" w:uiPriority="0" w:unhideWhenUsed="0"/>
-    <w:lsdException w:name="Normal Table" w:uiPriority="0" w:unhideWhenUsed="0" w:qFormat="1"/>
-    <w:lsdException w:name="annotation subject" w:semiHidden="0" w:uiPriority="0" w:unhideWhenUsed="0"/>
-    <w:lsdException w:name="Table Simple 1" w:semiHidden="0" w:uiPriority="0" w:unhideWhenUsed="0"/>
-    <w:lsdException w:name="Table Simple 2" w:semiHidden="0" w:uiPriority="0" w:unhideWhenUsed="0"/>
-    <w:lsdException w:name="Table Simple 3" w:semiHidden="0" w:uiPriority="0" w:unhideWhenUsed="0"/>
-    <w:lsdException w:name="Table Classic 1" w:semiHidden="0" w:uiPriority="0" w:unhideWhenUsed="0"/>
-    <w:lsdException w:name="Table Classic 2" w:semiHidden="0" w:uiPriority="0" w:unhideWhenUsed="0"/>
-    <w:lsdException w:name="Table Classic 3" w:semiHidden="0" w:uiPriority="0" w:unhideWhenUsed="0"/>
-    <w:lsdException w:name="Table Classic 4" w:semiHidden="0" w:uiPriority="0" w:unhideWhenUsed="0"/>
-    <w:lsdException w:name="Table Colorful 1" w:semiHidden="0" w:uiPriority="0" w:unhideWhenUsed="0"/>
-    <w:lsdException w:name="Table Colorful 2" w:semiHidden="0" w:uiPriority="0" w:unhideWhenUsed="0"/>
-    <w:lsdException w:name="Table Colorful 3" w:semiHidden="0" w:uiPriority="0" w:unhideWhenUsed="0"/>
-    <w:lsdException w:name="Table Columns 1" w:semiHidden="0" w:uiPriority="0" w:unhideWhenUsed="0"/>
-    <w:lsdException w:name="Table Columns 2" w:semiHidden="0" w:uiPriority="0" w:unhideWhenUsed="0"/>
-    <w:lsdException w:name="Table Columns 3" w:semiHidden="0" w:uiPriority="0" w:unhideWhenUsed="0"/>
-    <w:lsdException w:name="Table Columns 4" w:semiHidden="0" w:uiPriority="0" w:unhideWhenUsed="0"/>
-    <w:lsdException w:name="Table Columns 5" w:semiHidden="0" w:uiPriority="0" w:unhideWhenUsed="0"/>
-    <w:lsdException w:name="Table Grid 1" w:semiHidden="0" w:uiPriority="0" w:unhideWhenUsed="0"/>
-    <w:lsdException w:name="Table Grid 2" w:semiHidden="0" w:uiPriority="0" w:unhideWhenUsed="0"/>
-    <w:lsdException w:name="Table Grid 3" w:semiHidden="0" w:uiPriority="0" w:unhideWhenUsed="0"/>
-    <w:lsdException w:name="Table Grid 4" w:semiHidden="0" w:uiPriority="0" w:unhideWhenUsed="0"/>
-    <w:lsdException w:name="Table Grid 5" w:semiHidden="0" w:uiPriority="0" w:unhideWhenUsed="0"/>
-    <w:lsdException w:name="Table Grid 6" w:semiHidden="0" w:uiPriority="0" w:unhideWhenUsed="0"/>
-    <w:lsdException w:name="Table Grid 7" w:semiHidden="0" w:uiPriority="0" w:unhideWhenUsed="0"/>
-    <w:lsdException w:name="Table Grid 8" w:semiHidden="0" w:uiPriority="0" w:unhideWhenUsed="0"/>
-    <w:lsdException w:name="Table List 1" w:semiHidden="0" w:uiPriority="0" w:unhideWhenUsed="0"/>
-    <w:lsdException w:name="Table List 2" w:semiHidden="0" w:uiPriority="0" w:unhideWhenUsed="0"/>
-    <w:lsdException w:name="Table List 3" w:semiHidden="0" w:uiPriority="0" w:unhideWhenUsed="0"/>
-    <w:lsdException w:name="Table List 4" w:semiHidden="0" w:uiPriority="0" w:unhideWhenUsed="0"/>
-    <w:lsdException w:name="Table List 5" w:semiHidden="0" w:uiPriority="0" w:unhideWhenUsed="0"/>
-    <w:lsdException w:name="Table List 6" w:semiHidden="0" w:uiPriority="0" w:unhideWhenUsed="0"/>
-    <w:lsdException w:name="Table List 7" w:semiHidden="0" w:uiPriority="0" w:unhideWhenUsed="0"/>
-    <w:lsdException w:name="Table List 8" w:semiHidden="0" w:uiPriority="0" w:unhideWhenUsed="0"/>
-    <w:lsdException w:name="Table 3D effects 1" w:semiHidden="0" w:uiPriority="0" w:unhideWhenUsed="0"/>
-    <w:lsdException w:name="Table 3D effects 2" w:semiHidden="0" w:uiPriority="0" w:unhideWhenUsed="0"/>
-    <w:lsdException w:name="Table 3D effects 3" w:semiHidden="0" w:uiPriority="0" w:unhideWhenUsed="0"/>
-    <w:lsdException w:name="Table Contemporary" w:semiHidden="0" w:uiPriority="0" w:unhideWhenUsed="0"/>
-    <w:lsdException w:name="Table Elegant" w:semiHidden="0" w:uiPriority="0" w:unhideWhenUsed="0"/>
-    <w:lsdException w:name="Table Professional" w:semiHidden="0" w:uiPriority="0" w:unhideWhenUsed="0"/>
-    <w:lsdException w:name="Table Subtle 1" w:semiHidden="0" w:uiPriority="0" w:unhideWhenUsed="0"/>
-    <w:lsdException w:name="Table Subtle 2" w:semiHidden="0" w:uiPriority="0" w:unhideWhenUsed="0"/>
-    <w:lsdException w:name="Table Web 1" w:semiHidden="0" w:uiPriority="0" w:unhideWhenUsed="0"/>
-    <w:lsdException w:name="Table Web 2" w:semiHidden="0" w:uiPriority="0" w:unhideWhenUsed="0"/>
-    <w:lsdException w:name="Table Web 3" w:semiHidden="0" w:uiPriority="0" w:unhideWhenUsed="0"/>
-    <w:lsdException w:name="Balloon Text" w:semiHidden="0" w:uiPriority="0" w:unhideWhenUsed="0"/>
-    <w:lsdException w:name="Table Grid" w:semiHidden="0" w:uiPriority="0" w:unhideWhenUsed="0" w:qFormat="1"/>
-    <w:lsdException w:name="Table Theme" w:semiHidden="0" w:uiPriority="0" w:unhideWhenUsed="0"/>
-    <w:lsdException w:name="Light Shading" w:semiHidden="0" w:uiPriority="60" w:unhideWhenUsed="0"/>
-    <w:lsdException w:name="Light List" w:semiHidden="0" w:uiPriority="61" w:unhideWhenUsed="0"/>
-    <w:lsdException w:name="Light Grid" w:semiHidden="0" w:uiPriority="62" w:unhideWhenUsed="0"/>
-    <w:lsdException w:name="Medium Shading 1" w:semiHidden="0" w:uiPriority="63" w:unhideWhenUsed="0"/>
-    <w:lsdException w:name="Medium Shading 2" w:semiHidden="0" w:uiPriority="64" w:unhideWhenUsed="0"/>
-    <w:lsdException w:name="Medium List 1" w:semiHidden="0" w:uiPriority="65" w:unhideWhenUsed="0"/>
-    <w:lsdException w:name="Medium List 2" w:semiHidden="0" w:uiPriority="66" w:unhideWhenUsed="0"/>
-    <w:lsdException w:name="Medium Grid 1" w:semiHidden="0" w:uiPriority="67" w:unhideWhenUsed="0"/>
-    <w:lsdException w:name="Medium Grid 2" w:semiHidden="0" w:uiPriority="68" w:unhideWhenUsed="0"/>
-    <w:lsdException w:name="Medium Grid 3" w:semiHidden="0" w:uiPriority="69" w:unhideWhenUsed="0"/>
-    <w:lsdException w:name="Dark List" w:semiHidden="0" w:uiPriority="70" w:unhideWhenUsed="0"/>
-    <w:lsdException w:name="Colorful Shading" w:semiHidden="0" w:uiPriority="71" w:unhideWhenUsed="0"/>
-    <w:lsdException w:name="Colorful List" w:semiHidden="0" w:uiPriority="72" w:unhideWhenUsed="0"/>
-    <w:lsdException w:name="Colorful Grid" w:semiHidden="0" w:uiPriority="73" w:unhideWhenUsed="0"/>
-    <w:lsdException w:name="Light Shading Accent 1" w:semiHidden="0" w:uiPriority="60" w:unhideWhenUsed="0"/>
-    <w:lsdException w:name="Light List Accent 1" w:semiHidden="0" w:uiPriority="61" w:unhideWhenUsed="0"/>
-    <w:lsdException w:name="Light Grid Accent 1" w:semiHidden="0" w:uiPriority="62" w:unhideWhenUsed="0"/>
-    <w:lsdException w:name="Medium Shading 1 Accent 1" w:semiHidden="0" w:uiPriority="63" w:unhideWhenUsed="0"/>
-    <w:lsdException w:name="Medium Shading 2 Accent 1" w:semiHidden="0" w:uiPriority="64" w:unhideWhenUsed="0"/>
-    <w:lsdException w:name="Medium List 1 Accent 1" w:semiHidden="0" w:uiPriority="65" w:unhideWhenUsed="0"/>
-    <w:lsdException w:name="Medium List 2 Accent 1" w:semiHidden="0" w:uiPriority="66" w:unhideWhenUsed="0"/>
-    <w:lsdException w:name="Medium Grid 1 Accent 1" w:semiHidden="0" w:uiPriority="67" w:unhideWhenUsed="0"/>
-    <w:lsdException w:name="Medium Grid 2 Accent 1" w:semiHidden="0" w:uiPriority="68" w:unhideWhenUsed="0"/>
-    <w:lsdException w:name="Medium Grid 3 Accent 1" w:semiHidden="0" w:uiPriority="69" w:unhideWhenUsed="0"/>
-    <w:lsdException w:name="Dark List Accent 1" w:semiHidden="0" w:uiPriority="70" w:unhideWhenUsed="0"/>
-    <w:lsdException w:name="Colorful Shading Accent 1" w:semiHidden="0" w:uiPriority="71" w:unhideWhenUsed="0"/>
-    <w:lsdException w:name="Colorful List Accent 1" w:semiHidden="0" w:uiPriority="72" w:unhideWhenUsed="0"/>
-    <w:lsdException w:name="Colorful Grid Accent 1" w:semiHidden="0" w:uiPriority="73" w:unhideWhenUsed="0"/>
-    <w:lsdException w:name="Light Shading Accent 2" w:semiHidden="0" w:uiPriority="60" w:unhideWhenUsed="0"/>
-    <w:lsdException w:name="Light List Accent 2" w:semiHidden="0" w:uiPriority="61" w:unhideWhenUsed="0"/>
-    <w:lsdException w:name="Light Grid Accent 2" w:semiHidden="0" w:uiPriority="62" w:unhideWhenUsed="0"/>
-    <w:lsdException w:name="Medium Shading 1 Accent 2" w:semiHidden="0" w:uiPriority="63" w:unhideWhenUsed="0"/>
-    <w:lsdException w:name="Medium Shading 2 Accent 2" w:semiHidden="0" w:uiPriority="64" w:unhideWhenUsed="0"/>
-    <w:lsdException w:name="Medium List 1 Accent 2" w:semiHidden="0" w:uiPriority="65" w:unhideWhenUsed="0"/>
-    <w:lsdException w:name="Medium List 2 Accent 2" w:semiHidden="0" w:uiPriority="66" w:unhideWhenUsed="0"/>
-    <w:lsdException w:name="Medium Grid 1 Accent 2" w:semiHidden="0" w:uiPriority="67" w:unhideWhenUsed="0"/>
-    <w:lsdException w:name="Medium Grid 2 Accent 2" w:semiHidden="0" w:uiPriority="68" w:unhideWhenUsed="0"/>
-    <w:lsdException w:name="Medium Grid 3 Accent 2" w:semiHidden="0" w:uiPriority="69" w:unhideWhenUsed="0"/>
-    <w:lsdException w:name="Dark List Accent 2" w:semiHidden="0" w:uiPriority="70" w:unhideWhenUsed="0"/>
-    <w:lsdException w:name="Colorful Shading Accent 2" w:semiHidden="0" w:uiPriority="71" w:unhideWhenUsed="0"/>
-    <w:lsdException w:name="Colorful List Accent 2" w:semiHidden="0" w:uiPriority="72" w:unhideWhenUsed="0"/>
-    <w:lsdException w:name="Colorful Grid Accent 2" w:semiHidden="0" w:uiPriority="73" w:unhideWhenUsed="0"/>
-    <w:lsdException w:name="Light Shading Accent 3" w:semiHidden="0" w:uiPriority="60" w:unhideWhenUsed="0"/>
-    <w:lsdException w:name="Light List Accent 3" w:semiHidden="0" w:uiPriority="61" w:unhideWhenUsed="0"/>
-    <w:lsdException w:name="Light Grid Accent 3" w:semiHidden="0" w:uiPriority="62" w:unhideWhenUsed="0"/>
-    <w:lsdException w:name="Medium Shading 1 Accent 3" w:semiHidden="0" w:uiPriority="63" w:unhideWhenUsed="0"/>
-    <w:lsdException w:name="Medium Shading 2 Accent 3" w:semiHidden="0" w:uiPriority="64" w:unhideWhenUsed="0"/>
-    <w:lsdException w:name="Medium List 1 Accent 3" w:semiHidden="0" w:uiPriority="65" w:unhideWhenUsed="0"/>
-    <w:lsdException w:name="Medium List 2 Accent 3" w:semiHidden="0" w:uiPriority="66" w:unhideWhenUsed="0"/>
-    <w:lsdException w:name="Medium Grid 1 Accent 3" w:semiHidden="0" w:uiPriority="67" w:unhideWhenUsed="0"/>
-    <w:lsdException w:name="Medium Grid 2 Accent 3" w:semiHidden="0" w:uiPriority="68" w:unhideWhenUsed="0"/>
-    <w:lsdException w:name="Medium Grid 3 Accent 3" w:semiHidden="0" w:uiPriority="69" w:unhideWhenUsed="0"/>
-    <w:lsdException w:name="Dark List Accent 3" w:semiHidden="0" w:uiPriority="70" w:unhideWhenUsed="0"/>
-    <w:lsdException w:name="Colorful Shading Accent 3" w:semiHidden="0" w:uiPriority="71" w:unhideWhenUsed="0"/>
-    <w:lsdException w:name="Colorful List Accent 3" w:semiHidden="0" w:uiPriority="72" w:unhideWhenUsed="0"/>
-    <w:lsdException w:name="Colorful Grid Accent 3" w:semiHidden="0" w:uiPriority="73" w:unhideWhenUsed="0"/>
-    <w:lsdException w:name="Light Shading Accent 4" w:semiHidden="0" w:uiPriority="60" w:unhideWhenUsed="0"/>
-    <w:lsdException w:name="Light List Accent 4" w:semiHidden="0" w:uiPriority="61" w:unhideWhenUsed="0"/>
-    <w:lsdException w:name="Light Grid Accent 4" w:semiHidden="0" w:uiPriority="62" w:unhideWhenUsed="0"/>
-    <w:lsdException w:name="Medium Shading 1 Accent 4" w:semiHidden="0" w:uiPriority="63" w:unhideWhenUsed="0"/>
-    <w:lsdException w:name="Medium Shading 2 Accent 4" w:semiHidden="0" w:uiPriority="64" w:unhideWhenUsed="0"/>
-    <w:lsdException w:name="Medium List 1 Accent 4" w:semiHidden="0" w:uiPriority="65" w:unhideWhenUsed="0"/>
-    <w:lsdException w:name="Medium List 2 Accent 4" w:semiHidden="0" w:uiPriority="66" w:unhideWhenUsed="0"/>
-    <w:lsdException w:name="Medium Grid 1 Accent 4" w:semiHidden="0" w:uiPriority="67" w:unhideWhenUsed="0"/>
-    <w:lsdException w:name="Medium Grid 2 Accent 4" w:semiHidden="0" w:uiPriority="68" w:unhideWhenUsed="0"/>
-    <w:lsdException w:name="Medium Grid 3 Accent 4" w:semiHidden="0" w:uiPriority="69" w:unhideWhenUsed="0"/>
-    <w:lsdException w:name="Dark List Accent 4" w:semiHidden="0" w:uiPriority="70" w:unhideWhenUsed="0"/>
-    <w:lsdException w:name="Colorful Shading Accent 4" w:semiHidden="0" w:uiPriority="71" w:unhideWhenUsed="0"/>
-    <w:lsdException w:name="Colorful List Accent 4" w:semiHidden="0" w:uiPriority="72" w:unhideWhenUsed="0"/>
-    <w:lsdException w:name="Colorful Grid Accent 4" w:semiHidden="0" w:uiPriority="73" w:unhideWhenUsed="0"/>
-    <w:lsdException w:name="Light Shading Accent 5" w:semiHidden="0" w:uiPriority="60" w:unhideWhenUsed="0"/>
-    <w:lsdException w:name="Light List Accent 5" w:semiHidden="0" w:uiPriority="61" w:unhideWhenUsed="0"/>
-    <w:lsdException w:name="Light Grid Accent 5" w:semiHidden="0" w:uiPriority="62" w:unhideWhenUsed="0"/>
-    <w:lsdException w:name="Medium Shading 1 Accent 5" w:semiHidden="0" w:uiPriority="63" w:unhideWhenUsed="0"/>
-    <w:lsdException w:name="Medium Shading 2 Accent 5" w:semiHidden="0" w:uiPriority="64" w:unhideWhenUsed="0"/>
-    <w:lsdException w:name="Medium List 1 Accent 5" w:semiHidden="0" w:uiPriority="65" w:unhideWhenUsed="0"/>
-    <w:lsdException w:name="Medium List 2 Accent 5" w:semiHidden="0" w:uiPriority="66" w:unhideWhenUsed="0"/>
-    <w:lsdException w:name="Medium Grid 1 Accent 5" w:semiHidden="0" w:uiPriority="67" w:unhideWhenUsed="0"/>
-    <w:lsdException w:name="Medium Grid 2 Accent 5" w:semiHidden="0" w:uiPriority="68" w:unhideWhenUsed="0"/>
-    <w:lsdException w:name="Medium Grid 3 Accent 5" w:semiHidden="0" w:uiPriority="69" w:unhideWhenUsed="0"/>
-    <w:lsdException w:name="Dark List Accent 5" w:semiHidden="0" w:uiPriority="70" w:unhideWhenUsed="0"/>
-    <w:lsdException w:name="Colorful Shading Accent 5" w:semiHidden="0" w:uiPriority="71" w:unhideWhenUsed="0"/>
-    <w:lsdException w:name="Colorful List Accent 5" w:semiHidden="0" w:uiPriority="72" w:unhideWhenUsed="0"/>
-    <w:lsdException w:name="Colorful Grid Accent 5" w:semiHidden="0" w:uiPriority="73" w:unhideWhenUsed="0"/>
-    <w:lsdException w:name="Light Shading Accent 6" w:semiHidden="0" w:uiPriority="60" w:unhideWhenUsed="0"/>
-    <w:lsdException w:name="Light List Accent 6" w:semiHidden="0" w:uiPriority="61" w:unhideWhenUsed="0"/>
-    <w:lsdException w:name="Light Grid Accent 6" w:semiHidden="0" w:uiPriority="62" w:unhideWhenUsed="0"/>
-    <w:lsdException w:name="Medium Shading 1 Accent 6" w:semiHidden="0" w:uiPriority="63" w:unhideWhenUsed="0"/>
-    <w:lsdException w:name="Medium Shading 2 Accent 6" w:semiHidden="0" w:uiPriority="64" w:unhideWhenUsed="0"/>
-    <w:lsdException w:name="Medium List 1 Accent 6" w:semiHidden="0" w:uiPriority="65" w:unhideWhenUsed="0"/>
-    <w:lsdException w:name="Medium List 2 Accent 6" w:semiHidden="0" w:uiPriority="66" w:unhideWhenUsed="0"/>
-    <w:lsdException w:name="Medium Grid 1 Accent 6" w:semiHidden="0" w:uiPriority="67" w:unhideWhenUsed="0"/>
-    <w:lsdException w:name="Medium Grid 2 Accent 6" w:semiHidden="0" w:uiPriority="68" w:unhideWhenUsed="0"/>
-    <w:lsdException w:name="Medium Grid 3 Accent 6" w:semiHidden="0" w:uiPriority="69" w:unhideWhenUsed="0"/>
-    <w:lsdException w:name="Dark List Accent 6" w:semiHidden="0" w:uiPriority="70" w:unhideWhenUsed="0"/>
-    <w:lsdException w:name="Colorful Shading Accent 6" w:semiHidden="0" w:uiPriority="71" w:unhideWhenUsed="0"/>
-    <w:lsdException w:name="Colorful List Accent 6" w:semiHidden="0" w:uiPriority="72" w:unhideWhenUsed="0"/>
-    <w:lsdException w:name="Colorful Grid Accent 6" w:semiHidden="0" w:uiPriority="73" w:unhideWhenUsed="0"/>
+  <w:latentStyles w:count="260" w:defQFormat="0" w:defUnhideWhenUsed="1" w:defSemiHidden="1" w:defUIPriority="99" w:defLockedState="0">
+    <w:lsdException w:qFormat="1" w:unhideWhenUsed="0" w:uiPriority="0" w:semiHidden="0" w:name="Normal"/>
+    <w:lsdException w:qFormat="1" w:unhideWhenUsed="0" w:uiPriority="0" w:semiHidden="0" w:name="heading 1"/>
+    <w:lsdException w:qFormat="1" w:uiPriority="0" w:semiHidden="0" w:name="heading 2"/>
+    <w:lsdException w:qFormat="1" w:uiPriority="0" w:name="heading 3"/>
+    <w:lsdException w:qFormat="1" w:uiPriority="0" w:semiHidden="0" w:name="heading 4"/>
+    <w:lsdException w:qFormat="1" w:uiPriority="0" w:name="heading 5"/>
+    <w:lsdException w:qFormat="1" w:uiPriority="0" w:name="heading 6"/>
+    <w:lsdException w:qFormat="1" w:uiPriority="0" w:name="heading 7"/>
+    <w:lsdException w:qFormat="1" w:uiPriority="0" w:name="heading 8"/>
+    <w:lsdException w:qFormat="1" w:uiPriority="0" w:name="heading 9"/>
+    <w:lsdException w:unhideWhenUsed="0" w:uiPriority="0" w:semiHidden="0" w:name="index 1"/>
+    <w:lsdException w:unhideWhenUsed="0" w:uiPriority="0" w:semiHidden="0" w:name="index 2"/>
+    <w:lsdException w:unhideWhenUsed="0" w:uiPriority="0" w:semiHidden="0" w:name="index 3"/>
+    <w:lsdException w:unhideWhenUsed="0" w:uiPriority="0" w:semiHidden="0" w:name="index 4"/>
+    <w:lsdException w:unhideWhenUsed="0" w:uiPriority="0" w:semiHidden="0" w:name="index 5"/>
+    <w:lsdException w:unhideWhenUsed="0" w:uiPriority="0" w:semiHidden="0" w:name="index 6"/>
+    <w:lsdException w:unhideWhenUsed="0" w:uiPriority="0" w:semiHidden="0" w:name="index 7"/>
+    <w:lsdException w:unhideWhenUsed="0" w:uiPriority="0" w:semiHidden="0" w:name="index 8"/>
+    <w:lsdException w:unhideWhenUsed="0" w:uiPriority="0" w:semiHidden="0" w:name="index 9"/>
+    <w:lsdException w:qFormat="1" w:unhideWhenUsed="0" w:uiPriority="0" w:semiHidden="0" w:name="toc 1"/>
+    <w:lsdException w:qFormat="1" w:unhideWhenUsed="0" w:uiPriority="0" w:semiHidden="0" w:name="toc 2"/>
+    <w:lsdException w:qFormat="1" w:unhideWhenUsed="0" w:uiPriority="0" w:semiHidden="0" w:name="toc 3"/>
+    <w:lsdException w:unhideWhenUsed="0" w:uiPriority="0" w:semiHidden="0" w:name="toc 4"/>
+    <w:lsdException w:unhideWhenUsed="0" w:uiPriority="0" w:semiHidden="0" w:name="toc 5"/>
+    <w:lsdException w:unhideWhenUsed="0" w:uiPriority="0" w:semiHidden="0" w:name="toc 6"/>
+    <w:lsdException w:unhideWhenUsed="0" w:uiPriority="0" w:semiHidden="0" w:name="toc 7"/>
+    <w:lsdException w:unhideWhenUsed="0" w:uiPriority="0" w:semiHidden="0" w:name="toc 8"/>
+    <w:lsdException w:unhideWhenUsed="0" w:uiPriority="0" w:semiHidden="0" w:name="toc 9"/>
+    <w:lsdException w:unhideWhenUsed="0" w:uiPriority="0" w:semiHidden="0" w:name="Normal Indent"/>
+    <w:lsdException w:unhideWhenUsed="0" w:uiPriority="0" w:semiHidden="0" w:name="footnote text"/>
+    <w:lsdException w:qFormat="1" w:unhideWhenUsed="0" w:uiPriority="0" w:semiHidden="0" w:name="annotation text"/>
+    <w:lsdException w:qFormat="1" w:unhideWhenUsed="0" w:uiPriority="0" w:semiHidden="0" w:name="header"/>
+    <w:lsdException w:qFormat="1" w:unhideWhenUsed="0" w:uiPriority="0" w:semiHidden="0" w:name="footer"/>
+    <w:lsdException w:unhideWhenUsed="0" w:uiPriority="0" w:semiHidden="0" w:name="index heading"/>
+    <w:lsdException w:qFormat="1" w:uiPriority="0" w:name="caption"/>
+    <w:lsdException w:unhideWhenUsed="0" w:uiPriority="0" w:semiHidden="0" w:name="table of figures"/>
+    <w:lsdException w:unhideWhenUsed="0" w:uiPriority="0" w:semiHidden="0" w:name="envelope address"/>
+    <w:lsdException w:unhideWhenUsed="0" w:uiPriority="0" w:semiHidden="0" w:name="envelope return"/>
+    <w:lsdException w:unhideWhenUsed="0" w:uiPriority="0" w:semiHidden="0" w:name="footnote reference"/>
+    <w:lsdException w:unhideWhenUsed="0" w:uiPriority="0" w:semiHidden="0" w:name="annotation reference"/>
+    <w:lsdException w:unhideWhenUsed="0" w:uiPriority="0" w:semiHidden="0" w:name="line number"/>
+    <w:lsdException w:unhideWhenUsed="0" w:uiPriority="0" w:semiHidden="0" w:name="page number"/>
+    <w:lsdException w:unhideWhenUsed="0" w:uiPriority="0" w:semiHidden="0" w:name="endnote reference"/>
+    <w:lsdException w:unhideWhenUsed="0" w:uiPriority="0" w:semiHidden="0" w:name="endnote text"/>
+    <w:lsdException w:unhideWhenUsed="0" w:uiPriority="0" w:semiHidden="0" w:name="table of authorities"/>
+    <w:lsdException w:unhideWhenUsed="0" w:uiPriority="0" w:semiHidden="0" w:name="macro"/>
+    <w:lsdException w:unhideWhenUsed="0" w:uiPriority="0" w:semiHidden="0" w:name="toa heading"/>
+    <w:lsdException w:unhideWhenUsed="0" w:uiPriority="0" w:semiHidden="0" w:name="List"/>
+    <w:lsdException w:unhideWhenUsed="0" w:uiPriority="0" w:semiHidden="0" w:name="List Bullet"/>
+    <w:lsdException w:unhideWhenUsed="0" w:uiPriority="0" w:semiHidden="0" w:name="List Number"/>
+    <w:lsdException w:unhideWhenUsed="0" w:uiPriority="0" w:semiHidden="0" w:name="List 2"/>
+    <w:lsdException w:unhideWhenUsed="0" w:uiPriority="0" w:semiHidden="0" w:name="List 3"/>
+    <w:lsdException w:unhideWhenUsed="0" w:uiPriority="0" w:semiHidden="0" w:name="List 4"/>
+    <w:lsdException w:unhideWhenUsed="0" w:uiPriority="0" w:semiHidden="0" w:name="List 5"/>
+    <w:lsdException w:unhideWhenUsed="0" w:uiPriority="0" w:semiHidden="0" w:name="List Bullet 2"/>
+    <w:lsdException w:unhideWhenUsed="0" w:uiPriority="0" w:semiHidden="0" w:name="List Bullet 3"/>
+    <w:lsdException w:unhideWhenUsed="0" w:uiPriority="0" w:semiHidden="0" w:name="List Bullet 4"/>
+    <w:lsdException w:unhideWhenUsed="0" w:uiPriority="0" w:semiHidden="0" w:name="List Bullet 5"/>
+    <w:lsdException w:unhideWhenUsed="0" w:uiPriority="0" w:semiHidden="0" w:name="List Number 2"/>
+    <w:lsdException w:unhideWhenUsed="0" w:uiPriority="0" w:semiHidden="0" w:name="List Number 3"/>
+    <w:lsdException w:unhideWhenUsed="0" w:uiPriority="0" w:semiHidden="0" w:name="List Number 4"/>
+    <w:lsdException w:unhideWhenUsed="0" w:uiPriority="0" w:semiHidden="0" w:name="List Number 5"/>
+    <w:lsdException w:qFormat="1" w:unhideWhenUsed="0" w:uiPriority="0" w:semiHidden="0" w:name="Title"/>
+    <w:lsdException w:unhideWhenUsed="0" w:uiPriority="0" w:semiHidden="0" w:name="Closing"/>
+    <w:lsdException w:unhideWhenUsed="0" w:uiPriority="0" w:semiHidden="0" w:name="Signature"/>
+    <w:lsdException w:qFormat="1" w:unhideWhenUsed="0" w:uiPriority="0" w:name="Default Paragraph Font"/>
+    <w:lsdException w:qFormat="1" w:unhideWhenUsed="0" w:uiPriority="0" w:name="Body Text"/>
+    <w:lsdException w:unhideWhenUsed="0" w:uiPriority="0" w:semiHidden="0" w:name="Body Text Indent"/>
+    <w:lsdException w:unhideWhenUsed="0" w:uiPriority="0" w:semiHidden="0" w:name="List Continue"/>
+    <w:lsdException w:unhideWhenUsed="0" w:uiPriority="0" w:semiHidden="0" w:name="List Continue 2"/>
+    <w:lsdException w:unhideWhenUsed="0" w:uiPriority="0" w:semiHidden="0" w:name="List Continue 3"/>
+    <w:lsdException w:unhideWhenUsed="0" w:uiPriority="0" w:semiHidden="0" w:name="List Continue 4"/>
+    <w:lsdException w:unhideWhenUsed="0" w:uiPriority="0" w:semiHidden="0" w:name="List Continue 5"/>
+    <w:lsdException w:unhideWhenUsed="0" w:uiPriority="0" w:semiHidden="0" w:name="Message Header"/>
+    <w:lsdException w:qFormat="1" w:unhideWhenUsed="0" w:uiPriority="0" w:semiHidden="0" w:name="Subtitle"/>
+    <w:lsdException w:unhideWhenUsed="0" w:uiPriority="0" w:semiHidden="0" w:name="Salutation"/>
+    <w:lsdException w:unhideWhenUsed="0" w:uiPriority="0" w:semiHidden="0" w:name="Date"/>
+    <w:lsdException w:unhideWhenUsed="0" w:uiPriority="0" w:semiHidden="0" w:name="Body Text First Indent"/>
+    <w:lsdException w:unhideWhenUsed="0" w:uiPriority="0" w:semiHidden="0" w:name="Body Text First Indent 2"/>
+    <w:lsdException w:uiPriority="99" w:name="Note Heading"/>
+    <w:lsdException w:unhideWhenUsed="0" w:uiPriority="0" w:semiHidden="0" w:name="Body Text 2"/>
+    <w:lsdException w:unhideWhenUsed="0" w:uiPriority="0" w:semiHidden="0" w:name="Body Text 3"/>
+    <w:lsdException w:unhideWhenUsed="0" w:uiPriority="0" w:semiHidden="0" w:name="Body Text Indent 2"/>
+    <w:lsdException w:unhideWhenUsed="0" w:uiPriority="0" w:semiHidden="0" w:name="Body Text Indent 3"/>
+    <w:lsdException w:unhideWhenUsed="0" w:uiPriority="0" w:semiHidden="0" w:name="Block Text"/>
+    <w:lsdException w:unhideWhenUsed="0" w:uiPriority="0" w:semiHidden="0" w:name="Hyperlink"/>
+    <w:lsdException w:unhideWhenUsed="0" w:uiPriority="0" w:semiHidden="0" w:name="FollowedHyperlink"/>
+    <w:lsdException w:qFormat="1" w:unhideWhenUsed="0" w:uiPriority="0" w:semiHidden="0" w:name="Strong"/>
+    <w:lsdException w:qFormat="1" w:unhideWhenUsed="0" w:uiPriority="0" w:semiHidden="0" w:name="Emphasis"/>
+    <w:lsdException w:unhideWhenUsed="0" w:uiPriority="0" w:semiHidden="0" w:name="Document Map"/>
+    <w:lsdException w:unhideWhenUsed="0" w:uiPriority="0" w:semiHidden="0" w:name="Plain Text"/>
+    <w:lsdException w:unhideWhenUsed="0" w:uiPriority="0" w:semiHidden="0" w:name="E-mail Signature"/>
+    <w:lsdException w:qFormat="1" w:unhideWhenUsed="0" w:uiPriority="0" w:semiHidden="0" w:name="Normal (Web)"/>
+    <w:lsdException w:unhideWhenUsed="0" w:uiPriority="0" w:semiHidden="0" w:name="HTML Acronym"/>
+    <w:lsdException w:unhideWhenUsed="0" w:uiPriority="0" w:semiHidden="0" w:name="HTML Address"/>
+    <w:lsdException w:unhideWhenUsed="0" w:uiPriority="0" w:semiHidden="0" w:name="HTML Cite"/>
+    <w:lsdException w:unhideWhenUsed="0" w:uiPriority="0" w:semiHidden="0" w:name="HTML Code"/>
+    <w:lsdException w:unhideWhenUsed="0" w:uiPriority="0" w:semiHidden="0" w:name="HTML Definition"/>
+    <w:lsdException w:unhideWhenUsed="0" w:uiPriority="0" w:semiHidden="0" w:name="HTML Keyboard"/>
+    <w:lsdException w:unhideWhenUsed="0" w:uiPriority="0" w:semiHidden="0" w:name="HTML Preformatted"/>
+    <w:lsdException w:unhideWhenUsed="0" w:uiPriority="0" w:semiHidden="0" w:name="HTML Sample"/>
+    <w:lsdException w:unhideWhenUsed="0" w:uiPriority="0" w:semiHidden="0" w:name="HTML Typewriter"/>
+    <w:lsdException w:unhideWhenUsed="0" w:uiPriority="0" w:semiHidden="0" w:name="HTML Variable"/>
+    <w:lsdException w:qFormat="1" w:unhideWhenUsed="0" w:uiPriority="0" w:name="Normal Table"/>
+    <w:lsdException w:unhideWhenUsed="0" w:uiPriority="0" w:semiHidden="0" w:name="annotation subject"/>
+    <w:lsdException w:unhideWhenUsed="0" w:uiPriority="0" w:semiHidden="0" w:name="Table Simple 1"/>
+    <w:lsdException w:unhideWhenUsed="0" w:uiPriority="0" w:semiHidden="0" w:name="Table Simple 2"/>
+    <w:lsdException w:unhideWhenUsed="0" w:uiPriority="0" w:semiHidden="0" w:name="Table Simple 3"/>
+    <w:lsdException w:unhideWhenUsed="0" w:uiPriority="0" w:semiHidden="0" w:name="Table Classic 1"/>
+    <w:lsdException w:unhideWhenUsed="0" w:uiPriority="0" w:semiHidden="0" w:name="Table Classic 2"/>
+    <w:lsdException w:unhideWhenUsed="0" w:uiPriority="0" w:semiHidden="0" w:name="Table Classic 3"/>
+    <w:lsdException w:unhideWhenUsed="0" w:uiPriority="0" w:semiHidden="0" w:name="Table Classic 4"/>
+    <w:lsdException w:unhideWhenUsed="0" w:uiPriority="0" w:semiHidden="0" w:name="Table Colorful 1"/>
+    <w:lsdException w:unhideWhenUsed="0" w:uiPriority="0" w:semiHidden="0" w:name="Table Colorful 2"/>
+    <w:lsdException w:unhideWhenUsed="0" w:uiPriority="0" w:semiHidden="0" w:name="Table Colorful 3"/>
+    <w:lsdException w:unhideWhenUsed="0" w:uiPriority="0" w:semiHidden="0" w:name="Table Columns 1"/>
+    <w:lsdException w:unhideWhenUsed="0" w:uiPriority="0" w:semiHidden="0" w:name="Table Columns 2"/>
+    <w:lsdException w:unhideWhenUsed="0" w:uiPriority="0" w:semiHidden="0" w:name="Table Columns 3"/>
+    <w:lsdException w:unhideWhenUsed="0" w:uiPriority="0" w:semiHidden="0" w:name="Table Columns 4"/>
+    <w:lsdException w:unhideWhenUsed="0" w:uiPriority="0" w:semiHidden="0" w:name="Table Columns 5"/>
+    <w:lsdException w:unhideWhenUsed="0" w:uiPriority="0" w:semiHidden="0" w:name="Table Grid 1"/>
+    <w:lsdException w:unhideWhenUsed="0" w:uiPriority="0" w:semiHidden="0" w:name="Table Grid 2"/>
+    <w:lsdException w:unhideWhenUsed="0" w:uiPriority="0" w:semiHidden="0" w:name="Table Grid 3"/>
+    <w:lsdException w:unhideWhenUsed="0" w:uiPriority="0" w:semiHidden="0" w:name="Table Grid 4"/>
+    <w:lsdException w:unhideWhenUsed="0" w:uiPriority="0" w:semiHidden="0" w:name="Table Grid 5"/>
+    <w:lsdException w:unhideWhenUsed="0" w:uiPriority="0" w:semiHidden="0" w:name="Table Grid 6"/>
+    <w:lsdException w:unhideWhenUsed="0" w:uiPriority="0" w:semiHidden="0" w:name="Table Grid 7"/>
+    <w:lsdException w:unhideWhenUsed="0" w:uiPriority="0" w:semiHidden="0" w:name="Table Grid 8"/>
+    <w:lsdException w:unhideWhenUsed="0" w:uiPriority="0" w:semiHidden="0" w:name="Table List 1"/>
+    <w:lsdException w:unhideWhenUsed="0" w:uiPriority="0" w:semiHidden="0" w:name="Table List 2"/>
+    <w:lsdException w:unhideWhenUsed="0" w:uiPriority="0" w:semiHidden="0" w:name="Table List 3"/>
+    <w:lsdException w:unhideWhenUsed="0" w:uiPriority="0" w:semiHidden="0" w:name="Table List 4"/>
+    <w:lsdException w:unhideWhenUsed="0" w:uiPriority="0" w:semiHidden="0" w:name="Table List 5"/>
+    <w:lsdException w:unhideWhenUsed="0" w:uiPriority="0" w:semiHidden="0" w:name="Table List 6"/>
+    <w:lsdException w:unhideWhenUsed="0" w:uiPriority="0" w:semiHidden="0" w:name="Table List 7"/>
+    <w:lsdException w:unhideWhenUsed="0" w:uiPriority="0" w:semiHidden="0" w:name="Table List 8"/>
+    <w:lsdException w:unhideWhenUsed="0" w:uiPriority="0" w:semiHidden="0" w:name="Table 3D effects 1"/>
+    <w:lsdException w:unhideWhenUsed="0" w:uiPriority="0" w:semiHidden="0" w:name="Table 3D effects 2"/>
+    <w:lsdException w:unhideWhenUsed="0" w:uiPriority="0" w:semiHidden="0" w:name="Table 3D effects 3"/>
+    <w:lsdException w:unhideWhenUsed="0" w:uiPriority="0" w:semiHidden="0" w:name="Table Contemporary"/>
+    <w:lsdException w:unhideWhenUsed="0" w:uiPriority="0" w:semiHidden="0" w:name="Table Elegant"/>
+    <w:lsdException w:unhideWhenUsed="0" w:uiPriority="0" w:semiHidden="0" w:name="Table Professional"/>
+    <w:lsdException w:unhideWhenUsed="0" w:uiPriority="0" w:semiHidden="0" w:name="Table Subtle 1"/>
+    <w:lsdException w:unhideWhenUsed="0" w:uiPriority="0" w:semiHidden="0" w:name="Table Subtle 2"/>
+    <w:lsdException w:unhideWhenUsed="0" w:uiPriority="0" w:semiHidden="0" w:name="Table Web 1"/>
+    <w:lsdException w:unhideWhenUsed="0" w:uiPriority="0" w:semiHidden="0" w:name="Table Web 2"/>
+    <w:lsdException w:unhideWhenUsed="0" w:uiPriority="0" w:semiHidden="0" w:name="Table Web 3"/>
+    <w:lsdException w:unhideWhenUsed="0" w:uiPriority="0" w:semiHidden="0" w:name="Balloon Text"/>
+    <w:lsdException w:qFormat="1" w:unhideWhenUsed="0" w:uiPriority="0" w:semiHidden="0" w:name="Table Grid"/>
+    <w:lsdException w:unhideWhenUsed="0" w:uiPriority="0" w:semiHidden="0" w:name="Table Theme"/>
+    <w:lsdException w:unhideWhenUsed="0" w:uiPriority="60" w:semiHidden="0" w:name="Light Shading"/>
+    <w:lsdException w:unhideWhenUsed="0" w:uiPriority="61" w:semiHidden="0" w:name="Light List"/>
+    <w:lsdException w:unhideWhenUsed="0" w:uiPriority="62" w:semiHidden="0" w:name="Light Grid"/>
+    <w:lsdException w:unhideWhenUsed="0" w:uiPriority="63" w:semiHidden="0" w:name="Medium Shading 1"/>
+    <w:lsdException w:unhideWhenUsed="0" w:uiPriority="64" w:semiHidden="0" w:name="Medium Shading 2"/>
+    <w:lsdException w:unhideWhenUsed="0" w:uiPriority="65" w:semiHidden="0" w:name="Medium List 1"/>
+    <w:lsdException w:unhideWhenUsed="0" w:uiPriority="66" w:semiHidden="0" w:name="Medium List 2"/>
+    <w:lsdException w:unhideWhenUsed="0" w:uiPriority="67" w:semiHidden="0" w:name="Medium Grid 1"/>
+    <w:lsdException w:unhideWhenUsed="0" w:uiPriority="68" w:semiHidden="0" w:name="Medium Grid 2"/>
+    <w:lsdException w:unhideWhenUsed="0" w:uiPriority="69" w:semiHidden="0" w:name="Medium Grid 3"/>
+    <w:lsdException w:unhideWhenUsed="0" w:uiPriority="70" w:semiHidden="0" w:name="Dark List"/>
+    <w:lsdException w:unhideWhenUsed="0" w:uiPriority="71" w:semiHidden="0" w:name="Colorful Shading"/>
+    <w:lsdException w:unhideWhenUsed="0" w:uiPriority="72" w:semiHidden="0" w:name="Colorful List"/>
+    <w:lsdException w:unhideWhenUsed="0" w:uiPriority="73" w:semiHidden="0" w:name="Colorful Grid"/>
+    <w:lsdException w:unhideWhenUsed="0" w:uiPriority="60" w:semiHidden="0" w:name="Light Shading Accent 1"/>
+    <w:lsdException w:unhideWhenUsed="0" w:uiPriority="61" w:semiHidden="0" w:name="Light List Accent 1"/>
+    <w:lsdException w:unhideWhenUsed="0" w:uiPriority="62" w:semiHidden="0" w:name="Light Grid Accent 1"/>
+    <w:lsdException w:unhideWhenUsed="0" w:uiPriority="63" w:semiHidden="0" w:name="Medium Shading 1 Accent 1"/>
+    <w:lsdException w:unhideWhenUsed="0" w:uiPriority="64" w:semiHidden="0" w:name="Medium Shading 2 Accent 1"/>
+    <w:lsdException w:unhideWhenUsed="0" w:uiPriority="65" w:semiHidden="0" w:name="Medium List 1 Accent 1"/>
+    <w:lsdException w:unhideWhenUsed="0" w:uiPriority="66" w:semiHidden="0" w:name="Medium List 2 Accent 1"/>
+    <w:lsdException w:unhideWhenUsed="0" w:uiPriority="67" w:semiHidden="0" w:name="Medium Grid 1 Accent 1"/>
+    <w:lsdException w:unhideWhenUsed="0" w:uiPriority="68" w:semiHidden="0" w:name="Medium Grid 2 Accent 1"/>
+    <w:lsdException w:unhideWhenUsed="0" w:uiPriority="69" w:semiHidden="0" w:name="Medium Grid 3 Accent 1"/>
+    <w:lsdException w:unhideWhenUsed="0" w:uiPriority="70" w:semiHidden="0" w:name="Dark List Accent 1"/>
+    <w:lsdException w:unhideWhenUsed="0" w:uiPriority="71" w:semiHidden="0" w:name="Colorful Shading Accent 1"/>
+    <w:lsdException w:unhideWhenUsed="0" w:uiPriority="72" w:semiHidden="0" w:name="Colorful List Accent 1"/>
+    <w:lsdException w:unhideWhenUsed="0" w:uiPriority="73" w:semiHidden="0" w:name="Colorful Grid Accent 1"/>
+    <w:lsdException w:unhideWhenUsed="0" w:uiPriority="60" w:semiHidden="0" w:name="Light Shading Accent 2"/>
+    <w:lsdException w:unhideWhenUsed="0" w:uiPriority="61" w:semiHidden="0" w:name="Light List Accent 2"/>
+    <w:lsdException w:unhideWhenUsed="0" w:uiPriority="62" w:semiHidden="0" w:name="Light Grid Accent 2"/>
+    <w:lsdException w:unhideWhenUsed="0" w:uiPriority="63" w:semiHidden="0" w:name="Medium Shading 1 Accent 2"/>
+    <w:lsdException w:unhideWhenUsed="0" w:uiPriority="64" w:semiHidden="0" w:name="Medium Shading 2 Accent 2"/>
+    <w:lsdException w:unhideWhenUsed="0" w:uiPriority="65" w:semiHidden="0" w:name="Medium List 1 Accent 2"/>
+    <w:lsdException w:unhideWhenUsed="0" w:uiPriority="66" w:semiHidden="0" w:name="Medium List 2 Accent 2"/>
+    <w:lsdException w:unhideWhenUsed="0" w:uiPriority="67" w:semiHidden="0" w:name="Medium Grid 1 Accent 2"/>
+    <w:lsdException w:unhideWhenUsed="0" w:uiPriority="68" w:semiHidden="0" w:name="Medium Grid 2 Accent 2"/>
+    <w:lsdException w:unhideWhenUsed="0" w:uiPriority="69" w:semiHidden="0" w:name="Medium Grid 3 Accent 2"/>
+    <w:lsdException w:unhideWhenUsed="0" w:uiPriority="70" w:semiHidden="0" w:name="Dark List Accent 2"/>
+    <w:lsdException w:unhideWhenUsed="0" w:uiPriority="71" w:semiHidden="0" w:name="Colorful Shading Accent 2"/>
+    <w:lsdException w:unhideWhenUsed="0" w:uiPriority="72" w:semiHidden="0" w:name="Colorful List Accent 2"/>
+    <w:lsdException w:unhideWhenUsed="0" w:uiPriority="73" w:semiHidden="0" w:name="Colorful Grid Accent 2"/>
+    <w:lsdException w:unhideWhenUsed="0" w:uiPriority="60" w:semiHidden="0" w:name="Light Shading Accent 3"/>
+    <w:lsdException w:unhideWhenUsed="0" w:uiPriority="61" w:semiHidden="0" w:name="Light List Accent 3"/>
+    <w:lsdException w:unhideWhenUsed="0" w:uiPriority="62" w:semiHidden="0" w:name="Light Grid Accent 3"/>
+    <w:lsdException w:unhideWhenUsed="0" w:uiPriority="63" w:semiHidden="0" w:name="Medium Shading 1 Accent 3"/>
+    <w:lsdException w:unhideWhenUsed="0" w:uiPriority="64" w:semiHidden="0" w:name="Medium Shading 2 Accent 3"/>
+    <w:lsdException w:unhideWhenUsed="0" w:uiPriority="65" w:semiHidden="0" w:name="Medium List 1 Accent 3"/>
+    <w:lsdException w:unhideWhenUsed="0" w:uiPriority="66" w:semiHidden="0" w:name="Medium List 2 Accent 3"/>
+    <w:lsdException w:unhideWhenUsed="0" w:uiPriority="67" w:semiHidden="0" w:name="Medium Grid 1 Accent 3"/>
+    <w:lsdException w:unhideWhenUsed="0" w:uiPriority="68" w:semiHidden="0" w:name="Medium Grid 2 Accent 3"/>
+    <w:lsdException w:unhideWhenUsed="0" w:uiPriority="69" w:semiHidden="0" w:name="Medium Grid 3 Accent 3"/>
+    <w:lsdException w:unhideWhenUsed="0" w:uiPriority="70" w:semiHidden="0" w:name="Dark List Accent 3"/>
+    <w:lsdException w:unhideWhenUsed="0" w:uiPriority="71" w:semiHidden="0" w:name="Colorful Shading Accent 3"/>
+    <w:lsdException w:unhideWhenUsed="0" w:uiPriority="72" w:semiHidden="0" w:name="Colorful List Accent 3"/>
+    <w:lsdException w:unhideWhenUsed="0" w:uiPriority="73" w:semiHidden="0" w:name="Colorful Grid Accent 3"/>
+    <w:lsdException w:unhideWhenUsed="0" w:uiPriority="60" w:semiHidden="0" w:name="Light Shading Accent 4"/>
+    <w:lsdException w:unhideWhenUsed="0" w:uiPriority="61" w:semiHidden="0" w:name="Light List Accent 4"/>
+    <w:lsdException w:unhideWhenUsed="0" w:uiPriority="62" w:semiHidden="0" w:name="Light Grid Accent 4"/>
+    <w:lsdException w:unhideWhenUsed="0" w:uiPriority="63" w:semiHidden="0" w:name="Medium Shading 1 Accent 4"/>
+    <w:lsdException w:unhideWhenUsed="0" w:uiPriority="64" w:semiHidden="0" w:name="Medium Shading 2 Accent 4"/>
+    <w:lsdException w:unhideWhenUsed="0" w:uiPriority="65" w:semiHidden="0" w:name="Medium List 1 Accent 4"/>
+    <w:lsdException w:unhideWhenUsed="0" w:uiPriority="66" w:semiHidden="0" w:name="Medium List 2 Accent 4"/>
+    <w:lsdException w:unhideWhenUsed="0" w:uiPriority="67" w:semiHidden="0" w:name="Medium Grid 1 Accent 4"/>
+    <w:lsdException w:unhideWhenUsed="0" w:uiPriority="68" w:semiHidden="0" w:name="Medium Grid 2 Accent 4"/>
+    <w:lsdException w:unhideWhenUsed="0" w:uiPriority="69" w:semiHidden="0" w:name="Medium Grid 3 Accent 4"/>
+    <w:lsdException w:unhideWhenUsed="0" w:uiPriority="70" w:semiHidden="0" w:name="Dark List Accent 4"/>
+    <w:lsdException w:unhideWhenUsed="0" w:uiPriority="71" w:semiHidden="0" w:name="Colorful Shading Accent 4"/>
+    <w:lsdException w:unhideWhenUsed="0" w:uiPriority="72" w:semiHidden="0" w:name="Colorful List Accent 4"/>
+    <w:lsdException w:unhideWhenUsed="0" w:uiPriority="73" w:semiHidden="0" w:name="Colorful Grid Accent 4"/>
+    <w:lsdException w:unhideWhenUsed="0" w:uiPriority="60" w:semiHidden="0" w:name="Light Shading Accent 5"/>
+    <w:lsdException w:unhideWhenUsed="0" w:uiPriority="61" w:semiHidden="0" w:name="Light List Accent 5"/>
+    <w:lsdException w:unhideWhenUsed="0" w:uiPriority="62" w:semiHidden="0" w:name="Light Grid Accent 5"/>
+    <w:lsdException w:unhideWhenUsed="0" w:uiPriority="63" w:semiHidden="0" w:name="Medium Shading 1 Accent 5"/>
+    <w:lsdException w:unhideWhenUsed="0" w:uiPriority="64" w:semiHidden="0" w:name="Medium Shading 2 Accent 5"/>
+    <w:lsdException w:unhideWhenUsed="0" w:uiPriority="65" w:semiHidden="0" w:name="Medium List 1 Accent 5"/>
+    <w:lsdException w:unhideWhenUsed="0" w:uiPriority="66" w:semiHidden="0" w:name="Medium List 2 Accent 5"/>
+    <w:lsdException w:unhideWhenUsed="0" w:uiPriority="67" w:semiHidden="0" w:name="Medium Grid 1 Accent 5"/>
+    <w:lsdException w:unhideWhenUsed="0" w:uiPriority="68" w:semiHidden="0" w:name="Medium Grid 2 Accent 5"/>
+    <w:lsdException w:unhideWhenUsed="0" w:uiPriority="69" w:semiHidden="0" w:name="Medium Grid 3 Accent 5"/>
+    <w:lsdException w:unhideWhenUsed="0" w:uiPriority="70" w:semiHidden="0" w:name="Dark List Accent 5"/>
+    <w:lsdException w:unhideWhenUsed="0" w:uiPriority="71" w:semiHidden="0" w:name="Colorful Shading Accent 5"/>
+    <w:lsdException w:unhideWhenUsed="0" w:uiPriority="72" w:semiHidden="0" w:name="Colorful List Accent 5"/>
+    <w:lsdException w:unhideWhenUsed="0" w:uiPriority="73" w:semiHidden="0" w:name="Colorful Grid Accent 5"/>
+    <w:lsdException w:unhideWhenUsed="0" w:uiPriority="60" w:semiHidden="0" w:name="Light Shading Accent 6"/>
+    <w:lsdException w:unhideWhenUsed="0" w:uiPriority="61" w:semiHidden="0" w:name="Light List Accent 6"/>
+    <w:lsdException w:unhideWhenUsed="0" w:uiPriority="62" w:semiHidden="0" w:name="Light Grid Accent 6"/>
+    <w:lsdException w:unhideWhenUsed="0" w:uiPriority="63" w:semiHidden="0" w:name="Medium Shading 1 Accent 6"/>
+    <w:lsdException w:unhideWhenUsed="0" w:uiPriority="64" w:semiHidden="0" w:name="Medium Shading 2 Accent 6"/>
+    <w:lsdException w:unhideWhenUsed="0" w:uiPriority="65" w:semiHidden="0" w:name="Medium List 1 Accent 6"/>
+    <w:lsdException w:unhideWhenUsed="0" w:uiPriority="66" w:semiHidden="0" w:name="Medium List 2 Accent 6"/>
+    <w:lsdException w:unhideWhenUsed="0" w:uiPriority="67" w:semiHidden="0" w:name="Medium Grid 1 Accent 6"/>
+    <w:lsdException w:unhideWhenUsed="0" w:uiPriority="68" w:semiHidden="0" w:name="Medium Grid 2 Accent 6"/>
+    <w:lsdException w:unhideWhenUsed="0" w:uiPriority="69" w:semiHidden="0" w:name="Medium Grid 3 Accent 6"/>
+    <w:lsdException w:unhideWhenUsed="0" w:uiPriority="70" w:semiHidden="0" w:name="Dark List Accent 6"/>
+    <w:lsdException w:unhideWhenUsed="0" w:uiPriority="71" w:semiHidden="0" w:name="Colorful Shading Accent 6"/>
+    <w:lsdException w:unhideWhenUsed="0" w:uiPriority="72" w:semiHidden="0" w:name="Colorful List Accent 6"/>
+    <w:lsdException w:unhideWhenUsed="0" w:uiPriority="73" w:semiHidden="0" w:name="Colorful Grid Accent 6"/>
   </w:latentStyles>
-  <w:style w:type="paragraph" w:default="1" w:styleId="Normal">
+  <w:style w:type="paragraph" w:default="1" w:styleId="1">
     <w:name w:val="Normal"/>
     <w:qFormat/>
+    <w:uiPriority w:val="0"/>
     <w:pPr>
       <w:kinsoku w:val="0"/>
       <w:autoSpaceDE w:val="0"/>
@@ -8000,7 +8198,7 @@
       <w:textAlignment w:val="baseline"/>
     </w:pPr>
     <w:rPr>
-      <w:rFonts w:ascii="Arial" w:eastAsia="宋体" w:hAnsi="Arial" w:cs="Arial"/>
+      <w:rFonts w:ascii="Arial" w:hAnsi="Arial" w:eastAsia="宋体" w:cs="Arial"/>
       <w:snapToGrid w:val="0"/>
       <w:color w:val="000000"/>
       <w:kern w:val="0"/>
@@ -8009,11 +8207,12 @@
       <w:lang w:val="en-US" w:eastAsia="en-US" w:bidi="ar-SA"/>
     </w:rPr>
   </w:style>
-  <w:style w:type="paragraph" w:styleId="Heading1">
+  <w:style w:type="paragraph" w:styleId="2">
     <w:name w:val="heading 1"/>
-    <w:basedOn w:val="Normal"/>
-    <w:next w:val="Normal"/>
+    <w:basedOn w:val="1"/>
+    <w:next w:val="1"/>
     <w:qFormat/>
+    <w:uiPriority w:val="0"/>
     <w:pPr>
       <w:keepNext/>
       <w:keepLines/>
@@ -8031,12 +8230,13 @@
       <w:sz w:val="44"/>
     </w:rPr>
   </w:style>
-  <w:style w:type="paragraph" w:styleId="Heading2">
+  <w:style w:type="paragraph" w:styleId="3">
     <w:name w:val="heading 2"/>
-    <w:basedOn w:val="Normal"/>
-    <w:next w:val="Normal"/>
+    <w:basedOn w:val="1"/>
+    <w:next w:val="1"/>
     <w:unhideWhenUsed/>
     <w:qFormat/>
+    <w:uiPriority w:val="0"/>
     <w:pPr>
       <w:keepNext/>
       <w:keepLines/>
@@ -8049,18 +8249,19 @@
       <w:outlineLvl w:val="1"/>
     </w:pPr>
     <w:rPr>
-      <w:rFonts w:ascii="Arial" w:eastAsia="黑体" w:hAnsi="Arial"/>
+      <w:rFonts w:ascii="Arial" w:hAnsi="Arial" w:eastAsia="黑体"/>
       <w:b/>
       <w:sz w:val="32"/>
     </w:rPr>
   </w:style>
-  <w:style w:type="paragraph" w:styleId="Heading3">
+  <w:style w:type="paragraph" w:styleId="4">
     <w:name w:val="heading 3"/>
-    <w:basedOn w:val="Normal"/>
-    <w:next w:val="Normal"/>
+    <w:basedOn w:val="1"/>
+    <w:next w:val="1"/>
     <w:semiHidden/>
     <w:unhideWhenUsed/>
     <w:qFormat/>
+    <w:uiPriority w:val="0"/>
     <w:pPr>
       <w:keepNext/>
       <w:keepLines/>
@@ -8077,12 +8278,13 @@
       <w:sz w:val="32"/>
     </w:rPr>
   </w:style>
-  <w:style w:type="paragraph" w:styleId="Heading4">
+  <w:style w:type="paragraph" w:styleId="5">
     <w:name w:val="heading 4"/>
-    <w:basedOn w:val="Normal"/>
-    <w:next w:val="Normal"/>
+    <w:basedOn w:val="1"/>
+    <w:next w:val="1"/>
     <w:unhideWhenUsed/>
     <w:qFormat/>
+    <w:uiPriority w:val="0"/>
     <w:pPr>
       <w:keepNext/>
       <w:keepLines/>
@@ -8095,18 +8297,19 @@
       <w:outlineLvl w:val="3"/>
     </w:pPr>
     <w:rPr>
-      <w:rFonts w:ascii="Arial" w:eastAsia="黑体" w:hAnsi="Arial"/>
+      <w:rFonts w:ascii="Arial" w:hAnsi="Arial" w:eastAsia="黑体"/>
       <w:b/>
       <w:sz w:val="28"/>
     </w:rPr>
   </w:style>
-  <w:style w:type="paragraph" w:styleId="Heading5">
+  <w:style w:type="paragraph" w:styleId="6">
     <w:name w:val="heading 5"/>
-    <w:basedOn w:val="Normal"/>
-    <w:next w:val="Normal"/>
+    <w:basedOn w:val="1"/>
+    <w:next w:val="1"/>
     <w:semiHidden/>
     <w:unhideWhenUsed/>
     <w:qFormat/>
+    <w:uiPriority w:val="0"/>
     <w:pPr>
       <w:keepNext/>
       <w:keepLines/>
@@ -8123,13 +8326,14 @@
       <w:sz w:val="28"/>
     </w:rPr>
   </w:style>
-  <w:style w:type="paragraph" w:styleId="Heading6">
+  <w:style w:type="paragraph" w:styleId="7">
     <w:name w:val="heading 6"/>
-    <w:basedOn w:val="Normal"/>
-    <w:next w:val="Normal"/>
+    <w:basedOn w:val="1"/>
+    <w:next w:val="1"/>
     <w:semiHidden/>
     <w:unhideWhenUsed/>
     <w:qFormat/>
+    <w:uiPriority w:val="0"/>
     <w:pPr>
       <w:keepNext/>
       <w:keepLines/>
@@ -8142,18 +8346,19 @@
       <w:outlineLvl w:val="5"/>
     </w:pPr>
     <w:rPr>
-      <w:rFonts w:ascii="Arial" w:eastAsia="黑体" w:hAnsi="Arial"/>
+      <w:rFonts w:ascii="Arial" w:hAnsi="Arial" w:eastAsia="黑体"/>
       <w:b/>
       <w:sz w:val="24"/>
     </w:rPr>
   </w:style>
-  <w:style w:type="paragraph" w:styleId="Heading7">
+  <w:style w:type="paragraph" w:styleId="8">
     <w:name w:val="heading 7"/>
-    <w:basedOn w:val="Normal"/>
-    <w:next w:val="Normal"/>
+    <w:basedOn w:val="1"/>
+    <w:next w:val="1"/>
     <w:semiHidden/>
     <w:unhideWhenUsed/>
     <w:qFormat/>
+    <w:uiPriority w:val="0"/>
     <w:pPr>
       <w:keepNext/>
       <w:keepLines/>
@@ -8170,13 +8375,14 @@
       <w:sz w:val="24"/>
     </w:rPr>
   </w:style>
-  <w:style w:type="paragraph" w:styleId="Heading8">
+  <w:style w:type="paragraph" w:styleId="9">
     <w:name w:val="heading 8"/>
-    <w:basedOn w:val="Normal"/>
-    <w:next w:val="Normal"/>
+    <w:basedOn w:val="1"/>
+    <w:next w:val="1"/>
     <w:semiHidden/>
     <w:unhideWhenUsed/>
     <w:qFormat/>
+    <w:uiPriority w:val="0"/>
     <w:pPr>
       <w:keepNext/>
       <w:keepLines/>
@@ -8189,17 +8395,18 @@
       <w:outlineLvl w:val="7"/>
     </w:pPr>
     <w:rPr>
-      <w:rFonts w:ascii="Arial" w:eastAsia="黑体" w:hAnsi="Arial"/>
+      <w:rFonts w:ascii="Arial" w:hAnsi="Arial" w:eastAsia="黑体"/>
       <w:sz w:val="24"/>
     </w:rPr>
   </w:style>
-  <w:style w:type="paragraph" w:styleId="Heading9">
+  <w:style w:type="paragraph" w:styleId="10">
     <w:name w:val="heading 9"/>
-    <w:basedOn w:val="Normal"/>
-    <w:next w:val="Normal"/>
+    <w:basedOn w:val="1"/>
+    <w:next w:val="1"/>
     <w:semiHidden/>
     <w:unhideWhenUsed/>
     <w:qFormat/>
+    <w:uiPriority w:val="0"/>
     <w:pPr>
       <w:keepNext/>
       <w:keepLines/>
@@ -8212,19 +8419,21 @@
       <w:outlineLvl w:val="8"/>
     </w:pPr>
     <w:rPr>
-      <w:rFonts w:ascii="Arial" w:eastAsia="黑体" w:hAnsi="Arial"/>
+      <w:rFonts w:ascii="Arial" w:hAnsi="Arial" w:eastAsia="黑体"/>
       <w:sz w:val="21"/>
     </w:rPr>
   </w:style>
-  <w:style w:type="character" w:default="1" w:styleId="DefaultParagraphFont">
+  <w:style w:type="character" w:default="1" w:styleId="22">
     <w:name w:val="Default Paragraph Font"/>
     <w:semiHidden/>
     <w:qFormat/>
+    <w:uiPriority w:val="0"/>
   </w:style>
-  <w:style w:type="table" w:default="1" w:styleId="TableNormal">
+  <w:style w:type="table" w:default="1" w:styleId="20">
     <w:name w:val="Normal Table"/>
     <w:semiHidden/>
     <w:qFormat/>
+    <w:uiPriority w:val="0"/>
     <w:tblPr>
       <w:tblCellMar>
         <w:top w:w="0" w:type="dxa"/>
@@ -8234,39 +8443,43 @@
       </w:tblCellMar>
     </w:tblPr>
   </w:style>
-  <w:style w:type="paragraph" w:styleId="CommentText">
+  <w:style w:type="paragraph" w:styleId="11">
     <w:name w:val="annotation text"/>
-    <w:basedOn w:val="Normal"/>
+    <w:basedOn w:val="1"/>
     <w:qFormat/>
+    <w:uiPriority w:val="0"/>
     <w:pPr>
       <w:jc w:val="left"/>
     </w:pPr>
   </w:style>
-  <w:style w:type="paragraph" w:styleId="BodyText">
+  <w:style w:type="paragraph" w:styleId="12">
     <w:name w:val="Body Text"/>
-    <w:basedOn w:val="Normal"/>
+    <w:basedOn w:val="1"/>
     <w:semiHidden/>
     <w:qFormat/>
+    <w:uiPriority w:val="0"/>
     <w:rPr>
-      <w:rFonts w:ascii="Arial" w:eastAsia="Arial" w:hAnsi="Arial" w:cs="Arial"/>
+      <w:rFonts w:ascii="Arial" w:hAnsi="Arial" w:eastAsia="Arial" w:cs="Arial"/>
       <w:sz w:val="21"/>
       <w:szCs w:val="21"/>
       <w:lang w:val="en-US" w:eastAsia="en-US" w:bidi="ar-SA"/>
     </w:rPr>
   </w:style>
-  <w:style w:type="paragraph" w:styleId="TOC3">
+  <w:style w:type="paragraph" w:styleId="13">
     <w:name w:val="toc 3"/>
-    <w:basedOn w:val="Normal"/>
-    <w:next w:val="Normal"/>
+    <w:basedOn w:val="1"/>
+    <w:next w:val="1"/>
     <w:qFormat/>
+    <w:uiPriority w:val="0"/>
     <w:pPr>
       <w:ind w:left="840" w:leftChars="400"/>
     </w:pPr>
   </w:style>
-  <w:style w:type="paragraph" w:styleId="Footer">
+  <w:style w:type="paragraph" w:styleId="14">
     <w:name w:val="footer"/>
-    <w:basedOn w:val="Normal"/>
+    <w:basedOn w:val="1"/>
     <w:qFormat/>
+    <w:uiPriority w:val="0"/>
     <w:pPr>
       <w:tabs>
         <w:tab w:val="center" w:pos="4153"/>
@@ -8279,16 +8492,17 @@
       <w:sz w:val="18"/>
     </w:rPr>
   </w:style>
-  <w:style w:type="paragraph" w:styleId="Header">
+  <w:style w:type="paragraph" w:styleId="15">
     <w:name w:val="header"/>
-    <w:basedOn w:val="Normal"/>
+    <w:basedOn w:val="1"/>
     <w:qFormat/>
+    <w:uiPriority w:val="0"/>
     <w:pPr>
       <w:pBdr>
-        <w:top w:val="nil"/>
-        <w:left w:val="nil"/>
-        <w:bottom w:val="nil"/>
-        <w:right w:val="nil"/>
+        <w:top w:val="none" w:color="auto" w:sz="0" w:space="0"/>
+        <w:left w:val="none" w:color="auto" w:sz="0" w:space="0"/>
+        <w:bottom w:val="none" w:color="auto" w:sz="0" w:space="0"/>
+        <w:right w:val="none" w:color="auto" w:sz="0" w:space="0"/>
       </w:pBdr>
       <w:tabs>
         <w:tab w:val="center" w:pos="4153"/>
@@ -8303,37 +8517,41 @@
       <w:sz w:val="18"/>
     </w:rPr>
   </w:style>
-  <w:style w:type="paragraph" w:styleId="TOC1">
+  <w:style w:type="paragraph" w:styleId="16">
     <w:name w:val="toc 1"/>
-    <w:basedOn w:val="Normal"/>
-    <w:next w:val="Normal"/>
+    <w:basedOn w:val="1"/>
+    <w:next w:val="1"/>
     <w:qFormat/>
+    <w:uiPriority w:val="0"/>
     <w:rPr>
-      <w:rFonts w:ascii="Arial" w:eastAsia="Microsoft JhengHei" w:hAnsi="Arial"/>
+      <w:rFonts w:ascii="Arial" w:hAnsi="Arial" w:eastAsia="Microsoft JhengHei"/>
       <w:sz w:val="24"/>
     </w:rPr>
   </w:style>
-  <w:style w:type="paragraph" w:styleId="TOC2">
+  <w:style w:type="paragraph" w:styleId="17">
     <w:name w:val="toc 2"/>
-    <w:basedOn w:val="Normal"/>
-    <w:next w:val="Normal"/>
+    <w:basedOn w:val="1"/>
+    <w:next w:val="1"/>
     <w:qFormat/>
+    <w:uiPriority w:val="0"/>
     <w:pPr>
       <w:ind w:left="420" w:leftChars="200"/>
     </w:pPr>
   </w:style>
-  <w:style w:type="paragraph" w:styleId="NormalWeb">
+  <w:style w:type="paragraph" w:styleId="18">
     <w:name w:val="Normal (Web)"/>
-    <w:basedOn w:val="Normal"/>
+    <w:basedOn w:val="1"/>
     <w:qFormat/>
+    <w:uiPriority w:val="0"/>
     <w:rPr>
       <w:sz w:val="24"/>
     </w:rPr>
   </w:style>
-  <w:style w:type="paragraph" w:styleId="Title">
+  <w:style w:type="paragraph" w:styleId="19">
     <w:name w:val="Title"/>
-    <w:basedOn w:val="Normal"/>
+    <w:basedOn w:val="1"/>
     <w:qFormat/>
+    <w:uiPriority w:val="0"/>
     <w:pPr>
       <w:spacing w:before="240" w:beforeLines="0" w:beforeAutospacing="0" w:after="60" w:afterLines="0" w:afterAutospacing="0"/>
       <w:jc w:val="center"/>
@@ -8345,84 +8563,91 @@
       <w:sz w:val="32"/>
     </w:rPr>
   </w:style>
-  <w:style w:type="table" w:styleId="TableGrid">
+  <w:style w:type="table" w:styleId="21">
     <w:name w:val="Table Grid"/>
-    <w:basedOn w:val="TableNormal"/>
+    <w:basedOn w:val="20"/>
     <w:qFormat/>
+    <w:uiPriority w:val="0"/>
     <w:pPr>
       <w:widowControl w:val="0"/>
       <w:jc w:val="both"/>
     </w:pPr>
     <w:tblPr>
       <w:tblBorders>
-        <w:top w:val="single" w:sz="4" w:space="0" w:color="auto"/>
-        <w:left w:val="single" w:sz="4" w:space="0" w:color="auto"/>
-        <w:bottom w:val="single" w:sz="4" w:space="0" w:color="auto"/>
-        <w:right w:val="single" w:sz="4" w:space="0" w:color="auto"/>
-        <w:insideH w:val="single" w:sz="4" w:space="0" w:color="auto"/>
-        <w:insideV w:val="single" w:sz="4" w:space="0" w:color="auto"/>
+        <w:top w:val="single" w:color="auto" w:sz="4" w:space="0"/>
+        <w:left w:val="single" w:color="auto" w:sz="4" w:space="0"/>
+        <w:bottom w:val="single" w:color="auto" w:sz="4" w:space="0"/>
+        <w:right w:val="single" w:color="auto" w:sz="4" w:space="0"/>
+        <w:insideH w:val="single" w:color="auto" w:sz="4" w:space="0"/>
+        <w:insideV w:val="single" w:color="auto" w:sz="4" w:space="0"/>
       </w:tblBorders>
     </w:tblPr>
   </w:style>
-  <w:style w:type="character" w:styleId="Strong">
+  <w:style w:type="character" w:styleId="23">
     <w:name w:val="Strong"/>
-    <w:basedOn w:val="DefaultParagraphFont"/>
+    <w:basedOn w:val="22"/>
     <w:qFormat/>
+    <w:uiPriority w:val="0"/>
     <w:rPr>
       <w:b/>
     </w:rPr>
   </w:style>
-  <w:style w:type="paragraph" w:customStyle="1" w:styleId="a">
+  <w:style w:type="paragraph" w:customStyle="1" w:styleId="24">
     <w:name w:val="柴_文档修订信息"/>
-    <w:basedOn w:val="Normal"/>
+    <w:basedOn w:val="1"/>
+    <w:qFormat/>
+    <w:uiPriority w:val="0"/>
     <w:pPr>
       <w:widowControl w:val="0"/>
       <w:ind w:firstLine="470" w:firstLineChars="200"/>
       <w:jc w:val="center"/>
     </w:pPr>
     <w:rPr>
-      <w:rFonts w:ascii="Arial" w:hAnsi="Arial" w:hint="eastAsia"/>
+      <w:rFonts w:hint="eastAsia" w:ascii="Arial" w:hAnsi="Arial"/>
       <w:b/>
       <w:bCs/>
       <w:sz w:val="24"/>
       <w:lang w:eastAsia="zh-CN"/>
     </w:rPr>
   </w:style>
-  <w:style w:type="paragraph" w:customStyle="1" w:styleId="a0">
+  <w:style w:type="paragraph" w:customStyle="1" w:styleId="25">
     <w:name w:val="柴_公司名"/>
-    <w:basedOn w:val="Title"/>
+    <w:basedOn w:val="19"/>
     <w:qFormat/>
+    <w:uiPriority w:val="0"/>
     <w:pPr>
       <w:spacing w:after="600" w:afterLines="600"/>
     </w:pPr>
     <w:rPr>
-      <w:rFonts w:ascii="宋体" w:eastAsia="宋体" w:hAnsi="宋体" w:cs="宋体" w:hint="eastAsia"/>
+      <w:rFonts w:hint="eastAsia" w:ascii="宋体" w:hAnsi="宋体" w:eastAsia="宋体" w:cs="宋体"/>
       <w:bCs/>
       <w:spacing w:val="-6"/>
       <w:sz w:val="52"/>
       <w:szCs w:val="52"/>
     </w:rPr>
   </w:style>
-  <w:style w:type="paragraph" w:customStyle="1" w:styleId="a1">
+  <w:style w:type="paragraph" w:customStyle="1" w:styleId="26">
     <w:name w:val="柴_文档名"/>
-    <w:basedOn w:val="Title"/>
+    <w:basedOn w:val="19"/>
     <w:qFormat/>
+    <w:uiPriority w:val="0"/>
     <w:pPr>
       <w:spacing w:after="900" w:afterLines="900"/>
     </w:pPr>
     <w:rPr>
-      <w:rFonts w:ascii="黑体" w:eastAsia="黑体" w:hAnsi="黑体" w:cs="黑体"/>
+      <w:rFonts w:ascii="黑体" w:hAnsi="黑体" w:eastAsia="黑体" w:cs="黑体"/>
       <w:bCs/>
       <w:spacing w:val="-7"/>
       <w:sz w:val="52"/>
       <w:szCs w:val="52"/>
     </w:rPr>
   </w:style>
-  <w:style w:type="table" w:customStyle="1" w:styleId="TableNormal0">
+  <w:style w:type="table" w:customStyle="1" w:styleId="27">
     <w:name w:val="Table Normal_0"/>
     <w:semiHidden/>
     <w:unhideWhenUsed/>
     <w:qFormat/>
+    <w:uiPriority w:val="0"/>
     <w:tblPr>
       <w:tblCellMar>
         <w:top w:w="0" w:type="dxa"/>
@@ -8432,82 +8657,88 @@
       </w:tblCellMar>
     </w:tblPr>
   </w:style>
-  <w:style w:type="paragraph" w:customStyle="1" w:styleId="TableText">
+  <w:style w:type="paragraph" w:customStyle="1" w:styleId="28">
     <w:name w:val="Table Text"/>
-    <w:basedOn w:val="Normal"/>
+    <w:basedOn w:val="1"/>
     <w:semiHidden/>
     <w:qFormat/>
+    <w:uiPriority w:val="0"/>
     <w:rPr>
-      <w:rFonts w:ascii="宋体" w:eastAsia="宋体" w:hAnsi="宋体" w:cs="宋体"/>
+      <w:rFonts w:ascii="宋体" w:hAnsi="宋体" w:eastAsia="宋体" w:cs="宋体"/>
       <w:sz w:val="21"/>
       <w:szCs w:val="21"/>
       <w:lang w:val="en-US" w:eastAsia="en-US" w:bidi="ar-SA"/>
     </w:rPr>
   </w:style>
-  <w:style w:type="paragraph" w:customStyle="1" w:styleId="1">
+  <w:style w:type="paragraph" w:customStyle="1" w:styleId="29">
     <w:name w:val="柴_标题1"/>
-    <w:basedOn w:val="Heading1"/>
-    <w:next w:val="a2"/>
-    <w:link w:val="1Char"/>
+    <w:basedOn w:val="2"/>
+    <w:next w:val="30"/>
+    <w:link w:val="39"/>
     <w:qFormat/>
+    <w:uiPriority w:val="0"/>
     <w:pPr>
       <w:spacing w:before="100" w:after="90" w:line="360" w:lineRule="auto"/>
     </w:pPr>
     <w:rPr>
-      <w:rFonts w:ascii="Arial" w:eastAsia="宋体" w:hAnsi="Arial"/>
+      <w:rFonts w:ascii="Arial" w:hAnsi="Arial" w:eastAsia="宋体"/>
       <w:sz w:val="32"/>
     </w:rPr>
   </w:style>
-  <w:style w:type="paragraph" w:customStyle="1" w:styleId="a2">
+  <w:style w:type="paragraph" w:customStyle="1" w:styleId="30">
     <w:name w:val="柴_正文"/>
-    <w:basedOn w:val="BodyText"/>
-    <w:link w:val="Char"/>
+    <w:basedOn w:val="12"/>
+    <w:link w:val="43"/>
     <w:qFormat/>
+    <w:uiPriority w:val="0"/>
     <w:pPr>
       <w:spacing w:line="360" w:lineRule="auto"/>
       <w:ind w:firstLine="470" w:firstLineChars="200"/>
     </w:pPr>
     <w:rPr>
-      <w:rFonts w:ascii="Arial" w:eastAsia="宋体" w:hAnsi="Arial"/>
+      <w:rFonts w:ascii="Arial" w:hAnsi="Arial" w:eastAsia="宋体"/>
       <w:sz w:val="24"/>
       <w:lang w:eastAsia="zh-CN"/>
     </w:rPr>
   </w:style>
-  <w:style w:type="paragraph" w:customStyle="1" w:styleId="2">
+  <w:style w:type="paragraph" w:customStyle="1" w:styleId="31">
     <w:name w:val="柴_标题2"/>
-    <w:basedOn w:val="Heading2"/>
-    <w:next w:val="a2"/>
-    <w:link w:val="2Char"/>
+    <w:basedOn w:val="3"/>
+    <w:next w:val="30"/>
+    <w:link w:val="46"/>
     <w:qFormat/>
+    <w:uiPriority w:val="0"/>
     <w:pPr>
       <w:spacing w:line="360" w:lineRule="auto"/>
     </w:pPr>
     <w:rPr>
-      <w:rFonts w:ascii="Arial" w:eastAsia="宋体" w:hAnsi="Arial"/>
+      <w:rFonts w:ascii="Arial" w:hAnsi="Arial" w:eastAsia="宋体"/>
       <w:sz w:val="28"/>
     </w:rPr>
   </w:style>
-  <w:style w:type="paragraph" w:customStyle="1" w:styleId="3">
+  <w:style w:type="paragraph" w:customStyle="1" w:styleId="32">
     <w:name w:val="柴_标题3"/>
-    <w:basedOn w:val="Heading3"/>
-    <w:next w:val="a2"/>
+    <w:basedOn w:val="4"/>
+    <w:next w:val="30"/>
     <w:qFormat/>
+    <w:uiPriority w:val="0"/>
     <w:pPr>
       <w:spacing w:line="360" w:lineRule="auto"/>
       <w:ind w:left="0" w:firstLine="472" w:firstLineChars="200"/>
     </w:pPr>
     <w:rPr>
-      <w:rFonts w:ascii="宋体" w:eastAsia="宋体" w:hAnsi="宋体" w:cs="宋体"/>
+      <w:rFonts w:ascii="宋体" w:hAnsi="宋体" w:eastAsia="宋体" w:cs="宋体"/>
       <w:spacing w:val="-2"/>
       <w:sz w:val="24"/>
       <w:szCs w:val="24"/>
     </w:rPr>
   </w:style>
-  <w:style w:type="paragraph" w:customStyle="1" w:styleId="a3">
+  <w:style w:type="paragraph" w:customStyle="1" w:styleId="33">
     <w:name w:val="柴_目录"/>
-    <w:basedOn w:val="Normal"/>
-    <w:next w:val="BodyText"/>
+    <w:basedOn w:val="1"/>
+    <w:next w:val="12"/>
     <w:qFormat/>
+    <w:uiPriority w:val="0"/>
     <w:pPr>
       <w:tabs>
         <w:tab w:val="right" w:leader="dot" w:pos="8442"/>
@@ -8515,59 +8746,64 @@
       <w:ind w:left="0" w:leftChars="0"/>
     </w:pPr>
     <w:rPr>
-      <w:rFonts w:ascii="Arial" w:eastAsia="Microsoft JhengHei" w:hAnsi="Arial"/>
+      <w:rFonts w:ascii="Arial" w:hAnsi="Arial" w:eastAsia="Microsoft JhengHei"/>
       <w:sz w:val="24"/>
     </w:rPr>
   </w:style>
-  <w:style w:type="paragraph" w:customStyle="1" w:styleId="WPSOffice1">
+  <w:style w:type="paragraph" w:customStyle="1" w:styleId="34">
     <w:name w:val="WPSOffice手动目录 1"/>
     <w:qFormat/>
+    <w:uiPriority w:val="0"/>
     <w:pPr>
       <w:ind w:leftChars="0"/>
     </w:pPr>
     <w:rPr>
-      <w:rFonts w:ascii="Times New Roman" w:eastAsia="宋体" w:hAnsi="Times New Roman" w:cs="Times New Roman"/>
+      <w:rFonts w:ascii="Times New Roman" w:hAnsi="Times New Roman" w:eastAsia="宋体" w:cs="Times New Roman"/>
       <w:sz w:val="20"/>
       <w:szCs w:val="20"/>
     </w:rPr>
   </w:style>
-  <w:style w:type="paragraph" w:customStyle="1" w:styleId="WPSOffice2">
+  <w:style w:type="paragraph" w:customStyle="1" w:styleId="35">
     <w:name w:val="WPSOffice手动目录 2"/>
     <w:qFormat/>
+    <w:uiPriority w:val="0"/>
     <w:pPr>
       <w:ind w:leftChars="200"/>
     </w:pPr>
     <w:rPr>
-      <w:rFonts w:ascii="Times New Roman" w:eastAsia="宋体" w:hAnsi="Times New Roman" w:cs="Times New Roman"/>
+      <w:rFonts w:ascii="Times New Roman" w:hAnsi="Times New Roman" w:eastAsia="宋体" w:cs="Times New Roman"/>
       <w:sz w:val="20"/>
       <w:szCs w:val="20"/>
     </w:rPr>
   </w:style>
-  <w:style w:type="paragraph" w:customStyle="1" w:styleId="WPSOffice3">
+  <w:style w:type="paragraph" w:customStyle="1" w:styleId="36">
     <w:name w:val="WPSOffice手动目录 3"/>
     <w:qFormat/>
+    <w:uiPriority w:val="0"/>
     <w:pPr>
       <w:ind w:leftChars="400"/>
     </w:pPr>
     <w:rPr>
-      <w:rFonts w:ascii="Times New Roman" w:eastAsia="宋体" w:hAnsi="Times New Roman" w:cs="Times New Roman"/>
+      <w:rFonts w:ascii="Times New Roman" w:hAnsi="Times New Roman" w:eastAsia="宋体" w:cs="Times New Roman"/>
       <w:sz w:val="20"/>
       <w:szCs w:val="20"/>
     </w:rPr>
   </w:style>
-  <w:style w:type="paragraph" w:customStyle="1" w:styleId="Compact">
+  <w:style w:type="paragraph" w:customStyle="1" w:styleId="37">
     <w:name w:val="Compact"/>
-    <w:basedOn w:val="BodyText"/>
+    <w:basedOn w:val="12"/>
     <w:qFormat/>
+    <w:uiPriority w:val="0"/>
     <w:pPr>
       <w:spacing w:before="36" w:after="36"/>
     </w:pPr>
   </w:style>
-  <w:style w:type="table" w:customStyle="1" w:styleId="Table">
+  <w:style w:type="table" w:customStyle="1" w:styleId="38">
     <w:name w:val="Table"/>
     <w:semiHidden/>
     <w:unhideWhenUsed/>
     <w:qFormat/>
+    <w:uiPriority w:val="0"/>
     <w:tblPr>
       <w:tblCellMar>
         <w:top w:w="0" w:type="dxa"/>
@@ -8579,26 +8815,28 @@
     <w:tblStylePr w:type="firstRow">
       <w:tcPr>
         <w:tcBorders>
-          <w:bottom w:val="single" w:sz="0" w:space="0" w:color="auto"/>
+          <w:bottom w:val="single" w:color="auto" w:sz="0" w:space="0"/>
         </w:tcBorders>
         <w:vAlign w:val="bottom"/>
       </w:tcPr>
     </w:tblStylePr>
   </w:style>
-  <w:style w:type="character" w:customStyle="1" w:styleId="1Char">
+  <w:style w:type="character" w:customStyle="1" w:styleId="39">
     <w:name w:val="柴_标题1 Char"/>
-    <w:link w:val="1"/>
+    <w:link w:val="29"/>
     <w:qFormat/>
+    <w:uiPriority w:val="0"/>
     <w:rPr>
-      <w:rFonts w:ascii="Arial" w:eastAsia="宋体" w:hAnsi="Arial"/>
+      <w:rFonts w:ascii="Arial" w:hAnsi="Arial" w:eastAsia="宋体"/>
       <w:sz w:val="32"/>
     </w:rPr>
   </w:style>
-  <w:style w:type="table" w:customStyle="1" w:styleId="TableNormal1">
+  <w:style w:type="table" w:customStyle="1" w:styleId="40">
     <w:name w:val="Table Normal_1"/>
     <w:semiHidden/>
     <w:unhideWhenUsed/>
     <w:qFormat/>
+    <w:uiPriority w:val="0"/>
     <w:tblPr>
       <w:tblCellMar>
         <w:top w:w="0" w:type="dxa"/>
@@ -8608,11 +8846,12 @@
       </w:tblCellMar>
     </w:tblPr>
   </w:style>
-  <w:style w:type="paragraph" w:customStyle="1" w:styleId="a4">
+  <w:style w:type="paragraph" w:customStyle="1" w:styleId="41">
     <w:name w:val="柴_正文_无缩进"/>
-    <w:basedOn w:val="Normal"/>
-    <w:link w:val="Char0"/>
+    <w:basedOn w:val="1"/>
+    <w:link w:val="45"/>
     <w:qFormat/>
+    <w:uiPriority w:val="0"/>
     <w:pPr>
       <w:ind w:firstLine="0" w:firstLineChars="0"/>
     </w:pPr>
@@ -8622,38 +8861,41 @@
       <w:lang w:eastAsia="zh-CN"/>
     </w:rPr>
   </w:style>
-  <w:style w:type="paragraph" w:customStyle="1" w:styleId="4">
+  <w:style w:type="paragraph" w:customStyle="1" w:styleId="42">
     <w:name w:val="柴_标题4"/>
-    <w:basedOn w:val="Heading4"/>
-    <w:next w:val="Normal"/>
+    <w:basedOn w:val="5"/>
+    <w:next w:val="1"/>
     <w:qFormat/>
+    <w:uiPriority w:val="0"/>
     <w:pPr>
       <w:widowControl w:val="0"/>
       <w:spacing w:before="160" w:line="360" w:lineRule="auto"/>
-      <w:ind w:left="981" w:hanging="862" w:leftChars="300"/>
+      <w:ind w:left="981" w:leftChars="300" w:hanging="862"/>
     </w:pPr>
     <w:rPr>
-      <w:rFonts w:ascii="Calibri" w:eastAsia="宋体" w:hAnsi="Calibri" w:cs="宋体" w:hint="eastAsia"/>
+      <w:rFonts w:hint="eastAsia" w:ascii="Calibri" w:hAnsi="Calibri" w:eastAsia="宋体" w:cs="宋体"/>
       <w:sz w:val="24"/>
       <w:szCs w:val="24"/>
       <w:lang w:eastAsia="zh-CN" w:bidi="zh-CN"/>
     </w:rPr>
   </w:style>
-  <w:style w:type="character" w:customStyle="1" w:styleId="Char">
+  <w:style w:type="character" w:customStyle="1" w:styleId="43">
     <w:name w:val="柴_正文 Char"/>
-    <w:link w:val="a2"/>
+    <w:link w:val="30"/>
     <w:qFormat/>
+    <w:uiPriority w:val="0"/>
     <w:rPr>
-      <w:rFonts w:ascii="Arial" w:eastAsia="宋体" w:hAnsi="Arial"/>
+      <w:rFonts w:ascii="Arial" w:hAnsi="Arial" w:eastAsia="宋体"/>
       <w:sz w:val="24"/>
       <w:lang w:eastAsia="zh-CN"/>
     </w:rPr>
   </w:style>
-  <w:style w:type="table" w:customStyle="1" w:styleId="TableNormal00">
+  <w:style w:type="table" w:customStyle="1" w:styleId="44">
     <w:name w:val="Table Normal_0_0"/>
     <w:semiHidden/>
     <w:unhideWhenUsed/>
     <w:qFormat/>
+    <w:uiPriority w:val="0"/>
     <w:tblPr>
       <w:tblCellMar>
         <w:top w:w="0" w:type="dxa"/>
@@ -8663,22 +8905,24 @@
       </w:tblCellMar>
     </w:tblPr>
   </w:style>
-  <w:style w:type="character" w:customStyle="1" w:styleId="Char0">
+  <w:style w:type="character" w:customStyle="1" w:styleId="45">
     <w:name w:val="柴_正文_无缩进 Char"/>
-    <w:link w:val="a4"/>
+    <w:link w:val="41"/>
     <w:qFormat/>
+    <w:uiPriority w:val="0"/>
     <w:rPr>
       <w:rFonts w:ascii="Arial" w:hAnsi="Arial"/>
       <w:sz w:val="24"/>
       <w:lang w:eastAsia="zh-CN"/>
     </w:rPr>
   </w:style>
-  <w:style w:type="character" w:customStyle="1" w:styleId="2Char">
+  <w:style w:type="character" w:customStyle="1" w:styleId="46">
     <w:name w:val="柴_标题2 Char"/>
-    <w:link w:val="2"/>
+    <w:link w:val="31"/>
     <w:qFormat/>
+    <w:uiPriority w:val="0"/>
     <w:rPr>
-      <w:rFonts w:ascii="Arial" w:eastAsia="宋体" w:hAnsi="Arial"/>
+      <w:rFonts w:ascii="Arial" w:hAnsi="Arial" w:eastAsia="宋体"/>
       <w:sz w:val="28"/>
     </w:rPr>
   </w:style>
